--- a/content/W02/SAT/answer-key/C2_W02_SAT_answer_key_TRAINER.docx
+++ b/content/W02/SAT/answer-key/C2_W02_SAT_answer_key_TRAINER.docx
@@ -13601,6 +13601,9759 @@
       </w:tr>
     </w:tbl>
     <w:p>
+      <w:r>
+        <w:br w:type="page"/>
+      </w:r>
+    </w:p>
+    <w:p>
+      <w:pPr>
+        <w:spacing w:after="100" w:before="0"/>
+      </w:pPr>
+      <w:r>
+        <w:rPr>
+          <w:rFonts w:ascii="Georgia" w:cs="Georgia" w:eastAsia="Georgia" w:hAnsi="Georgia"/>
+          <w:color w:val="1A0F5C"/>
+          <w:sz w:val="30"/>
+          <w:szCs w:val="30"/>
+        </w:rPr>
+        <w:t xml:space="preserve">Why each answer holds</w:t>
+      </w:r>
+    </w:p>
+    <w:tbl>
+      <w:tblPr>
+        <w:tblW w:type="dxa" w:w="9806"/>
+        <w:tblBorders>
+          <w:top w:val="single" w:color="auto" w:sz="4"/>
+          <w:left w:val="single" w:color="auto" w:sz="4"/>
+          <w:bottom w:val="single" w:color="auto" w:sz="4"/>
+          <w:right w:val="single" w:color="auto" w:sz="4"/>
+          <w:insideH w:val="single" w:color="auto" w:sz="4"/>
+          <w:insideV w:val="single" w:color="auto" w:sz="4"/>
+        </w:tblBorders>
+      </w:tblPr>
+      <w:tblGrid>
+        <w:gridCol w:w="9806"/>
+      </w:tblGrid>
+      <w:tr>
+        <w:trPr>
+          <w:cantSplit/>
+        </w:trPr>
+        <w:tc>
+          <w:tcPr>
+            <w:tcW w:type="dxa" w:w="9806"/>
+            <w:tcBorders>
+              <w:top w:val="single" w:color="CFC9EE" w:sz="6"/>
+              <w:left w:val="single" w:color="CFC9EE" w:sz="6"/>
+              <w:bottom w:val="single" w:color="CFC9EE" w:sz="6"/>
+              <w:right w:val="single" w:color="CFC9EE" w:sz="6"/>
+            </w:tcBorders>
+            <w:tcMar>
+              <w:top w:type="dxa" w:w="90"/>
+              <w:left w:type="dxa" w:w="140"/>
+              <w:bottom w:type="dxa" w:w="90"/>
+              <w:right w:type="dxa" w:w="140"/>
+            </w:tcMar>
+          </w:tcPr>
+          <w:p>
+            <w:pPr>
+              <w:spacing w:after="80"/>
+            </w:pPr>
+            <w:r>
+              <w:rPr>
+                <w:b/>
+                <w:bCs/>
+                <w:color w:val="5B3FD6"/>
+                <w:sz w:val="24"/>
+                <w:szCs w:val="24"/>
+              </w:rPr>
+              <w:t xml:space="preserve">Q1</w:t>
+            </w:r>
+            <w:r>
+              <w:rPr>
+                <w:b/>
+                <w:bCs/>
+                <w:color w:val="1A0F5C"/>
+                <w:sz w:val="21"/>
+                <w:szCs w:val="21"/>
+              </w:rPr>
+              <w:t xml:space="preserve">   key HAVING</w:t>
+            </w:r>
+            <w:r>
+              <w:rPr>
+                <w:color w:val="6B6690"/>
+                <w:sz w:val="18"/>
+                <w:szCs w:val="18"/>
+              </w:rPr>
+              <w:t xml:space="preserve">   Fill in the blank, Easy, [S], Mon</w:t>
+            </w:r>
+          </w:p>
+          <w:p>
+            <w:pPr>
+              <w:spacing w:after="80"/>
+            </w:pPr>
+            <w:r>
+              <w:rPr>
+                <w:b/>
+                <w:bCs/>
+                <w:color w:val="1A0F5C"/>
+                <w:sz w:val="21"/>
+                <w:szCs w:val="21"/>
+              </w:rPr>
+              <w:t xml:space="preserve">Why it holds.  </w:t>
+            </w:r>
+            <w:r>
+              <w:rPr>
+                <w:color w:val="1A0F5C"/>
+                <w:sz w:val="21"/>
+                <w:szCs w:val="21"/>
+              </w:rPr>
+              <w:t xml:space="preserve">HAVING runs after GROUP BY, so it is the only clause that can judge a group. The common wrong answer is GROUP BY itself, which forms the groups and filters nothing.</w:t>
+            </w:r>
+          </w:p>
+          <w:p>
+            <w:pPr>
+              <w:spacing w:before="60"/>
+            </w:pPr>
+            <w:r>
+              <w:rPr>
+                <w:b/>
+                <w:bCs/>
+                <w:color w:val="1A0F5C"/>
+                <w:sz w:val="21"/>
+                <w:szCs w:val="21"/>
+              </w:rPr>
+              <w:t xml:space="preserve">In the interview.  </w:t>
+            </w:r>
+            <w:r>
+              <w:rPr>
+                <w:color w:val="1A0F5C"/>
+                <w:sz w:val="21"/>
+                <w:szCs w:val="21"/>
+              </w:rPr>
+              <w:t xml:space="preserve">WHERE keeps or drops one row before any group exists, and HAVING keeps or drops a whole group after the aggregate is computed.</w:t>
+            </w:r>
+          </w:p>
+          <w:p>
+            <w:pPr>
+              <w:spacing w:after="80"/>
+            </w:pPr>
+            <w:r>
+              <w:rPr>
+                <w:color w:val="6B6690"/>
+                <w:sz w:val="18"/>
+                <w:szCs w:val="18"/>
+              </w:rPr>
+              <w:t xml:space="preserve">Anchor: WHERE against HAVING, one sentence each.</w:t>
+            </w:r>
+          </w:p>
+        </w:tc>
+      </w:tr>
+    </w:tbl>
+    <w:p>
+      <w:pPr>
+        <w:spacing w:after="90"/>
+      </w:pPr>
+    </w:p>
+    <w:tbl>
+      <w:tblPr>
+        <w:tblW w:type="dxa" w:w="9806"/>
+        <w:tblBorders>
+          <w:top w:val="single" w:color="auto" w:sz="4"/>
+          <w:left w:val="single" w:color="auto" w:sz="4"/>
+          <w:bottom w:val="single" w:color="auto" w:sz="4"/>
+          <w:right w:val="single" w:color="auto" w:sz="4"/>
+          <w:insideH w:val="single" w:color="auto" w:sz="4"/>
+          <w:insideV w:val="single" w:color="auto" w:sz="4"/>
+        </w:tblBorders>
+      </w:tblPr>
+      <w:tblGrid>
+        <w:gridCol w:w="9806"/>
+      </w:tblGrid>
+      <w:tr>
+        <w:trPr>
+          <w:cantSplit/>
+        </w:trPr>
+        <w:tc>
+          <w:tcPr>
+            <w:tcW w:type="dxa" w:w="9806"/>
+            <w:tcBorders>
+              <w:top w:val="single" w:color="CFC9EE" w:sz="6"/>
+              <w:left w:val="single" w:color="CFC9EE" w:sz="6"/>
+              <w:bottom w:val="single" w:color="CFC9EE" w:sz="6"/>
+              <w:right w:val="single" w:color="CFC9EE" w:sz="6"/>
+            </w:tcBorders>
+            <w:tcMar>
+              <w:top w:type="dxa" w:w="90"/>
+              <w:left w:type="dxa" w:w="140"/>
+              <w:bottom w:type="dxa" w:w="90"/>
+              <w:right w:type="dxa" w:w="140"/>
+            </w:tcMar>
+          </w:tcPr>
+          <w:p>
+            <w:pPr>
+              <w:spacing w:after="80"/>
+            </w:pPr>
+            <w:r>
+              <w:rPr>
+                <w:b/>
+                <w:bCs/>
+                <w:color w:val="5B3FD6"/>
+                <w:sz w:val="24"/>
+                <w:szCs w:val="24"/>
+              </w:rPr>
+              <w:t xml:space="preserve">Q2</w:t>
+            </w:r>
+            <w:r>
+              <w:rPr>
+                <w:b/>
+                <w:bCs/>
+                <w:color w:val="1A0F5C"/>
+                <w:sz w:val="21"/>
+                <w:szCs w:val="21"/>
+              </w:rPr>
+              <w:t xml:space="preserve">   key guarantee</w:t>
+            </w:r>
+            <w:r>
+              <w:rPr>
+                <w:color w:val="6B6690"/>
+                <w:sz w:val="18"/>
+                <w:szCs w:val="18"/>
+              </w:rPr>
+              <w:t xml:space="preserve">   Fill in the blank, Easy, [F], Mon</w:t>
+            </w:r>
+          </w:p>
+          <w:p>
+            <w:pPr>
+              <w:spacing w:after="80"/>
+            </w:pPr>
+            <w:r>
+              <w:rPr>
+                <w:b/>
+                <w:bCs/>
+                <w:color w:val="1A0F5C"/>
+                <w:sz w:val="21"/>
+                <w:szCs w:val="21"/>
+              </w:rPr>
+              <w:t xml:space="preserve">Why it holds.  </w:t>
+            </w:r>
+            <w:r>
+              <w:rPr>
+                <w:color w:val="1A0F5C"/>
+                <w:sz w:val="21"/>
+                <w:szCs w:val="21"/>
+              </w:rPr>
+              <w:t xml:space="preserve">A table has no stored order, so without ORDER BY the database returns whichever rows its plan reaches first, and two runs can differ.</w:t>
+            </w:r>
+          </w:p>
+          <w:p>
+            <w:pPr>
+              <w:spacing w:before="60"/>
+            </w:pPr>
+            <w:r>
+              <w:rPr>
+                <w:b/>
+                <w:bCs/>
+                <w:color w:val="1A0F5C"/>
+                <w:sz w:val="21"/>
+                <w:szCs w:val="21"/>
+              </w:rPr>
+              <w:t xml:space="preserve">In the interview.  </w:t>
+            </w:r>
+            <w:r>
+              <w:rPr>
+                <w:color w:val="1A0F5C"/>
+                <w:sz w:val="21"/>
+                <w:szCs w:val="21"/>
+              </w:rPr>
+              <w:t xml:space="preserve">LIMIT without ORDER BY returns some rows, never defined ones, so two analysts can get two different top fives from the same data.</w:t>
+            </w:r>
+          </w:p>
+          <w:p>
+            <w:pPr>
+              <w:spacing w:after="80"/>
+            </w:pPr>
+            <w:r>
+              <w:rPr>
+                <w:color w:val="6B6690"/>
+                <w:sz w:val="18"/>
+                <w:szCs w:val="18"/>
+              </w:rPr>
+              <w:t xml:space="preserve">Anchor: What does LIMIT without ORDER BY return?</w:t>
+            </w:r>
+          </w:p>
+        </w:tc>
+      </w:tr>
+    </w:tbl>
+    <w:p>
+      <w:pPr>
+        <w:spacing w:after="90"/>
+      </w:pPr>
+    </w:p>
+    <w:tbl>
+      <w:tblPr>
+        <w:tblW w:type="dxa" w:w="9806"/>
+        <w:tblBorders>
+          <w:top w:val="single" w:color="auto" w:sz="4"/>
+          <w:left w:val="single" w:color="auto" w:sz="4"/>
+          <w:bottom w:val="single" w:color="auto" w:sz="4"/>
+          <w:right w:val="single" w:color="auto" w:sz="4"/>
+          <w:insideH w:val="single" w:color="auto" w:sz="4"/>
+          <w:insideV w:val="single" w:color="auto" w:sz="4"/>
+        </w:tblBorders>
+      </w:tblPr>
+      <w:tblGrid>
+        <w:gridCol w:w="9806"/>
+      </w:tblGrid>
+      <w:tr>
+        <w:trPr>
+          <w:cantSplit/>
+        </w:trPr>
+        <w:tc>
+          <w:tcPr>
+            <w:tcW w:type="dxa" w:w="9806"/>
+            <w:tcBorders>
+              <w:top w:val="single" w:color="CFC9EE" w:sz="6"/>
+              <w:left w:val="single" w:color="CFC9EE" w:sz="6"/>
+              <w:bottom w:val="single" w:color="CFC9EE" w:sz="6"/>
+              <w:right w:val="single" w:color="CFC9EE" w:sz="6"/>
+            </w:tcBorders>
+            <w:tcMar>
+              <w:top w:type="dxa" w:w="90"/>
+              <w:left w:type="dxa" w:w="140"/>
+              <w:bottom w:type="dxa" w:w="90"/>
+              <w:right w:type="dxa" w:w="140"/>
+            </w:tcMar>
+          </w:tcPr>
+          <w:p>
+            <w:pPr>
+              <w:spacing w:after="80"/>
+            </w:pPr>
+            <w:r>
+              <w:rPr>
+                <w:b/>
+                <w:bCs/>
+                <w:color w:val="5B3FD6"/>
+                <w:sz w:val="24"/>
+                <w:szCs w:val="24"/>
+              </w:rPr>
+              <w:t xml:space="preserve">Q3</w:t>
+            </w:r>
+            <w:r>
+              <w:rPr>
+                <w:b/>
+                <w:bCs/>
+                <w:color w:val="1A0F5C"/>
+                <w:sz w:val="21"/>
+                <w:szCs w:val="21"/>
+              </w:rPr>
+              <w:t xml:space="preserve">   key CTE (common table expression)</w:t>
+            </w:r>
+            <w:r>
+              <w:rPr>
+                <w:color w:val="6B6690"/>
+                <w:sz w:val="18"/>
+                <w:szCs w:val="18"/>
+              </w:rPr>
+              <w:t xml:space="preserve">   Fill in the blank, Easy, [S], Mon</w:t>
+            </w:r>
+          </w:p>
+          <w:p>
+            <w:pPr>
+              <w:spacing w:after="80"/>
+            </w:pPr>
+            <w:r>
+              <w:rPr>
+                <w:b/>
+                <w:bCs/>
+                <w:color w:val="1A0F5C"/>
+                <w:sz w:val="21"/>
+                <w:szCs w:val="21"/>
+              </w:rPr>
+              <w:t xml:space="preserve">Why it holds.  </w:t>
+            </w:r>
+            <w:r>
+              <w:rPr>
+                <w:color w:val="1A0F5C"/>
+                <w:sz w:val="21"/>
+                <w:szCs w:val="21"/>
+              </w:rPr>
+              <w:t xml:space="preserve">WITH names a common table expression, a query step the rest of the query reads like a table. "Subquery" is the near miss: a subquery is inline and unnamed.</w:t>
+            </w:r>
+          </w:p>
+          <w:p>
+            <w:pPr>
+              <w:spacing w:before="60"/>
+            </w:pPr>
+            <w:r>
+              <w:rPr>
+                <w:b/>
+                <w:bCs/>
+                <w:color w:val="1A0F5C"/>
+                <w:sz w:val="21"/>
+                <w:szCs w:val="21"/>
+              </w:rPr>
+              <w:t xml:space="preserve">In the interview.  </w:t>
+            </w:r>
+            <w:r>
+              <w:rPr>
+                <w:color w:val="1A0F5C"/>
+                <w:sz w:val="21"/>
+                <w:szCs w:val="21"/>
+              </w:rPr>
+              <w:t xml:space="preserve">A CTE names each step of the logic so an auditor reads the query top to bottom, one decision per block.</w:t>
+            </w:r>
+          </w:p>
+          <w:p>
+            <w:pPr>
+              <w:spacing w:after="80"/>
+            </w:pPr>
+            <w:r>
+              <w:rPr>
+                <w:color w:val="6B6690"/>
+                <w:sz w:val="18"/>
+                <w:szCs w:val="18"/>
+              </w:rPr>
+              <w:t xml:space="preserve">Anchor: Explain the logical order in which a SQL query executes.</w:t>
+            </w:r>
+          </w:p>
+        </w:tc>
+      </w:tr>
+    </w:tbl>
+    <w:p>
+      <w:pPr>
+        <w:spacing w:after="90"/>
+      </w:pPr>
+    </w:p>
+    <w:tbl>
+      <w:tblPr>
+        <w:tblW w:type="dxa" w:w="9806"/>
+        <w:tblBorders>
+          <w:top w:val="single" w:color="auto" w:sz="4"/>
+          <w:left w:val="single" w:color="auto" w:sz="4"/>
+          <w:bottom w:val="single" w:color="auto" w:sz="4"/>
+          <w:right w:val="single" w:color="auto" w:sz="4"/>
+          <w:insideH w:val="single" w:color="auto" w:sz="4"/>
+          <w:insideV w:val="single" w:color="auto" w:sz="4"/>
+        </w:tblBorders>
+      </w:tblPr>
+      <w:tblGrid>
+        <w:gridCol w:w="9806"/>
+      </w:tblGrid>
+      <w:tr>
+        <w:trPr>
+          <w:cantSplit/>
+        </w:trPr>
+        <w:tc>
+          <w:tcPr>
+            <w:tcW w:type="dxa" w:w="9806"/>
+            <w:tcBorders>
+              <w:top w:val="single" w:color="CFC9EE" w:sz="6"/>
+              <w:left w:val="single" w:color="CFC9EE" w:sz="6"/>
+              <w:bottom w:val="single" w:color="CFC9EE" w:sz="6"/>
+              <w:right w:val="single" w:color="CFC9EE" w:sz="6"/>
+            </w:tcBorders>
+            <w:tcMar>
+              <w:top w:type="dxa" w:w="90"/>
+              <w:left w:type="dxa" w:w="140"/>
+              <w:bottom w:type="dxa" w:w="90"/>
+              <w:right w:type="dxa" w:w="140"/>
+            </w:tcMar>
+          </w:tcPr>
+          <w:p>
+            <w:pPr>
+              <w:spacing w:after="80"/>
+            </w:pPr>
+            <w:r>
+              <w:rPr>
+                <w:b/>
+                <w:bCs/>
+                <w:color w:val="5B3FD6"/>
+                <w:sz w:val="24"/>
+                <w:szCs w:val="24"/>
+              </w:rPr>
+              <w:t xml:space="preserve">Q4</w:t>
+            </w:r>
+            <w:r>
+              <w:rPr>
+                <w:b/>
+                <w:bCs/>
+                <w:color w:val="1A0F5C"/>
+                <w:sz w:val="21"/>
+                <w:szCs w:val="21"/>
+              </w:rPr>
+              <w:t xml:space="preserve">   key left</w:t>
+            </w:r>
+            <w:r>
+              <w:rPr>
+                <w:color w:val="6B6690"/>
+                <w:sz w:val="18"/>
+                <w:szCs w:val="18"/>
+              </w:rPr>
+              <w:t xml:space="preserve">   Fill in the blank, Easy, [S], Tue</w:t>
+            </w:r>
+          </w:p>
+          <w:p>
+            <w:pPr>
+              <w:spacing w:after="80"/>
+            </w:pPr>
+            <w:r>
+              <w:rPr>
+                <w:b/>
+                <w:bCs/>
+                <w:color w:val="1A0F5C"/>
+                <w:sz w:val="21"/>
+                <w:szCs w:val="21"/>
+              </w:rPr>
+              <w:t xml:space="preserve">Why it holds.  </w:t>
+            </w:r>
+            <w:r>
+              <w:rPr>
+                <w:color w:val="1A0F5C"/>
+                <w:sz w:val="21"/>
+                <w:szCs w:val="21"/>
+              </w:rPr>
+              <w:t xml:space="preserve">A LEFT JOIN preserves every row of the table named before the join. "Right" and "both" describe RIGHT and FULL OUTER joins.</w:t>
+            </w:r>
+          </w:p>
+          <w:p>
+            <w:pPr>
+              <w:spacing w:before="60"/>
+            </w:pPr>
+            <w:r>
+              <w:rPr>
+                <w:b/>
+                <w:bCs/>
+                <w:color w:val="1A0F5C"/>
+                <w:sz w:val="21"/>
+                <w:szCs w:val="21"/>
+              </w:rPr>
+              <w:t xml:space="preserve">In the interview.  </w:t>
+            </w:r>
+            <w:r>
+              <w:rPr>
+                <w:color w:val="1A0F5C"/>
+                <w:sz w:val="21"/>
+                <w:szCs w:val="21"/>
+              </w:rPr>
+              <w:t xml:space="preserve">A LEFT join keeps every row on the left and fills the missing side with NULL, which is how an order with no payment stays visible.</w:t>
+            </w:r>
+          </w:p>
+          <w:p>
+            <w:pPr>
+              <w:spacing w:after="80"/>
+            </w:pPr>
+            <w:r>
+              <w:rPr>
+                <w:color w:val="6B6690"/>
+                <w:sz w:val="18"/>
+                <w:szCs w:val="18"/>
+              </w:rPr>
+              <w:t xml:space="preserve">Anchor: INNER against LEFT join: what does each drop or keep?</w:t>
+            </w:r>
+          </w:p>
+        </w:tc>
+      </w:tr>
+    </w:tbl>
+    <w:p>
+      <w:pPr>
+        <w:spacing w:after="90"/>
+      </w:pPr>
+    </w:p>
+    <w:tbl>
+      <w:tblPr>
+        <w:tblW w:type="dxa" w:w="9806"/>
+        <w:tblBorders>
+          <w:top w:val="single" w:color="auto" w:sz="4"/>
+          <w:left w:val="single" w:color="auto" w:sz="4"/>
+          <w:bottom w:val="single" w:color="auto" w:sz="4"/>
+          <w:right w:val="single" w:color="auto" w:sz="4"/>
+          <w:insideH w:val="single" w:color="auto" w:sz="4"/>
+          <w:insideV w:val="single" w:color="auto" w:sz="4"/>
+        </w:tblBorders>
+      </w:tblPr>
+      <w:tblGrid>
+        <w:gridCol w:w="9806"/>
+      </w:tblGrid>
+      <w:tr>
+        <w:trPr>
+          <w:cantSplit/>
+        </w:trPr>
+        <w:tc>
+          <w:tcPr>
+            <w:tcW w:type="dxa" w:w="9806"/>
+            <w:tcBorders>
+              <w:top w:val="single" w:color="CFC9EE" w:sz="6"/>
+              <w:left w:val="single" w:color="CFC9EE" w:sz="6"/>
+              <w:bottom w:val="single" w:color="CFC9EE" w:sz="6"/>
+              <w:right w:val="single" w:color="CFC9EE" w:sz="6"/>
+            </w:tcBorders>
+            <w:tcMar>
+              <w:top w:type="dxa" w:w="90"/>
+              <w:left w:type="dxa" w:w="140"/>
+              <w:bottom w:type="dxa" w:w="90"/>
+              <w:right w:type="dxa" w:w="140"/>
+            </w:tcMar>
+          </w:tcPr>
+          <w:p>
+            <w:pPr>
+              <w:spacing w:after="80"/>
+            </w:pPr>
+            <w:r>
+              <w:rPr>
+                <w:b/>
+                <w:bCs/>
+                <w:color w:val="5B3FD6"/>
+                <w:sz w:val="24"/>
+                <w:szCs w:val="24"/>
+              </w:rPr>
+              <w:t xml:space="preserve">Q5</w:t>
+            </w:r>
+            <w:r>
+              <w:rPr>
+                <w:b/>
+                <w:bCs/>
+                <w:color w:val="1A0F5C"/>
+                <w:sz w:val="21"/>
+                <w:szCs w:val="21"/>
+              </w:rPr>
+              <w:t xml:space="preserve">   key NULL</w:t>
+            </w:r>
+            <w:r>
+              <w:rPr>
+                <w:color w:val="6B6690"/>
+                <w:sz w:val="18"/>
+                <w:szCs w:val="18"/>
+              </w:rPr>
+              <w:t xml:space="preserve">   Fill in the blank, Medium, [F], Tue</w:t>
+            </w:r>
+          </w:p>
+          <w:p>
+            <w:pPr>
+              <w:spacing w:after="80"/>
+            </w:pPr>
+            <w:r>
+              <w:rPr>
+                <w:b/>
+                <w:bCs/>
+                <w:color w:val="1A0F5C"/>
+                <w:sz w:val="21"/>
+                <w:szCs w:val="21"/>
+              </w:rPr>
+              <w:t xml:space="preserve">Why it holds.  </w:t>
+            </w:r>
+            <w:r>
+              <w:rPr>
+                <w:color w:val="1A0F5C"/>
+                <w:sz w:val="21"/>
+                <w:szCs w:val="21"/>
+              </w:rPr>
+              <w:t xml:space="preserve">After a LEFT JOIN an order with no payment carries NULL in every payment column, so the filter is IS NULL. Writing "= NULL" or "0" fails: nothing equals NULL, and a zero amount is a payment row.</w:t>
+            </w:r>
+          </w:p>
+          <w:p>
+            <w:pPr>
+              <w:spacing w:before="60"/>
+            </w:pPr>
+            <w:r>
+              <w:rPr>
+                <w:b/>
+                <w:bCs/>
+                <w:color w:val="1A0F5C"/>
+                <w:sz w:val="21"/>
+                <w:szCs w:val="21"/>
+              </w:rPr>
+              <w:t xml:space="preserve">In the interview.  </w:t>
+            </w:r>
+            <w:r>
+              <w:rPr>
+                <w:color w:val="1A0F5C"/>
+                <w:sz w:val="21"/>
+                <w:szCs w:val="21"/>
+              </w:rPr>
+              <w:t xml:space="preserve">Left join orders to payments and keep the rows where the payment's key IS NULL; those are the orders nobody paid for.</w:t>
+            </w:r>
+          </w:p>
+          <w:p>
+            <w:pPr>
+              <w:spacing w:after="80"/>
+            </w:pPr>
+            <w:r>
+              <w:rPr>
+                <w:color w:val="6B6690"/>
+                <w:sz w:val="18"/>
+                <w:szCs w:val="18"/>
+              </w:rPr>
+              <w:t xml:space="preserve">Anchor: How do you find orders with no payment?</w:t>
+            </w:r>
+          </w:p>
+        </w:tc>
+      </w:tr>
+    </w:tbl>
+    <w:p>
+      <w:pPr>
+        <w:spacing w:after="90"/>
+      </w:pPr>
+    </w:p>
+    <w:tbl>
+      <w:tblPr>
+        <w:tblW w:type="dxa" w:w="9806"/>
+        <w:tblBorders>
+          <w:top w:val="single" w:color="auto" w:sz="4"/>
+          <w:left w:val="single" w:color="auto" w:sz="4"/>
+          <w:bottom w:val="single" w:color="auto" w:sz="4"/>
+          <w:right w:val="single" w:color="auto" w:sz="4"/>
+          <w:insideH w:val="single" w:color="auto" w:sz="4"/>
+          <w:insideV w:val="single" w:color="auto" w:sz="4"/>
+        </w:tblBorders>
+      </w:tblPr>
+      <w:tblGrid>
+        <w:gridCol w:w="9806"/>
+      </w:tblGrid>
+      <w:tr>
+        <w:trPr>
+          <w:cantSplit/>
+        </w:trPr>
+        <w:tc>
+          <w:tcPr>
+            <w:tcW w:type="dxa" w:w="9806"/>
+            <w:tcBorders>
+              <w:top w:val="single" w:color="CFC9EE" w:sz="6"/>
+              <w:left w:val="single" w:color="CFC9EE" w:sz="6"/>
+              <w:bottom w:val="single" w:color="CFC9EE" w:sz="6"/>
+              <w:right w:val="single" w:color="CFC9EE" w:sz="6"/>
+            </w:tcBorders>
+            <w:tcMar>
+              <w:top w:type="dxa" w:w="90"/>
+              <w:left w:type="dxa" w:w="140"/>
+              <w:bottom w:type="dxa" w:w="90"/>
+              <w:right w:type="dxa" w:w="140"/>
+            </w:tcMar>
+          </w:tcPr>
+          <w:p>
+            <w:pPr>
+              <w:spacing w:after="80"/>
+            </w:pPr>
+            <w:r>
+              <w:rPr>
+                <w:b/>
+                <w:bCs/>
+                <w:color w:val="5B3FD6"/>
+                <w:sz w:val="24"/>
+                <w:szCs w:val="24"/>
+              </w:rPr>
+              <w:t xml:space="preserve">Q6</w:t>
+            </w:r>
+            <w:r>
+              <w:rPr>
+                <w:b/>
+                <w:bCs/>
+                <w:color w:val="1A0F5C"/>
+                <w:sz w:val="21"/>
+                <w:szCs w:val="21"/>
+              </w:rPr>
+              <w:t xml:space="preserve">   key NULL</w:t>
+            </w:r>
+            <w:r>
+              <w:rPr>
+                <w:color w:val="6B6690"/>
+                <w:sz w:val="18"/>
+                <w:szCs w:val="18"/>
+              </w:rPr>
+              <w:t xml:space="preserve">   Fill in the blank, Medium, [S], Wed</w:t>
+            </w:r>
+          </w:p>
+          <w:p>
+            <w:pPr>
+              <w:spacing w:after="80"/>
+            </w:pPr>
+            <w:r>
+              <w:rPr>
+                <w:b/>
+                <w:bCs/>
+                <w:color w:val="1A0F5C"/>
+                <w:sz w:val="21"/>
+                <w:szCs w:val="21"/>
+              </w:rPr>
+              <w:t xml:space="preserve">Why it holds.  </w:t>
+            </w:r>
+            <w:r>
+              <w:rPr>
+                <w:color w:val="1A0F5C"/>
+                <w:sz w:val="21"/>
+                <w:szCs w:val="21"/>
+              </w:rPr>
+              <w:t xml:space="preserve">The first month of a partition has no previous row, so LAG returns NULL unless a default is given. Answering 0 is the trap: a zero would read as a fall from zero to this month's spend.</w:t>
+            </w:r>
+          </w:p>
+          <w:p>
+            <w:pPr>
+              <w:spacing w:before="60"/>
+            </w:pPr>
+            <w:r>
+              <w:rPr>
+                <w:b/>
+                <w:bCs/>
+                <w:color w:val="1A0F5C"/>
+                <w:sz w:val="21"/>
+                <w:szCs w:val="21"/>
+              </w:rPr>
+              <w:t xml:space="preserve">In the interview.  </w:t>
+            </w:r>
+            <w:r>
+              <w:rPr>
+                <w:color w:val="1A0F5C"/>
+                <w:sz w:val="21"/>
+                <w:szCs w:val="21"/>
+              </w:rPr>
+              <w:t xml:space="preserve">LAG gives NULL on each customer's first month, so the fall flag must treat NULL as "no comparison" and never as a fall.</w:t>
+            </w:r>
+          </w:p>
+          <w:p>
+            <w:pPr>
+              <w:spacing w:after="80"/>
+            </w:pPr>
+            <w:r>
+              <w:rPr>
+                <w:color w:val="6B6690"/>
+                <w:sz w:val="18"/>
+                <w:szCs w:val="18"/>
+              </w:rPr>
+              <w:t xml:space="preserve">Anchor: How would you find customers whose spend fell two months in a row?</w:t>
+            </w:r>
+          </w:p>
+        </w:tc>
+      </w:tr>
+    </w:tbl>
+    <w:p>
+      <w:pPr>
+        <w:spacing w:after="90"/>
+      </w:pPr>
+    </w:p>
+    <w:tbl>
+      <w:tblPr>
+        <w:tblW w:type="dxa" w:w="9806"/>
+        <w:tblBorders>
+          <w:top w:val="single" w:color="auto" w:sz="4"/>
+          <w:left w:val="single" w:color="auto" w:sz="4"/>
+          <w:bottom w:val="single" w:color="auto" w:sz="4"/>
+          <w:right w:val="single" w:color="auto" w:sz="4"/>
+          <w:insideH w:val="single" w:color="auto" w:sz="4"/>
+          <w:insideV w:val="single" w:color="auto" w:sz="4"/>
+        </w:tblBorders>
+      </w:tblPr>
+      <w:tblGrid>
+        <w:gridCol w:w="9806"/>
+      </w:tblGrid>
+      <w:tr>
+        <w:trPr>
+          <w:cantSplit/>
+        </w:trPr>
+        <w:tc>
+          <w:tcPr>
+            <w:tcW w:type="dxa" w:w="9806"/>
+            <w:tcBorders>
+              <w:top w:val="single" w:color="CFC9EE" w:sz="6"/>
+              <w:left w:val="single" w:color="CFC9EE" w:sz="6"/>
+              <w:bottom w:val="single" w:color="CFC9EE" w:sz="6"/>
+              <w:right w:val="single" w:color="CFC9EE" w:sz="6"/>
+            </w:tcBorders>
+            <w:tcMar>
+              <w:top w:type="dxa" w:w="90"/>
+              <w:left w:type="dxa" w:w="140"/>
+              <w:bottom w:type="dxa" w:w="90"/>
+              <w:right w:type="dxa" w:w="140"/>
+            </w:tcMar>
+          </w:tcPr>
+          <w:p>
+            <w:pPr>
+              <w:spacing w:after="80"/>
+            </w:pPr>
+            <w:r>
+              <w:rPr>
+                <w:b/>
+                <w:bCs/>
+                <w:color w:val="5B3FD6"/>
+                <w:sz w:val="24"/>
+                <w:szCs w:val="24"/>
+              </w:rPr>
+              <w:t xml:space="preserve">Q7</w:t>
+            </w:r>
+            <w:r>
+              <w:rPr>
+                <w:b/>
+                <w:bCs/>
+                <w:color w:val="1A0F5C"/>
+                <w:sz w:val="21"/>
+                <w:szCs w:val="21"/>
+              </w:rPr>
+              <w:t xml:space="preserve">   key PARTITION</w:t>
+            </w:r>
+            <w:r>
+              <w:rPr>
+                <w:color w:val="6B6690"/>
+                <w:sz w:val="18"/>
+                <w:szCs w:val="18"/>
+              </w:rPr>
+              <w:t xml:space="preserve">   Fill in the blank, Easy, [S], Wed</w:t>
+            </w:r>
+          </w:p>
+          <w:p>
+            <w:pPr>
+              <w:spacing w:after="80"/>
+            </w:pPr>
+            <w:r>
+              <w:rPr>
+                <w:b/>
+                <w:bCs/>
+                <w:color w:val="1A0F5C"/>
+                <w:sz w:val="21"/>
+                <w:szCs w:val="21"/>
+              </w:rPr>
+              <w:t xml:space="preserve">Why it holds.  </w:t>
+            </w:r>
+            <w:r>
+              <w:rPr>
+                <w:color w:val="1A0F5C"/>
+                <w:sz w:val="21"/>
+                <w:szCs w:val="21"/>
+              </w:rPr>
+              <w:t xml:space="preserve">PARTITION BY restarts the window for each value of the column, so each segment is ranked on its own. GROUP BY is the common wrong answer, and it collapses the rows the window needs.</w:t>
+            </w:r>
+          </w:p>
+          <w:p>
+            <w:pPr>
+              <w:spacing w:before="60"/>
+            </w:pPr>
+            <w:r>
+              <w:rPr>
+                <w:b/>
+                <w:bCs/>
+                <w:color w:val="1A0F5C"/>
+                <w:sz w:val="21"/>
+                <w:szCs w:val="21"/>
+              </w:rPr>
+              <w:t xml:space="preserve">In the interview.  </w:t>
+            </w:r>
+            <w:r>
+              <w:rPr>
+                <w:color w:val="1A0F5C"/>
+                <w:sz w:val="21"/>
+                <w:szCs w:val="21"/>
+              </w:rPr>
+              <w:t xml:space="preserve">PARTITION BY segment restarts the ranking inside each segment while every row stays in the result.</w:t>
+            </w:r>
+          </w:p>
+          <w:p>
+            <w:pPr>
+              <w:spacing w:after="80"/>
+            </w:pPr>
+            <w:r>
+              <w:rPr>
+                <w:color w:val="6B6690"/>
+                <w:sz w:val="18"/>
+                <w:szCs w:val="18"/>
+              </w:rPr>
+              <w:t xml:space="preserve">Anchor: Top-3 per group: GROUP BY or a window, and why?</w:t>
+            </w:r>
+          </w:p>
+        </w:tc>
+      </w:tr>
+    </w:tbl>
+    <w:p>
+      <w:pPr>
+        <w:spacing w:after="90"/>
+      </w:pPr>
+    </w:p>
+    <w:tbl>
+      <w:tblPr>
+        <w:tblW w:type="dxa" w:w="9806"/>
+        <w:tblBorders>
+          <w:top w:val="single" w:color="auto" w:sz="4"/>
+          <w:left w:val="single" w:color="auto" w:sz="4"/>
+          <w:bottom w:val="single" w:color="auto" w:sz="4"/>
+          <w:right w:val="single" w:color="auto" w:sz="4"/>
+          <w:insideH w:val="single" w:color="auto" w:sz="4"/>
+          <w:insideV w:val="single" w:color="auto" w:sz="4"/>
+        </w:tblBorders>
+      </w:tblPr>
+      <w:tblGrid>
+        <w:gridCol w:w="9806"/>
+      </w:tblGrid>
+      <w:tr>
+        <w:trPr>
+          <w:cantSplit/>
+        </w:trPr>
+        <w:tc>
+          <w:tcPr>
+            <w:tcW w:type="dxa" w:w="9806"/>
+            <w:tcBorders>
+              <w:top w:val="single" w:color="CFC9EE" w:sz="6"/>
+              <w:left w:val="single" w:color="CFC9EE" w:sz="6"/>
+              <w:bottom w:val="single" w:color="CFC9EE" w:sz="6"/>
+              <w:right w:val="single" w:color="CFC9EE" w:sz="6"/>
+            </w:tcBorders>
+            <w:tcMar>
+              <w:top w:type="dxa" w:w="90"/>
+              <w:left w:type="dxa" w:w="140"/>
+              <w:bottom w:type="dxa" w:w="90"/>
+              <w:right w:type="dxa" w:w="140"/>
+            </w:tcMar>
+          </w:tcPr>
+          <w:p>
+            <w:pPr>
+              <w:spacing w:after="80"/>
+            </w:pPr>
+            <w:r>
+              <w:rPr>
+                <w:b/>
+                <w:bCs/>
+                <w:color w:val="5B3FD6"/>
+                <w:sz w:val="24"/>
+                <w:szCs w:val="24"/>
+              </w:rPr>
+              <w:t xml:space="preserve">Q8</w:t>
+            </w:r>
+            <w:r>
+              <w:rPr>
+                <w:b/>
+                <w:bCs/>
+                <w:color w:val="1A0F5C"/>
+                <w:sz w:val="21"/>
+                <w:szCs w:val="21"/>
+              </w:rPr>
+              <w:t xml:space="preserve">   key MergeError</w:t>
+            </w:r>
+            <w:r>
+              <w:rPr>
+                <w:color w:val="6B6690"/>
+                <w:sz w:val="18"/>
+                <w:szCs w:val="18"/>
+              </w:rPr>
+              <w:t xml:space="preserve">   Fill in the blank, Medium, [F], Thu</w:t>
+            </w:r>
+          </w:p>
+          <w:p>
+            <w:pPr>
+              <w:spacing w:after="80"/>
+            </w:pPr>
+            <w:r>
+              <w:rPr>
+                <w:b/>
+                <w:bCs/>
+                <w:color w:val="1A0F5C"/>
+                <w:sz w:val="21"/>
+                <w:szCs w:val="21"/>
+              </w:rPr>
+              <w:t xml:space="preserve">Why it holds.  </w:t>
+            </w:r>
+            <w:r>
+              <w:rPr>
+                <w:color w:val="1A0F5C"/>
+                <w:sz w:val="21"/>
+                <w:szCs w:val="21"/>
+              </w:rPr>
+              <w:t xml:space="preserve">pandas raises MergeError with the text "Merge keys are not unique in right dataset; not a one-to-one merge", checked on pandas 3.0.6. KeyError and ValueError are the usual wrong guesses.</w:t>
+            </w:r>
+          </w:p>
+          <w:p>
+            <w:pPr>
+              <w:spacing w:before="60"/>
+            </w:pPr>
+            <w:r>
+              <w:rPr>
+                <w:b/>
+                <w:bCs/>
+                <w:color w:val="1A0F5C"/>
+                <w:sz w:val="21"/>
+                <w:szCs w:val="21"/>
+              </w:rPr>
+              <w:t xml:space="preserve">In the interview.  </w:t>
+            </w:r>
+            <w:r>
+              <w:rPr>
+                <w:color w:val="1A0F5C"/>
+                <w:sz w:val="21"/>
+                <w:szCs w:val="21"/>
+              </w:rPr>
+              <w:t xml:space="preserve">validate='one_to_one' makes pandas raise MergeError on a repeated key, so the fan-out stops at the merge before any total is computed.</w:t>
+            </w:r>
+          </w:p>
+          <w:p>
+            <w:pPr>
+              <w:spacing w:after="80"/>
+            </w:pPr>
+            <w:r>
+              <w:rPr>
+                <w:color w:val="6B6690"/>
+                <w:sz w:val="18"/>
+                <w:szCs w:val="18"/>
+              </w:rPr>
+              <w:t xml:space="preserve">Anchor: Which merge argument raises on duplicate keys, and which error?</w:t>
+            </w:r>
+          </w:p>
+        </w:tc>
+      </w:tr>
+    </w:tbl>
+    <w:p>
+      <w:pPr>
+        <w:spacing w:after="90"/>
+      </w:pPr>
+    </w:p>
+    <w:tbl>
+      <w:tblPr>
+        <w:tblW w:type="dxa" w:w="9806"/>
+        <w:tblBorders>
+          <w:top w:val="single" w:color="auto" w:sz="4"/>
+          <w:left w:val="single" w:color="auto" w:sz="4"/>
+          <w:bottom w:val="single" w:color="auto" w:sz="4"/>
+          <w:right w:val="single" w:color="auto" w:sz="4"/>
+          <w:insideH w:val="single" w:color="auto" w:sz="4"/>
+          <w:insideV w:val="single" w:color="auto" w:sz="4"/>
+        </w:tblBorders>
+      </w:tblPr>
+      <w:tblGrid>
+        <w:gridCol w:w="9806"/>
+      </w:tblGrid>
+      <w:tr>
+        <w:trPr>
+          <w:cantSplit/>
+        </w:trPr>
+        <w:tc>
+          <w:tcPr>
+            <w:tcW w:type="dxa" w:w="9806"/>
+            <w:tcBorders>
+              <w:top w:val="single" w:color="CFC9EE" w:sz="6"/>
+              <w:left w:val="single" w:color="CFC9EE" w:sz="6"/>
+              <w:bottom w:val="single" w:color="CFC9EE" w:sz="6"/>
+              <w:right w:val="single" w:color="CFC9EE" w:sz="6"/>
+            </w:tcBorders>
+            <w:tcMar>
+              <w:top w:type="dxa" w:w="90"/>
+              <w:left w:type="dxa" w:w="140"/>
+              <w:bottom w:type="dxa" w:w="90"/>
+              <w:right w:type="dxa" w:w="140"/>
+            </w:tcMar>
+          </w:tcPr>
+          <w:p>
+            <w:pPr>
+              <w:spacing w:after="80"/>
+            </w:pPr>
+            <w:r>
+              <w:rPr>
+                <w:b/>
+                <w:bCs/>
+                <w:color w:val="5B3FD6"/>
+                <w:sz w:val="24"/>
+                <w:szCs w:val="24"/>
+              </w:rPr>
+              <w:t xml:space="preserve">Q9</w:t>
+            </w:r>
+            <w:r>
+              <w:rPr>
+                <w:b/>
+                <w:bCs/>
+                <w:color w:val="1A0F5C"/>
+                <w:sz w:val="21"/>
+                <w:szCs w:val="21"/>
+              </w:rPr>
+              <w:t xml:space="preserve">   key melt</w:t>
+            </w:r>
+            <w:r>
+              <w:rPr>
+                <w:color w:val="6B6690"/>
+                <w:sz w:val="18"/>
+                <w:szCs w:val="18"/>
+              </w:rPr>
+              <w:t xml:space="preserve">   Fill in the blank, Easy, [F], Thu</w:t>
+            </w:r>
+          </w:p>
+          <w:p>
+            <w:pPr>
+              <w:spacing w:after="80"/>
+            </w:pPr>
+            <w:r>
+              <w:rPr>
+                <w:b/>
+                <w:bCs/>
+                <w:color w:val="1A0F5C"/>
+                <w:sz w:val="21"/>
+                <w:szCs w:val="21"/>
+              </w:rPr>
+              <w:t xml:space="preserve">Why it holds.  </w:t>
+            </w:r>
+            <w:r>
+              <w:rPr>
+                <w:color w:val="1A0F5C"/>
+                <w:sz w:val="21"/>
+                <w:szCs w:val="21"/>
+              </w:rPr>
+              <w:t xml:space="preserve">melt turns columns into rows, which lengthens the table; pivot_table does the reverse.</w:t>
+            </w:r>
+          </w:p>
+          <w:p>
+            <w:pPr>
+              <w:spacing w:before="60"/>
+            </w:pPr>
+            <w:r>
+              <w:rPr>
+                <w:b/>
+                <w:bCs/>
+                <w:color w:val="1A0F5C"/>
+                <w:sz w:val="21"/>
+                <w:szCs w:val="21"/>
+              </w:rPr>
+              <w:t xml:space="preserve">In the interview.  </w:t>
+            </w:r>
+            <w:r>
+              <w:rPr>
+                <w:color w:val="1A0F5C"/>
+                <w:sz w:val="21"/>
+                <w:szCs w:val="21"/>
+              </w:rPr>
+              <w:t xml:space="preserve">pivot_table widens by turning values into columns, and melt lengthens by turning columns back into rows.</w:t>
+            </w:r>
+          </w:p>
+          <w:p>
+            <w:pPr>
+              <w:spacing w:after="80"/>
+            </w:pPr>
+            <w:r>
+              <w:rPr>
+                <w:color w:val="6B6690"/>
+                <w:sz w:val="18"/>
+                <w:szCs w:val="18"/>
+              </w:rPr>
+              <w:t xml:space="preserve">Anchor: pivot against melt: which widens and which lengthens?</w:t>
+            </w:r>
+          </w:p>
+        </w:tc>
+      </w:tr>
+    </w:tbl>
+    <w:p>
+      <w:pPr>
+        <w:spacing w:after="90"/>
+      </w:pPr>
+    </w:p>
+    <w:tbl>
+      <w:tblPr>
+        <w:tblW w:type="dxa" w:w="9806"/>
+        <w:tblBorders>
+          <w:top w:val="single" w:color="auto" w:sz="4"/>
+          <w:left w:val="single" w:color="auto" w:sz="4"/>
+          <w:bottom w:val="single" w:color="auto" w:sz="4"/>
+          <w:right w:val="single" w:color="auto" w:sz="4"/>
+          <w:insideH w:val="single" w:color="auto" w:sz="4"/>
+          <w:insideV w:val="single" w:color="auto" w:sz="4"/>
+        </w:tblBorders>
+      </w:tblPr>
+      <w:tblGrid>
+        <w:gridCol w:w="9806"/>
+      </w:tblGrid>
+      <w:tr>
+        <w:trPr>
+          <w:cantSplit/>
+        </w:trPr>
+        <w:tc>
+          <w:tcPr>
+            <w:tcW w:type="dxa" w:w="9806"/>
+            <w:tcBorders>
+              <w:top w:val="single" w:color="CFC9EE" w:sz="6"/>
+              <w:left w:val="single" w:color="CFC9EE" w:sz="6"/>
+              <w:bottom w:val="single" w:color="CFC9EE" w:sz="6"/>
+              <w:right w:val="single" w:color="CFC9EE" w:sz="6"/>
+            </w:tcBorders>
+            <w:tcMar>
+              <w:top w:type="dxa" w:w="90"/>
+              <w:left w:type="dxa" w:w="140"/>
+              <w:bottom w:type="dxa" w:w="90"/>
+              <w:right w:type="dxa" w:w="140"/>
+            </w:tcMar>
+          </w:tcPr>
+          <w:p>
+            <w:pPr>
+              <w:spacing w:after="80"/>
+            </w:pPr>
+            <w:r>
+              <w:rPr>
+                <w:b/>
+                <w:bCs/>
+                <w:color w:val="5B3FD6"/>
+                <w:sz w:val="24"/>
+                <w:szCs w:val="24"/>
+              </w:rPr>
+              <w:t xml:space="preserve">Q10</w:t>
+            </w:r>
+            <w:r>
+              <w:rPr>
+                <w:b/>
+                <w:bCs/>
+                <w:color w:val="1A0F5C"/>
+                <w:sz w:val="21"/>
+                <w:szCs w:val="21"/>
+              </w:rPr>
+              <w:t xml:space="preserve">   key False</w:t>
+            </w:r>
+            <w:r>
+              <w:rPr>
+                <w:color w:val="6B6690"/>
+                <w:sz w:val="18"/>
+                <w:szCs w:val="18"/>
+              </w:rPr>
+              <w:t xml:space="preserve">   True or false, Easy, [S], Mon</w:t>
+            </w:r>
+          </w:p>
+          <w:p>
+            <w:pPr>
+              <w:spacing w:after="80"/>
+            </w:pPr>
+            <w:r>
+              <w:rPr>
+                <w:b/>
+                <w:bCs/>
+                <w:color w:val="1A0F5C"/>
+                <w:sz w:val="21"/>
+                <w:szCs w:val="21"/>
+              </w:rPr>
+              <w:t xml:space="preserve">Why it holds.  </w:t>
+            </w:r>
+            <w:r>
+              <w:rPr>
+                <w:color w:val="1A0F5C"/>
+                <w:sz w:val="21"/>
+                <w:szCs w:val="21"/>
+              </w:rPr>
+              <w:t xml:space="preserve">The logical order is FROM, WHERE, GROUP BY, HAVING, SELECT, ORDER BY, so WHERE runs first and SELECT comes late. That is why a SELECT alias cannot be used in WHERE.</w:t>
+            </w:r>
+          </w:p>
+          <w:p>
+            <w:pPr>
+              <w:spacing w:before="60"/>
+            </w:pPr>
+            <w:r>
+              <w:rPr>
+                <w:b/>
+                <w:bCs/>
+                <w:color w:val="1A0F5C"/>
+                <w:sz w:val="21"/>
+                <w:szCs w:val="21"/>
+              </w:rPr>
+              <w:t xml:space="preserve">In the interview.  </w:t>
+            </w:r>
+            <w:r>
+              <w:rPr>
+                <w:color w:val="1A0F5C"/>
+                <w:sz w:val="21"/>
+                <w:szCs w:val="21"/>
+              </w:rPr>
+              <w:t xml:space="preserve">SELECT is evaluated after WHERE, GROUP BY and HAVING, which is why its aliases work in ORDER BY and fail in WHERE.</w:t>
+            </w:r>
+          </w:p>
+          <w:p>
+            <w:pPr>
+              <w:spacing w:after="80"/>
+            </w:pPr>
+            <w:r>
+              <w:rPr>
+                <w:color w:val="6B6690"/>
+                <w:sz w:val="18"/>
+                <w:szCs w:val="18"/>
+              </w:rPr>
+              <w:t xml:space="preserve">Anchor: Explain the logical order in which a SQL query executes.</w:t>
+            </w:r>
+          </w:p>
+        </w:tc>
+      </w:tr>
+    </w:tbl>
+    <w:p>
+      <w:pPr>
+        <w:spacing w:after="90"/>
+      </w:pPr>
+    </w:p>
+    <w:tbl>
+      <w:tblPr>
+        <w:tblW w:type="dxa" w:w="9806"/>
+        <w:tblBorders>
+          <w:top w:val="single" w:color="auto" w:sz="4"/>
+          <w:left w:val="single" w:color="auto" w:sz="4"/>
+          <w:bottom w:val="single" w:color="auto" w:sz="4"/>
+          <w:right w:val="single" w:color="auto" w:sz="4"/>
+          <w:insideH w:val="single" w:color="auto" w:sz="4"/>
+          <w:insideV w:val="single" w:color="auto" w:sz="4"/>
+        </w:tblBorders>
+      </w:tblPr>
+      <w:tblGrid>
+        <w:gridCol w:w="9806"/>
+      </w:tblGrid>
+      <w:tr>
+        <w:trPr>
+          <w:cantSplit/>
+        </w:trPr>
+        <w:tc>
+          <w:tcPr>
+            <w:tcW w:type="dxa" w:w="9806"/>
+            <w:tcBorders>
+              <w:top w:val="single" w:color="CFC9EE" w:sz="6"/>
+              <w:left w:val="single" w:color="CFC9EE" w:sz="6"/>
+              <w:bottom w:val="single" w:color="CFC9EE" w:sz="6"/>
+              <w:right w:val="single" w:color="CFC9EE" w:sz="6"/>
+            </w:tcBorders>
+            <w:tcMar>
+              <w:top w:type="dxa" w:w="90"/>
+              <w:left w:type="dxa" w:w="140"/>
+              <w:bottom w:type="dxa" w:w="90"/>
+              <w:right w:type="dxa" w:w="140"/>
+            </w:tcMar>
+          </w:tcPr>
+          <w:p>
+            <w:pPr>
+              <w:spacing w:after="80"/>
+            </w:pPr>
+            <w:r>
+              <w:rPr>
+                <w:b/>
+                <w:bCs/>
+                <w:color w:val="5B3FD6"/>
+                <w:sz w:val="24"/>
+                <w:szCs w:val="24"/>
+              </w:rPr>
+              <w:t xml:space="preserve">Q11</w:t>
+            </w:r>
+            <w:r>
+              <w:rPr>
+                <w:b/>
+                <w:bCs/>
+                <w:color w:val="1A0F5C"/>
+                <w:sz w:val="21"/>
+                <w:szCs w:val="21"/>
+              </w:rPr>
+              <w:t xml:space="preserve">   key False</w:t>
+            </w:r>
+            <w:r>
+              <w:rPr>
+                <w:color w:val="6B6690"/>
+                <w:sz w:val="18"/>
+                <w:szCs w:val="18"/>
+              </w:rPr>
+              <w:t xml:space="preserve">   True or false, Medium, [F], Mon</w:t>
+            </w:r>
+          </w:p>
+          <w:p>
+            <w:pPr>
+              <w:spacing w:after="80"/>
+            </w:pPr>
+            <w:r>
+              <w:rPr>
+                <w:b/>
+                <w:bCs/>
+                <w:color w:val="1A0F5C"/>
+                <w:sz w:val="21"/>
+                <w:szCs w:val="21"/>
+              </w:rPr>
+              <w:t xml:space="preserve">Why it holds.  </w:t>
+            </w:r>
+            <w:r>
+              <w:rPr>
+                <w:color w:val="1A0F5C"/>
+                <w:sz w:val="21"/>
+                <w:szCs w:val="21"/>
+              </w:rPr>
+              <w:t xml:space="preserve">WHERE runs before any group exists, so an aggregate has nothing to count there, and Postgres rejects it. The group filter belongs in HAVING.</w:t>
+            </w:r>
+          </w:p>
+          <w:p>
+            <w:pPr>
+              <w:spacing w:before="60"/>
+            </w:pPr>
+            <w:r>
+              <w:rPr>
+                <w:b/>
+                <w:bCs/>
+                <w:color w:val="1A0F5C"/>
+                <w:sz w:val="21"/>
+                <w:szCs w:val="21"/>
+              </w:rPr>
+              <w:t xml:space="preserve">In the interview.  </w:t>
+            </w:r>
+            <w:r>
+              <w:rPr>
+                <w:color w:val="1A0F5C"/>
+                <w:sz w:val="21"/>
+                <w:szCs w:val="21"/>
+              </w:rPr>
+              <w:t xml:space="preserve">An aggregate cannot sit in WHERE because the groups do not exist yet; the filter moves to HAVING.</w:t>
+            </w:r>
+          </w:p>
+          <w:p>
+            <w:pPr>
+              <w:spacing w:after="80"/>
+            </w:pPr>
+            <w:r>
+              <w:rPr>
+                <w:color w:val="6B6690"/>
+                <w:sz w:val="18"/>
+                <w:szCs w:val="18"/>
+              </w:rPr>
+              <w:t xml:space="preserve">Anchor: WHERE against HAVING, one sentence each.</w:t>
+            </w:r>
+          </w:p>
+        </w:tc>
+      </w:tr>
+    </w:tbl>
+    <w:p>
+      <w:pPr>
+        <w:spacing w:after="90"/>
+      </w:pPr>
+    </w:p>
+    <w:tbl>
+      <w:tblPr>
+        <w:tblW w:type="dxa" w:w="9806"/>
+        <w:tblBorders>
+          <w:top w:val="single" w:color="auto" w:sz="4"/>
+          <w:left w:val="single" w:color="auto" w:sz="4"/>
+          <w:bottom w:val="single" w:color="auto" w:sz="4"/>
+          <w:right w:val="single" w:color="auto" w:sz="4"/>
+          <w:insideH w:val="single" w:color="auto" w:sz="4"/>
+          <w:insideV w:val="single" w:color="auto" w:sz="4"/>
+        </w:tblBorders>
+      </w:tblPr>
+      <w:tblGrid>
+        <w:gridCol w:w="9806"/>
+      </w:tblGrid>
+      <w:tr>
+        <w:trPr>
+          <w:cantSplit/>
+        </w:trPr>
+        <w:tc>
+          <w:tcPr>
+            <w:tcW w:type="dxa" w:w="9806"/>
+            <w:tcBorders>
+              <w:top w:val="single" w:color="CFC9EE" w:sz="6"/>
+              <w:left w:val="single" w:color="CFC9EE" w:sz="6"/>
+              <w:bottom w:val="single" w:color="CFC9EE" w:sz="6"/>
+              <w:right w:val="single" w:color="CFC9EE" w:sz="6"/>
+            </w:tcBorders>
+            <w:tcMar>
+              <w:top w:type="dxa" w:w="90"/>
+              <w:left w:type="dxa" w:w="140"/>
+              <w:bottom w:type="dxa" w:w="90"/>
+              <w:right w:type="dxa" w:w="140"/>
+            </w:tcMar>
+          </w:tcPr>
+          <w:p>
+            <w:pPr>
+              <w:spacing w:after="80"/>
+            </w:pPr>
+            <w:r>
+              <w:rPr>
+                <w:b/>
+                <w:bCs/>
+                <w:color w:val="5B3FD6"/>
+                <w:sz w:val="24"/>
+                <w:szCs w:val="24"/>
+              </w:rPr>
+              <w:t xml:space="preserve">Q12</w:t>
+            </w:r>
+            <w:r>
+              <w:rPr>
+                <w:b/>
+                <w:bCs/>
+                <w:color w:val="1A0F5C"/>
+                <w:sz w:val="21"/>
+                <w:szCs w:val="21"/>
+              </w:rPr>
+              <w:t xml:space="preserve">   key True</w:t>
+            </w:r>
+            <w:r>
+              <w:rPr>
+                <w:color w:val="6B6690"/>
+                <w:sz w:val="18"/>
+                <w:szCs w:val="18"/>
+              </w:rPr>
+              <w:t xml:space="preserve">   True or false, Easy, [S], Tue</w:t>
+            </w:r>
+          </w:p>
+          <w:p>
+            <w:pPr>
+              <w:spacing w:after="80"/>
+            </w:pPr>
+            <w:r>
+              <w:rPr>
+                <w:b/>
+                <w:bCs/>
+                <w:color w:val="1A0F5C"/>
+                <w:sz w:val="21"/>
+                <w:szCs w:val="21"/>
+              </w:rPr>
+              <w:t xml:space="preserve">Why it holds.  </w:t>
+            </w:r>
+            <w:r>
+              <w:rPr>
+                <w:color w:val="1A0F5C"/>
+                <w:sz w:val="21"/>
+                <w:szCs w:val="21"/>
+              </w:rPr>
+              <w:t xml:space="preserve">An INNER JOIN keeps only the orders that find a payment row, so the unpaid orders disappear without any warning or error.</w:t>
+            </w:r>
+          </w:p>
+          <w:p>
+            <w:pPr>
+              <w:spacing w:before="60"/>
+            </w:pPr>
+            <w:r>
+              <w:rPr>
+                <w:b/>
+                <w:bCs/>
+                <w:color w:val="1A0F5C"/>
+                <w:sz w:val="21"/>
+                <w:szCs w:val="21"/>
+              </w:rPr>
+              <w:t xml:space="preserve">In the interview.  </w:t>
+            </w:r>
+            <w:r>
+              <w:rPr>
+                <w:color w:val="1A0F5C"/>
+                <w:sz w:val="21"/>
+                <w:szCs w:val="21"/>
+              </w:rPr>
+              <w:t xml:space="preserve">An inner join drops every order with no payment and says nothing, which is exactly the list Finance most needs.</w:t>
+            </w:r>
+          </w:p>
+          <w:p>
+            <w:pPr>
+              <w:spacing w:after="80"/>
+            </w:pPr>
+            <w:r>
+              <w:rPr>
+                <w:color w:val="6B6690"/>
+                <w:sz w:val="18"/>
+                <w:szCs w:val="18"/>
+              </w:rPr>
+              <w:t xml:space="preserve">Anchor: INNER against LEFT join: what does each drop or keep?</w:t>
+            </w:r>
+          </w:p>
+        </w:tc>
+      </w:tr>
+    </w:tbl>
+    <w:p>
+      <w:pPr>
+        <w:spacing w:after="90"/>
+      </w:pPr>
+    </w:p>
+    <w:tbl>
+      <w:tblPr>
+        <w:tblW w:type="dxa" w:w="9806"/>
+        <w:tblBorders>
+          <w:top w:val="single" w:color="auto" w:sz="4"/>
+          <w:left w:val="single" w:color="auto" w:sz="4"/>
+          <w:bottom w:val="single" w:color="auto" w:sz="4"/>
+          <w:right w:val="single" w:color="auto" w:sz="4"/>
+          <w:insideH w:val="single" w:color="auto" w:sz="4"/>
+          <w:insideV w:val="single" w:color="auto" w:sz="4"/>
+        </w:tblBorders>
+      </w:tblPr>
+      <w:tblGrid>
+        <w:gridCol w:w="9806"/>
+      </w:tblGrid>
+      <w:tr>
+        <w:trPr>
+          <w:cantSplit/>
+        </w:trPr>
+        <w:tc>
+          <w:tcPr>
+            <w:tcW w:type="dxa" w:w="9806"/>
+            <w:tcBorders>
+              <w:top w:val="single" w:color="CFC9EE" w:sz="6"/>
+              <w:left w:val="single" w:color="CFC9EE" w:sz="6"/>
+              <w:bottom w:val="single" w:color="CFC9EE" w:sz="6"/>
+              <w:right w:val="single" w:color="CFC9EE" w:sz="6"/>
+            </w:tcBorders>
+            <w:tcMar>
+              <w:top w:type="dxa" w:w="90"/>
+              <w:left w:type="dxa" w:w="140"/>
+              <w:bottom w:type="dxa" w:w="90"/>
+              <w:right w:type="dxa" w:w="140"/>
+            </w:tcMar>
+          </w:tcPr>
+          <w:p>
+            <w:pPr>
+              <w:spacing w:after="80"/>
+            </w:pPr>
+            <w:r>
+              <w:rPr>
+                <w:b/>
+                <w:bCs/>
+                <w:color w:val="5B3FD6"/>
+                <w:sz w:val="24"/>
+                <w:szCs w:val="24"/>
+              </w:rPr>
+              <w:t xml:space="preserve">Q13</w:t>
+            </w:r>
+            <w:r>
+              <w:rPr>
+                <w:b/>
+                <w:bCs/>
+                <w:color w:val="1A0F5C"/>
+                <w:sz w:val="21"/>
+                <w:szCs w:val="21"/>
+              </w:rPr>
+              <w:t xml:space="preserve">   key True</w:t>
+            </w:r>
+            <w:r>
+              <w:rPr>
+                <w:color w:val="6B6690"/>
+                <w:sz w:val="18"/>
+                <w:szCs w:val="18"/>
+              </w:rPr>
+              <w:t xml:space="preserve">   True or false, Medium, [S], Tue</w:t>
+            </w:r>
+          </w:p>
+          <w:p>
+            <w:pPr>
+              <w:spacing w:after="80"/>
+            </w:pPr>
+            <w:r>
+              <w:rPr>
+                <w:b/>
+                <w:bCs/>
+                <w:color w:val="1A0F5C"/>
+                <w:sz w:val="21"/>
+                <w:szCs w:val="21"/>
+              </w:rPr>
+              <w:t xml:space="preserve">Why it holds.  </w:t>
+            </w:r>
+            <w:r>
+              <w:rPr>
+                <w:color w:val="1A0F5C"/>
+                <w:sz w:val="21"/>
+                <w:szCs w:val="21"/>
+              </w:rPr>
+              <w:t xml:space="preserve">When a key repeats on one side, each match becomes its own row. Every row is a real order paired with a real payment, so row-level checks pass while the SUM counts one order more than once.</w:t>
+            </w:r>
+          </w:p>
+          <w:p>
+            <w:pPr>
+              <w:spacing w:before="60"/>
+            </w:pPr>
+            <w:r>
+              <w:rPr>
+                <w:b/>
+                <w:bCs/>
+                <w:color w:val="1A0F5C"/>
+                <w:sz w:val="21"/>
+                <w:szCs w:val="21"/>
+              </w:rPr>
+              <w:t xml:space="preserve">In the interview.  </w:t>
+            </w:r>
+            <w:r>
+              <w:rPr>
+                <w:color w:val="1A0F5C"/>
+                <w:sz w:val="21"/>
+                <w:szCs w:val="21"/>
+              </w:rPr>
+              <w:t xml:space="preserve">A one-to-many join multiplies rows that each look correct, so the check is on the counts and the total, never on the rows.</w:t>
+            </w:r>
+          </w:p>
+          <w:p>
+            <w:pPr>
+              <w:spacing w:after="80"/>
+            </w:pPr>
+            <w:r>
+              <w:rPr>
+                <w:color w:val="6B6690"/>
+                <w:sz w:val="18"/>
+                <w:szCs w:val="18"/>
+              </w:rPr>
+              <w:t xml:space="preserve">Anchor: Revenue doubled after a join and every row looks fine; where do you look?</w:t>
+            </w:r>
+          </w:p>
+        </w:tc>
+      </w:tr>
+    </w:tbl>
+    <w:p>
+      <w:pPr>
+        <w:spacing w:after="90"/>
+      </w:pPr>
+    </w:p>
+    <w:tbl>
+      <w:tblPr>
+        <w:tblW w:type="dxa" w:w="9806"/>
+        <w:tblBorders>
+          <w:top w:val="single" w:color="auto" w:sz="4"/>
+          <w:left w:val="single" w:color="auto" w:sz="4"/>
+          <w:bottom w:val="single" w:color="auto" w:sz="4"/>
+          <w:right w:val="single" w:color="auto" w:sz="4"/>
+          <w:insideH w:val="single" w:color="auto" w:sz="4"/>
+          <w:insideV w:val="single" w:color="auto" w:sz="4"/>
+        </w:tblBorders>
+      </w:tblPr>
+      <w:tblGrid>
+        <w:gridCol w:w="9806"/>
+      </w:tblGrid>
+      <w:tr>
+        <w:trPr>
+          <w:cantSplit/>
+        </w:trPr>
+        <w:tc>
+          <w:tcPr>
+            <w:tcW w:type="dxa" w:w="9806"/>
+            <w:tcBorders>
+              <w:top w:val="single" w:color="CFC9EE" w:sz="6"/>
+              <w:left w:val="single" w:color="CFC9EE" w:sz="6"/>
+              <w:bottom w:val="single" w:color="CFC9EE" w:sz="6"/>
+              <w:right w:val="single" w:color="CFC9EE" w:sz="6"/>
+            </w:tcBorders>
+            <w:tcMar>
+              <w:top w:type="dxa" w:w="90"/>
+              <w:left w:type="dxa" w:w="140"/>
+              <w:bottom w:type="dxa" w:w="90"/>
+              <w:right w:type="dxa" w:w="140"/>
+            </w:tcMar>
+          </w:tcPr>
+          <w:p>
+            <w:pPr>
+              <w:spacing w:after="80"/>
+            </w:pPr>
+            <w:r>
+              <w:rPr>
+                <w:b/>
+                <w:bCs/>
+                <w:color w:val="5B3FD6"/>
+                <w:sz w:val="24"/>
+                <w:szCs w:val="24"/>
+              </w:rPr>
+              <w:t xml:space="preserve">Q14</w:t>
+            </w:r>
+            <w:r>
+              <w:rPr>
+                <w:b/>
+                <w:bCs/>
+                <w:color w:val="1A0F5C"/>
+                <w:sz w:val="21"/>
+                <w:szCs w:val="21"/>
+              </w:rPr>
+              <w:t xml:space="preserve">   key True</w:t>
+            </w:r>
+            <w:r>
+              <w:rPr>
+                <w:color w:val="6B6690"/>
+                <w:sz w:val="18"/>
+                <w:szCs w:val="18"/>
+              </w:rPr>
+              <w:t xml:space="preserve">   True or false, Hard, [S], Wed</w:t>
+            </w:r>
+          </w:p>
+          <w:p>
+            <w:pPr>
+              <w:spacing w:after="80"/>
+            </w:pPr>
+            <w:r>
+              <w:rPr>
+                <w:b/>
+                <w:bCs/>
+                <w:color w:val="1A0F5C"/>
+                <w:sz w:val="21"/>
+                <w:szCs w:val="21"/>
+              </w:rPr>
+              <w:t xml:space="preserve">Why it holds.  </w:t>
+            </w:r>
+            <w:r>
+              <w:rPr>
+                <w:color w:val="1A0F5C"/>
+                <w:sz w:val="21"/>
+                <w:szCs w:val="21"/>
+              </w:rPr>
+              <w:t xml:space="preserve">Without ties all three rank functions give 1, 2, 3 and so on. RANK and DENSE_RANK part only when two values tie, where RANK skips the next rank and DENSE_RANK does not.</w:t>
+            </w:r>
+          </w:p>
+          <w:p>
+            <w:pPr>
+              <w:spacing w:before="60"/>
+            </w:pPr>
+            <w:r>
+              <w:rPr>
+                <w:b/>
+                <w:bCs/>
+                <w:color w:val="1A0F5C"/>
+                <w:sz w:val="21"/>
+                <w:szCs w:val="21"/>
+              </w:rPr>
+              <w:t xml:space="preserve">In the interview.  </w:t>
+            </w:r>
+            <w:r>
+              <w:rPr>
+                <w:color w:val="1A0F5C"/>
+                <w:sz w:val="21"/>
+                <w:szCs w:val="21"/>
+              </w:rPr>
+              <w:t xml:space="preserve">RANK and DENSE_RANK agree until a tie; then RANK leaves a gap and DENSE_RANK does not.</w:t>
+            </w:r>
+          </w:p>
+          <w:p>
+            <w:pPr>
+              <w:spacing w:after="80"/>
+            </w:pPr>
+            <w:r>
+              <w:rPr>
+                <w:color w:val="6B6690"/>
+                <w:sz w:val="18"/>
+                <w:szCs w:val="18"/>
+              </w:rPr>
+              <w:t xml:space="preserve">Anchor: RANK, DENSE_RANK and ROW_NUMBER on a tie.</w:t>
+            </w:r>
+          </w:p>
+        </w:tc>
+      </w:tr>
+    </w:tbl>
+    <w:p>
+      <w:pPr>
+        <w:spacing w:after="90"/>
+      </w:pPr>
+    </w:p>
+    <w:tbl>
+      <w:tblPr>
+        <w:tblW w:type="dxa" w:w="9806"/>
+        <w:tblBorders>
+          <w:top w:val="single" w:color="auto" w:sz="4"/>
+          <w:left w:val="single" w:color="auto" w:sz="4"/>
+          <w:bottom w:val="single" w:color="auto" w:sz="4"/>
+          <w:right w:val="single" w:color="auto" w:sz="4"/>
+          <w:insideH w:val="single" w:color="auto" w:sz="4"/>
+          <w:insideV w:val="single" w:color="auto" w:sz="4"/>
+        </w:tblBorders>
+      </w:tblPr>
+      <w:tblGrid>
+        <w:gridCol w:w="9806"/>
+      </w:tblGrid>
+      <w:tr>
+        <w:trPr>
+          <w:cantSplit/>
+        </w:trPr>
+        <w:tc>
+          <w:tcPr>
+            <w:tcW w:type="dxa" w:w="9806"/>
+            <w:tcBorders>
+              <w:top w:val="single" w:color="CFC9EE" w:sz="6"/>
+              <w:left w:val="single" w:color="CFC9EE" w:sz="6"/>
+              <w:bottom w:val="single" w:color="CFC9EE" w:sz="6"/>
+              <w:right w:val="single" w:color="CFC9EE" w:sz="6"/>
+            </w:tcBorders>
+            <w:tcMar>
+              <w:top w:type="dxa" w:w="90"/>
+              <w:left w:type="dxa" w:w="140"/>
+              <w:bottom w:type="dxa" w:w="90"/>
+              <w:right w:type="dxa" w:w="140"/>
+            </w:tcMar>
+          </w:tcPr>
+          <w:p>
+            <w:pPr>
+              <w:spacing w:after="80"/>
+            </w:pPr>
+            <w:r>
+              <w:rPr>
+                <w:b/>
+                <w:bCs/>
+                <w:color w:val="5B3FD6"/>
+                <w:sz w:val="24"/>
+                <w:szCs w:val="24"/>
+              </w:rPr>
+              <w:t xml:space="preserve">Q15</w:t>
+            </w:r>
+            <w:r>
+              <w:rPr>
+                <w:b/>
+                <w:bCs/>
+                <w:color w:val="1A0F5C"/>
+                <w:sz w:val="21"/>
+                <w:szCs w:val="21"/>
+              </w:rPr>
+              <w:t xml:space="preserve">   key False</w:t>
+            </w:r>
+            <w:r>
+              <w:rPr>
+                <w:color w:val="6B6690"/>
+                <w:sz w:val="18"/>
+                <w:szCs w:val="18"/>
+              </w:rPr>
+              <w:t xml:space="preserve">   True or false, Medium, [F], Wed</w:t>
+            </w:r>
+          </w:p>
+          <w:p>
+            <w:pPr>
+              <w:spacing w:after="80"/>
+            </w:pPr>
+            <w:r>
+              <w:rPr>
+                <w:b/>
+                <w:bCs/>
+                <w:color w:val="1A0F5C"/>
+                <w:sz w:val="21"/>
+                <w:szCs w:val="21"/>
+              </w:rPr>
+              <w:t xml:space="preserve">Why it holds.  </w:t>
+            </w:r>
+            <w:r>
+              <w:rPr>
+                <w:color w:val="1A0F5C"/>
+                <w:sz w:val="21"/>
+                <w:szCs w:val="21"/>
+              </w:rPr>
+              <w:t xml:space="preserve">Window functions are computed after WHERE in the logical order, so WHERE cannot see them. The fix is to compute the rank in a CTE or subquery and filter it outside.</w:t>
+            </w:r>
+          </w:p>
+          <w:p>
+            <w:pPr>
+              <w:spacing w:before="60"/>
+            </w:pPr>
+            <w:r>
+              <w:rPr>
+                <w:b/>
+                <w:bCs/>
+                <w:color w:val="1A0F5C"/>
+                <w:sz w:val="21"/>
+                <w:szCs w:val="21"/>
+              </w:rPr>
+              <w:t xml:space="preserve">In the interview.  </w:t>
+            </w:r>
+            <w:r>
+              <w:rPr>
+                <w:color w:val="1A0F5C"/>
+                <w:sz w:val="21"/>
+                <w:szCs w:val="21"/>
+              </w:rPr>
+              <w:t xml:space="preserve">A window runs after WHERE, so you compute it in a CTE and filter the rank in the outer query.</w:t>
+            </w:r>
+          </w:p>
+          <w:p>
+            <w:pPr>
+              <w:spacing w:after="80"/>
+            </w:pPr>
+            <w:r>
+              <w:rPr>
+                <w:color w:val="6B6690"/>
+                <w:sz w:val="18"/>
+                <w:szCs w:val="18"/>
+              </w:rPr>
+              <w:t xml:space="preserve">Anchor: Why can a window function not sit inside WHERE, and what do you do instead?</w:t>
+            </w:r>
+          </w:p>
+        </w:tc>
+      </w:tr>
+    </w:tbl>
+    <w:p>
+      <w:pPr>
+        <w:spacing w:after="90"/>
+      </w:pPr>
+    </w:p>
+    <w:tbl>
+      <w:tblPr>
+        <w:tblW w:type="dxa" w:w="9806"/>
+        <w:tblBorders>
+          <w:top w:val="single" w:color="auto" w:sz="4"/>
+          <w:left w:val="single" w:color="auto" w:sz="4"/>
+          <w:bottom w:val="single" w:color="auto" w:sz="4"/>
+          <w:right w:val="single" w:color="auto" w:sz="4"/>
+          <w:insideH w:val="single" w:color="auto" w:sz="4"/>
+          <w:insideV w:val="single" w:color="auto" w:sz="4"/>
+        </w:tblBorders>
+      </w:tblPr>
+      <w:tblGrid>
+        <w:gridCol w:w="9806"/>
+      </w:tblGrid>
+      <w:tr>
+        <w:trPr>
+          <w:cantSplit/>
+        </w:trPr>
+        <w:tc>
+          <w:tcPr>
+            <w:tcW w:type="dxa" w:w="9806"/>
+            <w:tcBorders>
+              <w:top w:val="single" w:color="CFC9EE" w:sz="6"/>
+              <w:left w:val="single" w:color="CFC9EE" w:sz="6"/>
+              <w:bottom w:val="single" w:color="CFC9EE" w:sz="6"/>
+              <w:right w:val="single" w:color="CFC9EE" w:sz="6"/>
+            </w:tcBorders>
+            <w:tcMar>
+              <w:top w:type="dxa" w:w="90"/>
+              <w:left w:type="dxa" w:w="140"/>
+              <w:bottom w:type="dxa" w:w="90"/>
+              <w:right w:type="dxa" w:w="140"/>
+            </w:tcMar>
+          </w:tcPr>
+          <w:p>
+            <w:pPr>
+              <w:spacing w:after="80"/>
+            </w:pPr>
+            <w:r>
+              <w:rPr>
+                <w:b/>
+                <w:bCs/>
+                <w:color w:val="5B3FD6"/>
+                <w:sz w:val="24"/>
+                <w:szCs w:val="24"/>
+              </w:rPr>
+              <w:t xml:space="preserve">Q16</w:t>
+            </w:r>
+            <w:r>
+              <w:rPr>
+                <w:b/>
+                <w:bCs/>
+                <w:color w:val="1A0F5C"/>
+                <w:sz w:val="21"/>
+                <w:szCs w:val="21"/>
+              </w:rPr>
+              <w:t xml:space="preserve">   key True</w:t>
+            </w:r>
+            <w:r>
+              <w:rPr>
+                <w:color w:val="6B6690"/>
+                <w:sz w:val="18"/>
+                <w:szCs w:val="18"/>
+              </w:rPr>
+              <w:t xml:space="preserve">   True or false, Easy, [F], Thu</w:t>
+            </w:r>
+          </w:p>
+          <w:p>
+            <w:pPr>
+              <w:spacing w:after="80"/>
+            </w:pPr>
+            <w:r>
+              <w:rPr>
+                <w:b/>
+                <w:bCs/>
+                <w:color w:val="1A0F5C"/>
+                <w:sz w:val="21"/>
+                <w:szCs w:val="21"/>
+              </w:rPr>
+              <w:t xml:space="preserve">Why it holds.  </w:t>
+            </w:r>
+            <w:r>
+              <w:rPr>
+                <w:color w:val="1A0F5C"/>
+                <w:sz w:val="21"/>
+                <w:szCs w:val="21"/>
+              </w:rPr>
+              <w:t xml:space="preserve">groupby with agg splits the rows by key, reduces each group, and combines one row per group. transform is the variant that keeps every original row.</w:t>
+            </w:r>
+          </w:p>
+          <w:p>
+            <w:pPr>
+              <w:spacing w:before="60"/>
+            </w:pPr>
+            <w:r>
+              <w:rPr>
+                <w:b/>
+                <w:bCs/>
+                <w:color w:val="1A0F5C"/>
+                <w:sz w:val="21"/>
+                <w:szCs w:val="21"/>
+              </w:rPr>
+              <w:t xml:space="preserve">In the interview.  </w:t>
+            </w:r>
+            <w:r>
+              <w:rPr>
+                <w:color w:val="1A0F5C"/>
+                <w:sz w:val="21"/>
+                <w:szCs w:val="21"/>
+              </w:rPr>
+              <w:t xml:space="preserve">groupby then agg gives one row per group; transform gives the group's value on every original row.</w:t>
+            </w:r>
+          </w:p>
+          <w:p>
+            <w:pPr>
+              <w:spacing w:after="80"/>
+            </w:pPr>
+            <w:r>
+              <w:rPr>
+                <w:color w:val="6B6690"/>
+                <w:sz w:val="18"/>
+                <w:szCs w:val="18"/>
+              </w:rPr>
+              <w:t xml:space="preserve">Anchor: groupby in the split-apply-combine sentence.</w:t>
+            </w:r>
+          </w:p>
+        </w:tc>
+      </w:tr>
+    </w:tbl>
+    <w:p>
+      <w:pPr>
+        <w:spacing w:after="90"/>
+      </w:pPr>
+    </w:p>
+    <w:tbl>
+      <w:tblPr>
+        <w:tblW w:type="dxa" w:w="9806"/>
+        <w:tblBorders>
+          <w:top w:val="single" w:color="auto" w:sz="4"/>
+          <w:left w:val="single" w:color="auto" w:sz="4"/>
+          <w:bottom w:val="single" w:color="auto" w:sz="4"/>
+          <w:right w:val="single" w:color="auto" w:sz="4"/>
+          <w:insideH w:val="single" w:color="auto" w:sz="4"/>
+          <w:insideV w:val="single" w:color="auto" w:sz="4"/>
+        </w:tblBorders>
+      </w:tblPr>
+      <w:tblGrid>
+        <w:gridCol w:w="9806"/>
+      </w:tblGrid>
+      <w:tr>
+        <w:trPr>
+          <w:cantSplit/>
+        </w:trPr>
+        <w:tc>
+          <w:tcPr>
+            <w:tcW w:type="dxa" w:w="9806"/>
+            <w:tcBorders>
+              <w:top w:val="single" w:color="CFC9EE" w:sz="6"/>
+              <w:left w:val="single" w:color="CFC9EE" w:sz="6"/>
+              <w:bottom w:val="single" w:color="CFC9EE" w:sz="6"/>
+              <w:right w:val="single" w:color="CFC9EE" w:sz="6"/>
+            </w:tcBorders>
+            <w:tcMar>
+              <w:top w:type="dxa" w:w="90"/>
+              <w:left w:type="dxa" w:w="140"/>
+              <w:bottom w:type="dxa" w:w="90"/>
+              <w:right w:type="dxa" w:w="140"/>
+            </w:tcMar>
+          </w:tcPr>
+          <w:p>
+            <w:pPr>
+              <w:spacing w:after="80"/>
+            </w:pPr>
+            <w:r>
+              <w:rPr>
+                <w:b/>
+                <w:bCs/>
+                <w:color w:val="5B3FD6"/>
+                <w:sz w:val="24"/>
+                <w:szCs w:val="24"/>
+              </w:rPr>
+              <w:t xml:space="preserve">Q17</w:t>
+            </w:r>
+            <w:r>
+              <w:rPr>
+                <w:b/>
+                <w:bCs/>
+                <w:color w:val="1A0F5C"/>
+                <w:sz w:val="21"/>
+                <w:szCs w:val="21"/>
+              </w:rPr>
+              <w:t xml:space="preserve">   key False</w:t>
+            </w:r>
+            <w:r>
+              <w:rPr>
+                <w:color w:val="6B6690"/>
+                <w:sz w:val="18"/>
+                <w:szCs w:val="18"/>
+              </w:rPr>
+              <w:t xml:space="preserve">   True or false, Easy, [F], Fri</w:t>
+            </w:r>
+          </w:p>
+          <w:p>
+            <w:pPr>
+              <w:spacing w:after="80"/>
+            </w:pPr>
+            <w:r>
+              <w:rPr>
+                <w:b/>
+                <w:bCs/>
+                <w:color w:val="1A0F5C"/>
+                <w:sz w:val="21"/>
+                <w:szCs w:val="21"/>
+              </w:rPr>
+              <w:t xml:space="preserve">Why it holds.  </w:t>
+            </w:r>
+            <w:r>
+              <w:rPr>
+                <w:color w:val="1A0F5C"/>
+                <w:sz w:val="21"/>
+                <w:szCs w:val="21"/>
+              </w:rPr>
+              <w:t xml:space="preserve">A pivot sums whatever rows it is handed, so a duplicated row is summed twice. The pivot works correctly and the total is still wrong.</w:t>
+            </w:r>
+          </w:p>
+          <w:p>
+            <w:pPr>
+              <w:spacing w:before="60"/>
+            </w:pPr>
+            <w:r>
+              <w:rPr>
+                <w:b/>
+                <w:bCs/>
+                <w:color w:val="1A0F5C"/>
+                <w:sz w:val="21"/>
+                <w:szCs w:val="21"/>
+              </w:rPr>
+              <w:t xml:space="preserve">In the interview.  </w:t>
+            </w:r>
+            <w:r>
+              <w:rPr>
+                <w:color w:val="1A0F5C"/>
+                <w:sz w:val="21"/>
+                <w:szCs w:val="21"/>
+              </w:rPr>
+              <w:t xml:space="preserve">A pivot is only as honest as its source; duplicated rows in the export become a higher total.</w:t>
+            </w:r>
+          </w:p>
+          <w:p>
+            <w:pPr>
+              <w:spacing w:after="80"/>
+            </w:pPr>
+            <w:r>
+              <w:rPr>
+                <w:color w:val="6B6690"/>
+                <w:sz w:val="18"/>
+                <w:szCs w:val="18"/>
+              </w:rPr>
+              <w:t xml:space="preserve">Anchor: Your pivot shows a different total from the warehouse; where do you look first?</w:t>
+            </w:r>
+          </w:p>
+        </w:tc>
+      </w:tr>
+    </w:tbl>
+    <w:p>
+      <w:pPr>
+        <w:spacing w:after="90"/>
+      </w:pPr>
+    </w:p>
+    <w:tbl>
+      <w:tblPr>
+        <w:tblW w:type="dxa" w:w="9806"/>
+        <w:tblBorders>
+          <w:top w:val="single" w:color="auto" w:sz="4"/>
+          <w:left w:val="single" w:color="auto" w:sz="4"/>
+          <w:bottom w:val="single" w:color="auto" w:sz="4"/>
+          <w:right w:val="single" w:color="auto" w:sz="4"/>
+          <w:insideH w:val="single" w:color="auto" w:sz="4"/>
+          <w:insideV w:val="single" w:color="auto" w:sz="4"/>
+        </w:tblBorders>
+      </w:tblPr>
+      <w:tblGrid>
+        <w:gridCol w:w="9806"/>
+      </w:tblGrid>
+      <w:tr>
+        <w:trPr>
+          <w:cantSplit/>
+        </w:trPr>
+        <w:tc>
+          <w:tcPr>
+            <w:tcW w:type="dxa" w:w="9806"/>
+            <w:tcBorders>
+              <w:top w:val="single" w:color="CFC9EE" w:sz="6"/>
+              <w:left w:val="single" w:color="CFC9EE" w:sz="6"/>
+              <w:bottom w:val="single" w:color="CFC9EE" w:sz="6"/>
+              <w:right w:val="single" w:color="CFC9EE" w:sz="6"/>
+            </w:tcBorders>
+            <w:tcMar>
+              <w:top w:type="dxa" w:w="90"/>
+              <w:left w:type="dxa" w:w="140"/>
+              <w:bottom w:type="dxa" w:w="90"/>
+              <w:right w:type="dxa" w:w="140"/>
+            </w:tcMar>
+          </w:tcPr>
+          <w:p>
+            <w:pPr>
+              <w:spacing w:after="80"/>
+            </w:pPr>
+            <w:r>
+              <w:rPr>
+                <w:b/>
+                <w:bCs/>
+                <w:color w:val="5B3FD6"/>
+                <w:sz w:val="24"/>
+                <w:szCs w:val="24"/>
+              </w:rPr>
+              <w:t xml:space="preserve">Q18</w:t>
+            </w:r>
+            <w:r>
+              <w:rPr>
+                <w:b/>
+                <w:bCs/>
+                <w:color w:val="1A0F5C"/>
+                <w:sz w:val="21"/>
+                <w:szCs w:val="21"/>
+              </w:rPr>
+              <w:t xml:space="preserve">   key b</w:t>
+            </w:r>
+            <w:r>
+              <w:rPr>
+                <w:color w:val="6B6690"/>
+                <w:sz w:val="18"/>
+                <w:szCs w:val="18"/>
+              </w:rPr>
+              <w:t xml:space="preserve">   One correct option, Easy, [S], Mon</w:t>
+            </w:r>
+          </w:p>
+          <w:p>
+            <w:pPr>
+              <w:spacing w:after="80"/>
+            </w:pPr>
+            <w:r>
+              <w:rPr>
+                <w:b/>
+                <w:bCs/>
+                <w:color w:val="1A0F5C"/>
+                <w:sz w:val="21"/>
+                <w:szCs w:val="21"/>
+              </w:rPr>
+              <w:t xml:space="preserve">Why it holds.  </w:t>
+            </w:r>
+            <w:r>
+              <w:rPr>
+                <w:color w:val="1A0F5C"/>
+                <w:sz w:val="21"/>
+                <w:szCs w:val="21"/>
+              </w:rPr>
+              <w:t xml:space="preserve">FROM runs first because every later clause needs the rows it produces.</w:t>
+            </w:r>
+          </w:p>
+          <w:p>
+            <w:pPr>
+              <w:pStyle w:val="ListParagraph"/>
+              <w:numPr>
+                <w:ilvl w:val="0"/>
+                <w:numId w:val="3"/>
+              </w:numPr>
+              <w:spacing w:after="40"/>
+            </w:pPr>
+            <w:r>
+              <w:rPr>
+                <w:b/>
+                <w:bCs/>
+                <w:color w:val="5B3FD6"/>
+                <w:sz w:val="21"/>
+                <w:szCs w:val="21"/>
+              </w:rPr>
+              <w:t xml:space="preserve">(a)  </w:t>
+            </w:r>
+            <w:r>
+              <w:rPr>
+                <w:color w:val="1A0F5C"/>
+                <w:sz w:val="21"/>
+                <w:szCs w:val="21"/>
+              </w:rPr>
+              <w:t xml:space="preserve">SELECT is written first, which is why people guess it; it is evaluated near the end.</w:t>
+            </w:r>
+          </w:p>
+          <w:p>
+            <w:pPr>
+              <w:pStyle w:val="ListParagraph"/>
+              <w:numPr>
+                <w:ilvl w:val="0"/>
+                <w:numId w:val="3"/>
+              </w:numPr>
+              <w:spacing w:after="40"/>
+            </w:pPr>
+            <w:r>
+              <w:rPr>
+                <w:b/>
+                <w:bCs/>
+                <w:color w:val="5B3FD6"/>
+                <w:sz w:val="21"/>
+                <w:szCs w:val="21"/>
+              </w:rPr>
+              <w:t xml:space="preserve">(c)  </w:t>
+            </w:r>
+            <w:r>
+              <w:rPr>
+                <w:color w:val="1A0F5C"/>
+                <w:sz w:val="21"/>
+                <w:szCs w:val="21"/>
+              </w:rPr>
+              <w:t xml:space="preserve">WHERE filters rows, so it needs FROM to have produced them already.</w:t>
+            </w:r>
+          </w:p>
+          <w:p>
+            <w:pPr>
+              <w:pStyle w:val="ListParagraph"/>
+              <w:numPr>
+                <w:ilvl w:val="0"/>
+                <w:numId w:val="3"/>
+              </w:numPr>
+              <w:spacing w:after="40"/>
+            </w:pPr>
+            <w:r>
+              <w:rPr>
+                <w:b/>
+                <w:bCs/>
+                <w:color w:val="5B3FD6"/>
+                <w:sz w:val="21"/>
+                <w:szCs w:val="21"/>
+              </w:rPr>
+              <w:t xml:space="preserve">(d)  </w:t>
+            </w:r>
+            <w:r>
+              <w:rPr>
+                <w:color w:val="1A0F5C"/>
+                <w:sz w:val="21"/>
+                <w:szCs w:val="21"/>
+              </w:rPr>
+              <w:t xml:space="preserve">ORDER BY is the last clause evaluated, after SELECT.</w:t>
+            </w:r>
+          </w:p>
+          <w:p>
+            <w:pPr>
+              <w:spacing w:before="60"/>
+            </w:pPr>
+            <w:r>
+              <w:rPr>
+                <w:b/>
+                <w:bCs/>
+                <w:color w:val="1A0F5C"/>
+                <w:sz w:val="21"/>
+                <w:szCs w:val="21"/>
+              </w:rPr>
+              <w:t xml:space="preserve">In the interview.  </w:t>
+            </w:r>
+            <w:r>
+              <w:rPr>
+                <w:color w:val="1A0F5C"/>
+                <w:sz w:val="21"/>
+                <w:szCs w:val="21"/>
+              </w:rPr>
+              <w:t xml:space="preserve">FROM runs first, then WHERE, GROUP BY, HAVING, SELECT and ORDER BY.</w:t>
+            </w:r>
+          </w:p>
+          <w:p>
+            <w:pPr>
+              <w:spacing w:after="80"/>
+            </w:pPr>
+            <w:r>
+              <w:rPr>
+                <w:color w:val="6B6690"/>
+                <w:sz w:val="18"/>
+                <w:szCs w:val="18"/>
+              </w:rPr>
+              <w:t xml:space="preserve">Anchor: Explain the logical order in which a SQL query executes.</w:t>
+            </w:r>
+          </w:p>
+        </w:tc>
+      </w:tr>
+    </w:tbl>
+    <w:p>
+      <w:pPr>
+        <w:spacing w:after="90"/>
+      </w:pPr>
+    </w:p>
+    <w:tbl>
+      <w:tblPr>
+        <w:tblW w:type="dxa" w:w="9806"/>
+        <w:tblBorders>
+          <w:top w:val="single" w:color="auto" w:sz="4"/>
+          <w:left w:val="single" w:color="auto" w:sz="4"/>
+          <w:bottom w:val="single" w:color="auto" w:sz="4"/>
+          <w:right w:val="single" w:color="auto" w:sz="4"/>
+          <w:insideH w:val="single" w:color="auto" w:sz="4"/>
+          <w:insideV w:val="single" w:color="auto" w:sz="4"/>
+        </w:tblBorders>
+      </w:tblPr>
+      <w:tblGrid>
+        <w:gridCol w:w="9806"/>
+      </w:tblGrid>
+      <w:tr>
+        <w:trPr>
+          <w:cantSplit/>
+        </w:trPr>
+        <w:tc>
+          <w:tcPr>
+            <w:tcW w:type="dxa" w:w="9806"/>
+            <w:tcBorders>
+              <w:top w:val="single" w:color="CFC9EE" w:sz="6"/>
+              <w:left w:val="single" w:color="CFC9EE" w:sz="6"/>
+              <w:bottom w:val="single" w:color="CFC9EE" w:sz="6"/>
+              <w:right w:val="single" w:color="CFC9EE" w:sz="6"/>
+            </w:tcBorders>
+            <w:tcMar>
+              <w:top w:type="dxa" w:w="90"/>
+              <w:left w:type="dxa" w:w="140"/>
+              <w:bottom w:type="dxa" w:w="90"/>
+              <w:right w:type="dxa" w:w="140"/>
+            </w:tcMar>
+          </w:tcPr>
+          <w:p>
+            <w:pPr>
+              <w:spacing w:after="80"/>
+            </w:pPr>
+            <w:r>
+              <w:rPr>
+                <w:b/>
+                <w:bCs/>
+                <w:color w:val="5B3FD6"/>
+                <w:sz w:val="24"/>
+                <w:szCs w:val="24"/>
+              </w:rPr>
+              <w:t xml:space="preserve">Q19</w:t>
+            </w:r>
+            <w:r>
+              <w:rPr>
+                <w:b/>
+                <w:bCs/>
+                <w:color w:val="1A0F5C"/>
+                <w:sz w:val="21"/>
+                <w:szCs w:val="21"/>
+              </w:rPr>
+              <w:t xml:space="preserve">   key a</w:t>
+            </w:r>
+            <w:r>
+              <w:rPr>
+                <w:color w:val="6B6690"/>
+                <w:sz w:val="18"/>
+                <w:szCs w:val="18"/>
+              </w:rPr>
+              <w:t xml:space="preserve">   One correct option, Medium, [S], Mon</w:t>
+            </w:r>
+          </w:p>
+          <w:p>
+            <w:pPr>
+              <w:spacing w:after="80"/>
+            </w:pPr>
+            <w:r>
+              <w:rPr>
+                <w:b/>
+                <w:bCs/>
+                <w:color w:val="1A0F5C"/>
+                <w:sz w:val="21"/>
+                <w:szCs w:val="21"/>
+              </w:rPr>
+              <w:t xml:space="preserve">Why it holds.  </w:t>
+            </w:r>
+            <w:r>
+              <w:rPr>
+                <w:color w:val="1A0F5C"/>
+                <w:sz w:val="21"/>
+                <w:szCs w:val="21"/>
+              </w:rPr>
+              <w:t xml:space="preserve">Every column in SELECT must either be grouped or aggregated, so segment either joins GROUP BY or sits inside an aggregate.</w:t>
+            </w:r>
+          </w:p>
+          <w:p>
+            <w:pPr>
+              <w:pStyle w:val="ListParagraph"/>
+              <w:numPr>
+                <w:ilvl w:val="0"/>
+                <w:numId w:val="3"/>
+              </w:numPr>
+              <w:spacing w:after="40"/>
+            </w:pPr>
+            <w:r>
+              <w:rPr>
+                <w:b/>
+                <w:bCs/>
+                <w:color w:val="5B3FD6"/>
+                <w:sz w:val="21"/>
+                <w:szCs w:val="21"/>
+              </w:rPr>
+              <w:t xml:space="preserve">(b)  </w:t>
+            </w:r>
+            <w:r>
+              <w:rPr>
+                <w:color w:val="1A0F5C"/>
+                <w:sz w:val="21"/>
+                <w:szCs w:val="21"/>
+              </w:rPr>
+              <w:t xml:space="preserve">HAVING filters groups; the error is about a column that is neither grouped nor aggregated.</w:t>
+            </w:r>
+          </w:p>
+          <w:p>
+            <w:pPr>
+              <w:pStyle w:val="ListParagraph"/>
+              <w:numPr>
+                <w:ilvl w:val="0"/>
+                <w:numId w:val="3"/>
+              </w:numPr>
+              <w:spacing w:after="40"/>
+            </w:pPr>
+            <w:r>
+              <w:rPr>
+                <w:b/>
+                <w:bCs/>
+                <w:color w:val="5B3FD6"/>
+                <w:sz w:val="21"/>
+                <w:szCs w:val="21"/>
+              </w:rPr>
+              <w:t xml:space="preserve">(c)  </w:t>
+            </w:r>
+            <w:r>
+              <w:rPr>
+                <w:color w:val="1A0F5C"/>
+                <w:sz w:val="21"/>
+                <w:szCs w:val="21"/>
+              </w:rPr>
+              <w:t xml:space="preserve">LIMIT trims rows after the query runs and never reaches the grouping error.</w:t>
+            </w:r>
+          </w:p>
+          <w:p>
+            <w:pPr>
+              <w:pStyle w:val="ListParagraph"/>
+              <w:numPr>
+                <w:ilvl w:val="0"/>
+                <w:numId w:val="3"/>
+              </w:numPr>
+              <w:spacing w:after="40"/>
+            </w:pPr>
+            <w:r>
+              <w:rPr>
+                <w:b/>
+                <w:bCs/>
+                <w:color w:val="5B3FD6"/>
+                <w:sz w:val="21"/>
+                <w:szCs w:val="21"/>
+              </w:rPr>
+              <w:t xml:space="preserve">(d)  </w:t>
+            </w:r>
+            <w:r>
+              <w:rPr>
+                <w:color w:val="1A0F5C"/>
+                <w:sz w:val="21"/>
+                <w:szCs w:val="21"/>
+              </w:rPr>
+              <w:t xml:space="preserve">ORDER BY sorts the output and cannot make an ungrouped column legal.</w:t>
+            </w:r>
+          </w:p>
+          <w:p>
+            <w:pPr>
+              <w:spacing w:before="60"/>
+            </w:pPr>
+            <w:r>
+              <w:rPr>
+                <w:b/>
+                <w:bCs/>
+                <w:color w:val="1A0F5C"/>
+                <w:sz w:val="21"/>
+                <w:szCs w:val="21"/>
+              </w:rPr>
+              <w:t xml:space="preserve">In the interview.  </w:t>
+            </w:r>
+            <w:r>
+              <w:rPr>
+                <w:color w:val="1A0F5C"/>
+                <w:sz w:val="21"/>
+                <w:szCs w:val="21"/>
+              </w:rPr>
+              <w:t xml:space="preserve">Every SELECT column is either in GROUP BY or inside an aggregate; the error names the one that is neither.</w:t>
+            </w:r>
+          </w:p>
+          <w:p>
+            <w:pPr>
+              <w:spacing w:after="80"/>
+            </w:pPr>
+            <w:r>
+              <w:rPr>
+                <w:color w:val="6B6690"/>
+                <w:sz w:val="18"/>
+                <w:szCs w:val="18"/>
+              </w:rPr>
+              <w:t xml:space="preserve">Anchor: Explain the logical order in which a SQL query executes.</w:t>
+            </w:r>
+          </w:p>
+        </w:tc>
+      </w:tr>
+    </w:tbl>
+    <w:p>
+      <w:pPr>
+        <w:spacing w:after="90"/>
+      </w:pPr>
+    </w:p>
+    <w:tbl>
+      <w:tblPr>
+        <w:tblW w:type="dxa" w:w="9806"/>
+        <w:tblBorders>
+          <w:top w:val="single" w:color="auto" w:sz="4"/>
+          <w:left w:val="single" w:color="auto" w:sz="4"/>
+          <w:bottom w:val="single" w:color="auto" w:sz="4"/>
+          <w:right w:val="single" w:color="auto" w:sz="4"/>
+          <w:insideH w:val="single" w:color="auto" w:sz="4"/>
+          <w:insideV w:val="single" w:color="auto" w:sz="4"/>
+        </w:tblBorders>
+      </w:tblPr>
+      <w:tblGrid>
+        <w:gridCol w:w="9806"/>
+      </w:tblGrid>
+      <w:tr>
+        <w:trPr>
+          <w:cantSplit/>
+        </w:trPr>
+        <w:tc>
+          <w:tcPr>
+            <w:tcW w:type="dxa" w:w="9806"/>
+            <w:tcBorders>
+              <w:top w:val="single" w:color="CFC9EE" w:sz="6"/>
+              <w:left w:val="single" w:color="CFC9EE" w:sz="6"/>
+              <w:bottom w:val="single" w:color="CFC9EE" w:sz="6"/>
+              <w:right w:val="single" w:color="CFC9EE" w:sz="6"/>
+            </w:tcBorders>
+            <w:tcMar>
+              <w:top w:type="dxa" w:w="90"/>
+              <w:left w:type="dxa" w:w="140"/>
+              <w:bottom w:type="dxa" w:w="90"/>
+              <w:right w:type="dxa" w:w="140"/>
+            </w:tcMar>
+          </w:tcPr>
+          <w:p>
+            <w:pPr>
+              <w:spacing w:after="80"/>
+            </w:pPr>
+            <w:r>
+              <w:rPr>
+                <w:b/>
+                <w:bCs/>
+                <w:color w:val="5B3FD6"/>
+                <w:sz w:val="24"/>
+                <w:szCs w:val="24"/>
+              </w:rPr>
+              <w:t xml:space="preserve">Q20</w:t>
+            </w:r>
+            <w:r>
+              <w:rPr>
+                <w:b/>
+                <w:bCs/>
+                <w:color w:val="1A0F5C"/>
+                <w:sz w:val="21"/>
+                <w:szCs w:val="21"/>
+              </w:rPr>
+              <w:t xml:space="preserve">   key d</w:t>
+            </w:r>
+            <w:r>
+              <w:rPr>
+                <w:color w:val="6B6690"/>
+                <w:sz w:val="18"/>
+                <w:szCs w:val="18"/>
+              </w:rPr>
+              <w:t xml:space="preserve">   One correct option, Medium, [F], Mon</w:t>
+            </w:r>
+          </w:p>
+          <w:p>
+            <w:pPr>
+              <w:spacing w:after="80"/>
+            </w:pPr>
+            <w:r>
+              <w:rPr>
+                <w:b/>
+                <w:bCs/>
+                <w:color w:val="1A0F5C"/>
+                <w:sz w:val="21"/>
+                <w:szCs w:val="21"/>
+              </w:rPr>
+              <w:t xml:space="preserve">Why it holds.  </w:t>
+            </w:r>
+            <w:r>
+              <w:rPr>
+                <w:color w:val="1A0F5C"/>
+                <w:sz w:val="21"/>
+                <w:szCs w:val="21"/>
+              </w:rPr>
+              <w:t xml:space="preserve">The warehouse query runs the same way against the source every Monday, and an auditor can read every line of it.</w:t>
+            </w:r>
+          </w:p>
+          <w:p>
+            <w:pPr>
+              <w:pStyle w:val="ListParagraph"/>
+              <w:numPr>
+                <w:ilvl w:val="0"/>
+                <w:numId w:val="3"/>
+              </w:numPr>
+              <w:spacing w:after="40"/>
+            </w:pPr>
+            <w:r>
+              <w:rPr>
+                <w:b/>
+                <w:bCs/>
+                <w:color w:val="5B3FD6"/>
+                <w:sz w:val="21"/>
+                <w:szCs w:val="21"/>
+              </w:rPr>
+              <w:t xml:space="preserve">(a)  </w:t>
+            </w:r>
+            <w:r>
+              <w:rPr>
+                <w:color w:val="1A0F5C"/>
+                <w:sz w:val="21"/>
+                <w:szCs w:val="21"/>
+              </w:rPr>
+              <w:t xml:space="preserve">Hiding the data from Finance breaks the audit this choice exists for.</w:t>
+            </w:r>
+          </w:p>
+          <w:p>
+            <w:pPr>
+              <w:pStyle w:val="ListParagraph"/>
+              <w:numPr>
+                <w:ilvl w:val="0"/>
+                <w:numId w:val="3"/>
+              </w:numPr>
+              <w:spacing w:after="40"/>
+            </w:pPr>
+            <w:r>
+              <w:rPr>
+                <w:b/>
+                <w:bCs/>
+                <w:color w:val="5B3FD6"/>
+                <w:sz w:val="21"/>
+                <w:szCs w:val="21"/>
+              </w:rPr>
+              <w:t xml:space="preserve">(b)  </w:t>
+            </w:r>
+            <w:r>
+              <w:rPr>
+                <w:color w:val="1A0F5C"/>
+                <w:sz w:val="21"/>
+                <w:szCs w:val="21"/>
+              </w:rPr>
+              <w:t xml:space="preserve">A notebook holds a quarter of orders easily; size is the wrong reason.</w:t>
+            </w:r>
+          </w:p>
+          <w:p>
+            <w:pPr>
+              <w:pStyle w:val="ListParagraph"/>
+              <w:numPr>
+                <w:ilvl w:val="0"/>
+                <w:numId w:val="3"/>
+              </w:numPr>
+              <w:spacing w:after="40"/>
+            </w:pPr>
+            <w:r>
+              <w:rPr>
+                <w:b/>
+                <w:bCs/>
+                <w:color w:val="5B3FD6"/>
+                <w:sz w:val="21"/>
+                <w:szCs w:val="21"/>
+              </w:rPr>
+              <w:t xml:space="preserve">(c)  </w:t>
+            </w:r>
+            <w:r>
+              <w:rPr>
+                <w:color w:val="1A0F5C"/>
+                <w:sz w:val="21"/>
+                <w:szCs w:val="21"/>
+              </w:rPr>
+              <w:t xml:space="preserve">Speed on every task is false and beside the point; repeatability and audit decide it.</w:t>
+            </w:r>
+          </w:p>
+          <w:p>
+            <w:pPr>
+              <w:spacing w:before="60"/>
+            </w:pPr>
+            <w:r>
+              <w:rPr>
+                <w:b/>
+                <w:bCs/>
+                <w:color w:val="1A0F5C"/>
+                <w:sz w:val="21"/>
+                <w:szCs w:val="21"/>
+              </w:rPr>
+              <w:t xml:space="preserve">In the interview.  </w:t>
+            </w:r>
+            <w:r>
+              <w:rPr>
+                <w:color w:val="1A0F5C"/>
+                <w:sz w:val="21"/>
+                <w:szCs w:val="21"/>
+              </w:rPr>
+              <w:t xml:space="preserve">A KPI Finance checks lives in the warehouse, because it reruns unchanged on the source and anyone can audit the query.</w:t>
+            </w:r>
+          </w:p>
+          <w:p>
+            <w:pPr>
+              <w:spacing w:after="80"/>
+            </w:pPr>
+            <w:r>
+              <w:rPr>
+                <w:color w:val="6B6690"/>
+                <w:sz w:val="18"/>
+                <w:szCs w:val="18"/>
+              </w:rPr>
+              <w:t xml:space="preserve">Anchor: Why would you compute a KPI in the warehouse rather than in a notebook?</w:t>
+            </w:r>
+          </w:p>
+        </w:tc>
+      </w:tr>
+    </w:tbl>
+    <w:p>
+      <w:pPr>
+        <w:spacing w:after="90"/>
+      </w:pPr>
+    </w:p>
+    <w:tbl>
+      <w:tblPr>
+        <w:tblW w:type="dxa" w:w="9806"/>
+        <w:tblBorders>
+          <w:top w:val="single" w:color="auto" w:sz="4"/>
+          <w:left w:val="single" w:color="auto" w:sz="4"/>
+          <w:bottom w:val="single" w:color="auto" w:sz="4"/>
+          <w:right w:val="single" w:color="auto" w:sz="4"/>
+          <w:insideH w:val="single" w:color="auto" w:sz="4"/>
+          <w:insideV w:val="single" w:color="auto" w:sz="4"/>
+        </w:tblBorders>
+      </w:tblPr>
+      <w:tblGrid>
+        <w:gridCol w:w="9806"/>
+      </w:tblGrid>
+      <w:tr>
+        <w:trPr>
+          <w:cantSplit/>
+        </w:trPr>
+        <w:tc>
+          <w:tcPr>
+            <w:tcW w:type="dxa" w:w="9806"/>
+            <w:tcBorders>
+              <w:top w:val="single" w:color="CFC9EE" w:sz="6"/>
+              <w:left w:val="single" w:color="CFC9EE" w:sz="6"/>
+              <w:bottom w:val="single" w:color="CFC9EE" w:sz="6"/>
+              <w:right w:val="single" w:color="CFC9EE" w:sz="6"/>
+            </w:tcBorders>
+            <w:tcMar>
+              <w:top w:type="dxa" w:w="90"/>
+              <w:left w:type="dxa" w:w="140"/>
+              <w:bottom w:type="dxa" w:w="90"/>
+              <w:right w:type="dxa" w:w="140"/>
+            </w:tcMar>
+          </w:tcPr>
+          <w:p>
+            <w:pPr>
+              <w:spacing w:after="80"/>
+            </w:pPr>
+            <w:r>
+              <w:rPr>
+                <w:b/>
+                <w:bCs/>
+                <w:color w:val="5B3FD6"/>
+                <w:sz w:val="24"/>
+                <w:szCs w:val="24"/>
+              </w:rPr>
+              <w:t xml:space="preserve">Q21</w:t>
+            </w:r>
+            <w:r>
+              <w:rPr>
+                <w:b/>
+                <w:bCs/>
+                <w:color w:val="1A0F5C"/>
+                <w:sz w:val="21"/>
+                <w:szCs w:val="21"/>
+              </w:rPr>
+              <w:t xml:space="preserve">   key c</w:t>
+            </w:r>
+            <w:r>
+              <w:rPr>
+                <w:color w:val="6B6690"/>
+                <w:sz w:val="18"/>
+                <w:szCs w:val="18"/>
+              </w:rPr>
+              <w:t xml:space="preserve">   One correct option, Easy, [S], Tue</w:t>
+            </w:r>
+          </w:p>
+          <w:p>
+            <w:pPr>
+              <w:spacing w:after="80"/>
+            </w:pPr>
+            <w:r>
+              <w:rPr>
+                <w:b/>
+                <w:bCs/>
+                <w:color w:val="1A0F5C"/>
+                <w:sz w:val="21"/>
+                <w:szCs w:val="21"/>
+              </w:rPr>
+              <w:t xml:space="preserve">Why it holds.  </w:t>
+            </w:r>
+            <w:r>
+              <w:rPr>
+                <w:color w:val="1A0F5C"/>
+                <w:sz w:val="21"/>
+                <w:szCs w:val="21"/>
+              </w:rPr>
+              <w:t xml:space="preserve">INNER JOIN keeps only the rows that find a partner, so an order with no payment drops out.</w:t>
+            </w:r>
+          </w:p>
+          <w:p>
+            <w:pPr>
+              <w:pStyle w:val="ListParagraph"/>
+              <w:numPr>
+                <w:ilvl w:val="0"/>
+                <w:numId w:val="3"/>
+              </w:numPr>
+              <w:spacing w:after="40"/>
+            </w:pPr>
+            <w:r>
+              <w:rPr>
+                <w:b/>
+                <w:bCs/>
+                <w:color w:val="5B3FD6"/>
+                <w:sz w:val="21"/>
+                <w:szCs w:val="21"/>
+              </w:rPr>
+              <w:t xml:space="preserve">(a)  </w:t>
+            </w:r>
+            <w:r>
+              <w:rPr>
+                <w:color w:val="1A0F5C"/>
+                <w:sz w:val="21"/>
+                <w:szCs w:val="21"/>
+              </w:rPr>
+              <w:t xml:space="preserve">LEFT JOIN also keeps the unpaid orders, with NULL payment columns.</w:t>
+            </w:r>
+          </w:p>
+          <w:p>
+            <w:pPr>
+              <w:pStyle w:val="ListParagraph"/>
+              <w:numPr>
+                <w:ilvl w:val="0"/>
+                <w:numId w:val="3"/>
+              </w:numPr>
+              <w:spacing w:after="40"/>
+            </w:pPr>
+            <w:r>
+              <w:rPr>
+                <w:b/>
+                <w:bCs/>
+                <w:color w:val="5B3FD6"/>
+                <w:sz w:val="21"/>
+                <w:szCs w:val="21"/>
+              </w:rPr>
+              <w:t xml:space="preserve">(b)  </w:t>
+            </w:r>
+            <w:r>
+              <w:rPr>
+                <w:color w:val="1A0F5C"/>
+                <w:sz w:val="21"/>
+                <w:szCs w:val="21"/>
+              </w:rPr>
+              <w:t xml:space="preserve">FULL OUTER JOIN keeps unmatched rows from both sides, orders and payments.</w:t>
+            </w:r>
+          </w:p>
+          <w:p>
+            <w:pPr>
+              <w:pStyle w:val="ListParagraph"/>
+              <w:numPr>
+                <w:ilvl w:val="0"/>
+                <w:numId w:val="3"/>
+              </w:numPr>
+              <w:spacing w:after="40"/>
+            </w:pPr>
+            <w:r>
+              <w:rPr>
+                <w:b/>
+                <w:bCs/>
+                <w:color w:val="5B3FD6"/>
+                <w:sz w:val="21"/>
+                <w:szCs w:val="21"/>
+              </w:rPr>
+              <w:t xml:space="preserve">(d)  </w:t>
+            </w:r>
+            <w:r>
+              <w:rPr>
+                <w:color w:val="1A0F5C"/>
+                <w:sz w:val="21"/>
+                <w:szCs w:val="21"/>
+              </w:rPr>
+              <w:t xml:space="preserve">CROSS JOIN pairs every order with every payment and has no matching condition.</w:t>
+            </w:r>
+          </w:p>
+          <w:p>
+            <w:pPr>
+              <w:spacing w:before="60"/>
+            </w:pPr>
+            <w:r>
+              <w:rPr>
+                <w:b/>
+                <w:bCs/>
+                <w:color w:val="1A0F5C"/>
+                <w:sz w:val="21"/>
+                <w:szCs w:val="21"/>
+              </w:rPr>
+              <w:t xml:space="preserve">In the interview.  </w:t>
+            </w:r>
+            <w:r>
+              <w:rPr>
+                <w:color w:val="1A0F5C"/>
+                <w:sz w:val="21"/>
+                <w:szCs w:val="21"/>
+              </w:rPr>
+              <w:t xml:space="preserve">An inner join returns only matched orders; a left join returns every order.</w:t>
+            </w:r>
+          </w:p>
+          <w:p>
+            <w:pPr>
+              <w:spacing w:after="80"/>
+            </w:pPr>
+            <w:r>
+              <w:rPr>
+                <w:color w:val="6B6690"/>
+                <w:sz w:val="18"/>
+                <w:szCs w:val="18"/>
+              </w:rPr>
+              <w:t xml:space="preserve">Anchor: INNER against LEFT join: what does each drop or keep?</w:t>
+            </w:r>
+          </w:p>
+        </w:tc>
+      </w:tr>
+    </w:tbl>
+    <w:p>
+      <w:pPr>
+        <w:spacing w:after="90"/>
+      </w:pPr>
+    </w:p>
+    <w:tbl>
+      <w:tblPr>
+        <w:tblW w:type="dxa" w:w="9806"/>
+        <w:tblBorders>
+          <w:top w:val="single" w:color="auto" w:sz="4"/>
+          <w:left w:val="single" w:color="auto" w:sz="4"/>
+          <w:bottom w:val="single" w:color="auto" w:sz="4"/>
+          <w:right w:val="single" w:color="auto" w:sz="4"/>
+          <w:insideH w:val="single" w:color="auto" w:sz="4"/>
+          <w:insideV w:val="single" w:color="auto" w:sz="4"/>
+        </w:tblBorders>
+      </w:tblPr>
+      <w:tblGrid>
+        <w:gridCol w:w="9806"/>
+      </w:tblGrid>
+      <w:tr>
+        <w:trPr>
+          <w:cantSplit/>
+        </w:trPr>
+        <w:tc>
+          <w:tcPr>
+            <w:tcW w:type="dxa" w:w="9806"/>
+            <w:tcBorders>
+              <w:top w:val="single" w:color="CFC9EE" w:sz="6"/>
+              <w:left w:val="single" w:color="CFC9EE" w:sz="6"/>
+              <w:bottom w:val="single" w:color="CFC9EE" w:sz="6"/>
+              <w:right w:val="single" w:color="CFC9EE" w:sz="6"/>
+            </w:tcBorders>
+            <w:tcMar>
+              <w:top w:type="dxa" w:w="90"/>
+              <w:left w:type="dxa" w:w="140"/>
+              <w:bottom w:type="dxa" w:w="90"/>
+              <w:right w:type="dxa" w:w="140"/>
+            </w:tcMar>
+          </w:tcPr>
+          <w:p>
+            <w:pPr>
+              <w:spacing w:after="80"/>
+            </w:pPr>
+            <w:r>
+              <w:rPr>
+                <w:b/>
+                <w:bCs/>
+                <w:color w:val="5B3FD6"/>
+                <w:sz w:val="24"/>
+                <w:szCs w:val="24"/>
+              </w:rPr>
+              <w:t xml:space="preserve">Q22</w:t>
+            </w:r>
+            <w:r>
+              <w:rPr>
+                <w:b/>
+                <w:bCs/>
+                <w:color w:val="1A0F5C"/>
+                <w:sz w:val="21"/>
+                <w:szCs w:val="21"/>
+              </w:rPr>
+              <w:t xml:space="preserve">   key d</w:t>
+            </w:r>
+            <w:r>
+              <w:rPr>
+                <w:color w:val="6B6690"/>
+                <w:sz w:val="18"/>
+                <w:szCs w:val="18"/>
+              </w:rPr>
+              <w:t xml:space="preserve">   One correct option, Medium, [S], Tue</w:t>
+            </w:r>
+          </w:p>
+          <w:p>
+            <w:pPr>
+              <w:spacing w:after="80"/>
+            </w:pPr>
+            <w:r>
+              <w:rPr>
+                <w:b/>
+                <w:bCs/>
+                <w:color w:val="1A0F5C"/>
+                <w:sz w:val="21"/>
+                <w:szCs w:val="21"/>
+              </w:rPr>
+              <w:t xml:space="preserve">Why it holds.  </w:t>
+            </w:r>
+            <w:r>
+              <w:rPr>
+                <w:color w:val="1A0F5C"/>
+                <w:sz w:val="21"/>
+                <w:szCs w:val="21"/>
+              </w:rPr>
+              <w:t xml:space="preserve">A LEFT JOIN can only grow the row count when a left row matches more than one right row, so some orders have two or more payment rows.</w:t>
+            </w:r>
+          </w:p>
+          <w:p>
+            <w:pPr>
+              <w:pStyle w:val="ListParagraph"/>
+              <w:numPr>
+                <w:ilvl w:val="0"/>
+                <w:numId w:val="3"/>
+              </w:numPr>
+              <w:spacing w:after="40"/>
+            </w:pPr>
+            <w:r>
+              <w:rPr>
+                <w:b/>
+                <w:bCs/>
+                <w:color w:val="5B3FD6"/>
+                <w:sz w:val="21"/>
+                <w:szCs w:val="21"/>
+              </w:rPr>
+              <w:t xml:space="preserve">(a)  </w:t>
+            </w:r>
+            <w:r>
+              <w:rPr>
+                <w:color w:val="1A0F5C"/>
+                <w:sz w:val="21"/>
+                <w:szCs w:val="21"/>
+              </w:rPr>
+              <w:t xml:space="preserve">An empty payments table would leave exactly 1,000 rows, each with NULLs.</w:t>
+            </w:r>
+          </w:p>
+          <w:p>
+            <w:pPr>
+              <w:pStyle w:val="ListParagraph"/>
+              <w:numPr>
+                <w:ilvl w:val="0"/>
+                <w:numId w:val="3"/>
+              </w:numPr>
+              <w:spacing w:after="40"/>
+            </w:pPr>
+            <w:r>
+              <w:rPr>
+                <w:b/>
+                <w:bCs/>
+                <w:color w:val="5B3FD6"/>
+                <w:sz w:val="21"/>
+                <w:szCs w:val="21"/>
+              </w:rPr>
+              <w:t xml:space="preserve">(b)  </w:t>
+            </w:r>
+            <w:r>
+              <w:rPr>
+                <w:color w:val="1A0F5C"/>
+                <w:sz w:val="21"/>
+                <w:szCs w:val="21"/>
+              </w:rPr>
+              <w:t xml:space="preserve">Unpaid orders stay as one row each under a LEFT JOIN, so they cannot add rows.</w:t>
+            </w:r>
+          </w:p>
+          <w:p>
+            <w:pPr>
+              <w:pStyle w:val="ListParagraph"/>
+              <w:numPr>
+                <w:ilvl w:val="0"/>
+                <w:numId w:val="3"/>
+              </w:numPr>
+              <w:spacing w:after="40"/>
+            </w:pPr>
+            <w:r>
+              <w:rPr>
+                <w:b/>
+                <w:bCs/>
+                <w:color w:val="5B3FD6"/>
+                <w:sz w:val="21"/>
+                <w:szCs w:val="21"/>
+              </w:rPr>
+              <w:t xml:space="preserve">(c)  </w:t>
+            </w:r>
+            <w:r>
+              <w:rPr>
+                <w:color w:val="1A0F5C"/>
+                <w:sz w:val="21"/>
+                <w:szCs w:val="21"/>
+              </w:rPr>
+              <w:t xml:space="preserve">This is the fan-out read in reverse: an unpaid order keeps its one row and adds none.</w:t>
+            </w:r>
+          </w:p>
+          <w:p>
+            <w:pPr>
+              <w:spacing w:before="60"/>
+            </w:pPr>
+            <w:r>
+              <w:rPr>
+                <w:b/>
+                <w:bCs/>
+                <w:color w:val="1A0F5C"/>
+                <w:sz w:val="21"/>
+                <w:szCs w:val="21"/>
+              </w:rPr>
+              <w:t xml:space="preserve">In the interview.  </w:t>
+            </w:r>
+            <w:r>
+              <w:rPr>
+                <w:color w:val="1A0F5C"/>
+                <w:sz w:val="21"/>
+                <w:szCs w:val="21"/>
+              </w:rPr>
+              <w:t xml:space="preserve">A row count that rises after a join means a key repeats on the right side; count rows per key to find which.</w:t>
+            </w:r>
+          </w:p>
+          <w:p>
+            <w:pPr>
+              <w:spacing w:after="80"/>
+            </w:pPr>
+            <w:r>
+              <w:rPr>
+                <w:color w:val="6B6690"/>
+                <w:sz w:val="18"/>
+                <w:szCs w:val="18"/>
+              </w:rPr>
+              <w:t xml:space="preserve">Anchor: Your join grew the row count; name the cause and the check.</w:t>
+            </w:r>
+          </w:p>
+        </w:tc>
+      </w:tr>
+    </w:tbl>
+    <w:p>
+      <w:pPr>
+        <w:spacing w:after="90"/>
+      </w:pPr>
+    </w:p>
+    <w:tbl>
+      <w:tblPr>
+        <w:tblW w:type="dxa" w:w="9806"/>
+        <w:tblBorders>
+          <w:top w:val="single" w:color="auto" w:sz="4"/>
+          <w:left w:val="single" w:color="auto" w:sz="4"/>
+          <w:bottom w:val="single" w:color="auto" w:sz="4"/>
+          <w:right w:val="single" w:color="auto" w:sz="4"/>
+          <w:insideH w:val="single" w:color="auto" w:sz="4"/>
+          <w:insideV w:val="single" w:color="auto" w:sz="4"/>
+        </w:tblBorders>
+      </w:tblPr>
+      <w:tblGrid>
+        <w:gridCol w:w="9806"/>
+      </w:tblGrid>
+      <w:tr>
+        <w:trPr>
+          <w:cantSplit/>
+        </w:trPr>
+        <w:tc>
+          <w:tcPr>
+            <w:tcW w:type="dxa" w:w="9806"/>
+            <w:tcBorders>
+              <w:top w:val="single" w:color="CFC9EE" w:sz="6"/>
+              <w:left w:val="single" w:color="CFC9EE" w:sz="6"/>
+              <w:bottom w:val="single" w:color="CFC9EE" w:sz="6"/>
+              <w:right w:val="single" w:color="CFC9EE" w:sz="6"/>
+            </w:tcBorders>
+            <w:tcMar>
+              <w:top w:type="dxa" w:w="90"/>
+              <w:left w:type="dxa" w:w="140"/>
+              <w:bottom w:type="dxa" w:w="90"/>
+              <w:right w:type="dxa" w:w="140"/>
+            </w:tcMar>
+          </w:tcPr>
+          <w:p>
+            <w:pPr>
+              <w:spacing w:after="80"/>
+            </w:pPr>
+            <w:r>
+              <w:rPr>
+                <w:b/>
+                <w:bCs/>
+                <w:color w:val="5B3FD6"/>
+                <w:sz w:val="24"/>
+                <w:szCs w:val="24"/>
+              </w:rPr>
+              <w:t xml:space="preserve">Q23</w:t>
+            </w:r>
+            <w:r>
+              <w:rPr>
+                <w:b/>
+                <w:bCs/>
+                <w:color w:val="1A0F5C"/>
+                <w:sz w:val="21"/>
+                <w:szCs w:val="21"/>
+              </w:rPr>
+              <w:t xml:space="preserve">   key a</w:t>
+            </w:r>
+            <w:r>
+              <w:rPr>
+                <w:color w:val="6B6690"/>
+                <w:sz w:val="18"/>
+                <w:szCs w:val="18"/>
+              </w:rPr>
+              <w:t xml:space="preserve">   One correct option, Medium, [F], Tue</w:t>
+            </w:r>
+          </w:p>
+          <w:p>
+            <w:pPr>
+              <w:spacing w:after="80"/>
+            </w:pPr>
+            <w:r>
+              <w:rPr>
+                <w:b/>
+                <w:bCs/>
+                <w:color w:val="1A0F5C"/>
+                <w:sz w:val="21"/>
+                <w:szCs w:val="21"/>
+              </w:rPr>
+              <w:t xml:space="preserve">Why it holds.  </w:t>
+            </w:r>
+            <w:r>
+              <w:rPr>
+                <w:color w:val="1A0F5C"/>
+                <w:sz w:val="21"/>
+                <w:szCs w:val="21"/>
+              </w:rPr>
+              <w:t xml:space="preserve">GROUP BY order_id with HAVING COUNT(*) &gt; 1 returns every order with more than one payment row.</w:t>
+            </w:r>
+          </w:p>
+          <w:p>
+            <w:pPr>
+              <w:pStyle w:val="ListParagraph"/>
+              <w:numPr>
+                <w:ilvl w:val="0"/>
+                <w:numId w:val="3"/>
+              </w:numPr>
+              <w:spacing w:after="40"/>
+            </w:pPr>
+            <w:r>
+              <w:rPr>
+                <w:b/>
+                <w:bCs/>
+                <w:color w:val="5B3FD6"/>
+                <w:sz w:val="21"/>
+                <w:szCs w:val="21"/>
+              </w:rPr>
+              <w:t xml:space="preserve">(b)  </w:t>
+            </w:r>
+            <w:r>
+              <w:rPr>
+                <w:color w:val="1A0F5C"/>
+                <w:sz w:val="21"/>
+                <w:szCs w:val="21"/>
+              </w:rPr>
+              <w:t xml:space="preserve">DISTINCT lists every paid order once and hides the duplicates it was meant to find.</w:t>
+            </w:r>
+          </w:p>
+          <w:p>
+            <w:pPr>
+              <w:pStyle w:val="ListParagraph"/>
+              <w:numPr>
+                <w:ilvl w:val="0"/>
+                <w:numId w:val="3"/>
+              </w:numPr>
+              <w:spacing w:after="40"/>
+            </w:pPr>
+            <w:r>
+              <w:rPr>
+                <w:b/>
+                <w:bCs/>
+                <w:color w:val="5B3FD6"/>
+                <w:sz w:val="21"/>
+                <w:szCs w:val="21"/>
+              </w:rPr>
+              <w:t xml:space="preserve">(c)  </w:t>
+            </w:r>
+            <w:r>
+              <w:rPr>
+                <w:color w:val="1A0F5C"/>
+                <w:sz w:val="21"/>
+                <w:szCs w:val="21"/>
+              </w:rPr>
+              <w:t xml:space="preserve">Sorting puts the duplicates next to each other and still returns every order.</w:t>
+            </w:r>
+          </w:p>
+          <w:p>
+            <w:pPr>
+              <w:pStyle w:val="ListParagraph"/>
+              <w:numPr>
+                <w:ilvl w:val="0"/>
+                <w:numId w:val="3"/>
+              </w:numPr>
+              <w:spacing w:after="40"/>
+            </w:pPr>
+            <w:r>
+              <w:rPr>
+                <w:b/>
+                <w:bCs/>
+                <w:color w:val="5B3FD6"/>
+                <w:sz w:val="21"/>
+                <w:szCs w:val="21"/>
+              </w:rPr>
+              <w:t xml:space="preserve">(d)  </w:t>
+            </w:r>
+            <w:r>
+              <w:rPr>
+                <w:color w:val="1A0F5C"/>
+                <w:sz w:val="21"/>
+                <w:szCs w:val="21"/>
+              </w:rPr>
+              <w:t xml:space="preserve">An aggregate in WHERE is an error, because WHERE runs before any group exists.</w:t>
+            </w:r>
+          </w:p>
+          <w:p>
+            <w:pPr>
+              <w:spacing w:before="60"/>
+            </w:pPr>
+            <w:r>
+              <w:rPr>
+                <w:b/>
+                <w:bCs/>
+                <w:color w:val="1A0F5C"/>
+                <w:sz w:val="21"/>
+                <w:szCs w:val="21"/>
+              </w:rPr>
+              <w:t xml:space="preserve">In the interview.  </w:t>
+            </w:r>
+            <w:r>
+              <w:rPr>
+                <w:color w:val="1A0F5C"/>
+                <w:sz w:val="21"/>
+                <w:szCs w:val="21"/>
+              </w:rPr>
+              <w:t xml:space="preserve">GROUP BY the order key and keep HAVING COUNT(*) &gt; 1; that is the double-paid list.</w:t>
+            </w:r>
+          </w:p>
+          <w:p>
+            <w:pPr>
+              <w:spacing w:after="80"/>
+            </w:pPr>
+            <w:r>
+              <w:rPr>
+                <w:color w:val="6B6690"/>
+                <w:sz w:val="18"/>
+                <w:szCs w:val="18"/>
+              </w:rPr>
+              <w:t xml:space="preserve">Anchor: Revenue doubled after a join and every row looks fine; where do you look?</w:t>
+            </w:r>
+          </w:p>
+        </w:tc>
+      </w:tr>
+    </w:tbl>
+    <w:p>
+      <w:pPr>
+        <w:spacing w:after="90"/>
+      </w:pPr>
+    </w:p>
+    <w:tbl>
+      <w:tblPr>
+        <w:tblW w:type="dxa" w:w="9806"/>
+        <w:tblBorders>
+          <w:top w:val="single" w:color="auto" w:sz="4"/>
+          <w:left w:val="single" w:color="auto" w:sz="4"/>
+          <w:bottom w:val="single" w:color="auto" w:sz="4"/>
+          <w:right w:val="single" w:color="auto" w:sz="4"/>
+          <w:insideH w:val="single" w:color="auto" w:sz="4"/>
+          <w:insideV w:val="single" w:color="auto" w:sz="4"/>
+        </w:tblBorders>
+      </w:tblPr>
+      <w:tblGrid>
+        <w:gridCol w:w="9806"/>
+      </w:tblGrid>
+      <w:tr>
+        <w:trPr>
+          <w:cantSplit/>
+        </w:trPr>
+        <w:tc>
+          <w:tcPr>
+            <w:tcW w:type="dxa" w:w="9806"/>
+            <w:tcBorders>
+              <w:top w:val="single" w:color="CFC9EE" w:sz="6"/>
+              <w:left w:val="single" w:color="CFC9EE" w:sz="6"/>
+              <w:bottom w:val="single" w:color="CFC9EE" w:sz="6"/>
+              <w:right w:val="single" w:color="CFC9EE" w:sz="6"/>
+            </w:tcBorders>
+            <w:tcMar>
+              <w:top w:type="dxa" w:w="90"/>
+              <w:left w:type="dxa" w:w="140"/>
+              <w:bottom w:type="dxa" w:w="90"/>
+              <w:right w:type="dxa" w:w="140"/>
+            </w:tcMar>
+          </w:tcPr>
+          <w:p>
+            <w:pPr>
+              <w:spacing w:after="80"/>
+            </w:pPr>
+            <w:r>
+              <w:rPr>
+                <w:b/>
+                <w:bCs/>
+                <w:color w:val="5B3FD6"/>
+                <w:sz w:val="24"/>
+                <w:szCs w:val="24"/>
+              </w:rPr>
+              <w:t xml:space="preserve">Q24</w:t>
+            </w:r>
+            <w:r>
+              <w:rPr>
+                <w:b/>
+                <w:bCs/>
+                <w:color w:val="1A0F5C"/>
+                <w:sz w:val="21"/>
+                <w:szCs w:val="21"/>
+              </w:rPr>
+              <w:t xml:space="preserve">   key d</w:t>
+            </w:r>
+            <w:r>
+              <w:rPr>
+                <w:color w:val="6B6690"/>
+                <w:sz w:val="18"/>
+                <w:szCs w:val="18"/>
+              </w:rPr>
+              <w:t xml:space="preserve">   One correct option, Hard, [D], Tue</w:t>
+            </w:r>
+          </w:p>
+          <w:p>
+            <w:pPr>
+              <w:spacing w:after="80"/>
+            </w:pPr>
+            <w:r>
+              <w:rPr>
+                <w:b/>
+                <w:bCs/>
+                <w:color w:val="1A0F5C"/>
+                <w:sz w:val="21"/>
+                <w:szCs w:val="21"/>
+              </w:rPr>
+              <w:t xml:space="preserve">Why it holds.  </w:t>
+            </w:r>
+            <w:r>
+              <w:rPr>
+                <w:color w:val="1A0F5C"/>
+                <w:sz w:val="21"/>
+                <w:szCs w:val="21"/>
+              </w:rPr>
+              <w:t xml:space="preserve">Revenue that doubles while every row looks right is the fan-out signature, so the first check is the row count before and after the join, then payment rows per order.</w:t>
+            </w:r>
+          </w:p>
+          <w:p>
+            <w:pPr>
+              <w:pStyle w:val="ListParagraph"/>
+              <w:numPr>
+                <w:ilvl w:val="0"/>
+                <w:numId w:val="3"/>
+              </w:numPr>
+              <w:spacing w:after="40"/>
+            </w:pPr>
+            <w:r>
+              <w:rPr>
+                <w:b/>
+                <w:bCs/>
+                <w:color w:val="5B3FD6"/>
+                <w:sz w:val="21"/>
+                <w:szCs w:val="21"/>
+              </w:rPr>
+              <w:t xml:space="preserve">(a)  </w:t>
+            </w:r>
+            <w:r>
+              <w:rPr>
+                <w:color w:val="1A0F5C"/>
+                <w:sz w:val="21"/>
+                <w:szCs w:val="21"/>
+              </w:rPr>
+              <w:t xml:space="preserve">A partial result would lower the total; this total went up.</w:t>
+            </w:r>
+          </w:p>
+          <w:p>
+            <w:pPr>
+              <w:pStyle w:val="ListParagraph"/>
+              <w:numPr>
+                <w:ilvl w:val="0"/>
+                <w:numId w:val="3"/>
+              </w:numPr>
+              <w:spacing w:after="40"/>
+            </w:pPr>
+            <w:r>
+              <w:rPr>
+                <w:b/>
+                <w:bCs/>
+                <w:color w:val="5B3FD6"/>
+                <w:sz w:val="21"/>
+                <w:szCs w:val="21"/>
+              </w:rPr>
+              <w:t xml:space="preserve">(b)  </w:t>
+            </w:r>
+            <w:r>
+              <w:rPr>
+                <w:color w:val="1A0F5C"/>
+                <w:sz w:val="21"/>
+                <w:szCs w:val="21"/>
+              </w:rPr>
+              <w:t xml:space="preserve">Rounding moves a total by rupees, never by a factor of two.</w:t>
+            </w:r>
+          </w:p>
+          <w:p>
+            <w:pPr>
+              <w:pStyle w:val="ListParagraph"/>
+              <w:numPr>
+                <w:ilvl w:val="0"/>
+                <w:numId w:val="3"/>
+              </w:numPr>
+              <w:spacing w:after="40"/>
+            </w:pPr>
+            <w:r>
+              <w:rPr>
+                <w:b/>
+                <w:bCs/>
+                <w:color w:val="5B3FD6"/>
+                <w:sz w:val="21"/>
+                <w:szCs w:val="21"/>
+              </w:rPr>
+              <w:t xml:space="preserve">(c)  </w:t>
+            </w:r>
+            <w:r>
+              <w:rPr>
+                <w:color w:val="1A0F5C"/>
+                <w:sz w:val="21"/>
+                <w:szCs w:val="21"/>
+              </w:rPr>
+              <w:t xml:space="preserve">An INNER JOIN fans out exactly as much and also drops the unpaid orders.</w:t>
+            </w:r>
+          </w:p>
+          <w:p>
+            <w:pPr>
+              <w:spacing w:before="60"/>
+            </w:pPr>
+            <w:r>
+              <w:rPr>
+                <w:b/>
+                <w:bCs/>
+                <w:color w:val="1A0F5C"/>
+                <w:sz w:val="21"/>
+                <w:szCs w:val="21"/>
+              </w:rPr>
+              <w:t xml:space="preserve">In the interview.  </w:t>
+            </w:r>
+            <w:r>
+              <w:rPr>
+                <w:color w:val="1A0F5C"/>
+                <w:sz w:val="21"/>
+                <w:szCs w:val="21"/>
+              </w:rPr>
+              <w:t xml:space="preserve">Count rows before and after the join, then count payments per order; the doubling lives in the join.</w:t>
+            </w:r>
+          </w:p>
+          <w:p>
+            <w:pPr>
+              <w:spacing w:after="80"/>
+            </w:pPr>
+            <w:r>
+              <w:rPr>
+                <w:color w:val="6B6690"/>
+                <w:sz w:val="18"/>
+                <w:szCs w:val="18"/>
+              </w:rPr>
+              <w:t xml:space="preserve">Anchor: Revenue doubled after a join and every row looks fine; where do you look?</w:t>
+            </w:r>
+          </w:p>
+        </w:tc>
+      </w:tr>
+    </w:tbl>
+    <w:p>
+      <w:pPr>
+        <w:spacing w:after="90"/>
+      </w:pPr>
+    </w:p>
+    <w:tbl>
+      <w:tblPr>
+        <w:tblW w:type="dxa" w:w="9806"/>
+        <w:tblBorders>
+          <w:top w:val="single" w:color="auto" w:sz="4"/>
+          <w:left w:val="single" w:color="auto" w:sz="4"/>
+          <w:bottom w:val="single" w:color="auto" w:sz="4"/>
+          <w:right w:val="single" w:color="auto" w:sz="4"/>
+          <w:insideH w:val="single" w:color="auto" w:sz="4"/>
+          <w:insideV w:val="single" w:color="auto" w:sz="4"/>
+        </w:tblBorders>
+      </w:tblPr>
+      <w:tblGrid>
+        <w:gridCol w:w="9806"/>
+      </w:tblGrid>
+      <w:tr>
+        <w:trPr>
+          <w:cantSplit/>
+        </w:trPr>
+        <w:tc>
+          <w:tcPr>
+            <w:tcW w:type="dxa" w:w="9806"/>
+            <w:tcBorders>
+              <w:top w:val="single" w:color="CFC9EE" w:sz="6"/>
+              <w:left w:val="single" w:color="CFC9EE" w:sz="6"/>
+              <w:bottom w:val="single" w:color="CFC9EE" w:sz="6"/>
+              <w:right w:val="single" w:color="CFC9EE" w:sz="6"/>
+            </w:tcBorders>
+            <w:tcMar>
+              <w:top w:type="dxa" w:w="90"/>
+              <w:left w:type="dxa" w:w="140"/>
+              <w:bottom w:type="dxa" w:w="90"/>
+              <w:right w:type="dxa" w:w="140"/>
+            </w:tcMar>
+          </w:tcPr>
+          <w:p>
+            <w:pPr>
+              <w:spacing w:after="80"/>
+            </w:pPr>
+            <w:r>
+              <w:rPr>
+                <w:b/>
+                <w:bCs/>
+                <w:color w:val="5B3FD6"/>
+                <w:sz w:val="24"/>
+                <w:szCs w:val="24"/>
+              </w:rPr>
+              <w:t xml:space="preserve">Q25</w:t>
+            </w:r>
+            <w:r>
+              <w:rPr>
+                <w:b/>
+                <w:bCs/>
+                <w:color w:val="1A0F5C"/>
+                <w:sz w:val="21"/>
+                <w:szCs w:val="21"/>
+              </w:rPr>
+              <w:t xml:space="preserve">   key c</w:t>
+            </w:r>
+            <w:r>
+              <w:rPr>
+                <w:color w:val="6B6690"/>
+                <w:sz w:val="18"/>
+                <w:szCs w:val="18"/>
+              </w:rPr>
+              <w:t xml:space="preserve">   One correct option, Easy, [S], Wed</w:t>
+            </w:r>
+          </w:p>
+          <w:p>
+            <w:pPr>
+              <w:spacing w:after="80"/>
+            </w:pPr>
+            <w:r>
+              <w:rPr>
+                <w:b/>
+                <w:bCs/>
+                <w:color w:val="1A0F5C"/>
+                <w:sz w:val="21"/>
+                <w:szCs w:val="21"/>
+              </w:rPr>
+              <w:t xml:space="preserve">Why it holds.  </w:t>
+            </w:r>
+            <w:r>
+              <w:rPr>
+                <w:color w:val="1A0F5C"/>
+                <w:sz w:val="21"/>
+                <w:szCs w:val="21"/>
+              </w:rPr>
+              <w:t xml:space="preserve">RANK gives the two 850s rank 2 and skips 3, so 700 gets rank 4. Checked in Postgres 16.13.</w:t>
+            </w:r>
+          </w:p>
+          <w:p>
+            <w:pPr>
+              <w:pStyle w:val="ListParagraph"/>
+              <w:numPr>
+                <w:ilvl w:val="0"/>
+                <w:numId w:val="3"/>
+              </w:numPr>
+              <w:spacing w:after="40"/>
+            </w:pPr>
+            <w:r>
+              <w:rPr>
+                <w:b/>
+                <w:bCs/>
+                <w:color w:val="5B3FD6"/>
+                <w:sz w:val="21"/>
+                <w:szCs w:val="21"/>
+              </w:rPr>
+              <w:t xml:space="preserve">(a)  </w:t>
+            </w:r>
+            <w:r>
+              <w:rPr>
+                <w:color w:val="1A0F5C"/>
+                <w:sz w:val="21"/>
+                <w:szCs w:val="21"/>
+              </w:rPr>
+              <w:t xml:space="preserve">1, 2, 3, 4 is ROW_NUMBER, which ignores the tie.</w:t>
+            </w:r>
+          </w:p>
+          <w:p>
+            <w:pPr>
+              <w:pStyle w:val="ListParagraph"/>
+              <w:numPr>
+                <w:ilvl w:val="0"/>
+                <w:numId w:val="3"/>
+              </w:numPr>
+              <w:spacing w:after="40"/>
+            </w:pPr>
+            <w:r>
+              <w:rPr>
+                <w:b/>
+                <w:bCs/>
+                <w:color w:val="5B3FD6"/>
+                <w:sz w:val="21"/>
+                <w:szCs w:val="21"/>
+              </w:rPr>
+              <w:t xml:space="preserve">(b)  </w:t>
+            </w:r>
+            <w:r>
+              <w:rPr>
+                <w:color w:val="1A0F5C"/>
+                <w:sz w:val="21"/>
+                <w:szCs w:val="21"/>
+              </w:rPr>
+              <w:t xml:space="preserve">1, 2, 2, 3 is DENSE_RANK, which leaves no gap.</w:t>
+            </w:r>
+          </w:p>
+          <w:p>
+            <w:pPr>
+              <w:pStyle w:val="ListParagraph"/>
+              <w:numPr>
+                <w:ilvl w:val="0"/>
+                <w:numId w:val="3"/>
+              </w:numPr>
+              <w:spacing w:after="40"/>
+            </w:pPr>
+            <w:r>
+              <w:rPr>
+                <w:b/>
+                <w:bCs/>
+                <w:color w:val="5B3FD6"/>
+                <w:sz w:val="21"/>
+                <w:szCs w:val="21"/>
+              </w:rPr>
+              <w:t xml:space="preserve">(d)  </w:t>
+            </w:r>
+            <w:r>
+              <w:rPr>
+                <w:color w:val="1A0F5C"/>
+                <w:sz w:val="21"/>
+                <w:szCs w:val="21"/>
+              </w:rPr>
+              <w:t xml:space="preserve">1, 1, 2, 3 ties the wrong pair: 900 and 850 are different values.</w:t>
+            </w:r>
+          </w:p>
+          <w:p>
+            <w:pPr>
+              <w:spacing w:before="60"/>
+            </w:pPr>
+            <w:r>
+              <w:rPr>
+                <w:b/>
+                <w:bCs/>
+                <w:color w:val="1A0F5C"/>
+                <w:sz w:val="21"/>
+                <w:szCs w:val="21"/>
+              </w:rPr>
+              <w:t xml:space="preserve">In the interview.  </w:t>
+            </w:r>
+            <w:r>
+              <w:rPr>
+                <w:color w:val="1A0F5C"/>
+                <w:sz w:val="21"/>
+                <w:szCs w:val="21"/>
+              </w:rPr>
+              <w:t xml:space="preserve">RANK ties equal values and skips the ranks they used, so 1, 2, 2, 4.</w:t>
+            </w:r>
+          </w:p>
+          <w:p>
+            <w:pPr>
+              <w:spacing w:after="80"/>
+            </w:pPr>
+            <w:r>
+              <w:rPr>
+                <w:color w:val="6B6690"/>
+                <w:sz w:val="18"/>
+                <w:szCs w:val="18"/>
+              </w:rPr>
+              <w:t xml:space="preserve">Anchor: RANK, DENSE_RANK and ROW_NUMBER on a tie.</w:t>
+            </w:r>
+          </w:p>
+        </w:tc>
+      </w:tr>
+    </w:tbl>
+    <w:p>
+      <w:pPr>
+        <w:spacing w:after="90"/>
+      </w:pPr>
+    </w:p>
+    <w:tbl>
+      <w:tblPr>
+        <w:tblW w:type="dxa" w:w="9806"/>
+        <w:tblBorders>
+          <w:top w:val="single" w:color="auto" w:sz="4"/>
+          <w:left w:val="single" w:color="auto" w:sz="4"/>
+          <w:bottom w:val="single" w:color="auto" w:sz="4"/>
+          <w:right w:val="single" w:color="auto" w:sz="4"/>
+          <w:insideH w:val="single" w:color="auto" w:sz="4"/>
+          <w:insideV w:val="single" w:color="auto" w:sz="4"/>
+        </w:tblBorders>
+      </w:tblPr>
+      <w:tblGrid>
+        <w:gridCol w:w="9806"/>
+      </w:tblGrid>
+      <w:tr>
+        <w:trPr>
+          <w:cantSplit/>
+        </w:trPr>
+        <w:tc>
+          <w:tcPr>
+            <w:tcW w:type="dxa" w:w="9806"/>
+            <w:tcBorders>
+              <w:top w:val="single" w:color="CFC9EE" w:sz="6"/>
+              <w:left w:val="single" w:color="CFC9EE" w:sz="6"/>
+              <w:bottom w:val="single" w:color="CFC9EE" w:sz="6"/>
+              <w:right w:val="single" w:color="CFC9EE" w:sz="6"/>
+            </w:tcBorders>
+            <w:tcMar>
+              <w:top w:type="dxa" w:w="90"/>
+              <w:left w:type="dxa" w:w="140"/>
+              <w:bottom w:type="dxa" w:w="90"/>
+              <w:right w:type="dxa" w:w="140"/>
+            </w:tcMar>
+          </w:tcPr>
+          <w:p>
+            <w:pPr>
+              <w:spacing w:after="80"/>
+            </w:pPr>
+            <w:r>
+              <w:rPr>
+                <w:b/>
+                <w:bCs/>
+                <w:color w:val="5B3FD6"/>
+                <w:sz w:val="24"/>
+                <w:szCs w:val="24"/>
+              </w:rPr>
+              <w:t xml:space="preserve">Q26</w:t>
+            </w:r>
+            <w:r>
+              <w:rPr>
+                <w:b/>
+                <w:bCs/>
+                <w:color w:val="1A0F5C"/>
+                <w:sz w:val="21"/>
+                <w:szCs w:val="21"/>
+              </w:rPr>
+              <w:t xml:space="preserve">   key b</w:t>
+            </w:r>
+            <w:r>
+              <w:rPr>
+                <w:color w:val="6B6690"/>
+                <w:sz w:val="18"/>
+                <w:szCs w:val="18"/>
+              </w:rPr>
+              <w:t xml:space="preserve">   One correct option, Medium, [S], Wed</w:t>
+            </w:r>
+          </w:p>
+          <w:p>
+            <w:pPr>
+              <w:spacing w:after="80"/>
+            </w:pPr>
+            <w:r>
+              <w:rPr>
+                <w:b/>
+                <w:bCs/>
+                <w:color w:val="1A0F5C"/>
+                <w:sz w:val="21"/>
+                <w:szCs w:val="21"/>
+              </w:rPr>
+              <w:t xml:space="preserve">Why it holds.  </w:t>
+            </w:r>
+            <w:r>
+              <w:rPr>
+                <w:color w:val="1A0F5C"/>
+                <w:sz w:val="21"/>
+                <w:szCs w:val="21"/>
+              </w:rPr>
+              <w:t xml:space="preserve">DENSE_RANK gives the tied 850s rank 2 and continues at 3 without a gap.</w:t>
+            </w:r>
+          </w:p>
+          <w:p>
+            <w:pPr>
+              <w:pStyle w:val="ListParagraph"/>
+              <w:numPr>
+                <w:ilvl w:val="0"/>
+                <w:numId w:val="3"/>
+              </w:numPr>
+              <w:spacing w:after="40"/>
+            </w:pPr>
+            <w:r>
+              <w:rPr>
+                <w:b/>
+                <w:bCs/>
+                <w:color w:val="5B3FD6"/>
+                <w:sz w:val="21"/>
+                <w:szCs w:val="21"/>
+              </w:rPr>
+              <w:t xml:space="preserve">(a)  </w:t>
+            </w:r>
+            <w:r>
+              <w:rPr>
+                <w:color w:val="1A0F5C"/>
+                <w:sz w:val="21"/>
+                <w:szCs w:val="21"/>
+              </w:rPr>
+              <w:t xml:space="preserve">1, 2, 3, 4 is ROW_NUMBER.</w:t>
+            </w:r>
+          </w:p>
+          <w:p>
+            <w:pPr>
+              <w:pStyle w:val="ListParagraph"/>
+              <w:numPr>
+                <w:ilvl w:val="0"/>
+                <w:numId w:val="3"/>
+              </w:numPr>
+              <w:spacing w:after="40"/>
+            </w:pPr>
+            <w:r>
+              <w:rPr>
+                <w:b/>
+                <w:bCs/>
+                <w:color w:val="5B3FD6"/>
+                <w:sz w:val="21"/>
+                <w:szCs w:val="21"/>
+              </w:rPr>
+              <w:t xml:space="preserve">(c)  </w:t>
+            </w:r>
+            <w:r>
+              <w:rPr>
+                <w:color w:val="1A0F5C"/>
+                <w:sz w:val="21"/>
+                <w:szCs w:val="21"/>
+              </w:rPr>
+              <w:t xml:space="preserve">1, 2, 2, 4 is RANK, with the gap after the tie.</w:t>
+            </w:r>
+          </w:p>
+          <w:p>
+            <w:pPr>
+              <w:pStyle w:val="ListParagraph"/>
+              <w:numPr>
+                <w:ilvl w:val="0"/>
+                <w:numId w:val="3"/>
+              </w:numPr>
+              <w:spacing w:after="40"/>
+            </w:pPr>
+            <w:r>
+              <w:rPr>
+                <w:b/>
+                <w:bCs/>
+                <w:color w:val="5B3FD6"/>
+                <w:sz w:val="21"/>
+                <w:szCs w:val="21"/>
+              </w:rPr>
+              <w:t xml:space="preserve">(d)  </w:t>
+            </w:r>
+            <w:r>
+              <w:rPr>
+                <w:color w:val="1A0F5C"/>
+                <w:sz w:val="21"/>
+                <w:szCs w:val="21"/>
+              </w:rPr>
+              <w:t xml:space="preserve">1, 1, 2, 3 ties 900 with 850, which are unequal.</w:t>
+            </w:r>
+          </w:p>
+          <w:p>
+            <w:pPr>
+              <w:spacing w:before="60"/>
+            </w:pPr>
+            <w:r>
+              <w:rPr>
+                <w:b/>
+                <w:bCs/>
+                <w:color w:val="1A0F5C"/>
+                <w:sz w:val="21"/>
+                <w:szCs w:val="21"/>
+              </w:rPr>
+              <w:t xml:space="preserve">In the interview.  </w:t>
+            </w:r>
+            <w:r>
+              <w:rPr>
+                <w:color w:val="1A0F5C"/>
+                <w:sz w:val="21"/>
+                <w:szCs w:val="21"/>
+              </w:rPr>
+              <w:t xml:space="preserve">DENSE_RANK ties equal values and carries on with the next integer, so 1, 2, 2, 3.</w:t>
+            </w:r>
+          </w:p>
+          <w:p>
+            <w:pPr>
+              <w:spacing w:after="80"/>
+            </w:pPr>
+            <w:r>
+              <w:rPr>
+                <w:color w:val="6B6690"/>
+                <w:sz w:val="18"/>
+                <w:szCs w:val="18"/>
+              </w:rPr>
+              <w:t xml:space="preserve">Anchor: RANK, DENSE_RANK and ROW_NUMBER on a tie.</w:t>
+            </w:r>
+          </w:p>
+        </w:tc>
+      </w:tr>
+    </w:tbl>
+    <w:p>
+      <w:pPr>
+        <w:spacing w:after="90"/>
+      </w:pPr>
+    </w:p>
+    <w:tbl>
+      <w:tblPr>
+        <w:tblW w:type="dxa" w:w="9806"/>
+        <w:tblBorders>
+          <w:top w:val="single" w:color="auto" w:sz="4"/>
+          <w:left w:val="single" w:color="auto" w:sz="4"/>
+          <w:bottom w:val="single" w:color="auto" w:sz="4"/>
+          <w:right w:val="single" w:color="auto" w:sz="4"/>
+          <w:insideH w:val="single" w:color="auto" w:sz="4"/>
+          <w:insideV w:val="single" w:color="auto" w:sz="4"/>
+        </w:tblBorders>
+      </w:tblPr>
+      <w:tblGrid>
+        <w:gridCol w:w="9806"/>
+      </w:tblGrid>
+      <w:tr>
+        <w:trPr>
+          <w:cantSplit/>
+        </w:trPr>
+        <w:tc>
+          <w:tcPr>
+            <w:tcW w:type="dxa" w:w="9806"/>
+            <w:tcBorders>
+              <w:top w:val="single" w:color="CFC9EE" w:sz="6"/>
+              <w:left w:val="single" w:color="CFC9EE" w:sz="6"/>
+              <w:bottom w:val="single" w:color="CFC9EE" w:sz="6"/>
+              <w:right w:val="single" w:color="CFC9EE" w:sz="6"/>
+            </w:tcBorders>
+            <w:tcMar>
+              <w:top w:type="dxa" w:w="90"/>
+              <w:left w:type="dxa" w:w="140"/>
+              <w:bottom w:type="dxa" w:w="90"/>
+              <w:right w:type="dxa" w:w="140"/>
+            </w:tcMar>
+          </w:tcPr>
+          <w:p>
+            <w:pPr>
+              <w:spacing w:after="80"/>
+            </w:pPr>
+            <w:r>
+              <w:rPr>
+                <w:b/>
+                <w:bCs/>
+                <w:color w:val="5B3FD6"/>
+                <w:sz w:val="24"/>
+                <w:szCs w:val="24"/>
+              </w:rPr>
+              <w:t xml:space="preserve">Q27</w:t>
+            </w:r>
+            <w:r>
+              <w:rPr>
+                <w:b/>
+                <w:bCs/>
+                <w:color w:val="1A0F5C"/>
+                <w:sz w:val="21"/>
+                <w:szCs w:val="21"/>
+              </w:rPr>
+              <w:t xml:space="preserve">   key b</w:t>
+            </w:r>
+            <w:r>
+              <w:rPr>
+                <w:color w:val="6B6690"/>
+                <w:sz w:val="18"/>
+                <w:szCs w:val="18"/>
+              </w:rPr>
+              <w:t xml:space="preserve">   One correct option, Medium, [S], Wed</w:t>
+            </w:r>
+          </w:p>
+          <w:p>
+            <w:pPr>
+              <w:spacing w:after="80"/>
+            </w:pPr>
+            <w:r>
+              <w:rPr>
+                <w:b/>
+                <w:bCs/>
+                <w:color w:val="1A0F5C"/>
+                <w:sz w:val="21"/>
+                <w:szCs w:val="21"/>
+              </w:rPr>
+              <w:t xml:space="preserve">Why it holds.  </w:t>
+            </w:r>
+            <w:r>
+              <w:rPr>
+                <w:color w:val="1A0F5C"/>
+                <w:sz w:val="21"/>
+                <w:szCs w:val="21"/>
+              </w:rPr>
+              <w:t xml:space="preserve">A rank computed within PARTITION BY segment keeps every member, and the outer query keeps the rows with rank three or less.</w:t>
+            </w:r>
+          </w:p>
+          <w:p>
+            <w:pPr>
+              <w:pStyle w:val="ListParagraph"/>
+              <w:numPr>
+                <w:ilvl w:val="0"/>
+                <w:numId w:val="3"/>
+              </w:numPr>
+              <w:spacing w:after="40"/>
+            </w:pPr>
+            <w:r>
+              <w:rPr>
+                <w:b/>
+                <w:bCs/>
+                <w:color w:val="5B3FD6"/>
+                <w:sz w:val="21"/>
+                <w:szCs w:val="21"/>
+              </w:rPr>
+              <w:t xml:space="preserve">(a)  </w:t>
+            </w:r>
+            <w:r>
+              <w:rPr>
+                <w:color w:val="1A0F5C"/>
+                <w:sz w:val="21"/>
+                <w:szCs w:val="21"/>
+              </w:rPr>
+              <w:t xml:space="preserve">LIMIT applies once to the whole result, never per group, and GROUP BY has collapsed the members anyway.</w:t>
+            </w:r>
+          </w:p>
+          <w:p>
+            <w:pPr>
+              <w:pStyle w:val="ListParagraph"/>
+              <w:numPr>
+                <w:ilvl w:val="0"/>
+                <w:numId w:val="3"/>
+              </w:numPr>
+              <w:spacing w:after="40"/>
+            </w:pPr>
+            <w:r>
+              <w:rPr>
+                <w:b/>
+                <w:bCs/>
+                <w:color w:val="5B3FD6"/>
+                <w:sz w:val="21"/>
+                <w:szCs w:val="21"/>
+              </w:rPr>
+              <w:t xml:space="preserve">(c)  </w:t>
+            </w:r>
+            <w:r>
+              <w:rPr>
+                <w:color w:val="1A0F5C"/>
+                <w:sz w:val="21"/>
+                <w:szCs w:val="21"/>
+              </w:rPr>
+              <w:t xml:space="preserve">One ORDER BY with LIMIT 3 returns the top three overall, which may all sit in one segment.</w:t>
+            </w:r>
+          </w:p>
+          <w:p>
+            <w:pPr>
+              <w:pStyle w:val="ListParagraph"/>
+              <w:numPr>
+                <w:ilvl w:val="0"/>
+                <w:numId w:val="3"/>
+              </w:numPr>
+              <w:spacing w:after="40"/>
+            </w:pPr>
+            <w:r>
+              <w:rPr>
+                <w:b/>
+                <w:bCs/>
+                <w:color w:val="5B3FD6"/>
+                <w:sz w:val="21"/>
+                <w:szCs w:val="21"/>
+              </w:rPr>
+              <w:t xml:space="preserve">(d)  </w:t>
+            </w:r>
+            <w:r>
+              <w:rPr>
+                <w:color w:val="1A0F5C"/>
+                <w:sz w:val="21"/>
+                <w:szCs w:val="21"/>
+              </w:rPr>
+              <w:t xml:space="preserve">HAVING filters whole groups by an aggregate and cannot pick rows inside a group.</w:t>
+            </w:r>
+          </w:p>
+          <w:p>
+            <w:pPr>
+              <w:spacing w:before="60"/>
+            </w:pPr>
+            <w:r>
+              <w:rPr>
+                <w:b/>
+                <w:bCs/>
+                <w:color w:val="1A0F5C"/>
+                <w:sz w:val="21"/>
+                <w:szCs w:val="21"/>
+              </w:rPr>
+              <w:t xml:space="preserve">In the interview.  </w:t>
+            </w:r>
+            <w:r>
+              <w:rPr>
+                <w:color w:val="1A0F5C"/>
+                <w:sz w:val="21"/>
+                <w:szCs w:val="21"/>
+              </w:rPr>
+              <w:t xml:space="preserve">Rank within PARTITION BY segment in a CTE, then keep rank three or less outside, with the tie rule named.</w:t>
+            </w:r>
+          </w:p>
+          <w:p>
+            <w:pPr>
+              <w:spacing w:after="80"/>
+            </w:pPr>
+            <w:r>
+              <w:rPr>
+                <w:color w:val="6B6690"/>
+                <w:sz w:val="18"/>
+                <w:szCs w:val="18"/>
+              </w:rPr>
+              <w:t xml:space="preserve">Anchor: Top-3 per group: GROUP BY or a window, and why?</w:t>
+            </w:r>
+          </w:p>
+        </w:tc>
+      </w:tr>
+    </w:tbl>
+    <w:p>
+      <w:pPr>
+        <w:spacing w:after="90"/>
+      </w:pPr>
+    </w:p>
+    <w:tbl>
+      <w:tblPr>
+        <w:tblW w:type="dxa" w:w="9806"/>
+        <w:tblBorders>
+          <w:top w:val="single" w:color="auto" w:sz="4"/>
+          <w:left w:val="single" w:color="auto" w:sz="4"/>
+          <w:bottom w:val="single" w:color="auto" w:sz="4"/>
+          <w:right w:val="single" w:color="auto" w:sz="4"/>
+          <w:insideH w:val="single" w:color="auto" w:sz="4"/>
+          <w:insideV w:val="single" w:color="auto" w:sz="4"/>
+        </w:tblBorders>
+      </w:tblPr>
+      <w:tblGrid>
+        <w:gridCol w:w="9806"/>
+      </w:tblGrid>
+      <w:tr>
+        <w:trPr>
+          <w:cantSplit/>
+        </w:trPr>
+        <w:tc>
+          <w:tcPr>
+            <w:tcW w:type="dxa" w:w="9806"/>
+            <w:tcBorders>
+              <w:top w:val="single" w:color="CFC9EE" w:sz="6"/>
+              <w:left w:val="single" w:color="CFC9EE" w:sz="6"/>
+              <w:bottom w:val="single" w:color="CFC9EE" w:sz="6"/>
+              <w:right w:val="single" w:color="CFC9EE" w:sz="6"/>
+            </w:tcBorders>
+            <w:tcMar>
+              <w:top w:type="dxa" w:w="90"/>
+              <w:left w:type="dxa" w:w="140"/>
+              <w:bottom w:type="dxa" w:w="90"/>
+              <w:right w:type="dxa" w:w="140"/>
+            </w:tcMar>
+          </w:tcPr>
+          <w:p>
+            <w:pPr>
+              <w:spacing w:after="80"/>
+            </w:pPr>
+            <w:r>
+              <w:rPr>
+                <w:b/>
+                <w:bCs/>
+                <w:color w:val="5B3FD6"/>
+                <w:sz w:val="24"/>
+                <w:szCs w:val="24"/>
+              </w:rPr>
+              <w:t xml:space="preserve">Q28</w:t>
+            </w:r>
+            <w:r>
+              <w:rPr>
+                <w:b/>
+                <w:bCs/>
+                <w:color w:val="1A0F5C"/>
+                <w:sz w:val="21"/>
+                <w:szCs w:val="21"/>
+              </w:rPr>
+              <w:t xml:space="preserve">   key a</w:t>
+            </w:r>
+            <w:r>
+              <w:rPr>
+                <w:color w:val="6B6690"/>
+                <w:sz w:val="18"/>
+                <w:szCs w:val="18"/>
+              </w:rPr>
+              <w:t xml:space="preserve">   One correct option, Hard, [F], Wed</w:t>
+            </w:r>
+          </w:p>
+          <w:p>
+            <w:pPr>
+              <w:spacing w:after="80"/>
+            </w:pPr>
+            <w:r>
+              <w:rPr>
+                <w:b/>
+                <w:bCs/>
+                <w:color w:val="1A0F5C"/>
+                <w:sz w:val="21"/>
+                <w:szCs w:val="21"/>
+              </w:rPr>
+              <w:t xml:space="preserve">Why it holds.  </w:t>
+            </w:r>
+            <w:r>
+              <w:rPr>
+                <w:color w:val="1A0F5C"/>
+                <w:sz w:val="21"/>
+                <w:szCs w:val="21"/>
+              </w:rPr>
+              <w:t xml:space="preserve">When the window's ORDER BY has ties, the order of the tied rows is undefined, so the running total at those rows can differ from run to run. A tiebreaker column fixes it.</w:t>
+            </w:r>
+          </w:p>
+          <w:p>
+            <w:pPr>
+              <w:pStyle w:val="ListParagraph"/>
+              <w:numPr>
+                <w:ilvl w:val="0"/>
+                <w:numId w:val="3"/>
+              </w:numPr>
+              <w:spacing w:after="40"/>
+            </w:pPr>
+            <w:r>
+              <w:rPr>
+                <w:b/>
+                <w:bCs/>
+                <w:color w:val="5B3FD6"/>
+                <w:sz w:val="21"/>
+                <w:szCs w:val="21"/>
+              </w:rPr>
+              <w:t xml:space="preserve">(b)  </w:t>
+            </w:r>
+            <w:r>
+              <w:rPr>
+                <w:color w:val="1A0F5C"/>
+                <w:sz w:val="21"/>
+                <w:szCs w:val="21"/>
+              </w:rPr>
+              <w:t xml:space="preserve">Postgres does not sample rows inside a window.</w:t>
+            </w:r>
+          </w:p>
+          <w:p>
+            <w:pPr>
+              <w:pStyle w:val="ListParagraph"/>
+              <w:numPr>
+                <w:ilvl w:val="0"/>
+                <w:numId w:val="3"/>
+              </w:numPr>
+              <w:spacing w:after="40"/>
+            </w:pPr>
+            <w:r>
+              <w:rPr>
+                <w:b/>
+                <w:bCs/>
+                <w:color w:val="5B3FD6"/>
+                <w:sz w:val="21"/>
+                <w:szCs w:val="21"/>
+              </w:rPr>
+              <w:t xml:space="preserve">(c)  </w:t>
+            </w:r>
+            <w:r>
+              <w:rPr>
+                <w:color w:val="1A0F5C"/>
+                <w:sz w:val="21"/>
+                <w:szCs w:val="21"/>
+              </w:rPr>
+              <w:t xml:space="preserve">A cached result would repeat the same answer, never change it.</w:t>
+            </w:r>
+          </w:p>
+          <w:p>
+            <w:pPr>
+              <w:pStyle w:val="ListParagraph"/>
+              <w:numPr>
+                <w:ilvl w:val="0"/>
+                <w:numId w:val="3"/>
+              </w:numPr>
+              <w:spacing w:after="40"/>
+            </w:pPr>
+            <w:r>
+              <w:rPr>
+                <w:b/>
+                <w:bCs/>
+                <w:color w:val="5B3FD6"/>
+                <w:sz w:val="21"/>
+                <w:szCs w:val="21"/>
+              </w:rPr>
+              <w:t xml:space="preserve">(d)  </w:t>
+            </w:r>
+            <w:r>
+              <w:rPr>
+                <w:color w:val="1A0F5C"/>
+                <w:sz w:val="21"/>
+                <w:szCs w:val="21"/>
+              </w:rPr>
+              <w:t xml:space="preserve">SUM over exact numeric values is exact; it does not drift.</w:t>
+            </w:r>
+          </w:p>
+          <w:p>
+            <w:pPr>
+              <w:spacing w:before="60"/>
+            </w:pPr>
+            <w:r>
+              <w:rPr>
+                <w:b/>
+                <w:bCs/>
+                <w:color w:val="1A0F5C"/>
+                <w:sz w:val="21"/>
+                <w:szCs w:val="21"/>
+              </w:rPr>
+              <w:t xml:space="preserve">In the interview.  </w:t>
+            </w:r>
+            <w:r>
+              <w:rPr>
+                <w:color w:val="1A0F5C"/>
+                <w:sz w:val="21"/>
+                <w:szCs w:val="21"/>
+              </w:rPr>
+              <w:t xml:space="preserve">A running total that moves between runs has ties in its ORDER BY; add a tiebreaker so the order is defined.</w:t>
+            </w:r>
+          </w:p>
+          <w:p>
+            <w:pPr>
+              <w:spacing w:after="80"/>
+            </w:pPr>
+            <w:r>
+              <w:rPr>
+                <w:color w:val="6B6690"/>
+                <w:sz w:val="18"/>
+                <w:szCs w:val="18"/>
+              </w:rPr>
+              <w:t xml:space="preserve">Anchor: The business says 'ties rank the same'; which function, and how many rows might the top-N report ship?</w:t>
+            </w:r>
+          </w:p>
+        </w:tc>
+      </w:tr>
+    </w:tbl>
+    <w:p>
+      <w:pPr>
+        <w:spacing w:after="90"/>
+      </w:pPr>
+    </w:p>
+    <w:tbl>
+      <w:tblPr>
+        <w:tblW w:type="dxa" w:w="9806"/>
+        <w:tblBorders>
+          <w:top w:val="single" w:color="auto" w:sz="4"/>
+          <w:left w:val="single" w:color="auto" w:sz="4"/>
+          <w:bottom w:val="single" w:color="auto" w:sz="4"/>
+          <w:right w:val="single" w:color="auto" w:sz="4"/>
+          <w:insideH w:val="single" w:color="auto" w:sz="4"/>
+          <w:insideV w:val="single" w:color="auto" w:sz="4"/>
+        </w:tblBorders>
+      </w:tblPr>
+      <w:tblGrid>
+        <w:gridCol w:w="9806"/>
+      </w:tblGrid>
+      <w:tr>
+        <w:trPr>
+          <w:cantSplit/>
+        </w:trPr>
+        <w:tc>
+          <w:tcPr>
+            <w:tcW w:type="dxa" w:w="9806"/>
+            <w:tcBorders>
+              <w:top w:val="single" w:color="CFC9EE" w:sz="6"/>
+              <w:left w:val="single" w:color="CFC9EE" w:sz="6"/>
+              <w:bottom w:val="single" w:color="CFC9EE" w:sz="6"/>
+              <w:right w:val="single" w:color="CFC9EE" w:sz="6"/>
+            </w:tcBorders>
+            <w:tcMar>
+              <w:top w:type="dxa" w:w="90"/>
+              <w:left w:type="dxa" w:w="140"/>
+              <w:bottom w:type="dxa" w:w="90"/>
+              <w:right w:type="dxa" w:w="140"/>
+            </w:tcMar>
+          </w:tcPr>
+          <w:p>
+            <w:pPr>
+              <w:spacing w:after="80"/>
+            </w:pPr>
+            <w:r>
+              <w:rPr>
+                <w:b/>
+                <w:bCs/>
+                <w:color w:val="5B3FD6"/>
+                <w:sz w:val="24"/>
+                <w:szCs w:val="24"/>
+              </w:rPr>
+              <w:t xml:space="preserve">Q29</w:t>
+            </w:r>
+            <w:r>
+              <w:rPr>
+                <w:b/>
+                <w:bCs/>
+                <w:color w:val="1A0F5C"/>
+                <w:sz w:val="21"/>
+                <w:szCs w:val="21"/>
+              </w:rPr>
+              <w:t xml:space="preserve">   key c</w:t>
+            </w:r>
+            <w:r>
+              <w:rPr>
+                <w:color w:val="6B6690"/>
+                <w:sz w:val="18"/>
+                <w:szCs w:val="18"/>
+              </w:rPr>
+              <w:t xml:space="preserve">   One correct option, Medium, [S], Thu</w:t>
+            </w:r>
+          </w:p>
+          <w:p>
+            <w:pPr>
+              <w:spacing w:after="80"/>
+            </w:pPr>
+            <w:r>
+              <w:rPr>
+                <w:b/>
+                <w:bCs/>
+                <w:color w:val="1A0F5C"/>
+                <w:sz w:val="21"/>
+                <w:szCs w:val="21"/>
+              </w:rPr>
+              <w:t xml:space="preserve">Why it holds.  </w:t>
+            </w:r>
+            <w:r>
+              <w:rPr>
+                <w:color w:val="1A0F5C"/>
+                <w:sz w:val="21"/>
+                <w:szCs w:val="21"/>
+              </w:rPr>
+              <w:t xml:space="preserve">groupby splits rows by key, applies a computation to each group, and combines the results.</w:t>
+            </w:r>
+          </w:p>
+          <w:p>
+            <w:pPr>
+              <w:pStyle w:val="ListParagraph"/>
+              <w:numPr>
+                <w:ilvl w:val="0"/>
+                <w:numId w:val="3"/>
+              </w:numPr>
+              <w:spacing w:after="40"/>
+            </w:pPr>
+            <w:r>
+              <w:rPr>
+                <w:b/>
+                <w:bCs/>
+                <w:color w:val="5B3FD6"/>
+                <w:sz w:val="21"/>
+                <w:szCs w:val="21"/>
+              </w:rPr>
+              <w:t xml:space="preserve">(a)  </w:t>
+            </w:r>
+            <w:r>
+              <w:rPr>
+                <w:color w:val="1A0F5C"/>
+                <w:sz w:val="21"/>
+                <w:szCs w:val="21"/>
+              </w:rPr>
+              <w:t xml:space="preserve">Returning the first row per key describes groupby().first(), one possible apply step, never groupby itself.</w:t>
+            </w:r>
+          </w:p>
+          <w:p>
+            <w:pPr>
+              <w:pStyle w:val="ListParagraph"/>
+              <w:numPr>
+                <w:ilvl w:val="0"/>
+                <w:numId w:val="3"/>
+              </w:numPr>
+              <w:spacing w:after="40"/>
+            </w:pPr>
+            <w:r>
+              <w:rPr>
+                <w:b/>
+                <w:bCs/>
+                <w:color w:val="5B3FD6"/>
+                <w:sz w:val="21"/>
+                <w:szCs w:val="21"/>
+              </w:rPr>
+              <w:t xml:space="preserve">(b)  </w:t>
+            </w:r>
+            <w:r>
+              <w:rPr>
+                <w:color w:val="1A0F5C"/>
+                <w:sz w:val="21"/>
+                <w:szCs w:val="21"/>
+              </w:rPr>
+              <w:t xml:space="preserve">Joining two tables on a key is merge.</w:t>
+            </w:r>
+          </w:p>
+          <w:p>
+            <w:pPr>
+              <w:pStyle w:val="ListParagraph"/>
+              <w:numPr>
+                <w:ilvl w:val="0"/>
+                <w:numId w:val="3"/>
+              </w:numPr>
+              <w:spacing w:after="40"/>
+            </w:pPr>
+            <w:r>
+              <w:rPr>
+                <w:b/>
+                <w:bCs/>
+                <w:color w:val="5B3FD6"/>
+                <w:sz w:val="21"/>
+                <w:szCs w:val="21"/>
+              </w:rPr>
+              <w:t xml:space="preserve">(d)  </w:t>
+            </w:r>
+            <w:r>
+              <w:rPr>
+                <w:color w:val="1A0F5C"/>
+                <w:sz w:val="21"/>
+                <w:szCs w:val="21"/>
+              </w:rPr>
+              <w:t xml:space="preserve">Removing duplicate keys is drop_duplicates.</w:t>
+            </w:r>
+          </w:p>
+          <w:p>
+            <w:pPr>
+              <w:spacing w:before="60"/>
+            </w:pPr>
+            <w:r>
+              <w:rPr>
+                <w:b/>
+                <w:bCs/>
+                <w:color w:val="1A0F5C"/>
+                <w:sz w:val="21"/>
+                <w:szCs w:val="21"/>
+              </w:rPr>
+              <w:t xml:space="preserve">In the interview.  </w:t>
+            </w:r>
+            <w:r>
+              <w:rPr>
+                <w:color w:val="1A0F5C"/>
+                <w:sz w:val="21"/>
+                <w:szCs w:val="21"/>
+              </w:rPr>
+              <w:t xml:space="preserve">groupby is split by key, apply a computation to each group, combine one result per group.</w:t>
+            </w:r>
+          </w:p>
+          <w:p>
+            <w:pPr>
+              <w:spacing w:after="80"/>
+            </w:pPr>
+            <w:r>
+              <w:rPr>
+                <w:color w:val="6B6690"/>
+                <w:sz w:val="18"/>
+                <w:szCs w:val="18"/>
+              </w:rPr>
+              <w:t xml:space="preserve">Anchor: groupby in the split-apply-combine sentence.</w:t>
+            </w:r>
+          </w:p>
+        </w:tc>
+      </w:tr>
+    </w:tbl>
+    <w:p>
+      <w:pPr>
+        <w:spacing w:after="90"/>
+      </w:pPr>
+    </w:p>
+    <w:tbl>
+      <w:tblPr>
+        <w:tblW w:type="dxa" w:w="9806"/>
+        <w:tblBorders>
+          <w:top w:val="single" w:color="auto" w:sz="4"/>
+          <w:left w:val="single" w:color="auto" w:sz="4"/>
+          <w:bottom w:val="single" w:color="auto" w:sz="4"/>
+          <w:right w:val="single" w:color="auto" w:sz="4"/>
+          <w:insideH w:val="single" w:color="auto" w:sz="4"/>
+          <w:insideV w:val="single" w:color="auto" w:sz="4"/>
+        </w:tblBorders>
+      </w:tblPr>
+      <w:tblGrid>
+        <w:gridCol w:w="9806"/>
+      </w:tblGrid>
+      <w:tr>
+        <w:trPr>
+          <w:cantSplit/>
+        </w:trPr>
+        <w:tc>
+          <w:tcPr>
+            <w:tcW w:type="dxa" w:w="9806"/>
+            <w:tcBorders>
+              <w:top w:val="single" w:color="CFC9EE" w:sz="6"/>
+              <w:left w:val="single" w:color="CFC9EE" w:sz="6"/>
+              <w:bottom w:val="single" w:color="CFC9EE" w:sz="6"/>
+              <w:right w:val="single" w:color="CFC9EE" w:sz="6"/>
+            </w:tcBorders>
+            <w:tcMar>
+              <w:top w:type="dxa" w:w="90"/>
+              <w:left w:type="dxa" w:w="140"/>
+              <w:bottom w:type="dxa" w:w="90"/>
+              <w:right w:type="dxa" w:w="140"/>
+            </w:tcMar>
+          </w:tcPr>
+          <w:p>
+            <w:pPr>
+              <w:spacing w:after="80"/>
+            </w:pPr>
+            <w:r>
+              <w:rPr>
+                <w:b/>
+                <w:bCs/>
+                <w:color w:val="5B3FD6"/>
+                <w:sz w:val="24"/>
+                <w:szCs w:val="24"/>
+              </w:rPr>
+              <w:t xml:space="preserve">Q30</w:t>
+            </w:r>
+            <w:r>
+              <w:rPr>
+                <w:b/>
+                <w:bCs/>
+                <w:color w:val="1A0F5C"/>
+                <w:sz w:val="21"/>
+                <w:szCs w:val="21"/>
+              </w:rPr>
+              <w:t xml:space="preserve">   key b</w:t>
+            </w:r>
+            <w:r>
+              <w:rPr>
+                <w:color w:val="6B6690"/>
+                <w:sz w:val="18"/>
+                <w:szCs w:val="18"/>
+              </w:rPr>
+              <w:t xml:space="preserve">   One correct option, Medium, [F], Thu</w:t>
+            </w:r>
+          </w:p>
+          <w:p>
+            <w:pPr>
+              <w:spacing w:after="80"/>
+            </w:pPr>
+            <w:r>
+              <w:rPr>
+                <w:b/>
+                <w:bCs/>
+                <w:color w:val="1A0F5C"/>
+                <w:sz w:val="21"/>
+                <w:szCs w:val="21"/>
+              </w:rPr>
+              <w:t xml:space="preserve">Why it holds.  </w:t>
+            </w:r>
+            <w:r>
+              <w:rPr>
+                <w:color w:val="1A0F5C"/>
+                <w:sz w:val="21"/>
+                <w:szCs w:val="21"/>
+              </w:rPr>
+              <w:t xml:space="preserve">A left merge grows only when a left key matches more than one right row, so some customer keys repeat in the exposure table.</w:t>
+            </w:r>
+          </w:p>
+          <w:p>
+            <w:pPr>
+              <w:pStyle w:val="ListParagraph"/>
+              <w:numPr>
+                <w:ilvl w:val="0"/>
+                <w:numId w:val="3"/>
+              </w:numPr>
+              <w:spacing w:after="40"/>
+            </w:pPr>
+            <w:r>
+              <w:rPr>
+                <w:b/>
+                <w:bCs/>
+                <w:color w:val="5B3FD6"/>
+                <w:sz w:val="21"/>
+                <w:szCs w:val="21"/>
+              </w:rPr>
+              <w:t xml:space="preserve">(a)  </w:t>
+            </w:r>
+            <w:r>
+              <w:rPr>
+                <w:color w:val="1A0F5C"/>
+                <w:sz w:val="21"/>
+                <w:szCs w:val="21"/>
+              </w:rPr>
+              <w:t xml:space="preserve">A customer with no exposure keeps its one row with NaN; it adds nothing.</w:t>
+            </w:r>
+          </w:p>
+          <w:p>
+            <w:pPr>
+              <w:pStyle w:val="ListParagraph"/>
+              <w:numPr>
+                <w:ilvl w:val="0"/>
+                <w:numId w:val="3"/>
+              </w:numPr>
+              <w:spacing w:after="40"/>
+            </w:pPr>
+            <w:r>
+              <w:rPr>
+                <w:b/>
+                <w:bCs/>
+                <w:color w:val="5B3FD6"/>
+                <w:sz w:val="21"/>
+                <w:szCs w:val="21"/>
+              </w:rPr>
+              <w:t xml:space="preserve">(c)  </w:t>
+            </w:r>
+            <w:r>
+              <w:rPr>
+                <w:color w:val="1A0F5C"/>
+                <w:sz w:val="21"/>
+                <w:szCs w:val="21"/>
+              </w:rPr>
+              <w:t xml:space="preserve">how='left' never appends the index as rows.</w:t>
+            </w:r>
+          </w:p>
+          <w:p>
+            <w:pPr>
+              <w:pStyle w:val="ListParagraph"/>
+              <w:numPr>
+                <w:ilvl w:val="0"/>
+                <w:numId w:val="3"/>
+              </w:numPr>
+              <w:spacing w:after="40"/>
+            </w:pPr>
+            <w:r>
+              <w:rPr>
+                <w:b/>
+                <w:bCs/>
+                <w:color w:val="5B3FD6"/>
+                <w:sz w:val="21"/>
+                <w:szCs w:val="21"/>
+              </w:rPr>
+              <w:t xml:space="preserve">(d)  </w:t>
+            </w:r>
+            <w:r>
+              <w:rPr>
+                <w:color w:val="1A0F5C"/>
+                <w:sz w:val="21"/>
+                <w:szCs w:val="21"/>
+              </w:rPr>
+              <w:t xml:space="preserve">With different key names pandas raises an error; it never matches on position.</w:t>
+            </w:r>
+          </w:p>
+          <w:p>
+            <w:pPr>
+              <w:spacing w:before="60"/>
+            </w:pPr>
+            <w:r>
+              <w:rPr>
+                <w:b/>
+                <w:bCs/>
+                <w:color w:val="1A0F5C"/>
+                <w:sz w:val="21"/>
+                <w:szCs w:val="21"/>
+              </w:rPr>
+              <w:t xml:space="preserve">In the interview.  </w:t>
+            </w:r>
+            <w:r>
+              <w:rPr>
+                <w:color w:val="1A0F5C"/>
+                <w:sz w:val="21"/>
+                <w:szCs w:val="21"/>
+              </w:rPr>
+              <w:t xml:space="preserve">Extra rows after a merge mean duplicate keys on the right; validate= would have raised before the count grew.</w:t>
+            </w:r>
+          </w:p>
+          <w:p>
+            <w:pPr>
+              <w:spacing w:after="80"/>
+            </w:pPr>
+            <w:r>
+              <w:rPr>
+                <w:color w:val="6B6690"/>
+                <w:sz w:val="18"/>
+                <w:szCs w:val="18"/>
+              </w:rPr>
+              <w:t xml:space="preserve">Anchor: Which merge argument raises on duplicate keys, and which error?</w:t>
+            </w:r>
+          </w:p>
+        </w:tc>
+      </w:tr>
+    </w:tbl>
+    <w:p>
+      <w:pPr>
+        <w:spacing w:after="90"/>
+      </w:pPr>
+    </w:p>
+    <w:tbl>
+      <w:tblPr>
+        <w:tblW w:type="dxa" w:w="9806"/>
+        <w:tblBorders>
+          <w:top w:val="single" w:color="auto" w:sz="4"/>
+          <w:left w:val="single" w:color="auto" w:sz="4"/>
+          <w:bottom w:val="single" w:color="auto" w:sz="4"/>
+          <w:right w:val="single" w:color="auto" w:sz="4"/>
+          <w:insideH w:val="single" w:color="auto" w:sz="4"/>
+          <w:insideV w:val="single" w:color="auto" w:sz="4"/>
+        </w:tblBorders>
+      </w:tblPr>
+      <w:tblGrid>
+        <w:gridCol w:w="9806"/>
+      </w:tblGrid>
+      <w:tr>
+        <w:trPr>
+          <w:cantSplit/>
+        </w:trPr>
+        <w:tc>
+          <w:tcPr>
+            <w:tcW w:type="dxa" w:w="9806"/>
+            <w:tcBorders>
+              <w:top w:val="single" w:color="CFC9EE" w:sz="6"/>
+              <w:left w:val="single" w:color="CFC9EE" w:sz="6"/>
+              <w:bottom w:val="single" w:color="CFC9EE" w:sz="6"/>
+              <w:right w:val="single" w:color="CFC9EE" w:sz="6"/>
+            </w:tcBorders>
+            <w:tcMar>
+              <w:top w:type="dxa" w:w="90"/>
+              <w:left w:type="dxa" w:w="140"/>
+              <w:bottom w:type="dxa" w:w="90"/>
+              <w:right w:type="dxa" w:w="140"/>
+            </w:tcMar>
+          </w:tcPr>
+          <w:p>
+            <w:pPr>
+              <w:spacing w:after="80"/>
+            </w:pPr>
+            <w:r>
+              <w:rPr>
+                <w:b/>
+                <w:bCs/>
+                <w:color w:val="5B3FD6"/>
+                <w:sz w:val="24"/>
+                <w:szCs w:val="24"/>
+              </w:rPr>
+              <w:t xml:space="preserve">Q31</w:t>
+            </w:r>
+            <w:r>
+              <w:rPr>
+                <w:b/>
+                <w:bCs/>
+                <w:color w:val="1A0F5C"/>
+                <w:sz w:val="21"/>
+                <w:szCs w:val="21"/>
+              </w:rPr>
+              <w:t xml:space="preserve">   key d</w:t>
+            </w:r>
+            <w:r>
+              <w:rPr>
+                <w:color w:val="6B6690"/>
+                <w:sz w:val="18"/>
+                <w:szCs w:val="18"/>
+              </w:rPr>
+              <w:t xml:space="preserve">   One correct option, Medium, [S], Fri</w:t>
+            </w:r>
+          </w:p>
+          <w:p>
+            <w:pPr>
+              <w:spacing w:after="80"/>
+            </w:pPr>
+            <w:r>
+              <w:rPr>
+                <w:b/>
+                <w:bCs/>
+                <w:color w:val="1A0F5C"/>
+                <w:sz w:val="21"/>
+                <w:szCs w:val="21"/>
+              </w:rPr>
+              <w:t xml:space="preserve">Why it holds.  </w:t>
+            </w:r>
+            <w:r>
+              <w:rPr>
+                <w:color w:val="1A0F5C"/>
+                <w:sz w:val="21"/>
+                <w:szCs w:val="21"/>
+              </w:rPr>
+              <w:t xml:space="preserve">XLOOKUP's match_mode 0 is exact and is the default; -1 and 1 return the next smaller or larger item when there is no exact match, which is how a missing id returns a neighbour. Verified on Microsoft Support on 29 September 2026.</w:t>
+            </w:r>
+          </w:p>
+          <w:p>
+            <w:pPr>
+              <w:pStyle w:val="ListParagraph"/>
+              <w:numPr>
+                <w:ilvl w:val="0"/>
+                <w:numId w:val="3"/>
+              </w:numPr>
+              <w:spacing w:after="40"/>
+            </w:pPr>
+            <w:r>
+              <w:rPr>
+                <w:b/>
+                <w:bCs/>
+                <w:color w:val="5B3FD6"/>
+                <w:sz w:val="21"/>
+                <w:szCs w:val="21"/>
+              </w:rPr>
+              <w:t xml:space="preserve">(a)  </w:t>
+            </w:r>
+            <w:r>
+              <w:rPr>
+                <w:color w:val="1A0F5C"/>
+                <w:sz w:val="21"/>
+                <w:szCs w:val="21"/>
+              </w:rPr>
+              <w:t xml:space="preserve">Arrays of different sizes make XLOOKUP return an error, which is visible.</w:t>
+            </w:r>
+          </w:p>
+          <w:p>
+            <w:pPr>
+              <w:pStyle w:val="ListParagraph"/>
+              <w:numPr>
+                <w:ilvl w:val="0"/>
+                <w:numId w:val="3"/>
+              </w:numPr>
+              <w:spacing w:after="40"/>
+            </w:pPr>
+            <w:r>
+              <w:rPr>
+                <w:b/>
+                <w:bCs/>
+                <w:color w:val="5B3FD6"/>
+                <w:sz w:val="21"/>
+                <w:szCs w:val="21"/>
+              </w:rPr>
+              <w:t xml:space="preserve">(b)  </w:t>
+            </w:r>
+            <w:r>
+              <w:rPr>
+                <w:color w:val="1A0F5C"/>
+                <w:sz w:val="21"/>
+                <w:szCs w:val="21"/>
+              </w:rPr>
+              <w:t xml:space="preserve">Sorting the lookup array leaves an exact match exact; it returns no neighbour on its own.</w:t>
+            </w:r>
+          </w:p>
+          <w:p>
+            <w:pPr>
+              <w:pStyle w:val="ListParagraph"/>
+              <w:numPr>
+                <w:ilvl w:val="0"/>
+                <w:numId w:val="3"/>
+              </w:numPr>
+              <w:spacing w:after="40"/>
+            </w:pPr>
+            <w:r>
+              <w:rPr>
+                <w:b/>
+                <w:bCs/>
+                <w:color w:val="5B3FD6"/>
+                <w:sz w:val="21"/>
+                <w:szCs w:val="21"/>
+              </w:rPr>
+              <w:t xml:space="preserve">(c)  </w:t>
+            </w:r>
+            <w:r>
+              <w:rPr>
+                <w:color w:val="1A0F5C"/>
+                <w:sz w:val="21"/>
+                <w:szCs w:val="21"/>
+              </w:rPr>
+              <w:t xml:space="preserve">Protection stops edits; it does not freeze formulas on an old result.</w:t>
+            </w:r>
+          </w:p>
+          <w:p>
+            <w:pPr>
+              <w:spacing w:before="60"/>
+            </w:pPr>
+            <w:r>
+              <w:rPr>
+                <w:b/>
+                <w:bCs/>
+                <w:color w:val="1A0F5C"/>
+                <w:sz w:val="21"/>
+                <w:szCs w:val="21"/>
+              </w:rPr>
+              <w:t xml:space="preserve">In the interview.  </w:t>
+            </w:r>
+            <w:r>
+              <w:rPr>
+                <w:color w:val="1A0F5C"/>
+                <w:sz w:val="21"/>
+                <w:szCs w:val="21"/>
+              </w:rPr>
+              <w:t xml:space="preserve">Set match_mode to exact and give if_not_found a visible message, so a missing id says so.</w:t>
+            </w:r>
+          </w:p>
+          <w:p>
+            <w:pPr>
+              <w:spacing w:after="80"/>
+            </w:pPr>
+            <w:r>
+              <w:rPr>
+                <w:color w:val="6B6690"/>
+                <w:sz w:val="18"/>
+                <w:szCs w:val="18"/>
+              </w:rPr>
+              <w:t xml:space="preserve">Anchor: SQL, pandas or Excel: how do you choose?</w:t>
+            </w:r>
+          </w:p>
+        </w:tc>
+      </w:tr>
+    </w:tbl>
+    <w:p>
+      <w:pPr>
+        <w:spacing w:after="90"/>
+      </w:pPr>
+    </w:p>
+    <w:tbl>
+      <w:tblPr>
+        <w:tblW w:type="dxa" w:w="9806"/>
+        <w:tblBorders>
+          <w:top w:val="single" w:color="auto" w:sz="4"/>
+          <w:left w:val="single" w:color="auto" w:sz="4"/>
+          <w:bottom w:val="single" w:color="auto" w:sz="4"/>
+          <w:right w:val="single" w:color="auto" w:sz="4"/>
+          <w:insideH w:val="single" w:color="auto" w:sz="4"/>
+          <w:insideV w:val="single" w:color="auto" w:sz="4"/>
+        </w:tblBorders>
+      </w:tblPr>
+      <w:tblGrid>
+        <w:gridCol w:w="9806"/>
+      </w:tblGrid>
+      <w:tr>
+        <w:trPr>
+          <w:cantSplit/>
+        </w:trPr>
+        <w:tc>
+          <w:tcPr>
+            <w:tcW w:type="dxa" w:w="9806"/>
+            <w:tcBorders>
+              <w:top w:val="single" w:color="CFC9EE" w:sz="6"/>
+              <w:left w:val="single" w:color="CFC9EE" w:sz="6"/>
+              <w:bottom w:val="single" w:color="CFC9EE" w:sz="6"/>
+              <w:right w:val="single" w:color="CFC9EE" w:sz="6"/>
+            </w:tcBorders>
+            <w:tcMar>
+              <w:top w:type="dxa" w:w="90"/>
+              <w:left w:type="dxa" w:w="140"/>
+              <w:bottom w:type="dxa" w:w="90"/>
+              <w:right w:type="dxa" w:w="140"/>
+            </w:tcMar>
+          </w:tcPr>
+          <w:p>
+            <w:pPr>
+              <w:spacing w:after="80"/>
+            </w:pPr>
+            <w:r>
+              <w:rPr>
+                <w:b/>
+                <w:bCs/>
+                <w:color w:val="5B3FD6"/>
+                <w:sz w:val="24"/>
+                <w:szCs w:val="24"/>
+              </w:rPr>
+              <w:t xml:space="preserve">Q32</w:t>
+            </w:r>
+            <w:r>
+              <w:rPr>
+                <w:b/>
+                <w:bCs/>
+                <w:color w:val="1A0F5C"/>
+                <w:sz w:val="21"/>
+                <w:szCs w:val="21"/>
+              </w:rPr>
+              <w:t xml:space="preserve">   key a</w:t>
+            </w:r>
+            <w:r>
+              <w:rPr>
+                <w:color w:val="6B6690"/>
+                <w:sz w:val="18"/>
+                <w:szCs w:val="18"/>
+              </w:rPr>
+              <w:t xml:space="preserve">   One correct option, Medium, [S], Fri</w:t>
+            </w:r>
+          </w:p>
+          <w:p>
+            <w:pPr>
+              <w:spacing w:after="80"/>
+            </w:pPr>
+            <w:r>
+              <w:rPr>
+                <w:b/>
+                <w:bCs/>
+                <w:color w:val="1A0F5C"/>
+                <w:sz w:val="21"/>
+                <w:szCs w:val="21"/>
+              </w:rPr>
+              <w:t xml:space="preserve">Why it holds.  </w:t>
+            </w:r>
+            <w:r>
+              <w:rPr>
+                <w:color w:val="1A0F5C"/>
+                <w:sz w:val="21"/>
+                <w:szCs w:val="21"/>
+              </w:rPr>
+              <w:t xml:space="preserve">Excel owns the last mile: presenting a clean table and letting a director slice it live.</w:t>
+            </w:r>
+          </w:p>
+          <w:p>
+            <w:pPr>
+              <w:pStyle w:val="ListParagraph"/>
+              <w:numPr>
+                <w:ilvl w:val="0"/>
+                <w:numId w:val="3"/>
+              </w:numPr>
+              <w:spacing w:after="40"/>
+            </w:pPr>
+            <w:r>
+              <w:rPr>
+                <w:b/>
+                <w:bCs/>
+                <w:color w:val="5B3FD6"/>
+                <w:sz w:val="21"/>
+                <w:szCs w:val="21"/>
+              </w:rPr>
+              <w:t xml:space="preserve">(b)  </w:t>
+            </w:r>
+            <w:r>
+              <w:rPr>
+                <w:color w:val="1A0F5C"/>
+                <w:sz w:val="21"/>
+                <w:szCs w:val="21"/>
+              </w:rPr>
+              <w:t xml:space="preserve">Joining payments to orders is warehouse work, where the join can be audited.</w:t>
+            </w:r>
+          </w:p>
+          <w:p>
+            <w:pPr>
+              <w:pStyle w:val="ListParagraph"/>
+              <w:numPr>
+                <w:ilvl w:val="0"/>
+                <w:numId w:val="3"/>
+              </w:numPr>
+              <w:spacing w:after="40"/>
+            </w:pPr>
+            <w:r>
+              <w:rPr>
+                <w:b/>
+                <w:bCs/>
+                <w:color w:val="5B3FD6"/>
+                <w:sz w:val="21"/>
+                <w:szCs w:val="21"/>
+              </w:rPr>
+              <w:t xml:space="preserve">(c)  </w:t>
+            </w:r>
+            <w:r>
+              <w:rPr>
+                <w:color w:val="1A0F5C"/>
+                <w:sz w:val="21"/>
+                <w:szCs w:val="21"/>
+              </w:rPr>
+              <w:t xml:space="preserve">The source-of-truth figure belongs in the warehouse, where nobody can type over it.</w:t>
+            </w:r>
+          </w:p>
+          <w:p>
+            <w:pPr>
+              <w:pStyle w:val="ListParagraph"/>
+              <w:numPr>
+                <w:ilvl w:val="0"/>
+                <w:numId w:val="3"/>
+              </w:numPr>
+              <w:spacing w:after="40"/>
+            </w:pPr>
+            <w:r>
+              <w:rPr>
+                <w:b/>
+                <w:bCs/>
+                <w:color w:val="5B3FD6"/>
+                <w:sz w:val="21"/>
+                <w:szCs w:val="21"/>
+              </w:rPr>
+              <w:t xml:space="preserve">(d)  </w:t>
+            </w:r>
+            <w:r>
+              <w:rPr>
+                <w:color w:val="1A0F5C"/>
+                <w:sz w:val="21"/>
+                <w:szCs w:val="21"/>
+              </w:rPr>
+              <w:t xml:space="preserve">De-duplication is cleaning, which runs upstream in SQL or pandas before any total.</w:t>
+            </w:r>
+          </w:p>
+          <w:p>
+            <w:pPr>
+              <w:spacing w:before="60"/>
+            </w:pPr>
+            <w:r>
+              <w:rPr>
+                <w:b/>
+                <w:bCs/>
+                <w:color w:val="1A0F5C"/>
+                <w:sz w:val="21"/>
+                <w:szCs w:val="21"/>
+              </w:rPr>
+              <w:t xml:space="preserve">In the interview.  </w:t>
+            </w:r>
+            <w:r>
+              <w:rPr>
+                <w:color w:val="1A0F5C"/>
+                <w:sz w:val="21"/>
+                <w:szCs w:val="21"/>
+              </w:rPr>
+              <w:t xml:space="preserve">Excel presents and lets people explore; it never cleans, joins or computes the number of record.</w:t>
+            </w:r>
+          </w:p>
+          <w:p>
+            <w:pPr>
+              <w:spacing w:after="80"/>
+            </w:pPr>
+            <w:r>
+              <w:rPr>
+                <w:color w:val="6B6690"/>
+                <w:sz w:val="18"/>
+                <w:szCs w:val="18"/>
+              </w:rPr>
+              <w:t xml:space="preserve">Anchor: SQL, pandas or Excel: how do you choose?</w:t>
+            </w:r>
+          </w:p>
+        </w:tc>
+      </w:tr>
+    </w:tbl>
+    <w:p>
+      <w:pPr>
+        <w:spacing w:after="90"/>
+      </w:pPr>
+    </w:p>
+    <w:tbl>
+      <w:tblPr>
+        <w:tblW w:type="dxa" w:w="9806"/>
+        <w:tblBorders>
+          <w:top w:val="single" w:color="auto" w:sz="4"/>
+          <w:left w:val="single" w:color="auto" w:sz="4"/>
+          <w:bottom w:val="single" w:color="auto" w:sz="4"/>
+          <w:right w:val="single" w:color="auto" w:sz="4"/>
+          <w:insideH w:val="single" w:color="auto" w:sz="4"/>
+          <w:insideV w:val="single" w:color="auto" w:sz="4"/>
+        </w:tblBorders>
+      </w:tblPr>
+      <w:tblGrid>
+        <w:gridCol w:w="9806"/>
+      </w:tblGrid>
+      <w:tr>
+        <w:trPr>
+          <w:cantSplit/>
+        </w:trPr>
+        <w:tc>
+          <w:tcPr>
+            <w:tcW w:type="dxa" w:w="9806"/>
+            <w:tcBorders>
+              <w:top w:val="single" w:color="CFC9EE" w:sz="6"/>
+              <w:left w:val="single" w:color="CFC9EE" w:sz="6"/>
+              <w:bottom w:val="single" w:color="CFC9EE" w:sz="6"/>
+              <w:right w:val="single" w:color="CFC9EE" w:sz="6"/>
+            </w:tcBorders>
+            <w:tcMar>
+              <w:top w:type="dxa" w:w="90"/>
+              <w:left w:type="dxa" w:w="140"/>
+              <w:bottom w:type="dxa" w:w="90"/>
+              <w:right w:type="dxa" w:w="140"/>
+            </w:tcMar>
+          </w:tcPr>
+          <w:p>
+            <w:pPr>
+              <w:spacing w:after="80"/>
+            </w:pPr>
+            <w:r>
+              <w:rPr>
+                <w:b/>
+                <w:bCs/>
+                <w:color w:val="5B3FD6"/>
+                <w:sz w:val="24"/>
+                <w:szCs w:val="24"/>
+              </w:rPr>
+              <w:t xml:space="preserve">Q33</w:t>
+            </w:r>
+            <w:r>
+              <w:rPr>
+                <w:b/>
+                <w:bCs/>
+                <w:color w:val="1A0F5C"/>
+                <w:sz w:val="21"/>
+                <w:szCs w:val="21"/>
+              </w:rPr>
+              <w:t xml:space="preserve">   key a, b, c</w:t>
+            </w:r>
+            <w:r>
+              <w:rPr>
+                <w:color w:val="6B6690"/>
+                <w:sz w:val="18"/>
+                <w:szCs w:val="18"/>
+              </w:rPr>
+              <w:t xml:space="preserve">   More than one correct, Medium, [S], Mon</w:t>
+            </w:r>
+          </w:p>
+          <w:p>
+            <w:pPr>
+              <w:spacing w:after="80"/>
+            </w:pPr>
+            <w:r>
+              <w:rPr>
+                <w:b/>
+                <w:bCs/>
+                <w:color w:val="1A0F5C"/>
+                <w:sz w:val="21"/>
+                <w:szCs w:val="21"/>
+              </w:rPr>
+              <w:t xml:space="preserve">Why it holds.  </w:t>
+            </w:r>
+            <w:r>
+              <w:rPr>
+                <w:color w:val="1A0F5C"/>
+                <w:sz w:val="21"/>
+                <w:szCs w:val="21"/>
+              </w:rPr>
+              <w:t xml:space="preserve">WHERE filters rows before grouping, HAVING filters groups after aggregation, and HAVING can use COUNT(*).</w:t>
+            </w:r>
+          </w:p>
+          <w:p>
+            <w:pPr>
+              <w:pStyle w:val="ListParagraph"/>
+              <w:numPr>
+                <w:ilvl w:val="0"/>
+                <w:numId w:val="3"/>
+              </w:numPr>
+              <w:spacing w:after="40"/>
+            </w:pPr>
+            <w:r>
+              <w:rPr>
+                <w:b/>
+                <w:bCs/>
+                <w:color w:val="5B3FD6"/>
+                <w:sz w:val="21"/>
+                <w:szCs w:val="21"/>
+              </w:rPr>
+              <w:t xml:space="preserve">(d)  </w:t>
+            </w:r>
+            <w:r>
+              <w:rPr>
+                <w:color w:val="1A0F5C"/>
+                <w:sz w:val="21"/>
+                <w:szCs w:val="21"/>
+              </w:rPr>
+              <w:t xml:space="preserve">An aggregate in WHERE is an error, because WHERE runs before the groups exist.</w:t>
+            </w:r>
+          </w:p>
+          <w:p>
+            <w:pPr>
+              <w:spacing w:before="60"/>
+            </w:pPr>
+            <w:r>
+              <w:rPr>
+                <w:b/>
+                <w:bCs/>
+                <w:color w:val="1A0F5C"/>
+                <w:sz w:val="21"/>
+                <w:szCs w:val="21"/>
+              </w:rPr>
+              <w:t xml:space="preserve">In the interview.  </w:t>
+            </w:r>
+            <w:r>
+              <w:rPr>
+                <w:color w:val="1A0F5C"/>
+                <w:sz w:val="21"/>
+                <w:szCs w:val="21"/>
+              </w:rPr>
+              <w:t xml:space="preserve">WHERE filters rows before the aggregate, HAVING filters groups after it, and only HAVING can use COUNT.</w:t>
+            </w:r>
+          </w:p>
+          <w:p>
+            <w:pPr>
+              <w:spacing w:after="80"/>
+            </w:pPr>
+            <w:r>
+              <w:rPr>
+                <w:color w:val="6B6690"/>
+                <w:sz w:val="18"/>
+                <w:szCs w:val="18"/>
+              </w:rPr>
+              <w:t xml:space="preserve">Anchor: WHERE against HAVING, one sentence each.</w:t>
+            </w:r>
+          </w:p>
+        </w:tc>
+      </w:tr>
+    </w:tbl>
+    <w:p>
+      <w:pPr>
+        <w:spacing w:after="90"/>
+      </w:pPr>
+    </w:p>
+    <w:tbl>
+      <w:tblPr>
+        <w:tblW w:type="dxa" w:w="9806"/>
+        <w:tblBorders>
+          <w:top w:val="single" w:color="auto" w:sz="4"/>
+          <w:left w:val="single" w:color="auto" w:sz="4"/>
+          <w:bottom w:val="single" w:color="auto" w:sz="4"/>
+          <w:right w:val="single" w:color="auto" w:sz="4"/>
+          <w:insideH w:val="single" w:color="auto" w:sz="4"/>
+          <w:insideV w:val="single" w:color="auto" w:sz="4"/>
+        </w:tblBorders>
+      </w:tblPr>
+      <w:tblGrid>
+        <w:gridCol w:w="9806"/>
+      </w:tblGrid>
+      <w:tr>
+        <w:trPr>
+          <w:cantSplit/>
+        </w:trPr>
+        <w:tc>
+          <w:tcPr>
+            <w:tcW w:type="dxa" w:w="9806"/>
+            <w:tcBorders>
+              <w:top w:val="single" w:color="CFC9EE" w:sz="6"/>
+              <w:left w:val="single" w:color="CFC9EE" w:sz="6"/>
+              <w:bottom w:val="single" w:color="CFC9EE" w:sz="6"/>
+              <w:right w:val="single" w:color="CFC9EE" w:sz="6"/>
+            </w:tcBorders>
+            <w:tcMar>
+              <w:top w:type="dxa" w:w="90"/>
+              <w:left w:type="dxa" w:w="140"/>
+              <w:bottom w:type="dxa" w:w="90"/>
+              <w:right w:type="dxa" w:w="140"/>
+            </w:tcMar>
+          </w:tcPr>
+          <w:p>
+            <w:pPr>
+              <w:spacing w:after="80"/>
+            </w:pPr>
+            <w:r>
+              <w:rPr>
+                <w:b/>
+                <w:bCs/>
+                <w:color w:val="5B3FD6"/>
+                <w:sz w:val="24"/>
+                <w:szCs w:val="24"/>
+              </w:rPr>
+              <w:t xml:space="preserve">Q34</w:t>
+            </w:r>
+            <w:r>
+              <w:rPr>
+                <w:b/>
+                <w:bCs/>
+                <w:color w:val="1A0F5C"/>
+                <w:sz w:val="21"/>
+                <w:szCs w:val="21"/>
+              </w:rPr>
+              <w:t xml:space="preserve">   key a, b, c</w:t>
+            </w:r>
+            <w:r>
+              <w:rPr>
+                <w:color w:val="6B6690"/>
+                <w:sz w:val="18"/>
+                <w:szCs w:val="18"/>
+              </w:rPr>
+              <w:t xml:space="preserve">   More than one correct, Medium, [S], Tue</w:t>
+            </w:r>
+          </w:p>
+          <w:p>
+            <w:pPr>
+              <w:spacing w:after="80"/>
+            </w:pPr>
+            <w:r>
+              <w:rPr>
+                <w:b/>
+                <w:bCs/>
+                <w:color w:val="1A0F5C"/>
+                <w:sz w:val="21"/>
+                <w:szCs w:val="21"/>
+              </w:rPr>
+              <w:t xml:space="preserve">Why it holds.  </w:t>
+            </w:r>
+            <w:r>
+              <w:rPr>
+                <w:color w:val="1A0F5C"/>
+                <w:sz w:val="21"/>
+                <w:szCs w:val="21"/>
+              </w:rPr>
+              <w:t xml:space="preserve">The row count before and after, payments per order, and booked revenue before and after are the three checks that catch a fan-out.</w:t>
+            </w:r>
+          </w:p>
+          <w:p>
+            <w:pPr>
+              <w:pStyle w:val="ListParagraph"/>
+              <w:numPr>
+                <w:ilvl w:val="0"/>
+                <w:numId w:val="3"/>
+              </w:numPr>
+              <w:spacing w:after="40"/>
+            </w:pPr>
+            <w:r>
+              <w:rPr>
+                <w:b/>
+                <w:bCs/>
+                <w:color w:val="5B3FD6"/>
+                <w:sz w:val="21"/>
+                <w:szCs w:val="21"/>
+              </w:rPr>
+              <w:t xml:space="preserve">(d)  </w:t>
+            </w:r>
+            <w:r>
+              <w:rPr>
+                <w:color w:val="1A0F5C"/>
+                <w:sz w:val="21"/>
+                <w:szCs w:val="21"/>
+              </w:rPr>
+              <w:t xml:space="preserve">The font changes no number; it is the nonsense option that tests reading.</w:t>
+            </w:r>
+          </w:p>
+          <w:p>
+            <w:pPr>
+              <w:spacing w:before="60"/>
+            </w:pPr>
+            <w:r>
+              <w:rPr>
+                <w:b/>
+                <w:bCs/>
+                <w:color w:val="1A0F5C"/>
+                <w:sz w:val="21"/>
+                <w:szCs w:val="21"/>
+              </w:rPr>
+              <w:t xml:space="preserve">In the interview.  </w:t>
+            </w:r>
+            <w:r>
+              <w:rPr>
+                <w:color w:val="1A0F5C"/>
+                <w:sz w:val="21"/>
+                <w:szCs w:val="21"/>
+              </w:rPr>
+              <w:t xml:space="preserve">Before a joined number leaves, compare the row count and the total before and after the join, and count rows per key.</w:t>
+            </w:r>
+          </w:p>
+          <w:p>
+            <w:pPr>
+              <w:spacing w:after="80"/>
+            </w:pPr>
+            <w:r>
+              <w:rPr>
+                <w:color w:val="6B6690"/>
+                <w:sz w:val="18"/>
+                <w:szCs w:val="18"/>
+              </w:rPr>
+              <w:t xml:space="preserve">Anchor: Your join grew the row count; name the cause and the check.</w:t>
+            </w:r>
+          </w:p>
+        </w:tc>
+      </w:tr>
+    </w:tbl>
+    <w:p>
+      <w:pPr>
+        <w:spacing w:after="90"/>
+      </w:pPr>
+    </w:p>
+    <w:tbl>
+      <w:tblPr>
+        <w:tblW w:type="dxa" w:w="9806"/>
+        <w:tblBorders>
+          <w:top w:val="single" w:color="auto" w:sz="4"/>
+          <w:left w:val="single" w:color="auto" w:sz="4"/>
+          <w:bottom w:val="single" w:color="auto" w:sz="4"/>
+          <w:right w:val="single" w:color="auto" w:sz="4"/>
+          <w:insideH w:val="single" w:color="auto" w:sz="4"/>
+          <w:insideV w:val="single" w:color="auto" w:sz="4"/>
+        </w:tblBorders>
+      </w:tblPr>
+      <w:tblGrid>
+        <w:gridCol w:w="9806"/>
+      </w:tblGrid>
+      <w:tr>
+        <w:trPr>
+          <w:cantSplit/>
+        </w:trPr>
+        <w:tc>
+          <w:tcPr>
+            <w:tcW w:type="dxa" w:w="9806"/>
+            <w:tcBorders>
+              <w:top w:val="single" w:color="CFC9EE" w:sz="6"/>
+              <w:left w:val="single" w:color="CFC9EE" w:sz="6"/>
+              <w:bottom w:val="single" w:color="CFC9EE" w:sz="6"/>
+              <w:right w:val="single" w:color="CFC9EE" w:sz="6"/>
+            </w:tcBorders>
+            <w:tcMar>
+              <w:top w:type="dxa" w:w="90"/>
+              <w:left w:type="dxa" w:w="140"/>
+              <w:bottom w:type="dxa" w:w="90"/>
+              <w:right w:type="dxa" w:w="140"/>
+            </w:tcMar>
+          </w:tcPr>
+          <w:p>
+            <w:pPr>
+              <w:spacing w:after="80"/>
+            </w:pPr>
+            <w:r>
+              <w:rPr>
+                <w:b/>
+                <w:bCs/>
+                <w:color w:val="5B3FD6"/>
+                <w:sz w:val="24"/>
+                <w:szCs w:val="24"/>
+              </w:rPr>
+              <w:t xml:space="preserve">Q35</w:t>
+            </w:r>
+            <w:r>
+              <w:rPr>
+                <w:b/>
+                <w:bCs/>
+                <w:color w:val="1A0F5C"/>
+                <w:sz w:val="21"/>
+                <w:szCs w:val="21"/>
+              </w:rPr>
+              <w:t xml:space="preserve">   key a, b</w:t>
+            </w:r>
+            <w:r>
+              <w:rPr>
+                <w:color w:val="6B6690"/>
+                <w:sz w:val="18"/>
+                <w:szCs w:val="18"/>
+              </w:rPr>
+              <w:t xml:space="preserve">   More than one correct, Hard, [F], Tue</w:t>
+            </w:r>
+          </w:p>
+          <w:p>
+            <w:pPr>
+              <w:spacing w:after="80"/>
+            </w:pPr>
+            <w:r>
+              <w:rPr>
+                <w:b/>
+                <w:bCs/>
+                <w:color w:val="1A0F5C"/>
+                <w:sz w:val="21"/>
+                <w:szCs w:val="21"/>
+              </w:rPr>
+              <w:t xml:space="preserve">Why it holds.  </w:t>
+            </w:r>
+            <w:r>
+              <w:rPr>
+                <w:color w:val="1A0F5C"/>
+                <w:sz w:val="21"/>
+                <w:szCs w:val="21"/>
+              </w:rPr>
+              <w:t xml:space="preserve">A FULL OUTER JOIN adds the rows with no partner on either side: orders with no payment and payments with no order.</w:t>
+            </w:r>
+          </w:p>
+          <w:p>
+            <w:pPr>
+              <w:pStyle w:val="ListParagraph"/>
+              <w:numPr>
+                <w:ilvl w:val="0"/>
+                <w:numId w:val="3"/>
+              </w:numPr>
+              <w:spacing w:after="40"/>
+            </w:pPr>
+            <w:r>
+              <w:rPr>
+                <w:b/>
+                <w:bCs/>
+                <w:color w:val="5B3FD6"/>
+                <w:sz w:val="21"/>
+                <w:szCs w:val="21"/>
+              </w:rPr>
+              <w:t xml:space="preserve">(c)  </w:t>
+            </w:r>
+            <w:r>
+              <w:rPr>
+                <w:color w:val="1A0F5C"/>
+                <w:sz w:val="21"/>
+                <w:szCs w:val="21"/>
+              </w:rPr>
+              <w:t xml:space="preserve">An order with one payment matches, so an INNER JOIN returns it too.</w:t>
+            </w:r>
+          </w:p>
+          <w:p>
+            <w:pPr>
+              <w:pStyle w:val="ListParagraph"/>
+              <w:numPr>
+                <w:ilvl w:val="0"/>
+                <w:numId w:val="3"/>
+              </w:numPr>
+              <w:spacing w:after="40"/>
+            </w:pPr>
+            <w:r>
+              <w:rPr>
+                <w:b/>
+                <w:bCs/>
+                <w:color w:val="5B3FD6"/>
+                <w:sz w:val="21"/>
+                <w:szCs w:val="21"/>
+              </w:rPr>
+              <w:t xml:space="preserve">(d)  </w:t>
+            </w:r>
+            <w:r>
+              <w:rPr>
+                <w:color w:val="1A0F5C"/>
+                <w:sz w:val="21"/>
+                <w:szCs w:val="21"/>
+              </w:rPr>
+              <w:t xml:space="preserve">An order with two payments matches twice and appears twice in an INNER JOIN as well.</w:t>
+            </w:r>
+          </w:p>
+          <w:p>
+            <w:pPr>
+              <w:spacing w:before="60"/>
+            </w:pPr>
+            <w:r>
+              <w:rPr>
+                <w:b/>
+                <w:bCs/>
+                <w:color w:val="1A0F5C"/>
+                <w:sz w:val="21"/>
+                <w:szCs w:val="21"/>
+              </w:rPr>
+              <w:t xml:space="preserve">In the interview.  </w:t>
+            </w:r>
+            <w:r>
+              <w:rPr>
+                <w:color w:val="1A0F5C"/>
+                <w:sz w:val="21"/>
+                <w:szCs w:val="21"/>
+              </w:rPr>
+              <w:t xml:space="preserve">A full outer join keeps the unmatched rows from both sides, which is how orphan payments show up.</w:t>
+            </w:r>
+          </w:p>
+          <w:p>
+            <w:pPr>
+              <w:spacing w:after="80"/>
+            </w:pPr>
+            <w:r>
+              <w:rPr>
+                <w:color w:val="6B6690"/>
+                <w:sz w:val="18"/>
+                <w:szCs w:val="18"/>
+              </w:rPr>
+              <w:t xml:space="preserve">Anchor: INNER against LEFT join: what does each drop or keep?</w:t>
+            </w:r>
+          </w:p>
+        </w:tc>
+      </w:tr>
+    </w:tbl>
+    <w:p>
+      <w:pPr>
+        <w:spacing w:after="90"/>
+      </w:pPr>
+    </w:p>
+    <w:tbl>
+      <w:tblPr>
+        <w:tblW w:type="dxa" w:w="9806"/>
+        <w:tblBorders>
+          <w:top w:val="single" w:color="auto" w:sz="4"/>
+          <w:left w:val="single" w:color="auto" w:sz="4"/>
+          <w:bottom w:val="single" w:color="auto" w:sz="4"/>
+          <w:right w:val="single" w:color="auto" w:sz="4"/>
+          <w:insideH w:val="single" w:color="auto" w:sz="4"/>
+          <w:insideV w:val="single" w:color="auto" w:sz="4"/>
+        </w:tblBorders>
+      </w:tblPr>
+      <w:tblGrid>
+        <w:gridCol w:w="9806"/>
+      </w:tblGrid>
+      <w:tr>
+        <w:trPr>
+          <w:cantSplit/>
+        </w:trPr>
+        <w:tc>
+          <w:tcPr>
+            <w:tcW w:type="dxa" w:w="9806"/>
+            <w:tcBorders>
+              <w:top w:val="single" w:color="CFC9EE" w:sz="6"/>
+              <w:left w:val="single" w:color="CFC9EE" w:sz="6"/>
+              <w:bottom w:val="single" w:color="CFC9EE" w:sz="6"/>
+              <w:right w:val="single" w:color="CFC9EE" w:sz="6"/>
+            </w:tcBorders>
+            <w:tcMar>
+              <w:top w:type="dxa" w:w="90"/>
+              <w:left w:type="dxa" w:w="140"/>
+              <w:bottom w:type="dxa" w:w="90"/>
+              <w:right w:type="dxa" w:w="140"/>
+            </w:tcMar>
+          </w:tcPr>
+          <w:p>
+            <w:pPr>
+              <w:spacing w:after="80"/>
+            </w:pPr>
+            <w:r>
+              <w:rPr>
+                <w:b/>
+                <w:bCs/>
+                <w:color w:val="5B3FD6"/>
+                <w:sz w:val="24"/>
+                <w:szCs w:val="24"/>
+              </w:rPr>
+              <w:t xml:space="preserve">Q36</w:t>
+            </w:r>
+            <w:r>
+              <w:rPr>
+                <w:b/>
+                <w:bCs/>
+                <w:color w:val="1A0F5C"/>
+                <w:sz w:val="21"/>
+                <w:szCs w:val="21"/>
+              </w:rPr>
+              <w:t xml:space="preserve">   key a, c, d</w:t>
+            </w:r>
+            <w:r>
+              <w:rPr>
+                <w:color w:val="6B6690"/>
+                <w:sz w:val="18"/>
+                <w:szCs w:val="18"/>
+              </w:rPr>
+              <w:t xml:space="preserve">   More than one correct, Hard, [S], Wed</w:t>
+            </w:r>
+          </w:p>
+          <w:p>
+            <w:pPr>
+              <w:spacing w:after="80"/>
+            </w:pPr>
+            <w:r>
+              <w:rPr>
+                <w:b/>
+                <w:bCs/>
+                <w:color w:val="1A0F5C"/>
+                <w:sz w:val="21"/>
+                <w:szCs w:val="21"/>
+              </w:rPr>
+              <w:t xml:space="preserve">Why it holds.  </w:t>
+            </w:r>
+            <w:r>
+              <w:rPr>
+                <w:color w:val="1A0F5C"/>
+                <w:sz w:val="21"/>
+                <w:szCs w:val="21"/>
+              </w:rPr>
+              <w:t xml:space="preserve">A rank within a segment, a previous month beside this one, and a running total with every row kept all need a value computed across rows while each row stays.</w:t>
+            </w:r>
+          </w:p>
+          <w:p>
+            <w:pPr>
+              <w:pStyle w:val="ListParagraph"/>
+              <w:numPr>
+                <w:ilvl w:val="0"/>
+                <w:numId w:val="3"/>
+              </w:numPr>
+              <w:spacing w:after="40"/>
+            </w:pPr>
+            <w:r>
+              <w:rPr>
+                <w:b/>
+                <w:bCs/>
+                <w:color w:val="5B3FD6"/>
+                <w:sz w:val="21"/>
+                <w:szCs w:val="21"/>
+              </w:rPr>
+              <w:t xml:space="preserve">(b)  </w:t>
+            </w:r>
+            <w:r>
+              <w:rPr>
+                <w:color w:val="1A0F5C"/>
+                <w:sz w:val="21"/>
+                <w:szCs w:val="21"/>
+              </w:rPr>
+              <w:t xml:space="preserve">Total revenue per segment is one aggregate per group, which GROUP BY answers alone.</w:t>
+            </w:r>
+          </w:p>
+          <w:p>
+            <w:pPr>
+              <w:spacing w:before="60"/>
+            </w:pPr>
+            <w:r>
+              <w:rPr>
+                <w:b/>
+                <w:bCs/>
+                <w:color w:val="1A0F5C"/>
+                <w:sz w:val="21"/>
+                <w:szCs w:val="21"/>
+              </w:rPr>
+              <w:t xml:space="preserve">In the interview.  </w:t>
+            </w:r>
+            <w:r>
+              <w:rPr>
+                <w:color w:val="1A0F5C"/>
+                <w:sz w:val="21"/>
+                <w:szCs w:val="21"/>
+              </w:rPr>
+              <w:t xml:space="preserve">Use a window when the answer needs other rows while every row stays; use GROUP BY when one row per group is the answer.</w:t>
+            </w:r>
+          </w:p>
+          <w:p>
+            <w:pPr>
+              <w:spacing w:after="80"/>
+            </w:pPr>
+            <w:r>
+              <w:rPr>
+                <w:color w:val="6B6690"/>
+                <w:sz w:val="18"/>
+                <w:szCs w:val="18"/>
+              </w:rPr>
+              <w:t xml:space="preserve">Anchor: Top-3 per group: GROUP BY or a window, and why?</w:t>
+            </w:r>
+          </w:p>
+        </w:tc>
+      </w:tr>
+    </w:tbl>
+    <w:p>
+      <w:pPr>
+        <w:spacing w:after="90"/>
+      </w:pPr>
+    </w:p>
+    <w:tbl>
+      <w:tblPr>
+        <w:tblW w:type="dxa" w:w="9806"/>
+        <w:tblBorders>
+          <w:top w:val="single" w:color="auto" w:sz="4"/>
+          <w:left w:val="single" w:color="auto" w:sz="4"/>
+          <w:bottom w:val="single" w:color="auto" w:sz="4"/>
+          <w:right w:val="single" w:color="auto" w:sz="4"/>
+          <w:insideH w:val="single" w:color="auto" w:sz="4"/>
+          <w:insideV w:val="single" w:color="auto" w:sz="4"/>
+        </w:tblBorders>
+      </w:tblPr>
+      <w:tblGrid>
+        <w:gridCol w:w="9806"/>
+      </w:tblGrid>
+      <w:tr>
+        <w:trPr>
+          <w:cantSplit/>
+        </w:trPr>
+        <w:tc>
+          <w:tcPr>
+            <w:tcW w:type="dxa" w:w="9806"/>
+            <w:tcBorders>
+              <w:top w:val="single" w:color="CFC9EE" w:sz="6"/>
+              <w:left w:val="single" w:color="CFC9EE" w:sz="6"/>
+              <w:bottom w:val="single" w:color="CFC9EE" w:sz="6"/>
+              <w:right w:val="single" w:color="CFC9EE" w:sz="6"/>
+            </w:tcBorders>
+            <w:tcMar>
+              <w:top w:type="dxa" w:w="90"/>
+              <w:left w:type="dxa" w:w="140"/>
+              <w:bottom w:type="dxa" w:w="90"/>
+              <w:right w:type="dxa" w:w="140"/>
+            </w:tcMar>
+          </w:tcPr>
+          <w:p>
+            <w:pPr>
+              <w:spacing w:after="80"/>
+            </w:pPr>
+            <w:r>
+              <w:rPr>
+                <w:b/>
+                <w:bCs/>
+                <w:color w:val="5B3FD6"/>
+                <w:sz w:val="24"/>
+                <w:szCs w:val="24"/>
+              </w:rPr>
+              <w:t xml:space="preserve">Q37</w:t>
+            </w:r>
+            <w:r>
+              <w:rPr>
+                <w:b/>
+                <w:bCs/>
+                <w:color w:val="1A0F5C"/>
+                <w:sz w:val="21"/>
+                <w:szCs w:val="21"/>
+              </w:rPr>
+              <w:t xml:space="preserve">   key a, b, c</w:t>
+            </w:r>
+            <w:r>
+              <w:rPr>
+                <w:color w:val="6B6690"/>
+                <w:sz w:val="18"/>
+                <w:szCs w:val="18"/>
+              </w:rPr>
+              <w:t xml:space="preserve">   More than one correct, Hard, [D], Wed</w:t>
+            </w:r>
+          </w:p>
+          <w:p>
+            <w:pPr>
+              <w:spacing w:after="80"/>
+            </w:pPr>
+            <w:r>
+              <w:rPr>
+                <w:b/>
+                <w:bCs/>
+                <w:color w:val="1A0F5C"/>
+                <w:sz w:val="21"/>
+                <w:szCs w:val="21"/>
+              </w:rPr>
+              <w:t xml:space="preserve">Why it holds.  </w:t>
+            </w:r>
+            <w:r>
+              <w:rPr>
+                <w:color w:val="1A0F5C"/>
+                <w:sz w:val="21"/>
+                <w:szCs w:val="21"/>
+              </w:rPr>
+              <w:t xml:space="preserve">ROW_NUMBER breaks ties arbitrarily, RANK gives tied members one rank, and a tie at fifty under RANK ships fifty-one rows.</w:t>
+            </w:r>
+          </w:p>
+          <w:p>
+            <w:pPr>
+              <w:pStyle w:val="ListParagraph"/>
+              <w:numPr>
+                <w:ilvl w:val="0"/>
+                <w:numId w:val="3"/>
+              </w:numPr>
+              <w:spacing w:after="40"/>
+            </w:pPr>
+            <w:r>
+              <w:rPr>
+                <w:b/>
+                <w:bCs/>
+                <w:color w:val="5B3FD6"/>
+                <w:sz w:val="21"/>
+                <w:szCs w:val="21"/>
+              </w:rPr>
+              <w:t xml:space="preserve">(d)  </w:t>
+            </w:r>
+            <w:r>
+              <w:rPr>
+                <w:color w:val="1A0F5C"/>
+                <w:sz w:val="21"/>
+                <w:szCs w:val="21"/>
+              </w:rPr>
+              <w:t xml:space="preserve">ROW_NUMBER numbers every row once, so rank fifty or less returns exactly fifty rows.</w:t>
+            </w:r>
+          </w:p>
+          <w:p>
+            <w:pPr>
+              <w:spacing w:before="60"/>
+            </w:pPr>
+            <w:r>
+              <w:rPr>
+                <w:b/>
+                <w:bCs/>
+                <w:color w:val="1A0F5C"/>
+                <w:sz w:val="21"/>
+                <w:szCs w:val="21"/>
+              </w:rPr>
+              <w:t xml:space="preserve">In the interview.  </w:t>
+            </w:r>
+            <w:r>
+              <w:rPr>
+                <w:color w:val="1A0F5C"/>
+                <w:sz w:val="21"/>
+                <w:szCs w:val="21"/>
+              </w:rPr>
+              <w:t xml:space="preserve">Ties ranked the same means RANK or DENSE_RANK, and the report must say it can ship more than fifty names.</w:t>
+            </w:r>
+          </w:p>
+          <w:p>
+            <w:pPr>
+              <w:spacing w:after="80"/>
+            </w:pPr>
+            <w:r>
+              <w:rPr>
+                <w:color w:val="6B6690"/>
+                <w:sz w:val="18"/>
+                <w:szCs w:val="18"/>
+              </w:rPr>
+              <w:t xml:space="preserve">Anchor: The business says 'ties rank the same'; which function, and how many rows might the top-N report ship?</w:t>
+            </w:r>
+          </w:p>
+        </w:tc>
+      </w:tr>
+    </w:tbl>
+    <w:p>
+      <w:pPr>
+        <w:spacing w:after="90"/>
+      </w:pPr>
+    </w:p>
+    <w:tbl>
+      <w:tblPr>
+        <w:tblW w:type="dxa" w:w="9806"/>
+        <w:tblBorders>
+          <w:top w:val="single" w:color="auto" w:sz="4"/>
+          <w:left w:val="single" w:color="auto" w:sz="4"/>
+          <w:bottom w:val="single" w:color="auto" w:sz="4"/>
+          <w:right w:val="single" w:color="auto" w:sz="4"/>
+          <w:insideH w:val="single" w:color="auto" w:sz="4"/>
+          <w:insideV w:val="single" w:color="auto" w:sz="4"/>
+        </w:tblBorders>
+      </w:tblPr>
+      <w:tblGrid>
+        <w:gridCol w:w="9806"/>
+      </w:tblGrid>
+      <w:tr>
+        <w:trPr>
+          <w:cantSplit/>
+        </w:trPr>
+        <w:tc>
+          <w:tcPr>
+            <w:tcW w:type="dxa" w:w="9806"/>
+            <w:tcBorders>
+              <w:top w:val="single" w:color="CFC9EE" w:sz="6"/>
+              <w:left w:val="single" w:color="CFC9EE" w:sz="6"/>
+              <w:bottom w:val="single" w:color="CFC9EE" w:sz="6"/>
+              <w:right w:val="single" w:color="CFC9EE" w:sz="6"/>
+            </w:tcBorders>
+            <w:tcMar>
+              <w:top w:type="dxa" w:w="90"/>
+              <w:left w:type="dxa" w:w="140"/>
+              <w:bottom w:type="dxa" w:w="90"/>
+              <w:right w:type="dxa" w:w="140"/>
+            </w:tcMar>
+          </w:tcPr>
+          <w:p>
+            <w:pPr>
+              <w:spacing w:after="80"/>
+            </w:pPr>
+            <w:r>
+              <w:rPr>
+                <w:b/>
+                <w:bCs/>
+                <w:color w:val="5B3FD6"/>
+                <w:sz w:val="24"/>
+                <w:szCs w:val="24"/>
+              </w:rPr>
+              <w:t xml:space="preserve">Q38</w:t>
+            </w:r>
+            <w:r>
+              <w:rPr>
+                <w:b/>
+                <w:bCs/>
+                <w:color w:val="1A0F5C"/>
+                <w:sz w:val="21"/>
+                <w:szCs w:val="21"/>
+              </w:rPr>
+              <w:t xml:space="preserve">   key a, b, d</w:t>
+            </w:r>
+            <w:r>
+              <w:rPr>
+                <w:color w:val="6B6690"/>
+                <w:sz w:val="18"/>
+                <w:szCs w:val="18"/>
+              </w:rPr>
+              <w:t xml:space="preserve">   More than one correct, Medium, [F], Thu</w:t>
+            </w:r>
+          </w:p>
+          <w:p>
+            <w:pPr>
+              <w:spacing w:after="80"/>
+            </w:pPr>
+            <w:r>
+              <w:rPr>
+                <w:b/>
+                <w:bCs/>
+                <w:color w:val="1A0F5C"/>
+                <w:sz w:val="21"/>
+                <w:szCs w:val="21"/>
+              </w:rPr>
+              <w:t xml:space="preserve">Why it holds.  </w:t>
+            </w:r>
+            <w:r>
+              <w:rPr>
+                <w:color w:val="1A0F5C"/>
+                <w:sz w:val="21"/>
+                <w:szCs w:val="21"/>
+              </w:rPr>
+              <w:t xml:space="preserve">merge is the pandas join, validate= makes a fan-out fail loudly, and the row count check is still worth running.</w:t>
+            </w:r>
+          </w:p>
+          <w:p>
+            <w:pPr>
+              <w:pStyle w:val="ListParagraph"/>
+              <w:numPr>
+                <w:ilvl w:val="0"/>
+                <w:numId w:val="3"/>
+              </w:numPr>
+              <w:spacing w:after="40"/>
+            </w:pPr>
+            <w:r>
+              <w:rPr>
+                <w:b/>
+                <w:bCs/>
+                <w:color w:val="5B3FD6"/>
+                <w:sz w:val="21"/>
+                <w:szCs w:val="21"/>
+              </w:rPr>
+              <w:t xml:space="preserve">(c)  </w:t>
+            </w:r>
+            <w:r>
+              <w:rPr>
+                <w:color w:val="1A0F5C"/>
+                <w:sz w:val="21"/>
+                <w:szCs w:val="21"/>
+              </w:rPr>
+              <w:t xml:space="preserve">A left merge keeps the left count only when the right keys are unique, which is the trap itself.</w:t>
+            </w:r>
+          </w:p>
+          <w:p>
+            <w:pPr>
+              <w:spacing w:before="60"/>
+            </w:pPr>
+            <w:r>
+              <w:rPr>
+                <w:b/>
+                <w:bCs/>
+                <w:color w:val="1A0F5C"/>
+                <w:sz w:val="21"/>
+                <w:szCs w:val="21"/>
+              </w:rPr>
+              <w:t xml:space="preserve">In the interview.  </w:t>
+            </w:r>
+            <w:r>
+              <w:rPr>
+                <w:color w:val="1A0F5C"/>
+                <w:sz w:val="21"/>
+                <w:szCs w:val="21"/>
+              </w:rPr>
+              <w:t xml:space="preserve">merge is a SQL join in pandas; validate= states the relationship and the row count confirms it.</w:t>
+            </w:r>
+          </w:p>
+          <w:p>
+            <w:pPr>
+              <w:spacing w:after="80"/>
+            </w:pPr>
+            <w:r>
+              <w:rPr>
+                <w:color w:val="6B6690"/>
+                <w:sz w:val="18"/>
+                <w:szCs w:val="18"/>
+              </w:rPr>
+              <w:t xml:space="preserve">Anchor: Which merge argument raises on duplicate keys, and which error?</w:t>
+            </w:r>
+          </w:p>
+        </w:tc>
+      </w:tr>
+    </w:tbl>
+    <w:p>
+      <w:pPr>
+        <w:spacing w:after="90"/>
+      </w:pPr>
+    </w:p>
+    <w:tbl>
+      <w:tblPr>
+        <w:tblW w:type="dxa" w:w="9806"/>
+        <w:tblBorders>
+          <w:top w:val="single" w:color="auto" w:sz="4"/>
+          <w:left w:val="single" w:color="auto" w:sz="4"/>
+          <w:bottom w:val="single" w:color="auto" w:sz="4"/>
+          <w:right w:val="single" w:color="auto" w:sz="4"/>
+          <w:insideH w:val="single" w:color="auto" w:sz="4"/>
+          <w:insideV w:val="single" w:color="auto" w:sz="4"/>
+        </w:tblBorders>
+      </w:tblPr>
+      <w:tblGrid>
+        <w:gridCol w:w="9806"/>
+      </w:tblGrid>
+      <w:tr>
+        <w:trPr>
+          <w:cantSplit/>
+        </w:trPr>
+        <w:tc>
+          <w:tcPr>
+            <w:tcW w:type="dxa" w:w="9806"/>
+            <w:tcBorders>
+              <w:top w:val="single" w:color="CFC9EE" w:sz="6"/>
+              <w:left w:val="single" w:color="CFC9EE" w:sz="6"/>
+              <w:bottom w:val="single" w:color="CFC9EE" w:sz="6"/>
+              <w:right w:val="single" w:color="CFC9EE" w:sz="6"/>
+            </w:tcBorders>
+            <w:tcMar>
+              <w:top w:type="dxa" w:w="90"/>
+              <w:left w:type="dxa" w:w="140"/>
+              <w:bottom w:type="dxa" w:w="90"/>
+              <w:right w:type="dxa" w:w="140"/>
+            </w:tcMar>
+          </w:tcPr>
+          <w:p>
+            <w:pPr>
+              <w:spacing w:after="80"/>
+            </w:pPr>
+            <w:r>
+              <w:rPr>
+                <w:b/>
+                <w:bCs/>
+                <w:color w:val="5B3FD6"/>
+                <w:sz w:val="24"/>
+                <w:szCs w:val="24"/>
+              </w:rPr>
+              <w:t xml:space="preserve">Q39</w:t>
+            </w:r>
+            <w:r>
+              <w:rPr>
+                <w:b/>
+                <w:bCs/>
+                <w:color w:val="1A0F5C"/>
+                <w:sz w:val="21"/>
+                <w:szCs w:val="21"/>
+              </w:rPr>
+              <w:t xml:space="preserve">   key a, b, c</w:t>
+            </w:r>
+            <w:r>
+              <w:rPr>
+                <w:color w:val="6B6690"/>
+                <w:sz w:val="18"/>
+                <w:szCs w:val="18"/>
+              </w:rPr>
+              <w:t xml:space="preserve">   More than one correct, Medium, [S], Fri</w:t>
+            </w:r>
+          </w:p>
+          <w:p>
+            <w:pPr>
+              <w:spacing w:after="80"/>
+            </w:pPr>
+            <w:r>
+              <w:rPr>
+                <w:b/>
+                <w:bCs/>
+                <w:color w:val="1A0F5C"/>
+                <w:sz w:val="21"/>
+                <w:szCs w:val="21"/>
+              </w:rPr>
+              <w:t xml:space="preserve">Why it holds.  </w:t>
+            </w:r>
+            <w:r>
+              <w:rPr>
+                <w:color w:val="1A0F5C"/>
+                <w:sz w:val="21"/>
+                <w:szCs w:val="21"/>
+              </w:rPr>
+              <w:t xml:space="preserve">A single number is read correctly only with its denominator, its period and its comparison.</w:t>
+            </w:r>
+          </w:p>
+          <w:p>
+            <w:pPr>
+              <w:pStyle w:val="ListParagraph"/>
+              <w:numPr>
+                <w:ilvl w:val="0"/>
+                <w:numId w:val="3"/>
+              </w:numPr>
+              <w:spacing w:after="40"/>
+            </w:pPr>
+            <w:r>
+              <w:rPr>
+                <w:b/>
+                <w:bCs/>
+                <w:color w:val="5B3FD6"/>
+                <w:sz w:val="21"/>
+                <w:szCs w:val="21"/>
+              </w:rPr>
+              <w:t xml:space="preserve">(d)  </w:t>
+            </w:r>
+            <w:r>
+              <w:rPr>
+                <w:color w:val="1A0F5C"/>
+                <w:sz w:val="21"/>
+                <w:szCs w:val="21"/>
+              </w:rPr>
+              <w:t xml:space="preserve">Colour styles the card and changes no reading of the number.</w:t>
+            </w:r>
+          </w:p>
+          <w:p>
+            <w:pPr>
+              <w:spacing w:before="60"/>
+            </w:pPr>
+            <w:r>
+              <w:rPr>
+                <w:b/>
+                <w:bCs/>
+                <w:color w:val="1A0F5C"/>
+                <w:sz w:val="21"/>
+                <w:szCs w:val="21"/>
+              </w:rPr>
+              <w:t xml:space="preserve">In the interview.  </w:t>
+            </w:r>
+            <w:r>
+              <w:rPr>
+                <w:color w:val="1A0F5C"/>
+                <w:sz w:val="21"/>
+                <w:szCs w:val="21"/>
+              </w:rPr>
+              <w:t xml:space="preserve">One number needs its denominator, its period and a comparison, or the room fills them in wrongly.</w:t>
+            </w:r>
+          </w:p>
+          <w:p>
+            <w:pPr>
+              <w:spacing w:after="80"/>
+            </w:pPr>
+            <w:r>
+              <w:rPr>
+                <w:color w:val="6B6690"/>
+                <w:sz w:val="18"/>
+                <w:szCs w:val="18"/>
+              </w:rPr>
+              <w:t xml:space="preserve">Anchor: How do you present one number so it is not misread?</w:t>
+            </w:r>
+          </w:p>
+        </w:tc>
+      </w:tr>
+    </w:tbl>
+    <w:p>
+      <w:pPr>
+        <w:spacing w:after="90"/>
+      </w:pPr>
+    </w:p>
+    <w:tbl>
+      <w:tblPr>
+        <w:tblW w:type="dxa" w:w="9806"/>
+        <w:tblBorders>
+          <w:top w:val="single" w:color="auto" w:sz="4"/>
+          <w:left w:val="single" w:color="auto" w:sz="4"/>
+          <w:bottom w:val="single" w:color="auto" w:sz="4"/>
+          <w:right w:val="single" w:color="auto" w:sz="4"/>
+          <w:insideH w:val="single" w:color="auto" w:sz="4"/>
+          <w:insideV w:val="single" w:color="auto" w:sz="4"/>
+        </w:tblBorders>
+      </w:tblPr>
+      <w:tblGrid>
+        <w:gridCol w:w="9806"/>
+      </w:tblGrid>
+      <w:tr>
+        <w:trPr>
+          <w:cantSplit/>
+        </w:trPr>
+        <w:tc>
+          <w:tcPr>
+            <w:tcW w:type="dxa" w:w="9806"/>
+            <w:tcBorders>
+              <w:top w:val="single" w:color="CFC9EE" w:sz="6"/>
+              <w:left w:val="single" w:color="CFC9EE" w:sz="6"/>
+              <w:bottom w:val="single" w:color="CFC9EE" w:sz="6"/>
+              <w:right w:val="single" w:color="CFC9EE" w:sz="6"/>
+            </w:tcBorders>
+            <w:tcMar>
+              <w:top w:type="dxa" w:w="90"/>
+              <w:left w:type="dxa" w:w="140"/>
+              <w:bottom w:type="dxa" w:w="90"/>
+              <w:right w:type="dxa" w:w="140"/>
+            </w:tcMar>
+          </w:tcPr>
+          <w:p>
+            <w:pPr>
+              <w:spacing w:after="80"/>
+            </w:pPr>
+            <w:r>
+              <w:rPr>
+                <w:b/>
+                <w:bCs/>
+                <w:color w:val="5B3FD6"/>
+                <w:sz w:val="24"/>
+                <w:szCs w:val="24"/>
+              </w:rPr>
+              <w:t xml:space="preserve">Q40</w:t>
+            </w:r>
+            <w:r>
+              <w:rPr>
+                <w:b/>
+                <w:bCs/>
+                <w:color w:val="1A0F5C"/>
+                <w:sz w:val="21"/>
+                <w:szCs w:val="21"/>
+              </w:rPr>
+              <w:t xml:space="preserve">   key 1,050</w:t>
+            </w:r>
+            <w:r>
+              <w:rPr>
+                <w:color w:val="6B6690"/>
+                <w:sz w:val="18"/>
+                <w:szCs w:val="18"/>
+              </w:rPr>
+              <w:t xml:space="preserve">   Scenario set, Medium, [S], Tue</w:t>
+            </w:r>
+          </w:p>
+          <w:p>
+            <w:pPr>
+              <w:spacing w:after="80"/>
+            </w:pPr>
+            <w:r>
+              <w:rPr>
+                <w:b/>
+                <w:bCs/>
+                <w:color w:val="1A0F5C"/>
+                <w:sz w:val="21"/>
+                <w:szCs w:val="21"/>
+              </w:rPr>
+              <w:t xml:space="preserve">Why it holds.  </w:t>
+            </w:r>
+            <w:r>
+              <w:rPr>
+                <w:color w:val="1A0F5C"/>
+                <w:sz w:val="21"/>
+                <w:szCs w:val="21"/>
+              </w:rPr>
+              <w:t xml:space="preserve">920 orders give one row each, 50 orders give two rows each and 30 unpaid orders keep one row with NULLs: 920 + 100 + 30 = 1,050. Checked in Postgres 16.13.</w:t>
+            </w:r>
+          </w:p>
+          <w:p>
+            <w:pPr>
+              <w:spacing w:before="60"/>
+            </w:pPr>
+            <w:r>
+              <w:rPr>
+                <w:b/>
+                <w:bCs/>
+                <w:color w:val="1A0F5C"/>
+                <w:sz w:val="21"/>
+                <w:szCs w:val="21"/>
+              </w:rPr>
+              <w:t xml:space="preserve">In the interview.  </w:t>
+            </w:r>
+            <w:r>
+              <w:rPr>
+                <w:color w:val="1A0F5C"/>
+                <w:sz w:val="21"/>
+                <w:szCs w:val="21"/>
+              </w:rPr>
+              <w:t xml:space="preserve">A left join returns one row per match plus one per unmatched left row, so 1,050 here.</w:t>
+            </w:r>
+          </w:p>
+          <w:p>
+            <w:pPr>
+              <w:spacing w:after="80"/>
+            </w:pPr>
+            <w:r>
+              <w:rPr>
+                <w:color w:val="6B6690"/>
+                <w:sz w:val="18"/>
+                <w:szCs w:val="18"/>
+              </w:rPr>
+              <w:t xml:space="preserve">Anchor: Your join grew the row count; name the cause and the check.</w:t>
+            </w:r>
+          </w:p>
+        </w:tc>
+      </w:tr>
+    </w:tbl>
+    <w:p>
+      <w:pPr>
+        <w:spacing w:after="90"/>
+      </w:pPr>
+    </w:p>
+    <w:tbl>
+      <w:tblPr>
+        <w:tblW w:type="dxa" w:w="9806"/>
+        <w:tblBorders>
+          <w:top w:val="single" w:color="auto" w:sz="4"/>
+          <w:left w:val="single" w:color="auto" w:sz="4"/>
+          <w:bottom w:val="single" w:color="auto" w:sz="4"/>
+          <w:right w:val="single" w:color="auto" w:sz="4"/>
+          <w:insideH w:val="single" w:color="auto" w:sz="4"/>
+          <w:insideV w:val="single" w:color="auto" w:sz="4"/>
+        </w:tblBorders>
+      </w:tblPr>
+      <w:tblGrid>
+        <w:gridCol w:w="9806"/>
+      </w:tblGrid>
+      <w:tr>
+        <w:trPr>
+          <w:cantSplit/>
+        </w:trPr>
+        <w:tc>
+          <w:tcPr>
+            <w:tcW w:type="dxa" w:w="9806"/>
+            <w:tcBorders>
+              <w:top w:val="single" w:color="CFC9EE" w:sz="6"/>
+              <w:left w:val="single" w:color="CFC9EE" w:sz="6"/>
+              <w:bottom w:val="single" w:color="CFC9EE" w:sz="6"/>
+              <w:right w:val="single" w:color="CFC9EE" w:sz="6"/>
+            </w:tcBorders>
+            <w:tcMar>
+              <w:top w:type="dxa" w:w="90"/>
+              <w:left w:type="dxa" w:w="140"/>
+              <w:bottom w:type="dxa" w:w="90"/>
+              <w:right w:type="dxa" w:w="140"/>
+            </w:tcMar>
+          </w:tcPr>
+          <w:p>
+            <w:pPr>
+              <w:spacing w:after="80"/>
+            </w:pPr>
+            <w:r>
+              <w:rPr>
+                <w:b/>
+                <w:bCs/>
+                <w:color w:val="5B3FD6"/>
+                <w:sz w:val="24"/>
+                <w:szCs w:val="24"/>
+              </w:rPr>
+              <w:t xml:space="preserve">Q41</w:t>
+            </w:r>
+            <w:r>
+              <w:rPr>
+                <w:b/>
+                <w:bCs/>
+                <w:color w:val="1A0F5C"/>
+                <w:sz w:val="21"/>
+                <w:szCs w:val="21"/>
+              </w:rPr>
+              <w:t xml:space="preserve">   key 1,020</w:t>
+            </w:r>
+            <w:r>
+              <w:rPr>
+                <w:color w:val="6B6690"/>
+                <w:sz w:val="18"/>
+                <w:szCs w:val="18"/>
+              </w:rPr>
+              <w:t xml:space="preserve">   Scenario set, Medium, [S], Tue</w:t>
+            </w:r>
+          </w:p>
+          <w:p>
+            <w:pPr>
+              <w:spacing w:after="80"/>
+            </w:pPr>
+            <w:r>
+              <w:rPr>
+                <w:b/>
+                <w:bCs/>
+                <w:color w:val="1A0F5C"/>
+                <w:sz w:val="21"/>
+                <w:szCs w:val="21"/>
+              </w:rPr>
+              <w:t xml:space="preserve">Why it holds.  </w:t>
+            </w:r>
+            <w:r>
+              <w:rPr>
+                <w:color w:val="1A0F5C"/>
+                <w:sz w:val="21"/>
+                <w:szCs w:val="21"/>
+              </w:rPr>
+              <w:t xml:space="preserve">The INNER JOIN drops the 30 unpaid orders: 920 + 100 = 1,020.</w:t>
+            </w:r>
+          </w:p>
+          <w:p>
+            <w:pPr>
+              <w:spacing w:before="60"/>
+            </w:pPr>
+            <w:r>
+              <w:rPr>
+                <w:b/>
+                <w:bCs/>
+                <w:color w:val="1A0F5C"/>
+                <w:sz w:val="21"/>
+                <w:szCs w:val="21"/>
+              </w:rPr>
+              <w:t xml:space="preserve">In the interview.  </w:t>
+            </w:r>
+            <w:r>
+              <w:rPr>
+                <w:color w:val="1A0F5C"/>
+                <w:sz w:val="21"/>
+                <w:szCs w:val="21"/>
+              </w:rPr>
+              <w:t xml:space="preserve">An inner join returns only the matches, 1,020, and the 30 unpaid orders vanish without a word.</w:t>
+            </w:r>
+          </w:p>
+          <w:p>
+            <w:pPr>
+              <w:spacing w:after="80"/>
+            </w:pPr>
+            <w:r>
+              <w:rPr>
+                <w:color w:val="6B6690"/>
+                <w:sz w:val="18"/>
+                <w:szCs w:val="18"/>
+              </w:rPr>
+              <w:t xml:space="preserve">Anchor: Your join grew the row count; name the cause and the check.</w:t>
+            </w:r>
+          </w:p>
+        </w:tc>
+      </w:tr>
+    </w:tbl>
+    <w:p>
+      <w:pPr>
+        <w:spacing w:after="90"/>
+      </w:pPr>
+    </w:p>
+    <w:tbl>
+      <w:tblPr>
+        <w:tblW w:type="dxa" w:w="9806"/>
+        <w:tblBorders>
+          <w:top w:val="single" w:color="auto" w:sz="4"/>
+          <w:left w:val="single" w:color="auto" w:sz="4"/>
+          <w:bottom w:val="single" w:color="auto" w:sz="4"/>
+          <w:right w:val="single" w:color="auto" w:sz="4"/>
+          <w:insideH w:val="single" w:color="auto" w:sz="4"/>
+          <w:insideV w:val="single" w:color="auto" w:sz="4"/>
+        </w:tblBorders>
+      </w:tblPr>
+      <w:tblGrid>
+        <w:gridCol w:w="9806"/>
+      </w:tblGrid>
+      <w:tr>
+        <w:trPr>
+          <w:cantSplit/>
+        </w:trPr>
+        <w:tc>
+          <w:tcPr>
+            <w:tcW w:type="dxa" w:w="9806"/>
+            <w:tcBorders>
+              <w:top w:val="single" w:color="CFC9EE" w:sz="6"/>
+              <w:left w:val="single" w:color="CFC9EE" w:sz="6"/>
+              <w:bottom w:val="single" w:color="CFC9EE" w:sz="6"/>
+              <w:right w:val="single" w:color="CFC9EE" w:sz="6"/>
+            </w:tcBorders>
+            <w:tcMar>
+              <w:top w:type="dxa" w:w="90"/>
+              <w:left w:type="dxa" w:w="140"/>
+              <w:bottom w:type="dxa" w:w="90"/>
+              <w:right w:type="dxa" w:w="140"/>
+            </w:tcMar>
+          </w:tcPr>
+          <w:p>
+            <w:pPr>
+              <w:spacing w:after="80"/>
+            </w:pPr>
+            <w:r>
+              <w:rPr>
+                <w:b/>
+                <w:bCs/>
+                <w:color w:val="5B3FD6"/>
+                <w:sz w:val="24"/>
+                <w:szCs w:val="24"/>
+              </w:rPr>
+              <w:t xml:space="preserve">Q42</w:t>
+            </w:r>
+            <w:r>
+              <w:rPr>
+                <w:b/>
+                <w:bCs/>
+                <w:color w:val="1A0F5C"/>
+                <w:sz w:val="21"/>
+                <w:szCs w:val="21"/>
+              </w:rPr>
+              <w:t xml:space="preserve">   key a</w:t>
+            </w:r>
+            <w:r>
+              <w:rPr>
+                <w:color w:val="6B6690"/>
+                <w:sz w:val="18"/>
+                <w:szCs w:val="18"/>
+              </w:rPr>
+              <w:t xml:space="preserve">   Scenario set, Medium, [F], Tue</w:t>
+            </w:r>
+          </w:p>
+          <w:p>
+            <w:pPr>
+              <w:spacing w:after="80"/>
+            </w:pPr>
+            <w:r>
+              <w:rPr>
+                <w:b/>
+                <w:bCs/>
+                <w:color w:val="1A0F5C"/>
+                <w:sz w:val="21"/>
+                <w:szCs w:val="21"/>
+              </w:rPr>
+              <w:t xml:space="preserve">Why it holds.  </w:t>
+            </w:r>
+            <w:r>
+              <w:rPr>
+                <w:color w:val="1A0F5C"/>
+                <w:sz w:val="21"/>
+                <w:szCs w:val="21"/>
+              </w:rPr>
+              <w:t xml:space="preserve">A LEFT JOIN keeps unpaid orders with NULL payment columns, and IS NULL on the payment key keeps exactly those.</w:t>
+            </w:r>
+          </w:p>
+          <w:p>
+            <w:pPr>
+              <w:pStyle w:val="ListParagraph"/>
+              <w:numPr>
+                <w:ilvl w:val="0"/>
+                <w:numId w:val="3"/>
+              </w:numPr>
+              <w:spacing w:after="40"/>
+            </w:pPr>
+            <w:r>
+              <w:rPr>
+                <w:b/>
+                <w:bCs/>
+                <w:color w:val="5B3FD6"/>
+                <w:sz w:val="21"/>
+                <w:szCs w:val="21"/>
+              </w:rPr>
+              <w:t xml:space="preserve">(b)  </w:t>
+            </w:r>
+            <w:r>
+              <w:rPr>
+                <w:color w:val="1A0F5C"/>
+                <w:sz w:val="21"/>
+                <w:szCs w:val="21"/>
+              </w:rPr>
+              <w:t xml:space="preserve">An INNER JOIN has already dropped the unpaid orders, so there is nothing left to find.</w:t>
+            </w:r>
+          </w:p>
+          <w:p>
+            <w:pPr>
+              <w:pStyle w:val="ListParagraph"/>
+              <w:numPr>
+                <w:ilvl w:val="0"/>
+                <w:numId w:val="3"/>
+              </w:numPr>
+              <w:spacing w:after="40"/>
+            </w:pPr>
+            <w:r>
+              <w:rPr>
+                <w:b/>
+                <w:bCs/>
+                <w:color w:val="5B3FD6"/>
+                <w:sz w:val="21"/>
+                <w:szCs w:val="21"/>
+              </w:rPr>
+              <w:t xml:space="preserve">(c)  </w:t>
+            </w:r>
+            <w:r>
+              <w:rPr>
+                <w:color w:val="1A0F5C"/>
+                <w:sz w:val="21"/>
+                <w:szCs w:val="21"/>
+              </w:rPr>
+              <w:t xml:space="preserve">This lists the double-paid orders, a different list.</w:t>
+            </w:r>
+          </w:p>
+          <w:p>
+            <w:pPr>
+              <w:pStyle w:val="ListParagraph"/>
+              <w:numPr>
+                <w:ilvl w:val="0"/>
+                <w:numId w:val="3"/>
+              </w:numPr>
+              <w:spacing w:after="40"/>
+            </w:pPr>
+            <w:r>
+              <w:rPr>
+                <w:b/>
+                <w:bCs/>
+                <w:color w:val="5B3FD6"/>
+                <w:sz w:val="21"/>
+                <w:szCs w:val="21"/>
+              </w:rPr>
+              <w:t xml:space="preserve">(d)  </w:t>
+            </w:r>
+            <w:r>
+              <w:rPr>
+                <w:color w:val="1A0F5C"/>
+                <w:sz w:val="21"/>
+                <w:szCs w:val="21"/>
+              </w:rPr>
+              <w:t xml:space="preserve">Sorting by payment time finds nothing; it only orders the rows.</w:t>
+            </w:r>
+          </w:p>
+          <w:p>
+            <w:pPr>
+              <w:spacing w:before="60"/>
+            </w:pPr>
+            <w:r>
+              <w:rPr>
+                <w:b/>
+                <w:bCs/>
+                <w:color w:val="1A0F5C"/>
+                <w:sz w:val="21"/>
+                <w:szCs w:val="21"/>
+              </w:rPr>
+              <w:t xml:space="preserve">In the interview.  </w:t>
+            </w:r>
+            <w:r>
+              <w:rPr>
+                <w:color w:val="1A0F5C"/>
+                <w:sz w:val="21"/>
+                <w:szCs w:val="21"/>
+              </w:rPr>
+              <w:t xml:space="preserve">Left join, then keep the rows whose payment key IS NULL.</w:t>
+            </w:r>
+          </w:p>
+          <w:p>
+            <w:pPr>
+              <w:spacing w:after="80"/>
+            </w:pPr>
+            <w:r>
+              <w:rPr>
+                <w:color w:val="6B6690"/>
+                <w:sz w:val="18"/>
+                <w:szCs w:val="18"/>
+              </w:rPr>
+              <w:t xml:space="preserve">Anchor: Your join grew the row count; name the cause and the check.</w:t>
+            </w:r>
+          </w:p>
+        </w:tc>
+      </w:tr>
+    </w:tbl>
+    <w:p>
+      <w:pPr>
+        <w:spacing w:after="90"/>
+      </w:pPr>
+    </w:p>
+    <w:tbl>
+      <w:tblPr>
+        <w:tblW w:type="dxa" w:w="9806"/>
+        <w:tblBorders>
+          <w:top w:val="single" w:color="auto" w:sz="4"/>
+          <w:left w:val="single" w:color="auto" w:sz="4"/>
+          <w:bottom w:val="single" w:color="auto" w:sz="4"/>
+          <w:right w:val="single" w:color="auto" w:sz="4"/>
+          <w:insideH w:val="single" w:color="auto" w:sz="4"/>
+          <w:insideV w:val="single" w:color="auto" w:sz="4"/>
+        </w:tblBorders>
+      </w:tblPr>
+      <w:tblGrid>
+        <w:gridCol w:w="9806"/>
+      </w:tblGrid>
+      <w:tr>
+        <w:trPr>
+          <w:cantSplit/>
+        </w:trPr>
+        <w:tc>
+          <w:tcPr>
+            <w:tcW w:type="dxa" w:w="9806"/>
+            <w:tcBorders>
+              <w:top w:val="single" w:color="CFC9EE" w:sz="6"/>
+              <w:left w:val="single" w:color="CFC9EE" w:sz="6"/>
+              <w:bottom w:val="single" w:color="CFC9EE" w:sz="6"/>
+              <w:right w:val="single" w:color="CFC9EE" w:sz="6"/>
+            </w:tcBorders>
+            <w:tcMar>
+              <w:top w:type="dxa" w:w="90"/>
+              <w:left w:type="dxa" w:w="140"/>
+              <w:bottom w:type="dxa" w:w="90"/>
+              <w:right w:type="dxa" w:w="140"/>
+            </w:tcMar>
+          </w:tcPr>
+          <w:p>
+            <w:pPr>
+              <w:spacing w:after="80"/>
+            </w:pPr>
+            <w:r>
+              <w:rPr>
+                <w:b/>
+                <w:bCs/>
+                <w:color w:val="5B3FD6"/>
+                <w:sz w:val="24"/>
+                <w:szCs w:val="24"/>
+              </w:rPr>
+              <w:t xml:space="preserve">Q43</w:t>
+            </w:r>
+            <w:r>
+              <w:rPr>
+                <w:b/>
+                <w:bCs/>
+                <w:color w:val="1A0F5C"/>
+                <w:sz w:val="21"/>
+                <w:szCs w:val="21"/>
+              </w:rPr>
+              <w:t xml:space="preserve">   key True</w:t>
+            </w:r>
+            <w:r>
+              <w:rPr>
+                <w:color w:val="6B6690"/>
+                <w:sz w:val="18"/>
+                <w:szCs w:val="18"/>
+              </w:rPr>
+              <w:t xml:space="preserve">   Scenario set, Medium, [F], Tue</w:t>
+            </w:r>
+          </w:p>
+          <w:p>
+            <w:pPr>
+              <w:spacing w:after="80"/>
+            </w:pPr>
+            <w:r>
+              <w:rPr>
+                <w:b/>
+                <w:bCs/>
+                <w:color w:val="1A0F5C"/>
+                <w:sz w:val="21"/>
+                <w:szCs w:val="21"/>
+              </w:rPr>
+              <w:t xml:space="preserve">Why it holds.  </w:t>
+            </w:r>
+            <w:r>
+              <w:rPr>
+                <w:color w:val="1A0F5C"/>
+                <w:sz w:val="21"/>
+                <w:szCs w:val="21"/>
+              </w:rPr>
+              <w:t xml:space="preserve">Each retry recorded the same payment a second time, so a plain SUM counts those 50 payments twice.</w:t>
+            </w:r>
+          </w:p>
+          <w:p>
+            <w:pPr>
+              <w:spacing w:before="60"/>
+            </w:pPr>
+            <w:r>
+              <w:rPr>
+                <w:b/>
+                <w:bCs/>
+                <w:color w:val="1A0F5C"/>
+                <w:sz w:val="21"/>
+                <w:szCs w:val="21"/>
+              </w:rPr>
+              <w:t xml:space="preserve">In the interview.  </w:t>
+            </w:r>
+            <w:r>
+              <w:rPr>
+                <w:color w:val="1A0F5C"/>
+                <w:sz w:val="21"/>
+                <w:szCs w:val="21"/>
+              </w:rPr>
+              <w:t xml:space="preserve">Collected revenue is summed after the payments are de-duplicated on a stated rule; a raw SUM counts every retry.</w:t>
+            </w:r>
+          </w:p>
+          <w:p>
+            <w:pPr>
+              <w:spacing w:after="80"/>
+            </w:pPr>
+            <w:r>
+              <w:rPr>
+                <w:color w:val="6B6690"/>
+                <w:sz w:val="18"/>
+                <w:szCs w:val="18"/>
+              </w:rPr>
+              <w:t xml:space="preserve">Anchor: Your join grew the row count; name the cause and the check.</w:t>
+            </w:r>
+          </w:p>
+        </w:tc>
+      </w:tr>
+    </w:tbl>
+    <w:p>
+      <w:pPr>
+        <w:spacing w:after="90"/>
+      </w:pPr>
+    </w:p>
+    <w:tbl>
+      <w:tblPr>
+        <w:tblW w:type="dxa" w:w="9806"/>
+        <w:tblBorders>
+          <w:top w:val="single" w:color="auto" w:sz="4"/>
+          <w:left w:val="single" w:color="auto" w:sz="4"/>
+          <w:bottom w:val="single" w:color="auto" w:sz="4"/>
+          <w:right w:val="single" w:color="auto" w:sz="4"/>
+          <w:insideH w:val="single" w:color="auto" w:sz="4"/>
+          <w:insideV w:val="single" w:color="auto" w:sz="4"/>
+        </w:tblBorders>
+      </w:tblPr>
+      <w:tblGrid>
+        <w:gridCol w:w="9806"/>
+      </w:tblGrid>
+      <w:tr>
+        <w:trPr>
+          <w:cantSplit/>
+        </w:trPr>
+        <w:tc>
+          <w:tcPr>
+            <w:tcW w:type="dxa" w:w="9806"/>
+            <w:tcBorders>
+              <w:top w:val="single" w:color="CFC9EE" w:sz="6"/>
+              <w:left w:val="single" w:color="CFC9EE" w:sz="6"/>
+              <w:bottom w:val="single" w:color="CFC9EE" w:sz="6"/>
+              <w:right w:val="single" w:color="CFC9EE" w:sz="6"/>
+            </w:tcBorders>
+            <w:tcMar>
+              <w:top w:type="dxa" w:w="90"/>
+              <w:left w:type="dxa" w:w="140"/>
+              <w:bottom w:type="dxa" w:w="90"/>
+              <w:right w:type="dxa" w:w="140"/>
+            </w:tcMar>
+          </w:tcPr>
+          <w:p>
+            <w:pPr>
+              <w:spacing w:after="80"/>
+            </w:pPr>
+            <w:r>
+              <w:rPr>
+                <w:b/>
+                <w:bCs/>
+                <w:color w:val="5B3FD6"/>
+                <w:sz w:val="24"/>
+                <w:szCs w:val="24"/>
+              </w:rPr>
+              <w:t xml:space="preserve">Q44</w:t>
+            </w:r>
+            <w:r>
+              <w:rPr>
+                <w:b/>
+                <w:bCs/>
+                <w:color w:val="1A0F5C"/>
+                <w:sz w:val="21"/>
+                <w:szCs w:val="21"/>
+              </w:rPr>
+              <w:t xml:space="preserve">   key 4</w:t>
+            </w:r>
+            <w:r>
+              <w:rPr>
+                <w:color w:val="6B6690"/>
+                <w:sz w:val="18"/>
+                <w:szCs w:val="18"/>
+              </w:rPr>
+              <w:t xml:space="preserve">   Scenario set, Medium, [S], Wed</w:t>
+            </w:r>
+          </w:p>
+          <w:p>
+            <w:pPr>
+              <w:spacing w:after="80"/>
+            </w:pPr>
+            <w:r>
+              <w:rPr>
+                <w:b/>
+                <w:bCs/>
+                <w:color w:val="1A0F5C"/>
+                <w:sz w:val="21"/>
+                <w:szCs w:val="21"/>
+              </w:rPr>
+              <w:t xml:space="preserve">Why it holds.  </w:t>
+            </w:r>
+            <w:r>
+              <w:rPr>
+                <w:color w:val="1A0F5C"/>
+                <w:sz w:val="21"/>
+                <w:szCs w:val="21"/>
+              </w:rPr>
+              <w:t xml:space="preserve">A 900, B and C tie at rank 2, so the next rank is 4 for D and E. Checked in Postgres 16.13.</w:t>
+            </w:r>
+          </w:p>
+          <w:p>
+            <w:pPr>
+              <w:spacing w:before="60"/>
+            </w:pPr>
+            <w:r>
+              <w:rPr>
+                <w:b/>
+                <w:bCs/>
+                <w:color w:val="1A0F5C"/>
+                <w:sz w:val="21"/>
+                <w:szCs w:val="21"/>
+              </w:rPr>
+              <w:t xml:space="preserve">In the interview.  </w:t>
+            </w:r>
+            <w:r>
+              <w:rPr>
+                <w:color w:val="1A0F5C"/>
+                <w:sz w:val="21"/>
+                <w:szCs w:val="21"/>
+              </w:rPr>
+              <w:t xml:space="preserve">Under RANK the pair tied at second pushes the next member to fourth.</w:t>
+            </w:r>
+          </w:p>
+          <w:p>
+            <w:pPr>
+              <w:spacing w:after="80"/>
+            </w:pPr>
+            <w:r>
+              <w:rPr>
+                <w:color w:val="6B6690"/>
+                <w:sz w:val="18"/>
+                <w:szCs w:val="18"/>
+              </w:rPr>
+              <w:t xml:space="preserve">Anchor: The business says 'ties rank the same'; which function, and how many rows might the top-N report ship?</w:t>
+            </w:r>
+          </w:p>
+        </w:tc>
+      </w:tr>
+    </w:tbl>
+    <w:p>
+      <w:pPr>
+        <w:spacing w:after="90"/>
+      </w:pPr>
+    </w:p>
+    <w:tbl>
+      <w:tblPr>
+        <w:tblW w:type="dxa" w:w="9806"/>
+        <w:tblBorders>
+          <w:top w:val="single" w:color="auto" w:sz="4"/>
+          <w:left w:val="single" w:color="auto" w:sz="4"/>
+          <w:bottom w:val="single" w:color="auto" w:sz="4"/>
+          <w:right w:val="single" w:color="auto" w:sz="4"/>
+          <w:insideH w:val="single" w:color="auto" w:sz="4"/>
+          <w:insideV w:val="single" w:color="auto" w:sz="4"/>
+        </w:tblBorders>
+      </w:tblPr>
+      <w:tblGrid>
+        <w:gridCol w:w="9806"/>
+      </w:tblGrid>
+      <w:tr>
+        <w:trPr>
+          <w:cantSplit/>
+        </w:trPr>
+        <w:tc>
+          <w:tcPr>
+            <w:tcW w:type="dxa" w:w="9806"/>
+            <w:tcBorders>
+              <w:top w:val="single" w:color="CFC9EE" w:sz="6"/>
+              <w:left w:val="single" w:color="CFC9EE" w:sz="6"/>
+              <w:bottom w:val="single" w:color="CFC9EE" w:sz="6"/>
+              <w:right w:val="single" w:color="CFC9EE" w:sz="6"/>
+            </w:tcBorders>
+            <w:tcMar>
+              <w:top w:type="dxa" w:w="90"/>
+              <w:left w:type="dxa" w:w="140"/>
+              <w:bottom w:type="dxa" w:w="90"/>
+              <w:right w:type="dxa" w:w="140"/>
+            </w:tcMar>
+          </w:tcPr>
+          <w:p>
+            <w:pPr>
+              <w:spacing w:after="80"/>
+            </w:pPr>
+            <w:r>
+              <w:rPr>
+                <w:b/>
+                <w:bCs/>
+                <w:color w:val="5B3FD6"/>
+                <w:sz w:val="24"/>
+                <w:szCs w:val="24"/>
+              </w:rPr>
+              <w:t xml:space="preserve">Q45</w:t>
+            </w:r>
+            <w:r>
+              <w:rPr>
+                <w:b/>
+                <w:bCs/>
+                <w:color w:val="1A0F5C"/>
+                <w:sz w:val="21"/>
+                <w:szCs w:val="21"/>
+              </w:rPr>
+              <w:t xml:space="preserve">   key 4</w:t>
+            </w:r>
+            <w:r>
+              <w:rPr>
+                <w:color w:val="6B6690"/>
+                <w:sz w:val="18"/>
+                <w:szCs w:val="18"/>
+              </w:rPr>
+              <w:t xml:space="preserve">   Scenario set, Medium, [S], Wed</w:t>
+            </w:r>
+          </w:p>
+          <w:p>
+            <w:pPr>
+              <w:spacing w:after="80"/>
+            </w:pPr>
+            <w:r>
+              <w:rPr>
+                <w:b/>
+                <w:bCs/>
+                <w:color w:val="1A0F5C"/>
+                <w:sz w:val="21"/>
+                <w:szCs w:val="21"/>
+              </w:rPr>
+              <w:t xml:space="preserve">Why it holds.  </w:t>
+            </w:r>
+            <w:r>
+              <w:rPr>
+                <w:color w:val="1A0F5C"/>
+                <w:sz w:val="21"/>
+                <w:szCs w:val="21"/>
+              </w:rPr>
+              <w:t xml:space="preserve">Dense ranks run A 1, B and C 2, D and E 3, F 4.</w:t>
+            </w:r>
+          </w:p>
+          <w:p>
+            <w:pPr>
+              <w:spacing w:before="60"/>
+            </w:pPr>
+            <w:r>
+              <w:rPr>
+                <w:b/>
+                <w:bCs/>
+                <w:color w:val="1A0F5C"/>
+                <w:sz w:val="21"/>
+                <w:szCs w:val="21"/>
+              </w:rPr>
+              <w:t xml:space="preserve">In the interview.  </w:t>
+            </w:r>
+            <w:r>
+              <w:rPr>
+                <w:color w:val="1A0F5C"/>
+                <w:sz w:val="21"/>
+                <w:szCs w:val="21"/>
+              </w:rPr>
+              <w:t xml:space="preserve">DENSE_RANK never skips, so F is fourth.</w:t>
+            </w:r>
+          </w:p>
+          <w:p>
+            <w:pPr>
+              <w:spacing w:after="80"/>
+            </w:pPr>
+            <w:r>
+              <w:rPr>
+                <w:color w:val="6B6690"/>
+                <w:sz w:val="18"/>
+                <w:szCs w:val="18"/>
+              </w:rPr>
+              <w:t xml:space="preserve">Anchor: The business says 'ties rank the same'; which function, and how many rows might the top-N report ship?</w:t>
+            </w:r>
+          </w:p>
+        </w:tc>
+      </w:tr>
+    </w:tbl>
+    <w:p>
+      <w:pPr>
+        <w:spacing w:after="90"/>
+      </w:pPr>
+    </w:p>
+    <w:tbl>
+      <w:tblPr>
+        <w:tblW w:type="dxa" w:w="9806"/>
+        <w:tblBorders>
+          <w:top w:val="single" w:color="auto" w:sz="4"/>
+          <w:left w:val="single" w:color="auto" w:sz="4"/>
+          <w:bottom w:val="single" w:color="auto" w:sz="4"/>
+          <w:right w:val="single" w:color="auto" w:sz="4"/>
+          <w:insideH w:val="single" w:color="auto" w:sz="4"/>
+          <w:insideV w:val="single" w:color="auto" w:sz="4"/>
+        </w:tblBorders>
+      </w:tblPr>
+      <w:tblGrid>
+        <w:gridCol w:w="9806"/>
+      </w:tblGrid>
+      <w:tr>
+        <w:trPr>
+          <w:cantSplit/>
+        </w:trPr>
+        <w:tc>
+          <w:tcPr>
+            <w:tcW w:type="dxa" w:w="9806"/>
+            <w:tcBorders>
+              <w:top w:val="single" w:color="CFC9EE" w:sz="6"/>
+              <w:left w:val="single" w:color="CFC9EE" w:sz="6"/>
+              <w:bottom w:val="single" w:color="CFC9EE" w:sz="6"/>
+              <w:right w:val="single" w:color="CFC9EE" w:sz="6"/>
+            </w:tcBorders>
+            <w:tcMar>
+              <w:top w:type="dxa" w:w="90"/>
+              <w:left w:type="dxa" w:w="140"/>
+              <w:bottom w:type="dxa" w:w="90"/>
+              <w:right w:type="dxa" w:w="140"/>
+            </w:tcMar>
+          </w:tcPr>
+          <w:p>
+            <w:pPr>
+              <w:spacing w:after="80"/>
+            </w:pPr>
+            <w:r>
+              <w:rPr>
+                <w:b/>
+                <w:bCs/>
+                <w:color w:val="5B3FD6"/>
+                <w:sz w:val="24"/>
+                <w:szCs w:val="24"/>
+              </w:rPr>
+              <w:t xml:space="preserve">Q46</w:t>
+            </w:r>
+            <w:r>
+              <w:rPr>
+                <w:b/>
+                <w:bCs/>
+                <w:color w:val="1A0F5C"/>
+                <w:sz w:val="21"/>
+                <w:szCs w:val="21"/>
+              </w:rPr>
+              <w:t xml:space="preserve">   key c</w:t>
+            </w:r>
+            <w:r>
+              <w:rPr>
+                <w:color w:val="6B6690"/>
+                <w:sz w:val="18"/>
+                <w:szCs w:val="18"/>
+              </w:rPr>
+              <w:t xml:space="preserve">   Scenario set, Hard, [F], Wed</w:t>
+            </w:r>
+          </w:p>
+          <w:p>
+            <w:pPr>
+              <w:spacing w:after="80"/>
+            </w:pPr>
+            <w:r>
+              <w:rPr>
+                <w:b/>
+                <w:bCs/>
+                <w:color w:val="1A0F5C"/>
+                <w:sz w:val="21"/>
+                <w:szCs w:val="21"/>
+              </w:rPr>
+              <w:t xml:space="preserve">Why it holds.  </w:t>
+            </w:r>
+            <w:r>
+              <w:rPr>
+                <w:color w:val="1A0F5C"/>
+                <w:sz w:val="21"/>
+                <w:szCs w:val="21"/>
+              </w:rPr>
+              <w:t xml:space="preserve">Dense rank three or less is A, B, C, D and E, which is five members. Checked in Postgres 16.13.</w:t>
+            </w:r>
+          </w:p>
+          <w:p>
+            <w:pPr>
+              <w:pStyle w:val="ListParagraph"/>
+              <w:numPr>
+                <w:ilvl w:val="0"/>
+                <w:numId w:val="3"/>
+              </w:numPr>
+              <w:spacing w:after="40"/>
+            </w:pPr>
+            <w:r>
+              <w:rPr>
+                <w:b/>
+                <w:bCs/>
+                <w:color w:val="5B3FD6"/>
+                <w:sz w:val="21"/>
+                <w:szCs w:val="21"/>
+              </w:rPr>
+              <w:t xml:space="preserve">(a)  </w:t>
+            </w:r>
+            <w:r>
+              <w:rPr>
+                <w:color w:val="1A0F5C"/>
+                <w:sz w:val="21"/>
+                <w:szCs w:val="21"/>
+              </w:rPr>
+              <w:t xml:space="preserve">Three assumes one member per rank, which ignores both ties.</w:t>
+            </w:r>
+          </w:p>
+          <w:p>
+            <w:pPr>
+              <w:pStyle w:val="ListParagraph"/>
+              <w:numPr>
+                <w:ilvl w:val="0"/>
+                <w:numId w:val="3"/>
+              </w:numPr>
+              <w:spacing w:after="40"/>
+            </w:pPr>
+            <w:r>
+              <w:rPr>
+                <w:b/>
+                <w:bCs/>
+                <w:color w:val="5B3FD6"/>
+                <w:sz w:val="21"/>
+                <w:szCs w:val="21"/>
+              </w:rPr>
+              <w:t xml:space="preserve">(b)  </w:t>
+            </w:r>
+            <w:r>
+              <w:rPr>
+                <w:color w:val="1A0F5C"/>
+                <w:sz w:val="21"/>
+                <w:szCs w:val="21"/>
+              </w:rPr>
+              <w:t xml:space="preserve">Four counts one tie and forgets the other.</w:t>
+            </w:r>
+          </w:p>
+          <w:p>
+            <w:pPr>
+              <w:pStyle w:val="ListParagraph"/>
+              <w:numPr>
+                <w:ilvl w:val="0"/>
+                <w:numId w:val="3"/>
+              </w:numPr>
+              <w:spacing w:after="40"/>
+            </w:pPr>
+            <w:r>
+              <w:rPr>
+                <w:b/>
+                <w:bCs/>
+                <w:color w:val="5B3FD6"/>
+                <w:sz w:val="21"/>
+                <w:szCs w:val="21"/>
+              </w:rPr>
+              <w:t xml:space="preserve">(d)  </w:t>
+            </w:r>
+            <w:r>
+              <w:rPr>
+                <w:color w:val="1A0F5C"/>
+                <w:sz w:val="21"/>
+                <w:szCs w:val="21"/>
+              </w:rPr>
+              <w:t xml:space="preserve">Six includes F, whose dense rank is 4.</w:t>
+            </w:r>
+          </w:p>
+          <w:p>
+            <w:pPr>
+              <w:spacing w:before="60"/>
+            </w:pPr>
+            <w:r>
+              <w:rPr>
+                <w:b/>
+                <w:bCs/>
+                <w:color w:val="1A0F5C"/>
+                <w:sz w:val="21"/>
+                <w:szCs w:val="21"/>
+              </w:rPr>
+              <w:t xml:space="preserve">In the interview.  </w:t>
+            </w:r>
+            <w:r>
+              <w:rPr>
+                <w:color w:val="1A0F5C"/>
+                <w:sz w:val="21"/>
+                <w:szCs w:val="21"/>
+              </w:rPr>
+              <w:t xml:space="preserve">A top-three by DENSE_RANK returns every member at the top three values, five here.</w:t>
+            </w:r>
+          </w:p>
+          <w:p>
+            <w:pPr>
+              <w:spacing w:after="80"/>
+            </w:pPr>
+            <w:r>
+              <w:rPr>
+                <w:color w:val="6B6690"/>
+                <w:sz w:val="18"/>
+                <w:szCs w:val="18"/>
+              </w:rPr>
+              <w:t xml:space="preserve">Anchor: The business says 'ties rank the same'; which function, and how many rows might the top-N report ship?</w:t>
+            </w:r>
+          </w:p>
+        </w:tc>
+      </w:tr>
+    </w:tbl>
+    <w:p>
+      <w:pPr>
+        <w:spacing w:after="90"/>
+      </w:pPr>
+    </w:p>
+    <w:tbl>
+      <w:tblPr>
+        <w:tblW w:type="dxa" w:w="9806"/>
+        <w:tblBorders>
+          <w:top w:val="single" w:color="auto" w:sz="4"/>
+          <w:left w:val="single" w:color="auto" w:sz="4"/>
+          <w:bottom w:val="single" w:color="auto" w:sz="4"/>
+          <w:right w:val="single" w:color="auto" w:sz="4"/>
+          <w:insideH w:val="single" w:color="auto" w:sz="4"/>
+          <w:insideV w:val="single" w:color="auto" w:sz="4"/>
+        </w:tblBorders>
+      </w:tblPr>
+      <w:tblGrid>
+        <w:gridCol w:w="9806"/>
+      </w:tblGrid>
+      <w:tr>
+        <w:trPr>
+          <w:cantSplit/>
+        </w:trPr>
+        <w:tc>
+          <w:tcPr>
+            <w:tcW w:type="dxa" w:w="9806"/>
+            <w:tcBorders>
+              <w:top w:val="single" w:color="CFC9EE" w:sz="6"/>
+              <w:left w:val="single" w:color="CFC9EE" w:sz="6"/>
+              <w:bottom w:val="single" w:color="CFC9EE" w:sz="6"/>
+              <w:right w:val="single" w:color="CFC9EE" w:sz="6"/>
+            </w:tcBorders>
+            <w:tcMar>
+              <w:top w:type="dxa" w:w="90"/>
+              <w:left w:type="dxa" w:w="140"/>
+              <w:bottom w:type="dxa" w:w="90"/>
+              <w:right w:type="dxa" w:w="140"/>
+            </w:tcMar>
+          </w:tcPr>
+          <w:p>
+            <w:pPr>
+              <w:spacing w:after="80"/>
+            </w:pPr>
+            <w:r>
+              <w:rPr>
+                <w:b/>
+                <w:bCs/>
+                <w:color w:val="5B3FD6"/>
+                <w:sz w:val="24"/>
+                <w:szCs w:val="24"/>
+              </w:rPr>
+              <w:t xml:space="preserve">Q47</w:t>
+            </w:r>
+            <w:r>
+              <w:rPr>
+                <w:b/>
+                <w:bCs/>
+                <w:color w:val="1A0F5C"/>
+                <w:sz w:val="21"/>
+                <w:szCs w:val="21"/>
+              </w:rPr>
+              <w:t xml:space="preserve">   key c</w:t>
+            </w:r>
+            <w:r>
+              <w:rPr>
+                <w:color w:val="6B6690"/>
+                <w:sz w:val="18"/>
+                <w:szCs w:val="18"/>
+              </w:rPr>
+              <w:t xml:space="preserve">   Scenario set, Hard, [D], Wed</w:t>
+            </w:r>
+          </w:p>
+          <w:p>
+            <w:pPr>
+              <w:spacing w:after="80"/>
+            </w:pPr>
+            <w:r>
+              <w:rPr>
+                <w:b/>
+                <w:bCs/>
+                <w:color w:val="1A0F5C"/>
+                <w:sz w:val="21"/>
+                <w:szCs w:val="21"/>
+              </w:rPr>
+              <w:t xml:space="preserve">Why it holds.  </w:t>
+            </w:r>
+            <w:r>
+              <w:rPr>
+                <w:color w:val="1A0F5C"/>
+                <w:sz w:val="21"/>
+                <w:szCs w:val="21"/>
+              </w:rPr>
+              <w:t xml:space="preserve">Only ROW_NUMBER guarantees exactly four rows, and it splits the D and E tie arbitrarily unless a tiebreaker is named.</w:t>
+            </w:r>
+          </w:p>
+          <w:p>
+            <w:pPr>
+              <w:pStyle w:val="ListParagraph"/>
+              <w:numPr>
+                <w:ilvl w:val="0"/>
+                <w:numId w:val="3"/>
+              </w:numPr>
+              <w:spacing w:after="40"/>
+            </w:pPr>
+            <w:r>
+              <w:rPr>
+                <w:b/>
+                <w:bCs/>
+                <w:color w:val="5B3FD6"/>
+                <w:sz w:val="21"/>
+                <w:szCs w:val="21"/>
+              </w:rPr>
+              <w:t xml:space="preserve">(a)  </w:t>
+            </w:r>
+            <w:r>
+              <w:rPr>
+                <w:color w:val="1A0F5C"/>
+                <w:sz w:val="21"/>
+                <w:szCs w:val="21"/>
+              </w:rPr>
+              <w:t xml:space="preserve">RANK four or less returns A, B, C, D and E, which is five.</w:t>
+            </w:r>
+          </w:p>
+          <w:p>
+            <w:pPr>
+              <w:pStyle w:val="ListParagraph"/>
+              <w:numPr>
+                <w:ilvl w:val="0"/>
+                <w:numId w:val="3"/>
+              </w:numPr>
+              <w:spacing w:after="40"/>
+            </w:pPr>
+            <w:r>
+              <w:rPr>
+                <w:b/>
+                <w:bCs/>
+                <w:color w:val="5B3FD6"/>
+                <w:sz w:val="21"/>
+                <w:szCs w:val="21"/>
+              </w:rPr>
+              <w:t xml:space="preserve">(b)  </w:t>
+            </w:r>
+            <w:r>
+              <w:rPr>
+                <w:color w:val="1A0F5C"/>
+                <w:sz w:val="21"/>
+                <w:szCs w:val="21"/>
+              </w:rPr>
+              <w:t xml:space="preserve">DENSE_RANK returns five at three or less and six at four or less, never four.</w:t>
+            </w:r>
+          </w:p>
+          <w:p>
+            <w:pPr>
+              <w:pStyle w:val="ListParagraph"/>
+              <w:numPr>
+                <w:ilvl w:val="0"/>
+                <w:numId w:val="3"/>
+              </w:numPr>
+              <w:spacing w:after="40"/>
+            </w:pPr>
+            <w:r>
+              <w:rPr>
+                <w:b/>
+                <w:bCs/>
+                <w:color w:val="5B3FD6"/>
+                <w:sz w:val="21"/>
+                <w:szCs w:val="21"/>
+              </w:rPr>
+              <w:t xml:space="preserve">(d)  </w:t>
+            </w:r>
+            <w:r>
+              <w:rPr>
+                <w:color w:val="1A0F5C"/>
+                <w:sz w:val="21"/>
+                <w:szCs w:val="21"/>
+              </w:rPr>
+              <w:t xml:space="preserve">LAG reads the previous row; it ranks nothing.</w:t>
+            </w:r>
+          </w:p>
+          <w:p>
+            <w:pPr>
+              <w:spacing w:before="60"/>
+            </w:pPr>
+            <w:r>
+              <w:rPr>
+                <w:b/>
+                <w:bCs/>
+                <w:color w:val="1A0F5C"/>
+                <w:sz w:val="21"/>
+                <w:szCs w:val="21"/>
+              </w:rPr>
+              <w:t xml:space="preserve">In the interview.  </w:t>
+            </w:r>
+            <w:r>
+              <w:rPr>
+                <w:color w:val="1A0F5C"/>
+                <w:sz w:val="21"/>
+                <w:szCs w:val="21"/>
+              </w:rPr>
+              <w:t xml:space="preserve">Exactly N rows means ROW_NUMBER with a named tiebreaker, so the cut is a decision someone owns.</w:t>
+            </w:r>
+          </w:p>
+          <w:p>
+            <w:pPr>
+              <w:spacing w:after="80"/>
+            </w:pPr>
+            <w:r>
+              <w:rPr>
+                <w:color w:val="6B6690"/>
+                <w:sz w:val="18"/>
+                <w:szCs w:val="18"/>
+              </w:rPr>
+              <w:t xml:space="preserve">Anchor: The business says 'ties rank the same'; which function, and how many rows might the top-N report ship?</w:t>
+            </w:r>
+          </w:p>
+        </w:tc>
+      </w:tr>
+    </w:tbl>
+    <w:p>
+      <w:pPr>
+        <w:spacing w:after="90"/>
+      </w:pPr>
+    </w:p>
+    <w:tbl>
+      <w:tblPr>
+        <w:tblW w:type="dxa" w:w="9806"/>
+        <w:tblBorders>
+          <w:top w:val="single" w:color="auto" w:sz="4"/>
+          <w:left w:val="single" w:color="auto" w:sz="4"/>
+          <w:bottom w:val="single" w:color="auto" w:sz="4"/>
+          <w:right w:val="single" w:color="auto" w:sz="4"/>
+          <w:insideH w:val="single" w:color="auto" w:sz="4"/>
+          <w:insideV w:val="single" w:color="auto" w:sz="4"/>
+        </w:tblBorders>
+      </w:tblPr>
+      <w:tblGrid>
+        <w:gridCol w:w="9806"/>
+      </w:tblGrid>
+      <w:tr>
+        <w:trPr>
+          <w:cantSplit/>
+        </w:trPr>
+        <w:tc>
+          <w:tcPr>
+            <w:tcW w:type="dxa" w:w="9806"/>
+            <w:tcBorders>
+              <w:top w:val="single" w:color="CFC9EE" w:sz="6"/>
+              <w:left w:val="single" w:color="CFC9EE" w:sz="6"/>
+              <w:bottom w:val="single" w:color="CFC9EE" w:sz="6"/>
+              <w:right w:val="single" w:color="CFC9EE" w:sz="6"/>
+            </w:tcBorders>
+            <w:tcMar>
+              <w:top w:type="dxa" w:w="90"/>
+              <w:left w:type="dxa" w:w="140"/>
+              <w:bottom w:type="dxa" w:w="90"/>
+              <w:right w:type="dxa" w:w="140"/>
+            </w:tcMar>
+          </w:tcPr>
+          <w:p>
+            <w:pPr>
+              <w:spacing w:after="80"/>
+            </w:pPr>
+            <w:r>
+              <w:rPr>
+                <w:b/>
+                <w:bCs/>
+                <w:color w:val="5B3FD6"/>
+                <w:sz w:val="24"/>
+                <w:szCs w:val="24"/>
+              </w:rPr>
+              <w:t xml:space="preserve">Q48</w:t>
+            </w:r>
+            <w:r>
+              <w:rPr>
+                <w:b/>
+                <w:bCs/>
+                <w:color w:val="1A0F5C"/>
+                <w:sz w:val="21"/>
+                <w:szCs w:val="21"/>
+              </w:rPr>
+              <w:t xml:space="preserve">   key 1,060</w:t>
+            </w:r>
+            <w:r>
+              <w:rPr>
+                <w:color w:val="6B6690"/>
+                <w:sz w:val="18"/>
+                <w:szCs w:val="18"/>
+              </w:rPr>
+              <w:t xml:space="preserve">   Scenario set, Medium, [F], Thu</w:t>
+            </w:r>
+          </w:p>
+          <w:p>
+            <w:pPr>
+              <w:spacing w:after="80"/>
+            </w:pPr>
+            <w:r>
+              <w:rPr>
+                <w:b/>
+                <w:bCs/>
+                <w:color w:val="1A0F5C"/>
+                <w:sz w:val="21"/>
+                <w:szCs w:val="21"/>
+              </w:rPr>
+              <w:t xml:space="preserve">Why it holds.  </w:t>
+            </w:r>
+            <w:r>
+              <w:rPr>
+                <w:color w:val="1A0F5C"/>
+                <w:sz w:val="21"/>
+                <w:szCs w:val="21"/>
+              </w:rPr>
+              <w:t xml:space="preserve">940 customers match once and 60 match twice: 940 + 120 = 1,060.</w:t>
+            </w:r>
+          </w:p>
+          <w:p>
+            <w:pPr>
+              <w:spacing w:before="60"/>
+            </w:pPr>
+            <w:r>
+              <w:rPr>
+                <w:b/>
+                <w:bCs/>
+                <w:color w:val="1A0F5C"/>
+                <w:sz w:val="21"/>
+                <w:szCs w:val="21"/>
+              </w:rPr>
+              <w:t xml:space="preserve">In the interview.  </w:t>
+            </w:r>
+            <w:r>
+              <w:rPr>
+                <w:color w:val="1A0F5C"/>
+                <w:sz w:val="21"/>
+                <w:szCs w:val="21"/>
+              </w:rPr>
+              <w:t xml:space="preserve">Each repeated key adds a row, so 60 duplicates turn 1,000 customers into 1,060 rows.</w:t>
+            </w:r>
+          </w:p>
+          <w:p>
+            <w:pPr>
+              <w:spacing w:after="80"/>
+            </w:pPr>
+            <w:r>
+              <w:rPr>
+                <w:color w:val="6B6690"/>
+                <w:sz w:val="18"/>
+                <w:szCs w:val="18"/>
+              </w:rPr>
+              <w:t xml:space="preserve">Anchor: Your pivot shows a different total from the warehouse; where do you look first?</w:t>
+            </w:r>
+          </w:p>
+        </w:tc>
+      </w:tr>
+    </w:tbl>
+    <w:p>
+      <w:pPr>
+        <w:spacing w:after="90"/>
+      </w:pPr>
+    </w:p>
+    <w:tbl>
+      <w:tblPr>
+        <w:tblW w:type="dxa" w:w="9806"/>
+        <w:tblBorders>
+          <w:top w:val="single" w:color="auto" w:sz="4"/>
+          <w:left w:val="single" w:color="auto" w:sz="4"/>
+          <w:bottom w:val="single" w:color="auto" w:sz="4"/>
+          <w:right w:val="single" w:color="auto" w:sz="4"/>
+          <w:insideH w:val="single" w:color="auto" w:sz="4"/>
+          <w:insideV w:val="single" w:color="auto" w:sz="4"/>
+        </w:tblBorders>
+      </w:tblPr>
+      <w:tblGrid>
+        <w:gridCol w:w="9806"/>
+      </w:tblGrid>
+      <w:tr>
+        <w:trPr>
+          <w:cantSplit/>
+        </w:trPr>
+        <w:tc>
+          <w:tcPr>
+            <w:tcW w:type="dxa" w:w="9806"/>
+            <w:tcBorders>
+              <w:top w:val="single" w:color="CFC9EE" w:sz="6"/>
+              <w:left w:val="single" w:color="CFC9EE" w:sz="6"/>
+              <w:bottom w:val="single" w:color="CFC9EE" w:sz="6"/>
+              <w:right w:val="single" w:color="CFC9EE" w:sz="6"/>
+            </w:tcBorders>
+            <w:tcMar>
+              <w:top w:type="dxa" w:w="90"/>
+              <w:left w:type="dxa" w:w="140"/>
+              <w:bottom w:type="dxa" w:w="90"/>
+              <w:right w:type="dxa" w:w="140"/>
+            </w:tcMar>
+          </w:tcPr>
+          <w:p>
+            <w:pPr>
+              <w:spacing w:after="80"/>
+            </w:pPr>
+            <w:r>
+              <w:rPr>
+                <w:b/>
+                <w:bCs/>
+                <w:color w:val="5B3FD6"/>
+                <w:sz w:val="24"/>
+                <w:szCs w:val="24"/>
+              </w:rPr>
+              <w:t xml:space="preserve">Q49</w:t>
+            </w:r>
+            <w:r>
+              <w:rPr>
+                <w:b/>
+                <w:bCs/>
+                <w:color w:val="1A0F5C"/>
+                <w:sz w:val="21"/>
+                <w:szCs w:val="21"/>
+              </w:rPr>
+              <w:t xml:space="preserve">   key d</w:t>
+            </w:r>
+            <w:r>
+              <w:rPr>
+                <w:color w:val="6B6690"/>
+                <w:sz w:val="18"/>
+                <w:szCs w:val="18"/>
+              </w:rPr>
+              <w:t xml:space="preserve">   Scenario set, Medium, [F], Thu</w:t>
+            </w:r>
+          </w:p>
+          <w:p>
+            <w:pPr>
+              <w:spacing w:after="80"/>
+            </w:pPr>
+            <w:r>
+              <w:rPr>
+                <w:b/>
+                <w:bCs/>
+                <w:color w:val="1A0F5C"/>
+                <w:sz w:val="21"/>
+                <w:szCs w:val="21"/>
+              </w:rPr>
+              <w:t xml:space="preserve">Why it holds.  </w:t>
+            </w:r>
+            <w:r>
+              <w:rPr>
+                <w:color w:val="1A0F5C"/>
+                <w:sz w:val="21"/>
+                <w:szCs w:val="21"/>
+              </w:rPr>
+              <w:t xml:space="preserve">validate='one_to_one' checks the keys on both sides and raises MergeError before a row is produced.</w:t>
+            </w:r>
+          </w:p>
+          <w:p>
+            <w:pPr>
+              <w:pStyle w:val="ListParagraph"/>
+              <w:numPr>
+                <w:ilvl w:val="0"/>
+                <w:numId w:val="3"/>
+              </w:numPr>
+              <w:spacing w:after="40"/>
+            </w:pPr>
+            <w:r>
+              <w:rPr>
+                <w:b/>
+                <w:bCs/>
+                <w:color w:val="5B3FD6"/>
+                <w:sz w:val="21"/>
+                <w:szCs w:val="21"/>
+              </w:rPr>
+              <w:t xml:space="preserve">(a)  </w:t>
+            </w:r>
+            <w:r>
+              <w:rPr>
+                <w:color w:val="1A0F5C"/>
+                <w:sz w:val="21"/>
+                <w:szCs w:val="21"/>
+              </w:rPr>
+              <w:t xml:space="preserve">validate never removes rows; it only checks and raises.</w:t>
+            </w:r>
+          </w:p>
+          <w:p>
+            <w:pPr>
+              <w:pStyle w:val="ListParagraph"/>
+              <w:numPr>
+                <w:ilvl w:val="0"/>
+                <w:numId w:val="3"/>
+              </w:numPr>
+              <w:spacing w:after="40"/>
+            </w:pPr>
+            <w:r>
+              <w:rPr>
+                <w:b/>
+                <w:bCs/>
+                <w:color w:val="5B3FD6"/>
+                <w:sz w:val="21"/>
+                <w:szCs w:val="21"/>
+              </w:rPr>
+              <w:t xml:space="preserve">(b)  </w:t>
+            </w:r>
+            <w:r>
+              <w:rPr>
+                <w:color w:val="1A0F5C"/>
+                <w:sz w:val="21"/>
+                <w:szCs w:val="21"/>
+              </w:rPr>
+              <w:t xml:space="preserve">validate applies to every merge type, including how='left'.</w:t>
+            </w:r>
+          </w:p>
+          <w:p>
+            <w:pPr>
+              <w:pStyle w:val="ListParagraph"/>
+              <w:numPr>
+                <w:ilvl w:val="0"/>
+                <w:numId w:val="3"/>
+              </w:numPr>
+              <w:spacing w:after="40"/>
+            </w:pPr>
+            <w:r>
+              <w:rPr>
+                <w:b/>
+                <w:bCs/>
+                <w:color w:val="5B3FD6"/>
+                <w:sz w:val="21"/>
+                <w:szCs w:val="21"/>
+              </w:rPr>
+              <w:t xml:space="preserve">(c)  </w:t>
+            </w:r>
+            <w:r>
+              <w:rPr>
+                <w:color w:val="1A0F5C"/>
+                <w:sz w:val="21"/>
+                <w:szCs w:val="21"/>
+              </w:rPr>
+              <w:t xml:space="preserve">validate does not sort; sorting would leave the duplicates in place.</w:t>
+            </w:r>
+          </w:p>
+          <w:p>
+            <w:pPr>
+              <w:spacing w:before="60"/>
+            </w:pPr>
+            <w:r>
+              <w:rPr>
+                <w:b/>
+                <w:bCs/>
+                <w:color w:val="1A0F5C"/>
+                <w:sz w:val="21"/>
+                <w:szCs w:val="21"/>
+              </w:rPr>
+              <w:t xml:space="preserve">In the interview.  </w:t>
+            </w:r>
+            <w:r>
+              <w:rPr>
+                <w:color w:val="1A0F5C"/>
+                <w:sz w:val="21"/>
+                <w:szCs w:val="21"/>
+              </w:rPr>
+              <w:t xml:space="preserve">validate= turns a silent fan-out into a MergeError at the merge.</w:t>
+            </w:r>
+          </w:p>
+          <w:p>
+            <w:pPr>
+              <w:spacing w:after="80"/>
+            </w:pPr>
+            <w:r>
+              <w:rPr>
+                <w:color w:val="6B6690"/>
+                <w:sz w:val="18"/>
+                <w:szCs w:val="18"/>
+              </w:rPr>
+              <w:t xml:space="preserve">Anchor: Your pivot shows a different total from the warehouse; where do you look first?</w:t>
+            </w:r>
+          </w:p>
+        </w:tc>
+      </w:tr>
+    </w:tbl>
+    <w:p>
+      <w:pPr>
+        <w:spacing w:after="90"/>
+      </w:pPr>
+    </w:p>
+    <w:tbl>
+      <w:tblPr>
+        <w:tblW w:type="dxa" w:w="9806"/>
+        <w:tblBorders>
+          <w:top w:val="single" w:color="auto" w:sz="4"/>
+          <w:left w:val="single" w:color="auto" w:sz="4"/>
+          <w:bottom w:val="single" w:color="auto" w:sz="4"/>
+          <w:right w:val="single" w:color="auto" w:sz="4"/>
+          <w:insideH w:val="single" w:color="auto" w:sz="4"/>
+          <w:insideV w:val="single" w:color="auto" w:sz="4"/>
+        </w:tblBorders>
+      </w:tblPr>
+      <w:tblGrid>
+        <w:gridCol w:w="9806"/>
+      </w:tblGrid>
+      <w:tr>
+        <w:trPr>
+          <w:cantSplit/>
+        </w:trPr>
+        <w:tc>
+          <w:tcPr>
+            <w:tcW w:type="dxa" w:w="9806"/>
+            <w:tcBorders>
+              <w:top w:val="single" w:color="CFC9EE" w:sz="6"/>
+              <w:left w:val="single" w:color="CFC9EE" w:sz="6"/>
+              <w:bottom w:val="single" w:color="CFC9EE" w:sz="6"/>
+              <w:right w:val="single" w:color="CFC9EE" w:sz="6"/>
+            </w:tcBorders>
+            <w:tcMar>
+              <w:top w:type="dxa" w:w="90"/>
+              <w:left w:type="dxa" w:w="140"/>
+              <w:bottom w:type="dxa" w:w="90"/>
+              <w:right w:type="dxa" w:w="140"/>
+            </w:tcMar>
+          </w:tcPr>
+          <w:p>
+            <w:pPr>
+              <w:spacing w:after="80"/>
+            </w:pPr>
+            <w:r>
+              <w:rPr>
+                <w:b/>
+                <w:bCs/>
+                <w:color w:val="5B3FD6"/>
+                <w:sz w:val="24"/>
+                <w:szCs w:val="24"/>
+              </w:rPr>
+              <w:t xml:space="preserve">Q50</w:t>
+            </w:r>
+            <w:r>
+              <w:rPr>
+                <w:b/>
+                <w:bCs/>
+                <w:color w:val="1A0F5C"/>
+                <w:sz w:val="21"/>
+                <w:szCs w:val="21"/>
+              </w:rPr>
+              <w:t xml:space="preserve">   key True</w:t>
+            </w:r>
+            <w:r>
+              <w:rPr>
+                <w:color w:val="6B6690"/>
+                <w:sz w:val="18"/>
+                <w:szCs w:val="18"/>
+              </w:rPr>
+              <w:t xml:space="preserve">   Scenario set, Medium, [S], Thu</w:t>
+            </w:r>
+          </w:p>
+          <w:p>
+            <w:pPr>
+              <w:spacing w:after="80"/>
+            </w:pPr>
+            <w:r>
+              <w:rPr>
+                <w:b/>
+                <w:bCs/>
+                <w:color w:val="1A0F5C"/>
+                <w:sz w:val="21"/>
+                <w:szCs w:val="21"/>
+              </w:rPr>
+              <w:t xml:space="preserve">Why it holds.  </w:t>
+            </w:r>
+            <w:r>
+              <w:rPr>
+                <w:color w:val="1A0F5C"/>
+                <w:sz w:val="21"/>
+                <w:szCs w:val="21"/>
+              </w:rPr>
+              <w:t xml:space="preserve">The 60 duplicated customers have their revenue summed twice, so the pivot total is higher than the warehouse's.</w:t>
+            </w:r>
+          </w:p>
+          <w:p>
+            <w:pPr>
+              <w:spacing w:before="60"/>
+            </w:pPr>
+            <w:r>
+              <w:rPr>
+                <w:b/>
+                <w:bCs/>
+                <w:color w:val="1A0F5C"/>
+                <w:sz w:val="21"/>
+                <w:szCs w:val="21"/>
+              </w:rPr>
+              <w:t xml:space="preserve">In the interview.  </w:t>
+            </w:r>
+            <w:r>
+              <w:rPr>
+                <w:color w:val="1A0F5C"/>
+                <w:sz w:val="21"/>
+                <w:szCs w:val="21"/>
+              </w:rPr>
+              <w:t xml:space="preserve">A pivot above the warehouse total points at duplicated rows upstream.</w:t>
+            </w:r>
+          </w:p>
+          <w:p>
+            <w:pPr>
+              <w:spacing w:after="80"/>
+            </w:pPr>
+            <w:r>
+              <w:rPr>
+                <w:color w:val="6B6690"/>
+                <w:sz w:val="18"/>
+                <w:szCs w:val="18"/>
+              </w:rPr>
+              <w:t xml:space="preserve">Anchor: Your pivot shows a different total from the warehouse; where do you look first?</w:t>
+            </w:r>
+          </w:p>
+        </w:tc>
+      </w:tr>
+    </w:tbl>
+    <w:p>
+      <w:pPr>
+        <w:spacing w:after="90"/>
+      </w:pPr>
+    </w:p>
+    <w:tbl>
+      <w:tblPr>
+        <w:tblW w:type="dxa" w:w="9806"/>
+        <w:tblBorders>
+          <w:top w:val="single" w:color="auto" w:sz="4"/>
+          <w:left w:val="single" w:color="auto" w:sz="4"/>
+          <w:bottom w:val="single" w:color="auto" w:sz="4"/>
+          <w:right w:val="single" w:color="auto" w:sz="4"/>
+          <w:insideH w:val="single" w:color="auto" w:sz="4"/>
+          <w:insideV w:val="single" w:color="auto" w:sz="4"/>
+        </w:tblBorders>
+      </w:tblPr>
+      <w:tblGrid>
+        <w:gridCol w:w="9806"/>
+      </w:tblGrid>
+      <w:tr>
+        <w:trPr>
+          <w:cantSplit/>
+        </w:trPr>
+        <w:tc>
+          <w:tcPr>
+            <w:tcW w:type="dxa" w:w="9806"/>
+            <w:tcBorders>
+              <w:top w:val="single" w:color="CFC9EE" w:sz="6"/>
+              <w:left w:val="single" w:color="CFC9EE" w:sz="6"/>
+              <w:bottom w:val="single" w:color="CFC9EE" w:sz="6"/>
+              <w:right w:val="single" w:color="CFC9EE" w:sz="6"/>
+            </w:tcBorders>
+            <w:tcMar>
+              <w:top w:type="dxa" w:w="90"/>
+              <w:left w:type="dxa" w:w="140"/>
+              <w:bottom w:type="dxa" w:w="90"/>
+              <w:right w:type="dxa" w:w="140"/>
+            </w:tcMar>
+          </w:tcPr>
+          <w:p>
+            <w:pPr>
+              <w:spacing w:after="80"/>
+            </w:pPr>
+            <w:r>
+              <w:rPr>
+                <w:b/>
+                <w:bCs/>
+                <w:color w:val="5B3FD6"/>
+                <w:sz w:val="24"/>
+                <w:szCs w:val="24"/>
+              </w:rPr>
+              <w:t xml:space="preserve">Q51</w:t>
+            </w:r>
+            <w:r>
+              <w:rPr>
+                <w:b/>
+                <w:bCs/>
+                <w:color w:val="1A0F5C"/>
+                <w:sz w:val="21"/>
+                <w:szCs w:val="21"/>
+              </w:rPr>
+              <w:t xml:space="preserve">   key b</w:t>
+            </w:r>
+            <w:r>
+              <w:rPr>
+                <w:color w:val="6B6690"/>
+                <w:sz w:val="18"/>
+                <w:szCs w:val="18"/>
+              </w:rPr>
+              <w:t xml:space="preserve">   Scenario set, Hard, [D], Thu</w:t>
+            </w:r>
+          </w:p>
+          <w:p>
+            <w:pPr>
+              <w:spacing w:after="80"/>
+            </w:pPr>
+            <w:r>
+              <w:rPr>
+                <w:b/>
+                <w:bCs/>
+                <w:color w:val="1A0F5C"/>
+                <w:sz w:val="21"/>
+                <w:szCs w:val="21"/>
+              </w:rPr>
+              <w:t xml:space="preserve">Why it holds.  </w:t>
+            </w:r>
+            <w:r>
+              <w:rPr>
+                <w:color w:val="1A0F5C"/>
+                <w:sz w:val="21"/>
+                <w:szCs w:val="21"/>
+              </w:rPr>
+              <w:t xml:space="preserve">The error was made at the merge, so the fix belongs there: de-duplicate the exposure table on a stated rule and validate the keys.</w:t>
+            </w:r>
+          </w:p>
+          <w:p>
+            <w:pPr>
+              <w:pStyle w:val="ListParagraph"/>
+              <w:numPr>
+                <w:ilvl w:val="0"/>
+                <w:numId w:val="3"/>
+              </w:numPr>
+              <w:spacing w:after="40"/>
+            </w:pPr>
+            <w:r>
+              <w:rPr>
+                <w:b/>
+                <w:bCs/>
+                <w:color w:val="5B3FD6"/>
+                <w:sz w:val="21"/>
+                <w:szCs w:val="21"/>
+              </w:rPr>
+              <w:t xml:space="preserve">(a)  </w:t>
+            </w:r>
+            <w:r>
+              <w:rPr>
+                <w:color w:val="1A0F5C"/>
+                <w:sz w:val="21"/>
+                <w:szCs w:val="21"/>
+              </w:rPr>
+              <w:t xml:space="preserve">Typing over the pivot's total hides the error and leaves no audit trail.</w:t>
+            </w:r>
+          </w:p>
+          <w:p>
+            <w:pPr>
+              <w:pStyle w:val="ListParagraph"/>
+              <w:numPr>
+                <w:ilvl w:val="0"/>
+                <w:numId w:val="3"/>
+              </w:numPr>
+              <w:spacing w:after="40"/>
+            </w:pPr>
+            <w:r>
+              <w:rPr>
+                <w:b/>
+                <w:bCs/>
+                <w:color w:val="5B3FD6"/>
+                <w:sz w:val="21"/>
+                <w:szCs w:val="21"/>
+              </w:rPr>
+              <w:t xml:space="preserve">(c)  </w:t>
+            </w:r>
+            <w:r>
+              <w:rPr>
+                <w:color w:val="1A0F5C"/>
+                <w:sz w:val="21"/>
+                <w:szCs w:val="21"/>
+              </w:rPr>
+              <w:t xml:space="preserve">Revenue per customer is still wrong for the 60 duplicated customers.</w:t>
+            </w:r>
+          </w:p>
+          <w:p>
+            <w:pPr>
+              <w:pStyle w:val="ListParagraph"/>
+              <w:numPr>
+                <w:ilvl w:val="0"/>
+                <w:numId w:val="3"/>
+              </w:numPr>
+              <w:spacing w:after="40"/>
+            </w:pPr>
+            <w:r>
+              <w:rPr>
+                <w:b/>
+                <w:bCs/>
+                <w:color w:val="5B3FD6"/>
+                <w:sz w:val="21"/>
+                <w:szCs w:val="21"/>
+              </w:rPr>
+              <w:t xml:space="preserve">(d)  </w:t>
+            </w:r>
+            <w:r>
+              <w:rPr>
+                <w:color w:val="1A0F5C"/>
+                <w:sz w:val="21"/>
+                <w:szCs w:val="21"/>
+              </w:rPr>
+              <w:t xml:space="preserve">A gap from double-counted customers is an error, never rounding.</w:t>
+            </w:r>
+          </w:p>
+          <w:p>
+            <w:pPr>
+              <w:spacing w:before="60"/>
+            </w:pPr>
+            <w:r>
+              <w:rPr>
+                <w:b/>
+                <w:bCs/>
+                <w:color w:val="1A0F5C"/>
+                <w:sz w:val="21"/>
+                <w:szCs w:val="21"/>
+              </w:rPr>
+              <w:t xml:space="preserve">In the interview.  </w:t>
+            </w:r>
+            <w:r>
+              <w:rPr>
+                <w:color w:val="1A0F5C"/>
+                <w:sz w:val="21"/>
+                <w:szCs w:val="21"/>
+              </w:rPr>
+              <w:t xml:space="preserve">Fix where the error was made, at the merge, so every number downstream is right without editing.</w:t>
+            </w:r>
+          </w:p>
+          <w:p>
+            <w:pPr>
+              <w:spacing w:after="80"/>
+            </w:pPr>
+            <w:r>
+              <w:rPr>
+                <w:color w:val="6B6690"/>
+                <w:sz w:val="18"/>
+                <w:szCs w:val="18"/>
+              </w:rPr>
+              <w:t xml:space="preserve">Anchor: Your pivot shows a different total from the warehouse; where do you look first?</w:t>
+            </w:r>
+          </w:p>
+        </w:tc>
+      </w:tr>
+    </w:tbl>
+    <w:p>
+      <w:pPr>
+        <w:spacing w:after="90"/>
+      </w:pPr>
+    </w:p>
+    <w:tbl>
+      <w:tblPr>
+        <w:tblW w:type="dxa" w:w="9806"/>
+        <w:tblBorders>
+          <w:top w:val="single" w:color="auto" w:sz="4"/>
+          <w:left w:val="single" w:color="auto" w:sz="4"/>
+          <w:bottom w:val="single" w:color="auto" w:sz="4"/>
+          <w:right w:val="single" w:color="auto" w:sz="4"/>
+          <w:insideH w:val="single" w:color="auto" w:sz="4"/>
+          <w:insideV w:val="single" w:color="auto" w:sz="4"/>
+        </w:tblBorders>
+      </w:tblPr>
+      <w:tblGrid>
+        <w:gridCol w:w="9806"/>
+      </w:tblGrid>
+      <w:tr>
+        <w:trPr>
+          <w:cantSplit/>
+        </w:trPr>
+        <w:tc>
+          <w:tcPr>
+            <w:tcW w:type="dxa" w:w="9806"/>
+            <w:tcBorders>
+              <w:top w:val="single" w:color="CFC9EE" w:sz="6"/>
+              <w:left w:val="single" w:color="CFC9EE" w:sz="6"/>
+              <w:bottom w:val="single" w:color="CFC9EE" w:sz="6"/>
+              <w:right w:val="single" w:color="CFC9EE" w:sz="6"/>
+            </w:tcBorders>
+            <w:tcMar>
+              <w:top w:type="dxa" w:w="90"/>
+              <w:left w:type="dxa" w:w="140"/>
+              <w:bottom w:type="dxa" w:w="90"/>
+              <w:right w:type="dxa" w:w="140"/>
+            </w:tcMar>
+          </w:tcPr>
+          <w:p>
+            <w:pPr>
+              <w:spacing w:after="80"/>
+            </w:pPr>
+            <w:r>
+              <w:rPr>
+                <w:b/>
+                <w:bCs/>
+                <w:color w:val="5B3FD6"/>
+                <w:sz w:val="24"/>
+                <w:szCs w:val="24"/>
+              </w:rPr>
+              <w:t xml:space="preserve">Q52</w:t>
+            </w:r>
+            <w:r>
+              <w:rPr>
+                <w:b/>
+                <w:bCs/>
+                <w:color w:val="1A0F5C"/>
+                <w:sz w:val="21"/>
+                <w:szCs w:val="21"/>
+              </w:rPr>
+              <w:t xml:space="preserve">   key 8</w:t>
+            </w:r>
+            <w:r>
+              <w:rPr>
+                <w:color w:val="6B6690"/>
+                <w:sz w:val="18"/>
+                <w:szCs w:val="18"/>
+              </w:rPr>
+              <w:t xml:space="preserve">   Applied maths, Easy, [S], Mon</w:t>
+            </w:r>
+          </w:p>
+          <w:p>
+            <w:pPr>
+              <w:spacing w:after="80"/>
+            </w:pPr>
+            <w:r>
+              <w:rPr>
+                <w:b/>
+                <w:bCs/>
+                <w:color w:val="1A0F5C"/>
+                <w:sz w:val="21"/>
+                <w:szCs w:val="21"/>
+              </w:rPr>
+              <w:t xml:space="preserve">Why it holds.  </w:t>
+            </w:r>
+            <w:r>
+              <w:rPr>
+                <w:color w:val="1A0F5C"/>
+                <w:sz w:val="21"/>
+                <w:szCs w:val="21"/>
+              </w:rPr>
+              <w:t xml:space="preserve">Four segments times two quarters, with every combination present, gives eight groups.</w:t>
+            </w:r>
+          </w:p>
+          <w:p>
+            <w:pPr>
+              <w:spacing w:before="60"/>
+            </w:pPr>
+            <w:r>
+              <w:rPr>
+                <w:b/>
+                <w:bCs/>
+                <w:color w:val="1A0F5C"/>
+                <w:sz w:val="21"/>
+                <w:szCs w:val="21"/>
+              </w:rPr>
+              <w:t xml:space="preserve">In the interview.  </w:t>
+            </w:r>
+            <w:r>
+              <w:rPr>
+                <w:color w:val="1A0F5C"/>
+                <w:sz w:val="21"/>
+                <w:szCs w:val="21"/>
+              </w:rPr>
+              <w:t xml:space="preserve">GROUP BY returns one row per combination that exists, so 4 by 2 gives 8.</w:t>
+            </w:r>
+          </w:p>
+          <w:p>
+            <w:pPr>
+              <w:spacing w:after="80"/>
+            </w:pPr>
+            <w:r>
+              <w:rPr>
+                <w:color w:val="6B6690"/>
+                <w:sz w:val="18"/>
+                <w:szCs w:val="18"/>
+              </w:rPr>
+              <w:t xml:space="preserve">Anchor: Explain the logical order in which a SQL query executes.</w:t>
+            </w:r>
+          </w:p>
+        </w:tc>
+      </w:tr>
+    </w:tbl>
+    <w:p>
+      <w:pPr>
+        <w:spacing w:after="90"/>
+      </w:pPr>
+    </w:p>
+    <w:tbl>
+      <w:tblPr>
+        <w:tblW w:type="dxa" w:w="9806"/>
+        <w:tblBorders>
+          <w:top w:val="single" w:color="auto" w:sz="4"/>
+          <w:left w:val="single" w:color="auto" w:sz="4"/>
+          <w:bottom w:val="single" w:color="auto" w:sz="4"/>
+          <w:right w:val="single" w:color="auto" w:sz="4"/>
+          <w:insideH w:val="single" w:color="auto" w:sz="4"/>
+          <w:insideV w:val="single" w:color="auto" w:sz="4"/>
+        </w:tblBorders>
+      </w:tblPr>
+      <w:tblGrid>
+        <w:gridCol w:w="9806"/>
+      </w:tblGrid>
+      <w:tr>
+        <w:trPr>
+          <w:cantSplit/>
+        </w:trPr>
+        <w:tc>
+          <w:tcPr>
+            <w:tcW w:type="dxa" w:w="9806"/>
+            <w:tcBorders>
+              <w:top w:val="single" w:color="CFC9EE" w:sz="6"/>
+              <w:left w:val="single" w:color="CFC9EE" w:sz="6"/>
+              <w:bottom w:val="single" w:color="CFC9EE" w:sz="6"/>
+              <w:right w:val="single" w:color="CFC9EE" w:sz="6"/>
+            </w:tcBorders>
+            <w:tcMar>
+              <w:top w:type="dxa" w:w="90"/>
+              <w:left w:type="dxa" w:w="140"/>
+              <w:bottom w:type="dxa" w:w="90"/>
+              <w:right w:type="dxa" w:w="140"/>
+            </w:tcMar>
+          </w:tcPr>
+          <w:p>
+            <w:pPr>
+              <w:spacing w:after="80"/>
+            </w:pPr>
+            <w:r>
+              <w:rPr>
+                <w:b/>
+                <w:bCs/>
+                <w:color w:val="5B3FD6"/>
+                <w:sz w:val="24"/>
+                <w:szCs w:val="24"/>
+              </w:rPr>
+              <w:t xml:space="preserve">Q53</w:t>
+            </w:r>
+            <w:r>
+              <w:rPr>
+                <w:b/>
+                <w:bCs/>
+                <w:color w:val="1A0F5C"/>
+                <w:sz w:val="21"/>
+                <w:szCs w:val="21"/>
+              </w:rPr>
+              <w:t xml:space="preserve">   key Rs 21 lakh, which overstates collections by Rs 1 lakh.</w:t>
+            </w:r>
+            <w:r>
+              <w:rPr>
+                <w:color w:val="6B6690"/>
+                <w:sz w:val="18"/>
+                <w:szCs w:val="18"/>
+              </w:rPr>
+              <w:t xml:space="preserve">   Applied maths, Medium, [S], Tue</w:t>
+            </w:r>
+          </w:p>
+          <w:p>
+            <w:pPr>
+              <w:spacing w:after="80"/>
+            </w:pPr>
+            <w:r>
+              <w:rPr>
+                <w:b/>
+                <w:bCs/>
+                <w:color w:val="1A0F5C"/>
+                <w:sz w:val="21"/>
+                <w:szCs w:val="21"/>
+              </w:rPr>
+              <w:t xml:space="preserve">Why it holds.  </w:t>
+            </w:r>
+            <w:r>
+              <w:rPr>
+                <w:color w:val="1A0F5C"/>
+                <w:sz w:val="21"/>
+                <w:szCs w:val="21"/>
+              </w:rPr>
+              <w:t xml:space="preserve">Fifty payments of Rs 2,000 counted twice add Rs 1 lakh: Rs 20 lakh plus Rs 1 lakh is Rs 21 lakh.</w:t>
+            </w:r>
+          </w:p>
+          <w:p>
+            <w:pPr>
+              <w:spacing w:before="60"/>
+            </w:pPr>
+            <w:r>
+              <w:rPr>
+                <w:b/>
+                <w:bCs/>
+                <w:color w:val="1A0F5C"/>
+                <w:sz w:val="21"/>
+                <w:szCs w:val="21"/>
+              </w:rPr>
+              <w:t xml:space="preserve">In the interview.  </w:t>
+            </w:r>
+            <w:r>
+              <w:rPr>
+                <w:color w:val="1A0F5C"/>
+                <w:sz w:val="21"/>
+                <w:szCs w:val="21"/>
+              </w:rPr>
+              <w:t xml:space="preserve">A plain SUM reports Rs 21 lakh, overstating collections by exactly the retried amount.</w:t>
+            </w:r>
+          </w:p>
+          <w:p>
+            <w:pPr>
+              <w:spacing w:after="80"/>
+            </w:pPr>
+            <w:r>
+              <w:rPr>
+                <w:color w:val="6B6690"/>
+                <w:sz w:val="18"/>
+                <w:szCs w:val="18"/>
+              </w:rPr>
+              <w:t xml:space="preserve">Anchor: Revenue doubled after a join and every row looks fine; where do you look?</w:t>
+            </w:r>
+          </w:p>
+        </w:tc>
+      </w:tr>
+    </w:tbl>
+    <w:p>
+      <w:pPr>
+        <w:spacing w:after="90"/>
+      </w:pPr>
+    </w:p>
+    <w:tbl>
+      <w:tblPr>
+        <w:tblW w:type="dxa" w:w="9806"/>
+        <w:tblBorders>
+          <w:top w:val="single" w:color="auto" w:sz="4"/>
+          <w:left w:val="single" w:color="auto" w:sz="4"/>
+          <w:bottom w:val="single" w:color="auto" w:sz="4"/>
+          <w:right w:val="single" w:color="auto" w:sz="4"/>
+          <w:insideH w:val="single" w:color="auto" w:sz="4"/>
+          <w:insideV w:val="single" w:color="auto" w:sz="4"/>
+        </w:tblBorders>
+      </w:tblPr>
+      <w:tblGrid>
+        <w:gridCol w:w="9806"/>
+      </w:tblGrid>
+      <w:tr>
+        <w:trPr>
+          <w:cantSplit/>
+        </w:trPr>
+        <w:tc>
+          <w:tcPr>
+            <w:tcW w:type="dxa" w:w="9806"/>
+            <w:tcBorders>
+              <w:top w:val="single" w:color="CFC9EE" w:sz="6"/>
+              <w:left w:val="single" w:color="CFC9EE" w:sz="6"/>
+              <w:bottom w:val="single" w:color="CFC9EE" w:sz="6"/>
+              <w:right w:val="single" w:color="CFC9EE" w:sz="6"/>
+            </w:tcBorders>
+            <w:tcMar>
+              <w:top w:type="dxa" w:w="90"/>
+              <w:left w:type="dxa" w:w="140"/>
+              <w:bottom w:type="dxa" w:w="90"/>
+              <w:right w:type="dxa" w:w="140"/>
+            </w:tcMar>
+          </w:tcPr>
+          <w:p>
+            <w:pPr>
+              <w:spacing w:after="80"/>
+            </w:pPr>
+            <w:r>
+              <w:rPr>
+                <w:b/>
+                <w:bCs/>
+                <w:color w:val="5B3FD6"/>
+                <w:sz w:val="24"/>
+                <w:szCs w:val="24"/>
+              </w:rPr>
+              <w:t xml:space="preserve">Q54</w:t>
+            </w:r>
+            <w:r>
+              <w:rPr>
+                <w:b/>
+                <w:bCs/>
+                <w:color w:val="1A0F5C"/>
+                <w:sz w:val="21"/>
+                <w:szCs w:val="21"/>
+              </w:rPr>
+              <w:t xml:space="preserve">   key 51 under RANK(); 50 under ROW_NUMBER().</w:t>
+            </w:r>
+            <w:r>
+              <w:rPr>
+                <w:color w:val="6B6690"/>
+                <w:sz w:val="18"/>
+                <w:szCs w:val="18"/>
+              </w:rPr>
+              <w:t xml:space="preserve">   Applied maths, Hard, [D], Wed</w:t>
+            </w:r>
+          </w:p>
+          <w:p>
+            <w:pPr>
+              <w:spacing w:after="80"/>
+            </w:pPr>
+            <w:r>
+              <w:rPr>
+                <w:b/>
+                <w:bCs/>
+                <w:color w:val="1A0F5C"/>
+                <w:sz w:val="21"/>
+                <w:szCs w:val="21"/>
+              </w:rPr>
+              <w:t xml:space="preserve">Why it holds.  </w:t>
+            </w:r>
+            <w:r>
+              <w:rPr>
+                <w:color w:val="1A0F5C"/>
+                <w:sz w:val="21"/>
+                <w:szCs w:val="21"/>
+              </w:rPr>
+              <w:t xml:space="preserve">Under RANK both tied members hold rank fifty, so 51 rows return; ROW_NUMBER numbers every row once and returns 50.</w:t>
+            </w:r>
+          </w:p>
+          <w:p>
+            <w:pPr>
+              <w:spacing w:before="60"/>
+            </w:pPr>
+            <w:r>
+              <w:rPr>
+                <w:b/>
+                <w:bCs/>
+                <w:color w:val="1A0F5C"/>
+                <w:sz w:val="21"/>
+                <w:szCs w:val="21"/>
+              </w:rPr>
+              <w:t xml:space="preserve">In the interview.  </w:t>
+            </w:r>
+            <w:r>
+              <w:rPr>
+                <w:color w:val="1A0F5C"/>
+                <w:sz w:val="21"/>
+                <w:szCs w:val="21"/>
+              </w:rPr>
+              <w:t xml:space="preserve">RANK ships 51 on a tie at fifty, ROW_NUMBER ships 50 and drops one tied member by an arbitrary rule.</w:t>
+            </w:r>
+          </w:p>
+          <w:p>
+            <w:pPr>
+              <w:spacing w:after="80"/>
+            </w:pPr>
+            <w:r>
+              <w:rPr>
+                <w:color w:val="6B6690"/>
+                <w:sz w:val="18"/>
+                <w:szCs w:val="18"/>
+              </w:rPr>
+              <w:t xml:space="preserve">Anchor: The business says 'ties rank the same'; which function, and how many rows might the top-N report ship?</w:t>
+            </w:r>
+          </w:p>
+        </w:tc>
+      </w:tr>
+    </w:tbl>
+    <w:p>
+      <w:pPr>
+        <w:spacing w:after="90"/>
+      </w:pPr>
+    </w:p>
+    <w:tbl>
+      <w:tblPr>
+        <w:tblW w:type="dxa" w:w="9806"/>
+        <w:tblBorders>
+          <w:top w:val="single" w:color="auto" w:sz="4"/>
+          <w:left w:val="single" w:color="auto" w:sz="4"/>
+          <w:bottom w:val="single" w:color="auto" w:sz="4"/>
+          <w:right w:val="single" w:color="auto" w:sz="4"/>
+          <w:insideH w:val="single" w:color="auto" w:sz="4"/>
+          <w:insideV w:val="single" w:color="auto" w:sz="4"/>
+        </w:tblBorders>
+      </w:tblPr>
+      <w:tblGrid>
+        <w:gridCol w:w="9806"/>
+      </w:tblGrid>
+      <w:tr>
+        <w:trPr>
+          <w:cantSplit/>
+        </w:trPr>
+        <w:tc>
+          <w:tcPr>
+            <w:tcW w:type="dxa" w:w="9806"/>
+            <w:tcBorders>
+              <w:top w:val="single" w:color="CFC9EE" w:sz="6"/>
+              <w:left w:val="single" w:color="CFC9EE" w:sz="6"/>
+              <w:bottom w:val="single" w:color="CFC9EE" w:sz="6"/>
+              <w:right w:val="single" w:color="CFC9EE" w:sz="6"/>
+            </w:tcBorders>
+            <w:tcMar>
+              <w:top w:type="dxa" w:w="90"/>
+              <w:left w:type="dxa" w:w="140"/>
+              <w:bottom w:type="dxa" w:w="90"/>
+              <w:right w:type="dxa" w:w="140"/>
+            </w:tcMar>
+          </w:tcPr>
+          <w:p>
+            <w:pPr>
+              <w:spacing w:after="80"/>
+            </w:pPr>
+            <w:r>
+              <w:rPr>
+                <w:b/>
+                <w:bCs/>
+                <w:color w:val="5B3FD6"/>
+                <w:sz w:val="24"/>
+                <w:szCs w:val="24"/>
+              </w:rPr>
+              <w:t xml:space="preserve">Q55</w:t>
+            </w:r>
+            <w:r>
+              <w:rPr>
+                <w:b/>
+                <w:bCs/>
+                <w:color w:val="1A0F5C"/>
+                <w:sz w:val="21"/>
+                <w:szCs w:val="21"/>
+              </w:rPr>
+              <w:t xml:space="preserve">   key A fall of Rs 800, then a fall of Rs 300; the flag fires.</w:t>
+            </w:r>
+            <w:r>
+              <w:rPr>
+                <w:color w:val="6B6690"/>
+                <w:sz w:val="18"/>
+                <w:szCs w:val="18"/>
+              </w:rPr>
+              <w:t xml:space="preserve">   Applied maths, Medium, [F], Wed</w:t>
+            </w:r>
+          </w:p>
+          <w:p>
+            <w:pPr>
+              <w:spacing w:after="80"/>
+            </w:pPr>
+            <w:r>
+              <w:rPr>
+                <w:b/>
+                <w:bCs/>
+                <w:color w:val="1A0F5C"/>
+                <w:sz w:val="21"/>
+                <w:szCs w:val="21"/>
+              </w:rPr>
+              <w:t xml:space="preserve">Why it holds.  </w:t>
+            </w:r>
+            <w:r>
+              <w:rPr>
+                <w:color w:val="1A0F5C"/>
+                <w:sz w:val="21"/>
+                <w:szCs w:val="21"/>
+              </w:rPr>
+              <w:t xml:space="preserve">LAG gives 4,200 minus 5,000, a fall of Rs 800, and 3,900 minus 4,200, a fall of Rs 300. Two consecutive falls fire the flag.</w:t>
+            </w:r>
+          </w:p>
+          <w:p>
+            <w:pPr>
+              <w:spacing w:before="60"/>
+            </w:pPr>
+            <w:r>
+              <w:rPr>
+                <w:b/>
+                <w:bCs/>
+                <w:color w:val="1A0F5C"/>
+                <w:sz w:val="21"/>
+                <w:szCs w:val="21"/>
+              </w:rPr>
+              <w:t xml:space="preserve">In the interview.  </w:t>
+            </w:r>
+            <w:r>
+              <w:rPr>
+                <w:color w:val="1A0F5C"/>
+                <w:sz w:val="21"/>
+                <w:szCs w:val="21"/>
+              </w:rPr>
+              <w:t xml:space="preserve">LAG puts last month beside this month, and two negative changes in a row fire the flag.</w:t>
+            </w:r>
+          </w:p>
+          <w:p>
+            <w:pPr>
+              <w:spacing w:after="80"/>
+            </w:pPr>
+            <w:r>
+              <w:rPr>
+                <w:color w:val="6B6690"/>
+                <w:sz w:val="18"/>
+                <w:szCs w:val="18"/>
+              </w:rPr>
+              <w:t xml:space="preserve">Anchor: How would you find customers whose spend fell two months in a row?</w:t>
+            </w:r>
+          </w:p>
+        </w:tc>
+      </w:tr>
+    </w:tbl>
+    <w:p>
+      <w:pPr>
+        <w:spacing w:after="90"/>
+      </w:pPr>
+    </w:p>
+    <w:tbl>
+      <w:tblPr>
+        <w:tblW w:type="dxa" w:w="9806"/>
+        <w:tblBorders>
+          <w:top w:val="single" w:color="auto" w:sz="4"/>
+          <w:left w:val="single" w:color="auto" w:sz="4"/>
+          <w:bottom w:val="single" w:color="auto" w:sz="4"/>
+          <w:right w:val="single" w:color="auto" w:sz="4"/>
+          <w:insideH w:val="single" w:color="auto" w:sz="4"/>
+          <w:insideV w:val="single" w:color="auto" w:sz="4"/>
+        </w:tblBorders>
+      </w:tblPr>
+      <w:tblGrid>
+        <w:gridCol w:w="9806"/>
+      </w:tblGrid>
+      <w:tr>
+        <w:trPr>
+          <w:cantSplit/>
+        </w:trPr>
+        <w:tc>
+          <w:tcPr>
+            <w:tcW w:type="dxa" w:w="9806"/>
+            <w:tcBorders>
+              <w:top w:val="single" w:color="CFC9EE" w:sz="6"/>
+              <w:left w:val="single" w:color="CFC9EE" w:sz="6"/>
+              <w:bottom w:val="single" w:color="CFC9EE" w:sz="6"/>
+              <w:right w:val="single" w:color="CFC9EE" w:sz="6"/>
+            </w:tcBorders>
+            <w:tcMar>
+              <w:top w:type="dxa" w:w="90"/>
+              <w:left w:type="dxa" w:w="140"/>
+              <w:bottom w:type="dxa" w:w="90"/>
+              <w:right w:type="dxa" w:w="140"/>
+            </w:tcMar>
+          </w:tcPr>
+          <w:p>
+            <w:pPr>
+              <w:spacing w:after="80"/>
+            </w:pPr>
+            <w:r>
+              <w:rPr>
+                <w:b/>
+                <w:bCs/>
+                <w:color w:val="5B3FD6"/>
+                <w:sz w:val="24"/>
+                <w:szCs w:val="24"/>
+              </w:rPr>
+              <w:t xml:space="preserve">Q56</w:t>
+            </w:r>
+            <w:r>
+              <w:rPr>
+                <w:b/>
+                <w:bCs/>
+                <w:color w:val="1A0F5C"/>
+                <w:sz w:val="21"/>
+                <w:szCs w:val="21"/>
+              </w:rPr>
+              <w:t xml:space="preserve">   key 400 rows; 2.5 orders per customer.</w:t>
+            </w:r>
+            <w:r>
+              <w:rPr>
+                <w:color w:val="6B6690"/>
+                <w:sz w:val="18"/>
+                <w:szCs w:val="18"/>
+              </w:rPr>
+              <w:t xml:space="preserve">   Applied maths, Medium, [F], Thu</w:t>
+            </w:r>
+          </w:p>
+          <w:p>
+            <w:pPr>
+              <w:spacing w:after="80"/>
+            </w:pPr>
+            <w:r>
+              <w:rPr>
+                <w:b/>
+                <w:bCs/>
+                <w:color w:val="1A0F5C"/>
+                <w:sz w:val="21"/>
+                <w:szCs w:val="21"/>
+              </w:rPr>
+              <w:t xml:space="preserve">Why it holds.  </w:t>
+            </w:r>
+            <w:r>
+              <w:rPr>
+                <w:color w:val="1A0F5C"/>
+                <w:sz w:val="21"/>
+                <w:szCs w:val="21"/>
+              </w:rPr>
+              <w:t xml:space="preserve">One row per customer gives 400 rows, and 1,000 orders over 400 customers is 2.5. Integer division in Postgres would return 2, the week's trap.</w:t>
+            </w:r>
+          </w:p>
+          <w:p>
+            <w:pPr>
+              <w:spacing w:before="60"/>
+            </w:pPr>
+            <w:r>
+              <w:rPr>
+                <w:b/>
+                <w:bCs/>
+                <w:color w:val="1A0F5C"/>
+                <w:sz w:val="21"/>
+                <w:szCs w:val="21"/>
+              </w:rPr>
+              <w:t xml:space="preserve">In the interview.  </w:t>
+            </w:r>
+            <w:r>
+              <w:rPr>
+                <w:color w:val="1A0F5C"/>
+                <w:sz w:val="21"/>
+                <w:szCs w:val="21"/>
+              </w:rPr>
+              <w:t xml:space="preserve">groupby customer gives 400 rows at 2.5 orders each, computed in decimals.</w:t>
+            </w:r>
+          </w:p>
+          <w:p>
+            <w:pPr>
+              <w:spacing w:after="80"/>
+            </w:pPr>
+            <w:r>
+              <w:rPr>
+                <w:color w:val="6B6690"/>
+                <w:sz w:val="18"/>
+                <w:szCs w:val="18"/>
+              </w:rPr>
+              <w:t xml:space="preserve">Anchor: groupby in the split-apply-combine sentence.</w:t>
+            </w:r>
+          </w:p>
+        </w:tc>
+      </w:tr>
+    </w:tbl>
+    <w:p>
+      <w:pPr>
+        <w:spacing w:after="90"/>
+      </w:pPr>
+    </w:p>
+    <w:tbl>
+      <w:tblPr>
+        <w:tblW w:type="dxa" w:w="9806"/>
+        <w:tblBorders>
+          <w:top w:val="single" w:color="auto" w:sz="4"/>
+          <w:left w:val="single" w:color="auto" w:sz="4"/>
+          <w:bottom w:val="single" w:color="auto" w:sz="4"/>
+          <w:right w:val="single" w:color="auto" w:sz="4"/>
+          <w:insideH w:val="single" w:color="auto" w:sz="4"/>
+          <w:insideV w:val="single" w:color="auto" w:sz="4"/>
+        </w:tblBorders>
+      </w:tblPr>
+      <w:tblGrid>
+        <w:gridCol w:w="9806"/>
+      </w:tblGrid>
+      <w:tr>
+        <w:trPr>
+          <w:cantSplit/>
+        </w:trPr>
+        <w:tc>
+          <w:tcPr>
+            <w:tcW w:type="dxa" w:w="9806"/>
+            <w:tcBorders>
+              <w:top w:val="single" w:color="CFC9EE" w:sz="6"/>
+              <w:left w:val="single" w:color="CFC9EE" w:sz="6"/>
+              <w:bottom w:val="single" w:color="CFC9EE" w:sz="6"/>
+              <w:right w:val="single" w:color="CFC9EE" w:sz="6"/>
+            </w:tcBorders>
+            <w:tcMar>
+              <w:top w:type="dxa" w:w="90"/>
+              <w:left w:type="dxa" w:w="140"/>
+              <w:bottom w:type="dxa" w:w="90"/>
+              <w:right w:type="dxa" w:w="140"/>
+            </w:tcMar>
+          </w:tcPr>
+          <w:p>
+            <w:pPr>
+              <w:spacing w:after="80"/>
+            </w:pPr>
+            <w:r>
+              <w:rPr>
+                <w:b/>
+                <w:bCs/>
+                <w:color w:val="5B3FD6"/>
+                <w:sz w:val="24"/>
+                <w:szCs w:val="24"/>
+              </w:rPr>
+              <w:t xml:space="preserve">Q57</w:t>
+            </w:r>
+            <w:r>
+              <w:rPr>
+                <w:b/>
+                <w:bCs/>
+                <w:color w:val="1A0F5C"/>
+                <w:sz w:val="21"/>
+                <w:szCs w:val="21"/>
+              </w:rPr>
+              <w:t xml:space="preserve">   key c, b, e, f, a, d</w:t>
+            </w:r>
+            <w:r>
+              <w:rPr>
+                <w:color w:val="6B6690"/>
+                <w:sz w:val="18"/>
+                <w:szCs w:val="18"/>
+              </w:rPr>
+              <w:t xml:space="preserve">   Order the steps, Medium, [S], Mon</w:t>
+            </w:r>
+          </w:p>
+          <w:p>
+            <w:pPr>
+              <w:spacing w:after="80"/>
+            </w:pPr>
+            <w:r>
+              <w:rPr>
+                <w:b/>
+                <w:bCs/>
+                <w:color w:val="1A0F5C"/>
+                <w:sz w:val="21"/>
+                <w:szCs w:val="21"/>
+              </w:rPr>
+              <w:t xml:space="preserve">Why it holds.  </w:t>
+            </w:r>
+            <w:r>
+              <w:rPr>
+                <w:color w:val="1A0F5C"/>
+                <w:sz w:val="21"/>
+                <w:szCs w:val="21"/>
+              </w:rPr>
+              <w:t xml:space="preserve">The logical order is FROM, WHERE, GROUP BY, HAVING, SELECT, ORDER BY.</w:t>
+            </w:r>
+          </w:p>
+          <w:p>
+            <w:pPr>
+              <w:spacing w:before="60"/>
+            </w:pPr>
+            <w:r>
+              <w:rPr>
+                <w:b/>
+                <w:bCs/>
+                <w:color w:val="1A0F5C"/>
+                <w:sz w:val="21"/>
+                <w:szCs w:val="21"/>
+              </w:rPr>
+              <w:t xml:space="preserve">In the interview.  </w:t>
+            </w:r>
+            <w:r>
+              <w:rPr>
+                <w:color w:val="1A0F5C"/>
+                <w:sz w:val="21"/>
+                <w:szCs w:val="21"/>
+              </w:rPr>
+              <w:t xml:space="preserve">FROM, WHERE, GROUP BY, HAVING, SELECT, ORDER BY, which is why aliases work only in ORDER BY.</w:t>
+            </w:r>
+          </w:p>
+          <w:p>
+            <w:pPr>
+              <w:spacing w:after="80"/>
+            </w:pPr>
+            <w:r>
+              <w:rPr>
+                <w:color w:val="6B6690"/>
+                <w:sz w:val="18"/>
+                <w:szCs w:val="18"/>
+              </w:rPr>
+              <w:t xml:space="preserve">Anchor: Explain the logical order in which a SQL query executes.</w:t>
+            </w:r>
+          </w:p>
+        </w:tc>
+      </w:tr>
+    </w:tbl>
+    <w:p>
+      <w:pPr>
+        <w:spacing w:after="90"/>
+      </w:pPr>
+    </w:p>
+    <w:tbl>
+      <w:tblPr>
+        <w:tblW w:type="dxa" w:w="9806"/>
+        <w:tblBorders>
+          <w:top w:val="single" w:color="auto" w:sz="4"/>
+          <w:left w:val="single" w:color="auto" w:sz="4"/>
+          <w:bottom w:val="single" w:color="auto" w:sz="4"/>
+          <w:right w:val="single" w:color="auto" w:sz="4"/>
+          <w:insideH w:val="single" w:color="auto" w:sz="4"/>
+          <w:insideV w:val="single" w:color="auto" w:sz="4"/>
+        </w:tblBorders>
+      </w:tblPr>
+      <w:tblGrid>
+        <w:gridCol w:w="9806"/>
+      </w:tblGrid>
+      <w:tr>
+        <w:trPr>
+          <w:cantSplit/>
+        </w:trPr>
+        <w:tc>
+          <w:tcPr>
+            <w:tcW w:type="dxa" w:w="9806"/>
+            <w:tcBorders>
+              <w:top w:val="single" w:color="CFC9EE" w:sz="6"/>
+              <w:left w:val="single" w:color="CFC9EE" w:sz="6"/>
+              <w:bottom w:val="single" w:color="CFC9EE" w:sz="6"/>
+              <w:right w:val="single" w:color="CFC9EE" w:sz="6"/>
+            </w:tcBorders>
+            <w:tcMar>
+              <w:top w:type="dxa" w:w="90"/>
+              <w:left w:type="dxa" w:w="140"/>
+              <w:bottom w:type="dxa" w:w="90"/>
+              <w:right w:type="dxa" w:w="140"/>
+            </w:tcMar>
+          </w:tcPr>
+          <w:p>
+            <w:pPr>
+              <w:spacing w:after="80"/>
+            </w:pPr>
+            <w:r>
+              <w:rPr>
+                <w:b/>
+                <w:bCs/>
+                <w:color w:val="5B3FD6"/>
+                <w:sz w:val="24"/>
+                <w:szCs w:val="24"/>
+              </w:rPr>
+              <w:t xml:space="preserve">Q58</w:t>
+            </w:r>
+            <w:r>
+              <w:rPr>
+                <w:b/>
+                <w:bCs/>
+                <w:color w:val="1A0F5C"/>
+                <w:sz w:val="21"/>
+                <w:szCs w:val="21"/>
+              </w:rPr>
+              <w:t xml:space="preserve">   key b, c, a</w:t>
+            </w:r>
+            <w:r>
+              <w:rPr>
+                <w:color w:val="6B6690"/>
+                <w:sz w:val="18"/>
+                <w:szCs w:val="18"/>
+              </w:rPr>
+              <w:t xml:space="preserve">   Order the steps, Medium, [D], Fri</w:t>
+            </w:r>
+          </w:p>
+          <w:p>
+            <w:pPr>
+              <w:spacing w:after="80"/>
+            </w:pPr>
+            <w:r>
+              <w:rPr>
+                <w:b/>
+                <w:bCs/>
+                <w:color w:val="1A0F5C"/>
+                <w:sz w:val="21"/>
+                <w:szCs w:val="21"/>
+              </w:rPr>
+              <w:t xml:space="preserve">Why it holds.  </w:t>
+            </w:r>
+            <w:r>
+              <w:rPr>
+                <w:color w:val="1A0F5C"/>
+                <w:sz w:val="21"/>
+                <w:szCs w:val="21"/>
+              </w:rPr>
+              <w:t xml:space="preserve">The warehouse computes the source of truth, pandas carries the analyst's iteration, and Excel presents it to the room.</w:t>
+            </w:r>
+          </w:p>
+          <w:p>
+            <w:pPr>
+              <w:spacing w:before="60"/>
+            </w:pPr>
+            <w:r>
+              <w:rPr>
+                <w:b/>
+                <w:bCs/>
+                <w:color w:val="1A0F5C"/>
+                <w:sz w:val="21"/>
+                <w:szCs w:val="21"/>
+              </w:rPr>
+              <w:t xml:space="preserve">In the interview.  </w:t>
+            </w:r>
+            <w:r>
+              <w:rPr>
+                <w:color w:val="1A0F5C"/>
+                <w:sz w:val="21"/>
+                <w:szCs w:val="21"/>
+              </w:rPr>
+              <w:t xml:space="preserve">The number flows from the warehouse through pandas to Excel, and never back the other way.</w:t>
+            </w:r>
+          </w:p>
+          <w:p>
+            <w:pPr>
+              <w:spacing w:after="80"/>
+            </w:pPr>
+            <w:r>
+              <w:rPr>
+                <w:color w:val="6B6690"/>
+                <w:sz w:val="18"/>
+                <w:szCs w:val="18"/>
+              </w:rPr>
+              <w:t xml:space="preserve">Anchor: SQL, pandas or Excel: how do you choose?</w:t>
+            </w:r>
+          </w:p>
+        </w:tc>
+      </w:tr>
+    </w:tbl>
+    <w:p>
+      <w:pPr>
+        <w:spacing w:after="90"/>
+      </w:pPr>
+    </w:p>
+    <w:p>
       <w:pPr>
         <w:spacing w:after="100" w:before="240"/>
       </w:pPr>
@@ -13738,6 +23491,112 @@
           <w:szCs w:val="21"/>
         </w:rPr>
         <w:t xml:space="preserve">Hard (10): Q14, Q24, Q28, Q35, Q36, Q37, Q46, Q47, Q51, Q54</w:t>
+      </w:r>
+    </w:p>
+    <w:p>
+      <w:pPr>
+        <w:spacing w:after="100" w:before="240"/>
+      </w:pPr>
+      <w:r>
+        <w:rPr>
+          <w:rFonts w:ascii="Georgia" w:cs="Georgia" w:eastAsia="Georgia" w:hAnsi="Georgia"/>
+          <w:color w:val="1A0F5C"/>
+          <w:sz w:val="26"/>
+          <w:szCs w:val="26"/>
+        </w:rPr>
+        <w:t xml:space="preserve">The stretch page</w:t>
+      </w:r>
+    </w:p>
+    <w:p>
+      <w:pPr>
+        <w:spacing w:after="80"/>
+      </w:pPr>
+      <w:r>
+        <w:rPr>
+          <w:b/>
+          <w:bCs/>
+          <w:color w:val="5B3FD6"/>
+          <w:sz w:val="21"/>
+          <w:szCs w:val="21"/>
+        </w:rPr>
+        <w:t xml:space="preserve">Stretch 1.  </w:t>
+      </w:r>
+      <w:r>
+        <w:rPr>
+          <w:color w:val="1A0F5C"/>
+          <w:sz w:val="21"/>
+          <w:szCs w:val="21"/>
+        </w:rPr>
+        <w:t xml:space="preserve">Both counts are integers, so Postgres divides integers and drops the fraction: 1,000 / 400 returns 2. The right number is 2.5. Cast one side to numeric, as COUNT(*)::numeric / COUNT(DISTINCT customer_id), and check the result against a hand calculation on a small sample before the query runs every Monday.</w:t>
+      </w:r>
+    </w:p>
+    <w:p>
+      <w:pPr>
+        <w:spacing w:after="80"/>
+      </w:pPr>
+      <w:r>
+        <w:rPr>
+          <w:b/>
+          <w:bCs/>
+          <w:color w:val="5B3FD6"/>
+          <w:sz w:val="21"/>
+          <w:szCs w:val="21"/>
+        </w:rPr>
+        <w:t xml:space="preserve">Stretch 2.  </w:t>
+      </w:r>
+      <w:r>
+        <w:rPr>
+          <w:color w:val="1A0F5C"/>
+          <w:sz w:val="21"/>
+          <w:szCs w:val="21"/>
+        </w:rPr>
+        <w:t xml:space="preserve">WHERE runs after the join, and an unpaid order carries NULL in amount_paid, so the comparison is unknown and the row is dropped: the LEFT join now behaves like an INNER one. Move the condition into the ON clause so the unpaid orders stay. Then compare the row count before and after the join and count payment rows per order, because a retried payment recorded twice fans the join out and doubles those orders' amounts.</w:t>
+      </w:r>
+    </w:p>
+    <w:p>
+      <w:pPr>
+        <w:spacing w:after="80"/>
+      </w:pPr>
+      <w:r>
+        <w:rPr>
+          <w:b/>
+          <w:bCs/>
+          <w:color w:val="5B3FD6"/>
+          <w:sz w:val="21"/>
+          <w:szCs w:val="21"/>
+        </w:rPr>
+        <w:t xml:space="preserve">Stretch 3.  </w:t>
+      </w:r>
+      <w:r>
+        <w:rPr>
+          <w:color w:val="1A0F5C"/>
+          <w:sz w:val="21"/>
+          <w:szCs w:val="21"/>
+        </w:rPr>
+        <w:t xml:space="preserve">Name the conflict, since each rule is reasonable and they cannot both hold. Either ship 51 under RANK with the tie flagged, or ship 50 under ROW_NUMBER with a tiebreaker the business chooses and the report states, such as the earlier first order. Never let ROW_NUMBER break the tie on its own, because two runs can then hand two different lists.</w:t>
+      </w:r>
+    </w:p>
+    <w:p>
+      <w:pPr>
+        <w:spacing w:after="80"/>
+      </w:pPr>
+      <w:r>
+        <w:rPr>
+          <w:b/>
+          <w:bCs/>
+          <w:color w:val="5B3FD6"/>
+          <w:sz w:val="21"/>
+          <w:szCs w:val="21"/>
+        </w:rPr>
+        <w:t xml:space="preserve">Stretch 4.  </w:t>
+      </w:r>
+      <w:r>
+        <w:rPr>
+          <w:color w:val="1A0F5C"/>
+          <w:sz w:val="21"/>
+          <w:szCs w:val="21"/>
+        </w:rPr>
+        <w:t xml:space="preserve">pivot_table averages by default, so each cell is a mean order value where a total was meant; set aggfunc='sum' and reconcile the grand total with the warehouse. The lookup used a match mode of -1 or 1, which returns the next smaller or larger id when there is no exact match; set match_mode to 0 for an exact match and give if_not_found a visible message, so a missing id says so.</w:t>
       </w:r>
     </w:p>
     <w:sectPr>

--- a/content/W02/SAT/answer-key/C2_W02_SAT_answer_key_TRAINER.docx
+++ b/content/W02/SAT/answer-key/C2_W02_SAT_answer_key_TRAINER.docx
@@ -58,7 +58,7 @@
           <w:sz w:val="21"/>
           <w:szCs w:val="21"/>
         </w:rPr>
-        <w:t xml:space="preserve">Papers are swapped, so nobody marks their own.</w:t>
+        <w:t xml:space="preserve">Papers are swapped, so nobody checks their own.</w:t>
       </w:r>
     </w:p>
     <w:p>

--- a/content/W02/SAT/answer-key/C2_W02_SAT_answer_key_TRAINER.docx
+++ b/content/W02/SAT/answer-key/C2_W02_SAT_answer_key_TRAINER.docx
@@ -13842,7 +13842,7 @@
                 <w:sz w:val="21"/>
                 <w:szCs w:val="21"/>
               </w:rPr>
-              <w:t xml:space="preserve">A table has no stored order, so without ORDER BY the database returns whichever rows its plan reaches first, and two runs can differ.</w:t>
+              <w:t xml:space="preserve">A table has no stored order, so without ORDER BY the database returns whichever rows its plan reaches first, and two runs can differ. The common wrong answer is "sort", which fails because a plan that reads an index does return sorted rows on some runs; what the database withholds is the promise, so the word is guarantee.</w:t>
             </w:r>
           </w:p>
           <w:p>
@@ -14787,7 +14787,7 @@
                 <w:sz w:val="21"/>
                 <w:szCs w:val="21"/>
               </w:rPr>
-              <w:t xml:space="preserve">melt turns columns into rows, which lengthens the table; pivot_table does the reverse.</w:t>
+              <w:t xml:space="preserve">melt turns columns into rows, which lengthens the table; pivot_table does the reverse. The common wrong answer is unstack, which fails because unstack moves an index level into the columns and so widens the table, the same direction as pivot_table.</w:t>
             </w:r>
           </w:p>
           <w:p>
@@ -18192,7 +18192,7 @@
                 <w:sz w:val="21"/>
                 <w:szCs w:val="21"/>
               </w:rPr>
-              <w:t xml:space="preserve">When the window's ORDER BY has ties, the order of the tied rows is undefined, so the running total at those rows can differ from run to run. A tiebreaker column fixes it.</w:t>
+              <w:t xml:space="preserve">The claim needs a ROWS frame, such as ROWS BETWEEN UNBOUNDED PRECEDING AND CURRENT ROW: tied rows are then added one at a time in an undefined order, so the running total at those rows can differ from run to run. Postgres's default frame with an ORDER BY is RANGE, which treats tied rows as peers and gives them one shared running total, so on the default the ties change only the order the rows print in. Checked in Postgres 16.13. Option a stays the only defensible cause, because b, c and d are false on any frame, and a tiebreaker column in the window's ORDER BY fixes it on both.</w:t>
             </w:r>
           </w:p>
           <w:p>
@@ -18299,7 +18299,7 @@
                 <w:sz w:val="21"/>
                 <w:szCs w:val="21"/>
               </w:rPr>
-              <w:t xml:space="preserve">A running total that moves between runs has ties in its ORDER BY; add a tiebreaker so the order is defined.</w:t>
+              <w:t xml:space="preserve">A running total that moves between runs has ties in its ORDER BY under a ROWS frame, since the default RANGE frame gives tied rows one shared total; add a tiebreaker so the order is defined.</w:t>
             </w:r>
           </w:p>
           <w:p>
@@ -20456,7 +20456,7 @@
                 <w:sz w:val="21"/>
                 <w:szCs w:val="21"/>
               </w:rPr>
-              <w:t xml:space="preserve">920 orders give one row each, 50 orders give two rows each and 30 unpaid orders keep one row with NULLs: 920 + 100 + 30 = 1,050. Checked in Postgres 16.13.</w:t>
+              <w:t xml:space="preserve">920 orders give one row each, 50 orders give two rows each and 30 unpaid orders keep one row with NULLs: 920 + 100 + 30 = 1,050. Checked in Postgres 16.13. The common wrong answer is 1,000, which fails because a left join keeps every order but writes one row per matching payment, so the 50 retried orders appear twice.</w:t>
             </w:r>
           </w:p>
           <w:p>
@@ -20591,7 +20591,7 @@
                 <w:sz w:val="21"/>
                 <w:szCs w:val="21"/>
               </w:rPr>
-              <w:t xml:space="preserve">The INNER JOIN drops the 30 unpaid orders: 920 + 100 = 1,020.</w:t>
+              <w:t xml:space="preserve">The INNER JOIN drops the 30 unpaid orders: 920 + 100 = 1,020. The common wrong answer is 970, the count of orders with a payment, which fails because a join returns one row per matching pair and the 50 retried orders match two payment rows each.</w:t>
             </w:r>
           </w:p>
           <w:p>
@@ -21080,7 +21080,7 @@
                 <w:sz w:val="21"/>
                 <w:szCs w:val="21"/>
               </w:rPr>
-              <w:t xml:space="preserve">A 900, B and C tie at rank 2, so the next rank is 4 for D and E. Checked in Postgres 16.13.</w:t>
+              <w:t xml:space="preserve">A 900, B and C tie at rank 2, so the next rank is 4 for D and E. Checked in Postgres 16.13. The common wrong answer is 3, which is D's rank under DENSE_RANK(); RANK() skips the ranks the tie used up.</w:t>
             </w:r>
           </w:p>
           <w:p>
@@ -21215,7 +21215,7 @@
                 <w:sz w:val="21"/>
                 <w:szCs w:val="21"/>
               </w:rPr>
-              <w:t xml:space="preserve">Dense ranks run A 1, B and C 2, D and E 3, F 4.</w:t>
+              <w:t xml:space="preserve">Dense ranks run A 1, B and C 2, D and E 3, F 4. The common wrong answer is 6, which fails because 6 is F's rank under RANK() and its row number; DENSE_RANK() never skips a rank after a tie.</w:t>
             </w:r>
           </w:p>
           <w:p>
@@ -21788,7 +21788,7 @@
                 <w:sz w:val="21"/>
                 <w:szCs w:val="21"/>
               </w:rPr>
-              <w:t xml:space="preserve">940 customers match once and 60 match twice: 940 + 120 = 1,060.</w:t>
+              <w:t xml:space="preserve">940 customers match once and 60 match twice: 940 + 120 = 1,060. The common wrong answer is 1,000, which fails because a left merge keeps the left table's row count only when the right key is unique, and each of the 60 repeated customer_ids adds a row.</w:t>
             </w:r>
           </w:p>
           <w:p>
@@ -22496,7 +22496,7 @@
                 <w:sz w:val="21"/>
                 <w:szCs w:val="21"/>
               </w:rPr>
-              <w:t xml:space="preserve">Four segments times two quarters, with every combination present, gives eight groups.</w:t>
+              <w:t xml:space="preserve">Four segments times two quarters, with every combination present, gives eight groups. The common wrong answer is 6, which adds the segments to the quarters and fails because GROUP BY on two columns returns one row per pair of values, so the counts multiply.</w:t>
             </w:r>
           </w:p>
           <w:p>
@@ -22631,7 +22631,7 @@
                 <w:sz w:val="21"/>
                 <w:szCs w:val="21"/>
               </w:rPr>
-              <w:t xml:space="preserve">Fifty payments of Rs 2,000 counted twice add Rs 1 lakh: Rs 20 lakh plus Rs 1 lakh is Rs 21 lakh.</w:t>
+              <w:t xml:space="preserve">Fifty payments of Rs 2,000 counted twice add Rs 1 lakh: Rs 20 lakh plus Rs 1 lakh is Rs 21 lakh. The common wrong answer is Rs 20 lakh, which fails because SUM adds rows, and each retried payment is a second row carrying the same amount.</w:t>
             </w:r>
           </w:p>
           <w:p>
@@ -22766,7 +22766,7 @@
                 <w:sz w:val="21"/>
                 <w:szCs w:val="21"/>
               </w:rPr>
-              <w:t xml:space="preserve">Under RANK both tied members hold rank fifty, so 51 rows return; ROW_NUMBER numbers every row once and returns 50.</w:t>
+              <w:t xml:space="preserve">Under RANK both tied members hold rank fifty, so 51 rows return; ROW_NUMBER numbers every row once and returns 50. The common wrong answer is 50 under both, which fails because RANK() gives both tied members rank fifty and the filter keeps both.</w:t>
             </w:r>
           </w:p>
           <w:p>
@@ -22901,7 +22901,7 @@
                 <w:sz w:val="21"/>
                 <w:szCs w:val="21"/>
               </w:rPr>
-              <w:t xml:space="preserve">LAG gives 4,200 minus 5,000, a fall of Rs 800, and 3,900 minus 4,200, a fall of Rs 300. Two consecutive falls fire the flag.</w:t>
+              <w:t xml:space="preserve">LAG gives 4,200 minus 5,000, a fall of Rs 800, and 3,900 minus 4,200, a fall of Rs 300. Two consecutive falls fire the flag. The common wrong answer takes last month minus this month, reads two rises of Rs 800 and Rs 300 and says the flag does not fire; LAG returns last month's value, and the change is this month minus that value, so both changes are falls.</w:t>
             </w:r>
           </w:p>
           <w:p>

--- a/content/W02/SAT/answer-key/C2_W02_SAT_answer_key_TRAINER.docx
+++ b/content/W02/SAT/answer-key/C2_W02_SAT_answer_key_TRAINER.docx
@@ -26,7 +26,7 @@
           <w:sz w:val="21"/>
           <w:szCs w:val="21"/>
         </w:rPr>
-        <w:t xml:space="preserve">TRAINER.  Saturday 17 October 2026  ·  120 minutes  ·  52 items</w:t>
+        <w:t xml:space="preserve">TRAINER.  Saturday 17 October 2026  ·  120 minutes  ·  55 items</w:t>
       </w:r>
     </w:p>
     <w:p>
@@ -112,7 +112,7 @@
           <w:sz w:val="21"/>
           <w:szCs w:val="21"/>
         </w:rPr>
-        <w:t xml:space="preserve">The marker writes the count of ticks as Items right, out of 52, and hands the paper back.</w:t>
+        <w:t xml:space="preserve">The marker writes the count of ticks as Items right, out of 55, and hands the paper back.</w:t>
       </w:r>
     </w:p>
     <w:p>
@@ -1629,7 +1629,7 @@
                 <w:sz w:val="18"/>
                 <w:szCs w:val="18"/>
               </w:rPr>
-              <w:t xml:space="preserve">whether you catch a wrong number in a query, a line of pandas or a small result before it reaches a decision</w:t>
+              <w:t xml:space="preserve">whether you catch a wrong number in a query or a few lines of pandas before it reaches a decision</w:t>
             </w:r>
           </w:p>
         </w:tc>
@@ -1662,7 +1662,7 @@
                 <w:sz w:val="18"/>
                 <w:szCs w:val="18"/>
               </w:rPr>
-              <w:t xml:space="preserve">Q52 (1)</w:t>
+              <w:t xml:space="preserve">Q52 to Q55 (4)</w:t>
             </w:r>
           </w:p>
         </w:tc>
@@ -1695,7 +1695,7 @@
                 <w:sz w:val="18"/>
                 <w:szCs w:val="18"/>
               </w:rPr>
-              <w:t xml:space="preserve">2</w:t>
+              <w:t xml:space="preserve">8.5</w:t>
             </w:r>
           </w:p>
         </w:tc>
@@ -1794,7 +1794,7 @@
                 <w:sz w:val="18"/>
                 <w:szCs w:val="18"/>
               </w:rPr>
-              <w:t xml:space="preserve">0</w:t>
+              <w:t xml:space="preserve">3</w:t>
             </w:r>
           </w:p>
         </w:tc>
@@ -1892,7 +1892,7 @@
                 <w:sz w:val="18"/>
                 <w:szCs w:val="18"/>
               </w:rPr>
-              <w:t xml:space="preserve">52</w:t>
+              <w:t xml:space="preserve">55</w:t>
             </w:r>
           </w:p>
         </w:tc>
@@ -1924,7 +1924,7 @@
                 <w:sz w:val="18"/>
                 <w:szCs w:val="18"/>
               </w:rPr>
-              <w:t xml:space="preserve">113.5</w:t>
+              <w:t xml:space="preserve">120</w:t>
             </w:r>
           </w:p>
         </w:tc>
@@ -2020,7 +2020,7 @@
                 <w:sz w:val="18"/>
                 <w:szCs w:val="18"/>
               </w:rPr>
-              <w:t xml:space="preserve">10</w:t>
+              <w:t xml:space="preserve">13</w:t>
             </w:r>
           </w:p>
         </w:tc>
@@ -2050,7 +2050,7 @@
           <w:sz w:val="21"/>
           <w:szCs w:val="21"/>
         </w:rPr>
-        <w:t xml:space="preserve">A learner who guessed every item blind would average 10.6 of 52, since a written answer cannot be guessed from a list, and fewer than one guesser in twenty would reach 16. A score of 15 or below is therefore within reach of guessing alone, and the tally reads such a paper as a conversation to have on Monday, never as a result.</w:t>
+        <w:t xml:space="preserve">A learner who guessed every item blind would average 11.4 of 55, since a written answer cannot be guessed from a list, and fewer than one guesser in twenty would reach 17. A score of 16 or below is therefore within reach of guessing alone, and the tally reads such a paper as a conversation to have on Monday, never as a result.</w:t>
       </w:r>
     </w:p>
     <w:p>
@@ -14959,6 +14959,746 @@
                 <w:sz w:val="18"/>
                 <w:szCs w:val="18"/>
               </w:rPr>
+              <w:t xml:space="preserve">c</w:t>
+            </w:r>
+          </w:p>
+        </w:tc>
+        <w:tc>
+          <w:tcPr>
+            <w:tcW w:type="dxa" w:w="2200"/>
+            <w:tcBorders>
+              <w:top w:val="single" w:color="CFC9EE" w:sz="6"/>
+              <w:left w:val="single" w:color="CFC9EE" w:sz="6"/>
+              <w:bottom w:val="single" w:color="CFC9EE" w:sz="6"/>
+              <w:right w:val="single" w:color="CFC9EE" w:sz="6"/>
+            </w:tcBorders>
+            <w:shd w:fill="F4F2FA" w:color="auto" w:val="clear"/>
+            <w:tcMar>
+              <w:top w:type="dxa" w:w="90"/>
+              <w:left w:type="dxa" w:w="140"/>
+              <w:bottom w:type="dxa" w:w="90"/>
+              <w:right w:type="dxa" w:w="140"/>
+            </w:tcMar>
+          </w:tcPr>
+          <w:p>
+            <w:pPr>
+              <w:spacing w:after="80"/>
+            </w:pPr>
+            <w:r>
+              <w:rPr>
+                <w:color w:val="1A0F5C"/>
+                <w:sz w:val="18"/>
+                <w:szCs w:val="18"/>
+              </w:rPr>
+              <w:t xml:space="preserve">One correct option</w:t>
+            </w:r>
+          </w:p>
+        </w:tc>
+        <w:tc>
+          <w:tcPr>
+            <w:tcW w:type="dxa" w:w="700"/>
+            <w:tcBorders>
+              <w:top w:val="single" w:color="CFC9EE" w:sz="6"/>
+              <w:left w:val="single" w:color="CFC9EE" w:sz="6"/>
+              <w:bottom w:val="single" w:color="CFC9EE" w:sz="6"/>
+              <w:right w:val="single" w:color="CFC9EE" w:sz="6"/>
+            </w:tcBorders>
+            <w:shd w:fill="F4F2FA" w:color="auto" w:val="clear"/>
+            <w:tcMar>
+              <w:top w:type="dxa" w:w="90"/>
+              <w:left w:type="dxa" w:w="140"/>
+              <w:bottom w:type="dxa" w:w="90"/>
+              <w:right w:type="dxa" w:w="140"/>
+            </w:tcMar>
+          </w:tcPr>
+          <w:p>
+            <w:pPr>
+              <w:spacing w:after="80"/>
+            </w:pPr>
+            <w:r>
+              <w:rPr>
+                <w:color w:val="1A0F5C"/>
+                <w:sz w:val="18"/>
+                <w:szCs w:val="18"/>
+              </w:rPr>
+              <w:t xml:space="preserve">6</w:t>
+            </w:r>
+          </w:p>
+        </w:tc>
+        <w:tc>
+          <w:tcPr>
+            <w:tcW w:type="dxa" w:w="1000"/>
+            <w:tcBorders>
+              <w:top w:val="single" w:color="CFC9EE" w:sz="6"/>
+              <w:left w:val="single" w:color="CFC9EE" w:sz="6"/>
+              <w:bottom w:val="single" w:color="CFC9EE" w:sz="6"/>
+              <w:right w:val="single" w:color="CFC9EE" w:sz="6"/>
+            </w:tcBorders>
+            <w:shd w:fill="F4F2FA" w:color="auto" w:val="clear"/>
+            <w:tcMar>
+              <w:top w:type="dxa" w:w="90"/>
+              <w:left w:type="dxa" w:w="140"/>
+              <w:bottom w:type="dxa" w:w="90"/>
+              <w:right w:type="dxa" w:w="140"/>
+            </w:tcMar>
+          </w:tcPr>
+          <w:p>
+            <w:pPr>
+              <w:spacing w:after="80"/>
+            </w:pPr>
+            <w:r>
+              <w:rPr>
+                <w:color w:val="1A0F5C"/>
+                <w:sz w:val="18"/>
+                <w:szCs w:val="18"/>
+              </w:rPr>
+              <w:t xml:space="preserve">Hard</w:t>
+            </w:r>
+          </w:p>
+        </w:tc>
+        <w:tc>
+          <w:tcPr>
+            <w:tcW w:type="dxa" w:w="800"/>
+            <w:tcBorders>
+              <w:top w:val="single" w:color="CFC9EE" w:sz="6"/>
+              <w:left w:val="single" w:color="CFC9EE" w:sz="6"/>
+              <w:bottom w:val="single" w:color="CFC9EE" w:sz="6"/>
+              <w:right w:val="single" w:color="CFC9EE" w:sz="6"/>
+            </w:tcBorders>
+            <w:shd w:fill="F4F2FA" w:color="auto" w:val="clear"/>
+            <w:tcMar>
+              <w:top w:type="dxa" w:w="90"/>
+              <w:left w:type="dxa" w:w="140"/>
+              <w:bottom w:type="dxa" w:w="90"/>
+              <w:right w:type="dxa" w:w="140"/>
+            </w:tcMar>
+          </w:tcPr>
+          <w:p>
+            <w:pPr>
+              <w:spacing w:after="80"/>
+            </w:pPr>
+            <w:r>
+              <w:rPr>
+                <w:color w:val="1A0F5C"/>
+                <w:sz w:val="18"/>
+                <w:szCs w:val="18"/>
+              </w:rPr>
+              <w:t xml:space="preserve">[D]</w:t>
+            </w:r>
+          </w:p>
+        </w:tc>
+        <w:tc>
+          <w:tcPr>
+            <w:tcW w:type="dxa" w:w="800"/>
+            <w:tcBorders>
+              <w:top w:val="single" w:color="CFC9EE" w:sz="6"/>
+              <w:left w:val="single" w:color="CFC9EE" w:sz="6"/>
+              <w:bottom w:val="single" w:color="CFC9EE" w:sz="6"/>
+              <w:right w:val="single" w:color="CFC9EE" w:sz="6"/>
+            </w:tcBorders>
+            <w:shd w:fill="F4F2FA" w:color="auto" w:val="clear"/>
+            <w:tcMar>
+              <w:top w:type="dxa" w:w="90"/>
+              <w:left w:type="dxa" w:w="140"/>
+              <w:bottom w:type="dxa" w:w="90"/>
+              <w:right w:type="dxa" w:w="140"/>
+            </w:tcMar>
+          </w:tcPr>
+          <w:p>
+            <w:pPr>
+              <w:spacing w:after="80"/>
+            </w:pPr>
+            <w:r>
+              <w:rPr>
+                <w:color w:val="1A0F5C"/>
+                <w:sz w:val="18"/>
+                <w:szCs w:val="18"/>
+              </w:rPr>
+              <w:t xml:space="preserve">Mon</w:t>
+            </w:r>
+          </w:p>
+        </w:tc>
+        <w:tc>
+          <w:tcPr>
+            <w:tcW w:type="dxa" w:w="2306"/>
+            <w:tcBorders>
+              <w:top w:val="single" w:color="CFC9EE" w:sz="6"/>
+              <w:left w:val="single" w:color="CFC9EE" w:sz="6"/>
+              <w:bottom w:val="single" w:color="CFC9EE" w:sz="6"/>
+              <w:right w:val="single" w:color="CFC9EE" w:sz="6"/>
+            </w:tcBorders>
+            <w:shd w:fill="F4F2FA" w:color="auto" w:val="clear"/>
+            <w:tcMar>
+              <w:top w:type="dxa" w:w="90"/>
+              <w:left w:type="dxa" w:w="140"/>
+              <w:bottom w:type="dxa" w:w="90"/>
+              <w:right w:type="dxa" w:w="140"/>
+            </w:tcMar>
+          </w:tcPr>
+          <w:p>
+            <w:pPr>
+              <w:spacing w:after="80"/>
+            </w:pPr>
+            <w:r>
+              <w:rPr>
+                <w:color w:val="1A0F5C"/>
+                <w:sz w:val="18"/>
+                <w:szCs w:val="18"/>
+              </w:rPr>
+              <w:t xml:space="preserve">new</w:t>
+            </w:r>
+          </w:p>
+        </w:tc>
+      </w:tr>
+      <w:tr>
+        <w:tc>
+          <w:tcPr>
+            <w:tcW w:type="dxa" w:w="600"/>
+            <w:tcBorders>
+              <w:top w:val="single" w:color="CFC9EE" w:sz="6"/>
+              <w:left w:val="single" w:color="CFC9EE" w:sz="6"/>
+              <w:bottom w:val="single" w:color="CFC9EE" w:sz="6"/>
+              <w:right w:val="single" w:color="CFC9EE" w:sz="6"/>
+            </w:tcBorders>
+            <w:tcMar>
+              <w:top w:type="dxa" w:w="90"/>
+              <w:left w:type="dxa" w:w="140"/>
+              <w:bottom w:type="dxa" w:w="90"/>
+              <w:right w:type="dxa" w:w="140"/>
+            </w:tcMar>
+          </w:tcPr>
+          <w:p>
+            <w:pPr>
+              <w:spacing w:after="80"/>
+            </w:pPr>
+            <w:r>
+              <w:rPr>
+                <w:color w:val="1A0F5C"/>
+                <w:sz w:val="18"/>
+                <w:szCs w:val="18"/>
+              </w:rPr>
+              <w:t xml:space="preserve">53</w:t>
+            </w:r>
+          </w:p>
+        </w:tc>
+        <w:tc>
+          <w:tcPr>
+            <w:tcW w:type="dxa" w:w="1400"/>
+            <w:tcBorders>
+              <w:top w:val="single" w:color="CFC9EE" w:sz="6"/>
+              <w:left w:val="single" w:color="CFC9EE" w:sz="6"/>
+              <w:bottom w:val="single" w:color="CFC9EE" w:sz="6"/>
+              <w:right w:val="single" w:color="CFC9EE" w:sz="6"/>
+            </w:tcBorders>
+            <w:tcMar>
+              <w:top w:type="dxa" w:w="90"/>
+              <w:left w:type="dxa" w:w="140"/>
+              <w:bottom w:type="dxa" w:w="90"/>
+              <w:right w:type="dxa" w:w="140"/>
+            </w:tcMar>
+          </w:tcPr>
+          <w:p>
+            <w:pPr>
+              <w:spacing w:after="80"/>
+            </w:pPr>
+            <w:r>
+              <w:rPr>
+                <w:color w:val="1A0F5C"/>
+                <w:sz w:val="18"/>
+                <w:szCs w:val="18"/>
+              </w:rPr>
+              <w:t xml:space="preserve">b</w:t>
+            </w:r>
+          </w:p>
+        </w:tc>
+        <w:tc>
+          <w:tcPr>
+            <w:tcW w:type="dxa" w:w="2200"/>
+            <w:tcBorders>
+              <w:top w:val="single" w:color="CFC9EE" w:sz="6"/>
+              <w:left w:val="single" w:color="CFC9EE" w:sz="6"/>
+              <w:bottom w:val="single" w:color="CFC9EE" w:sz="6"/>
+              <w:right w:val="single" w:color="CFC9EE" w:sz="6"/>
+            </w:tcBorders>
+            <w:tcMar>
+              <w:top w:type="dxa" w:w="90"/>
+              <w:left w:type="dxa" w:w="140"/>
+              <w:bottom w:type="dxa" w:w="90"/>
+              <w:right w:type="dxa" w:w="140"/>
+            </w:tcMar>
+          </w:tcPr>
+          <w:p>
+            <w:pPr>
+              <w:spacing w:after="80"/>
+            </w:pPr>
+            <w:r>
+              <w:rPr>
+                <w:color w:val="1A0F5C"/>
+                <w:sz w:val="18"/>
+                <w:szCs w:val="18"/>
+              </w:rPr>
+              <w:t xml:space="preserve">Scenario set</w:t>
+            </w:r>
+          </w:p>
+        </w:tc>
+        <w:tc>
+          <w:tcPr>
+            <w:tcW w:type="dxa" w:w="700"/>
+            <w:tcBorders>
+              <w:top w:val="single" w:color="CFC9EE" w:sz="6"/>
+              <w:left w:val="single" w:color="CFC9EE" w:sz="6"/>
+              <w:bottom w:val="single" w:color="CFC9EE" w:sz="6"/>
+              <w:right w:val="single" w:color="CFC9EE" w:sz="6"/>
+            </w:tcBorders>
+            <w:tcMar>
+              <w:top w:type="dxa" w:w="90"/>
+              <w:left w:type="dxa" w:w="140"/>
+              <w:bottom w:type="dxa" w:w="90"/>
+              <w:right w:type="dxa" w:w="140"/>
+            </w:tcMar>
+          </w:tcPr>
+          <w:p>
+            <w:pPr>
+              <w:spacing w:after="80"/>
+            </w:pPr>
+            <w:r>
+              <w:rPr>
+                <w:color w:val="1A0F5C"/>
+                <w:sz w:val="18"/>
+                <w:szCs w:val="18"/>
+              </w:rPr>
+              <w:t xml:space="preserve">6</w:t>
+            </w:r>
+          </w:p>
+        </w:tc>
+        <w:tc>
+          <w:tcPr>
+            <w:tcW w:type="dxa" w:w="1000"/>
+            <w:tcBorders>
+              <w:top w:val="single" w:color="CFC9EE" w:sz="6"/>
+              <w:left w:val="single" w:color="CFC9EE" w:sz="6"/>
+              <w:bottom w:val="single" w:color="CFC9EE" w:sz="6"/>
+              <w:right w:val="single" w:color="CFC9EE" w:sz="6"/>
+            </w:tcBorders>
+            <w:tcMar>
+              <w:top w:type="dxa" w:w="90"/>
+              <w:left w:type="dxa" w:w="140"/>
+              <w:bottom w:type="dxa" w:w="90"/>
+              <w:right w:type="dxa" w:w="140"/>
+            </w:tcMar>
+          </w:tcPr>
+          <w:p>
+            <w:pPr>
+              <w:spacing w:after="80"/>
+            </w:pPr>
+            <w:r>
+              <w:rPr>
+                <w:color w:val="1A0F5C"/>
+                <w:sz w:val="18"/>
+                <w:szCs w:val="18"/>
+              </w:rPr>
+              <w:t xml:space="preserve">Hard</w:t>
+            </w:r>
+          </w:p>
+        </w:tc>
+        <w:tc>
+          <w:tcPr>
+            <w:tcW w:type="dxa" w:w="800"/>
+            <w:tcBorders>
+              <w:top w:val="single" w:color="CFC9EE" w:sz="6"/>
+              <w:left w:val="single" w:color="CFC9EE" w:sz="6"/>
+              <w:bottom w:val="single" w:color="CFC9EE" w:sz="6"/>
+              <w:right w:val="single" w:color="CFC9EE" w:sz="6"/>
+            </w:tcBorders>
+            <w:tcMar>
+              <w:top w:type="dxa" w:w="90"/>
+              <w:left w:type="dxa" w:w="140"/>
+              <w:bottom w:type="dxa" w:w="90"/>
+              <w:right w:type="dxa" w:w="140"/>
+            </w:tcMar>
+          </w:tcPr>
+          <w:p>
+            <w:pPr>
+              <w:spacing w:after="80"/>
+            </w:pPr>
+            <w:r>
+              <w:rPr>
+                <w:color w:val="1A0F5C"/>
+                <w:sz w:val="18"/>
+                <w:szCs w:val="18"/>
+              </w:rPr>
+              <w:t xml:space="preserve">[S]</w:t>
+            </w:r>
+          </w:p>
+        </w:tc>
+        <w:tc>
+          <w:tcPr>
+            <w:tcW w:type="dxa" w:w="800"/>
+            <w:tcBorders>
+              <w:top w:val="single" w:color="CFC9EE" w:sz="6"/>
+              <w:left w:val="single" w:color="CFC9EE" w:sz="6"/>
+              <w:bottom w:val="single" w:color="CFC9EE" w:sz="6"/>
+              <w:right w:val="single" w:color="CFC9EE" w:sz="6"/>
+            </w:tcBorders>
+            <w:tcMar>
+              <w:top w:type="dxa" w:w="90"/>
+              <w:left w:type="dxa" w:w="140"/>
+              <w:bottom w:type="dxa" w:w="90"/>
+              <w:right w:type="dxa" w:w="140"/>
+            </w:tcMar>
+          </w:tcPr>
+          <w:p>
+            <w:pPr>
+              <w:spacing w:after="80"/>
+            </w:pPr>
+            <w:r>
+              <w:rPr>
+                <w:color w:val="1A0F5C"/>
+                <w:sz w:val="18"/>
+                <w:szCs w:val="18"/>
+              </w:rPr>
+              <w:t xml:space="preserve">Tue</w:t>
+            </w:r>
+          </w:p>
+        </w:tc>
+        <w:tc>
+          <w:tcPr>
+            <w:tcW w:type="dxa" w:w="2306"/>
+            <w:tcBorders>
+              <w:top w:val="single" w:color="CFC9EE" w:sz="6"/>
+              <w:left w:val="single" w:color="CFC9EE" w:sz="6"/>
+              <w:bottom w:val="single" w:color="CFC9EE" w:sz="6"/>
+              <w:right w:val="single" w:color="CFC9EE" w:sz="6"/>
+            </w:tcBorders>
+            <w:tcMar>
+              <w:top w:type="dxa" w:w="90"/>
+              <w:left w:type="dxa" w:w="140"/>
+              <w:bottom w:type="dxa" w:w="90"/>
+              <w:right w:type="dxa" w:w="140"/>
+            </w:tcMar>
+          </w:tcPr>
+          <w:p>
+            <w:pPr>
+              <w:spacing w:after="80"/>
+            </w:pPr>
+            <w:r>
+              <w:rPr>
+                <w:color w:val="1A0F5C"/>
+                <w:sz w:val="18"/>
+                <w:szCs w:val="18"/>
+              </w:rPr>
+              <w:t xml:space="preserve">new</w:t>
+            </w:r>
+          </w:p>
+        </w:tc>
+      </w:tr>
+      <w:tr>
+        <w:tc>
+          <w:tcPr>
+            <w:tcW w:type="dxa" w:w="600"/>
+            <w:tcBorders>
+              <w:top w:val="single" w:color="CFC9EE" w:sz="6"/>
+              <w:left w:val="single" w:color="CFC9EE" w:sz="6"/>
+              <w:bottom w:val="single" w:color="CFC9EE" w:sz="6"/>
+              <w:right w:val="single" w:color="CFC9EE" w:sz="6"/>
+            </w:tcBorders>
+            <w:shd w:fill="F4F2FA" w:color="auto" w:val="clear"/>
+            <w:tcMar>
+              <w:top w:type="dxa" w:w="90"/>
+              <w:left w:type="dxa" w:w="140"/>
+              <w:bottom w:type="dxa" w:w="90"/>
+              <w:right w:type="dxa" w:w="140"/>
+            </w:tcMar>
+          </w:tcPr>
+          <w:p>
+            <w:pPr>
+              <w:spacing w:after="80"/>
+            </w:pPr>
+            <w:r>
+              <w:rPr>
+                <w:color w:val="1A0F5C"/>
+                <w:sz w:val="18"/>
+                <w:szCs w:val="18"/>
+              </w:rPr>
+              <w:t xml:space="preserve">54</w:t>
+            </w:r>
+          </w:p>
+        </w:tc>
+        <w:tc>
+          <w:tcPr>
+            <w:tcW w:type="dxa" w:w="1400"/>
+            <w:tcBorders>
+              <w:top w:val="single" w:color="CFC9EE" w:sz="6"/>
+              <w:left w:val="single" w:color="CFC9EE" w:sz="6"/>
+              <w:bottom w:val="single" w:color="CFC9EE" w:sz="6"/>
+              <w:right w:val="single" w:color="CFC9EE" w:sz="6"/>
+            </w:tcBorders>
+            <w:shd w:fill="F4F2FA" w:color="auto" w:val="clear"/>
+            <w:tcMar>
+              <w:top w:type="dxa" w:w="90"/>
+              <w:left w:type="dxa" w:w="140"/>
+              <w:bottom w:type="dxa" w:w="90"/>
+              <w:right w:type="dxa" w:w="140"/>
+            </w:tcMar>
+          </w:tcPr>
+          <w:p>
+            <w:pPr>
+              <w:spacing w:after="80"/>
+            </w:pPr>
+            <w:r>
+              <w:rPr>
+                <w:color w:val="1A0F5C"/>
+                <w:sz w:val="18"/>
+                <w:szCs w:val="18"/>
+              </w:rPr>
+              <w:t xml:space="preserve">d</w:t>
+            </w:r>
+          </w:p>
+        </w:tc>
+        <w:tc>
+          <w:tcPr>
+            <w:tcW w:type="dxa" w:w="2200"/>
+            <w:tcBorders>
+              <w:top w:val="single" w:color="CFC9EE" w:sz="6"/>
+              <w:left w:val="single" w:color="CFC9EE" w:sz="6"/>
+              <w:bottom w:val="single" w:color="CFC9EE" w:sz="6"/>
+              <w:right w:val="single" w:color="CFC9EE" w:sz="6"/>
+            </w:tcBorders>
+            <w:shd w:fill="F4F2FA" w:color="auto" w:val="clear"/>
+            <w:tcMar>
+              <w:top w:type="dxa" w:w="90"/>
+              <w:left w:type="dxa" w:w="140"/>
+              <w:bottom w:type="dxa" w:w="90"/>
+              <w:right w:type="dxa" w:w="140"/>
+            </w:tcMar>
+          </w:tcPr>
+          <w:p>
+            <w:pPr>
+              <w:spacing w:after="80"/>
+            </w:pPr>
+            <w:r>
+              <w:rPr>
+                <w:color w:val="1A0F5C"/>
+                <w:sz w:val="18"/>
+                <w:szCs w:val="18"/>
+              </w:rPr>
+              <w:t xml:space="preserve">One correct option</w:t>
+            </w:r>
+          </w:p>
+        </w:tc>
+        <w:tc>
+          <w:tcPr>
+            <w:tcW w:type="dxa" w:w="700"/>
+            <w:tcBorders>
+              <w:top w:val="single" w:color="CFC9EE" w:sz="6"/>
+              <w:left w:val="single" w:color="CFC9EE" w:sz="6"/>
+              <w:bottom w:val="single" w:color="CFC9EE" w:sz="6"/>
+              <w:right w:val="single" w:color="CFC9EE" w:sz="6"/>
+            </w:tcBorders>
+            <w:shd w:fill="F4F2FA" w:color="auto" w:val="clear"/>
+            <w:tcMar>
+              <w:top w:type="dxa" w:w="90"/>
+              <w:left w:type="dxa" w:w="140"/>
+              <w:bottom w:type="dxa" w:w="90"/>
+              <w:right w:type="dxa" w:w="140"/>
+            </w:tcMar>
+          </w:tcPr>
+          <w:p>
+            <w:pPr>
+              <w:spacing w:after="80"/>
+            </w:pPr>
+            <w:r>
+              <w:rPr>
+                <w:color w:val="1A0F5C"/>
+                <w:sz w:val="18"/>
+                <w:szCs w:val="18"/>
+              </w:rPr>
+              <w:t xml:space="preserve">6</w:t>
+            </w:r>
+          </w:p>
+        </w:tc>
+        <w:tc>
+          <w:tcPr>
+            <w:tcW w:type="dxa" w:w="1000"/>
+            <w:tcBorders>
+              <w:top w:val="single" w:color="CFC9EE" w:sz="6"/>
+              <w:left w:val="single" w:color="CFC9EE" w:sz="6"/>
+              <w:bottom w:val="single" w:color="CFC9EE" w:sz="6"/>
+              <w:right w:val="single" w:color="CFC9EE" w:sz="6"/>
+            </w:tcBorders>
+            <w:shd w:fill="F4F2FA" w:color="auto" w:val="clear"/>
+            <w:tcMar>
+              <w:top w:type="dxa" w:w="90"/>
+              <w:left w:type="dxa" w:w="140"/>
+              <w:bottom w:type="dxa" w:w="90"/>
+              <w:right w:type="dxa" w:w="140"/>
+            </w:tcMar>
+          </w:tcPr>
+          <w:p>
+            <w:pPr>
+              <w:spacing w:after="80"/>
+            </w:pPr>
+            <w:r>
+              <w:rPr>
+                <w:color w:val="1A0F5C"/>
+                <w:sz w:val="18"/>
+                <w:szCs w:val="18"/>
+              </w:rPr>
+              <w:t xml:space="preserve">Hard</w:t>
+            </w:r>
+          </w:p>
+        </w:tc>
+        <w:tc>
+          <w:tcPr>
+            <w:tcW w:type="dxa" w:w="800"/>
+            <w:tcBorders>
+              <w:top w:val="single" w:color="CFC9EE" w:sz="6"/>
+              <w:left w:val="single" w:color="CFC9EE" w:sz="6"/>
+              <w:bottom w:val="single" w:color="CFC9EE" w:sz="6"/>
+              <w:right w:val="single" w:color="CFC9EE" w:sz="6"/>
+            </w:tcBorders>
+            <w:shd w:fill="F4F2FA" w:color="auto" w:val="clear"/>
+            <w:tcMar>
+              <w:top w:type="dxa" w:w="90"/>
+              <w:left w:type="dxa" w:w="140"/>
+              <w:bottom w:type="dxa" w:w="90"/>
+              <w:right w:type="dxa" w:w="140"/>
+            </w:tcMar>
+          </w:tcPr>
+          <w:p>
+            <w:pPr>
+              <w:spacing w:after="80"/>
+            </w:pPr>
+            <w:r>
+              <w:rPr>
+                <w:color w:val="1A0F5C"/>
+                <w:sz w:val="18"/>
+                <w:szCs w:val="18"/>
+              </w:rPr>
+              <w:t xml:space="preserve">[S]</w:t>
+            </w:r>
+          </w:p>
+        </w:tc>
+        <w:tc>
+          <w:tcPr>
+            <w:tcW w:type="dxa" w:w="800"/>
+            <w:tcBorders>
+              <w:top w:val="single" w:color="CFC9EE" w:sz="6"/>
+              <w:left w:val="single" w:color="CFC9EE" w:sz="6"/>
+              <w:bottom w:val="single" w:color="CFC9EE" w:sz="6"/>
+              <w:right w:val="single" w:color="CFC9EE" w:sz="6"/>
+            </w:tcBorders>
+            <w:shd w:fill="F4F2FA" w:color="auto" w:val="clear"/>
+            <w:tcMar>
+              <w:top w:type="dxa" w:w="90"/>
+              <w:left w:type="dxa" w:w="140"/>
+              <w:bottom w:type="dxa" w:w="90"/>
+              <w:right w:type="dxa" w:w="140"/>
+            </w:tcMar>
+          </w:tcPr>
+          <w:p>
+            <w:pPr>
+              <w:spacing w:after="80"/>
+            </w:pPr>
+            <w:r>
+              <w:rPr>
+                <w:color w:val="1A0F5C"/>
+                <w:sz w:val="18"/>
+                <w:szCs w:val="18"/>
+              </w:rPr>
+              <w:t xml:space="preserve">Thu</w:t>
+            </w:r>
+          </w:p>
+        </w:tc>
+        <w:tc>
+          <w:tcPr>
+            <w:tcW w:type="dxa" w:w="2306"/>
+            <w:tcBorders>
+              <w:top w:val="single" w:color="CFC9EE" w:sz="6"/>
+              <w:left w:val="single" w:color="CFC9EE" w:sz="6"/>
+              <w:bottom w:val="single" w:color="CFC9EE" w:sz="6"/>
+              <w:right w:val="single" w:color="CFC9EE" w:sz="6"/>
+            </w:tcBorders>
+            <w:shd w:fill="F4F2FA" w:color="auto" w:val="clear"/>
+            <w:tcMar>
+              <w:top w:type="dxa" w:w="90"/>
+              <w:left w:type="dxa" w:w="140"/>
+              <w:bottom w:type="dxa" w:w="90"/>
+              <w:right w:type="dxa" w:w="140"/>
+            </w:tcMar>
+          </w:tcPr>
+          <w:p>
+            <w:pPr>
+              <w:spacing w:after="80"/>
+            </w:pPr>
+            <w:r>
+              <w:rPr>
+                <w:color w:val="1A0F5C"/>
+                <w:sz w:val="18"/>
+                <w:szCs w:val="18"/>
+              </w:rPr>
+              <w:t xml:space="preserve">new</w:t>
+            </w:r>
+          </w:p>
+        </w:tc>
+      </w:tr>
+      <w:tr>
+        <w:tc>
+          <w:tcPr>
+            <w:tcW w:type="dxa" w:w="600"/>
+            <w:tcBorders>
+              <w:top w:val="single" w:color="CFC9EE" w:sz="6"/>
+              <w:left w:val="single" w:color="CFC9EE" w:sz="6"/>
+              <w:bottom w:val="single" w:color="CFC9EE" w:sz="6"/>
+              <w:right w:val="single" w:color="CFC9EE" w:sz="6"/>
+            </w:tcBorders>
+            <w:tcMar>
+              <w:top w:type="dxa" w:w="90"/>
+              <w:left w:type="dxa" w:w="140"/>
+              <w:bottom w:type="dxa" w:w="90"/>
+              <w:right w:type="dxa" w:w="140"/>
+            </w:tcMar>
+          </w:tcPr>
+          <w:p>
+            <w:pPr>
+              <w:spacing w:after="80"/>
+            </w:pPr>
+            <w:r>
+              <w:rPr>
+                <w:color w:val="1A0F5C"/>
+                <w:sz w:val="18"/>
+                <w:szCs w:val="18"/>
+              </w:rPr>
+              <w:t xml:space="preserve">55</w:t>
+            </w:r>
+          </w:p>
+        </w:tc>
+        <w:tc>
+          <w:tcPr>
+            <w:tcW w:type="dxa" w:w="1400"/>
+            <w:tcBorders>
+              <w:top w:val="single" w:color="CFC9EE" w:sz="6"/>
+              <w:left w:val="single" w:color="CFC9EE" w:sz="6"/>
+              <w:bottom w:val="single" w:color="CFC9EE" w:sz="6"/>
+              <w:right w:val="single" w:color="CFC9EE" w:sz="6"/>
+            </w:tcBorders>
+            <w:tcMar>
+              <w:top w:type="dxa" w:w="90"/>
+              <w:left w:type="dxa" w:w="140"/>
+              <w:bottom w:type="dxa" w:w="90"/>
+              <w:right w:type="dxa" w:w="140"/>
+            </w:tcMar>
+          </w:tcPr>
+          <w:p>
+            <w:pPr>
+              <w:spacing w:after="80"/>
+            </w:pPr>
+            <w:r>
+              <w:rPr>
+                <w:color w:val="1A0F5C"/>
+                <w:sz w:val="18"/>
+                <w:szCs w:val="18"/>
+              </w:rPr>
               <w:t xml:space="preserve">a</w:t>
             </w:r>
           </w:p>
@@ -14972,7 +15712,6 @@
               <w:bottom w:val="single" w:color="CFC9EE" w:sz="6"/>
               <w:right w:val="single" w:color="CFC9EE" w:sz="6"/>
             </w:tcBorders>
-            <w:shd w:fill="F4F2FA" w:color="auto" w:val="clear"/>
             <w:tcMar>
               <w:top w:type="dxa" w:w="90"/>
               <w:left w:type="dxa" w:w="140"/>
@@ -15003,7 +15742,6 @@
               <w:bottom w:val="single" w:color="CFC9EE" w:sz="6"/>
               <w:right w:val="single" w:color="CFC9EE" w:sz="6"/>
             </w:tcBorders>
-            <w:shd w:fill="F4F2FA" w:color="auto" w:val="clear"/>
             <w:tcMar>
               <w:top w:type="dxa" w:w="90"/>
               <w:left w:type="dxa" w:w="140"/>
@@ -15034,7 +15772,6 @@
               <w:bottom w:val="single" w:color="CFC9EE" w:sz="6"/>
               <w:right w:val="single" w:color="CFC9EE" w:sz="6"/>
             </w:tcBorders>
-            <w:shd w:fill="F4F2FA" w:color="auto" w:val="clear"/>
             <w:tcMar>
               <w:top w:type="dxa" w:w="90"/>
               <w:left w:type="dxa" w:w="140"/>
@@ -15065,7 +15802,6 @@
               <w:bottom w:val="single" w:color="CFC9EE" w:sz="6"/>
               <w:right w:val="single" w:color="CFC9EE" w:sz="6"/>
             </w:tcBorders>
-            <w:shd w:fill="F4F2FA" w:color="auto" w:val="clear"/>
             <w:tcMar>
               <w:top w:type="dxa" w:w="90"/>
               <w:left w:type="dxa" w:w="140"/>
@@ -15096,7 +15832,6 @@
               <w:bottom w:val="single" w:color="CFC9EE" w:sz="6"/>
               <w:right w:val="single" w:color="CFC9EE" w:sz="6"/>
             </w:tcBorders>
-            <w:shd w:fill="F4F2FA" w:color="auto" w:val="clear"/>
             <w:tcMar>
               <w:top w:type="dxa" w:w="90"/>
               <w:left w:type="dxa" w:w="140"/>
@@ -15127,7 +15862,6 @@
               <w:bottom w:val="single" w:color="CFC9EE" w:sz="6"/>
               <w:right w:val="single" w:color="CFC9EE" w:sz="6"/>
             </w:tcBorders>
-            <w:shd w:fill="F4F2FA" w:color="auto" w:val="clear"/>
             <w:tcMar>
               <w:top w:type="dxa" w:w="90"/>
               <w:left w:type="dxa" w:w="140"/>
@@ -17479,7 +18213,7 @@
                 <w:sz w:val="21"/>
                 <w:szCs w:val="21"/>
               </w:rPr>
-              <w:t xml:space="preserve">The logical order is FROM, WHERE, GROUP BY, HAVING, SELECT, ORDER BY.</w:t>
+              <w:t xml:space="preserve">The logical order is FROM, WHERE, GROUP BY, HAVING, SELECT, ORDER BY. The common wrong answer is the order the clauses are typed, a, c, b, e, f, d, which puts SELECT first; the database cannot pick columns from rows it has not yet read, filtered and grouped.</w:t>
             </w:r>
           </w:p>
           <w:p>
@@ -18518,7 +19252,7 @@
                 <w:sz w:val="21"/>
                 <w:szCs w:val="21"/>
               </w:rPr>
-              <w:t xml:space="preserve">The font changes no number; it is the nonsense option that tests reading.</w:t>
+              <w:t xml:space="preserve">Every order stays in a LEFT JOIN, so the channels match before and after it whether or not the join fanned out. A check that cannot fail proves nothing, which is how the doubled total passed a row-by-row reading on Tuesday.</w:t>
             </w:r>
           </w:p>
           <w:p>
@@ -22850,7 +23584,7 @@
                 <w:sz w:val="21"/>
                 <w:szCs w:val="21"/>
               </w:rPr>
-              <w:t xml:space="preserve">Colour styles the card and changes no reading of the number.</w:t>
+              <w:t xml:space="preserve">An exact figure changes no reading: Rs 19,84,00,000 to the rupee reads as a doubled quarter exactly as Friday's card of Rs 19.84 crore did, because what was missing was the period.</w:t>
             </w:r>
           </w:p>
           <w:p>
@@ -23828,7 +24562,7 @@
                 <w:sz w:val="21"/>
                 <w:szCs w:val="21"/>
               </w:rPr>
-              <w:t xml:space="preserve">The warehouse computes the source of truth, pandas carries the analyst's iteration, and Excel presents it to the room.</w:t>
+              <w:t xml:space="preserve">The warehouse computes the source of truth, pandas carries the analyst's iteration, and Excel presents it to the room. Any order that starts in pandas or Excel makes a copy the source of truth, which Friday's operating rule forbids: the number of record lives in the warehouse.</w:t>
             </w:r>
           </w:p>
           <w:p>
@@ -23923,6 +24657,663 @@
                 <w:szCs w:val="24"/>
               </w:rPr>
               <w:t xml:space="preserve">Q52</w:t>
+            </w:r>
+            <w:r>
+              <w:rPr>
+                <w:b/>
+                <w:bCs/>
+                <w:color w:val="1A0F5C"/>
+                <w:sz w:val="21"/>
+                <w:szCs w:val="21"/>
+              </w:rPr>
+              <w:t xml:space="preserve">   key c</w:t>
+            </w:r>
+            <w:r>
+              <w:rPr>
+                <w:color w:val="6B6690"/>
+                <w:sz w:val="18"/>
+                <w:szCs w:val="18"/>
+              </w:rPr>
+              <w:t xml:space="preserve">   One correct option, Hard, [D], Mon</w:t>
+            </w:r>
+          </w:p>
+          <w:p>
+            <w:pPr>
+              <w:spacing w:after="80"/>
+            </w:pPr>
+            <w:r>
+              <w:rPr>
+                <w:b/>
+                <w:bCs/>
+                <w:color w:val="1A0F5C"/>
+                <w:sz w:val="21"/>
+                <w:szCs w:val="21"/>
+              </w:rPr>
+              <w:t xml:space="preserve">Why it holds.  </w:t>
+            </w:r>
+            <w:r>
+              <w:rPr>
+                <w:color w:val="1A0F5C"/>
+                <w:sz w:val="21"/>
+                <w:szCs w:val="21"/>
+              </w:rPr>
+              <w:t xml:space="preserve">The CASE has no ELSE, so C3 and C4, who bought nothing in Q2, carry a NULL q2_spend where a zero was meant. AVG divides by the values it can see: avg_q1 is Rs 6,000 over four members and avg_q2 is C1's Rs 1,800 and C2's Rs 1,200 over two, so both come to 1,500 and the query reports spend per member as flat. Half the members stopped buying, and with COALESCE(..., 0) the honest Q2 figure is Rs 750, half of Q1. The check that catches it is count(*) beside count(q2_spend), 4 against 2. Run on PostgreSQL 16.13 on 30 September 2026, the query returns 1500 and 1500.</w:t>
+            </w:r>
+          </w:p>
+          <w:p>
+            <w:pPr>
+              <w:pStyle w:val="ListParagraph"/>
+              <w:numPr>
+                <w:ilvl w:val="0"/>
+                <w:numId w:val="3"/>
+              </w:numPr>
+              <w:spacing w:after="40"/>
+            </w:pPr>
+            <w:r>
+              <w:rPr>
+                <w:b/>
+                <w:bCs/>
+                <w:color w:val="5B3FD6"/>
+                <w:sz w:val="21"/>
+                <w:szCs w:val="21"/>
+              </w:rPr>
+              <w:t xml:space="preserve">(a)  </w:t>
+            </w:r>
+            <w:r>
+              <w:rPr>
+                <w:color w:val="1A0F5C"/>
+                <w:sz w:val="21"/>
+                <w:szCs w:val="21"/>
+              </w:rPr>
+              <w:t xml:space="preserve">The figure the head of Retail-Plus needed, and one this query never computes: it would need COALESCE(..., 0) to count the two members with no Q2 order as zero. Reading AVG as dividing by every member is Monday's round 3 trap, the member average that quietly left out the members who bought nothing in the quarter.</w:t>
+            </w:r>
+          </w:p>
+          <w:p>
+            <w:pPr>
+              <w:pStyle w:val="ListParagraph"/>
+              <w:numPr>
+                <w:ilvl w:val="0"/>
+                <w:numId w:val="3"/>
+              </w:numPr>
+              <w:spacing w:after="40"/>
+            </w:pPr>
+            <w:r>
+              <w:rPr>
+                <w:b/>
+                <w:bCs/>
+                <w:color w:val="5B3FD6"/>
+                <w:sz w:val="21"/>
+                <w:szCs w:val="21"/>
+              </w:rPr>
+              <w:t xml:space="preserve">(b)  </w:t>
+            </w:r>
+            <w:r>
+              <w:rPr>
+                <w:color w:val="1A0F5C"/>
+                <w:sz w:val="21"/>
+                <w:szCs w:val="21"/>
+              </w:rPr>
+              <w:t xml:space="preserve">Averages the three Q2 order rows, Rs 3,000 over three, at the order's grain, where the CTE first sums C1's two Q2 orders into one member. Rows read as customers is Monday's round 1 trap.</w:t>
+            </w:r>
+          </w:p>
+          <w:p>
+            <w:pPr>
+              <w:pStyle w:val="ListParagraph"/>
+              <w:numPr>
+                <w:ilvl w:val="0"/>
+                <w:numId w:val="3"/>
+              </w:numPr>
+              <w:spacing w:after="40"/>
+            </w:pPr>
+            <w:r>
+              <w:rPr>
+                <w:b/>
+                <w:bCs/>
+                <w:color w:val="5B3FD6"/>
+                <w:sz w:val="21"/>
+                <w:szCs w:val="21"/>
+              </w:rPr>
+              <w:t xml:space="preserve">(d)  </w:t>
+            </w:r>
+            <w:r>
+              <w:rPr>
+                <w:color w:val="1A0F5C"/>
+                <w:sz w:val="21"/>
+                <w:szCs w:val="21"/>
+              </w:rPr>
+              <w:t xml:space="preserve">Reads NULL as spreading through the aggregate. AVG skips NULLs, as Monday's round 3 showed on the invented values 100, NULL and 200, where AVG returned 150; only arithmetic such as q2_spend - q1_spend turns NULL.</w:t>
+            </w:r>
+          </w:p>
+          <w:p>
+            <w:pPr>
+              <w:spacing w:before="60"/>
+            </w:pPr>
+            <w:r>
+              <w:rPr>
+                <w:b/>
+                <w:bCs/>
+                <w:color w:val="1A0F5C"/>
+                <w:sz w:val="21"/>
+                <w:szCs w:val="21"/>
+              </w:rPr>
+              <w:t xml:space="preserve">In the interview.  </w:t>
+            </w:r>
+            <w:r>
+              <w:rPr>
+                <w:color w:val="1A0F5C"/>
+                <w:sz w:val="21"/>
+                <w:szCs w:val="21"/>
+              </w:rPr>
+              <w:t xml:space="preserve">AVG divides by the values it can see, so a CASE with no ELSE turns a member who bought nothing into a NULL that drops out of the denominator; I write the zero on purpose with COALESCE and put count(*) beside count(q2_spend), so the analyst auditing the query sees both denominators.</w:t>
+            </w:r>
+          </w:p>
+          <w:p>
+            <w:pPr>
+              <w:spacing w:after="80"/>
+            </w:pPr>
+            <w:r>
+              <w:rPr>
+                <w:color w:val="6B6690"/>
+                <w:sz w:val="18"/>
+                <w:szCs w:val="18"/>
+              </w:rPr>
+              <w:t xml:space="preserve">Anchor: A stakeholder's analyst must audit your query; what changes in how you write it, and what would you refuse to compute in a notebook?</w:t>
+            </w:r>
+          </w:p>
+        </w:tc>
+      </w:tr>
+    </w:tbl>
+    <w:p>
+      <w:pPr>
+        <w:spacing w:after="90"/>
+      </w:pPr>
+    </w:p>
+    <w:tbl>
+      <w:tblPr>
+        <w:tblW w:type="dxa" w:w="9806"/>
+        <w:tblBorders>
+          <w:top w:val="single" w:color="auto" w:sz="4"/>
+          <w:left w:val="single" w:color="auto" w:sz="4"/>
+          <w:bottom w:val="single" w:color="auto" w:sz="4"/>
+          <w:right w:val="single" w:color="auto" w:sz="4"/>
+          <w:insideH w:val="single" w:color="auto" w:sz="4"/>
+          <w:insideV w:val="single" w:color="auto" w:sz="4"/>
+        </w:tblBorders>
+      </w:tblPr>
+      <w:tblGrid>
+        <w:gridCol w:w="9806"/>
+      </w:tblGrid>
+      <w:tr>
+        <w:trPr>
+          <w:cantSplit/>
+        </w:trPr>
+        <w:tc>
+          <w:tcPr>
+            <w:tcW w:type="dxa" w:w="9806"/>
+            <w:tcBorders>
+              <w:top w:val="single" w:color="CFC9EE" w:sz="6"/>
+              <w:left w:val="single" w:color="CFC9EE" w:sz="6"/>
+              <w:bottom w:val="single" w:color="CFC9EE" w:sz="6"/>
+              <w:right w:val="single" w:color="CFC9EE" w:sz="6"/>
+            </w:tcBorders>
+            <w:tcMar>
+              <w:top w:type="dxa" w:w="90"/>
+              <w:left w:type="dxa" w:w="140"/>
+              <w:bottom w:type="dxa" w:w="90"/>
+              <w:right w:type="dxa" w:w="140"/>
+            </w:tcMar>
+          </w:tcPr>
+          <w:p>
+            <w:pPr>
+              <w:spacing w:after="80"/>
+            </w:pPr>
+            <w:r>
+              <w:rPr>
+                <w:b/>
+                <w:bCs/>
+                <w:color w:val="5B3FD6"/>
+                <w:sz w:val="24"/>
+                <w:szCs w:val="24"/>
+              </w:rPr>
+              <w:t xml:space="preserve">Q53</w:t>
+            </w:r>
+            <w:r>
+              <w:rPr>
+                <w:b/>
+                <w:bCs/>
+                <w:color w:val="1A0F5C"/>
+                <w:sz w:val="21"/>
+                <w:szCs w:val="21"/>
+              </w:rPr>
+              <w:t xml:space="preserve">   key b</w:t>
+            </w:r>
+            <w:r>
+              <w:rPr>
+                <w:color w:val="6B6690"/>
+                <w:sz w:val="18"/>
+                <w:szCs w:val="18"/>
+              </w:rPr>
+              <w:t xml:space="preserve">   Scenario set, Hard, [S], Tue</w:t>
+            </w:r>
+          </w:p>
+          <w:p>
+            <w:pPr>
+              <w:spacing w:after="80"/>
+            </w:pPr>
+            <w:r>
+              <w:rPr>
+                <w:b/>
+                <w:bCs/>
+                <w:color w:val="1A0F5C"/>
+                <w:sz w:val="21"/>
+                <w:szCs w:val="21"/>
+              </w:rPr>
+              <w:t xml:space="preserve">Why it holds.  </w:t>
+            </w:r>
+            <w:r>
+              <w:rPr>
+                <w:color w:val="1A0F5C"/>
+                <w:sz w:val="21"/>
+                <w:szCs w:val="21"/>
+              </w:rPr>
+              <w:t xml:space="preserve">O-1's two instalments both fall inside the quarter, so the join gives O-1 two rows and SUM(o.amount) counts its Rs 1,200 twice. O-2's only payment is dated 1 October, so its joined row fails the WHERE. O-3 has no payment, so its paid_date is NULL, BETWEEN on a NULL is unknown, and WHERE drops that row too. Two rows remain, booked Rs 2,400, against three orders worth Rs 2,500: the report lost two orders and doubled the one it kept. Run on PostgreSQL 16.13 on 30 September 2026, the query returns 2 and 2400.</w:t>
+            </w:r>
+          </w:p>
+          <w:p>
+            <w:pPr>
+              <w:pStyle w:val="ListParagraph"/>
+              <w:numPr>
+                <w:ilvl w:val="0"/>
+                <w:numId w:val="3"/>
+              </w:numPr>
+              <w:spacing w:after="40"/>
+            </w:pPr>
+            <w:r>
+              <w:rPr>
+                <w:b/>
+                <w:bCs/>
+                <w:color w:val="5B3FD6"/>
+                <w:sz w:val="21"/>
+                <w:szCs w:val="21"/>
+              </w:rPr>
+              <w:t xml:space="preserve">(a)  </w:t>
+            </w:r>
+            <w:r>
+              <w:rPr>
+                <w:color w:val="1A0F5C"/>
+                <w:sz w:val="21"/>
+                <w:szCs w:val="21"/>
+              </w:rPr>
+              <w:t xml:space="preserve">Assumes one row per order, which holds only once payments are brought to one row per order; O-1 has two payment rows inside the quarter, so the join repeats it. The fan-out is Tuesday's round 1 trap.</w:t>
+            </w:r>
+          </w:p>
+          <w:p>
+            <w:pPr>
+              <w:pStyle w:val="ListParagraph"/>
+              <w:numPr>
+                <w:ilvl w:val="0"/>
+                <w:numId w:val="3"/>
+              </w:numPr>
+              <w:spacing w:after="40"/>
+            </w:pPr>
+            <w:r>
+              <w:rPr>
+                <w:b/>
+                <w:bCs/>
+                <w:color w:val="5B3FD6"/>
+                <w:sz w:val="21"/>
+                <w:szCs w:val="21"/>
+              </w:rPr>
+              <w:t xml:space="preserve">(c)  </w:t>
+            </w:r>
+            <w:r>
+              <w:rPr>
+                <w:color w:val="1A0F5C"/>
+                <w:sz w:val="21"/>
+                <w:szCs w:val="21"/>
+              </w:rPr>
+              <w:t xml:space="preserve">Keeps O-3 as if its NULL date passed the filter. A comparison with NULL is unknown and WHERE keeps only rows where it is true, which is how the LEFT JOIN with a date filter in Tuesday's round 3 emptied the unpaid list.</w:t>
+            </w:r>
+          </w:p>
+          <w:p>
+            <w:pPr>
+              <w:pStyle w:val="ListParagraph"/>
+              <w:numPr>
+                <w:ilvl w:val="0"/>
+                <w:numId w:val="3"/>
+              </w:numPr>
+              <w:spacing w:after="40"/>
+            </w:pPr>
+            <w:r>
+              <w:rPr>
+                <w:b/>
+                <w:bCs/>
+                <w:color w:val="5B3FD6"/>
+                <w:sz w:val="21"/>
+                <w:szCs w:val="21"/>
+              </w:rPr>
+              <w:t xml:space="preserve">(d)  </w:t>
+            </w:r>
+            <w:r>
+              <w:rPr>
+                <w:color w:val="1A0F5C"/>
+                <w:sz w:val="21"/>
+                <w:szCs w:val="21"/>
+              </w:rPr>
+              <w:t xml:space="preserve">Reads the WHERE as if it sat in the ON clause, where it would keep every order and leave NULL payments on O-2 and O-3. In WHERE it runs after the join and turns the LEFT JOIN into an INNER one, which is Tuesday's round 3 trap.</w:t>
+            </w:r>
+          </w:p>
+          <w:p>
+            <w:pPr>
+              <w:spacing w:before="60"/>
+            </w:pPr>
+            <w:r>
+              <w:rPr>
+                <w:b/>
+                <w:bCs/>
+                <w:color w:val="1A0F5C"/>
+                <w:sz w:val="21"/>
+                <w:szCs w:val="21"/>
+              </w:rPr>
+              <w:t xml:space="preserve">In the interview.  </w:t>
+            </w:r>
+            <w:r>
+              <w:rPr>
+                <w:color w:val="1A0F5C"/>
+                <w:sz w:val="21"/>
+                <w:szCs w:val="21"/>
+              </w:rPr>
+              <w:t xml:space="preserve">INNER keeps only the matched rows and LEFT keeps every left row with NULLs where nothing matched; both repeat a left row once per matching right row, and a WHERE on the right-hand table drops the NULL rows and turns the LEFT back into an INNER, so a filter on payments goes in ON and the payments go to one row per order before the join.</w:t>
+            </w:r>
+          </w:p>
+          <w:p>
+            <w:pPr>
+              <w:spacing w:after="80"/>
+            </w:pPr>
+            <w:r>
+              <w:rPr>
+                <w:color w:val="6B6690"/>
+                <w:sz w:val="18"/>
+                <w:szCs w:val="18"/>
+              </w:rPr>
+              <w:t xml:space="preserve">Anchor: INNER against LEFT join: what does each drop or keep?</w:t>
+            </w:r>
+          </w:p>
+        </w:tc>
+      </w:tr>
+    </w:tbl>
+    <w:p>
+      <w:pPr>
+        <w:spacing w:after="90"/>
+      </w:pPr>
+    </w:p>
+    <w:tbl>
+      <w:tblPr>
+        <w:tblW w:type="dxa" w:w="9806"/>
+        <w:tblBorders>
+          <w:top w:val="single" w:color="auto" w:sz="4"/>
+          <w:left w:val="single" w:color="auto" w:sz="4"/>
+          <w:bottom w:val="single" w:color="auto" w:sz="4"/>
+          <w:right w:val="single" w:color="auto" w:sz="4"/>
+          <w:insideH w:val="single" w:color="auto" w:sz="4"/>
+          <w:insideV w:val="single" w:color="auto" w:sz="4"/>
+        </w:tblBorders>
+      </w:tblPr>
+      <w:tblGrid>
+        <w:gridCol w:w="9806"/>
+      </w:tblGrid>
+      <w:tr>
+        <w:trPr>
+          <w:cantSplit/>
+        </w:trPr>
+        <w:tc>
+          <w:tcPr>
+            <w:tcW w:type="dxa" w:w="9806"/>
+            <w:tcBorders>
+              <w:top w:val="single" w:color="CFC9EE" w:sz="6"/>
+              <w:left w:val="single" w:color="CFC9EE" w:sz="6"/>
+              <w:bottom w:val="single" w:color="CFC9EE" w:sz="6"/>
+              <w:right w:val="single" w:color="CFC9EE" w:sz="6"/>
+            </w:tcBorders>
+            <w:tcMar>
+              <w:top w:type="dxa" w:w="90"/>
+              <w:left w:type="dxa" w:w="140"/>
+              <w:bottom w:type="dxa" w:w="90"/>
+              <w:right w:type="dxa" w:w="140"/>
+            </w:tcMar>
+          </w:tcPr>
+          <w:p>
+            <w:pPr>
+              <w:spacing w:after="80"/>
+            </w:pPr>
+            <w:r>
+              <w:rPr>
+                <w:b/>
+                <w:bCs/>
+                <w:color w:val="5B3FD6"/>
+                <w:sz w:val="24"/>
+                <w:szCs w:val="24"/>
+              </w:rPr>
+              <w:t xml:space="preserve">Q54</w:t>
+            </w:r>
+            <w:r>
+              <w:rPr>
+                <w:b/>
+                <w:bCs/>
+                <w:color w:val="1A0F5C"/>
+                <w:sz w:val="21"/>
+                <w:szCs w:val="21"/>
+              </w:rPr>
+              <w:t xml:space="preserve">   key d</w:t>
+            </w:r>
+            <w:r>
+              <w:rPr>
+                <w:color w:val="6B6690"/>
+                <w:sz w:val="18"/>
+                <w:szCs w:val="18"/>
+              </w:rPr>
+              <w:t xml:space="preserve">   One correct option, Hard, [S], Thu</w:t>
+            </w:r>
+          </w:p>
+          <w:p>
+            <w:pPr>
+              <w:spacing w:after="80"/>
+            </w:pPr>
+            <w:r>
+              <w:rPr>
+                <w:b/>
+                <w:bCs/>
+                <w:color w:val="1A0F5C"/>
+                <w:sz w:val="21"/>
+                <w:szCs w:val="21"/>
+              </w:rPr>
+              <w:t xml:space="preserve">Why it holds.  </w:t>
+            </w:r>
+            <w:r>
+              <w:rPr>
+                <w:color w:val="1A0F5C"/>
+                <w:sz w:val="21"/>
+                <w:szCs w:val="21"/>
+              </w:rPr>
+              <w:t xml:space="preserve">how='right' keeps every customer in reached, so t holds 5 rows, and validate passes because no key repeats. C5, C6 and C7 never ordered, so the merge gives them NaN for segment and for orders. groupby drops a missing key by default, so those three rows never reach a group: reached sums to 2 and bought to 2, and the slide reads 2 of 2 reached customers bought, 100 percent, where 2 of the 5 reached bought, 40 percent. Run on pandas 3.0.5 on 30 September 2026, the code prints 5 2 2.</w:t>
+            </w:r>
+          </w:p>
+          <w:p>
+            <w:pPr>
+              <w:pStyle w:val="ListParagraph"/>
+              <w:numPr>
+                <w:ilvl w:val="0"/>
+                <w:numId w:val="3"/>
+              </w:numPr>
+              <w:spacing w:after="40"/>
+            </w:pPr>
+            <w:r>
+              <w:rPr>
+                <w:b/>
+                <w:bCs/>
+                <w:color w:val="5B3FD6"/>
+                <w:sz w:val="21"/>
+                <w:szCs w:val="21"/>
+              </w:rPr>
+              <w:t xml:space="preserve">(a)  </w:t>
+            </w:r>
+            <w:r>
+              <w:rPr>
+                <w:color w:val="1A0F5C"/>
+                <w:sz w:val="21"/>
+                <w:szCs w:val="21"/>
+              </w:rPr>
+              <w:t xml:space="preserve">Reads the merge as an inner one, which would keep only C1 and C2. An inner merge is the default, and how='right' here keeps all five reached customers; Thursday's round 2 showed the default dropping every customer the sale did not reach.</w:t>
+            </w:r>
+          </w:p>
+          <w:p>
+            <w:pPr>
+              <w:pStyle w:val="ListParagraph"/>
+              <w:numPr>
+                <w:ilvl w:val="0"/>
+                <w:numId w:val="3"/>
+              </w:numPr>
+              <w:spacing w:after="40"/>
+            </w:pPr>
+            <w:r>
+              <w:rPr>
+                <w:b/>
+                <w:bCs/>
+                <w:color w:val="5B3FD6"/>
+                <w:sz w:val="21"/>
+                <w:szCs w:val="21"/>
+              </w:rPr>
+              <w:t xml:space="preserve">(b)  </w:t>
+            </w:r>
+            <w:r>
+              <w:rPr>
+                <w:color w:val="1A0F5C"/>
+                <w:sz w:val="21"/>
+                <w:szCs w:val="21"/>
+              </w:rPr>
+              <w:t xml:space="preserve">Reads how='right' as if it kept the left frame, the four buyers built from order rows. A frame built from order rows holds only the customers who ordered, which is why Thursday's round 1 built the table on the customer list; a right merge keeps every row of the right-hand frame, here the five reached.</w:t>
+            </w:r>
+          </w:p>
+          <w:p>
+            <w:pPr>
+              <w:pStyle w:val="ListParagraph"/>
+              <w:numPr>
+                <w:ilvl w:val="0"/>
+                <w:numId w:val="3"/>
+              </w:numPr>
+              <w:spacing w:after="40"/>
+            </w:pPr>
+            <w:r>
+              <w:rPr>
+                <w:b/>
+                <w:bCs/>
+                <w:color w:val="5B3FD6"/>
+                <w:sz w:val="21"/>
+                <w:szCs w:val="21"/>
+              </w:rPr>
+              <w:t xml:space="preserve">(c)  </w:t>
+            </w:r>
+            <w:r>
+              <w:rPr>
+                <w:color w:val="1A0F5C"/>
+                <w:sz w:val="21"/>
+                <w:szCs w:val="21"/>
+              </w:rPr>
+              <w:t xml:space="preserve">Counts the three customers with no segment as a group of their own, which is what groupby does only with dropna=False. The default drops a missing key: Thursday's round 2 trap, where reach read 100 percent conversion until dropna=False showed the missing group.</w:t>
+            </w:r>
+          </w:p>
+          <w:p>
+            <w:pPr>
+              <w:spacing w:before="60"/>
+            </w:pPr>
+            <w:r>
+              <w:rPr>
+                <w:b/>
+                <w:bCs/>
+                <w:color w:val="1A0F5C"/>
+                <w:sz w:val="21"/>
+                <w:szCs w:val="21"/>
+              </w:rPr>
+              <w:t xml:space="preserve">In the interview.  </w:t>
+            </w:r>
+            <w:r>
+              <w:rPr>
+                <w:color w:val="1A0F5C"/>
+                <w:sz w:val="21"/>
+                <w:szCs w:val="21"/>
+              </w:rPr>
+              <w:t xml:space="preserve">groupby splits the rows by a key, applies a computation to each group and combines one row per group, and a row whose key is missing belongs to no group, so the default drops it; after a merge that can leave a key empty I group from the full list or pass dropna=False, and check that the groups add back to the rows.</w:t>
+            </w:r>
+          </w:p>
+          <w:p>
+            <w:pPr>
+              <w:spacing w:after="80"/>
+            </w:pPr>
+            <w:r>
+              <w:rPr>
+                <w:color w:val="6B6690"/>
+                <w:sz w:val="18"/>
+                <w:szCs w:val="18"/>
+              </w:rPr>
+              <w:t xml:space="preserve">Anchor: groupby in the split-apply-combine sentence.</w:t>
+            </w:r>
+          </w:p>
+        </w:tc>
+      </w:tr>
+    </w:tbl>
+    <w:p>
+      <w:pPr>
+        <w:spacing w:after="90"/>
+      </w:pPr>
+    </w:p>
+    <w:tbl>
+      <w:tblPr>
+        <w:tblW w:type="dxa" w:w="9806"/>
+        <w:tblBorders>
+          <w:top w:val="single" w:color="auto" w:sz="4"/>
+          <w:left w:val="single" w:color="auto" w:sz="4"/>
+          <w:bottom w:val="single" w:color="auto" w:sz="4"/>
+          <w:right w:val="single" w:color="auto" w:sz="4"/>
+          <w:insideH w:val="single" w:color="auto" w:sz="4"/>
+          <w:insideV w:val="single" w:color="auto" w:sz="4"/>
+        </w:tblBorders>
+      </w:tblPr>
+      <w:tblGrid>
+        <w:gridCol w:w="9806"/>
+      </w:tblGrid>
+      <w:tr>
+        <w:trPr>
+          <w:cantSplit/>
+        </w:trPr>
+        <w:tc>
+          <w:tcPr>
+            <w:tcW w:type="dxa" w:w="9806"/>
+            <w:tcBorders>
+              <w:top w:val="single" w:color="CFC9EE" w:sz="6"/>
+              <w:left w:val="single" w:color="CFC9EE" w:sz="6"/>
+              <w:bottom w:val="single" w:color="CFC9EE" w:sz="6"/>
+              <w:right w:val="single" w:color="CFC9EE" w:sz="6"/>
+            </w:tcBorders>
+            <w:tcMar>
+              <w:top w:type="dxa" w:w="90"/>
+              <w:left w:type="dxa" w:w="140"/>
+              <w:bottom w:type="dxa" w:w="90"/>
+              <w:right w:type="dxa" w:w="140"/>
+            </w:tcMar>
+          </w:tcPr>
+          <w:p>
+            <w:pPr>
+              <w:spacing w:after="80"/>
+            </w:pPr>
+            <w:r>
+              <w:rPr>
+                <w:b/>
+                <w:bCs/>
+                <w:color w:val="5B3FD6"/>
+                <w:sz w:val="24"/>
+                <w:szCs w:val="24"/>
+              </w:rPr>
+              <w:t xml:space="preserve">Q55</w:t>
             </w:r>
             <w:r>
               <w:rPr>
@@ -24123,7 +25514,7 @@
           <w:sz w:val="21"/>
           <w:szCs w:val="21"/>
         </w:rPr>
-        <w:t xml:space="preserve">[S] (27): Q2, Q4, Q6, Q7, Q8, Q12, Q14, Q15, Q16, Q17, Q18, Q21, Q23, Q24, Q27, Q28, Q29, Q30, Q32, Q34, Q35, Q40, Q42, Q43, Q45, Q48, Q52</w:t>
+        <w:t xml:space="preserve">[S] (29): Q2, Q4, Q6, Q7, Q8, Q12, Q14, Q15, Q16, Q17, Q18, Q21, Q23, Q24, Q27, Q28, Q29, Q30, Q32, Q34, Q35, Q40, Q42, Q43, Q45, Q48, Q53, Q54, Q55</w:t>
       </w:r>
     </w:p>
     <w:p>
@@ -24177,7 +25568,7 @@
           <w:sz w:val="21"/>
           <w:szCs w:val="21"/>
         </w:rPr>
-        <w:t xml:space="preserve">[D] (6): Q20, Q33, Q37, Q38, Q49, Q51</w:t>
+        <w:t xml:space="preserve">[D] (7): Q20, Q33, Q37, Q38, Q49, Q51, Q52</w:t>
       </w:r>
     </w:p>
     <w:p>
@@ -24213,7 +25604,7 @@
           <w:sz w:val="21"/>
           <w:szCs w:val="21"/>
         </w:rPr>
-        <w:t xml:space="preserve">Medium (34): Q1, Q2, Q3, Q5, Q7, Q9, Q13, Q14, Q16, Q18, Q19, Q21, Q23, Q24, Q25, Q26, Q27, Q29, Q30, Q34, Q35, Q39, Q40, Q41, Q42, Q43, Q44, Q45, Q46, Q47, Q48, Q50, Q51, Q52</w:t>
+        <w:t xml:space="preserve">Medium (34): Q1, Q2, Q3, Q5, Q7, Q9, Q13, Q14, Q16, Q18, Q19, Q21, Q23, Q24, Q25, Q26, Q27, Q29, Q30, Q34, Q35, Q39, Q40, Q41, Q42, Q43, Q44, Q45, Q46, Q47, Q48, Q50, Q51, Q55</w:t>
       </w:r>
     </w:p>
     <w:p>
@@ -24231,7 +25622,88 @@
           <w:sz w:val="21"/>
           <w:szCs w:val="21"/>
         </w:rPr>
-        <w:t xml:space="preserve">Hard (10): Q8, Q20, Q22, Q31, Q32, Q33, Q36, Q37, Q38, Q49</w:t>
+        <w:t xml:space="preserve">Hard (13): Q8, Q20, Q22, Q31, Q32, Q33, Q36, Q37, Q38, Q49, Q52, Q53, Q54</w:t>
+      </w:r>
+    </w:p>
+    <w:p>
+      <w:pPr>
+        <w:spacing w:after="100" w:before="240"/>
+      </w:pPr>
+      <w:r>
+        <w:rPr>
+          <w:rFonts w:ascii="Georgia" w:cs="Georgia" w:eastAsia="Georgia" w:hAnsi="Georgia"/>
+          <w:color w:val="1A0F5C"/>
+          <w:sz w:val="26"/>
+          <w:szCs w:val="26"/>
+        </w:rPr>
+        <w:t xml:space="preserve">New items waiting for the tracker</w:t>
+      </w:r>
+    </w:p>
+    <w:p>
+      <w:pPr>
+        <w:spacing w:after="80"/>
+      </w:pPr>
+      <w:r>
+        <w:rPr>
+          <w:color w:val="1A0F5C"/>
+          <w:sz w:val="21"/>
+          <w:szCs w:val="21"/>
+        </w:rPr>
+        <w:t xml:space="preserve">These items come from the week's source file, not the tracker. Accept one by adding it to the tracker's Saturday papers tab.</w:t>
+      </w:r>
+    </w:p>
+    <w:p>
+      <w:pPr>
+        <w:pStyle w:val="ListParagraph"/>
+        <w:numPr>
+          <w:ilvl w:val="0"/>
+          <w:numId w:val="3"/>
+        </w:numPr>
+        <w:spacing w:after="40"/>
+      </w:pPr>
+      <w:r>
+        <w:rPr>
+          <w:color w:val="1A0F5C"/>
+          <w:sz w:val="21"/>
+          <w:szCs w:val="21"/>
+        </w:rPr>
+        <w:t xml:space="preserve">Q52 (One correct option, Hard, [D]): The head of Retail-Plus asks whether spend per member fell from Q1 to Q2, and the analyst answers with the query above. What does it return, and what does it tell her?</w:t>
+      </w:r>
+    </w:p>
+    <w:p>
+      <w:pPr>
+        <w:pStyle w:val="ListParagraph"/>
+        <w:numPr>
+          <w:ilvl w:val="0"/>
+          <w:numId w:val="3"/>
+        </w:numPr>
+        <w:spacing w:after="40"/>
+      </w:pPr>
+      <w:r>
+        <w:rPr>
+          <w:color w:val="1A0F5C"/>
+          <w:sz w:val="21"/>
+          <w:szCs w:val="21"/>
+        </w:rPr>
+        <w:t xml:space="preserve">Q53 (Scenario set, Hard, [S]): Anand wants every Q2 order beside what was collected on it within the quarter. Before the report goes to him, the analyst runs the query above to count its rows and their booked value. What does it return?</w:t>
+      </w:r>
+    </w:p>
+    <w:p>
+      <w:pPr>
+        <w:pStyle w:val="ListParagraph"/>
+        <w:numPr>
+          <w:ilvl w:val="0"/>
+          <w:numId w:val="3"/>
+        </w:numPr>
+        <w:spacing w:after="40"/>
+      </w:pPr>
+      <w:r>
+        <w:rPr>
+          <w:color w:val="1A0F5C"/>
+          <w:sz w:val="21"/>
+          <w:szCs w:val="21"/>
+        </w:rPr>
+        <w:t xml:space="preserve">Q54 (One correct option, Hard, [S]): The marketing lead asks how many customers the monsoon sale reached and how many of them bought, and the analyst runs the code above. What does it print?</w:t>
       </w:r>
     </w:p>
     <w:p>

--- a/content/W02/SAT/answer-key/C2_W02_SAT_answer_key_TRAINER.docx
+++ b/content/W02/SAT/answer-key/C2_W02_SAT_answer_key_TRAINER.docx
@@ -18,6 +18,7 @@
     </w:p>
     <w:p>
       <w:pPr>
+        <w:keepNext w:val="false"/>
         <w:spacing w:after="160"/>
       </w:pPr>
       <w:r>
@@ -209,6 +210,7 @@
           </w:tcPr>
           <w:p>
             <w:pPr>
+              <w:keepNext w:val="false"/>
               <w:spacing w:after="80"/>
             </w:pPr>
             <w:r>
@@ -242,6 +244,7 @@
           </w:tcPr>
           <w:p>
             <w:pPr>
+              <w:keepNext w:val="false"/>
               <w:spacing w:after="80"/>
             </w:pPr>
             <w:r>
@@ -275,6 +278,7 @@
           </w:tcPr>
           <w:p>
             <w:pPr>
+              <w:keepNext w:val="false"/>
               <w:spacing w:after="80"/>
             </w:pPr>
             <w:r>
@@ -308,6 +312,7 @@
           </w:tcPr>
           <w:p>
             <w:pPr>
+              <w:keepNext w:val="false"/>
               <w:spacing w:after="80"/>
             </w:pPr>
             <w:r>
@@ -341,6 +346,7 @@
           </w:tcPr>
           <w:p>
             <w:pPr>
+              <w:keepNext w:val="false"/>
               <w:spacing w:after="80"/>
             </w:pPr>
             <w:r>
@@ -374,6 +380,7 @@
           </w:tcPr>
           <w:p>
             <w:pPr>
+              <w:keepNext w:val="false"/>
               <w:spacing w:after="80"/>
             </w:pPr>
             <w:r>
@@ -407,6 +414,7 @@
           </w:tcPr>
           <w:p>
             <w:pPr>
+              <w:keepNext w:val="false"/>
               <w:spacing w:after="80"/>
             </w:pPr>
             <w:r>
@@ -441,6 +449,7 @@
           </w:tcPr>
           <w:p>
             <w:pPr>
+              <w:keepNext w:val="false"/>
               <w:spacing w:after="80"/>
             </w:pPr>
             <w:r>
@@ -473,6 +482,7 @@
           </w:tcPr>
           <w:p>
             <w:pPr>
+              <w:keepNext w:val="false"/>
               <w:spacing w:after="80"/>
             </w:pPr>
             <w:r>
@@ -505,6 +515,7 @@
           </w:tcPr>
           <w:p>
             <w:pPr>
+              <w:keepNext w:val="false"/>
               <w:spacing w:after="80"/>
             </w:pPr>
             <w:r>
@@ -537,6 +548,7 @@
           </w:tcPr>
           <w:p>
             <w:pPr>
+              <w:keepNext w:val="false"/>
               <w:spacing w:after="80"/>
             </w:pPr>
             <w:r>
@@ -569,6 +581,7 @@
           </w:tcPr>
           <w:p>
             <w:pPr>
+              <w:keepNext w:val="false"/>
               <w:spacing w:after="80"/>
             </w:pPr>
             <w:r>
@@ -601,6 +614,7 @@
           </w:tcPr>
           <w:p>
             <w:pPr>
+              <w:keepNext w:val="false"/>
               <w:spacing w:after="80"/>
             </w:pPr>
             <w:r>
@@ -633,6 +647,7 @@
           </w:tcPr>
           <w:p>
             <w:pPr>
+              <w:keepNext w:val="false"/>
               <w:spacing w:after="80"/>
             </w:pPr>
             <w:r>
@@ -668,6 +683,7 @@
           </w:tcPr>
           <w:p>
             <w:pPr>
+              <w:keepNext w:val="false"/>
               <w:spacing w:after="80"/>
             </w:pPr>
             <w:r>
@@ -701,6 +717,7 @@
           </w:tcPr>
           <w:p>
             <w:pPr>
+              <w:keepNext w:val="false"/>
               <w:spacing w:after="80"/>
             </w:pPr>
             <w:r>
@@ -734,6 +751,7 @@
           </w:tcPr>
           <w:p>
             <w:pPr>
+              <w:keepNext w:val="false"/>
               <w:spacing w:after="80"/>
             </w:pPr>
             <w:r>
@@ -767,6 +785,7 @@
           </w:tcPr>
           <w:p>
             <w:pPr>
+              <w:keepNext w:val="false"/>
               <w:spacing w:after="80"/>
             </w:pPr>
             <w:r>
@@ -800,6 +819,7 @@
           </w:tcPr>
           <w:p>
             <w:pPr>
+              <w:keepNext w:val="false"/>
               <w:spacing w:after="80"/>
             </w:pPr>
             <w:r>
@@ -833,6 +853,7 @@
           </w:tcPr>
           <w:p>
             <w:pPr>
+              <w:keepNext w:val="false"/>
               <w:spacing w:after="80"/>
             </w:pPr>
             <w:r>
@@ -866,6 +887,7 @@
           </w:tcPr>
           <w:p>
             <w:pPr>
+              <w:keepNext w:val="false"/>
               <w:spacing w:after="80"/>
             </w:pPr>
             <w:r>
@@ -900,6 +922,7 @@
           </w:tcPr>
           <w:p>
             <w:pPr>
+              <w:keepNext w:val="false"/>
               <w:spacing w:after="80"/>
             </w:pPr>
             <w:r>
@@ -932,6 +955,7 @@
           </w:tcPr>
           <w:p>
             <w:pPr>
+              <w:keepNext w:val="false"/>
               <w:spacing w:after="80"/>
             </w:pPr>
             <w:r>
@@ -964,6 +988,7 @@
           </w:tcPr>
           <w:p>
             <w:pPr>
+              <w:keepNext w:val="false"/>
               <w:spacing w:after="80"/>
             </w:pPr>
             <w:r>
@@ -996,6 +1021,7 @@
           </w:tcPr>
           <w:p>
             <w:pPr>
+              <w:keepNext w:val="false"/>
               <w:spacing w:after="80"/>
             </w:pPr>
             <w:r>
@@ -1028,6 +1054,7 @@
           </w:tcPr>
           <w:p>
             <w:pPr>
+              <w:keepNext w:val="false"/>
               <w:spacing w:after="80"/>
             </w:pPr>
             <w:r>
@@ -1060,6 +1087,7 @@
           </w:tcPr>
           <w:p>
             <w:pPr>
+              <w:keepNext w:val="false"/>
               <w:spacing w:after="80"/>
             </w:pPr>
             <w:r>
@@ -1092,6 +1120,7 @@
           </w:tcPr>
           <w:p>
             <w:pPr>
+              <w:keepNext w:val="false"/>
               <w:spacing w:after="80"/>
             </w:pPr>
             <w:r>
@@ -1127,6 +1156,7 @@
           </w:tcPr>
           <w:p>
             <w:pPr>
+              <w:keepNext w:val="false"/>
               <w:spacing w:after="80"/>
             </w:pPr>
             <w:r>
@@ -1160,6 +1190,7 @@
           </w:tcPr>
           <w:p>
             <w:pPr>
+              <w:keepNext w:val="false"/>
               <w:spacing w:after="80"/>
             </w:pPr>
             <w:r>
@@ -1193,6 +1224,7 @@
           </w:tcPr>
           <w:p>
             <w:pPr>
+              <w:keepNext w:val="false"/>
               <w:spacing w:after="80"/>
             </w:pPr>
             <w:r>
@@ -1226,6 +1258,7 @@
           </w:tcPr>
           <w:p>
             <w:pPr>
+              <w:keepNext w:val="false"/>
               <w:spacing w:after="80"/>
             </w:pPr>
             <w:r>
@@ -1259,6 +1292,7 @@
           </w:tcPr>
           <w:p>
             <w:pPr>
+              <w:keepNext w:val="false"/>
               <w:spacing w:after="80"/>
             </w:pPr>
             <w:r>
@@ -1292,6 +1326,7 @@
           </w:tcPr>
           <w:p>
             <w:pPr>
+              <w:keepNext w:val="false"/>
               <w:spacing w:after="80"/>
             </w:pPr>
             <w:r>
@@ -1325,6 +1360,7 @@
           </w:tcPr>
           <w:p>
             <w:pPr>
+              <w:keepNext w:val="false"/>
               <w:spacing w:after="80"/>
             </w:pPr>
             <w:r>
@@ -1359,6 +1395,7 @@
           </w:tcPr>
           <w:p>
             <w:pPr>
+              <w:keepNext w:val="false"/>
               <w:spacing w:after="80"/>
             </w:pPr>
             <w:r>
@@ -1391,6 +1428,7 @@
           </w:tcPr>
           <w:p>
             <w:pPr>
+              <w:keepNext w:val="false"/>
               <w:spacing w:after="80"/>
             </w:pPr>
             <w:r>
@@ -1423,6 +1461,7 @@
           </w:tcPr>
           <w:p>
             <w:pPr>
+              <w:keepNext w:val="false"/>
               <w:spacing w:after="80"/>
             </w:pPr>
             <w:r>
@@ -1455,6 +1494,7 @@
           </w:tcPr>
           <w:p>
             <w:pPr>
+              <w:keepNext w:val="false"/>
               <w:spacing w:after="80"/>
             </w:pPr>
             <w:r>
@@ -1487,6 +1527,7 @@
           </w:tcPr>
           <w:p>
             <w:pPr>
+              <w:keepNext w:val="false"/>
               <w:spacing w:after="80"/>
             </w:pPr>
             <w:r>
@@ -1519,6 +1560,7 @@
           </w:tcPr>
           <w:p>
             <w:pPr>
+              <w:keepNext w:val="false"/>
               <w:spacing w:after="80"/>
             </w:pPr>
             <w:r>
@@ -1551,6 +1593,7 @@
           </w:tcPr>
           <w:p>
             <w:pPr>
+              <w:keepNext w:val="false"/>
               <w:spacing w:after="80"/>
             </w:pPr>
             <w:r>
@@ -1586,6 +1629,7 @@
           </w:tcPr>
           <w:p>
             <w:pPr>
+              <w:keepNext w:val="false"/>
               <w:spacing w:after="80"/>
             </w:pPr>
             <w:r>
@@ -1619,6 +1663,7 @@
           </w:tcPr>
           <w:p>
             <w:pPr>
+              <w:keepNext w:val="false"/>
               <w:spacing w:after="80"/>
             </w:pPr>
             <w:r>
@@ -1652,6 +1697,7 @@
           </w:tcPr>
           <w:p>
             <w:pPr>
+              <w:keepNext w:val="false"/>
               <w:spacing w:after="80"/>
             </w:pPr>
             <w:r>
@@ -1685,6 +1731,7 @@
           </w:tcPr>
           <w:p>
             <w:pPr>
+              <w:keepNext w:val="false"/>
               <w:spacing w:after="80"/>
             </w:pPr>
             <w:r>
@@ -1718,6 +1765,7 @@
           </w:tcPr>
           <w:p>
             <w:pPr>
+              <w:keepNext w:val="false"/>
               <w:spacing w:after="80"/>
             </w:pPr>
             <w:r>
@@ -1751,6 +1799,7 @@
           </w:tcPr>
           <w:p>
             <w:pPr>
+              <w:keepNext w:val="false"/>
               <w:spacing w:after="80"/>
             </w:pPr>
             <w:r>
@@ -1784,6 +1833,7 @@
           </w:tcPr>
           <w:p>
             <w:pPr>
+              <w:keepNext w:val="false"/>
               <w:spacing w:after="80"/>
             </w:pPr>
             <w:r>
@@ -1818,6 +1868,7 @@
           </w:tcPr>
           <w:p>
             <w:pPr>
+              <w:keepNext w:val="false"/>
               <w:spacing w:after="80"/>
             </w:pPr>
             <w:r>
@@ -1850,6 +1901,7 @@
           </w:tcPr>
           <w:p>
             <w:pPr>
+              <w:keepNext w:val="false"/>
               <w:spacing w:after="80"/>
             </w:pPr>
             <w:r>
@@ -1882,6 +1934,7 @@
           </w:tcPr>
           <w:p>
             <w:pPr>
+              <w:keepNext w:val="false"/>
               <w:spacing w:after="80"/>
             </w:pPr>
             <w:r>
@@ -1914,6 +1967,7 @@
           </w:tcPr>
           <w:p>
             <w:pPr>
+              <w:keepNext w:val="false"/>
               <w:spacing w:after="80"/>
             </w:pPr>
             <w:r>
@@ -1946,6 +2000,7 @@
           </w:tcPr>
           <w:p>
             <w:pPr>
+              <w:keepNext w:val="false"/>
               <w:spacing w:after="80"/>
             </w:pPr>
             <w:r>
@@ -1978,6 +2033,7 @@
           </w:tcPr>
           <w:p>
             <w:pPr>
+              <w:keepNext w:val="false"/>
               <w:spacing w:after="80"/>
             </w:pPr>
             <w:r>
@@ -2010,6 +2066,7 @@
           </w:tcPr>
           <w:p>
             <w:pPr>
+              <w:keepNext w:val="false"/>
               <w:spacing w:after="80"/>
             </w:pPr>
             <w:r>
@@ -2042,6 +2099,7 @@
     </w:p>
     <w:p>
       <w:pPr>
+        <w:keepNext w:val="false"/>
         <w:spacing w:after="80"/>
       </w:pPr>
       <w:r>
@@ -2112,6 +2170,7 @@
           </w:tcPr>
           <w:p>
             <w:pPr>
+              <w:keepNext w:val="false"/>
               <w:spacing w:after="80"/>
             </w:pPr>
             <w:r>
@@ -2145,6 +2204,7 @@
           </w:tcPr>
           <w:p>
             <w:pPr>
+              <w:keepNext w:val="false"/>
               <w:spacing w:after="80"/>
             </w:pPr>
             <w:r>
@@ -2178,6 +2238,7 @@
           </w:tcPr>
           <w:p>
             <w:pPr>
+              <w:keepNext w:val="false"/>
               <w:spacing w:after="80"/>
             </w:pPr>
             <w:r>
@@ -2211,6 +2272,7 @@
           </w:tcPr>
           <w:p>
             <w:pPr>
+              <w:keepNext w:val="false"/>
               <w:spacing w:after="80"/>
             </w:pPr>
             <w:r>
@@ -2244,6 +2306,7 @@
           </w:tcPr>
           <w:p>
             <w:pPr>
+              <w:keepNext w:val="false"/>
               <w:spacing w:after="80"/>
             </w:pPr>
             <w:r>
@@ -2277,6 +2340,7 @@
           </w:tcPr>
           <w:p>
             <w:pPr>
+              <w:keepNext w:val="false"/>
               <w:spacing w:after="80"/>
             </w:pPr>
             <w:r>
@@ -2310,6 +2374,7 @@
           </w:tcPr>
           <w:p>
             <w:pPr>
+              <w:keepNext w:val="false"/>
               <w:spacing w:after="80"/>
             </w:pPr>
             <w:r>
@@ -2343,6 +2408,7 @@
           </w:tcPr>
           <w:p>
             <w:pPr>
+              <w:keepNext w:val="false"/>
               <w:spacing w:after="80"/>
             </w:pPr>
             <w:r>
@@ -2377,6 +2443,7 @@
           </w:tcPr>
           <w:p>
             <w:pPr>
+              <w:keepNext w:val="false"/>
               <w:spacing w:after="80"/>
             </w:pPr>
             <w:r>
@@ -2407,6 +2474,7 @@
           </w:tcPr>
           <w:p>
             <w:pPr>
+              <w:keepNext w:val="false"/>
               <w:spacing w:after="80"/>
             </w:pPr>
             <w:r>
@@ -2437,6 +2505,7 @@
           </w:tcPr>
           <w:p>
             <w:pPr>
+              <w:keepNext w:val="false"/>
               <w:spacing w:after="80"/>
             </w:pPr>
             <w:r>
@@ -2467,6 +2536,7 @@
           </w:tcPr>
           <w:p>
             <w:pPr>
+              <w:keepNext w:val="false"/>
               <w:spacing w:after="80"/>
             </w:pPr>
             <w:r>
@@ -2497,6 +2567,7 @@
           </w:tcPr>
           <w:p>
             <w:pPr>
+              <w:keepNext w:val="false"/>
               <w:spacing w:after="80"/>
             </w:pPr>
             <w:r>
@@ -2527,6 +2598,7 @@
           </w:tcPr>
           <w:p>
             <w:pPr>
+              <w:keepNext w:val="false"/>
               <w:spacing w:after="80"/>
             </w:pPr>
             <w:r>
@@ -2557,6 +2629,7 @@
           </w:tcPr>
           <w:p>
             <w:pPr>
+              <w:keepNext w:val="false"/>
               <w:spacing w:after="80"/>
             </w:pPr>
             <w:r>
@@ -2587,6 +2660,7 @@
           </w:tcPr>
           <w:p>
             <w:pPr>
+              <w:keepNext w:val="false"/>
               <w:spacing w:after="80"/>
             </w:pPr>
             <w:r>
@@ -2620,6 +2694,7 @@
           </w:tcPr>
           <w:p>
             <w:pPr>
+              <w:keepNext w:val="false"/>
               <w:spacing w:after="80"/>
             </w:pPr>
             <w:r>
@@ -2651,6 +2726,7 @@
           </w:tcPr>
           <w:p>
             <w:pPr>
+              <w:keepNext w:val="false"/>
               <w:spacing w:after="80"/>
             </w:pPr>
             <w:r>
@@ -2682,6 +2758,7 @@
           </w:tcPr>
           <w:p>
             <w:pPr>
+              <w:keepNext w:val="false"/>
               <w:spacing w:after="80"/>
             </w:pPr>
             <w:r>
@@ -2713,6 +2790,7 @@
           </w:tcPr>
           <w:p>
             <w:pPr>
+              <w:keepNext w:val="false"/>
               <w:spacing w:after="80"/>
             </w:pPr>
             <w:r>
@@ -2744,6 +2822,7 @@
           </w:tcPr>
           <w:p>
             <w:pPr>
+              <w:keepNext w:val="false"/>
               <w:spacing w:after="80"/>
             </w:pPr>
             <w:r>
@@ -2775,6 +2854,7 @@
           </w:tcPr>
           <w:p>
             <w:pPr>
+              <w:keepNext w:val="false"/>
               <w:spacing w:after="80"/>
             </w:pPr>
             <w:r>
@@ -2806,6 +2886,7 @@
           </w:tcPr>
           <w:p>
             <w:pPr>
+              <w:keepNext w:val="false"/>
               <w:spacing w:after="80"/>
             </w:pPr>
             <w:r>
@@ -2837,6 +2918,7 @@
           </w:tcPr>
           <w:p>
             <w:pPr>
+              <w:keepNext w:val="false"/>
               <w:spacing w:after="80"/>
             </w:pPr>
             <w:r>
@@ -2869,6 +2951,7 @@
           </w:tcPr>
           <w:p>
             <w:pPr>
+              <w:keepNext w:val="false"/>
               <w:spacing w:after="80"/>
             </w:pPr>
             <w:r>
@@ -2899,6 +2982,7 @@
           </w:tcPr>
           <w:p>
             <w:pPr>
+              <w:keepNext w:val="false"/>
               <w:spacing w:after="80"/>
             </w:pPr>
             <w:r>
@@ -2929,6 +3013,7 @@
           </w:tcPr>
           <w:p>
             <w:pPr>
+              <w:keepNext w:val="false"/>
               <w:spacing w:after="80"/>
             </w:pPr>
             <w:r>
@@ -2959,6 +3044,7 @@
           </w:tcPr>
           <w:p>
             <w:pPr>
+              <w:keepNext w:val="false"/>
               <w:spacing w:after="80"/>
             </w:pPr>
             <w:r>
@@ -2989,6 +3075,7 @@
           </w:tcPr>
           <w:p>
             <w:pPr>
+              <w:keepNext w:val="false"/>
               <w:spacing w:after="80"/>
             </w:pPr>
             <w:r>
@@ -3019,6 +3106,7 @@
           </w:tcPr>
           <w:p>
             <w:pPr>
+              <w:keepNext w:val="false"/>
               <w:spacing w:after="80"/>
             </w:pPr>
             <w:r>
@@ -3049,6 +3137,7 @@
           </w:tcPr>
           <w:p>
             <w:pPr>
+              <w:keepNext w:val="false"/>
               <w:spacing w:after="80"/>
             </w:pPr>
             <w:r>
@@ -3079,6 +3168,7 @@
           </w:tcPr>
           <w:p>
             <w:pPr>
+              <w:keepNext w:val="false"/>
               <w:spacing w:after="80"/>
             </w:pPr>
             <w:r>
@@ -3112,6 +3202,7 @@
           </w:tcPr>
           <w:p>
             <w:pPr>
+              <w:keepNext w:val="false"/>
               <w:spacing w:after="80"/>
             </w:pPr>
             <w:r>
@@ -3143,6 +3234,7 @@
           </w:tcPr>
           <w:p>
             <w:pPr>
+              <w:keepNext w:val="false"/>
               <w:spacing w:after="80"/>
             </w:pPr>
             <w:r>
@@ -3174,6 +3266,7 @@
           </w:tcPr>
           <w:p>
             <w:pPr>
+              <w:keepNext w:val="false"/>
               <w:spacing w:after="80"/>
             </w:pPr>
             <w:r>
@@ -3205,6 +3298,7 @@
           </w:tcPr>
           <w:p>
             <w:pPr>
+              <w:keepNext w:val="false"/>
               <w:spacing w:after="80"/>
             </w:pPr>
             <w:r>
@@ -3236,6 +3330,7 @@
           </w:tcPr>
           <w:p>
             <w:pPr>
+              <w:keepNext w:val="false"/>
               <w:spacing w:after="80"/>
             </w:pPr>
             <w:r>
@@ -3267,6 +3362,7 @@
           </w:tcPr>
           <w:p>
             <w:pPr>
+              <w:keepNext w:val="false"/>
               <w:spacing w:after="80"/>
             </w:pPr>
             <w:r>
@@ -3298,6 +3394,7 @@
           </w:tcPr>
           <w:p>
             <w:pPr>
+              <w:keepNext w:val="false"/>
               <w:spacing w:after="80"/>
             </w:pPr>
             <w:r>
@@ -3329,6 +3426,7 @@
           </w:tcPr>
           <w:p>
             <w:pPr>
+              <w:keepNext w:val="false"/>
               <w:spacing w:after="80"/>
             </w:pPr>
             <w:r>
@@ -3361,6 +3459,7 @@
           </w:tcPr>
           <w:p>
             <w:pPr>
+              <w:keepNext w:val="false"/>
               <w:spacing w:after="80"/>
             </w:pPr>
             <w:r>
@@ -3391,6 +3490,7 @@
           </w:tcPr>
           <w:p>
             <w:pPr>
+              <w:keepNext w:val="false"/>
               <w:spacing w:after="80"/>
             </w:pPr>
             <w:r>
@@ -3421,6 +3521,7 @@
           </w:tcPr>
           <w:p>
             <w:pPr>
+              <w:keepNext w:val="false"/>
               <w:spacing w:after="80"/>
             </w:pPr>
             <w:r>
@@ -3451,6 +3552,7 @@
           </w:tcPr>
           <w:p>
             <w:pPr>
+              <w:keepNext w:val="false"/>
               <w:spacing w:after="80"/>
             </w:pPr>
             <w:r>
@@ -3481,6 +3583,7 @@
           </w:tcPr>
           <w:p>
             <w:pPr>
+              <w:keepNext w:val="false"/>
               <w:spacing w:after="80"/>
             </w:pPr>
             <w:r>
@@ -3511,6 +3614,7 @@
           </w:tcPr>
           <w:p>
             <w:pPr>
+              <w:keepNext w:val="false"/>
               <w:spacing w:after="80"/>
             </w:pPr>
             <w:r>
@@ -3541,6 +3645,7 @@
           </w:tcPr>
           <w:p>
             <w:pPr>
+              <w:keepNext w:val="false"/>
               <w:spacing w:after="80"/>
             </w:pPr>
             <w:r>
@@ -3571,6 +3676,7 @@
           </w:tcPr>
           <w:p>
             <w:pPr>
+              <w:keepNext w:val="false"/>
               <w:spacing w:after="80"/>
             </w:pPr>
             <w:r>
@@ -3604,6 +3710,7 @@
           </w:tcPr>
           <w:p>
             <w:pPr>
+              <w:keepNext w:val="false"/>
               <w:spacing w:after="80"/>
             </w:pPr>
             <w:r>
@@ -3635,6 +3742,7 @@
           </w:tcPr>
           <w:p>
             <w:pPr>
+              <w:keepNext w:val="false"/>
               <w:spacing w:after="80"/>
             </w:pPr>
             <w:r>
@@ -3666,6 +3774,7 @@
           </w:tcPr>
           <w:p>
             <w:pPr>
+              <w:keepNext w:val="false"/>
               <w:spacing w:after="80"/>
             </w:pPr>
             <w:r>
@@ -3697,6 +3806,7 @@
           </w:tcPr>
           <w:p>
             <w:pPr>
+              <w:keepNext w:val="false"/>
               <w:spacing w:after="80"/>
             </w:pPr>
             <w:r>
@@ -3728,6 +3838,7 @@
           </w:tcPr>
           <w:p>
             <w:pPr>
+              <w:keepNext w:val="false"/>
               <w:spacing w:after="80"/>
             </w:pPr>
             <w:r>
@@ -3759,6 +3870,7 @@
           </w:tcPr>
           <w:p>
             <w:pPr>
+              <w:keepNext w:val="false"/>
               <w:spacing w:after="80"/>
             </w:pPr>
             <w:r>
@@ -3790,6 +3902,7 @@
           </w:tcPr>
           <w:p>
             <w:pPr>
+              <w:keepNext w:val="false"/>
               <w:spacing w:after="80"/>
             </w:pPr>
             <w:r>
@@ -3821,6 +3934,7 @@
           </w:tcPr>
           <w:p>
             <w:pPr>
+              <w:keepNext w:val="false"/>
               <w:spacing w:after="80"/>
             </w:pPr>
             <w:r>
@@ -3853,6 +3967,7 @@
           </w:tcPr>
           <w:p>
             <w:pPr>
+              <w:keepNext w:val="false"/>
               <w:spacing w:after="80"/>
             </w:pPr>
             <w:r>
@@ -3883,6 +3998,7 @@
           </w:tcPr>
           <w:p>
             <w:pPr>
+              <w:keepNext w:val="false"/>
               <w:spacing w:after="80"/>
             </w:pPr>
             <w:r>
@@ -3913,6 +4029,7 @@
           </w:tcPr>
           <w:p>
             <w:pPr>
+              <w:keepNext w:val="false"/>
               <w:spacing w:after="80"/>
             </w:pPr>
             <w:r>
@@ -3943,6 +4060,7 @@
           </w:tcPr>
           <w:p>
             <w:pPr>
+              <w:keepNext w:val="false"/>
               <w:spacing w:after="80"/>
             </w:pPr>
             <w:r>
@@ -3973,6 +4091,7 @@
           </w:tcPr>
           <w:p>
             <w:pPr>
+              <w:keepNext w:val="false"/>
               <w:spacing w:after="80"/>
             </w:pPr>
             <w:r>
@@ -4003,6 +4122,7 @@
           </w:tcPr>
           <w:p>
             <w:pPr>
+              <w:keepNext w:val="false"/>
               <w:spacing w:after="80"/>
             </w:pPr>
             <w:r>
@@ -4033,6 +4153,7 @@
           </w:tcPr>
           <w:p>
             <w:pPr>
+              <w:keepNext w:val="false"/>
               <w:spacing w:after="80"/>
             </w:pPr>
             <w:r>
@@ -4063,6 +4184,7 @@
           </w:tcPr>
           <w:p>
             <w:pPr>
+              <w:keepNext w:val="false"/>
               <w:spacing w:after="80"/>
             </w:pPr>
             <w:r>
@@ -4096,6 +4218,7 @@
           </w:tcPr>
           <w:p>
             <w:pPr>
+              <w:keepNext w:val="false"/>
               <w:spacing w:after="80"/>
             </w:pPr>
             <w:r>
@@ -4127,6 +4250,7 @@
           </w:tcPr>
           <w:p>
             <w:pPr>
+              <w:keepNext w:val="false"/>
               <w:spacing w:after="80"/>
             </w:pPr>
             <w:r>
@@ -4158,6 +4282,7 @@
           </w:tcPr>
           <w:p>
             <w:pPr>
+              <w:keepNext w:val="false"/>
               <w:spacing w:after="80"/>
             </w:pPr>
             <w:r>
@@ -4189,6 +4314,7 @@
           </w:tcPr>
           <w:p>
             <w:pPr>
+              <w:keepNext w:val="false"/>
               <w:spacing w:after="80"/>
             </w:pPr>
             <w:r>
@@ -4220,6 +4346,7 @@
           </w:tcPr>
           <w:p>
             <w:pPr>
+              <w:keepNext w:val="false"/>
               <w:spacing w:after="80"/>
             </w:pPr>
             <w:r>
@@ -4251,6 +4378,7 @@
           </w:tcPr>
           <w:p>
             <w:pPr>
+              <w:keepNext w:val="false"/>
               <w:spacing w:after="80"/>
             </w:pPr>
             <w:r>
@@ -4282,6 +4410,7 @@
           </w:tcPr>
           <w:p>
             <w:pPr>
+              <w:keepNext w:val="false"/>
               <w:spacing w:after="80"/>
             </w:pPr>
             <w:r>
@@ -4313,6 +4442,7 @@
           </w:tcPr>
           <w:p>
             <w:pPr>
+              <w:keepNext w:val="false"/>
               <w:spacing w:after="80"/>
             </w:pPr>
             <w:r>
@@ -4345,6 +4475,7 @@
           </w:tcPr>
           <w:p>
             <w:pPr>
+              <w:keepNext w:val="false"/>
               <w:spacing w:after="80"/>
             </w:pPr>
             <w:r>
@@ -4375,6 +4506,7 @@
           </w:tcPr>
           <w:p>
             <w:pPr>
+              <w:keepNext w:val="false"/>
               <w:spacing w:after="80"/>
             </w:pPr>
             <w:r>
@@ -4405,6 +4537,7 @@
           </w:tcPr>
           <w:p>
             <w:pPr>
+              <w:keepNext w:val="false"/>
               <w:spacing w:after="80"/>
             </w:pPr>
             <w:r>
@@ -4435,6 +4568,7 @@
           </w:tcPr>
           <w:p>
             <w:pPr>
+              <w:keepNext w:val="false"/>
               <w:spacing w:after="80"/>
             </w:pPr>
             <w:r>
@@ -4465,6 +4599,7 @@
           </w:tcPr>
           <w:p>
             <w:pPr>
+              <w:keepNext w:val="false"/>
               <w:spacing w:after="80"/>
             </w:pPr>
             <w:r>
@@ -4495,6 +4630,7 @@
           </w:tcPr>
           <w:p>
             <w:pPr>
+              <w:keepNext w:val="false"/>
               <w:spacing w:after="80"/>
             </w:pPr>
             <w:r>
@@ -4525,6 +4661,7 @@
           </w:tcPr>
           <w:p>
             <w:pPr>
+              <w:keepNext w:val="false"/>
               <w:spacing w:after="80"/>
             </w:pPr>
             <w:r>
@@ -4555,6 +4692,7 @@
           </w:tcPr>
           <w:p>
             <w:pPr>
+              <w:keepNext w:val="false"/>
               <w:spacing w:after="80"/>
             </w:pPr>
             <w:r>
@@ -4588,6 +4726,7 @@
           </w:tcPr>
           <w:p>
             <w:pPr>
+              <w:keepNext w:val="false"/>
               <w:spacing w:after="80"/>
             </w:pPr>
             <w:r>
@@ -4619,6 +4758,7 @@
           </w:tcPr>
           <w:p>
             <w:pPr>
+              <w:keepNext w:val="false"/>
               <w:spacing w:after="80"/>
             </w:pPr>
             <w:r>
@@ -4650,6 +4790,7 @@
           </w:tcPr>
           <w:p>
             <w:pPr>
+              <w:keepNext w:val="false"/>
               <w:spacing w:after="80"/>
             </w:pPr>
             <w:r>
@@ -4681,6 +4822,7 @@
           </w:tcPr>
           <w:p>
             <w:pPr>
+              <w:keepNext w:val="false"/>
               <w:spacing w:after="80"/>
             </w:pPr>
             <w:r>
@@ -4712,6 +4854,7 @@
           </w:tcPr>
           <w:p>
             <w:pPr>
+              <w:keepNext w:val="false"/>
               <w:spacing w:after="80"/>
             </w:pPr>
             <w:r>
@@ -4743,6 +4886,7 @@
           </w:tcPr>
           <w:p>
             <w:pPr>
+              <w:keepNext w:val="false"/>
               <w:spacing w:after="80"/>
             </w:pPr>
             <w:r>
@@ -4774,6 +4918,7 @@
           </w:tcPr>
           <w:p>
             <w:pPr>
+              <w:keepNext w:val="false"/>
               <w:spacing w:after="80"/>
             </w:pPr>
             <w:r>
@@ -4805,6 +4950,7 @@
           </w:tcPr>
           <w:p>
             <w:pPr>
+              <w:keepNext w:val="false"/>
               <w:spacing w:after="80"/>
             </w:pPr>
             <w:r>
@@ -4837,6 +4983,7 @@
           </w:tcPr>
           <w:p>
             <w:pPr>
+              <w:keepNext w:val="false"/>
               <w:spacing w:after="80"/>
             </w:pPr>
             <w:r>
@@ -4867,6 +5014,7 @@
           </w:tcPr>
           <w:p>
             <w:pPr>
+              <w:keepNext w:val="false"/>
               <w:spacing w:after="80"/>
             </w:pPr>
             <w:r>
@@ -4897,6 +5045,7 @@
           </w:tcPr>
           <w:p>
             <w:pPr>
+              <w:keepNext w:val="false"/>
               <w:spacing w:after="80"/>
             </w:pPr>
             <w:r>
@@ -4927,6 +5076,7 @@
           </w:tcPr>
           <w:p>
             <w:pPr>
+              <w:keepNext w:val="false"/>
               <w:spacing w:after="80"/>
             </w:pPr>
             <w:r>
@@ -4957,6 +5107,7 @@
           </w:tcPr>
           <w:p>
             <w:pPr>
+              <w:keepNext w:val="false"/>
               <w:spacing w:after="80"/>
             </w:pPr>
             <w:r>
@@ -4987,6 +5138,7 @@
           </w:tcPr>
           <w:p>
             <w:pPr>
+              <w:keepNext w:val="false"/>
               <w:spacing w:after="80"/>
             </w:pPr>
             <w:r>
@@ -5017,6 +5169,7 @@
           </w:tcPr>
           <w:p>
             <w:pPr>
+              <w:keepNext w:val="false"/>
               <w:spacing w:after="80"/>
             </w:pPr>
             <w:r>
@@ -5047,6 +5200,7 @@
           </w:tcPr>
           <w:p>
             <w:pPr>
+              <w:keepNext w:val="false"/>
               <w:spacing w:after="80"/>
             </w:pPr>
             <w:r>
@@ -5080,6 +5234,7 @@
           </w:tcPr>
           <w:p>
             <w:pPr>
+              <w:keepNext w:val="false"/>
               <w:spacing w:after="80"/>
             </w:pPr>
             <w:r>
@@ -5111,6 +5266,7 @@
           </w:tcPr>
           <w:p>
             <w:pPr>
+              <w:keepNext w:val="false"/>
               <w:spacing w:after="80"/>
             </w:pPr>
             <w:r>
@@ -5142,6 +5298,7 @@
           </w:tcPr>
           <w:p>
             <w:pPr>
+              <w:keepNext w:val="false"/>
               <w:spacing w:after="80"/>
             </w:pPr>
             <w:r>
@@ -5173,6 +5330,7 @@
           </w:tcPr>
           <w:p>
             <w:pPr>
+              <w:keepNext w:val="false"/>
               <w:spacing w:after="80"/>
             </w:pPr>
             <w:r>
@@ -5204,6 +5362,7 @@
           </w:tcPr>
           <w:p>
             <w:pPr>
+              <w:keepNext w:val="false"/>
               <w:spacing w:after="80"/>
             </w:pPr>
             <w:r>
@@ -5235,6 +5394,7 @@
           </w:tcPr>
           <w:p>
             <w:pPr>
+              <w:keepNext w:val="false"/>
               <w:spacing w:after="80"/>
             </w:pPr>
             <w:r>
@@ -5266,6 +5426,7 @@
           </w:tcPr>
           <w:p>
             <w:pPr>
+              <w:keepNext w:val="false"/>
               <w:spacing w:after="80"/>
             </w:pPr>
             <w:r>
@@ -5297,6 +5458,7 @@
           </w:tcPr>
           <w:p>
             <w:pPr>
+              <w:keepNext w:val="false"/>
               <w:spacing w:after="80"/>
             </w:pPr>
             <w:r>
@@ -5329,6 +5491,7 @@
           </w:tcPr>
           <w:p>
             <w:pPr>
+              <w:keepNext w:val="false"/>
               <w:spacing w:after="80"/>
             </w:pPr>
             <w:r>
@@ -5359,6 +5522,7 @@
           </w:tcPr>
           <w:p>
             <w:pPr>
+              <w:keepNext w:val="false"/>
               <w:spacing w:after="80"/>
             </w:pPr>
             <w:r>
@@ -5389,6 +5553,7 @@
           </w:tcPr>
           <w:p>
             <w:pPr>
+              <w:keepNext w:val="false"/>
               <w:spacing w:after="80"/>
             </w:pPr>
             <w:r>
@@ -5419,6 +5584,7 @@
           </w:tcPr>
           <w:p>
             <w:pPr>
+              <w:keepNext w:val="false"/>
               <w:spacing w:after="80"/>
             </w:pPr>
             <w:r>
@@ -5449,6 +5615,7 @@
           </w:tcPr>
           <w:p>
             <w:pPr>
+              <w:keepNext w:val="false"/>
               <w:spacing w:after="80"/>
             </w:pPr>
             <w:r>
@@ -5479,6 +5646,7 @@
           </w:tcPr>
           <w:p>
             <w:pPr>
+              <w:keepNext w:val="false"/>
               <w:spacing w:after="80"/>
             </w:pPr>
             <w:r>
@@ -5509,6 +5677,7 @@
           </w:tcPr>
           <w:p>
             <w:pPr>
+              <w:keepNext w:val="false"/>
               <w:spacing w:after="80"/>
             </w:pPr>
             <w:r>
@@ -5539,6 +5708,7 @@
           </w:tcPr>
           <w:p>
             <w:pPr>
+              <w:keepNext w:val="false"/>
               <w:spacing w:after="80"/>
             </w:pPr>
             <w:r>
@@ -5572,6 +5742,7 @@
           </w:tcPr>
           <w:p>
             <w:pPr>
+              <w:keepNext w:val="false"/>
               <w:spacing w:after="80"/>
             </w:pPr>
             <w:r>
@@ -5603,6 +5774,7 @@
           </w:tcPr>
           <w:p>
             <w:pPr>
+              <w:keepNext w:val="false"/>
               <w:spacing w:after="80"/>
             </w:pPr>
             <w:r>
@@ -5634,6 +5806,7 @@
           </w:tcPr>
           <w:p>
             <w:pPr>
+              <w:keepNext w:val="false"/>
               <w:spacing w:after="80"/>
             </w:pPr>
             <w:r>
@@ -5665,6 +5838,7 @@
           </w:tcPr>
           <w:p>
             <w:pPr>
+              <w:keepNext w:val="false"/>
               <w:spacing w:after="80"/>
             </w:pPr>
             <w:r>
@@ -5696,6 +5870,7 @@
           </w:tcPr>
           <w:p>
             <w:pPr>
+              <w:keepNext w:val="false"/>
               <w:spacing w:after="80"/>
             </w:pPr>
             <w:r>
@@ -5727,6 +5902,7 @@
           </w:tcPr>
           <w:p>
             <w:pPr>
+              <w:keepNext w:val="false"/>
               <w:spacing w:after="80"/>
             </w:pPr>
             <w:r>
@@ -5758,6 +5934,7 @@
           </w:tcPr>
           <w:p>
             <w:pPr>
+              <w:keepNext w:val="false"/>
               <w:spacing w:after="80"/>
             </w:pPr>
             <w:r>
@@ -5789,6 +5966,7 @@
           </w:tcPr>
           <w:p>
             <w:pPr>
+              <w:keepNext w:val="false"/>
               <w:spacing w:after="80"/>
             </w:pPr>
             <w:r>
@@ -5821,6 +5999,7 @@
           </w:tcPr>
           <w:p>
             <w:pPr>
+              <w:keepNext w:val="false"/>
               <w:spacing w:after="80"/>
             </w:pPr>
             <w:r>
@@ -5851,6 +6030,7 @@
           </w:tcPr>
           <w:p>
             <w:pPr>
+              <w:keepNext w:val="false"/>
               <w:spacing w:after="80"/>
             </w:pPr>
             <w:r>
@@ -5881,6 +6061,7 @@
           </w:tcPr>
           <w:p>
             <w:pPr>
+              <w:keepNext w:val="false"/>
               <w:spacing w:after="80"/>
             </w:pPr>
             <w:r>
@@ -5911,6 +6092,7 @@
           </w:tcPr>
           <w:p>
             <w:pPr>
+              <w:keepNext w:val="false"/>
               <w:spacing w:after="80"/>
             </w:pPr>
             <w:r>
@@ -5941,6 +6123,7 @@
           </w:tcPr>
           <w:p>
             <w:pPr>
+              <w:keepNext w:val="false"/>
               <w:spacing w:after="80"/>
             </w:pPr>
             <w:r>
@@ -5971,6 +6154,7 @@
           </w:tcPr>
           <w:p>
             <w:pPr>
+              <w:keepNext w:val="false"/>
               <w:spacing w:after="80"/>
             </w:pPr>
             <w:r>
@@ -6001,6 +6185,7 @@
           </w:tcPr>
           <w:p>
             <w:pPr>
+              <w:keepNext w:val="false"/>
               <w:spacing w:after="80"/>
             </w:pPr>
             <w:r>
@@ -6031,6 +6216,7 @@
           </w:tcPr>
           <w:p>
             <w:pPr>
+              <w:keepNext w:val="false"/>
               <w:spacing w:after="80"/>
             </w:pPr>
             <w:r>
@@ -6064,6 +6250,7 @@
           </w:tcPr>
           <w:p>
             <w:pPr>
+              <w:keepNext w:val="false"/>
               <w:spacing w:after="80"/>
             </w:pPr>
             <w:r>
@@ -6095,6 +6282,7 @@
           </w:tcPr>
           <w:p>
             <w:pPr>
+              <w:keepNext w:val="false"/>
               <w:spacing w:after="80"/>
             </w:pPr>
             <w:r>
@@ -6126,6 +6314,7 @@
           </w:tcPr>
           <w:p>
             <w:pPr>
+              <w:keepNext w:val="false"/>
               <w:spacing w:after="80"/>
             </w:pPr>
             <w:r>
@@ -6157,6 +6346,7 @@
           </w:tcPr>
           <w:p>
             <w:pPr>
+              <w:keepNext w:val="false"/>
               <w:spacing w:after="80"/>
             </w:pPr>
             <w:r>
@@ -6188,6 +6378,7 @@
           </w:tcPr>
           <w:p>
             <w:pPr>
+              <w:keepNext w:val="false"/>
               <w:spacing w:after="80"/>
             </w:pPr>
             <w:r>
@@ -6219,6 +6410,7 @@
           </w:tcPr>
           <w:p>
             <w:pPr>
+              <w:keepNext w:val="false"/>
               <w:spacing w:after="80"/>
             </w:pPr>
             <w:r>
@@ -6250,6 +6442,7 @@
           </w:tcPr>
           <w:p>
             <w:pPr>
+              <w:keepNext w:val="false"/>
               <w:spacing w:after="80"/>
             </w:pPr>
             <w:r>
@@ -6281,6 +6474,7 @@
           </w:tcPr>
           <w:p>
             <w:pPr>
+              <w:keepNext w:val="false"/>
               <w:spacing w:after="80"/>
             </w:pPr>
             <w:r>
@@ -6313,6 +6507,7 @@
           </w:tcPr>
           <w:p>
             <w:pPr>
+              <w:keepNext w:val="false"/>
               <w:spacing w:after="80"/>
             </w:pPr>
             <w:r>
@@ -6343,6 +6538,7 @@
           </w:tcPr>
           <w:p>
             <w:pPr>
+              <w:keepNext w:val="false"/>
               <w:spacing w:after="80"/>
             </w:pPr>
             <w:r>
@@ -6373,6 +6569,7 @@
           </w:tcPr>
           <w:p>
             <w:pPr>
+              <w:keepNext w:val="false"/>
               <w:spacing w:after="80"/>
             </w:pPr>
             <w:r>
@@ -6403,6 +6600,7 @@
           </w:tcPr>
           <w:p>
             <w:pPr>
+              <w:keepNext w:val="false"/>
               <w:spacing w:after="80"/>
             </w:pPr>
             <w:r>
@@ -6433,6 +6631,7 @@
           </w:tcPr>
           <w:p>
             <w:pPr>
+              <w:keepNext w:val="false"/>
               <w:spacing w:after="80"/>
             </w:pPr>
             <w:r>
@@ -6463,6 +6662,7 @@
           </w:tcPr>
           <w:p>
             <w:pPr>
+              <w:keepNext w:val="false"/>
               <w:spacing w:after="80"/>
             </w:pPr>
             <w:r>
@@ -6493,6 +6693,7 @@
           </w:tcPr>
           <w:p>
             <w:pPr>
+              <w:keepNext w:val="false"/>
               <w:spacing w:after="80"/>
             </w:pPr>
             <w:r>
@@ -6523,6 +6724,7 @@
           </w:tcPr>
           <w:p>
             <w:pPr>
+              <w:keepNext w:val="false"/>
               <w:spacing w:after="80"/>
             </w:pPr>
             <w:r>
@@ -6556,6 +6758,7 @@
           </w:tcPr>
           <w:p>
             <w:pPr>
+              <w:keepNext w:val="false"/>
               <w:spacing w:after="80"/>
             </w:pPr>
             <w:r>
@@ -6587,6 +6790,7 @@
           </w:tcPr>
           <w:p>
             <w:pPr>
+              <w:keepNext w:val="false"/>
               <w:spacing w:after="80"/>
             </w:pPr>
             <w:r>
@@ -6618,6 +6822,7 @@
           </w:tcPr>
           <w:p>
             <w:pPr>
+              <w:keepNext w:val="false"/>
               <w:spacing w:after="80"/>
             </w:pPr>
             <w:r>
@@ -6649,6 +6854,7 @@
           </w:tcPr>
           <w:p>
             <w:pPr>
+              <w:keepNext w:val="false"/>
               <w:spacing w:after="80"/>
             </w:pPr>
             <w:r>
@@ -6680,6 +6886,7 @@
           </w:tcPr>
           <w:p>
             <w:pPr>
+              <w:keepNext w:val="false"/>
               <w:spacing w:after="80"/>
             </w:pPr>
             <w:r>
@@ -6711,6 +6918,7 @@
           </w:tcPr>
           <w:p>
             <w:pPr>
+              <w:keepNext w:val="false"/>
               <w:spacing w:after="80"/>
             </w:pPr>
             <w:r>
@@ -6742,6 +6950,7 @@
           </w:tcPr>
           <w:p>
             <w:pPr>
+              <w:keepNext w:val="false"/>
               <w:spacing w:after="80"/>
             </w:pPr>
             <w:r>
@@ -6773,6 +6982,7 @@
           </w:tcPr>
           <w:p>
             <w:pPr>
+              <w:keepNext w:val="false"/>
               <w:spacing w:after="80"/>
             </w:pPr>
             <w:r>
@@ -6805,6 +7015,7 @@
           </w:tcPr>
           <w:p>
             <w:pPr>
+              <w:keepNext w:val="false"/>
               <w:spacing w:after="80"/>
             </w:pPr>
             <w:r>
@@ -6835,6 +7046,7 @@
           </w:tcPr>
           <w:p>
             <w:pPr>
+              <w:keepNext w:val="false"/>
               <w:spacing w:after="80"/>
             </w:pPr>
             <w:r>
@@ -6865,6 +7077,7 @@
           </w:tcPr>
           <w:p>
             <w:pPr>
+              <w:keepNext w:val="false"/>
               <w:spacing w:after="80"/>
             </w:pPr>
             <w:r>
@@ -6895,6 +7108,7 @@
           </w:tcPr>
           <w:p>
             <w:pPr>
+              <w:keepNext w:val="false"/>
               <w:spacing w:after="80"/>
             </w:pPr>
             <w:r>
@@ -6925,6 +7139,7 @@
           </w:tcPr>
           <w:p>
             <w:pPr>
+              <w:keepNext w:val="false"/>
               <w:spacing w:after="80"/>
             </w:pPr>
             <w:r>
@@ -6955,6 +7170,7 @@
           </w:tcPr>
           <w:p>
             <w:pPr>
+              <w:keepNext w:val="false"/>
               <w:spacing w:after="80"/>
             </w:pPr>
             <w:r>
@@ -6985,6 +7201,7 @@
           </w:tcPr>
           <w:p>
             <w:pPr>
+              <w:keepNext w:val="false"/>
               <w:spacing w:after="80"/>
             </w:pPr>
             <w:r>
@@ -7015,6 +7232,7 @@
           </w:tcPr>
           <w:p>
             <w:pPr>
+              <w:keepNext w:val="false"/>
               <w:spacing w:after="80"/>
             </w:pPr>
             <w:r>
@@ -7048,6 +7266,7 @@
           </w:tcPr>
           <w:p>
             <w:pPr>
+              <w:keepNext w:val="false"/>
               <w:spacing w:after="80"/>
             </w:pPr>
             <w:r>
@@ -7079,6 +7298,7 @@
           </w:tcPr>
           <w:p>
             <w:pPr>
+              <w:keepNext w:val="false"/>
               <w:spacing w:after="80"/>
             </w:pPr>
             <w:r>
@@ -7110,6 +7330,7 @@
           </w:tcPr>
           <w:p>
             <w:pPr>
+              <w:keepNext w:val="false"/>
               <w:spacing w:after="80"/>
             </w:pPr>
             <w:r>
@@ -7141,6 +7362,7 @@
           </w:tcPr>
           <w:p>
             <w:pPr>
+              <w:keepNext w:val="false"/>
               <w:spacing w:after="80"/>
             </w:pPr>
             <w:r>
@@ -7172,6 +7394,7 @@
           </w:tcPr>
           <w:p>
             <w:pPr>
+              <w:keepNext w:val="false"/>
               <w:spacing w:after="80"/>
             </w:pPr>
             <w:r>
@@ -7203,6 +7426,7 @@
           </w:tcPr>
           <w:p>
             <w:pPr>
+              <w:keepNext w:val="false"/>
               <w:spacing w:after="80"/>
             </w:pPr>
             <w:r>
@@ -7234,6 +7458,7 @@
           </w:tcPr>
           <w:p>
             <w:pPr>
+              <w:keepNext w:val="false"/>
               <w:spacing w:after="80"/>
             </w:pPr>
             <w:r>
@@ -7265,6 +7490,7 @@
           </w:tcPr>
           <w:p>
             <w:pPr>
+              <w:keepNext w:val="false"/>
               <w:spacing w:after="80"/>
             </w:pPr>
             <w:r>
@@ -7297,6 +7523,7 @@
           </w:tcPr>
           <w:p>
             <w:pPr>
+              <w:keepNext w:val="false"/>
               <w:spacing w:after="80"/>
             </w:pPr>
             <w:r>
@@ -7327,6 +7554,7 @@
           </w:tcPr>
           <w:p>
             <w:pPr>
+              <w:keepNext w:val="false"/>
               <w:spacing w:after="80"/>
             </w:pPr>
             <w:r>
@@ -7357,6 +7585,7 @@
           </w:tcPr>
           <w:p>
             <w:pPr>
+              <w:keepNext w:val="false"/>
               <w:spacing w:after="80"/>
             </w:pPr>
             <w:r>
@@ -7387,6 +7616,7 @@
           </w:tcPr>
           <w:p>
             <w:pPr>
+              <w:keepNext w:val="false"/>
               <w:spacing w:after="80"/>
             </w:pPr>
             <w:r>
@@ -7417,6 +7647,7 @@
           </w:tcPr>
           <w:p>
             <w:pPr>
+              <w:keepNext w:val="false"/>
               <w:spacing w:after="80"/>
             </w:pPr>
             <w:r>
@@ -7447,6 +7678,7 @@
           </w:tcPr>
           <w:p>
             <w:pPr>
+              <w:keepNext w:val="false"/>
               <w:spacing w:after="80"/>
             </w:pPr>
             <w:r>
@@ -7477,6 +7709,7 @@
           </w:tcPr>
           <w:p>
             <w:pPr>
+              <w:keepNext w:val="false"/>
               <w:spacing w:after="80"/>
             </w:pPr>
             <w:r>
@@ -7507,6 +7740,7 @@
           </w:tcPr>
           <w:p>
             <w:pPr>
+              <w:keepNext w:val="false"/>
               <w:spacing w:after="80"/>
             </w:pPr>
             <w:r>
@@ -7540,6 +7774,7 @@
           </w:tcPr>
           <w:p>
             <w:pPr>
+              <w:keepNext w:val="false"/>
               <w:spacing w:after="80"/>
             </w:pPr>
             <w:r>
@@ -7571,6 +7806,7 @@
           </w:tcPr>
           <w:p>
             <w:pPr>
+              <w:keepNext w:val="false"/>
               <w:spacing w:after="80"/>
             </w:pPr>
             <w:r>
@@ -7602,6 +7838,7 @@
           </w:tcPr>
           <w:p>
             <w:pPr>
+              <w:keepNext w:val="false"/>
               <w:spacing w:after="80"/>
             </w:pPr>
             <w:r>
@@ -7633,6 +7870,7 @@
           </w:tcPr>
           <w:p>
             <w:pPr>
+              <w:keepNext w:val="false"/>
               <w:spacing w:after="80"/>
             </w:pPr>
             <w:r>
@@ -7664,6 +7902,7 @@
           </w:tcPr>
           <w:p>
             <w:pPr>
+              <w:keepNext w:val="false"/>
               <w:spacing w:after="80"/>
             </w:pPr>
             <w:r>
@@ -7695,6 +7934,7 @@
           </w:tcPr>
           <w:p>
             <w:pPr>
+              <w:keepNext w:val="false"/>
               <w:spacing w:after="80"/>
             </w:pPr>
             <w:r>
@@ -7726,6 +7966,7 @@
           </w:tcPr>
           <w:p>
             <w:pPr>
+              <w:keepNext w:val="false"/>
               <w:spacing w:after="80"/>
             </w:pPr>
             <w:r>
@@ -7757,6 +7998,7 @@
           </w:tcPr>
           <w:p>
             <w:pPr>
+              <w:keepNext w:val="false"/>
               <w:spacing w:after="80"/>
             </w:pPr>
             <w:r>
@@ -7789,6 +8031,7 @@
           </w:tcPr>
           <w:p>
             <w:pPr>
+              <w:keepNext w:val="false"/>
               <w:spacing w:after="80"/>
             </w:pPr>
             <w:r>
@@ -7819,6 +8062,7 @@
           </w:tcPr>
           <w:p>
             <w:pPr>
+              <w:keepNext w:val="false"/>
               <w:spacing w:after="80"/>
             </w:pPr>
             <w:r>
@@ -7849,6 +8093,7 @@
           </w:tcPr>
           <w:p>
             <w:pPr>
+              <w:keepNext w:val="false"/>
               <w:spacing w:after="80"/>
             </w:pPr>
             <w:r>
@@ -7879,6 +8124,7 @@
           </w:tcPr>
           <w:p>
             <w:pPr>
+              <w:keepNext w:val="false"/>
               <w:spacing w:after="80"/>
             </w:pPr>
             <w:r>
@@ -7909,6 +8155,7 @@
           </w:tcPr>
           <w:p>
             <w:pPr>
+              <w:keepNext w:val="false"/>
               <w:spacing w:after="80"/>
             </w:pPr>
             <w:r>
@@ -7939,6 +8186,7 @@
           </w:tcPr>
           <w:p>
             <w:pPr>
+              <w:keepNext w:val="false"/>
               <w:spacing w:after="80"/>
             </w:pPr>
             <w:r>
@@ -7969,6 +8217,7 @@
           </w:tcPr>
           <w:p>
             <w:pPr>
+              <w:keepNext w:val="false"/>
               <w:spacing w:after="80"/>
             </w:pPr>
             <w:r>
@@ -7999,6 +8248,7 @@
           </w:tcPr>
           <w:p>
             <w:pPr>
+              <w:keepNext w:val="false"/>
               <w:spacing w:after="80"/>
             </w:pPr>
             <w:r>
@@ -8032,6 +8282,7 @@
           </w:tcPr>
           <w:p>
             <w:pPr>
+              <w:keepNext w:val="false"/>
               <w:spacing w:after="80"/>
             </w:pPr>
             <w:r>
@@ -8063,6 +8314,7 @@
           </w:tcPr>
           <w:p>
             <w:pPr>
+              <w:keepNext w:val="false"/>
               <w:spacing w:after="80"/>
             </w:pPr>
             <w:r>
@@ -8094,6 +8346,7 @@
           </w:tcPr>
           <w:p>
             <w:pPr>
+              <w:keepNext w:val="false"/>
               <w:spacing w:after="80"/>
             </w:pPr>
             <w:r>
@@ -8125,6 +8378,7 @@
           </w:tcPr>
           <w:p>
             <w:pPr>
+              <w:keepNext w:val="false"/>
               <w:spacing w:after="80"/>
             </w:pPr>
             <w:r>
@@ -8156,6 +8410,7 @@
           </w:tcPr>
           <w:p>
             <w:pPr>
+              <w:keepNext w:val="false"/>
               <w:spacing w:after="80"/>
             </w:pPr>
             <w:r>
@@ -8187,6 +8442,7 @@
           </w:tcPr>
           <w:p>
             <w:pPr>
+              <w:keepNext w:val="false"/>
               <w:spacing w:after="80"/>
             </w:pPr>
             <w:r>
@@ -8218,6 +8474,7 @@
           </w:tcPr>
           <w:p>
             <w:pPr>
+              <w:keepNext w:val="false"/>
               <w:spacing w:after="80"/>
             </w:pPr>
             <w:r>
@@ -8249,6 +8506,7 @@
           </w:tcPr>
           <w:p>
             <w:pPr>
+              <w:keepNext w:val="false"/>
               <w:spacing w:after="80"/>
             </w:pPr>
             <w:r>
@@ -8281,6 +8539,7 @@
           </w:tcPr>
           <w:p>
             <w:pPr>
+              <w:keepNext w:val="false"/>
               <w:spacing w:after="80"/>
             </w:pPr>
             <w:r>
@@ -8311,6 +8570,7 @@
           </w:tcPr>
           <w:p>
             <w:pPr>
+              <w:keepNext w:val="false"/>
               <w:spacing w:after="80"/>
             </w:pPr>
             <w:r>
@@ -8341,6 +8601,7 @@
           </w:tcPr>
           <w:p>
             <w:pPr>
+              <w:keepNext w:val="false"/>
               <w:spacing w:after="80"/>
             </w:pPr>
             <w:r>
@@ -8371,6 +8632,7 @@
           </w:tcPr>
           <w:p>
             <w:pPr>
+              <w:keepNext w:val="false"/>
               <w:spacing w:after="80"/>
             </w:pPr>
             <w:r>
@@ -8401,6 +8663,7 @@
           </w:tcPr>
           <w:p>
             <w:pPr>
+              <w:keepNext w:val="false"/>
               <w:spacing w:after="80"/>
             </w:pPr>
             <w:r>
@@ -8431,6 +8694,7 @@
           </w:tcPr>
           <w:p>
             <w:pPr>
+              <w:keepNext w:val="false"/>
               <w:spacing w:after="80"/>
             </w:pPr>
             <w:r>
@@ -8461,6 +8725,7 @@
           </w:tcPr>
           <w:p>
             <w:pPr>
+              <w:keepNext w:val="false"/>
               <w:spacing w:after="80"/>
             </w:pPr>
             <w:r>
@@ -8491,6 +8756,7 @@
           </w:tcPr>
           <w:p>
             <w:pPr>
+              <w:keepNext w:val="false"/>
               <w:spacing w:after="80"/>
             </w:pPr>
             <w:r>
@@ -8524,6 +8790,7 @@
           </w:tcPr>
           <w:p>
             <w:pPr>
+              <w:keepNext w:val="false"/>
               <w:spacing w:after="80"/>
             </w:pPr>
             <w:r>
@@ -8555,6 +8822,7 @@
           </w:tcPr>
           <w:p>
             <w:pPr>
+              <w:keepNext w:val="false"/>
               <w:spacing w:after="80"/>
             </w:pPr>
             <w:r>
@@ -8586,6 +8854,7 @@
           </w:tcPr>
           <w:p>
             <w:pPr>
+              <w:keepNext w:val="false"/>
               <w:spacing w:after="80"/>
             </w:pPr>
             <w:r>
@@ -8617,6 +8886,7 @@
           </w:tcPr>
           <w:p>
             <w:pPr>
+              <w:keepNext w:val="false"/>
               <w:spacing w:after="80"/>
             </w:pPr>
             <w:r>
@@ -8648,6 +8918,7 @@
           </w:tcPr>
           <w:p>
             <w:pPr>
+              <w:keepNext w:val="false"/>
               <w:spacing w:after="80"/>
             </w:pPr>
             <w:r>
@@ -8679,6 +8950,7 @@
           </w:tcPr>
           <w:p>
             <w:pPr>
+              <w:keepNext w:val="false"/>
               <w:spacing w:after="80"/>
             </w:pPr>
             <w:r>
@@ -8710,6 +8982,7 @@
           </w:tcPr>
           <w:p>
             <w:pPr>
+              <w:keepNext w:val="false"/>
               <w:spacing w:after="80"/>
             </w:pPr>
             <w:r>
@@ -8741,6 +9014,7 @@
           </w:tcPr>
           <w:p>
             <w:pPr>
+              <w:keepNext w:val="false"/>
               <w:spacing w:after="80"/>
             </w:pPr>
             <w:r>
@@ -8773,6 +9047,7 @@
           </w:tcPr>
           <w:p>
             <w:pPr>
+              <w:keepNext w:val="false"/>
               <w:spacing w:after="80"/>
             </w:pPr>
             <w:r>
@@ -8803,6 +9078,7 @@
           </w:tcPr>
           <w:p>
             <w:pPr>
+              <w:keepNext w:val="false"/>
               <w:spacing w:after="80"/>
             </w:pPr>
             <w:r>
@@ -8833,6 +9109,7 @@
           </w:tcPr>
           <w:p>
             <w:pPr>
+              <w:keepNext w:val="false"/>
               <w:spacing w:after="80"/>
             </w:pPr>
             <w:r>
@@ -8863,6 +9140,7 @@
           </w:tcPr>
           <w:p>
             <w:pPr>
+              <w:keepNext w:val="false"/>
               <w:spacing w:after="80"/>
             </w:pPr>
             <w:r>
@@ -8893,6 +9171,7 @@
           </w:tcPr>
           <w:p>
             <w:pPr>
+              <w:keepNext w:val="false"/>
               <w:spacing w:after="80"/>
             </w:pPr>
             <w:r>
@@ -8923,6 +9202,7 @@
           </w:tcPr>
           <w:p>
             <w:pPr>
+              <w:keepNext w:val="false"/>
               <w:spacing w:after="80"/>
             </w:pPr>
             <w:r>
@@ -8953,6 +9233,7 @@
           </w:tcPr>
           <w:p>
             <w:pPr>
+              <w:keepNext w:val="false"/>
               <w:spacing w:after="80"/>
             </w:pPr>
             <w:r>
@@ -8983,6 +9264,7 @@
           </w:tcPr>
           <w:p>
             <w:pPr>
+              <w:keepNext w:val="false"/>
               <w:spacing w:after="80"/>
             </w:pPr>
             <w:r>
@@ -9016,6 +9298,7 @@
           </w:tcPr>
           <w:p>
             <w:pPr>
+              <w:keepNext w:val="false"/>
               <w:spacing w:after="80"/>
             </w:pPr>
             <w:r>
@@ -9047,6 +9330,7 @@
           </w:tcPr>
           <w:p>
             <w:pPr>
+              <w:keepNext w:val="false"/>
               <w:spacing w:after="80"/>
             </w:pPr>
             <w:r>
@@ -9078,6 +9362,7 @@
           </w:tcPr>
           <w:p>
             <w:pPr>
+              <w:keepNext w:val="false"/>
               <w:spacing w:after="80"/>
             </w:pPr>
             <w:r>
@@ -9109,6 +9394,7 @@
           </w:tcPr>
           <w:p>
             <w:pPr>
+              <w:keepNext w:val="false"/>
               <w:spacing w:after="80"/>
             </w:pPr>
             <w:r>
@@ -9140,6 +9426,7 @@
           </w:tcPr>
           <w:p>
             <w:pPr>
+              <w:keepNext w:val="false"/>
               <w:spacing w:after="80"/>
             </w:pPr>
             <w:r>
@@ -9171,6 +9458,7 @@
           </w:tcPr>
           <w:p>
             <w:pPr>
+              <w:keepNext w:val="false"/>
               <w:spacing w:after="80"/>
             </w:pPr>
             <w:r>
@@ -9202,6 +9490,7 @@
           </w:tcPr>
           <w:p>
             <w:pPr>
+              <w:keepNext w:val="false"/>
               <w:spacing w:after="80"/>
             </w:pPr>
             <w:r>
@@ -9233,6 +9522,7 @@
           </w:tcPr>
           <w:p>
             <w:pPr>
+              <w:keepNext w:val="false"/>
               <w:spacing w:after="80"/>
             </w:pPr>
             <w:r>
@@ -9265,6 +9555,7 @@
           </w:tcPr>
           <w:p>
             <w:pPr>
+              <w:keepNext w:val="false"/>
               <w:spacing w:after="80"/>
             </w:pPr>
             <w:r>
@@ -9295,6 +9586,7 @@
           </w:tcPr>
           <w:p>
             <w:pPr>
+              <w:keepNext w:val="false"/>
               <w:spacing w:after="80"/>
             </w:pPr>
             <w:r>
@@ -9325,6 +9617,7 @@
           </w:tcPr>
           <w:p>
             <w:pPr>
+              <w:keepNext w:val="false"/>
               <w:spacing w:after="80"/>
             </w:pPr>
             <w:r>
@@ -9355,6 +9648,7 @@
           </w:tcPr>
           <w:p>
             <w:pPr>
+              <w:keepNext w:val="false"/>
               <w:spacing w:after="80"/>
             </w:pPr>
             <w:r>
@@ -9385,6 +9679,7 @@
           </w:tcPr>
           <w:p>
             <w:pPr>
+              <w:keepNext w:val="false"/>
               <w:spacing w:after="80"/>
             </w:pPr>
             <w:r>
@@ -9415,6 +9710,7 @@
           </w:tcPr>
           <w:p>
             <w:pPr>
+              <w:keepNext w:val="false"/>
               <w:spacing w:after="80"/>
             </w:pPr>
             <w:r>
@@ -9445,6 +9741,7 @@
           </w:tcPr>
           <w:p>
             <w:pPr>
+              <w:keepNext w:val="false"/>
               <w:spacing w:after="80"/>
             </w:pPr>
             <w:r>
@@ -9475,6 +9772,7 @@
           </w:tcPr>
           <w:p>
             <w:pPr>
+              <w:keepNext w:val="false"/>
               <w:spacing w:after="80"/>
             </w:pPr>
             <w:r>
@@ -9508,6 +9806,7 @@
           </w:tcPr>
           <w:p>
             <w:pPr>
+              <w:keepNext w:val="false"/>
               <w:spacing w:after="80"/>
             </w:pPr>
             <w:r>
@@ -9539,6 +9838,7 @@
           </w:tcPr>
           <w:p>
             <w:pPr>
+              <w:keepNext w:val="false"/>
               <w:spacing w:after="80"/>
             </w:pPr>
             <w:r>
@@ -9570,6 +9870,7 @@
           </w:tcPr>
           <w:p>
             <w:pPr>
+              <w:keepNext w:val="false"/>
               <w:spacing w:after="80"/>
             </w:pPr>
             <w:r>
@@ -9601,6 +9902,7 @@
           </w:tcPr>
           <w:p>
             <w:pPr>
+              <w:keepNext w:val="false"/>
               <w:spacing w:after="80"/>
             </w:pPr>
             <w:r>
@@ -9632,6 +9934,7 @@
           </w:tcPr>
           <w:p>
             <w:pPr>
+              <w:keepNext w:val="false"/>
               <w:spacing w:after="80"/>
             </w:pPr>
             <w:r>
@@ -9663,6 +9966,7 @@
           </w:tcPr>
           <w:p>
             <w:pPr>
+              <w:keepNext w:val="false"/>
               <w:spacing w:after="80"/>
             </w:pPr>
             <w:r>
@@ -9694,6 +9998,7 @@
           </w:tcPr>
           <w:p>
             <w:pPr>
+              <w:keepNext w:val="false"/>
               <w:spacing w:after="80"/>
             </w:pPr>
             <w:r>
@@ -9725,6 +10030,7 @@
           </w:tcPr>
           <w:p>
             <w:pPr>
+              <w:keepNext w:val="false"/>
               <w:spacing w:after="80"/>
             </w:pPr>
             <w:r>
@@ -9757,6 +10063,7 @@
           </w:tcPr>
           <w:p>
             <w:pPr>
+              <w:keepNext w:val="false"/>
               <w:spacing w:after="80"/>
             </w:pPr>
             <w:r>
@@ -9787,6 +10094,7 @@
           </w:tcPr>
           <w:p>
             <w:pPr>
+              <w:keepNext w:val="false"/>
               <w:spacing w:after="80"/>
             </w:pPr>
             <w:r>
@@ -9817,6 +10125,7 @@
           </w:tcPr>
           <w:p>
             <w:pPr>
+              <w:keepNext w:val="false"/>
               <w:spacing w:after="80"/>
             </w:pPr>
             <w:r>
@@ -9847,6 +10156,7 @@
           </w:tcPr>
           <w:p>
             <w:pPr>
+              <w:keepNext w:val="false"/>
               <w:spacing w:after="80"/>
             </w:pPr>
             <w:r>
@@ -9877,6 +10187,7 @@
           </w:tcPr>
           <w:p>
             <w:pPr>
+              <w:keepNext w:val="false"/>
               <w:spacing w:after="80"/>
             </w:pPr>
             <w:r>
@@ -9907,6 +10218,7 @@
           </w:tcPr>
           <w:p>
             <w:pPr>
+              <w:keepNext w:val="false"/>
               <w:spacing w:after="80"/>
             </w:pPr>
             <w:r>
@@ -9937,6 +10249,7 @@
           </w:tcPr>
           <w:p>
             <w:pPr>
+              <w:keepNext w:val="false"/>
               <w:spacing w:after="80"/>
             </w:pPr>
             <w:r>
@@ -9967,6 +10280,7 @@
           </w:tcPr>
           <w:p>
             <w:pPr>
+              <w:keepNext w:val="false"/>
               <w:spacing w:after="80"/>
             </w:pPr>
             <w:r>
@@ -10000,6 +10314,7 @@
           </w:tcPr>
           <w:p>
             <w:pPr>
+              <w:keepNext w:val="false"/>
               <w:spacing w:after="80"/>
             </w:pPr>
             <w:r>
@@ -10031,6 +10346,7 @@
           </w:tcPr>
           <w:p>
             <w:pPr>
+              <w:keepNext w:val="false"/>
               <w:spacing w:after="80"/>
             </w:pPr>
             <w:r>
@@ -10062,6 +10378,7 @@
           </w:tcPr>
           <w:p>
             <w:pPr>
+              <w:keepNext w:val="false"/>
               <w:spacing w:after="80"/>
             </w:pPr>
             <w:r>
@@ -10093,6 +10410,7 @@
           </w:tcPr>
           <w:p>
             <w:pPr>
+              <w:keepNext w:val="false"/>
               <w:spacing w:after="80"/>
             </w:pPr>
             <w:r>
@@ -10124,6 +10442,7 @@
           </w:tcPr>
           <w:p>
             <w:pPr>
+              <w:keepNext w:val="false"/>
               <w:spacing w:after="80"/>
             </w:pPr>
             <w:r>
@@ -10155,6 +10474,7 @@
           </w:tcPr>
           <w:p>
             <w:pPr>
+              <w:keepNext w:val="false"/>
               <w:spacing w:after="80"/>
             </w:pPr>
             <w:r>
@@ -10186,6 +10506,7 @@
           </w:tcPr>
           <w:p>
             <w:pPr>
+              <w:keepNext w:val="false"/>
               <w:spacing w:after="80"/>
             </w:pPr>
             <w:r>
@@ -10217,6 +10538,7 @@
           </w:tcPr>
           <w:p>
             <w:pPr>
+              <w:keepNext w:val="false"/>
               <w:spacing w:after="80"/>
             </w:pPr>
             <w:r>
@@ -10249,6 +10571,7 @@
           </w:tcPr>
           <w:p>
             <w:pPr>
+              <w:keepNext w:val="false"/>
               <w:spacing w:after="80"/>
             </w:pPr>
             <w:r>
@@ -10279,6 +10602,7 @@
           </w:tcPr>
           <w:p>
             <w:pPr>
+              <w:keepNext w:val="false"/>
               <w:spacing w:after="80"/>
             </w:pPr>
             <w:r>
@@ -10309,6 +10633,7 @@
           </w:tcPr>
           <w:p>
             <w:pPr>
+              <w:keepNext w:val="false"/>
               <w:spacing w:after="80"/>
             </w:pPr>
             <w:r>
@@ -10339,6 +10664,7 @@
           </w:tcPr>
           <w:p>
             <w:pPr>
+              <w:keepNext w:val="false"/>
               <w:spacing w:after="80"/>
             </w:pPr>
             <w:r>
@@ -10369,6 +10695,7 @@
           </w:tcPr>
           <w:p>
             <w:pPr>
+              <w:keepNext w:val="false"/>
               <w:spacing w:after="80"/>
             </w:pPr>
             <w:r>
@@ -10399,6 +10726,7 @@
           </w:tcPr>
           <w:p>
             <w:pPr>
+              <w:keepNext w:val="false"/>
               <w:spacing w:after="80"/>
             </w:pPr>
             <w:r>
@@ -10429,6 +10757,7 @@
           </w:tcPr>
           <w:p>
             <w:pPr>
+              <w:keepNext w:val="false"/>
               <w:spacing w:after="80"/>
             </w:pPr>
             <w:r>
@@ -10459,6 +10788,7 @@
           </w:tcPr>
           <w:p>
             <w:pPr>
+              <w:keepNext w:val="false"/>
               <w:spacing w:after="80"/>
             </w:pPr>
             <w:r>
@@ -10492,6 +10822,7 @@
           </w:tcPr>
           <w:p>
             <w:pPr>
+              <w:keepNext w:val="false"/>
               <w:spacing w:after="80"/>
             </w:pPr>
             <w:r>
@@ -10523,6 +10854,7 @@
           </w:tcPr>
           <w:p>
             <w:pPr>
+              <w:keepNext w:val="false"/>
               <w:spacing w:after="80"/>
             </w:pPr>
             <w:r>
@@ -10554,6 +10886,7 @@
           </w:tcPr>
           <w:p>
             <w:pPr>
+              <w:keepNext w:val="false"/>
               <w:spacing w:after="80"/>
             </w:pPr>
             <w:r>
@@ -10585,6 +10918,7 @@
           </w:tcPr>
           <w:p>
             <w:pPr>
+              <w:keepNext w:val="false"/>
               <w:spacing w:after="80"/>
             </w:pPr>
             <w:r>
@@ -10616,6 +10950,7 @@
           </w:tcPr>
           <w:p>
             <w:pPr>
+              <w:keepNext w:val="false"/>
               <w:spacing w:after="80"/>
             </w:pPr>
             <w:r>
@@ -10647,6 +10982,7 @@
           </w:tcPr>
           <w:p>
             <w:pPr>
+              <w:keepNext w:val="false"/>
               <w:spacing w:after="80"/>
             </w:pPr>
             <w:r>
@@ -10678,6 +11014,7 @@
           </w:tcPr>
           <w:p>
             <w:pPr>
+              <w:keepNext w:val="false"/>
               <w:spacing w:after="80"/>
             </w:pPr>
             <w:r>
@@ -10709,6 +11046,7 @@
           </w:tcPr>
           <w:p>
             <w:pPr>
+              <w:keepNext w:val="false"/>
               <w:spacing w:after="80"/>
             </w:pPr>
             <w:r>
@@ -10741,6 +11079,7 @@
           </w:tcPr>
           <w:p>
             <w:pPr>
+              <w:keepNext w:val="false"/>
               <w:spacing w:after="80"/>
             </w:pPr>
             <w:r>
@@ -10771,6 +11110,7 @@
           </w:tcPr>
           <w:p>
             <w:pPr>
+              <w:keepNext w:val="false"/>
               <w:spacing w:after="80"/>
             </w:pPr>
             <w:r>
@@ -10801,6 +11141,7 @@
           </w:tcPr>
           <w:p>
             <w:pPr>
+              <w:keepNext w:val="false"/>
               <w:spacing w:after="80"/>
             </w:pPr>
             <w:r>
@@ -10831,6 +11172,7 @@
           </w:tcPr>
           <w:p>
             <w:pPr>
+              <w:keepNext w:val="false"/>
               <w:spacing w:after="80"/>
             </w:pPr>
             <w:r>
@@ -10861,6 +11203,7 @@
           </w:tcPr>
           <w:p>
             <w:pPr>
+              <w:keepNext w:val="false"/>
               <w:spacing w:after="80"/>
             </w:pPr>
             <w:r>
@@ -10891,6 +11234,7 @@
           </w:tcPr>
           <w:p>
             <w:pPr>
+              <w:keepNext w:val="false"/>
               <w:spacing w:after="80"/>
             </w:pPr>
             <w:r>
@@ -10921,6 +11265,7 @@
           </w:tcPr>
           <w:p>
             <w:pPr>
+              <w:keepNext w:val="false"/>
               <w:spacing w:after="80"/>
             </w:pPr>
             <w:r>
@@ -10951,6 +11296,7 @@
           </w:tcPr>
           <w:p>
             <w:pPr>
+              <w:keepNext w:val="false"/>
               <w:spacing w:after="80"/>
             </w:pPr>
             <w:r>
@@ -10984,6 +11330,7 @@
           </w:tcPr>
           <w:p>
             <w:pPr>
+              <w:keepNext w:val="false"/>
               <w:spacing w:after="80"/>
             </w:pPr>
             <w:r>
@@ -11015,6 +11362,7 @@
           </w:tcPr>
           <w:p>
             <w:pPr>
+              <w:keepNext w:val="false"/>
               <w:spacing w:after="80"/>
             </w:pPr>
             <w:r>
@@ -11046,6 +11394,7 @@
           </w:tcPr>
           <w:p>
             <w:pPr>
+              <w:keepNext w:val="false"/>
               <w:spacing w:after="80"/>
             </w:pPr>
             <w:r>
@@ -11077,6 +11426,7 @@
           </w:tcPr>
           <w:p>
             <w:pPr>
+              <w:keepNext w:val="false"/>
               <w:spacing w:after="80"/>
             </w:pPr>
             <w:r>
@@ -11108,6 +11458,7 @@
           </w:tcPr>
           <w:p>
             <w:pPr>
+              <w:keepNext w:val="false"/>
               <w:spacing w:after="80"/>
             </w:pPr>
             <w:r>
@@ -11139,6 +11490,7 @@
           </w:tcPr>
           <w:p>
             <w:pPr>
+              <w:keepNext w:val="false"/>
               <w:spacing w:after="80"/>
             </w:pPr>
             <w:r>
@@ -11170,6 +11522,7 @@
           </w:tcPr>
           <w:p>
             <w:pPr>
+              <w:keepNext w:val="false"/>
               <w:spacing w:after="80"/>
             </w:pPr>
             <w:r>
@@ -11201,6 +11554,7 @@
           </w:tcPr>
           <w:p>
             <w:pPr>
+              <w:keepNext w:val="false"/>
               <w:spacing w:after="80"/>
             </w:pPr>
             <w:r>
@@ -11233,6 +11587,7 @@
           </w:tcPr>
           <w:p>
             <w:pPr>
+              <w:keepNext w:val="false"/>
               <w:spacing w:after="80"/>
             </w:pPr>
             <w:r>
@@ -11263,6 +11618,7 @@
           </w:tcPr>
           <w:p>
             <w:pPr>
+              <w:keepNext w:val="false"/>
               <w:spacing w:after="80"/>
             </w:pPr>
             <w:r>
@@ -11293,6 +11649,7 @@
           </w:tcPr>
           <w:p>
             <w:pPr>
+              <w:keepNext w:val="false"/>
               <w:spacing w:after="80"/>
             </w:pPr>
             <w:r>
@@ -11323,6 +11680,7 @@
           </w:tcPr>
           <w:p>
             <w:pPr>
+              <w:keepNext w:val="false"/>
               <w:spacing w:after="80"/>
             </w:pPr>
             <w:r>
@@ -11353,6 +11711,7 @@
           </w:tcPr>
           <w:p>
             <w:pPr>
+              <w:keepNext w:val="false"/>
               <w:spacing w:after="80"/>
             </w:pPr>
             <w:r>
@@ -11383,6 +11742,7 @@
           </w:tcPr>
           <w:p>
             <w:pPr>
+              <w:keepNext w:val="false"/>
               <w:spacing w:after="80"/>
             </w:pPr>
             <w:r>
@@ -11413,6 +11773,7 @@
           </w:tcPr>
           <w:p>
             <w:pPr>
+              <w:keepNext w:val="false"/>
               <w:spacing w:after="80"/>
             </w:pPr>
             <w:r>
@@ -11443,6 +11804,7 @@
           </w:tcPr>
           <w:p>
             <w:pPr>
+              <w:keepNext w:val="false"/>
               <w:spacing w:after="80"/>
             </w:pPr>
             <w:r>
@@ -11476,6 +11838,7 @@
           </w:tcPr>
           <w:p>
             <w:pPr>
+              <w:keepNext w:val="false"/>
               <w:spacing w:after="80"/>
             </w:pPr>
             <w:r>
@@ -11507,6 +11870,7 @@
           </w:tcPr>
           <w:p>
             <w:pPr>
+              <w:keepNext w:val="false"/>
               <w:spacing w:after="80"/>
             </w:pPr>
             <w:r>
@@ -11538,6 +11902,7 @@
           </w:tcPr>
           <w:p>
             <w:pPr>
+              <w:keepNext w:val="false"/>
               <w:spacing w:after="80"/>
             </w:pPr>
             <w:r>
@@ -11569,6 +11934,7 @@
           </w:tcPr>
           <w:p>
             <w:pPr>
+              <w:keepNext w:val="false"/>
               <w:spacing w:after="80"/>
             </w:pPr>
             <w:r>
@@ -11600,6 +11966,7 @@
           </w:tcPr>
           <w:p>
             <w:pPr>
+              <w:keepNext w:val="false"/>
               <w:spacing w:after="80"/>
             </w:pPr>
             <w:r>
@@ -11631,6 +11998,7 @@
           </w:tcPr>
           <w:p>
             <w:pPr>
+              <w:keepNext w:val="false"/>
               <w:spacing w:after="80"/>
             </w:pPr>
             <w:r>
@@ -11662,6 +12030,7 @@
           </w:tcPr>
           <w:p>
             <w:pPr>
+              <w:keepNext w:val="false"/>
               <w:spacing w:after="80"/>
             </w:pPr>
             <w:r>
@@ -11693,6 +12062,7 @@
           </w:tcPr>
           <w:p>
             <w:pPr>
+              <w:keepNext w:val="false"/>
               <w:spacing w:after="80"/>
             </w:pPr>
             <w:r>
@@ -11725,6 +12095,7 @@
           </w:tcPr>
           <w:p>
             <w:pPr>
+              <w:keepNext w:val="false"/>
               <w:spacing w:after="80"/>
             </w:pPr>
             <w:r>
@@ -11755,6 +12126,7 @@
           </w:tcPr>
           <w:p>
             <w:pPr>
+              <w:keepNext w:val="false"/>
               <w:spacing w:after="80"/>
             </w:pPr>
             <w:r>
@@ -11785,6 +12157,7 @@
           </w:tcPr>
           <w:p>
             <w:pPr>
+              <w:keepNext w:val="false"/>
               <w:spacing w:after="80"/>
             </w:pPr>
             <w:r>
@@ -11815,6 +12188,7 @@
           </w:tcPr>
           <w:p>
             <w:pPr>
+              <w:keepNext w:val="false"/>
               <w:spacing w:after="80"/>
             </w:pPr>
             <w:r>
@@ -11845,6 +12219,7 @@
           </w:tcPr>
           <w:p>
             <w:pPr>
+              <w:keepNext w:val="false"/>
               <w:spacing w:after="80"/>
             </w:pPr>
             <w:r>
@@ -11875,6 +12250,7 @@
           </w:tcPr>
           <w:p>
             <w:pPr>
+              <w:keepNext w:val="false"/>
               <w:spacing w:after="80"/>
             </w:pPr>
             <w:r>
@@ -11905,6 +12281,7 @@
           </w:tcPr>
           <w:p>
             <w:pPr>
+              <w:keepNext w:val="false"/>
               <w:spacing w:after="80"/>
             </w:pPr>
             <w:r>
@@ -11935,6 +12312,7 @@
           </w:tcPr>
           <w:p>
             <w:pPr>
+              <w:keepNext w:val="false"/>
               <w:spacing w:after="80"/>
             </w:pPr>
             <w:r>
@@ -11968,6 +12346,7 @@
           </w:tcPr>
           <w:p>
             <w:pPr>
+              <w:keepNext w:val="false"/>
               <w:spacing w:after="80"/>
             </w:pPr>
             <w:r>
@@ -11999,6 +12378,7 @@
           </w:tcPr>
           <w:p>
             <w:pPr>
+              <w:keepNext w:val="false"/>
               <w:spacing w:after="80"/>
             </w:pPr>
             <w:r>
@@ -12030,6 +12410,7 @@
           </w:tcPr>
           <w:p>
             <w:pPr>
+              <w:keepNext w:val="false"/>
               <w:spacing w:after="80"/>
             </w:pPr>
             <w:r>
@@ -12061,6 +12442,7 @@
           </w:tcPr>
           <w:p>
             <w:pPr>
+              <w:keepNext w:val="false"/>
               <w:spacing w:after="80"/>
             </w:pPr>
             <w:r>
@@ -12092,6 +12474,7 @@
           </w:tcPr>
           <w:p>
             <w:pPr>
+              <w:keepNext w:val="false"/>
               <w:spacing w:after="80"/>
             </w:pPr>
             <w:r>
@@ -12123,6 +12506,7 @@
           </w:tcPr>
           <w:p>
             <w:pPr>
+              <w:keepNext w:val="false"/>
               <w:spacing w:after="80"/>
             </w:pPr>
             <w:r>
@@ -12154,6 +12538,7 @@
           </w:tcPr>
           <w:p>
             <w:pPr>
+              <w:keepNext w:val="false"/>
               <w:spacing w:after="80"/>
             </w:pPr>
             <w:r>
@@ -12185,6 +12570,7 @@
           </w:tcPr>
           <w:p>
             <w:pPr>
+              <w:keepNext w:val="false"/>
               <w:spacing w:after="80"/>
             </w:pPr>
             <w:r>
@@ -12217,6 +12603,7 @@
           </w:tcPr>
           <w:p>
             <w:pPr>
+              <w:keepNext w:val="false"/>
               <w:spacing w:after="80"/>
             </w:pPr>
             <w:r>
@@ -12247,6 +12634,7 @@
           </w:tcPr>
           <w:p>
             <w:pPr>
+              <w:keepNext w:val="false"/>
               <w:spacing w:after="80"/>
             </w:pPr>
             <w:r>
@@ -12277,6 +12665,7 @@
           </w:tcPr>
           <w:p>
             <w:pPr>
+              <w:keepNext w:val="false"/>
               <w:spacing w:after="80"/>
             </w:pPr>
             <w:r>
@@ -12307,6 +12696,7 @@
           </w:tcPr>
           <w:p>
             <w:pPr>
+              <w:keepNext w:val="false"/>
               <w:spacing w:after="80"/>
             </w:pPr>
             <w:r>
@@ -12337,6 +12727,7 @@
           </w:tcPr>
           <w:p>
             <w:pPr>
+              <w:keepNext w:val="false"/>
               <w:spacing w:after="80"/>
             </w:pPr>
             <w:r>
@@ -12367,6 +12758,7 @@
           </w:tcPr>
           <w:p>
             <w:pPr>
+              <w:keepNext w:val="false"/>
               <w:spacing w:after="80"/>
             </w:pPr>
             <w:r>
@@ -12397,6 +12789,7 @@
           </w:tcPr>
           <w:p>
             <w:pPr>
+              <w:keepNext w:val="false"/>
               <w:spacing w:after="80"/>
             </w:pPr>
             <w:r>
@@ -12427,6 +12820,7 @@
           </w:tcPr>
           <w:p>
             <w:pPr>
+              <w:keepNext w:val="false"/>
               <w:spacing w:after="80"/>
             </w:pPr>
             <w:r>
@@ -12460,6 +12854,7 @@
           </w:tcPr>
           <w:p>
             <w:pPr>
+              <w:keepNext w:val="false"/>
               <w:spacing w:after="80"/>
             </w:pPr>
             <w:r>
@@ -12491,6 +12886,7 @@
           </w:tcPr>
           <w:p>
             <w:pPr>
+              <w:keepNext w:val="false"/>
               <w:spacing w:after="80"/>
             </w:pPr>
             <w:r>
@@ -12522,6 +12918,7 @@
           </w:tcPr>
           <w:p>
             <w:pPr>
+              <w:keepNext w:val="false"/>
               <w:spacing w:after="80"/>
             </w:pPr>
             <w:r>
@@ -12553,6 +12950,7 @@
           </w:tcPr>
           <w:p>
             <w:pPr>
+              <w:keepNext w:val="false"/>
               <w:spacing w:after="80"/>
             </w:pPr>
             <w:r>
@@ -12584,6 +12982,7 @@
           </w:tcPr>
           <w:p>
             <w:pPr>
+              <w:keepNext w:val="false"/>
               <w:spacing w:after="80"/>
             </w:pPr>
             <w:r>
@@ -12615,6 +13014,7 @@
           </w:tcPr>
           <w:p>
             <w:pPr>
+              <w:keepNext w:val="false"/>
               <w:spacing w:after="80"/>
             </w:pPr>
             <w:r>
@@ -12646,6 +13046,7 @@
           </w:tcPr>
           <w:p>
             <w:pPr>
+              <w:keepNext w:val="false"/>
               <w:spacing w:after="80"/>
             </w:pPr>
             <w:r>
@@ -12677,6 +13078,7 @@
           </w:tcPr>
           <w:p>
             <w:pPr>
+              <w:keepNext w:val="false"/>
               <w:spacing w:after="80"/>
             </w:pPr>
             <w:r>
@@ -12709,6 +13111,7 @@
           </w:tcPr>
           <w:p>
             <w:pPr>
+              <w:keepNext w:val="false"/>
               <w:spacing w:after="80"/>
             </w:pPr>
             <w:r>
@@ -12739,6 +13142,7 @@
           </w:tcPr>
           <w:p>
             <w:pPr>
+              <w:keepNext w:val="false"/>
               <w:spacing w:after="80"/>
             </w:pPr>
             <w:r>
@@ -12769,6 +13173,7 @@
           </w:tcPr>
           <w:p>
             <w:pPr>
+              <w:keepNext w:val="false"/>
               <w:spacing w:after="80"/>
             </w:pPr>
             <w:r>
@@ -12799,6 +13204,7 @@
           </w:tcPr>
           <w:p>
             <w:pPr>
+              <w:keepNext w:val="false"/>
               <w:spacing w:after="80"/>
             </w:pPr>
             <w:r>
@@ -12829,6 +13235,7 @@
           </w:tcPr>
           <w:p>
             <w:pPr>
+              <w:keepNext w:val="false"/>
               <w:spacing w:after="80"/>
             </w:pPr>
             <w:r>
@@ -12859,6 +13266,7 @@
           </w:tcPr>
           <w:p>
             <w:pPr>
+              <w:keepNext w:val="false"/>
               <w:spacing w:after="80"/>
             </w:pPr>
             <w:r>
@@ -12889,6 +13297,7 @@
           </w:tcPr>
           <w:p>
             <w:pPr>
+              <w:keepNext w:val="false"/>
               <w:spacing w:after="80"/>
             </w:pPr>
             <w:r>
@@ -12919,6 +13328,7 @@
           </w:tcPr>
           <w:p>
             <w:pPr>
+              <w:keepNext w:val="false"/>
               <w:spacing w:after="80"/>
             </w:pPr>
             <w:r>
@@ -12952,6 +13362,7 @@
           </w:tcPr>
           <w:p>
             <w:pPr>
+              <w:keepNext w:val="false"/>
               <w:spacing w:after="80"/>
             </w:pPr>
             <w:r>
@@ -12983,6 +13394,7 @@
           </w:tcPr>
           <w:p>
             <w:pPr>
+              <w:keepNext w:val="false"/>
               <w:spacing w:after="80"/>
             </w:pPr>
             <w:r>
@@ -13014,6 +13426,7 @@
           </w:tcPr>
           <w:p>
             <w:pPr>
+              <w:keepNext w:val="false"/>
               <w:spacing w:after="80"/>
             </w:pPr>
             <w:r>
@@ -13045,6 +13458,7 @@
           </w:tcPr>
           <w:p>
             <w:pPr>
+              <w:keepNext w:val="false"/>
               <w:spacing w:after="80"/>
             </w:pPr>
             <w:r>
@@ -13076,6 +13490,7 @@
           </w:tcPr>
           <w:p>
             <w:pPr>
+              <w:keepNext w:val="false"/>
               <w:spacing w:after="80"/>
             </w:pPr>
             <w:r>
@@ -13107,6 +13522,7 @@
           </w:tcPr>
           <w:p>
             <w:pPr>
+              <w:keepNext w:val="false"/>
               <w:spacing w:after="80"/>
             </w:pPr>
             <w:r>
@@ -13138,6 +13554,7 @@
           </w:tcPr>
           <w:p>
             <w:pPr>
+              <w:keepNext w:val="false"/>
               <w:spacing w:after="80"/>
             </w:pPr>
             <w:r>
@@ -13169,6 +13586,7 @@
           </w:tcPr>
           <w:p>
             <w:pPr>
+              <w:keepNext w:val="false"/>
               <w:spacing w:after="80"/>
             </w:pPr>
             <w:r>
@@ -13201,6 +13619,7 @@
           </w:tcPr>
           <w:p>
             <w:pPr>
+              <w:keepNext w:val="false"/>
               <w:spacing w:after="80"/>
             </w:pPr>
             <w:r>
@@ -13231,6 +13650,7 @@
           </w:tcPr>
           <w:p>
             <w:pPr>
+              <w:keepNext w:val="false"/>
               <w:spacing w:after="80"/>
             </w:pPr>
             <w:r>
@@ -13261,6 +13681,7 @@
           </w:tcPr>
           <w:p>
             <w:pPr>
+              <w:keepNext w:val="false"/>
               <w:spacing w:after="80"/>
             </w:pPr>
             <w:r>
@@ -13291,6 +13712,7 @@
           </w:tcPr>
           <w:p>
             <w:pPr>
+              <w:keepNext w:val="false"/>
               <w:spacing w:after="80"/>
             </w:pPr>
             <w:r>
@@ -13321,6 +13743,7 @@
           </w:tcPr>
           <w:p>
             <w:pPr>
+              <w:keepNext w:val="false"/>
               <w:spacing w:after="80"/>
             </w:pPr>
             <w:r>
@@ -13351,6 +13774,7 @@
           </w:tcPr>
           <w:p>
             <w:pPr>
+              <w:keepNext w:val="false"/>
               <w:spacing w:after="80"/>
             </w:pPr>
             <w:r>
@@ -13381,6 +13805,7 @@
           </w:tcPr>
           <w:p>
             <w:pPr>
+              <w:keepNext w:val="false"/>
               <w:spacing w:after="80"/>
             </w:pPr>
             <w:r>
@@ -13411,6 +13836,7 @@
           </w:tcPr>
           <w:p>
             <w:pPr>
+              <w:keepNext w:val="false"/>
               <w:spacing w:after="80"/>
             </w:pPr>
             <w:r>
@@ -13444,6 +13870,7 @@
           </w:tcPr>
           <w:p>
             <w:pPr>
+              <w:keepNext w:val="false"/>
               <w:spacing w:after="80"/>
             </w:pPr>
             <w:r>
@@ -13475,6 +13902,7 @@
           </w:tcPr>
           <w:p>
             <w:pPr>
+              <w:keepNext w:val="false"/>
               <w:spacing w:after="80"/>
             </w:pPr>
             <w:r>
@@ -13506,6 +13934,7 @@
           </w:tcPr>
           <w:p>
             <w:pPr>
+              <w:keepNext w:val="false"/>
               <w:spacing w:after="80"/>
             </w:pPr>
             <w:r>
@@ -13537,6 +13966,7 @@
           </w:tcPr>
           <w:p>
             <w:pPr>
+              <w:keepNext w:val="false"/>
               <w:spacing w:after="80"/>
             </w:pPr>
             <w:r>
@@ -13568,6 +13998,7 @@
           </w:tcPr>
           <w:p>
             <w:pPr>
+              <w:keepNext w:val="false"/>
               <w:spacing w:after="80"/>
             </w:pPr>
             <w:r>
@@ -13599,6 +14030,7 @@
           </w:tcPr>
           <w:p>
             <w:pPr>
+              <w:keepNext w:val="false"/>
               <w:spacing w:after="80"/>
             </w:pPr>
             <w:r>
@@ -13630,6 +14062,7 @@
           </w:tcPr>
           <w:p>
             <w:pPr>
+              <w:keepNext w:val="false"/>
               <w:spacing w:after="80"/>
             </w:pPr>
             <w:r>
@@ -13661,6 +14094,7 @@
           </w:tcPr>
           <w:p>
             <w:pPr>
+              <w:keepNext w:val="false"/>
               <w:spacing w:after="80"/>
             </w:pPr>
             <w:r>
@@ -13693,6 +14127,7 @@
           </w:tcPr>
           <w:p>
             <w:pPr>
+              <w:keepNext w:val="false"/>
               <w:spacing w:after="80"/>
             </w:pPr>
             <w:r>
@@ -13723,6 +14158,7 @@
           </w:tcPr>
           <w:p>
             <w:pPr>
+              <w:keepNext w:val="false"/>
               <w:spacing w:after="80"/>
             </w:pPr>
             <w:r>
@@ -13753,6 +14189,7 @@
           </w:tcPr>
           <w:p>
             <w:pPr>
+              <w:keepNext w:val="false"/>
               <w:spacing w:after="80"/>
             </w:pPr>
             <w:r>
@@ -13783,6 +14220,7 @@
           </w:tcPr>
           <w:p>
             <w:pPr>
+              <w:keepNext w:val="false"/>
               <w:spacing w:after="80"/>
             </w:pPr>
             <w:r>
@@ -13813,6 +14251,7 @@
           </w:tcPr>
           <w:p>
             <w:pPr>
+              <w:keepNext w:val="false"/>
               <w:spacing w:after="80"/>
             </w:pPr>
             <w:r>
@@ -13843,6 +14282,7 @@
           </w:tcPr>
           <w:p>
             <w:pPr>
+              <w:keepNext w:val="false"/>
               <w:spacing w:after="80"/>
             </w:pPr>
             <w:r>
@@ -13873,6 +14313,7 @@
           </w:tcPr>
           <w:p>
             <w:pPr>
+              <w:keepNext w:val="false"/>
               <w:spacing w:after="80"/>
             </w:pPr>
             <w:r>
@@ -13903,6 +14344,7 @@
           </w:tcPr>
           <w:p>
             <w:pPr>
+              <w:keepNext w:val="false"/>
               <w:spacing w:after="80"/>
             </w:pPr>
             <w:r>
@@ -13936,6 +14378,7 @@
           </w:tcPr>
           <w:p>
             <w:pPr>
+              <w:keepNext w:val="false"/>
               <w:spacing w:after="80"/>
             </w:pPr>
             <w:r>
@@ -13967,6 +14410,7 @@
           </w:tcPr>
           <w:p>
             <w:pPr>
+              <w:keepNext w:val="false"/>
               <w:spacing w:after="80"/>
             </w:pPr>
             <w:r>
@@ -13998,6 +14442,7 @@
           </w:tcPr>
           <w:p>
             <w:pPr>
+              <w:keepNext w:val="false"/>
               <w:spacing w:after="80"/>
             </w:pPr>
             <w:r>
@@ -14029,6 +14474,7 @@
           </w:tcPr>
           <w:p>
             <w:pPr>
+              <w:keepNext w:val="false"/>
               <w:spacing w:after="80"/>
             </w:pPr>
             <w:r>
@@ -14060,6 +14506,7 @@
           </w:tcPr>
           <w:p>
             <w:pPr>
+              <w:keepNext w:val="false"/>
               <w:spacing w:after="80"/>
             </w:pPr>
             <w:r>
@@ -14091,6 +14538,7 @@
           </w:tcPr>
           <w:p>
             <w:pPr>
+              <w:keepNext w:val="false"/>
               <w:spacing w:after="80"/>
             </w:pPr>
             <w:r>
@@ -14122,6 +14570,7 @@
           </w:tcPr>
           <w:p>
             <w:pPr>
+              <w:keepNext w:val="false"/>
               <w:spacing w:after="80"/>
             </w:pPr>
             <w:r>
@@ -14153,6 +14602,7 @@
           </w:tcPr>
           <w:p>
             <w:pPr>
+              <w:keepNext w:val="false"/>
               <w:spacing w:after="80"/>
             </w:pPr>
             <w:r>
@@ -14185,6 +14635,7 @@
           </w:tcPr>
           <w:p>
             <w:pPr>
+              <w:keepNext w:val="false"/>
               <w:spacing w:after="80"/>
             </w:pPr>
             <w:r>
@@ -14215,6 +14666,7 @@
           </w:tcPr>
           <w:p>
             <w:pPr>
+              <w:keepNext w:val="false"/>
               <w:spacing w:after="80"/>
             </w:pPr>
             <w:r>
@@ -14245,6 +14697,7 @@
           </w:tcPr>
           <w:p>
             <w:pPr>
+              <w:keepNext w:val="false"/>
               <w:spacing w:after="80"/>
             </w:pPr>
             <w:r>
@@ -14275,6 +14728,7 @@
           </w:tcPr>
           <w:p>
             <w:pPr>
+              <w:keepNext w:val="false"/>
               <w:spacing w:after="80"/>
             </w:pPr>
             <w:r>
@@ -14305,6 +14759,7 @@
           </w:tcPr>
           <w:p>
             <w:pPr>
+              <w:keepNext w:val="false"/>
               <w:spacing w:after="80"/>
             </w:pPr>
             <w:r>
@@ -14335,6 +14790,7 @@
           </w:tcPr>
           <w:p>
             <w:pPr>
+              <w:keepNext w:val="false"/>
               <w:spacing w:after="80"/>
             </w:pPr>
             <w:r>
@@ -14365,6 +14821,7 @@
           </w:tcPr>
           <w:p>
             <w:pPr>
+              <w:keepNext w:val="false"/>
               <w:spacing w:after="80"/>
             </w:pPr>
             <w:r>
@@ -14395,6 +14852,7 @@
           </w:tcPr>
           <w:p>
             <w:pPr>
+              <w:keepNext w:val="false"/>
               <w:spacing w:after="80"/>
             </w:pPr>
             <w:r>
@@ -14428,6 +14886,7 @@
           </w:tcPr>
           <w:p>
             <w:pPr>
+              <w:keepNext w:val="false"/>
               <w:spacing w:after="80"/>
             </w:pPr>
             <w:r>
@@ -14459,6 +14918,7 @@
           </w:tcPr>
           <w:p>
             <w:pPr>
+              <w:keepNext w:val="false"/>
               <w:spacing w:after="80"/>
             </w:pPr>
             <w:r>
@@ -14490,6 +14950,7 @@
           </w:tcPr>
           <w:p>
             <w:pPr>
+              <w:keepNext w:val="false"/>
               <w:spacing w:after="80"/>
             </w:pPr>
             <w:r>
@@ -14521,6 +14982,7 @@
           </w:tcPr>
           <w:p>
             <w:pPr>
+              <w:keepNext w:val="false"/>
               <w:spacing w:after="80"/>
             </w:pPr>
             <w:r>
@@ -14552,6 +15014,7 @@
           </w:tcPr>
           <w:p>
             <w:pPr>
+              <w:keepNext w:val="false"/>
               <w:spacing w:after="80"/>
             </w:pPr>
             <w:r>
@@ -14583,6 +15046,7 @@
           </w:tcPr>
           <w:p>
             <w:pPr>
+              <w:keepNext w:val="false"/>
               <w:spacing w:after="80"/>
             </w:pPr>
             <w:r>
@@ -14614,6 +15078,7 @@
           </w:tcPr>
           <w:p>
             <w:pPr>
+              <w:keepNext w:val="false"/>
               <w:spacing w:after="80"/>
             </w:pPr>
             <w:r>
@@ -14645,6 +15110,7 @@
           </w:tcPr>
           <w:p>
             <w:pPr>
+              <w:keepNext w:val="false"/>
               <w:spacing w:after="80"/>
             </w:pPr>
             <w:r>
@@ -14677,6 +15143,7 @@
           </w:tcPr>
           <w:p>
             <w:pPr>
+              <w:keepNext w:val="false"/>
               <w:spacing w:after="80"/>
             </w:pPr>
             <w:r>
@@ -14707,6 +15174,7 @@
           </w:tcPr>
           <w:p>
             <w:pPr>
+              <w:keepNext w:val="false"/>
               <w:spacing w:after="80"/>
             </w:pPr>
             <w:r>
@@ -14737,6 +15205,7 @@
           </w:tcPr>
           <w:p>
             <w:pPr>
+              <w:keepNext w:val="false"/>
               <w:spacing w:after="80"/>
             </w:pPr>
             <w:r>
@@ -14767,6 +15236,7 @@
           </w:tcPr>
           <w:p>
             <w:pPr>
+              <w:keepNext w:val="false"/>
               <w:spacing w:after="80"/>
             </w:pPr>
             <w:r>
@@ -14797,6 +15267,7 @@
           </w:tcPr>
           <w:p>
             <w:pPr>
+              <w:keepNext w:val="false"/>
               <w:spacing w:after="80"/>
             </w:pPr>
             <w:r>
@@ -14827,6 +15298,7 @@
           </w:tcPr>
           <w:p>
             <w:pPr>
+              <w:keepNext w:val="false"/>
               <w:spacing w:after="80"/>
             </w:pPr>
             <w:r>
@@ -14857,6 +15329,7 @@
           </w:tcPr>
           <w:p>
             <w:pPr>
+              <w:keepNext w:val="false"/>
               <w:spacing w:after="80"/>
             </w:pPr>
             <w:r>
@@ -14887,6 +15360,7 @@
           </w:tcPr>
           <w:p>
             <w:pPr>
+              <w:keepNext w:val="false"/>
               <w:spacing w:after="80"/>
             </w:pPr>
             <w:r>
@@ -14920,6 +15394,7 @@
           </w:tcPr>
           <w:p>
             <w:pPr>
+              <w:keepNext w:val="false"/>
               <w:spacing w:after="80"/>
             </w:pPr>
             <w:r>
@@ -14951,6 +15426,7 @@
           </w:tcPr>
           <w:p>
             <w:pPr>
+              <w:keepNext w:val="false"/>
               <w:spacing w:after="80"/>
             </w:pPr>
             <w:r>
@@ -14982,6 +15458,7 @@
           </w:tcPr>
           <w:p>
             <w:pPr>
+              <w:keepNext w:val="false"/>
               <w:spacing w:after="80"/>
             </w:pPr>
             <w:r>
@@ -15013,6 +15490,7 @@
           </w:tcPr>
           <w:p>
             <w:pPr>
+              <w:keepNext w:val="false"/>
               <w:spacing w:after="80"/>
             </w:pPr>
             <w:r>
@@ -15044,6 +15522,7 @@
           </w:tcPr>
           <w:p>
             <w:pPr>
+              <w:keepNext w:val="false"/>
               <w:spacing w:after="80"/>
             </w:pPr>
             <w:r>
@@ -15075,6 +15554,7 @@
           </w:tcPr>
           <w:p>
             <w:pPr>
+              <w:keepNext w:val="false"/>
               <w:spacing w:after="80"/>
             </w:pPr>
             <w:r>
@@ -15106,6 +15586,7 @@
           </w:tcPr>
           <w:p>
             <w:pPr>
+              <w:keepNext w:val="false"/>
               <w:spacing w:after="80"/>
             </w:pPr>
             <w:r>
@@ -15137,6 +15618,7 @@
           </w:tcPr>
           <w:p>
             <w:pPr>
+              <w:keepNext w:val="false"/>
               <w:spacing w:after="80"/>
             </w:pPr>
             <w:r>
@@ -15169,6 +15651,7 @@
           </w:tcPr>
           <w:p>
             <w:pPr>
+              <w:keepNext w:val="false"/>
               <w:spacing w:after="80"/>
             </w:pPr>
             <w:r>
@@ -15199,6 +15682,7 @@
           </w:tcPr>
           <w:p>
             <w:pPr>
+              <w:keepNext w:val="false"/>
               <w:spacing w:after="80"/>
             </w:pPr>
             <w:r>
@@ -15229,6 +15713,7 @@
           </w:tcPr>
           <w:p>
             <w:pPr>
+              <w:keepNext w:val="false"/>
               <w:spacing w:after="80"/>
             </w:pPr>
             <w:r>
@@ -15259,6 +15744,7 @@
           </w:tcPr>
           <w:p>
             <w:pPr>
+              <w:keepNext w:val="false"/>
               <w:spacing w:after="80"/>
             </w:pPr>
             <w:r>
@@ -15289,6 +15775,7 @@
           </w:tcPr>
           <w:p>
             <w:pPr>
+              <w:keepNext w:val="false"/>
               <w:spacing w:after="80"/>
             </w:pPr>
             <w:r>
@@ -15319,6 +15806,7 @@
           </w:tcPr>
           <w:p>
             <w:pPr>
+              <w:keepNext w:val="false"/>
               <w:spacing w:after="80"/>
             </w:pPr>
             <w:r>
@@ -15349,6 +15837,7 @@
           </w:tcPr>
           <w:p>
             <w:pPr>
+              <w:keepNext w:val="false"/>
               <w:spacing w:after="80"/>
             </w:pPr>
             <w:r>
@@ -15379,6 +15868,7 @@
           </w:tcPr>
           <w:p>
             <w:pPr>
+              <w:keepNext w:val="false"/>
               <w:spacing w:after="80"/>
             </w:pPr>
             <w:r>
@@ -15412,6 +15902,7 @@
           </w:tcPr>
           <w:p>
             <w:pPr>
+              <w:keepNext w:val="false"/>
               <w:spacing w:after="80"/>
             </w:pPr>
             <w:r>
@@ -15443,6 +15934,7 @@
           </w:tcPr>
           <w:p>
             <w:pPr>
+              <w:keepNext w:val="false"/>
               <w:spacing w:after="80"/>
             </w:pPr>
             <w:r>
@@ -15474,6 +15966,7 @@
           </w:tcPr>
           <w:p>
             <w:pPr>
+              <w:keepNext w:val="false"/>
               <w:spacing w:after="80"/>
             </w:pPr>
             <w:r>
@@ -15505,6 +15998,7 @@
           </w:tcPr>
           <w:p>
             <w:pPr>
+              <w:keepNext w:val="false"/>
               <w:spacing w:after="80"/>
             </w:pPr>
             <w:r>
@@ -15536,6 +16030,7 @@
           </w:tcPr>
           <w:p>
             <w:pPr>
+              <w:keepNext w:val="false"/>
               <w:spacing w:after="80"/>
             </w:pPr>
             <w:r>
@@ -15567,6 +16062,7 @@
           </w:tcPr>
           <w:p>
             <w:pPr>
+              <w:keepNext w:val="false"/>
               <w:spacing w:after="80"/>
             </w:pPr>
             <w:r>
@@ -15598,6 +16094,7 @@
           </w:tcPr>
           <w:p>
             <w:pPr>
+              <w:keepNext w:val="false"/>
               <w:spacing w:after="80"/>
             </w:pPr>
             <w:r>
@@ -15629,6 +16126,7 @@
           </w:tcPr>
           <w:p>
             <w:pPr>
+              <w:keepNext w:val="false"/>
               <w:spacing w:after="80"/>
             </w:pPr>
             <w:r>
@@ -15661,6 +16159,7 @@
           </w:tcPr>
           <w:p>
             <w:pPr>
+              <w:keepNext w:val="false"/>
               <w:spacing w:after="80"/>
             </w:pPr>
             <w:r>
@@ -15691,6 +16190,7 @@
           </w:tcPr>
           <w:p>
             <w:pPr>
+              <w:keepNext w:val="false"/>
               <w:spacing w:after="80"/>
             </w:pPr>
             <w:r>
@@ -15721,6 +16221,7 @@
           </w:tcPr>
           <w:p>
             <w:pPr>
+              <w:keepNext w:val="false"/>
               <w:spacing w:after="80"/>
             </w:pPr>
             <w:r>
@@ -15751,6 +16252,7 @@
           </w:tcPr>
           <w:p>
             <w:pPr>
+              <w:keepNext w:val="false"/>
               <w:spacing w:after="80"/>
             </w:pPr>
             <w:r>
@@ -15781,6 +16283,7 @@
           </w:tcPr>
           <w:p>
             <w:pPr>
+              <w:keepNext w:val="false"/>
               <w:spacing w:after="80"/>
             </w:pPr>
             <w:r>
@@ -15811,6 +16314,7 @@
           </w:tcPr>
           <w:p>
             <w:pPr>
+              <w:keepNext w:val="false"/>
               <w:spacing w:after="80"/>
             </w:pPr>
             <w:r>
@@ -15841,6 +16345,7 @@
           </w:tcPr>
           <w:p>
             <w:pPr>
+              <w:keepNext w:val="false"/>
               <w:spacing w:after="80"/>
             </w:pPr>
             <w:r>
@@ -15871,6 +16376,7 @@
           </w:tcPr>
           <w:p>
             <w:pPr>
+              <w:keepNext w:val="false"/>
               <w:spacing w:after="80"/>
             </w:pPr>
             <w:r>
@@ -15941,6 +16447,7 @@
           </w:tcPr>
           <w:p>
             <w:pPr>
+              <w:keepNext w:val="false"/>
               <w:spacing w:after="80"/>
             </w:pPr>
             <w:r>
@@ -15974,6 +16481,7 @@
           </w:p>
           <w:p>
             <w:pPr>
+              <w:keepNext w:val="false"/>
               <w:spacing w:after="80"/>
             </w:pPr>
             <w:r>
@@ -15997,6 +16505,7 @@
           </w:p>
           <w:p>
             <w:pPr>
+              <w:keepNext w:val="false"/>
               <w:spacing w:before="60"/>
             </w:pPr>
             <w:r>
@@ -16020,6 +16529,7 @@
           </w:p>
           <w:p>
             <w:pPr>
+              <w:keepNext w:val="false"/>
               <w:spacing w:after="80"/>
             </w:pPr>
             <w:r>
@@ -16036,6 +16546,7 @@
     </w:tbl>
     <w:p>
       <w:pPr>
+        <w:keepNext w:val="false"/>
         <w:spacing w:after="90"/>
       </w:pPr>
     </w:p>
@@ -16076,6 +16587,7 @@
           </w:tcPr>
           <w:p>
             <w:pPr>
+              <w:keepNext w:val="false"/>
               <w:spacing w:after="80"/>
             </w:pPr>
             <w:r>
@@ -16109,6 +16621,7 @@
           </w:p>
           <w:p>
             <w:pPr>
+              <w:keepNext w:val="false"/>
               <w:spacing w:after="80"/>
             </w:pPr>
             <w:r>
@@ -16132,6 +16645,7 @@
           </w:p>
           <w:p>
             <w:pPr>
+              <w:keepNext w:val="false"/>
               <w:spacing w:before="60"/>
             </w:pPr>
             <w:r>
@@ -16155,6 +16669,7 @@
           </w:p>
           <w:p>
             <w:pPr>
+              <w:keepNext w:val="false"/>
               <w:spacing w:after="80"/>
             </w:pPr>
             <w:r>
@@ -16171,6 +16686,7 @@
     </w:tbl>
     <w:p>
       <w:pPr>
+        <w:keepNext w:val="false"/>
         <w:spacing w:after="90"/>
       </w:pPr>
     </w:p>
@@ -16211,6 +16727,7 @@
           </w:tcPr>
           <w:p>
             <w:pPr>
+              <w:keepNext w:val="false"/>
               <w:spacing w:after="80"/>
             </w:pPr>
             <w:r>
@@ -16244,6 +16761,7 @@
           </w:p>
           <w:p>
             <w:pPr>
+              <w:keepNext w:val="false"/>
               <w:spacing w:after="80"/>
             </w:pPr>
             <w:r>
@@ -16267,6 +16785,7 @@
           </w:p>
           <w:p>
             <w:pPr>
+              <w:keepNext w:val="false"/>
               <w:spacing w:before="60"/>
             </w:pPr>
             <w:r>
@@ -16290,6 +16809,7 @@
           </w:p>
           <w:p>
             <w:pPr>
+              <w:keepNext w:val="false"/>
               <w:spacing w:after="80"/>
             </w:pPr>
             <w:r>
@@ -16306,6 +16826,7 @@
     </w:tbl>
     <w:p>
       <w:pPr>
+        <w:keepNext w:val="false"/>
         <w:spacing w:after="90"/>
       </w:pPr>
     </w:p>
@@ -16346,6 +16867,7 @@
           </w:tcPr>
           <w:p>
             <w:pPr>
+              <w:keepNext w:val="false"/>
               <w:spacing w:after="80"/>
             </w:pPr>
             <w:r>
@@ -16379,6 +16901,7 @@
           </w:p>
           <w:p>
             <w:pPr>
+              <w:keepNext w:val="false"/>
               <w:spacing w:after="80"/>
             </w:pPr>
             <w:r>
@@ -16402,6 +16925,7 @@
           </w:p>
           <w:p>
             <w:pPr>
+              <w:keepNext w:val="false"/>
               <w:spacing w:before="60"/>
             </w:pPr>
             <w:r>
@@ -16425,6 +16949,7 @@
           </w:p>
           <w:p>
             <w:pPr>
+              <w:keepNext w:val="false"/>
               <w:spacing w:after="80"/>
             </w:pPr>
             <w:r>
@@ -16441,6 +16966,7 @@
     </w:tbl>
     <w:p>
       <w:pPr>
+        <w:keepNext w:val="false"/>
         <w:spacing w:after="90"/>
       </w:pPr>
     </w:p>
@@ -16481,6 +17007,7 @@
           </w:tcPr>
           <w:p>
             <w:pPr>
+              <w:keepNext w:val="false"/>
               <w:spacing w:after="80"/>
             </w:pPr>
             <w:r>
@@ -16514,6 +17041,7 @@
           </w:p>
           <w:p>
             <w:pPr>
+              <w:keepNext w:val="false"/>
               <w:spacing w:after="80"/>
             </w:pPr>
             <w:r>
@@ -16537,6 +17065,7 @@
           </w:p>
           <w:p>
             <w:pPr>
+              <w:keepNext w:val="false"/>
               <w:spacing w:before="60"/>
             </w:pPr>
             <w:r>
@@ -16560,6 +17089,7 @@
           </w:p>
           <w:p>
             <w:pPr>
+              <w:keepNext w:val="false"/>
               <w:spacing w:after="80"/>
             </w:pPr>
             <w:r>
@@ -16576,6 +17106,7 @@
     </w:tbl>
     <w:p>
       <w:pPr>
+        <w:keepNext w:val="false"/>
         <w:spacing w:after="90"/>
       </w:pPr>
     </w:p>
@@ -16616,6 +17147,7 @@
           </w:tcPr>
           <w:p>
             <w:pPr>
+              <w:keepNext w:val="false"/>
               <w:spacing w:after="80"/>
             </w:pPr>
             <w:r>
@@ -16649,6 +17181,7 @@
           </w:p>
           <w:p>
             <w:pPr>
+              <w:keepNext w:val="false"/>
               <w:spacing w:after="80"/>
             </w:pPr>
             <w:r>
@@ -16672,6 +17205,7 @@
           </w:p>
           <w:p>
             <w:pPr>
+              <w:keepNext w:val="false"/>
               <w:spacing w:before="60"/>
             </w:pPr>
             <w:r>
@@ -16695,6 +17229,7 @@
           </w:p>
           <w:p>
             <w:pPr>
+              <w:keepNext w:val="false"/>
               <w:spacing w:after="80"/>
             </w:pPr>
             <w:r>
@@ -16711,6 +17246,7 @@
     </w:tbl>
     <w:p>
       <w:pPr>
+        <w:keepNext w:val="false"/>
         <w:spacing w:after="90"/>
       </w:pPr>
     </w:p>
@@ -16751,6 +17287,7 @@
           </w:tcPr>
           <w:p>
             <w:pPr>
+              <w:keepNext w:val="false"/>
               <w:spacing w:after="80"/>
             </w:pPr>
             <w:r>
@@ -16784,6 +17321,7 @@
           </w:p>
           <w:p>
             <w:pPr>
+              <w:keepNext w:val="false"/>
               <w:spacing w:after="80"/>
             </w:pPr>
             <w:r>
@@ -16807,6 +17345,7 @@
           </w:p>
           <w:p>
             <w:pPr>
+              <w:keepNext w:val="false"/>
               <w:spacing w:before="60"/>
             </w:pPr>
             <w:r>
@@ -16830,6 +17369,7 @@
           </w:p>
           <w:p>
             <w:pPr>
+              <w:keepNext w:val="false"/>
               <w:spacing w:after="80"/>
             </w:pPr>
             <w:r>
@@ -16846,6 +17386,7 @@
     </w:tbl>
     <w:p>
       <w:pPr>
+        <w:keepNext w:val="false"/>
         <w:spacing w:after="90"/>
       </w:pPr>
     </w:p>
@@ -16886,6 +17427,7 @@
           </w:tcPr>
           <w:p>
             <w:pPr>
+              <w:keepNext w:val="false"/>
               <w:spacing w:after="80"/>
             </w:pPr>
             <w:r>
@@ -16919,6 +17461,7 @@
           </w:p>
           <w:p>
             <w:pPr>
+              <w:keepNext w:val="false"/>
               <w:spacing w:after="80"/>
             </w:pPr>
             <w:r>
@@ -16942,6 +17485,7 @@
           </w:p>
           <w:p>
             <w:pPr>
+              <w:keepNext w:val="false"/>
               <w:spacing w:before="60"/>
             </w:pPr>
             <w:r>
@@ -16965,6 +17509,7 @@
           </w:p>
           <w:p>
             <w:pPr>
+              <w:keepNext w:val="false"/>
               <w:spacing w:after="80"/>
             </w:pPr>
             <w:r>
@@ -16981,6 +17526,7 @@
     </w:tbl>
     <w:p>
       <w:pPr>
+        <w:keepNext w:val="false"/>
         <w:spacing w:after="90"/>
       </w:pPr>
     </w:p>
@@ -17021,6 +17567,7 @@
           </w:tcPr>
           <w:p>
             <w:pPr>
+              <w:keepNext w:val="false"/>
               <w:spacing w:after="80"/>
             </w:pPr>
             <w:r>
@@ -17054,6 +17601,7 @@
           </w:p>
           <w:p>
             <w:pPr>
+              <w:keepNext w:val="false"/>
               <w:spacing w:after="80"/>
             </w:pPr>
             <w:r>
@@ -17077,6 +17625,7 @@
           </w:p>
           <w:p>
             <w:pPr>
+              <w:keepNext w:val="false"/>
               <w:spacing w:before="60"/>
             </w:pPr>
             <w:r>
@@ -17100,6 +17649,7 @@
           </w:p>
           <w:p>
             <w:pPr>
+              <w:keepNext w:val="false"/>
               <w:spacing w:after="80"/>
             </w:pPr>
             <w:r>
@@ -17116,6 +17666,7 @@
     </w:tbl>
     <w:p>
       <w:pPr>
+        <w:keepNext w:val="false"/>
         <w:spacing w:after="90"/>
       </w:pPr>
     </w:p>
@@ -17156,6 +17707,7 @@
           </w:tcPr>
           <w:p>
             <w:pPr>
+              <w:keepNext w:val="false"/>
               <w:spacing w:after="80"/>
             </w:pPr>
             <w:r>
@@ -17189,6 +17741,7 @@
           </w:p>
           <w:p>
             <w:pPr>
+              <w:keepNext w:val="false"/>
               <w:spacing w:after="80"/>
             </w:pPr>
             <w:r>
@@ -17212,6 +17765,7 @@
           </w:p>
           <w:p>
             <w:pPr>
+              <w:keepNext w:val="false"/>
               <w:spacing w:before="60"/>
             </w:pPr>
             <w:r>
@@ -17235,6 +17789,7 @@
           </w:p>
           <w:p>
             <w:pPr>
+              <w:keepNext w:val="false"/>
               <w:spacing w:after="80"/>
             </w:pPr>
             <w:r>
@@ -17251,6 +17806,7 @@
     </w:tbl>
     <w:p>
       <w:pPr>
+        <w:keepNext w:val="false"/>
         <w:spacing w:after="90"/>
       </w:pPr>
     </w:p>
@@ -17291,6 +17847,7 @@
           </w:tcPr>
           <w:p>
             <w:pPr>
+              <w:keepNext w:val="false"/>
               <w:spacing w:after="80"/>
             </w:pPr>
             <w:r>
@@ -17324,6 +17881,7 @@
           </w:p>
           <w:p>
             <w:pPr>
+              <w:keepNext w:val="false"/>
               <w:spacing w:after="80"/>
             </w:pPr>
             <w:r>
@@ -17347,6 +17905,7 @@
           </w:p>
           <w:p>
             <w:pPr>
+              <w:keepNext w:val="false"/>
               <w:spacing w:before="60"/>
             </w:pPr>
             <w:r>
@@ -17370,6 +17929,7 @@
           </w:p>
           <w:p>
             <w:pPr>
+              <w:keepNext w:val="false"/>
               <w:spacing w:after="80"/>
             </w:pPr>
             <w:r>
@@ -17386,6 +17946,7 @@
     </w:tbl>
     <w:p>
       <w:pPr>
+        <w:keepNext w:val="false"/>
         <w:spacing w:after="90"/>
       </w:pPr>
     </w:p>
@@ -17426,6 +17987,7 @@
           </w:tcPr>
           <w:p>
             <w:pPr>
+              <w:keepNext w:val="false"/>
               <w:spacing w:after="80"/>
             </w:pPr>
             <w:r>
@@ -17459,6 +18021,7 @@
           </w:p>
           <w:p>
             <w:pPr>
+              <w:keepNext w:val="false"/>
               <w:spacing w:after="80"/>
             </w:pPr>
             <w:r>
@@ -17566,6 +18129,7 @@
           </w:p>
           <w:p>
             <w:pPr>
+              <w:keepNext w:val="false"/>
               <w:spacing w:before="60"/>
             </w:pPr>
             <w:r>
@@ -17589,6 +18153,7 @@
           </w:p>
           <w:p>
             <w:pPr>
+              <w:keepNext w:val="false"/>
               <w:spacing w:after="80"/>
             </w:pPr>
             <w:r>
@@ -17605,6 +18170,7 @@
     </w:tbl>
     <w:p>
       <w:pPr>
+        <w:keepNext w:val="false"/>
         <w:spacing w:after="90"/>
       </w:pPr>
     </w:p>
@@ -17645,6 +18211,7 @@
           </w:tcPr>
           <w:p>
             <w:pPr>
+              <w:keepNext w:val="false"/>
               <w:spacing w:after="80"/>
             </w:pPr>
             <w:r>
@@ -17678,6 +18245,7 @@
           </w:p>
           <w:p>
             <w:pPr>
+              <w:keepNext w:val="false"/>
               <w:spacing w:after="80"/>
             </w:pPr>
             <w:r>
@@ -17785,6 +18353,7 @@
           </w:p>
           <w:p>
             <w:pPr>
+              <w:keepNext w:val="false"/>
               <w:spacing w:before="60"/>
             </w:pPr>
             <w:r>
@@ -17808,6 +18377,7 @@
           </w:p>
           <w:p>
             <w:pPr>
+              <w:keepNext w:val="false"/>
               <w:spacing w:after="80"/>
             </w:pPr>
             <w:r>
@@ -17824,6 +18394,7 @@
     </w:tbl>
     <w:p>
       <w:pPr>
+        <w:keepNext w:val="false"/>
         <w:spacing w:after="90"/>
       </w:pPr>
     </w:p>
@@ -17864,6 +18435,7 @@
           </w:tcPr>
           <w:p>
             <w:pPr>
+              <w:keepNext w:val="false"/>
               <w:spacing w:after="80"/>
             </w:pPr>
             <w:r>
@@ -17897,6 +18469,7 @@
           </w:p>
           <w:p>
             <w:pPr>
+              <w:keepNext w:val="false"/>
               <w:spacing w:after="80"/>
             </w:pPr>
             <w:r>
@@ -17948,6 +18521,7 @@
           </w:p>
           <w:p>
             <w:pPr>
+              <w:keepNext w:val="false"/>
               <w:spacing w:before="60"/>
             </w:pPr>
             <w:r>
@@ -17971,6 +18545,7 @@
           </w:p>
           <w:p>
             <w:pPr>
+              <w:keepNext w:val="false"/>
               <w:spacing w:after="80"/>
             </w:pPr>
             <w:r>
@@ -17987,6 +18562,7 @@
     </w:tbl>
     <w:p>
       <w:pPr>
+        <w:keepNext w:val="false"/>
         <w:spacing w:after="90"/>
       </w:pPr>
     </w:p>
@@ -18027,6 +18603,7 @@
           </w:tcPr>
           <w:p>
             <w:pPr>
+              <w:keepNext w:val="false"/>
               <w:spacing w:after="80"/>
             </w:pPr>
             <w:r>
@@ -18060,6 +18637,7 @@
           </w:p>
           <w:p>
             <w:pPr>
+              <w:keepNext w:val="false"/>
               <w:spacing w:after="80"/>
             </w:pPr>
             <w:r>
@@ -18083,6 +18661,7 @@
           </w:p>
           <w:p>
             <w:pPr>
+              <w:keepNext w:val="false"/>
               <w:spacing w:before="60"/>
             </w:pPr>
             <w:r>
@@ -18106,6 +18685,7 @@
           </w:p>
           <w:p>
             <w:pPr>
+              <w:keepNext w:val="false"/>
               <w:spacing w:after="80"/>
             </w:pPr>
             <w:r>
@@ -18122,6 +18702,7 @@
     </w:tbl>
     <w:p>
       <w:pPr>
+        <w:keepNext w:val="false"/>
         <w:spacing w:after="90"/>
       </w:pPr>
     </w:p>
@@ -18162,6 +18743,7 @@
           </w:tcPr>
           <w:p>
             <w:pPr>
+              <w:keepNext w:val="false"/>
               <w:spacing w:after="80"/>
             </w:pPr>
             <w:r>
@@ -18195,6 +18777,7 @@
           </w:p>
           <w:p>
             <w:pPr>
+              <w:keepNext w:val="false"/>
               <w:spacing w:after="80"/>
             </w:pPr>
             <w:r>
@@ -18218,6 +18801,7 @@
           </w:p>
           <w:p>
             <w:pPr>
+              <w:keepNext w:val="false"/>
               <w:spacing w:before="60"/>
             </w:pPr>
             <w:r>
@@ -18241,6 +18825,7 @@
           </w:p>
           <w:p>
             <w:pPr>
+              <w:keepNext w:val="false"/>
               <w:spacing w:after="80"/>
             </w:pPr>
             <w:r>
@@ -18257,6 +18842,7 @@
     </w:tbl>
     <w:p>
       <w:pPr>
+        <w:keepNext w:val="false"/>
         <w:spacing w:after="90"/>
       </w:pPr>
     </w:p>
@@ -18297,6 +18883,7 @@
           </w:tcPr>
           <w:p>
             <w:pPr>
+              <w:keepNext w:val="false"/>
               <w:spacing w:after="80"/>
             </w:pPr>
             <w:r>
@@ -18330,6 +18917,7 @@
           </w:p>
           <w:p>
             <w:pPr>
+              <w:keepNext w:val="false"/>
               <w:spacing w:after="80"/>
             </w:pPr>
             <w:r>
@@ -18437,6 +19025,7 @@
           </w:p>
           <w:p>
             <w:pPr>
+              <w:keepNext w:val="false"/>
               <w:spacing w:before="60"/>
             </w:pPr>
             <w:r>
@@ -18460,6 +19049,7 @@
           </w:p>
           <w:p>
             <w:pPr>
+              <w:keepNext w:val="false"/>
               <w:spacing w:after="80"/>
             </w:pPr>
             <w:r>
@@ -18476,6 +19066,7 @@
     </w:tbl>
     <w:p>
       <w:pPr>
+        <w:keepNext w:val="false"/>
         <w:spacing w:after="90"/>
       </w:pPr>
     </w:p>
@@ -18516,6 +19107,7 @@
           </w:tcPr>
           <w:p>
             <w:pPr>
+              <w:keepNext w:val="false"/>
               <w:spacing w:after="80"/>
             </w:pPr>
             <w:r>
@@ -18549,6 +19141,7 @@
           </w:p>
           <w:p>
             <w:pPr>
+              <w:keepNext w:val="false"/>
               <w:spacing w:after="80"/>
             </w:pPr>
             <w:r>
@@ -18656,6 +19249,7 @@
           </w:p>
           <w:p>
             <w:pPr>
+              <w:keepNext w:val="false"/>
               <w:spacing w:before="60"/>
             </w:pPr>
             <w:r>
@@ -18679,6 +19273,7 @@
           </w:p>
           <w:p>
             <w:pPr>
+              <w:keepNext w:val="false"/>
               <w:spacing w:after="80"/>
             </w:pPr>
             <w:r>
@@ -18695,6 +19290,7 @@
     </w:tbl>
     <w:p>
       <w:pPr>
+        <w:keepNext w:val="false"/>
         <w:spacing w:after="90"/>
       </w:pPr>
     </w:p>
@@ -18735,6 +19331,7 @@
           </w:tcPr>
           <w:p>
             <w:pPr>
+              <w:keepNext w:val="false"/>
               <w:spacing w:after="80"/>
             </w:pPr>
             <w:r>
@@ -18768,6 +19365,7 @@
           </w:p>
           <w:p>
             <w:pPr>
+              <w:keepNext w:val="false"/>
               <w:spacing w:after="80"/>
             </w:pPr>
             <w:r>
@@ -18875,6 +19473,7 @@
           </w:p>
           <w:p>
             <w:pPr>
+              <w:keepNext w:val="false"/>
               <w:spacing w:before="60"/>
             </w:pPr>
             <w:r>
@@ -18898,6 +19497,7 @@
           </w:p>
           <w:p>
             <w:pPr>
+              <w:keepNext w:val="false"/>
               <w:spacing w:after="80"/>
             </w:pPr>
             <w:r>
@@ -18914,6 +19514,7 @@
     </w:tbl>
     <w:p>
       <w:pPr>
+        <w:keepNext w:val="false"/>
         <w:spacing w:after="90"/>
       </w:pPr>
     </w:p>
@@ -18954,6 +19555,7 @@
           </w:tcPr>
           <w:p>
             <w:pPr>
+              <w:keepNext w:val="false"/>
               <w:spacing w:after="80"/>
             </w:pPr>
             <w:r>
@@ -18987,6 +19589,7 @@
           </w:p>
           <w:p>
             <w:pPr>
+              <w:keepNext w:val="false"/>
               <w:spacing w:after="80"/>
             </w:pPr>
             <w:r>
@@ -19094,6 +19697,7 @@
           </w:p>
           <w:p>
             <w:pPr>
+              <w:keepNext w:val="false"/>
               <w:spacing w:before="60"/>
             </w:pPr>
             <w:r>
@@ -19117,6 +19721,7 @@
           </w:p>
           <w:p>
             <w:pPr>
+              <w:keepNext w:val="false"/>
               <w:spacing w:after="80"/>
             </w:pPr>
             <w:r>
@@ -19133,6 +19738,7 @@
     </w:tbl>
     <w:p>
       <w:pPr>
+        <w:keepNext w:val="false"/>
         <w:spacing w:after="90"/>
       </w:pPr>
     </w:p>
@@ -19173,6 +19779,7 @@
           </w:tcPr>
           <w:p>
             <w:pPr>
+              <w:keepNext w:val="false"/>
               <w:spacing w:after="80"/>
             </w:pPr>
             <w:r>
@@ -19206,6 +19813,7 @@
           </w:p>
           <w:p>
             <w:pPr>
+              <w:keepNext w:val="false"/>
               <w:spacing w:after="80"/>
             </w:pPr>
             <w:r>
@@ -19257,6 +19865,7 @@
           </w:p>
           <w:p>
             <w:pPr>
+              <w:keepNext w:val="false"/>
               <w:spacing w:before="60"/>
             </w:pPr>
             <w:r>
@@ -19280,6 +19889,7 @@
           </w:p>
           <w:p>
             <w:pPr>
+              <w:keepNext w:val="false"/>
               <w:spacing w:after="80"/>
             </w:pPr>
             <w:r>
@@ -19296,6 +19906,7 @@
     </w:tbl>
     <w:p>
       <w:pPr>
+        <w:keepNext w:val="false"/>
         <w:spacing w:after="90"/>
       </w:pPr>
     </w:p>
@@ -19336,6 +19947,7 @@
           </w:tcPr>
           <w:p>
             <w:pPr>
+              <w:keepNext w:val="false"/>
               <w:spacing w:after="80"/>
             </w:pPr>
             <w:r>
@@ -19369,6 +19981,7 @@
           </w:p>
           <w:p>
             <w:pPr>
+              <w:keepNext w:val="false"/>
               <w:spacing w:after="80"/>
             </w:pPr>
             <w:r>
@@ -19448,6 +20061,7 @@
           </w:p>
           <w:p>
             <w:pPr>
+              <w:keepNext w:val="false"/>
               <w:spacing w:before="60"/>
             </w:pPr>
             <w:r>
@@ -19471,6 +20085,7 @@
           </w:p>
           <w:p>
             <w:pPr>
+              <w:keepNext w:val="false"/>
               <w:spacing w:after="80"/>
             </w:pPr>
             <w:r>
@@ -19487,6 +20102,7 @@
     </w:tbl>
     <w:p>
       <w:pPr>
+        <w:keepNext w:val="false"/>
         <w:spacing w:after="90"/>
       </w:pPr>
     </w:p>
@@ -19527,6 +20143,7 @@
           </w:tcPr>
           <w:p>
             <w:pPr>
+              <w:keepNext w:val="false"/>
               <w:spacing w:after="80"/>
             </w:pPr>
             <w:r>
@@ -19560,6 +20177,7 @@
           </w:p>
           <w:p>
             <w:pPr>
+              <w:keepNext w:val="false"/>
               <w:spacing w:after="80"/>
             </w:pPr>
             <w:r>
@@ -19583,6 +20201,7 @@
           </w:p>
           <w:p>
             <w:pPr>
+              <w:keepNext w:val="false"/>
               <w:spacing w:before="60"/>
             </w:pPr>
             <w:r>
@@ -19606,6 +20225,7 @@
           </w:p>
           <w:p>
             <w:pPr>
+              <w:keepNext w:val="false"/>
               <w:spacing w:after="80"/>
             </w:pPr>
             <w:r>
@@ -19622,6 +20242,7 @@
     </w:tbl>
     <w:p>
       <w:pPr>
+        <w:keepNext w:val="false"/>
         <w:spacing w:after="90"/>
       </w:pPr>
     </w:p>
@@ -19662,6 +20283,7 @@
           </w:tcPr>
           <w:p>
             <w:pPr>
+              <w:keepNext w:val="false"/>
               <w:spacing w:after="80"/>
             </w:pPr>
             <w:r>
@@ -19695,6 +20317,7 @@
           </w:p>
           <w:p>
             <w:pPr>
+              <w:keepNext w:val="false"/>
               <w:spacing w:after="80"/>
             </w:pPr>
             <w:r>
@@ -19718,6 +20341,7 @@
           </w:p>
           <w:p>
             <w:pPr>
+              <w:keepNext w:val="false"/>
               <w:spacing w:before="60"/>
             </w:pPr>
             <w:r>
@@ -19741,6 +20365,7 @@
           </w:p>
           <w:p>
             <w:pPr>
+              <w:keepNext w:val="false"/>
               <w:spacing w:after="80"/>
             </w:pPr>
             <w:r>
@@ -19757,6 +20382,7 @@
     </w:tbl>
     <w:p>
       <w:pPr>
+        <w:keepNext w:val="false"/>
         <w:spacing w:after="90"/>
       </w:pPr>
     </w:p>
@@ -19797,6 +20423,7 @@
           </w:tcPr>
           <w:p>
             <w:pPr>
+              <w:keepNext w:val="false"/>
               <w:spacing w:after="80"/>
             </w:pPr>
             <w:r>
@@ -19830,6 +20457,7 @@
           </w:p>
           <w:p>
             <w:pPr>
+              <w:keepNext w:val="false"/>
               <w:spacing w:after="80"/>
             </w:pPr>
             <w:r>
@@ -19937,6 +20565,7 @@
           </w:p>
           <w:p>
             <w:pPr>
+              <w:keepNext w:val="false"/>
               <w:spacing w:before="60"/>
             </w:pPr>
             <w:r>
@@ -19960,6 +20589,7 @@
           </w:p>
           <w:p>
             <w:pPr>
+              <w:keepNext w:val="false"/>
               <w:spacing w:after="80"/>
             </w:pPr>
             <w:r>
@@ -19976,6 +20606,7 @@
     </w:tbl>
     <w:p>
       <w:pPr>
+        <w:keepNext w:val="false"/>
         <w:spacing w:after="90"/>
       </w:pPr>
     </w:p>
@@ -20016,6 +20647,7 @@
           </w:tcPr>
           <w:p>
             <w:pPr>
+              <w:keepNext w:val="false"/>
               <w:spacing w:after="80"/>
             </w:pPr>
             <w:r>
@@ -20049,6 +20681,7 @@
           </w:p>
           <w:p>
             <w:pPr>
+              <w:keepNext w:val="false"/>
               <w:spacing w:after="80"/>
             </w:pPr>
             <w:r>
@@ -20072,6 +20705,7 @@
           </w:p>
           <w:p>
             <w:pPr>
+              <w:keepNext w:val="false"/>
               <w:spacing w:before="60"/>
             </w:pPr>
             <w:r>
@@ -20095,6 +20729,7 @@
           </w:p>
           <w:p>
             <w:pPr>
+              <w:keepNext w:val="false"/>
               <w:spacing w:after="80"/>
             </w:pPr>
             <w:r>
@@ -20111,6 +20746,7 @@
     </w:tbl>
     <w:p>
       <w:pPr>
+        <w:keepNext w:val="false"/>
         <w:spacing w:after="90"/>
       </w:pPr>
     </w:p>
@@ -20151,6 +20787,7 @@
           </w:tcPr>
           <w:p>
             <w:pPr>
+              <w:keepNext w:val="false"/>
               <w:spacing w:after="80"/>
             </w:pPr>
             <w:r>
@@ -20184,6 +20821,7 @@
           </w:p>
           <w:p>
             <w:pPr>
+              <w:keepNext w:val="false"/>
               <w:spacing w:after="80"/>
             </w:pPr>
             <w:r>
@@ -20207,6 +20845,7 @@
           </w:p>
           <w:p>
             <w:pPr>
+              <w:keepNext w:val="false"/>
               <w:spacing w:before="60"/>
             </w:pPr>
             <w:r>
@@ -20230,6 +20869,7 @@
           </w:p>
           <w:p>
             <w:pPr>
+              <w:keepNext w:val="false"/>
               <w:spacing w:after="80"/>
             </w:pPr>
             <w:r>
@@ -20246,6 +20886,7 @@
     </w:tbl>
     <w:p>
       <w:pPr>
+        <w:keepNext w:val="false"/>
         <w:spacing w:after="90"/>
       </w:pPr>
     </w:p>
@@ -20286,6 +20927,7 @@
           </w:tcPr>
           <w:p>
             <w:pPr>
+              <w:keepNext w:val="false"/>
               <w:spacing w:after="80"/>
             </w:pPr>
             <w:r>
@@ -20319,6 +20961,7 @@
           </w:p>
           <w:p>
             <w:pPr>
+              <w:keepNext w:val="false"/>
               <w:spacing w:after="80"/>
             </w:pPr>
             <w:r>
@@ -20426,6 +21069,7 @@
           </w:p>
           <w:p>
             <w:pPr>
+              <w:keepNext w:val="false"/>
               <w:spacing w:before="60"/>
             </w:pPr>
             <w:r>
@@ -20449,6 +21093,7 @@
           </w:p>
           <w:p>
             <w:pPr>
+              <w:keepNext w:val="false"/>
               <w:spacing w:after="80"/>
             </w:pPr>
             <w:r>
@@ -20465,6 +21110,7 @@
     </w:tbl>
     <w:p>
       <w:pPr>
+        <w:keepNext w:val="false"/>
         <w:spacing w:after="90"/>
       </w:pPr>
     </w:p>
@@ -20505,6 +21151,7 @@
           </w:tcPr>
           <w:p>
             <w:pPr>
+              <w:keepNext w:val="false"/>
               <w:spacing w:after="80"/>
             </w:pPr>
             <w:r>
@@ -20538,6 +21185,7 @@
           </w:p>
           <w:p>
             <w:pPr>
+              <w:keepNext w:val="false"/>
               <w:spacing w:after="80"/>
             </w:pPr>
             <w:r>
@@ -20645,6 +21293,7 @@
           </w:p>
           <w:p>
             <w:pPr>
+              <w:keepNext w:val="false"/>
               <w:spacing w:before="60"/>
             </w:pPr>
             <w:r>
@@ -20668,6 +21317,7 @@
           </w:p>
           <w:p>
             <w:pPr>
+              <w:keepNext w:val="false"/>
               <w:spacing w:after="80"/>
             </w:pPr>
             <w:r>
@@ -20684,6 +21334,7 @@
     </w:tbl>
     <w:p>
       <w:pPr>
+        <w:keepNext w:val="false"/>
         <w:spacing w:after="90"/>
       </w:pPr>
     </w:p>
@@ -20724,6 +21375,7 @@
           </w:tcPr>
           <w:p>
             <w:pPr>
+              <w:keepNext w:val="false"/>
               <w:spacing w:after="80"/>
             </w:pPr>
             <w:r>
@@ -20757,6 +21409,7 @@
           </w:p>
           <w:p>
             <w:pPr>
+              <w:keepNext w:val="false"/>
               <w:spacing w:after="80"/>
             </w:pPr>
             <w:r>
@@ -20864,6 +21517,7 @@
           </w:p>
           <w:p>
             <w:pPr>
+              <w:keepNext w:val="false"/>
               <w:spacing w:before="60"/>
             </w:pPr>
             <w:r>
@@ -20887,6 +21541,7 @@
           </w:p>
           <w:p>
             <w:pPr>
+              <w:keepNext w:val="false"/>
               <w:spacing w:after="80"/>
             </w:pPr>
             <w:r>
@@ -20903,6 +21558,7 @@
     </w:tbl>
     <w:p>
       <w:pPr>
+        <w:keepNext w:val="false"/>
         <w:spacing w:after="90"/>
       </w:pPr>
     </w:p>
@@ -20943,6 +21599,7 @@
           </w:tcPr>
           <w:p>
             <w:pPr>
+              <w:keepNext w:val="false"/>
               <w:spacing w:after="80"/>
             </w:pPr>
             <w:r>
@@ -20976,6 +21633,7 @@
           </w:p>
           <w:p>
             <w:pPr>
+              <w:keepNext w:val="false"/>
               <w:spacing w:after="80"/>
             </w:pPr>
             <w:r>
@@ -21083,6 +21741,7 @@
           </w:p>
           <w:p>
             <w:pPr>
+              <w:keepNext w:val="false"/>
               <w:spacing w:before="60"/>
             </w:pPr>
             <w:r>
@@ -21106,6 +21765,7 @@
           </w:p>
           <w:p>
             <w:pPr>
+              <w:keepNext w:val="false"/>
               <w:spacing w:after="80"/>
             </w:pPr>
             <w:r>
@@ -21122,6 +21782,7 @@
     </w:tbl>
     <w:p>
       <w:pPr>
+        <w:keepNext w:val="false"/>
         <w:spacing w:after="90"/>
       </w:pPr>
     </w:p>
@@ -21162,6 +21823,7 @@
           </w:tcPr>
           <w:p>
             <w:pPr>
+              <w:keepNext w:val="false"/>
               <w:spacing w:after="80"/>
             </w:pPr>
             <w:r>
@@ -21195,6 +21857,7 @@
           </w:p>
           <w:p>
             <w:pPr>
+              <w:keepNext w:val="false"/>
               <w:spacing w:after="80"/>
             </w:pPr>
             <w:r>
@@ -21246,6 +21909,7 @@
           </w:p>
           <w:p>
             <w:pPr>
+              <w:keepNext w:val="false"/>
               <w:spacing w:before="60"/>
             </w:pPr>
             <w:r>
@@ -21269,6 +21933,7 @@
           </w:p>
           <w:p>
             <w:pPr>
+              <w:keepNext w:val="false"/>
               <w:spacing w:after="80"/>
             </w:pPr>
             <w:r>
@@ -21285,6 +21950,7 @@
     </w:tbl>
     <w:p>
       <w:pPr>
+        <w:keepNext w:val="false"/>
         <w:spacing w:after="90"/>
       </w:pPr>
     </w:p>
@@ -21325,6 +21991,7 @@
           </w:tcPr>
           <w:p>
             <w:pPr>
+              <w:keepNext w:val="false"/>
               <w:spacing w:after="80"/>
             </w:pPr>
             <w:r>
@@ -21358,6 +22025,7 @@
           </w:p>
           <w:p>
             <w:pPr>
+              <w:keepNext w:val="false"/>
               <w:spacing w:after="80"/>
             </w:pPr>
             <w:r>
@@ -21409,6 +22077,7 @@
           </w:p>
           <w:p>
             <w:pPr>
+              <w:keepNext w:val="false"/>
               <w:spacing w:before="60"/>
             </w:pPr>
             <w:r>
@@ -21432,6 +22101,7 @@
           </w:p>
           <w:p>
             <w:pPr>
+              <w:keepNext w:val="false"/>
               <w:spacing w:after="80"/>
             </w:pPr>
             <w:r>
@@ -21448,6 +22118,7 @@
     </w:tbl>
     <w:p>
       <w:pPr>
+        <w:keepNext w:val="false"/>
         <w:spacing w:after="90"/>
       </w:pPr>
     </w:p>
@@ -21488,6 +22159,7 @@
           </w:tcPr>
           <w:p>
             <w:pPr>
+              <w:keepNext w:val="false"/>
               <w:spacing w:after="80"/>
             </w:pPr>
             <w:r>
@@ -21521,6 +22193,7 @@
           </w:p>
           <w:p>
             <w:pPr>
+              <w:keepNext w:val="false"/>
               <w:spacing w:after="80"/>
             </w:pPr>
             <w:r>
@@ -21544,6 +22217,7 @@
           </w:p>
           <w:p>
             <w:pPr>
+              <w:keepNext w:val="false"/>
               <w:spacing w:before="60"/>
             </w:pPr>
             <w:r>
@@ -21567,6 +22241,7 @@
           </w:p>
           <w:p>
             <w:pPr>
+              <w:keepNext w:val="false"/>
               <w:spacing w:after="80"/>
             </w:pPr>
             <w:r>
@@ -21583,6 +22258,7 @@
     </w:tbl>
     <w:p>
       <w:pPr>
+        <w:keepNext w:val="false"/>
         <w:spacing w:after="90"/>
       </w:pPr>
     </w:p>
@@ -21623,6 +22299,7 @@
           </w:tcPr>
           <w:p>
             <w:pPr>
+              <w:keepNext w:val="false"/>
               <w:spacing w:after="80"/>
             </w:pPr>
             <w:r>
@@ -21656,6 +22333,7 @@
           </w:p>
           <w:p>
             <w:pPr>
+              <w:keepNext w:val="false"/>
               <w:spacing w:after="80"/>
             </w:pPr>
             <w:r>
@@ -21679,6 +22357,7 @@
           </w:p>
           <w:p>
             <w:pPr>
+              <w:keepNext w:val="false"/>
               <w:spacing w:before="60"/>
             </w:pPr>
             <w:r>
@@ -21702,6 +22381,7 @@
           </w:p>
           <w:p>
             <w:pPr>
+              <w:keepNext w:val="false"/>
               <w:spacing w:after="80"/>
             </w:pPr>
             <w:r>
@@ -21718,6 +22398,7 @@
     </w:tbl>
     <w:p>
       <w:pPr>
+        <w:keepNext w:val="false"/>
         <w:spacing w:after="90"/>
       </w:pPr>
     </w:p>
@@ -21758,6 +22439,7 @@
           </w:tcPr>
           <w:p>
             <w:pPr>
+              <w:keepNext w:val="false"/>
               <w:spacing w:after="80"/>
             </w:pPr>
             <w:r>
@@ -21791,6 +22473,7 @@
           </w:p>
           <w:p>
             <w:pPr>
+              <w:keepNext w:val="false"/>
               <w:spacing w:after="80"/>
             </w:pPr>
             <w:r>
@@ -21898,6 +22581,7 @@
           </w:p>
           <w:p>
             <w:pPr>
+              <w:keepNext w:val="false"/>
               <w:spacing w:before="60"/>
             </w:pPr>
             <w:r>
@@ -21921,6 +22605,7 @@
           </w:p>
           <w:p>
             <w:pPr>
+              <w:keepNext w:val="false"/>
               <w:spacing w:after="80"/>
             </w:pPr>
             <w:r>
@@ -21937,6 +22622,7 @@
     </w:tbl>
     <w:p>
       <w:pPr>
+        <w:keepNext w:val="false"/>
         <w:spacing w:after="90"/>
       </w:pPr>
     </w:p>
@@ -21977,6 +22663,7 @@
           </w:tcPr>
           <w:p>
             <w:pPr>
+              <w:keepNext w:val="false"/>
               <w:spacing w:after="80"/>
             </w:pPr>
             <w:r>
@@ -22010,6 +22697,7 @@
           </w:p>
           <w:p>
             <w:pPr>
+              <w:keepNext w:val="false"/>
               <w:spacing w:after="80"/>
             </w:pPr>
             <w:r>
@@ -22117,6 +22805,7 @@
           </w:p>
           <w:p>
             <w:pPr>
+              <w:keepNext w:val="false"/>
               <w:spacing w:before="60"/>
             </w:pPr>
             <w:r>
@@ -22140,6 +22829,7 @@
           </w:p>
           <w:p>
             <w:pPr>
+              <w:keepNext w:val="false"/>
               <w:spacing w:after="80"/>
             </w:pPr>
             <w:r>
@@ -22156,6 +22846,7 @@
     </w:tbl>
     <w:p>
       <w:pPr>
+        <w:keepNext w:val="false"/>
         <w:spacing w:after="90"/>
       </w:pPr>
     </w:p>
@@ -22196,6 +22887,7 @@
           </w:tcPr>
           <w:p>
             <w:pPr>
+              <w:keepNext w:val="false"/>
               <w:spacing w:after="80"/>
             </w:pPr>
             <w:r>
@@ -22229,6 +22921,7 @@
           </w:p>
           <w:p>
             <w:pPr>
+              <w:keepNext w:val="false"/>
               <w:spacing w:after="80"/>
             </w:pPr>
             <w:r>
@@ -22252,6 +22945,7 @@
           </w:p>
           <w:p>
             <w:pPr>
+              <w:keepNext w:val="false"/>
               <w:spacing w:before="60"/>
             </w:pPr>
             <w:r>
@@ -22275,6 +22969,7 @@
           </w:p>
           <w:p>
             <w:pPr>
+              <w:keepNext w:val="false"/>
               <w:spacing w:after="80"/>
             </w:pPr>
             <w:r>
@@ -22291,6 +22986,7 @@
     </w:tbl>
     <w:p>
       <w:pPr>
+        <w:keepNext w:val="false"/>
         <w:spacing w:after="90"/>
       </w:pPr>
     </w:p>
@@ -22331,6 +23027,7 @@
           </w:tcPr>
           <w:p>
             <w:pPr>
+              <w:keepNext w:val="false"/>
               <w:spacing w:after="80"/>
             </w:pPr>
             <w:r>
@@ -22364,6 +23061,7 @@
           </w:p>
           <w:p>
             <w:pPr>
+              <w:keepNext w:val="false"/>
               <w:spacing w:after="80"/>
             </w:pPr>
             <w:r>
@@ -22387,6 +23085,7 @@
           </w:p>
           <w:p>
             <w:pPr>
+              <w:keepNext w:val="false"/>
               <w:spacing w:before="60"/>
             </w:pPr>
             <w:r>
@@ -22410,6 +23109,7 @@
           </w:p>
           <w:p>
             <w:pPr>
+              <w:keepNext w:val="false"/>
               <w:spacing w:after="80"/>
             </w:pPr>
             <w:r>
@@ -22426,6 +23126,7 @@
     </w:tbl>
     <w:p>
       <w:pPr>
+        <w:keepNext w:val="false"/>
         <w:spacing w:after="90"/>
       </w:pPr>
     </w:p>
@@ -22466,6 +23167,7 @@
           </w:tcPr>
           <w:p>
             <w:pPr>
+              <w:keepNext w:val="false"/>
               <w:spacing w:after="80"/>
             </w:pPr>
             <w:r>
@@ -22499,6 +23201,7 @@
           </w:p>
           <w:p>
             <w:pPr>
+              <w:keepNext w:val="false"/>
               <w:spacing w:after="80"/>
             </w:pPr>
             <w:r>
@@ -22606,6 +23309,7 @@
           </w:p>
           <w:p>
             <w:pPr>
+              <w:keepNext w:val="false"/>
               <w:spacing w:before="60"/>
             </w:pPr>
             <w:r>
@@ -22629,6 +23333,7 @@
           </w:p>
           <w:p>
             <w:pPr>
+              <w:keepNext w:val="false"/>
               <w:spacing w:after="80"/>
             </w:pPr>
             <w:r>
@@ -22645,6 +23350,7 @@
     </w:tbl>
     <w:p>
       <w:pPr>
+        <w:keepNext w:val="false"/>
         <w:spacing w:after="90"/>
       </w:pPr>
     </w:p>
@@ -22685,6 +23391,7 @@
           </w:tcPr>
           <w:p>
             <w:pPr>
+              <w:keepNext w:val="false"/>
               <w:spacing w:after="80"/>
             </w:pPr>
             <w:r>
@@ -22718,6 +23425,7 @@
           </w:p>
           <w:p>
             <w:pPr>
+              <w:keepNext w:val="false"/>
               <w:spacing w:after="80"/>
             </w:pPr>
             <w:r>
@@ -22825,6 +23533,7 @@
           </w:p>
           <w:p>
             <w:pPr>
+              <w:keepNext w:val="false"/>
               <w:spacing w:before="60"/>
             </w:pPr>
             <w:r>
@@ -22848,6 +23557,7 @@
           </w:p>
           <w:p>
             <w:pPr>
+              <w:keepNext w:val="false"/>
               <w:spacing w:after="80"/>
             </w:pPr>
             <w:r>
@@ -22864,6 +23574,7 @@
     </w:tbl>
     <w:p>
       <w:pPr>
+        <w:keepNext w:val="false"/>
         <w:spacing w:after="90"/>
       </w:pPr>
     </w:p>
@@ -22904,6 +23615,7 @@
           </w:tcPr>
           <w:p>
             <w:pPr>
+              <w:keepNext w:val="false"/>
               <w:spacing w:after="80"/>
             </w:pPr>
             <w:r>
@@ -22937,6 +23649,7 @@
           </w:p>
           <w:p>
             <w:pPr>
+              <w:keepNext w:val="false"/>
               <w:spacing w:after="80"/>
             </w:pPr>
             <w:r>
@@ -23044,6 +23757,7 @@
           </w:p>
           <w:p>
             <w:pPr>
+              <w:keepNext w:val="false"/>
               <w:spacing w:before="60"/>
             </w:pPr>
             <w:r>
@@ -23067,6 +23781,7 @@
           </w:p>
           <w:p>
             <w:pPr>
+              <w:keepNext w:val="false"/>
               <w:spacing w:after="80"/>
             </w:pPr>
             <w:r>
@@ -23083,6 +23798,7 @@
     </w:tbl>
     <w:p>
       <w:pPr>
+        <w:keepNext w:val="false"/>
         <w:spacing w:after="90"/>
       </w:pPr>
     </w:p>
@@ -23123,6 +23839,7 @@
           </w:tcPr>
           <w:p>
             <w:pPr>
+              <w:keepNext w:val="false"/>
               <w:spacing w:after="80"/>
             </w:pPr>
             <w:r>
@@ -23156,6 +23873,7 @@
           </w:p>
           <w:p>
             <w:pPr>
+              <w:keepNext w:val="false"/>
               <w:spacing w:after="80"/>
             </w:pPr>
             <w:r>
@@ -23263,6 +23981,7 @@
           </w:p>
           <w:p>
             <w:pPr>
+              <w:keepNext w:val="false"/>
               <w:spacing w:before="60"/>
             </w:pPr>
             <w:r>
@@ -23286,6 +24005,7 @@
           </w:p>
           <w:p>
             <w:pPr>
+              <w:keepNext w:val="false"/>
               <w:spacing w:after="80"/>
             </w:pPr>
             <w:r>
@@ -23302,6 +24022,7 @@
     </w:tbl>
     <w:p>
       <w:pPr>
+        <w:keepNext w:val="false"/>
         <w:spacing w:after="90"/>
       </w:pPr>
     </w:p>
@@ -23342,6 +24063,7 @@
           </w:tcPr>
           <w:p>
             <w:pPr>
+              <w:keepNext w:val="false"/>
               <w:spacing w:after="80"/>
             </w:pPr>
             <w:r>
@@ -23375,6 +24097,7 @@
           </w:p>
           <w:p>
             <w:pPr>
+              <w:keepNext w:val="false"/>
               <w:spacing w:after="80"/>
             </w:pPr>
             <w:r>
@@ -23426,6 +24149,7 @@
           </w:p>
           <w:p>
             <w:pPr>
+              <w:keepNext w:val="false"/>
               <w:spacing w:before="60"/>
             </w:pPr>
             <w:r>
@@ -23449,6 +24173,7 @@
           </w:p>
           <w:p>
             <w:pPr>
+              <w:keepNext w:val="false"/>
               <w:spacing w:after="80"/>
             </w:pPr>
             <w:r>
@@ -23465,6 +24190,7 @@
     </w:tbl>
     <w:p>
       <w:pPr>
+        <w:keepNext w:val="false"/>
         <w:spacing w:after="90"/>
       </w:pPr>
     </w:p>
@@ -23505,6 +24231,7 @@
           </w:tcPr>
           <w:p>
             <w:pPr>
+              <w:keepNext w:val="false"/>
               <w:spacing w:after="80"/>
             </w:pPr>
             <w:r>
@@ -23538,6 +24265,7 @@
           </w:p>
           <w:p>
             <w:pPr>
+              <w:keepNext w:val="false"/>
               <w:spacing w:after="80"/>
             </w:pPr>
             <w:r>
@@ -23589,6 +24317,7 @@
           </w:p>
           <w:p>
             <w:pPr>
+              <w:keepNext w:val="false"/>
               <w:spacing w:before="60"/>
             </w:pPr>
             <w:r>
@@ -23612,6 +24341,7 @@
           </w:p>
           <w:p>
             <w:pPr>
+              <w:keepNext w:val="false"/>
               <w:spacing w:after="80"/>
             </w:pPr>
             <w:r>
@@ -23628,6 +24358,7 @@
     </w:tbl>
     <w:p>
       <w:pPr>
+        <w:keepNext w:val="false"/>
         <w:spacing w:after="90"/>
       </w:pPr>
     </w:p>
@@ -23668,6 +24399,7 @@
           </w:tcPr>
           <w:p>
             <w:pPr>
+              <w:keepNext w:val="false"/>
               <w:spacing w:after="80"/>
             </w:pPr>
             <w:r>
@@ -23701,6 +24433,7 @@
           </w:p>
           <w:p>
             <w:pPr>
+              <w:keepNext w:val="false"/>
               <w:spacing w:after="80"/>
             </w:pPr>
             <w:r>
@@ -23724,6 +24457,7 @@
           </w:p>
           <w:p>
             <w:pPr>
+              <w:keepNext w:val="false"/>
               <w:spacing w:before="60"/>
             </w:pPr>
             <w:r>
@@ -23747,6 +24481,7 @@
           </w:p>
           <w:p>
             <w:pPr>
+              <w:keepNext w:val="false"/>
               <w:spacing w:after="80"/>
             </w:pPr>
             <w:r>
@@ -23763,6 +24498,7 @@
     </w:tbl>
     <w:p>
       <w:pPr>
+        <w:keepNext w:val="false"/>
         <w:spacing w:after="90"/>
       </w:pPr>
     </w:p>
@@ -23803,6 +24539,7 @@
           </w:tcPr>
           <w:p>
             <w:pPr>
+              <w:keepNext w:val="false"/>
               <w:spacing w:after="80"/>
             </w:pPr>
             <w:r>
@@ -23836,6 +24573,7 @@
           </w:p>
           <w:p>
             <w:pPr>
+              <w:keepNext w:val="false"/>
               <w:spacing w:after="80"/>
             </w:pPr>
             <w:r>
@@ -23943,6 +24681,7 @@
           </w:p>
           <w:p>
             <w:pPr>
+              <w:keepNext w:val="false"/>
               <w:spacing w:before="60"/>
             </w:pPr>
             <w:r>
@@ -23966,6 +24705,7 @@
           </w:p>
           <w:p>
             <w:pPr>
+              <w:keepNext w:val="false"/>
               <w:spacing w:after="80"/>
             </w:pPr>
             <w:r>
@@ -23982,6 +24722,7 @@
     </w:tbl>
     <w:p>
       <w:pPr>
+        <w:keepNext w:val="false"/>
         <w:spacing w:after="90"/>
       </w:pPr>
     </w:p>
@@ -24022,6 +24763,7 @@
           </w:tcPr>
           <w:p>
             <w:pPr>
+              <w:keepNext w:val="false"/>
               <w:spacing w:after="80"/>
             </w:pPr>
             <w:r>
@@ -24055,6 +24797,7 @@
           </w:p>
           <w:p>
             <w:pPr>
+              <w:keepNext w:val="false"/>
               <w:spacing w:after="80"/>
             </w:pPr>
             <w:r>
@@ -24078,6 +24821,7 @@
           </w:p>
           <w:p>
             <w:pPr>
+              <w:keepNext w:val="false"/>
               <w:spacing w:before="60"/>
             </w:pPr>
             <w:r>
@@ -24101,6 +24845,7 @@
           </w:p>
           <w:p>
             <w:pPr>
+              <w:keepNext w:val="false"/>
               <w:spacing w:after="80"/>
             </w:pPr>
             <w:r>
@@ -24117,6 +24862,7 @@
     </w:tbl>
     <w:p>
       <w:pPr>
+        <w:keepNext w:val="false"/>
         <w:spacing w:after="90"/>
       </w:pPr>
     </w:p>
@@ -24157,6 +24903,7 @@
           </w:tcPr>
           <w:p>
             <w:pPr>
+              <w:keepNext w:val="false"/>
               <w:spacing w:after="80"/>
             </w:pPr>
             <w:r>
@@ -24190,6 +24937,7 @@
           </w:p>
           <w:p>
             <w:pPr>
+              <w:keepNext w:val="false"/>
               <w:spacing w:after="80"/>
             </w:pPr>
             <w:r>
@@ -24297,6 +25045,7 @@
           </w:p>
           <w:p>
             <w:pPr>
+              <w:keepNext w:val="false"/>
               <w:spacing w:before="60"/>
             </w:pPr>
             <w:r>
@@ -24320,6 +25069,7 @@
           </w:p>
           <w:p>
             <w:pPr>
+              <w:keepNext w:val="false"/>
               <w:spacing w:after="80"/>
             </w:pPr>
             <w:r>
@@ -24336,6 +25086,7 @@
     </w:tbl>
     <w:p>
       <w:pPr>
+        <w:keepNext w:val="false"/>
         <w:spacing w:after="90"/>
       </w:pPr>
     </w:p>
@@ -24376,6 +25127,7 @@
           </w:tcPr>
           <w:p>
             <w:pPr>
+              <w:keepNext w:val="false"/>
               <w:spacing w:after="80"/>
             </w:pPr>
             <w:r>
@@ -24409,6 +25161,7 @@
           </w:p>
           <w:p>
             <w:pPr>
+              <w:keepNext w:val="false"/>
               <w:spacing w:after="80"/>
             </w:pPr>
             <w:r>
@@ -24432,6 +25185,7 @@
           </w:p>
           <w:p>
             <w:pPr>
+              <w:keepNext w:val="false"/>
               <w:spacing w:before="60"/>
             </w:pPr>
             <w:r>
@@ -24455,6 +25209,7 @@
           </w:p>
           <w:p>
             <w:pPr>
+              <w:keepNext w:val="false"/>
               <w:spacing w:after="80"/>
             </w:pPr>
             <w:r>
@@ -24471,6 +25226,7 @@
     </w:tbl>
     <w:p>
       <w:pPr>
+        <w:keepNext w:val="false"/>
         <w:spacing w:after="90"/>
       </w:pPr>
     </w:p>
@@ -24511,6 +25267,7 @@
           </w:tcPr>
           <w:p>
             <w:pPr>
+              <w:keepNext w:val="false"/>
               <w:spacing w:after="80"/>
             </w:pPr>
             <w:r>
@@ -24544,6 +25301,7 @@
           </w:p>
           <w:p>
             <w:pPr>
+              <w:keepNext w:val="false"/>
               <w:spacing w:after="80"/>
             </w:pPr>
             <w:r>
@@ -24567,6 +25325,7 @@
           </w:p>
           <w:p>
             <w:pPr>
+              <w:keepNext w:val="false"/>
               <w:spacing w:before="60"/>
             </w:pPr>
             <w:r>
@@ -24590,6 +25349,7 @@
           </w:p>
           <w:p>
             <w:pPr>
+              <w:keepNext w:val="false"/>
               <w:spacing w:after="80"/>
             </w:pPr>
             <w:r>
@@ -24606,6 +25366,7 @@
     </w:tbl>
     <w:p>
       <w:pPr>
+        <w:keepNext w:val="false"/>
         <w:spacing w:after="90"/>
       </w:pPr>
     </w:p>
@@ -24646,6 +25407,7 @@
           </w:tcPr>
           <w:p>
             <w:pPr>
+              <w:keepNext w:val="false"/>
               <w:spacing w:after="80"/>
             </w:pPr>
             <w:r>
@@ -24679,6 +25441,7 @@
           </w:p>
           <w:p>
             <w:pPr>
+              <w:keepNext w:val="false"/>
               <w:spacing w:after="80"/>
             </w:pPr>
             <w:r>
@@ -24786,6 +25549,7 @@
           </w:p>
           <w:p>
             <w:pPr>
+              <w:keepNext w:val="false"/>
               <w:spacing w:before="60"/>
             </w:pPr>
             <w:r>
@@ -24809,6 +25573,7 @@
           </w:p>
           <w:p>
             <w:pPr>
+              <w:keepNext w:val="false"/>
               <w:spacing w:after="80"/>
             </w:pPr>
             <w:r>
@@ -24825,6 +25590,7 @@
     </w:tbl>
     <w:p>
       <w:pPr>
+        <w:keepNext w:val="false"/>
         <w:spacing w:after="90"/>
       </w:pPr>
     </w:p>
@@ -24865,6 +25631,7 @@
           </w:tcPr>
           <w:p>
             <w:pPr>
+              <w:keepNext w:val="false"/>
               <w:spacing w:after="80"/>
             </w:pPr>
             <w:r>
@@ -24898,6 +25665,7 @@
           </w:p>
           <w:p>
             <w:pPr>
+              <w:keepNext w:val="false"/>
               <w:spacing w:after="80"/>
             </w:pPr>
             <w:r>
@@ -25005,6 +25773,7 @@
           </w:p>
           <w:p>
             <w:pPr>
+              <w:keepNext w:val="false"/>
               <w:spacing w:before="60"/>
             </w:pPr>
             <w:r>
@@ -25028,6 +25797,7 @@
           </w:p>
           <w:p>
             <w:pPr>
+              <w:keepNext w:val="false"/>
               <w:spacing w:after="80"/>
             </w:pPr>
             <w:r>
@@ -25044,6 +25814,7 @@
     </w:tbl>
     <w:p>
       <w:pPr>
+        <w:keepNext w:val="false"/>
         <w:spacing w:after="90"/>
       </w:pPr>
     </w:p>
@@ -25084,6 +25855,7 @@
           </w:tcPr>
           <w:p>
             <w:pPr>
+              <w:keepNext w:val="false"/>
               <w:spacing w:after="80"/>
             </w:pPr>
             <w:r>
@@ -25117,6 +25889,7 @@
           </w:p>
           <w:p>
             <w:pPr>
+              <w:keepNext w:val="false"/>
               <w:spacing w:after="80"/>
             </w:pPr>
             <w:r>
@@ -25224,6 +25997,7 @@
           </w:p>
           <w:p>
             <w:pPr>
+              <w:keepNext w:val="false"/>
               <w:spacing w:before="60"/>
             </w:pPr>
             <w:r>
@@ -25247,6 +26021,7 @@
           </w:p>
           <w:p>
             <w:pPr>
+              <w:keepNext w:val="false"/>
               <w:spacing w:after="80"/>
             </w:pPr>
             <w:r>
@@ -25263,6 +26038,7 @@
     </w:tbl>
     <w:p>
       <w:pPr>
+        <w:keepNext w:val="false"/>
         <w:spacing w:after="90"/>
       </w:pPr>
     </w:p>
@@ -25303,6 +26079,7 @@
           </w:tcPr>
           <w:p>
             <w:pPr>
+              <w:keepNext w:val="false"/>
               <w:spacing w:after="80"/>
             </w:pPr>
             <w:r>
@@ -25336,6 +26113,7 @@
           </w:p>
           <w:p>
             <w:pPr>
+              <w:keepNext w:val="false"/>
               <w:spacing w:after="80"/>
             </w:pPr>
             <w:r>
@@ -25443,6 +26221,7 @@
           </w:p>
           <w:p>
             <w:pPr>
+              <w:keepNext w:val="false"/>
               <w:spacing w:before="60"/>
             </w:pPr>
             <w:r>
@@ -25466,6 +26245,7 @@
           </w:p>
           <w:p>
             <w:pPr>
+              <w:keepNext w:val="false"/>
               <w:spacing w:after="80"/>
             </w:pPr>
             <w:r>
@@ -25482,6 +26262,7 @@
     </w:tbl>
     <w:p>
       <w:pPr>
+        <w:keepNext w:val="false"/>
         <w:spacing w:after="90"/>
       </w:pPr>
     </w:p>
@@ -25641,6 +26422,7 @@
     </w:p>
     <w:p>
       <w:pPr>
+        <w:keepNext w:val="false"/>
         <w:spacing w:after="80"/>
       </w:pPr>
       <w:r>
@@ -25667,7 +26449,7 @@
           <w:sz w:val="21"/>
           <w:szCs w:val="21"/>
         </w:rPr>
-        <w:t xml:space="preserve">Q52 (One correct option, Hard, [D]): The head of Retail-Plus asks whether spend per member fell from Q1 to Q2, and the analyst answers with the query above. What does it return, and what does it tell her?</w:t>
+        <w:t xml:space="preserve">Q52 (One correct option, Hard, [D]): The head of Retail-Plus asks whether spend per member fell from Q1 to Q2, and the analyst answers with the query above. What does the query return, and how will she read it?</w:t>
       </w:r>
     </w:p>
     <w:p>
@@ -25722,6 +26504,7 @@
     </w:p>
     <w:p>
       <w:pPr>
+        <w:keepNext w:val="false"/>
         <w:spacing w:after="80"/>
       </w:pPr>
       <w:r>
@@ -25745,6 +26528,7 @@
     </w:p>
     <w:p>
       <w:pPr>
+        <w:keepNext w:val="false"/>
         <w:spacing w:after="80"/>
       </w:pPr>
       <w:r>
@@ -25768,6 +26552,7 @@
     </w:p>
     <w:p>
       <w:pPr>
+        <w:keepNext w:val="false"/>
         <w:spacing w:after="80"/>
       </w:pPr>
       <w:r>
@@ -25791,6 +26576,7 @@
     </w:p>
     <w:p>
       <w:pPr>
+        <w:keepNext w:val="false"/>
         <w:spacing w:after="80"/>
       </w:pPr>
       <w:r>
@@ -25814,6 +26600,7 @@
     </w:p>
     <w:p>
       <w:pPr>
+        <w:keepNext w:val="false"/>
         <w:spacing w:after="80"/>
       </w:pPr>
       <w:r>
@@ -25837,6 +26624,7 @@
     </w:p>
     <w:p>
       <w:pPr>
+        <w:keepNext w:val="false"/>
         <w:spacing w:after="80"/>
       </w:pPr>
       <w:r>
@@ -25860,6 +26648,7 @@
     </w:p>
     <w:p>
       <w:pPr>
+        <w:keepNext w:val="false"/>
         <w:spacing w:after="80"/>
       </w:pPr>
       <w:r>
@@ -25883,6 +26672,7 @@
     </w:p>
     <w:p>
       <w:pPr>
+        <w:keepNext w:val="false"/>
         <w:spacing w:after="80"/>
       </w:pPr>
       <w:r>
@@ -25906,6 +26696,7 @@
     </w:p>
     <w:p>
       <w:pPr>
+        <w:keepNext w:val="false"/>
         <w:spacing w:after="80"/>
       </w:pPr>
       <w:r>
@@ -25929,6 +26720,7 @@
     </w:p>
     <w:p>
       <w:pPr>
+        <w:keepNext w:val="false"/>
         <w:spacing w:after="80"/>
       </w:pPr>
       <w:r>

--- a/content/W02/SAT/answer-key/C2_W02_SAT_answer_key_TRAINER.docx
+++ b/content/W02/SAT/answer-key/C2_W02_SAT_answer_key_TRAINER.docx
@@ -129,7 +129,7 @@
           <w:sz w:val="21"/>
           <w:szCs w:val="21"/>
         </w:rPr>
-        <w:t xml:space="preserve">The marker writes the count of ticks as Items right, out of 55, and hands the paper back.</w:t>
+        <w:t xml:space="preserve">The marker writes each part's ticks in its box beside the learner's rating, and their total as Items right, out of 55, then hands the paper back, so each learner reads their rating against their score part by part.</w:t>
       </w:r>
     </w:p>
     <w:p>
@@ -201,9 +201,9 @@
       </w:tblPr>
       <w:tblGrid>
         <w:gridCol w:w="560"/>
-        <w:gridCol w:w="2050"/>
-        <w:gridCol w:w="1300"/>
-        <w:gridCol w:w="2730"/>
+        <w:gridCol w:w="1800"/>
+        <w:gridCol w:w="1200"/>
+        <w:gridCol w:w="3080"/>
         <w:gridCol w:w="900"/>
         <w:gridCol w:w="680"/>
         <w:gridCol w:w="900"/>
@@ -253,7 +253,7 @@
         </w:tc>
         <w:tc>
           <w:tcPr>
-            <w:tcW w:type="dxa" w:w="2050"/>
+            <w:tcW w:type="dxa" w:w="1800"/>
             <w:tcBorders>
               <w:top w:val="single" w:color="D5D0C4" w:sz="4"/>
               <w:left w:val="single" w:color="D5D0C4" w:sz="4"/>
@@ -290,7 +290,7 @@
         </w:tc>
         <w:tc>
           <w:tcPr>
-            <w:tcW w:type="dxa" w:w="1300"/>
+            <w:tcW w:type="dxa" w:w="1200"/>
             <w:tcBorders>
               <w:top w:val="single" w:color="D5D0C4" w:sz="4"/>
               <w:left w:val="single" w:color="D5D0C4" w:sz="4"/>
@@ -327,7 +327,7 @@
         </w:tc>
         <w:tc>
           <w:tcPr>
-            <w:tcW w:type="dxa" w:w="2730"/>
+            <w:tcW w:type="dxa" w:w="3080"/>
             <w:tcBorders>
               <w:top w:val="single" w:color="D5D0C4" w:sz="4"/>
               <w:left w:val="single" w:color="D5D0C4" w:sz="4"/>
@@ -551,7 +551,7 @@
         </w:tc>
         <w:tc>
           <w:tcPr>
-            <w:tcW w:type="dxa" w:w="2050"/>
+            <w:tcW w:type="dxa" w:w="1800"/>
             <w:tcBorders>
               <w:top w:val="single" w:color="D5D0C4" w:sz="4"/>
               <w:left w:val="single" w:color="D5D0C4" w:sz="4"/>
@@ -587,7 +587,7 @@
         </w:tc>
         <w:tc>
           <w:tcPr>
-            <w:tcW w:type="dxa" w:w="1300"/>
+            <w:tcW w:type="dxa" w:w="1200"/>
             <w:tcBorders>
               <w:top w:val="single" w:color="D5D0C4" w:sz="4"/>
               <w:left w:val="single" w:color="D5D0C4" w:sz="4"/>
@@ -623,7 +623,7 @@
         </w:tc>
         <w:tc>
           <w:tcPr>
-            <w:tcW w:type="dxa" w:w="2730"/>
+            <w:tcW w:type="dxa" w:w="3080"/>
             <w:tcBorders>
               <w:top w:val="single" w:color="D5D0C4" w:sz="4"/>
               <w:left w:val="single" w:color="D5D0C4" w:sz="4"/>
@@ -842,7 +842,7 @@
         </w:tc>
         <w:tc>
           <w:tcPr>
-            <w:tcW w:type="dxa" w:w="2050"/>
+            <w:tcW w:type="dxa" w:w="1800"/>
             <w:tcBorders>
               <w:top w:val="single" w:color="D5D0C4" w:sz="4"/>
               <w:left w:val="single" w:color="D5D0C4" w:sz="4"/>
@@ -878,7 +878,7 @@
         </w:tc>
         <w:tc>
           <w:tcPr>
-            <w:tcW w:type="dxa" w:w="1300"/>
+            <w:tcW w:type="dxa" w:w="1200"/>
             <w:tcBorders>
               <w:top w:val="single" w:color="D5D0C4" w:sz="4"/>
               <w:left w:val="single" w:color="D5D0C4" w:sz="4"/>
@@ -914,7 +914,7 @@
         </w:tc>
         <w:tc>
           <w:tcPr>
-            <w:tcW w:type="dxa" w:w="2730"/>
+            <w:tcW w:type="dxa" w:w="3080"/>
             <w:tcBorders>
               <w:top w:val="single" w:color="D5D0C4" w:sz="4"/>
               <w:left w:val="single" w:color="D5D0C4" w:sz="4"/>
@@ -1133,7 +1133,7 @@
         </w:tc>
         <w:tc>
           <w:tcPr>
-            <w:tcW w:type="dxa" w:w="2050"/>
+            <w:tcW w:type="dxa" w:w="1800"/>
             <w:tcBorders>
               <w:top w:val="single" w:color="D5D0C4" w:sz="4"/>
               <w:left w:val="single" w:color="D5D0C4" w:sz="4"/>
@@ -1169,7 +1169,7 @@
         </w:tc>
         <w:tc>
           <w:tcPr>
-            <w:tcW w:type="dxa" w:w="1300"/>
+            <w:tcW w:type="dxa" w:w="1200"/>
             <w:tcBorders>
               <w:top w:val="single" w:color="D5D0C4" w:sz="4"/>
               <w:left w:val="single" w:color="D5D0C4" w:sz="4"/>
@@ -1205,7 +1205,7 @@
         </w:tc>
         <w:tc>
           <w:tcPr>
-            <w:tcW w:type="dxa" w:w="2730"/>
+            <w:tcW w:type="dxa" w:w="3080"/>
             <w:tcBorders>
               <w:top w:val="single" w:color="D5D0C4" w:sz="4"/>
               <w:left w:val="single" w:color="D5D0C4" w:sz="4"/>
@@ -1424,7 +1424,7 @@
         </w:tc>
         <w:tc>
           <w:tcPr>
-            <w:tcW w:type="dxa" w:w="2050"/>
+            <w:tcW w:type="dxa" w:w="1800"/>
             <w:tcBorders>
               <w:top w:val="single" w:color="D5D0C4" w:sz="4"/>
               <w:left w:val="single" w:color="D5D0C4" w:sz="4"/>
@@ -1460,7 +1460,7 @@
         </w:tc>
         <w:tc>
           <w:tcPr>
-            <w:tcW w:type="dxa" w:w="1300"/>
+            <w:tcW w:type="dxa" w:w="1200"/>
             <w:tcBorders>
               <w:top w:val="single" w:color="D5D0C4" w:sz="4"/>
               <w:left w:val="single" w:color="D5D0C4" w:sz="4"/>
@@ -1496,7 +1496,7 @@
         </w:tc>
         <w:tc>
           <w:tcPr>
-            <w:tcW w:type="dxa" w:w="2730"/>
+            <w:tcW w:type="dxa" w:w="3080"/>
             <w:tcBorders>
               <w:top w:val="single" w:color="D5D0C4" w:sz="4"/>
               <w:left w:val="single" w:color="D5D0C4" w:sz="4"/>
@@ -1715,7 +1715,7 @@
         </w:tc>
         <w:tc>
           <w:tcPr>
-            <w:tcW w:type="dxa" w:w="2050"/>
+            <w:tcW w:type="dxa" w:w="1800"/>
             <w:tcBorders>
               <w:top w:val="single" w:color="D5D0C4" w:sz="4"/>
               <w:left w:val="single" w:color="D5D0C4" w:sz="4"/>
@@ -1751,7 +1751,7 @@
         </w:tc>
         <w:tc>
           <w:tcPr>
-            <w:tcW w:type="dxa" w:w="1300"/>
+            <w:tcW w:type="dxa" w:w="1200"/>
             <w:tcBorders>
               <w:top w:val="single" w:color="D5D0C4" w:sz="4"/>
               <w:left w:val="single" w:color="D5D0C4" w:sz="4"/>
@@ -1787,7 +1787,7 @@
         </w:tc>
         <w:tc>
           <w:tcPr>
-            <w:tcW w:type="dxa" w:w="2730"/>
+            <w:tcW w:type="dxa" w:w="3080"/>
             <w:tcBorders>
               <w:top w:val="single" w:color="D5D0C4" w:sz="4"/>
               <w:left w:val="single" w:color="D5D0C4" w:sz="4"/>
@@ -2006,7 +2006,7 @@
         </w:tc>
         <w:tc>
           <w:tcPr>
-            <w:tcW w:type="dxa" w:w="2050"/>
+            <w:tcW w:type="dxa" w:w="1800"/>
             <w:tcBorders>
               <w:top w:val="single" w:color="D5D0C4" w:sz="4"/>
               <w:left w:val="single" w:color="D5D0C4" w:sz="4"/>
@@ -2042,7 +2042,7 @@
         </w:tc>
         <w:tc>
           <w:tcPr>
-            <w:tcW w:type="dxa" w:w="1300"/>
+            <w:tcW w:type="dxa" w:w="1200"/>
             <w:tcBorders>
               <w:top w:val="single" w:color="D5D0C4" w:sz="4"/>
               <w:left w:val="single" w:color="D5D0C4" w:sz="4"/>
@@ -2078,7 +2078,7 @@
         </w:tc>
         <w:tc>
           <w:tcPr>
-            <w:tcW w:type="dxa" w:w="2730"/>
+            <w:tcW w:type="dxa" w:w="3080"/>
             <w:tcBorders>
               <w:top w:val="single" w:color="D5D0C4" w:sz="4"/>
               <w:left w:val="single" w:color="D5D0C4" w:sz="4"/>
@@ -2299,7 +2299,7 @@
         </w:tc>
         <w:tc>
           <w:tcPr>
-            <w:tcW w:type="dxa" w:w="2050"/>
+            <w:tcW w:type="dxa" w:w="1800"/>
             <w:tcBorders>
               <w:top w:val="single" w:color="D5D0C4" w:sz="4"/>
               <w:left w:val="single" w:color="D5D0C4" w:sz="4"/>
@@ -2335,7 +2335,7 @@
         </w:tc>
         <w:tc>
           <w:tcPr>
-            <w:tcW w:type="dxa" w:w="1300"/>
+            <w:tcW w:type="dxa" w:w="1200"/>
             <w:tcBorders>
               <w:top w:val="single" w:color="D5D0C4" w:sz="4"/>
               <w:left w:val="single" w:color="D5D0C4" w:sz="4"/>
@@ -2371,7 +2371,7 @@
         </w:tc>
         <w:tc>
           <w:tcPr>
-            <w:tcW w:type="dxa" w:w="2730"/>
+            <w:tcW w:type="dxa" w:w="3080"/>
             <w:tcBorders>
               <w:top w:val="single" w:color="D5D0C4" w:sz="4"/>
               <w:left w:val="single" w:color="D5D0C4" w:sz="4"/>

--- a/content/W02/SAT/answer-key/C2_W02_SAT_answer_key_TRAINER.docx
+++ b/content/W02/SAT/answer-key/C2_W02_SAT_answer_key_TRAINER.docx
@@ -6809,7 +6809,7 @@
                 <w:sz w:val="18"/>
                 <w:szCs w:val="18"/>
               </w:rPr>
-              <w:t xml:space="preserve">A, B, C</w:t>
+              <w:t xml:space="preserve">A, C, D</w:t>
             </w:r>
           </w:p>
         </w:tc>
@@ -8846,7 +8846,7 @@
                 <w:sz w:val="18"/>
                 <w:szCs w:val="18"/>
               </w:rPr>
-              <w:t xml:space="preserve">A, B, C</w:t>
+              <w:t xml:space="preserve">B, C, D</w:t>
             </w:r>
           </w:p>
         </w:tc>
@@ -9137,7 +9137,7 @@
                 <w:sz w:val="18"/>
                 <w:szCs w:val="18"/>
               </w:rPr>
-              <w:t xml:space="preserve">A, B</w:t>
+              <w:t xml:space="preserve">B, D</w:t>
             </w:r>
           </w:p>
         </w:tc>
@@ -21126,7 +21126,7 @@
                 <w:sz w:val="21"/>
                 <w:szCs w:val="21"/>
               </w:rPr>
-              <w:t xml:space="preserve">   Key A, B, C</w:t>
+              <w:t xml:space="preserve">   Key A, C, D</w:t>
             </w:r>
             <w:r>
               <w:rPr>
@@ -21179,7 +21179,7 @@
                 <w:sz w:val="20"/>
                 <w:szCs w:val="20"/>
               </w:rPr>
-              <w:t xml:space="preserve">D.  </w:t>
+              <w:t xml:space="preserve">B.  </w:t>
             </w:r>
             <w:r>
               <w:rPr>
@@ -22513,7 +22513,7 @@
                 <w:sz w:val="21"/>
                 <w:szCs w:val="21"/>
               </w:rPr>
-              <w:t xml:space="preserve">   Key A, B, C</w:t>
+              <w:t xml:space="preserve">   Key B, C, D</w:t>
             </w:r>
             <w:r>
               <w:rPr>
@@ -22566,7 +22566,7 @@
                 <w:sz w:val="20"/>
                 <w:szCs w:val="20"/>
               </w:rPr>
-              <w:t xml:space="preserve">D.  </w:t>
+              <w:t xml:space="preserve">A.  </w:t>
             </w:r>
             <w:r>
               <w:rPr>
@@ -22688,7 +22688,7 @@
                 <w:sz w:val="21"/>
                 <w:szCs w:val="21"/>
               </w:rPr>
-              <w:t xml:space="preserve">   Key A, B</w:t>
+              <w:t xml:space="preserve">   Key B, D</w:t>
             </w:r>
             <w:r>
               <w:rPr>
@@ -22741,7 +22741,7 @@
                 <w:sz w:val="20"/>
                 <w:szCs w:val="20"/>
               </w:rPr>
-              <w:t xml:space="preserve">C.  </w:t>
+              <w:t xml:space="preserve">A.  </w:t>
             </w:r>
             <w:r>
               <w:rPr>
@@ -22768,7 +22768,7 @@
                 <w:sz w:val="20"/>
                 <w:szCs w:val="20"/>
               </w:rPr>
-              <w:t xml:space="preserve">D.  </w:t>
+              <w:t xml:space="preserve">C.  </w:t>
             </w:r>
             <w:r>
               <w:rPr>
@@ -30596,7 +30596,7 @@
                       <w:sz w:val="16"/>
                       <w:szCs w:val="16"/>
                     </w:rPr>
-                    <w:t xml:space="preserve">X</w:t>
+                    <w:t xml:space="preserve"/>
                   </w:r>
                 </w:p>
               </w:tc>
@@ -30666,7 +30666,7 @@
                       <w:sz w:val="16"/>
                       <w:szCs w:val="16"/>
                     </w:rPr>
-                    <w:t xml:space="preserve"/>
+                    <w:t xml:space="preserve">X</w:t>
                   </w:r>
                 </w:p>
               </w:tc>
@@ -31466,7 +31466,7 @@
                       <w:sz w:val="16"/>
                       <w:szCs w:val="16"/>
                     </w:rPr>
-                    <w:t xml:space="preserve">X</w:t>
+                    <w:t xml:space="preserve"/>
                   </w:r>
                 </w:p>
               </w:tc>
@@ -31571,7 +31571,7 @@
                       <w:sz w:val="16"/>
                       <w:szCs w:val="16"/>
                     </w:rPr>
-                    <w:t xml:space="preserve"/>
+                    <w:t xml:space="preserve">X</w:t>
                   </w:r>
                 </w:p>
               </w:tc>
@@ -31647,7 +31647,7 @@
                       <w:sz w:val="16"/>
                       <w:szCs w:val="16"/>
                     </w:rPr>
-                    <w:t xml:space="preserve">X</w:t>
+                    <w:t xml:space="preserve"/>
                   </w:r>
                 </w:p>
               </w:tc>
@@ -31752,7 +31752,7 @@
                       <w:sz w:val="16"/>
                       <w:szCs w:val="16"/>
                     </w:rPr>
-                    <w:t xml:space="preserve"/>
+                    <w:t xml:space="preserve">X</w:t>
                   </w:r>
                 </w:p>
               </w:tc>

--- a/content/W02/SAT/answer-key/C2_W02_SAT_answer_key_TRAINER.docx
+++ b/content/W02/SAT/answer-key/C2_W02_SAT_answer_key_TRAINER.docx
@@ -653,7 +653,7 @@
                 <w:sz w:val="18"/>
                 <w:szCs w:val="18"/>
               </w:rPr>
-              <w:t xml:space="preserve">whether you read a query the way the database runs it, and choose where a number Finance audits is computed</w:t>
+              <w:t xml:space="preserve">whether you read a query the way the database runs it, and place each piece of work where it belongs</w:t>
             </w:r>
           </w:p>
         </w:tc>
@@ -689,7 +689,7 @@
                 <w:sz w:val="18"/>
                 <w:szCs w:val="18"/>
               </w:rPr>
-              <w:t xml:space="preserve">17.5</w:t>
+              <w:t xml:space="preserve">16</w:t>
             </w:r>
           </w:p>
         </w:tc>
@@ -761,7 +761,7 @@
                 <w:sz w:val="18"/>
                 <w:szCs w:val="18"/>
               </w:rPr>
-              <w:t xml:space="preserve">1</w:t>
+              <w:t xml:space="preserve">2</w:t>
             </w:r>
           </w:p>
         </w:tc>
@@ -797,7 +797,7 @@
                 <w:sz w:val="18"/>
                 <w:szCs w:val="18"/>
               </w:rPr>
-              <w:t xml:space="preserve">3</w:t>
+              <w:t xml:space="preserve">2</w:t>
             </w:r>
           </w:p>
         </w:tc>
@@ -1235,7 +1235,7 @@
                 <w:sz w:val="18"/>
                 <w:szCs w:val="18"/>
               </w:rPr>
-              <w:t xml:space="preserve">whether you rank within a segment with the tie rule the business asked for, and read a monthly flag and a run rate before anyone acts</w:t>
+              <w:t xml:space="preserve">whether you rank within a segment by the rule the business set, and read a monthly flag and a plan line before anyone acts</w:t>
             </w:r>
           </w:p>
         </w:tc>
@@ -1271,7 +1271,7 @@
                 <w:sz w:val="18"/>
                 <w:szCs w:val="18"/>
               </w:rPr>
-              <w:t xml:space="preserve">18.5</w:t>
+              <w:t xml:space="preserve">17</w:t>
             </w:r>
           </w:p>
         </w:tc>
@@ -1343,7 +1343,7 @@
                 <w:sz w:val="18"/>
                 <w:szCs w:val="18"/>
               </w:rPr>
-              <w:t xml:space="preserve">1</w:t>
+              <w:t xml:space="preserve">2</w:t>
             </w:r>
           </w:p>
         </w:tc>
@@ -1379,7 +1379,7 @@
                 <w:sz w:val="18"/>
                 <w:szCs w:val="18"/>
               </w:rPr>
-              <w:t xml:space="preserve">4</w:t>
+              <w:t xml:space="preserve">3</w:t>
             </w:r>
           </w:p>
         </w:tc>
@@ -1817,7 +1817,7 @@
                 <w:sz w:val="18"/>
                 <w:szCs w:val="18"/>
               </w:rPr>
-              <w:t xml:space="preserve">whether you match each workbook job to the technique that does it, and name the check that catches a spreadsheet error before the room sees it</w:t>
+              <w:t xml:space="preserve">whether you match each workbook job to the technique that does it, and work a spreadsheet error through before the room sees it</w:t>
             </w:r>
           </w:p>
         </w:tc>
@@ -1853,7 +1853,7 @@
                 <w:sz w:val="18"/>
                 <w:szCs w:val="18"/>
               </w:rPr>
-              <w:t xml:space="preserve">20.5</w:t>
+              <w:t xml:space="preserve">22</w:t>
             </w:r>
           </w:p>
         </w:tc>
@@ -1925,7 +1925,7 @@
                 <w:sz w:val="18"/>
                 <w:szCs w:val="18"/>
               </w:rPr>
-              <w:t xml:space="preserve">5</w:t>
+              <w:t xml:space="preserve">4</w:t>
             </w:r>
           </w:p>
         </w:tc>
@@ -1961,7 +1961,7 @@
                 <w:sz w:val="18"/>
                 <w:szCs w:val="18"/>
               </w:rPr>
-              <w:t xml:space="preserve">2</w:t>
+              <w:t xml:space="preserve">3</w:t>
             </w:r>
           </w:p>
         </w:tc>
@@ -2144,7 +2144,7 @@
                 <w:sz w:val="18"/>
                 <w:szCs w:val="18"/>
               </w:rPr>
-              <w:t xml:space="preserve">21</w:t>
+              <w:t xml:space="preserve">22.5</w:t>
             </w:r>
           </w:p>
         </w:tc>
@@ -2216,7 +2216,7 @@
                 <w:sz w:val="18"/>
                 <w:szCs w:val="18"/>
               </w:rPr>
-              <w:t xml:space="preserve">2</w:t>
+              <w:t xml:space="preserve">1</w:t>
             </w:r>
           </w:p>
         </w:tc>
@@ -2252,7 +2252,7 @@
                 <w:sz w:val="18"/>
                 <w:szCs w:val="18"/>
               </w:rPr>
-              <w:t xml:space="preserve">4</w:t>
+              <w:t xml:space="preserve">5</w:t>
             </w:r>
           </w:p>
         </w:tc>
@@ -2580,7 +2580,7 @@
           <w:sz w:val="21"/>
           <w:szCs w:val="21"/>
         </w:rPr>
-        <w:t xml:space="preserve">A learner who guessed every item blind would average 6.9 of 35, since a written answer cannot be guessed from a list, and fewer than one guesser in twenty would reach 12. A score of 11 or below is therefore within reach of guessing alone, and the tally reads such a paper as a conversation to have on Monday, never as a result.</w:t>
+        <w:t xml:space="preserve">A learner who guessed every item blind would average 6.4 of 35, since a written answer cannot be guessed from a list, and fewer than one guesser in twenty would reach 11. A score of 10 or below is therefore within reach of guessing alone, and the tally reads such a paper as a conversation to have on Monday, never as a result.</w:t>
       </w:r>
     </w:p>
     <w:p>
@@ -3026,7 +3026,7 @@
                 <w:sz w:val="18"/>
                 <w:szCs w:val="18"/>
               </w:rPr>
-              <w:t xml:space="preserve">C</w:t>
+              <w:t xml:space="preserve">It prints 2 and 1. The true figures are 2.36 and 1.84, a fall of about 22 percent.</w:t>
             </w:r>
           </w:p>
         </w:tc>
@@ -3062,7 +3062,7 @@
                 <w:sz w:val="18"/>
                 <w:szCs w:val="18"/>
               </w:rPr>
-              <w:t xml:space="preserve">One correct option</w:t>
+              <w:t xml:space="preserve">Applied maths</w:t>
             </w:r>
           </w:p>
         </w:tc>
@@ -4190,7 +4190,7 @@
                 <w:sz w:val="18"/>
                 <w:szCs w:val="18"/>
               </w:rPr>
-              <w:t xml:space="preserve">A</w:t>
+              <w:t xml:space="preserve">B</w:t>
             </w:r>
           </w:p>
         </w:tc>
@@ -4298,7 +4298,7 @@
                 <w:sz w:val="18"/>
                 <w:szCs w:val="18"/>
               </w:rPr>
-              <w:t xml:space="preserve">Hard</w:t>
+              <w:t xml:space="preserve">Medium</w:t>
             </w:r>
           </w:p>
         </w:tc>
@@ -5063,7 +5063,7 @@
                 <w:sz w:val="18"/>
                 <w:szCs w:val="18"/>
               </w:rPr>
-              <w:t xml:space="preserve">C, E, A, D, B</w:t>
+              <w:t xml:space="preserve">E, F, B, C, A</w:t>
             </w:r>
           </w:p>
         </w:tc>
@@ -6518,7 +6518,7 @@
                 <w:sz w:val="18"/>
                 <w:szCs w:val="18"/>
               </w:rPr>
-              <w:t xml:space="preserve">D</w:t>
+              <w:t xml:space="preserve">C</w:t>
             </w:r>
           </w:p>
         </w:tc>
@@ -6626,7 +6626,7 @@
                 <w:sz w:val="18"/>
                 <w:szCs w:val="18"/>
               </w:rPr>
-              <w:t xml:space="preserve">Hard</w:t>
+              <w:t xml:space="preserve">Medium</w:t>
             </w:r>
           </w:p>
         </w:tc>
@@ -8555,7 +8555,7 @@
                 <w:sz w:val="18"/>
                 <w:szCs w:val="18"/>
               </w:rPr>
-              <w:t xml:space="preserve">C</w:t>
+              <w:t xml:space="preserve">D</w:t>
             </w:r>
           </w:p>
         </w:tc>
@@ -9428,7 +9428,7 @@
                 <w:sz w:val="18"/>
                 <w:szCs w:val="18"/>
               </w:rPr>
-              <w:t xml:space="preserve">D (XLOOKUP with a message for a missing id)</w:t>
+              <w:t xml:space="preserve">D (XLOOKUP with its if_not_found argument set)</w:t>
             </w:r>
           </w:p>
         </w:tc>
@@ -9719,7 +9719,7 @@
                 <w:sz w:val="18"/>
                 <w:szCs w:val="18"/>
               </w:rPr>
-              <w:t xml:space="preserve">A (SUBTOTAL(109, ...) at the foot of the list)</w:t>
+              <w:t xml:space="preserve">A (SUBTOTAL with function number 109)</w:t>
             </w:r>
           </w:p>
         </w:tc>
@@ -10010,7 +10010,7 @@
                 <w:sz w:val="18"/>
                 <w:szCs w:val="18"/>
               </w:rPr>
-              <w:t xml:space="preserve">F (a first-row flag per order, summed with SUMIFS)</w:t>
+              <w:t xml:space="preserve">F (a first-row flag per order, then SUMIFS)</w:t>
             </w:r>
           </w:p>
         </w:tc>
@@ -10301,7 +10301,7 @@
                 <w:sz w:val="18"/>
                 <w:szCs w:val="18"/>
               </w:rPr>
-              <w:t xml:space="preserve">C (a labelled input cell beside the actual figure)</w:t>
+              <w:t xml:space="preserve">C (a labelled input cell feeding a scenario line)</w:t>
             </w:r>
           </w:p>
         </w:tc>
@@ -10592,7 +10592,7 @@
                 <w:sz w:val="18"/>
                 <w:szCs w:val="18"/>
               </w:rPr>
-              <w:t xml:space="preserve">D</w:t>
+              <w:t xml:space="preserve">B8 returns -0.5; the six rows average 1.0; the formula understates growth by 1.5 points and turns growth into a fall.</w:t>
             </w:r>
           </w:p>
         </w:tc>
@@ -10628,7 +10628,7 @@
                 <w:sz w:val="18"/>
                 <w:szCs w:val="18"/>
               </w:rPr>
-              <w:t xml:space="preserve">One correct option</w:t>
+              <w:t xml:space="preserve">Applied maths</w:t>
             </w:r>
           </w:p>
         </w:tc>
@@ -10883,7 +10883,7 @@
                 <w:sz w:val="18"/>
                 <w:szCs w:val="18"/>
               </w:rPr>
-              <w:t xml:space="preserve">A</w:t>
+              <w:t xml:space="preserve">B</w:t>
             </w:r>
           </w:p>
         </w:tc>
@@ -11174,7 +11174,7 @@
                 <w:sz w:val="18"/>
                 <w:szCs w:val="18"/>
               </w:rPr>
-              <w:t xml:space="preserve">0.60 dollars a trip</w:t>
+              <w:t xml:space="preserve">2.00 dollars, about 8.5 percent of the 23.50 dollars charged</w:t>
             </w:r>
           </w:p>
         </w:tc>
@@ -11282,7 +11282,7 @@
                 <w:sz w:val="18"/>
                 <w:szCs w:val="18"/>
               </w:rPr>
-              <w:t xml:space="preserve">Medium</w:t>
+              <w:t xml:space="preserve">Hard</w:t>
             </w:r>
           </w:p>
         </w:tc>
@@ -12047,7 +12047,7 @@
                 <w:sz w:val="18"/>
                 <w:szCs w:val="18"/>
               </w:rPr>
-              <w:t xml:space="preserve">B</w:t>
+              <w:t xml:space="preserve">A</w:t>
             </w:r>
           </w:p>
         </w:tc>
@@ -12737,7 +12737,7 @@
                 <w:sz w:val="18"/>
                 <w:szCs w:val="18"/>
               </w:rPr>
-              <w:t xml:space="preserve">Medium</w:t>
+              <w:t xml:space="preserve">Hard</w:t>
             </w:r>
           </w:p>
         </w:tc>
@@ -13220,7 +13220,7 @@
                 <w:sz w:val="21"/>
                 <w:szCs w:val="21"/>
               </w:rPr>
-              <w:t xml:space="preserve">   Key C</w:t>
+              <w:t xml:space="preserve">   Key It prints 2 and 1. The true figures are 2.36 and 1.84, a fall of about 22 percent.</w:t>
             </w:r>
             <w:r>
               <w:rPr>
@@ -13229,7 +13229,7 @@
                 <w:sz w:val="18"/>
                 <w:szCs w:val="18"/>
               </w:rPr>
-              <w:t xml:space="preserve">   One correct option, Hard, [F], Mon</w:t>
+              <w:t xml:space="preserve">   Applied maths, Hard, [F], Mon</w:t>
             </w:r>
           </w:p>
           <w:p>
@@ -13255,88 +13255,7 @@
                 <w:sz w:val="21"/>
                 <w:szCs w:val="21"/>
               </w:rPr>
-              <w:t xml:space="preserve">count(*) and count(DISTINCT customer_id) are both integers, so Postgres divides integers and drops the fraction: 215 / 91 returns 2 and 140 / 76 returns 1. The true figures are 2.36 and 1.84, a fall of 22 percent, and casting one side, count(*)::numeric, prints them. The check is to multiply back: 1 times 76 members is 76, against 140 orders. Run on PostgreSQL 16.13 on the week's warehouse on 30 September 2026.</w:t>
-            </w:r>
-          </w:p>
-          <w:p>
-            <w:pPr>
-              <w:keepNext/>
-              <w:spacing w:after="40" w:line="264"/>
-              <w:ind w:left="360" w:hanging="360"/>
-            </w:pPr>
-            <w:r>
-              <w:rPr>
-                <w:rFonts w:ascii="Arial" w:cs="Arial" w:eastAsia="Arial" w:hAnsi="Arial"/>
-                <w:b/>
-                <w:bCs/>
-                <w:color w:val="1C1B16"/>
-                <w:sz w:val="20"/>
-                <w:szCs w:val="20"/>
-              </w:rPr>
-              <w:t xml:space="preserve">A.  </w:t>
-            </w:r>
-            <w:r>
-              <w:rPr>
-                <w:rFonts w:ascii="Arial" w:cs="Arial" w:eastAsia="Arial" w:hAnsi="Arial"/>
-                <w:color w:val="1C1B16"/>
-                <w:sz w:val="20"/>
-                <w:szCs w:val="20"/>
-              </w:rPr>
-              <w:t xml:space="preserve">The decimals appear only when one side is numeric, as in count(*)::numeric; two integer counts divide as integers. This is the number the query should print, and does not.</w:t>
-            </w:r>
-          </w:p>
-          <w:p>
-            <w:pPr>
-              <w:keepNext/>
-              <w:spacing w:after="40" w:line="264"/>
-              <w:ind w:left="360" w:hanging="360"/>
-            </w:pPr>
-            <w:r>
-              <w:rPr>
-                <w:rFonts w:ascii="Arial" w:cs="Arial" w:eastAsia="Arial" w:hAnsi="Arial"/>
-                <w:b/>
-                <w:bCs/>
-                <w:color w:val="1C1B16"/>
-                <w:sz w:val="20"/>
-                <w:szCs w:val="20"/>
-              </w:rPr>
-              <w:t xml:space="preserve">B.  </w:t>
-            </w:r>
-            <w:r>
-              <w:rPr>
-                <w:rFonts w:ascii="Arial" w:cs="Arial" w:eastAsia="Arial" w:hAnsi="Arial"/>
-                <w:color w:val="1C1B16"/>
-                <w:sz w:val="20"/>
-                <w:szCs w:val="20"/>
-              </w:rPr>
-              <w:t xml:space="preserve">Postgres truncates integer division; it does not round, and 140 / 76 rounded would be 2, which the printed 1 contradicts.</w:t>
-            </w:r>
-          </w:p>
-          <w:p>
-            <w:pPr>
-              <w:keepNext/>
-              <w:spacing w:after="40" w:line="264"/>
-              <w:ind w:left="360" w:hanging="360"/>
-            </w:pPr>
-            <w:r>
-              <w:rPr>
-                <w:rFonts w:ascii="Arial" w:cs="Arial" w:eastAsia="Arial" w:hAnsi="Arial"/>
-                <w:b/>
-                <w:bCs/>
-                <w:color w:val="1C1B16"/>
-                <w:sz w:val="20"/>
-                <w:szCs w:val="20"/>
-              </w:rPr>
-              <w:t xml:space="preserve">D.  </w:t>
-            </w:r>
-            <w:r>
-              <w:rPr>
-                <w:rFonts w:ascii="Arial" w:cs="Arial" w:eastAsia="Arial" w:hAnsi="Arial"/>
-                <w:color w:val="1C1B16"/>
-                <w:sz w:val="20"/>
-                <w:szCs w:val="20"/>
-              </w:rPr>
-              <w:t xml:space="preserve">Reads the printed 2 and 1 as the business fact, which is Monday's round 2 trap: Retail-Plus "halved" and the budget went to Retail-Core, where multiplying back (1 times 76 is 76, against 140 orders) shows the query is wrong.</w:t>
+              <w:t xml:space="preserve">count(*) and count(DISTINCT customer_id) are both integers, so Postgres divides integers and drops the fraction: 215 / 91 prints 2 for April to June, and 140 / 76 prints 1 for July to September. The true figures are 2.36 and 1.84, and 1.84 against 2.36 is a fall of about 22 percent; accept 21 to 22 percent, or about a fifth. A note that quotes the printed 2 and 1 says orders per member halved, which is Monday's round 2 trap. The fix is count(*)::numeric, and the check is to multiply back: 1 times 76 members is 76, against 140 orders. Run on PostgreSQL 16.13 on the week's warehouse on 30 September 2026.</w:t>
             </w:r>
           </w:p>
           <w:p>
@@ -13632,7 +13551,7 @@
                 <w:sz w:val="21"/>
                 <w:szCs w:val="21"/>
               </w:rPr>
-              <w:t xml:space="preserve">A table has no stored order, so without ORDER BY the database returns whichever rows its plan reaches first, and two runs can differ: Monday's sample of five delivered app orders summed to Rs 3,900 and, after a reload that rewrote two rows with their own values, to Rs 4,590. "sort" is the near miss, and it fails because a plan that reads an index does return sorted rows on some runs; what the database withholds is the promise.</w:t>
+              <w:t xml:space="preserve">A table has no stored order, so without ORDER BY the database returns whichever rows its plan reaches first, and two runs can differ: Monday's sample of five delivered app orders summed to Rs 3,900 and, after a reload that rewrote two rows with their own values, to Rs 4,590. Every word in the bank is a noun and fits the blank's grammar; only guarantee fits its sense. "sort" is the near miss, since a plan that reads an index may well return sorted rows on some runs, which is why a sample can look stable until a reload; what the database withholds is the promise.</w:t>
             </w:r>
           </w:p>
           <w:p>
@@ -13893,7 +13812,7 @@
                 <w:sz w:val="21"/>
                 <w:szCs w:val="21"/>
               </w:rPr>
-              <w:t xml:space="preserve">   Key A</w:t>
+              <w:t xml:space="preserve">   Key B</w:t>
             </w:r>
             <w:r>
               <w:rPr>
@@ -13902,7 +13821,7 @@
                 <w:sz w:val="18"/>
                 <w:szCs w:val="18"/>
               </w:rPr>
-              <w:t xml:space="preserve">   One correct option, Hard, [D], Mon</w:t>
+              <w:t xml:space="preserve">   One correct option, Medium, [D], Mon</w:t>
             </w:r>
           </w:p>
           <w:p>
@@ -13928,7 +13847,7 @@
                 <w:sz w:val="21"/>
                 <w:szCs w:val="21"/>
               </w:rPr>
-              <w:t xml:space="preserve">Excel's job is the last mile: presenting a number and letting people explore it. A number that becomes a what-if for the room, with nothing filed from it, has become that job. Every other option is a reason to keep the number in the warehouse, where it reruns unchanged on the source and every step can be audited. Friday's operating rule says the same, and gives the one direction a number travels: the warehouse computes it, pandas carries the analyst's iteration, and Excel presents it to the room, never the other way.</w:t>
+              <w:t xml:space="preserve">Anand's rule is about the reported number, which comes from a saved query that reruns unchanged on the book every Monday and can be read line by line. A first look at a question reports nothing: charts, tests and the first reading of a question belong in a notebook, and a notebook that reads the warehouse works on the same book as the suite. The one direction a number travels is from the warehouse, through pandas for the analyst's iteration, to Excel for the room; once the head of Retail-Plus decides what to report, that number becomes a query in the suite.</w:t>
             </w:r>
           </w:p>
           <w:p>
@@ -13946,7 +13865,7 @@
                 <w:sz w:val="20"/>
                 <w:szCs w:val="20"/>
               </w:rPr>
-              <w:t xml:space="preserve">B.  </w:t>
+              <w:t xml:space="preserve">A.  </w:t>
             </w:r>
             <w:r>
               <w:rPr>
@@ -13955,7 +13874,7 @@
                 <w:sz w:val="20"/>
                 <w:szCs w:val="20"/>
               </w:rPr>
-              <w:t xml:space="preserve">A workbook fed by an export is staler than the warehouse, never fresher; a number needed early on Monday is a scheduling question for the warehouse query.</w:t>
+              <w:t xml:space="preserve">Stretches the rule past its purpose: it governs the numbers Finance receives, and a suite that holds every exploratory chart stops being a list an analyst can audit.</w:t>
             </w:r>
           </w:p>
           <w:p>
@@ -13982,7 +13901,7 @@
                 <w:sz w:val="20"/>
                 <w:szCs w:val="20"/>
               </w:rPr>
-              <w:t xml:space="preserve">Line-by-line audit is the reason the number lives in the warehouse: a query can be read step by step, and a typed-over cell leaves no trail.</w:t>
+              <w:t xml:space="preserve">An export is stale the day it lands and a workbook can be typed over, which is what Anand's rule rules out; Excel is where a finished number meets the room.</w:t>
             </w:r>
           </w:p>
           <w:p>
@@ -14009,7 +13928,7 @@
                 <w:sz w:val="20"/>
                 <w:szCs w:val="20"/>
               </w:rPr>
-              <w:t xml:space="preserve">Convenience is no reason to move a number Finance reports; a pivot on an export is one more copy that can drift from the source.</w:t>
+              <w:t xml:space="preserve">Exploration is how a definition gets agreed; refusing to look leaves Finance to define the number blind.</w:t>
             </w:r>
           </w:p>
           <w:p>
@@ -14035,7 +13954,7 @@
                 <w:sz w:val="21"/>
                 <w:szCs w:val="21"/>
               </w:rPr>
-              <w:t xml:space="preserve">A number Finance audits lives in the warehouse because it reruns unchanged on the source and every step can be read; Excel is for presenting it and for what-ifs the room explores, never for computing the number of record.</w:t>
+              <w:t xml:space="preserve">The reported number lives in the warehouse because it reruns unchanged on the source and every line can be audited; exploration lives in a notebook that reads the warehouse, and Excel presents what has been decided.</w:t>
             </w:r>
           </w:p>
           <w:p>
@@ -14157,7 +14076,7 @@
                 <w:sz w:val="21"/>
                 <w:szCs w:val="21"/>
               </w:rPr>
-              <w:t xml:space="preserve">The CASE has no ELSE, so it returns NULL for the two short views, and count skips NULLs: the reported figure divides all 30 seconds by 3 views, 10.0, where the average per view is 30 over 5, 6.0. Measured against the true figure, 10.0 overstates 6.0 by 4.0 over 6.0, about 67 percent. TechCrunch (22 September 2016), citing The Wall Street Journal, put Facebook's overstatement at 60 to 80 percent over two years and reported that billing was not affected; checked on 30 September 2026. Run on PostgreSQL 16.13 on 30 September 2026.</w:t>
+              <w:t xml:space="preserve">The CASE has no ELSE, so it returns NULL for the two viewers under three seconds, and count skips NULLs: the calculated average divides all 30 seconds by 3 people, 10.0, where the defined one divides by all 5 who played, 6.0. Against the defined figure, 10.0 overstates 6.0 by 4.0 over 6.0, about 67 percent. TechCrunch (Devin Coldewey, 22 September 2016) quoted Facebook's definition and its calculation, put the inflation at 60 to 80 percent over two years and reported that billing was not affected; checked on 30 September 2026. Run on PostgreSQL 16.13 on 30 September 2026.</w:t>
             </w:r>
           </w:p>
           <w:p>
@@ -14184,7 +14103,7 @@
                 <w:sz w:val="20"/>
                 <w:szCs w:val="20"/>
               </w:rPr>
-              <w:t xml:space="preserve">Divides the gap by the wrong base: 4.0 over the reported 10.0 is 40 percent, and an overstatement is measured against the true figure, 6.0.</w:t>
+              <w:t xml:space="preserve">Divides the gap by the wrong base: 4.0 over the calculated 10.0 is 40 percent, and an overstatement is measured against the true figure, the defined 6.0.</w:t>
             </w:r>
           </w:p>
           <w:p>
@@ -14211,7 +14130,7 @@
                 <w:sz w:val="20"/>
                 <w:szCs w:val="20"/>
               </w:rPr>
-              <w:t xml:space="preserve">Averages the three long views alone, (14 + 9 + 4) / 3 = 9.0; the metric's numerator was all the time watched, and the short views' 3 seconds stay in it.</w:t>
+              <w:t xml:space="preserve">Averages the three long viewers alone, (14 + 9 + 4) / 3 = 9.0; the numerator stayed all the time watched, the short viewers' 3 seconds included.</w:t>
             </w:r>
           </w:p>
           <w:p>
@@ -14238,7 +14157,7 @@
                 <w:sz w:val="20"/>
                 <w:szCs w:val="20"/>
               </w:rPr>
-              <w:t xml:space="preserve">count(CASE WHEN ... THEN 1 END) counts only the non-NULL results, and a CASE with no ELSE returns NULL for the views it does not match; Monday's round 3 trap in another form.</w:t>
+              <w:t xml:space="preserve">count(CASE WHEN ... THEN 1 END) counts only the non-NULL results, and a CASE with no ELSE returns NULL for the viewers it does not match; Monday's round 3 trap in another form.</w:t>
             </w:r>
           </w:p>
           <w:p>
@@ -14580,7 +14499,7 @@
                 <w:sz w:val="21"/>
                 <w:szCs w:val="21"/>
               </w:rPr>
-              <w:t xml:space="preserve">   Key C, E, A, D, B</w:t>
+              <w:t xml:space="preserve">   Key E, F, B, C, A</w:t>
             </w:r>
             <w:r>
               <w:rPr>
@@ -14615,7 +14534,7 @@
                 <w:sz w:val="21"/>
                 <w:szCs w:val="21"/>
               </w:rPr>
-              <w:t xml:space="preserve">The repeats go first, because a sum taken before them keeps the Rs 20,750 the gateway posted twice; the payments go to one row per order before the join, because a join onto payment rows repeats every instalment order; the LEFT JOIN keeps all 462 orders; the checks come before anything is sent, and on Kalpa's Q2 book they read 462 rows out and a gap of Rs 17,54,930, the booked value of the 30 unpaid orders exactly. On the same book, HAVING count(*) &gt; 1 by order lists 216 orders, of which 188 are two instalments; grouping by order and instalment leaves the 28 repeats. The common wrong order sums first (e before c), which keeps the repeats in collected, or sends before checking. Run on PostgreSQL 16.13 on the week's warehouse on 30 September 2026.</w:t>
+              <w:t xml:space="preserve">The step to leave out is d: 188 of the orders with two payment rows are instalments 1 and 2 of one invoice, and dropping them throws away real cash along with the 28 repeats. On the same book, HAVING count(*) &gt; 1 by order lists 216 orders, and by order and instalment it lists the 28 repeats. The repeats go first (e), because a sum taken before them keeps the Rs 20,750 the gateway posted twice. The payment rows go to one figure per order (f) before the join (b), because only then does the join return one row per order: joined first, the rows come out at 650, the 462 orders plus 188 second instalments, and booked counts twice for every instalment order. The checks (c) come before anything is sent (a), and on Kalpa's book they read 462 rows and a gap of Rs 17,54,930, the unpaid orders' booked value exactly. Run on PostgreSQL 16.13 on the week's warehouse on 30 September 2026.</w:t>
             </w:r>
           </w:p>
           <w:p>
@@ -14992,7 +14911,7 @@
                 <w:sz w:val="21"/>
                 <w:szCs w:val="21"/>
               </w:rPr>
-              <w:t xml:space="preserve">Booked passed both of its checks, so it can leave. Collected rests on the check that failed, so it waits, and naming the Rs 21,750 as an open line with an owner and a time is what Anand can act on. The Tuesday pack gives this answer to its question on the end of reporting day: ship booked with the open line named, and hold collected.</w:t>
+              <w:t xml:space="preserve">The gaps are app Rs 8,120 and store Rs 9,57,810, each equal to its unpaid list to the rupee, and web Rs 8,10,750, which exceeds its list's Rs 7,89,000 by Rs 21,750 that nobody has explained. Booked passed its checks, so it goes for every channel; app's and store's collected reconcile, so they go; web's collected waits, with the Rs 21,750 named as an open line with an owner and a time. The Tuesday pack's rule is to send what reconciles with its definition and name the line that does not close. The figures are illustrative: on Kalpa's own book, web's gap equals its unpaid list at Rs 7,89,000.</w:t>
             </w:r>
           </w:p>
           <w:p>
@@ -15019,7 +14938,7 @@
                 <w:sz w:val="20"/>
                 <w:szCs w:val="20"/>
               </w:rPr>
-              <w:t xml:space="preserve">Forcing the bridge to close hides the one fact the check found; the reconciliation would then explain a sum that no order carries.</w:t>
+              <w:t xml:space="preserve">Adding the unexplained Rs 21,750 to web's unpaid list forces the bridge closed and puts on the list an amount that no unpaid order carries.</w:t>
             </w:r>
           </w:p>
           <w:p>
@@ -15046,7 +14965,7 @@
                 <w:sz w:val="20"/>
                 <w:szCs w:val="20"/>
               </w:rPr>
-              <w:t xml:space="preserve">Sends the one figure the failed check leaves unproven, and a footnote does not travel with a number once it is quoted.</w:t>
+              <w:t xml:space="preserve">Store has the largest gap, and its gap equals its unpaid list to the rupee; the channel whose bridge fails is web, by Rs 21,750.</w:t>
             </w:r>
           </w:p>
           <w:p>
@@ -15073,7 +14992,7 @@
                 <w:sz w:val="20"/>
                 <w:szCs w:val="20"/>
               </w:rPr>
-              <w:t xml:space="preserve">Holds back a figure that passed its checks; Anand loses the booked number over a doubt that concerns collected alone.</w:t>
+              <w:t xml:space="preserve">Holds back two collected figures that reconcile to the rupee; Anand loses app's and store's collected over a doubt that concerns web alone.</w:t>
             </w:r>
           </w:p>
           <w:p>
@@ -15099,7 +15018,7 @@
                 <w:sz w:val="21"/>
                 <w:szCs w:val="21"/>
               </w:rPr>
-              <w:t xml:space="preserve">Before a joined number reaches Finance I check rows in against rows out, the total against its source and the gap against a named list; when one fails at the end of reporting day, the figures that passed go out, the one that failed waits, and the open line is named with an owner and a time.</w:t>
+              <w:t xml:space="preserve">Before a joined number reaches Finance I check rows in against rows out, the total against its source and the gap against a named list; when one fails at the end of the reporting day, what reconciles goes out, what does not waits, and the open line is named with its amount, an owner and a time.</w:t>
             </w:r>
           </w:p>
           <w:p>
@@ -15221,7 +15140,7 @@
                 <w:sz w:val="21"/>
                 <w:szCs w:val="21"/>
               </w:rPr>
-              <w:t xml:space="preserve">Both correct checks compare what arrived with what was loaded, so a truncation shows the day it happens: a per-file count of records against rows loaded, and a control total from the source against the loaded total. That is Tuesday's habit, rows in against rows out, and Week 1's revenue bridge, input equals clean plus rejected. The facts are from the GOV.UK statement of 4 October 2020 (15,841 cases between 25 September and 2 October; files that exceeded the maximum size) and The Register of 5 October 2020 (lab files in CSV converted to the .xls format, 65,536 rows a sheet, records past the cut-off left off), both checked on 30 September 2026.</w:t>
+              <w:t xml:space="preserve">Lab B's file lost 5,365 records in the conversion, 70,900 in the CSV against 65,535 rows in the sheet. Comparing rows loaded with the lab's own count of records sees the loss, and a sheet at exactly 65,535 data rows sits at the format's limit, which a check can treat as a stop. Rows loaded and rows in the sheet were both counted after the cut, so they agree, and Lab B loaded more rows than the day before, 65,535 against 61,020, so neither of those checks fires. That is Tuesday's habit, rows in against rows out, taken back to the first count in the chain. The facts are from the GOV.UK statement of 4 October 2020 (15,841 cases between 25 September and 2 October; files that exceeded the maximum file size) and The Register of 5 October 2020 (lab CSV files stored in the older .xls format, 65,536 rows a sheet, records past the limit left off and not counted), both checked on 30 September 2026; the three labs' counts are illustrative.</w:t>
             </w:r>
           </w:p>
           <w:p>
@@ -15248,7 +15167,7 @@
                 <w:sz w:val="20"/>
                 <w:szCs w:val="20"/>
               </w:rPr>
-              <w:t xml:space="preserve">Raises the ceiling from 65,536 rows to about a million and checks nothing: a file past the new limit would be cut just as quietly. It removes this cause, and leaves the kind of failure.</w:t>
+              <w:t xml:space="preserve">Rows loaded and data rows in the sheet were both counted after the conversion cut the file, so they agree at 65,535 and the check passes.</w:t>
             </w:r>
           </w:p>
           <w:p>
@@ -15302,7 +15221,7 @@
                 <w:sz w:val="20"/>
                 <w:szCs w:val="20"/>
               </w:rPr>
-              <w:t xml:space="preserve">A pivot sums what was loaded, so it cannot see what never arrived: the missing cases are missing from the pivot too.</w:t>
+              <w:t xml:space="preserve">Lab B loaded 65,535 rows against 61,020 the day before, so a check for a fall stays quiet while 5,365 records go missing; a day-on-day check sees only a loss larger than the day's growth.</w:t>
             </w:r>
           </w:p>
           <w:p>
@@ -15328,7 +15247,7 @@
                 <w:sz w:val="21"/>
                 <w:szCs w:val="21"/>
               </w:rPr>
-              <w:t xml:space="preserve">Any step that can drop rows without a warning needs a count on both sides of it, and the load stops when they differ; raising a limit only moves the cliff.</w:t>
+              <w:t xml:space="preserve">Any step that can drop rows without a warning needs a count on both sides of it, taken back to the first count in the chain, and the load stops when they differ; raising a limit only moves the cliff.</w:t>
             </w:r>
           </w:p>
           <w:p>
@@ -15644,7 +15563,7 @@
                 <w:sz w:val="21"/>
                 <w:szCs w:val="21"/>
               </w:rPr>
-              <w:t xml:space="preserve">   Key D</w:t>
+              <w:t xml:space="preserve">   Key C</w:t>
             </w:r>
             <w:r>
               <w:rPr>
@@ -15653,7 +15572,7 @@
                 <w:sz w:val="18"/>
                 <w:szCs w:val="18"/>
               </w:rPr>
-              <w:t xml:space="preserve">   Scenario set, Hard, [D], Wed</w:t>
+              <w:t xml:space="preserve">   Scenario set, Medium, [D], Wed</w:t>
             </w:r>
           </w:p>
           <w:p>
@@ -15679,7 +15598,7 @@
                 <w:sz w:val="21"/>
                 <w:szCs w:val="21"/>
               </w:rPr>
-              <w:t xml:space="preserve">He asked for tied members to share a rank and for the count to include a tie at the line. RANK does both: 51 members, and the note says why the list is one over fifty. DENSE_RANK also ranks ties the same but ships 52, because an earlier tie compressed its numbers, so the list gains C-0259 on Rs 3,200, a member below both tied members.</w:t>
+              <w:t xml:space="preserve">The rule has two parts: members who spent the same share a rank, and the list keeps every member who spent at least as much as the fiftieth and nobody who spent less. RANK does both: C-0185 and C-0242 share rank 50 on Rs 3,350 and C-0259, on Rs 3,200, falls to 52. DENSE_RANK shares ranks too, and because it never skips, the earlier tie at 48 lifts C-0259 to dense rank 50. The note to Marketing gives the list's length and the tie that sets it.</w:t>
             </w:r>
           </w:p>
           <w:p>
@@ -15706,7 +15625,7 @@
                 <w:sz w:val="20"/>
                 <w:szCs w:val="20"/>
               </w:rPr>
-              <w:t xml:space="preserve">Meets the first half of the ask and breaks the second: its 52 includes C-0259, who spent less than both members tied at the line, so the length no longer means the top fifty with ties.</w:t>
+              <w:t xml:space="preserve">Shares ranks, and then keeps C-0259, who spent Rs 3,200, less than both members at the fiftieth place; that is Wednesday's trap, where "ties rank the same" quietly shipped a member below the line.</w:t>
             </w:r>
           </w:p>
           <w:p>
@@ -15733,7 +15652,7 @@
                 <w:sz w:val="20"/>
                 <w:szCs w:val="20"/>
               </w:rPr>
-              <w:t xml:space="preserve">Exactly fifty and the same every Monday, at the cost of dropping a member who spent exactly what the fiftieth did, by an id nobody chose on purpose; if the budget demands exactly fifty, the tiebreaker becomes a decision the head of Retail-Plus owns.</w:t>
+              <w:t xml:space="preserve">Keeps exactly fifty, the same every Monday, by dropping C-0242, who spent exactly what the fiftieth did, on an id nobody chose on purpose; if the budget demands fifty, the tiebreaker is a decision the head of Retail-Plus owns.</w:t>
             </w:r>
           </w:p>
           <w:p>
@@ -15751,7 +15670,7 @@
                 <w:sz w:val="20"/>
                 <w:szCs w:val="20"/>
               </w:rPr>
-              <w:t xml:space="preserve">C.  </w:t>
+              <w:t xml:space="preserve">D.  </w:t>
             </w:r>
             <w:r>
               <w:rPr>
@@ -15760,7 +15679,7 @@
                 <w:sz w:val="20"/>
                 <w:szCs w:val="20"/>
               </w:rPr>
-              <w:t xml:space="preserve">The "forty-nine because of a tie" he ruled out, in his own words.</w:t>
+              <w:t xml:space="preserve">Gives members who spent the same different numbers and lets the database choose which of C-0185 and C-0242 stays, so the list can change between two runs.</w:t>
             </w:r>
           </w:p>
           <w:p>
@@ -15786,7 +15705,7 @@
                 <w:sz w:val="21"/>
                 <w:szCs w:val="21"/>
               </w:rPr>
-              <w:t xml:space="preserve">When the business says ties rank the same, I use RANK and state the count and its reason in the same line, because the list can ship more than N; if the budget demands exactly N, the tiebreaker becomes a decision someone owns.</w:t>
+              <w:t xml:space="preserve">When the business says ties rank the same, I use RANK and state the list's length and its reason in the same line, because the list can ship more than N; if the budget demands exactly N, the tiebreaker becomes a decision someone owns.</w:t>
             </w:r>
           </w:p>
           <w:p>
@@ -15908,7 +15827,7 @@
                 <w:sz w:val="21"/>
                 <w:szCs w:val="21"/>
               </w:rPr>
-              <w:t xml:space="preserve">A rank computed within PARTITION BY segment keeps every member and restarts for each segment; the outer query keeps the rows ranked three or better. The window has to be filtered outside, because WHERE runs before any window is computed. The whole-table list in the stem is Wednesday's round 1 trap: 35 Business members, 11 Retail-Plus, 4 Retail-Core and no Student.</w:t>
+              <w:t xml:space="preserve">A rank computed within PARTITION BY segment keeps every customer and restarts for each segment; the outer query keeps the rows ranked three or better. The window has to be filtered outside, because WHERE runs before any window is computed. The whole-table list in the stem is Wednesday's round 1 trap: 35 Business customers, 11 Retail-Plus members, 4 Retail-Core customers and no Student, since Business carries 99 percent of the quarter's revenue.</w:t>
             </w:r>
           </w:p>
           <w:p>
@@ -15935,7 +15854,7 @@
                 <w:sz w:val="20"/>
                 <w:szCs w:val="20"/>
               </w:rPr>
-              <w:t xml:space="preserve">GROUP BY collapses each segment to one row, so the members are gone before LIMIT runs, and LIMIT applies once to the whole result, never per group.</w:t>
+              <w:t xml:space="preserve">GROUP BY collapses each segment to one row, so the customers are gone before LIMIT runs, and LIMIT applies once to the whole result, never per group.</w:t>
             </w:r>
           </w:p>
           <w:p>
@@ -16137,7 +16056,7 @@
                 <w:sz w:val="21"/>
                 <w:szCs w:val="21"/>
               </w:rPr>
-              <w:t xml:space="preserve">LAG reads the previous row in the partition, never the previous calendar month. C-0185's September is compared with July (1,450 below 1,900) and July with June (1,900 below 2,690), and C-0216's September with July and July with May (2,540 below 4,300, below 6,440), so both are flagged although neither ordered in August: a gap has been read as a fall. A calendar check, that the two rows LAG reads are August and July, keeps C-0161 and C-0171, the two genuine falls. C-0185 is one of the pair tied at fiftieth in Set 5. Run on PostgreSQL 16.13 on the week's warehouse on 30 September 2026.</w:t>
+              <w:t xml:space="preserve">LAG reads the previous row in the partition, never the previous calendar month. C-0161 and C-0171 fell from July to August and again from August to September, so both are flagged, and rightly. C-0185's September is compared with July (1,450 below 1,900) and July with June (1,900 below 2,690), and C-0216's September with July and July with May (2,540 below 4,300, below 6,440), so both are flagged too, although neither ordered in August: two calls tell a member their spend fell in August and September when there was no August reading at all. A calendar check, that the two rows LAG reads are August and July, keeps the two genuine falls. Run on PostgreSQL 16.13 on the week's warehouse on 30 September 2026.</w:t>
             </w:r>
           </w:p>
           <w:p>
@@ -16164,7 +16083,7 @@
                 <w:sz w:val="20"/>
                 <w:szCs w:val="20"/>
               </w:rPr>
-              <w:t xml:space="preserve">LAG knows nothing of the calendar; it returns whatever row came before in the window's order, which is why the two members with a missing August pass.</w:t>
+              <w:t xml:space="preserve">Assumes LAG steps back one calendar month, so C-0185 and C-0216 would meet an empty August and drop out; LAG returns whatever row came before in the window's order, and both are flagged.</w:t>
             </w:r>
           </w:p>
           <w:p>
@@ -16191,7 +16110,7 @@
                 <w:sz w:val="20"/>
                 <w:szCs w:val="20"/>
               </w:rPr>
-              <w:t xml:space="preserve">Reads the query's output as the business answer; a member with no August order has no August reading, and this is the member who says he was on holiday.</w:t>
+              <w:t xml:space="preserve">Assumes LAG(spend, 2) returns NULL for C-0216; it has rows for May, July and September, so on its September row LAG(spend, 2) returns May's 6,440. LAG returns NULL only on a member's first rows, and a comparison with that NULL flags nobody.</w:t>
             </w:r>
           </w:p>
           <w:p>
@@ -16218,7 +16137,7 @@
                 <w:sz w:val="20"/>
                 <w:szCs w:val="20"/>
               </w:rPr>
-              <w:t xml:space="preserve">C-0216 has three rows (May, July, September), so LAG(spend, 2) on its September row returns May's 6,440. LAG returns NULL only when the partition has no row that far back, as on a member's first two rows, and a comparison with that NULL flags nobody.</w:t>
+              <w:t xml:space="preserve">Reads the query's output as the business answer; a member with no August order has no August reading, and C-0216 is the member in Wednesday's case who said he was on holiday.</w:t>
             </w:r>
           </w:p>
           <w:p>
@@ -16366,7 +16285,7 @@
                 <w:sz w:val="21"/>
                 <w:szCs w:val="21"/>
               </w:rPr>
-              <w:t xml:space="preserve">Both readings are true and the line needs both: the total closed on plan, Rs 10 ahead, and six of the seven full weeks from 10 August sit below the weekly Rs 75.69 lakh (only the week of 14 September, Rs 93.0 lakh, cleared it). A front-page line carries its period and its comparison, so a director does not read one July week as the trend. The weekly figures are the week's own running total against plan_line, recomputed on PostgreSQL 16.13 on 30 September 2026.</w:t>
+              <w:t xml:space="preserve">Booked less plan at the seven points reads -0.25, +1.95, +2.17, +1.57, +0.73, +0.79 and 0.00 crore: behind after the first week, well ahead once the week of 13 July booked Rs 2.66 crore, furthest ahead at the start of August, and level at the close, Rs 9,84,00,000 against a plan of Rs 9,83,99,990. The weekly rate did the giving back: six of the seven full weeks from 10 August booked below the plan's Rs 75.69 lakh a week. A front-page line carries its period and its comparison, so a director reads the close and the trend together. The figures are the week's own running total against plan_line, recomputed on PostgreSQL 16.13 on 30 September 2026.</w:t>
             </w:r>
           </w:p>
           <w:p>
@@ -16393,7 +16312,7 @@
                 <w:sz w:val="20"/>
                 <w:szCs w:val="20"/>
               </w:rPr>
-              <w:t xml:space="preserve">A total that lands on plan says nothing about the weekly rate; the chart shows the rate below plan in six weeks of seven.</w:t>
+              <w:t xml:space="preserve">The lead peaked at Rs 2.17 crore at the start of August and was gone by the close, where booked and plan both read Rs 9.84 crore.</w:t>
             </w:r>
           </w:p>
           <w:p>
@@ -16420,7 +16339,7 @@
                 <w:sz w:val="20"/>
                 <w:szCs w:val="20"/>
               </w:rPr>
-              <w:t xml:space="preserve">Reads the weekly shortfall as the quarter's result; the quarter closed Rs 10 above plan because of the week in July.</w:t>
+              <w:t xml:space="preserve">Booked stayed above plan at every point after the first week; the quarter gave back its lead and never fell behind.</w:t>
             </w:r>
           </w:p>
           <w:p>
@@ -16447,7 +16366,7 @@
                 <w:sz w:val="20"/>
                 <w:szCs w:val="20"/>
               </w:rPr>
-              <w:t xml:space="preserve">Quotes a mid-quarter running figure as the close; the lead had shrunk to Rs 10 by the end of the quarter.</w:t>
+              <w:t xml:space="preserve">At its widest the lead was Rs 2.17 crore, more than a fifth of the quarter's plan, which is a lead worth a line.</w:t>
             </w:r>
           </w:p>
           <w:p>
@@ -16473,7 +16392,7 @@
                 <w:sz w:val="21"/>
                 <w:szCs w:val="21"/>
               </w:rPr>
-              <w:t xml:space="preserve">One number goes out with its period, its base and its comparison, here the quarter against plan and the weekly rate against the weekly plan, so it is read the way it was meant.</w:t>
+              <w:t xml:space="preserve">One number goes out with its period, its base and its comparison, here the quarter's close against plan and the trend that brought it there, so it is read the way it was meant.</w:t>
             </w:r>
           </w:p>
           <w:p>
@@ -17166,7 +17085,7 @@
                 <w:sz w:val="21"/>
                 <w:szCs w:val="21"/>
               </w:rPr>
-              <w:t xml:space="preserve">   Key C</w:t>
+              <w:t xml:space="preserve">   Key D</w:t>
             </w:r>
             <w:r>
               <w:rPr>
@@ -17201,7 +17120,7 @@
                 <w:sz w:val="21"/>
                 <w:szCs w:val="21"/>
               </w:rPr>
-              <w:t xml:space="preserve">A customer the sale reached twice was still reached once, so the business rule is one exposure per customer, the first by date. Applied to the feed, it leaves 340 rows, spend on the book and 130 reached customers, and validate stays on so that a new kind of repeat stops the refresh instead of changing the number. Run on pandas 3.0.5 on 30 September 2026.</w:t>
+              <w:t xml:space="preserve">The two sends differ in exposed_date, so they do not repeat in every column, and the file is newest first, so each repeated customer's first row as listed is the 11 August send. Sorting by exposed_date from the earliest and then keeping each customer's first row leaves 3 August for C-0001 and C-0002 and C-0012's one row: 130 rows, one per customer, and the merge returns 340 rows with spend on the book. Run on pandas 3.0.5 on the week's feed, sent newest first, on 30 September 2026.</w:t>
             </w:r>
           </w:p>
           <w:p>
@@ -17228,7 +17147,7 @@
                 <w:sz w:val="20"/>
                 <w:szCs w:val="20"/>
               </w:rPr>
-              <w:t xml:space="preserve">Typing over the total hides the error, leaves every per-customer figure wrong, and the next refresh brings it back.</w:t>
+              <w:t xml:space="preserve">The two sends differ in exposed_date, 3 and 11 August, so no row repeats in every column and all 136 stay.</w:t>
             </w:r>
           </w:p>
           <w:p>
@@ -17255,7 +17174,7 @@
                 <w:sz w:val="20"/>
                 <w:szCs w:val="20"/>
               </w:rPr>
-              <w:t xml:space="preserve">The repeated rows differ in exposed_date, so drop_duplicates() on every column removes nothing.</w:t>
+              <w:t xml:space="preserve">The file is newest first, so each repeated customer's first row as listed is the 11 August send, the second exposure.</w:t>
             </w:r>
           </w:p>
           <w:p>
@@ -17273,7 +17192,7 @@
                 <w:sz w:val="20"/>
                 <w:szCs w:val="20"/>
               </w:rPr>
-              <w:t xml:space="preserve">D.  </w:t>
+              <w:t xml:space="preserve">C.  </w:t>
             </w:r>
             <w:r>
               <w:rPr>
@@ -17282,7 +17201,7 @@
                 <w:sz w:val="20"/>
                 <w:szCs w:val="20"/>
               </w:rPr>
-              <w:t xml:space="preserve">Spend per reached customer is a doubled numerator over a count of rows or of customers; either way the repeated rows move it.</w:t>
+              <w:t xml:space="preserve">The merge keeps each customer's feed rows in the file's order, so keeping the first merged row keeps 11 August; the table has one row per customer and the wrong exposure on two of them.</w:t>
             </w:r>
           </w:p>
           <w:p>
@@ -17308,7 +17227,7 @@
                 <w:sz w:val="21"/>
                 <w:szCs w:val="21"/>
               </w:rPr>
-              <w:t xml:space="preserve">Fix the error where it was made, at the feed, with a rule the business agrees, and keep the guard on so next week's feed fails loudly instead of quietly.</w:t>
+              <w:t xml:space="preserve">Fix the error where it was made, at the feed, with a rule the business agrees and a sort that makes first mean first by date, and keep the guard on so next week's feed fails loudly instead of quietly.</w:t>
             </w:r>
           </w:p>
           <w:p>
@@ -17659,7 +17578,7 @@
                 <w:sz w:val="21"/>
                 <w:szCs w:val="21"/>
               </w:rPr>
-              <w:t xml:space="preserve">A left merge keeps all 4 of the lab's rows; '2-Sep' and '1-Mar' match no symbol, so indicator marks them left_only and only 2 rows are both. Nothing raises: two genes lose their annotation without a word. The fix belongs at the source, a list kept as text, and the naming body has since moved the other way too: in 2020 the HGNC renamed every symbol Excel turned into a date, so SEPT1 is now SEPTIN1 and MARCH1 is now MARCHF1 (Bruford and colleagues, Nature Genetics, 2020). Both papers checked on 30 September 2026; the code run on pandas 3.0.5 the same day.</w:t>
+              <w:t xml:space="preserve">A left merge keeps all 4 of the lab's rows; '2-Sep' and '1-Mar' match no symbol, so indicator marks them left_only: 2. Nothing raises, and two genes lose their annotation without a word. The fix belongs at the source, a list the lab keeps as text, and the naming body later fixed the source every reader shares: in 2020 the HGNC renamed the genes whose symbols Excel turned into dates, so SEPT1 became SEPTIN1 and MARCH1 became MARCHF1 (Bruford and colleagues, Nature Genetics, 2020). Both papers checked on 30 September 2026; the code run on pandas 3.0.5 the same day.</w:t>
             </w:r>
           </w:p>
           <w:p>
@@ -17686,7 +17605,7 @@
                 <w:sz w:val="20"/>
                 <w:szCs w:val="20"/>
               </w:rPr>
-              <w:t xml:space="preserve">pandas reads the text it is given; '2-Sep' stays the string '2-Sep', and no parser turns it back into a gene symbol.</w:t>
+              <w:t xml:space="preserve">pandas reads the text it is given; '2-Sep' stays the string '2-Sep', and no parser turns it back into a gene symbol, so the analysis would go ahead on two unannotated genes.</w:t>
             </w:r>
           </w:p>
           <w:p>
@@ -17713,7 +17632,7 @@
                 <w:sz w:val="20"/>
                 <w:szCs w:val="20"/>
               </w:rPr>
-              <w:t xml:space="preserve">A left merge never adds reference rows that nothing matched; how='right' or how='outer' would.</w:t>
+              <w:t xml:space="preserve">A left merge never adds reference rows that nothing matched; how='right' or how='outer' would, and such a row would be marked right_only, never left_only.</w:t>
             </w:r>
           </w:p>
           <w:p>
@@ -17740,7 +17659,7 @@
                 <w:sz w:val="20"/>
                 <w:szCs w:val="20"/>
               </w:rPr>
-              <w:t xml:space="preserve">A left merge keeps every left row, matched or not; how='inner' would keep 2.</w:t>
+              <w:t xml:space="preserve">A left merge keeps every left row, matched or not; how='inner' would keep 2, and the two genes it dropped would still need the lab, not an analyst's guess.</w:t>
             </w:r>
           </w:p>
           <w:p>
@@ -17853,7 +17772,7 @@
                 <w:sz w:val="21"/>
                 <w:szCs w:val="21"/>
               </w:rPr>
-              <w:t xml:space="preserve">   Key D (XLOOKUP with a message for a missing id)</w:t>
+              <w:t xml:space="preserve">   Key D (XLOOKUP with its if_not_found argument set)</w:t>
             </w:r>
             <w:r>
               <w:rPr>
@@ -17888,7 +17807,7 @@
                 <w:sz w:val="21"/>
                 <w:szCs w:val="21"/>
               </w:rPr>
-              <w:t xml:space="preserve">XLOOKUP matches exactly by default, and its fourth argument, if_not_found, is what it shows for a missing id (Microsoft Support, XLOOKUP function, verified 29 September 2026). The spare beside it, VLOOKUP with its fourth argument left out, looks for an approximate match: on Friday it returned C-0194's Rs 16,740 for C-0195, a member with no orders.</w:t>
+              <w:t xml:space="preserve">XLOOKUP matches exactly by default, and its fourth argument, if_not_found, is what it shows for a code that is not in the list (Microsoft Support, XLOOKUP function, verified 29 September 2026). The spare beside it, VLOOKUP with its fourth argument left out, looks for an approximate match: on Friday it returned C-0194's Rs 16,740 for C-0195, a member with no orders.</w:t>
             </w:r>
           </w:p>
           <w:p>
@@ -17914,7 +17833,7 @@
                 <w:sz w:val="21"/>
                 <w:szCs w:val="21"/>
               </w:rPr>
-              <w:t xml:space="preserve">A lookup has two exits, the row or a visible "not in the table", and I test it with an id I know is missing.</w:t>
+              <w:t xml:space="preserve">A lookup has two exits, the row or a visible "not in the table", and I test it with a code I know is missing.</w:t>
             </w:r>
           </w:p>
           <w:p>
@@ -18001,7 +17920,7 @@
                 <w:sz w:val="21"/>
                 <w:szCs w:val="21"/>
               </w:rPr>
-              <w:t xml:space="preserve">   Key A (SUBTOTAL(109, ...) at the foot of the list)</w:t>
+              <w:t xml:space="preserve">   Key A (SUBTOTAL with function number 109)</w:t>
             </w:r>
             <w:r>
               <w:rPr>
@@ -18036,7 +17955,7 @@
                 <w:sz w:val="21"/>
                 <w:szCs w:val="21"/>
               </w:rPr>
-              <w:t xml:space="preserve">SUBTOTAL(109, ...) adds only the rows on screen, while SUM adds the rows a filter hides: on Friday, filtered to Mumbai's 11 members, SUBTOTAL read Rs 1,56,790 and SUM still read the whole list's Rs 7,14,890, a budget 4.6 times too big.</w:t>
+              <w:t xml:space="preserve">SUBTOTAL with function number 109 adds only the rows on screen, while SUM adds the rows a filter hides: on Friday, filtered to Mumbai's 11 members, SUBTOTAL(109, ...) read Rs 1,56,790 and SUM still read the whole list's Rs 7,14,890, a budget 4.6 times too big.</w:t>
             </w:r>
           </w:p>
           <w:p>
@@ -18149,7 +18068,7 @@
                 <w:sz w:val="21"/>
                 <w:szCs w:val="21"/>
               </w:rPr>
-              <w:t xml:space="preserve">   Key F (a first-row flag per order, summed with SUMIFS)</w:t>
+              <w:t xml:space="preserve">   Key F (a first-row flag per order, then SUMIFS)</w:t>
             </w:r>
             <w:r>
               <w:rPr>
@@ -18184,7 +18103,7 @@
                 <w:sz w:val="21"/>
                 <w:szCs w:val="21"/>
               </w:rPr>
-              <w:t xml:space="preserve">Flagging the first row of each order, with =IF(COUNTIF($A$2:A2,A2)=1,1,0) filled down, and summing only the flagged rows with SUMIFS counts each order once: on Friday that took the raw export's Rs 39.41 crore back to the warehouse's Rs 19.84 crore. The spare beside it, Remove Duplicates, removes only identical rows, and an instalment order's two rows differ in the amount paid, so 1,400 rows stayed and the total still doubled.</w:t>
+              <w:t xml:space="preserve">Friday's export repeats each order's booked amount on every payment row, so an order paid in two instalments carries its order_amount twice. Flagging the first row of each order, with =IF(COUNTIF($A$2:A2,A2)=1,1,0) filled down, and summing order_amount over the flagged rows with SUMIFS counts each order once: on Friday that took the raw export's Rs 39.41 crore back to the warehouse's Rs 19.84 crore. The spare beside it, Remove Duplicates across every column, removes only identical rows, and an instalment order's two rows differ in paid_amount, so 1,400 rows stayed and the total still doubled.</w:t>
             </w:r>
           </w:p>
           <w:p>
@@ -18297,7 +18216,7 @@
                 <w:sz w:val="21"/>
                 <w:szCs w:val="21"/>
               </w:rPr>
-              <w:t xml:space="preserve">   Key C (a labelled input cell beside the actual figure)</w:t>
+              <w:t xml:space="preserve">   Key C (a labelled input cell feeding a scenario line)</w:t>
             </w:r>
             <w:r>
               <w:rPr>
@@ -18332,7 +18251,7 @@
                 <w:sz w:val="21"/>
                 <w:szCs w:val="21"/>
               </w:rPr>
-              <w:t xml:space="preserve">An assumption is an input: a labelled cell beside the actual, feeding a scenario line, so the sheet recalculates in the room and the source stays tied to the warehouse. On Friday, the same Rs 5,00,000 typed over the Q2 cell read "down 14.6 percent" against Finance's 29.4, until Monday's refresh wiped it without a trace.</w:t>
+              <w:t xml:space="preserve">An assumption is an input: a labelled cell beside the actual, feeding a scenario line, so the sheet recalculates in the room and the source stays tied to the warehouse. On Friday, the same Rs 5,00,000 typed over the quarter's cell read "down 14.6 percent" against Finance's 29.4, until Monday's refresh wiped it without a trace.</w:t>
             </w:r>
           </w:p>
           <w:p>
@@ -18445,7 +18364,7 @@
                 <w:sz w:val="21"/>
                 <w:szCs w:val="21"/>
               </w:rPr>
-              <w:t xml:space="preserve">   Key D</w:t>
+              <w:t xml:space="preserve">   Key B8 returns -0.5; the six rows average 1.0; the formula understates growth by 1.5 points and turns growth into a fall.</w:t>
             </w:r>
             <w:r>
               <w:rPr>
@@ -18454,7 +18373,7 @@
                 <w:sz w:val="18"/>
                 <w:szCs w:val="18"/>
               </w:rPr>
-              <w:t xml:space="preserve">   One correct option, Hard, [F], Fri</w:t>
+              <w:t xml:space="preserve">   Applied maths, Hard, [F], Fri</w:t>
             </w:r>
           </w:p>
           <w:p>
@@ -18480,88 +18399,7 @@
                 <w:sz w:val="21"/>
                 <w:szCs w:val="21"/>
               </w:rPr>
-              <w:t xml:space="preserve">Both failures are ranges that stop before the data does, so a control total from the source, here the warehouse's Rs 19,84,00,000, and a count of the rows each range covers against the rows in the table fail the day it happens: 311 customers, 300 covered. That is the drift check in Friday's operating rule. The case is from Herndon, Ash and Pollin, PERI working paper 322 (April 2013), and Retraction Watch (18 April 2013); the replicators' corrected average for the group, 2.2 percent against the published -0.1, also corrects two other choices, so the range alone is not the whole gap. Checked on 30 September 2026.</w:t>
-            </w:r>
-          </w:p>
-          <w:p>
-            <w:pPr>
-              <w:keepNext/>
-              <w:spacing w:after="40" w:line="264"/>
-              <w:ind w:left="360" w:hanging="360"/>
-            </w:pPr>
-            <w:r>
-              <w:rPr>
-                <w:rFonts w:ascii="Arial" w:cs="Arial" w:eastAsia="Arial" w:hAnsi="Arial"/>
-                <w:b/>
-                <w:bCs/>
-                <w:color w:val="1C1B16"/>
-                <w:sz w:val="20"/>
-                <w:szCs w:val="20"/>
-              </w:rPr>
-              <w:t xml:space="preserve">A.  </w:t>
-            </w:r>
-            <w:r>
-              <w:rPr>
-                <w:rFonts w:ascii="Arial" w:cs="Arial" w:eastAsia="Arial" w:hAnsi="Arial"/>
-                <w:color w:val="1C1B16"/>
-                <w:sz w:val="20"/>
-                <w:szCs w:val="20"/>
-              </w:rPr>
-              <w:t xml:space="preserve">Protection stops edits, and the formula that ends at row 301 was never edited, which is the problem.</w:t>
-            </w:r>
-          </w:p>
-          <w:p>
-            <w:pPr>
-              <w:keepNext/>
-              <w:spacing w:after="40" w:line="264"/>
-              <w:ind w:left="360" w:hanging="360"/>
-            </w:pPr>
-            <w:r>
-              <w:rPr>
-                <w:rFonts w:ascii="Arial" w:cs="Arial" w:eastAsia="Arial" w:hAnsi="Arial"/>
-                <w:b/>
-                <w:bCs/>
-                <w:color w:val="1C1B16"/>
-                <w:sz w:val="20"/>
-                <w:szCs w:val="20"/>
-              </w:rPr>
-              <w:t xml:space="preserve">B.  </w:t>
-            </w:r>
-            <w:r>
-              <w:rPr>
-                <w:rFonts w:ascii="Arial" w:cs="Arial" w:eastAsia="Arial" w:hAnsi="Arial"/>
-                <w:color w:val="1C1B16"/>
-                <w:sz w:val="20"/>
-                <w:szCs w:val="20"/>
-              </w:rPr>
-              <w:t xml:space="preserve">Recalculating a formula whose range stops short recalculates the same wrong total; a refresh reaches pivots, and a typed range is no pivot.</w:t>
-            </w:r>
-          </w:p>
-          <w:p>
-            <w:pPr>
-              <w:keepNext/>
-              <w:spacing w:after="40" w:line="264"/>
-              <w:ind w:left="360" w:hanging="360"/>
-            </w:pPr>
-            <w:r>
-              <w:rPr>
-                <w:rFonts w:ascii="Arial" w:cs="Arial" w:eastAsia="Arial" w:hAnsi="Arial"/>
-                <w:b/>
-                <w:bCs/>
-                <w:color w:val="1C1B16"/>
-                <w:sz w:val="20"/>
-                <w:szCs w:val="20"/>
-              </w:rPr>
-              <w:t xml:space="preserve">C.  </w:t>
-            </w:r>
-            <w:r>
-              <w:rPr>
-                <w:rFonts w:ascii="Arial" w:cs="Arial" w:eastAsia="Arial" w:hAnsi="Arial"/>
-                <w:color w:val="1C1B16"/>
-                <w:sz w:val="20"/>
-                <w:szCs w:val="20"/>
-              </w:rPr>
-              <w:t xml:space="preserve">A second calculation on the first rows agrees with the formula wherever both cover the same rows; the rows left out sit at the end.</w:t>
+              <w:t xml:space="preserve">B8 averages rows 2 to 5 alone: (-1.0 + 1.0 - 3.0 + 1.0) / 4 = -0.5. The six countries average (-1.0 + 1.0 - 3.0 + 1.0 + 5.0 + 3.0) / 6 = 1.0, so the formula understates the average by 1.5 percentage points and reports a fall where the group grew. In the paper, the coding error, compounded with other errors, took 0.3 percentage points off the published average for the highest debt group, overstated the lowest group by 0.1 and understated the second by 0.2; the replicators' corrected average for the highest group, 2.2 percent against the published -0.1, also corrects two other choices, so the range alone is not the whole gap (PERI working paper 322, April 2013, page 7, checked on 30 September 2026). The check that catches a range such as B2:B5 is a count of the rows each range covers against the rows in the table, run on every refresh; a Protect tab whose formulas stop at row 301 would miss every customer an export adds past the first 300.</w:t>
             </w:r>
           </w:p>
           <w:p>
@@ -18674,7 +18512,7 @@
                 <w:sz w:val="21"/>
                 <w:szCs w:val="21"/>
               </w:rPr>
-              <w:t xml:space="preserve">   Key A</w:t>
+              <w:t xml:space="preserve">   Key B</w:t>
             </w:r>
             <w:r>
               <w:rPr>
@@ -18709,7 +18547,7 @@
                 <w:sz w:val="21"/>
                 <w:szCs w:val="21"/>
               </w:rPr>
-              <w:t xml:space="preserve">(2.60 - 2.00) / (2.00 + 2.60) = 0.60 / 4.60 = 0.130; divided by the average, 2.30, the change is 0.261, so the sheet halves every change, which the report describes as "muting volatility by a factor of two". A second way to the same number, by hand on one row or in a second tool, catches it: Kavya's review and Thursday's three-tool check. Quoted from the Report of JPMorgan Chase and Co. Management Task Force Regarding 2012 CIO Losses, 16 January 2013, pages 123 and 128, checked on 30 September 2026.</w:t>
+              <w:t xml:space="preserve">Column D reads 0.60 / 4.60 = 0.130, -0.60 / 5.40 = -0.111 and 0.30 / 3.30 = 0.091; divided by the average instead, the changes are 0.261, -0.222 and 0.182. The sum is twice the average, so every change, rising or falling, comes out at half its size, and a model fed half-size moves reports less risk than the book carries: the report describes the effect as "muting volatility by a factor of two". A second way to the same number, by hand on one row or in a second tool, catches it: Kavya's review and Thursday's three-tool check. Quoted from the Report of JPMorgan Chase and Co. Management Task Force Regarding 2012 CIO Losses, 16 January 2013, pages 123 and 128, checked on 30 September 2026.</w:t>
             </w:r>
           </w:p>
           <w:p>
@@ -18727,7 +18565,7 @@
                 <w:sz w:val="20"/>
                 <w:szCs w:val="20"/>
               </w:rPr>
-              <w:t xml:space="preserve">B.  </w:t>
+              <w:t xml:space="preserve">A.  </w:t>
             </w:r>
             <w:r>
               <w:rPr>
@@ -18736,7 +18574,7 @@
                 <w:sz w:val="20"/>
                 <w:szCs w:val="20"/>
               </w:rPr>
-              <w:t xml:space="preserve">The formula divides by B2 + C2, the sum, which is twice the average; the copying is a further risk the report names, and a check on copying alone misses this.</w:t>
+              <w:t xml:space="preserve">Dividing by the sum, which is twice the average, makes each change smaller; a change twice as large would need a divisor of half the average.</w:t>
             </w:r>
           </w:p>
           <w:p>
@@ -18763,7 +18601,7 @@
                 <w:sz w:val="20"/>
                 <w:szCs w:val="20"/>
               </w:rPr>
-              <w:t xml:space="preserve">Dividing by the sum is not the relative change the modeller meant, and only a second calculation shows the gap.</w:t>
+              <w:t xml:space="preserve">The falling rate comes out at half its size like the others, -0.111 against -0.222; the error does not depend on the direction of the move.</w:t>
             </w:r>
           </w:p>
           <w:p>
@@ -18790,7 +18628,7 @@
                 <w:sz w:val="20"/>
                 <w:szCs w:val="20"/>
               </w:rPr>
-              <w:t xml:space="preserve">Divides by the old rate, a third convention; and a pivot of the sheet's outputs repeats the formula's error in every row.</w:t>
+              <w:t xml:space="preserve">Dividing by the sum departs from the relative change the modeller meant, and on these rows it halves every change the model reads.</w:t>
             </w:r>
           </w:p>
           <w:p>
@@ -18903,7 +18741,7 @@
                 <w:sz w:val="21"/>
                 <w:szCs w:val="21"/>
               </w:rPr>
-              <w:t xml:space="preserve">   Key 0.60 dollars a trip</w:t>
+              <w:t xml:space="preserve">   Key 2.00 dollars, about 8.5 percent of the 23.50 dollars charged</w:t>
             </w:r>
             <w:r>
               <w:rPr>
@@ -18912,7 +18750,7 @@
                 <w:sz w:val="18"/>
                 <w:szCs w:val="18"/>
               </w:rPr>
-              <w:t xml:space="preserve">   Applied maths, Medium, [F], Fri</w:t>
+              <w:t xml:space="preserve">   Applied maths, Hard, [F], Fri</w:t>
             </w:r>
           </w:p>
           <w:p>
@@ -18938,7 +18776,7 @@
                 <w:sz w:val="21"/>
                 <w:szCs w:val="21"/>
               </w:rPr>
-              <w:t xml:space="preserve">25 percent of the gross 30.00 is 7.50; 25 percent of the net 27.60 is 6.90; the difference is 0.60 dollars, which is 25 percent of the 2.40 of tax and fees. Small on one trip, it adds up across tens of thousands of drivers, which is why a percentage's base is part of its definition. CBS News, 24 May 2017, checked on 30 September 2026; the fare and the rate here are illustrative.</w:t>
+              <w:t xml:space="preserve">The fares after tax and fees are 27.60, 18.40 and 40.00 dollars, so the commission due is 6.90, 4.60 and 10.00 against 7.50, 5.00 and 11.00 charged: 0.60 + 0.40 + 1.00 = 2.00 dollars, which is also 25 percent of the 8.00 dollars of tax and fees. Against the 23.50 dollars charged that is 8.5 percent, a share that repeats on every trip across tens of thousands of drivers, which is why a percentage's base is part of its definition. CBS News, 24 May 2017, checked on 30 September 2026; the fares and the rate here are illustrative.</w:t>
             </w:r>
           </w:p>
           <w:p>
@@ -19086,7 +18924,7 @@
                 <w:sz w:val="21"/>
                 <w:szCs w:val="21"/>
               </w:rPr>
-              <w:t xml:space="preserve">A merge writes one row per matching label, so T3 and T5 appear twice: 7 rows. Both are tickets the model got wrong, so the mean counts 3 correct rows of 7, 0.43, against 3 correct tickets of 5, 0.6. It is the fan-out of Tuesday's payments and Thursday's exposure feed, and the checks are the same: rows before and after, or validate='one_to_one'. Run on pandas 3.0.5 on 30 September 2026.</w:t>
+              <w:t xml:space="preserve">A merge writes one row per matching label, so T3 and T5 appear twice: 7 rows. Both are tickets the model got wrong, so the mean counts 3 correct rows of 7, 0.43, against 3 correct tickets of 5, 0.6: the model fails the 0.5 bar on a score that counts its two misses twice. It is the fan-out of Tuesday's payments and Thursday's exposure feed, and the checks are the same: rows before and after, or validate='one_to_one'. Run on pandas 3.0.5 on 30 September 2026.</w:t>
             </w:r>
           </w:p>
           <w:p>
@@ -19167,7 +19005,7 @@
                 <w:sz w:val="20"/>
                 <w:szCs w:val="20"/>
               </w:rPr>
-              <w:t xml:space="preserve">A repeat inflates a score only when it repeats correct rows; here it repeats the two misses.</w:t>
+              <w:t xml:space="preserve">A repeat raises a score only when it repeats correct rows; here it repeats the two misses.</w:t>
             </w:r>
           </w:p>
           <w:p>
@@ -19315,7 +19153,7 @@
                 <w:sz w:val="21"/>
                 <w:szCs w:val="21"/>
               </w:rPr>
-              <w:t xml:space="preserve">ROW_NUMBER partitioned by model and ordered by finished_on DESC, run_id DESC, filtered to row 1 outside the window, returns bot-a's r2 (0.78) and bot-b's r5 (0.79) every time. With the date alone, bot-b's two runs of 9 September tie and the database picks one, so the leaderboard can show 0.86 one morning and 0.79 the next. Run on PostgreSQL 16.13 on 30 September 2026.</w:t>
+              <w:t xml:space="preserve">ROW_NUMBER partitioned by model and ordered by finished_on descending, then run_id descending, filtered to row 1 outside the window, returns bot-a's r2 (0.78) and bot-b's r5 (0.79) every time, and r5 is the later run because run ids follow the order runs start. With the date alone, bot-b's two runs of 9 September tie and the database picks one, so the leaderboard can show 0.86 one morning and 0.79 the next. Run on PostgreSQL 16.13 on 30 September 2026.</w:t>
             </w:r>
           </w:p>
           <w:p>
@@ -19396,7 +19234,7 @@
                 <w:sz w:val="20"/>
                 <w:szCs w:val="20"/>
               </w:rPr>
-              <w:t xml:space="preserve">RANK gives r4 and r5 the same rank 1, so bot-b appears twice on the leaderboard.</w:t>
+              <w:t xml:space="preserve">RANK gives r4 and r5 the same rank 1, so bot-b shows two rows, the same two every morning, where the leaderboard wants one.</w:t>
             </w:r>
           </w:p>
           <w:p>
@@ -19509,7 +19347,7 @@
                 <w:sz w:val="21"/>
                 <w:szCs w:val="21"/>
               </w:rPr>
-              <w:t xml:space="preserve">   Key B</w:t>
+              <w:t xml:space="preserve">   Key A</w:t>
             </w:r>
             <w:r>
               <w:rPr>
@@ -19544,7 +19382,7 @@
                 <w:sz w:val="21"/>
                 <w:szCs w:val="21"/>
               </w:rPr>
-              <w:t xml:space="preserve">WHERE runs first and keeps the three low ratings, two for bot-a and one for bot-b. GROUP BY forms groups only from those rows, so bot-c forms no group at all, and HAVING then keeps the groups with two or more: bot-a, 2. The query never prints a zero row. Run on PostgreSQL 16.13 on 30 September 2026.</w:t>
+              <w:t xml:space="preserve">WHERE runs first and keeps the five low ratings: three for bot-a, one for bot-b and one for bot-c. GROUP BY forms its groups from those rows alone, so count(*) counts low ratings, and HAVING count(*) &gt;= 3 keeps bot-a with 3. The lead asked for the models with at least three replies in all, bot-a with 4 and bot-b with 3, so the query drops bot-b: its HAVING tests the wrong count. With no WHERE, counting every reply in HAVING and the low ones with count(*) FILTER (WHERE rating &lt;= 2) returns bot-a 3 and bot-b 1. Run on PostgreSQL 16.13 on 30 September 2026.</w:t>
             </w:r>
           </w:p>
           <w:p>
@@ -19562,7 +19400,7 @@
                 <w:sz w:val="20"/>
                 <w:szCs w:val="20"/>
               </w:rPr>
-              <w:t xml:space="preserve">A.  </w:t>
+              <w:t xml:space="preserve">B.  </w:t>
             </w:r>
             <w:r>
               <w:rPr>
@@ -19571,7 +19409,7 @@
                 <w:sz w:val="20"/>
                 <w:szCs w:val="20"/>
               </w:rPr>
-              <w:t xml:space="preserve">Applies HAVING before WHERE: judged on all seven ratings every model has two or more, and then the rows are filtered. The logical order is WHERE, GROUP BY, HAVING.</w:t>
+              <w:t xml:space="preserve">Reads HAVING as judging all of each model's replies; it runs after WHERE, so it sees only the low ratings, and bot-b's one fails the test.</w:t>
             </w:r>
           </w:p>
           <w:p>
@@ -19598,7 +19436,7 @@
                 <w:sz w:val="20"/>
                 <w:szCs w:val="20"/>
               </w:rPr>
-              <w:t xml:space="preserve">A group exists only for values that survive WHERE; bot-c had no low rating, so it has no row, and bot-b's 1 fails HAVING.</w:t>
+              <w:t xml:space="preserve">Counts every reply, as if WHERE had never run; count(*) counts the rows that survive WHERE.</w:t>
             </w:r>
           </w:p>
           <w:p>
@@ -19625,7 +19463,7 @@
                 <w:sz w:val="20"/>
                 <w:szCs w:val="20"/>
               </w:rPr>
-              <w:t xml:space="preserve">Counts every rating, as if WHERE were ignored; these are the group sizes before any filter.</w:t>
+              <w:t xml:space="preserve">Ignores HAVING; bot-b and bot-c each have one low rating, and HAVING keeps only groups of three or more.</w:t>
             </w:r>
           </w:p>
           <w:p>
@@ -19651,7 +19489,7 @@
                 <w:sz w:val="21"/>
                 <w:szCs w:val="21"/>
               </w:rPr>
-              <w:t xml:space="preserve">WHERE keeps or drops single rows before any group exists; HAVING keeps or drops whole groups after the aggregate is computed, which is why an aggregate can sit in HAVING and never in WHERE.</w:t>
+              <w:t xml:space="preserve">WHERE keeps or drops single rows before any group exists; HAVING keeps or drops whole groups after the aggregate is computed, so a HAVING that follows a WHERE counts only the rows WHERE kept.</w:t>
             </w:r>
           </w:p>
           <w:p>
@@ -19854,7 +19692,7 @@
                 <w:sz w:val="20"/>
                 <w:szCs w:val="20"/>
               </w:rPr>
-              <w:t xml:space="preserve">Postgres raises nothing; the comparison with NULL is unknown and the rows are dropped without a word.</w:t>
+              <w:t xml:space="preserve">Postgres raises nothing; the comparison with NULL is unknown and the rows are dropped without a word, so the review gets a figure, and the wrong one.</w:t>
             </w:r>
           </w:p>
           <w:p>
@@ -19976,7 +19814,7 @@
                 <w:sz w:val="18"/>
                 <w:szCs w:val="18"/>
               </w:rPr>
-              <w:t xml:space="preserve">   One correct option, Medium, [F], Wed</w:t>
+              <w:t xml:space="preserve">   One correct option, Hard, [F], Wed</w:t>
             </w:r>
           </w:p>
           <w:p>
@@ -20231,7 +20069,7 @@
                 <w:sz w:val="21"/>
                 <w:szCs w:val="21"/>
               </w:rPr>
-              <w:t xml:space="preserve">A distinct count does not add across days: a person who used the assistant on five days is in five daily counts and once in the week's. The week's figure is its own COUNT(DISTINCT user_id) over the week's rows, 2,100, never the sum of the days. On Kalpa's book, 244 Q1 buyers and 227 Q2 buyers are 301 customers across both quarters, not 471.</w:t>
+              <w:t xml:space="preserve">A distinct count does not add across days: U1 used the assistant on four days, so U1 is in four daily counts and once in the week's. The week's figure is its own COUNT(DISTINCT user_id) over the week's rows, 6, never the sum of the days, 16. On Kalpa's book, 244 buyers in April to June and 227 in July to September are 301 customers across both quarters, never 471.</w:t>
             </w:r>
           </w:p>
           <w:p>
@@ -20258,7 +20096,7 @@
                 <w:sz w:val="20"/>
                 <w:szCs w:val="20"/>
               </w:rPr>
-              <w:t xml:space="preserve">Each day is distinct within the day; across days the same people repeat, so the sum counts them again.</w:t>
+              <w:t xml:space="preserve">The seven daily counts added up; each day is distinct within the day, and across days the same users repeat, so the sum counts them again.</w:t>
             </w:r>
           </w:p>
           <w:p>
@@ -20285,7 +20123,7 @@
                 <w:sz w:val="20"/>
                 <w:szCs w:val="20"/>
               </w:rPr>
-              <w:t xml:space="preserve">An average of daily counts answers how many on a typical day, a different question from the week's reach.</w:t>
+              <w:t xml:space="preserve">The average of the daily counts answers how many on a typical day, a different question from the week's reach.</w:t>
             </w:r>
           </w:p>
           <w:p>
@@ -20312,7 +20150,7 @@
                 <w:sz w:val="20"/>
                 <w:szCs w:val="20"/>
               </w:rPr>
-              <w:t xml:space="preserve">The peak answers capacity planning; the ask was the week's active users.</w:t>
+              <w:t xml:space="preserve">The busiest day's count answers how much the assistant must handle at once; the ask was the week's active users.</w:t>
             </w:r>
           </w:p>
           <w:p>
@@ -20493,7 +20331,7 @@
           <w:sz w:val="21"/>
           <w:szCs w:val="21"/>
         </w:rPr>
-        <w:t xml:space="preserve">Medium (12): Q2, Q14, Q17, Q18, Q19, Q23, Q24, Q25, Q26, Q29, Q34, Q35</w:t>
+        <w:t xml:space="preserve">Medium (12): Q2, Q5, Q13, Q14, Q17, Q18, Q19, Q23, Q24, Q25, Q26, Q35</w:t>
       </w:r>
     </w:p>
     <w:p>
@@ -20512,7 +20350,7 @@
           <w:sz w:val="21"/>
           <w:szCs w:val="21"/>
         </w:rPr>
-        <w:t xml:space="preserve">Hard (21): Q1, Q5, Q6, Q7, Q8, Q9, Q10, Q11, Q12, Q13, Q15, Q16, Q20, Q21, Q22, Q27, Q28, Q30, Q31, Q32, Q33</w:t>
+        <w:t xml:space="preserve">Hard (21): Q1, Q6, Q7, Q8, Q9, Q10, Q11, Q12, Q15, Q16, Q20, Q21, Q22, Q27, Q28, Q29, Q30, Q31, Q32, Q33, Q34</w:t>
       </w:r>
     </w:p>
     <w:p>
@@ -20677,7 +20515,7 @@
           <w:sz w:val="21"/>
           <w:szCs w:val="21"/>
         </w:rPr>
-        <w:t xml:space="preserve">Q1 (One correct option, Hard, [F]): Anand's analyst fills the missing leaf with SELECT quarter, count(*) / count(DISTINCT customer_id) FROM rp_orders GROUP BY quarter, where rp_orders holds the Retail-Plus orders above. What does the query return, and what should the note to the head of Retail-Plus say?</w:t>
+        <w:t xml:space="preserve">Q1 (Applied maths, Hard, [F]): Anand's analyst fills the missing leaf with SELECT quarter, count(*) / count(DISTINCT customer_id) FROM rp_orders GROUP BY quarter, where rp_orders holds the Retail-Plus orders above. What does the query print for each quarter, what are the true figures, and how did orders per member change from the first quarter to the second? Show the working.</w:t>
       </w:r>
     </w:p>
     <w:p>
@@ -20696,7 +20534,7 @@
           <w:sz w:val="21"/>
           <w:szCs w:val="21"/>
         </w:rPr>
-        <w:t xml:space="preserve">Q5 (One correct option, Hard, [D]): The Monday suite runs as saved queries in the warehouse, so each Monday it reruns unchanged on the source, and Anand's analyst can read every step. Which fact, if it became true of one of its numbers, would make an Excel workbook the better home for that number?</w:t>
+        <w:t xml:space="preserve">Q5 (One correct option, Medium, [D]): On Monday afternoon the head of Retail-Plus asks the analyst for a chart of orders per member, week by week across both quarters, to see how the figure moved before anyone decides what to report. With Anand's rule in mind, where should that work happen?</w:t>
       </w:r>
     </w:p>
     <w:p>
@@ -20715,7 +20553,7 @@
           <w:sz w:val="21"/>
           <w:szCs w:val="21"/>
         </w:rPr>
-        <w:t xml:space="preserve">Q6 (One correct option, Hard, [D]): In 2016 Facebook told advertisers that its average duration of video viewed had divided the total time watched by the number of views lasting 3 seconds or more, where it should have divided by every view (TechCrunch, 2016). The query above rebuilds both versions of the metric. What does it return, and by how much does the reported figure overstate the average per view?</w:t>
+        <w:t xml:space="preserve">Q6 (One correct option, Hard, [D]): In 2016 Facebook told advertisers that it had defined the average duration of video viewed as the total time spent watching a video divided by the number of people who played it, and had calculated it by dividing by only the people who watched for three seconds or more (TechCrunch, 2016). The query above rebuilds both on five illustrative viewers. What does it return, and by how much does the calculated average overstate the defined one?</w:t>
       </w:r>
     </w:p>
     <w:p>
@@ -20753,7 +20591,7 @@
           <w:sz w:val="21"/>
           <w:szCs w:val="21"/>
         </w:rPr>
-        <w:t xml:space="preserve">Q8 (Order the steps, Hard, [D]): Put the steps of Anand's collected-revenue report in the order they must run.</w:t>
+        <w:t xml:space="preserve">Q8 (Order the steps, Hard, [D]): Five of these six steps make Anand's collected-revenue report, and one would spoil it. Leave that step out, and write the other five in the order they must run.</w:t>
       </w:r>
     </w:p>
     <w:p>
@@ -20772,7 +20610,7 @@
           <w:sz w:val="21"/>
           <w:szCs w:val="21"/>
         </w:rPr>
-        <w:t xml:space="preserve">Q9 (One correct option, Hard, [S]): Anand wants every Q2 order beside what was collected on it within the quarter, so the analyst adds a date filter on the payments. Before the report goes to him, the analyst runs the query above to count its rows and their booked value. What does it return?</w:t>
+        <w:t xml:space="preserve">Q9 (One correct option, Hard, [S]): Anand wants every order of the quarter beside what was collected on it within the quarter, so the analyst adds a date filter on the payments. Before the report goes to him, the analyst runs the query above to count its rows and their booked value. What does it return?</w:t>
       </w:r>
     </w:p>
     <w:p>
@@ -20791,7 +20629,7 @@
           <w:sz w:val="21"/>
           <w:szCs w:val="21"/>
         </w:rPr>
-        <w:t xml:space="preserve">Q10 (One correct option, Hard, [D]): It is the end of reporting day, and Anand expects the report tonight. Two checks pass, and the third fails by Rs 21,750 that nobody has explained yet. What do you send?</w:t>
+        <w:t xml:space="preserve">Q10 (One correct option, Hard, [D]): It is the end of the reporting day, and Anand expects the report tonight. In each channel the gap, booked less collected, should equal the unpaid orders' booked value. What do you send?</w:t>
       </w:r>
     </w:p>
     <w:p>
@@ -20810,7 +20648,7 @@
           <w:sz w:val="21"/>
           <w:szCs w:val="21"/>
         </w:rPr>
-        <w:t xml:space="preserve">Q11 (More than one correct, Hard, [D]): In October 2020 Public Health England found that 15,841 positive COVID-19 cases from 25 September to 2 October had been left out of the daily figures, because some files were larger than the load could take (GOV.UK, 2020); rows past the old format's limit were dropped without a warning (The Register, 2020). Which of these, run on every file, would have told the team that cases were missing on the day they went missing? Mark every correct option.</w:t>
+        <w:t xml:space="preserve">Q11 (More than one correct, Hard, [D]): In October 2020 Public Health England found that 15,841 positive COVID-19 cases from 25 September to 2 October had been left out of the daily figures, because some files had exceeded the maximum size the load could take (GOV.UK, 2020). The labs' CSV files had been converted to the older .xls format, and records past its limit were "simply left off and not counted when imported" (The Register, 2020). Which of these checks, run on every file, would have stopped Lab B's file on the day in the table? Mark every correct option.</w:t>
       </w:r>
     </w:p>
     <w:p>
@@ -20829,7 +20667,7 @@
           <w:sz w:val="21"/>
           <w:szCs w:val="21"/>
         </w:rPr>
-        <w:t xml:space="preserve">Q12 (Scenario set, Hard, [S]): The analyst computes RANK(), DENSE_RANK() and ROW_NUMBER() over Q2 revenue, highest first, and keeps the members numbered 50 or better under each. How many members does each keep?</w:t>
+        <w:t xml:space="preserve">Q12 (Scenario set, Hard, [S]): The analyst computes RANK(), DENSE_RANK() and ROW_NUMBER() over the quarter's revenue, highest first, and keeps the members numbered 50 or better under each. How many members does each keep?</w:t>
       </w:r>
     </w:p>
     <w:p>
@@ -20848,7 +20686,7 @@
           <w:sz w:val="21"/>
           <w:szCs w:val="21"/>
         </w:rPr>
-        <w:t xml:space="preserve">Q13 (Scenario set, Hard, [D]): Which list meets the head of Retail-Plus's ask, and what does the note to Marketing say?</w:t>
+        <w:t xml:space="preserve">Q13 (Scenario set, Medium, [D]): Which list follows the rule the head of Retail-Plus set?</w:t>
       </w:r>
     </w:p>
     <w:p>
@@ -20867,7 +20705,7 @@
           <w:sz w:val="21"/>
           <w:szCs w:val="21"/>
         </w:rPr>
-        <w:t xml:space="preserve">Q15 (One correct option, Hard, [F]): The falling flag reads member_month, one row per member per month with an order. It takes prev1 = LAG(spend, 1) and prev2 = LAG(spend, 2), each partitioned by member and ordered by month, and flags a member whose September spend is below prev1 while prev1 is below prev2. Which members does it flag, and which of them should Marketing call falling two months running?</w:t>
+        <w:t xml:space="preserve">Q15 (One correct option, Hard, [F]): The falling flag reads member_month, one row per member per month with an order. It takes prev1 = LAG(spend, 1) and prev2 = LAG(spend, 2), each partitioned by member and ordered by month, and flags a member whose September spend is below prev1 while prev1 is below prev2. Marketing will call every member the flag names and say that their spend fell in both August and September. How many calls does Marketing make, and how many of them say something untrue?</w:t>
       </w:r>
     </w:p>
     <w:p>
@@ -20886,7 +20724,7 @@
           <w:sz w:val="21"/>
           <w:szCs w:val="21"/>
         </w:rPr>
-        <w:t xml:space="preserve">Q16 (One correct option, Hard, [D]): Q2 closed at Rs 9,84,00,000 against a plan of Rs 9,83,99,990 for the quarter. At mid-quarter the running total had been Rs 1.58 crore ahead of plan, almost all of it from one week in July. Meera's chief of staff wants one line about the plan for Monday's front page. Which do you send?</w:t>
+        <w:t xml:space="preserve">Q16 (One correct option, Hard, [D]): Meera's chief of staff wants one line about the plan for Monday's front page, and the figures above are all there is. Which line do they support?</w:t>
       </w:r>
     </w:p>
     <w:p>
@@ -20962,7 +20800,7 @@
           <w:sz w:val="21"/>
           <w:szCs w:val="21"/>
         </w:rPr>
-        <w:t xml:space="preserve">Q20 (Scenario set, Hard, [D]): Next Monday's feed may repeat customers again. Where does the fix belong, so the refresh runs clean without anyone editing its output?</w:t>
+        <w:t xml:space="preserve">Q20 (Scenario set, Hard, [D]): Marketing's rule is one exposure per customer, the first by date. Which step applies it, so that the table sent to Excel has one row per customer carrying each customer's first exposure?</w:t>
       </w:r>
     </w:p>
     <w:p>
@@ -21000,7 +20838,7 @@
           <w:sz w:val="21"/>
           <w:szCs w:val="21"/>
         </w:rPr>
-        <w:t xml:space="preserve">Q22 (One correct option, Hard, [D]): A gene symbol is the short name a gene is known by, such as SEPT2 or MARCH1. Ziemann and colleagues found that Excel's default settings turn such symbols into dates, SEPT2 into 2-Sep and MARCH1 into 1-Mar, and that about a fifth of genomics papers with Excel gene lists carried such errors (Genome Biology, 2016). An analyst merges a lab's list onto a reference table. What does the code above print, and what should the analyst do?</w:t>
+        <w:t xml:space="preserve">Q22 (One correct option, Hard, [D]): Gene symbols are the short names genes go by in papers and databases, and before 2020 two of them were SEPT2 and MARCH1. Ziemann and colleagues found that Excel's default settings turned such symbols into dates, SEPT2 into 2-Sep and MARCH1 into 1-Mar, and that about a fifth of genomics papers with Excel gene lists carried such errors (Genome Biology, 2016). In 2020 the body that names human genes renamed the genes Excel turned into dates, so that MARCH1 became MARCHF1 and SEPT1 became SEPTIN1 (Nature Genetics, 2020). The code above merges a lab's list onto a reference table from before the renaming. What does it print, and what should the analyst do?</w:t>
       </w:r>
     </w:p>
     <w:p>
@@ -21019,7 +20857,7 @@
           <w:sz w:val="21"/>
           <w:szCs w:val="21"/>
         </w:rPr>
-        <w:t xml:space="preserve">Q23 (Match the following, Medium, [F]): Find any member by id, and say so plainly when the id is not in the list</w:t>
+        <w:t xml:space="preserve">Q23 (Match the following, Medium, [F]): Find any member by member code, and print a plain message for an unknown code</w:t>
       </w:r>
     </w:p>
     <w:p>
@@ -21038,7 +20876,7 @@
           <w:sz w:val="21"/>
           <w:szCs w:val="21"/>
         </w:rPr>
-        <w:t xml:space="preserve">Q24 (Match the following, Medium, [F]): A total at the foot of the protect list that follows the filter to one city</w:t>
+        <w:t xml:space="preserve">Q24 (Match the following, Medium, [F]): A figure under the protect list that adds only the members a filter to Mumbai leaves on screen</w:t>
       </w:r>
     </w:p>
     <w:p>
@@ -21057,7 +20895,7 @@
           <w:sz w:val="21"/>
           <w:szCs w:val="21"/>
         </w:rPr>
-        <w:t xml:space="preserve">Q25 (Match the following, Medium, [F]): Revenue by segment from an export with one row per payment, so an order paid in two instalments appears twice</w:t>
+        <w:t xml:space="preserve">Q25 (Match the following, Medium, [F]): Revenue by segment from Friday's export, in which an invoice paid in two instalments appears twice</w:t>
       </w:r>
     </w:p>
     <w:p>
@@ -21076,7 +20914,7 @@
           <w:sz w:val="21"/>
           <w:szCs w:val="21"/>
         </w:rPr>
-        <w:t xml:space="preserve">Q26 (Match the following, Medium, [D]): Let a director try Rs 5,00,000 for Retail-Plus in Q2 without touching the source figures</w:t>
+        <w:t xml:space="preserve">Q26 (Match the following, Medium, [D]): Let a director try Rs 5,00,000 for Retail-Plus in July to September, with the warehouse's figures untouched</w:t>
       </w:r>
     </w:p>
     <w:p>
@@ -21095,7 +20933,7 @@
           <w:sz w:val="21"/>
           <w:szCs w:val="21"/>
         </w:rPr>
-        <w:t xml:space="preserve">Q27 (One correct option, Hard, [F]): In 2013 Herndon, Ash and Pollin tried to reproduce an influential 2010 paper by Reinhart and Rogoff from its own spreadsheet, and found an average whose range stopped short of the data, leaving Australia, Austria, Belgium, Canada and Denmark out of one group (PERI working paper 322, 2013). The chief of staff's workbook carries the same risk: next Monday's export holds 311 customers where Friday's held 300, and the Protect tab's formulas end at row 301. Which check, run on every refresh, catches both?</w:t>
+        <w:t xml:space="preserve">Q27 (Applied maths, Hard, [F]): In 2013 Herndon, Ash and Pollin rebuilt an influential 2010 paper by Reinhart and Rogoff from the authors' own working spreadsheet. They reported that a coding error "entirely excludes five countries, Australia, Austria, Belgium, Canada, and Denmark, from the analysis", because the averages covered lines 30 to 44 of the sheet instead of lines 30 to 49 (PERI working paper 322, 2013). The sheet above makes the same kind of error. What does B8 return, what should it return, and what does the error do to the reading of growth? Show the working.</w:t>
       </w:r>
     </w:p>
     <w:p>
@@ -21114,7 +20952,7 @@
           <w:sz w:val="21"/>
           <w:szCs w:val="21"/>
         </w:rPr>
-        <w:t xml:space="preserve">Q28 (One correct option, Hard, [D]): JPMorgan's task force on the 2012 losses in its Chief Investment Office reported that a value-at-risk model, an estimate of how much a trading book can lose on a bad day, ran through Excel spreadsheets filled by copying and pasting, and that one step divided a change in rates by the sum of the old and new rates where the modeller meant their average (JPMorgan Chase, 2013). What does the sheet return for the row above, and which check catches the error?</w:t>
+        <w:t xml:space="preserve">Q28 (One correct option, Hard, [D]): JPMorgan's task force on the 2012 losses in its Chief Investment Office reported that a value-at-risk model, an estimate of how much a trading book can lose on a bad day, ran through Excel spreadsheets filled by copying and pasting, and that one step divided a change in rates by the sum of the old and new rates where the modeller meant their average (JPMorgan Chase, 2013). Work out column D for the three rows and the change the modeller meant. What does the sheet do to the model's picture of risk?</w:t>
       </w:r>
     </w:p>
     <w:p>
@@ -21133,7 +20971,7 @@
           <w:sz w:val="21"/>
           <w:szCs w:val="21"/>
         </w:rPr>
-        <w:t xml:space="preserve">Q29 (Applied maths, Medium, [F]): In 2017 Uber said it had been taking its commission from New York City drivers on the gross fare, before sales tax and other fees were deducted, where it should have used the fare after them, and that it would repay affected drivers about 900 dollars each on average (CBS News, 2017). Suppose a trip's gross fare is 30.00 dollars, of which 2.40 dollars is tax and fees, and the commission is 25 percent. How much more commission did the gross-fare calculation take on this trip?</w:t>
+        <w:t xml:space="preserve">Q29 (Applied maths, Hard, [F]): In 2017 Uber said it had been taking its commission from New York City drivers on the gross fare, before sales tax and other fees were deducted, where it should have used the fare after them, and that it would repay affected drivers about 900 dollars each on average (CBS News, 2017). The commission rate on these trips is 25 percent. How much commission did the three trips overcharge the driver, and what share of the commission charged is that? Show the working.</w:t>
       </w:r>
     </w:p>
     <w:p>
@@ -21152,7 +20990,7 @@
           <w:sz w:val="21"/>
           <w:szCs w:val="21"/>
         </w:rPr>
-        <w:t xml:space="preserve">Q30 (One correct option, Hard, [F]): The team scores a model that sorts support tickets into refund, late and other, against labels from an annotation vendor. The vendor re-sent a batch, so two tickets carry their label twice. What does the code above print, and what is the model's accuracy on the five tickets?</w:t>
+        <w:t xml:space="preserve">Q30 (One correct option, Hard, [F]): The team scores a model that sorts support tickets into refund, late and other against labels from an annotation vendor, and ships a model only if it scores 0.5 or better. The vendor re-sent a batch, so two tickets carry their label twice. What does the code above print?</w:t>
       </w:r>
     </w:p>
     <w:p>
@@ -21171,7 +21009,7 @@
           <w:sz w:val="21"/>
           <w:szCs w:val="21"/>
         </w:rPr>
-        <w:t xml:space="preserve">Q31 (One correct option, Hard, [S]): The leaderboard must show each model's latest run and its accuracy, and show the same thing every morning. bot-b finished two runs on 9 September. Which approach does that?</w:t>
+        <w:t xml:space="preserve">Q31 (One correct option, Hard, [S]): The leaderboard must show one row per model, its latest run and that run's accuracy, and must show the same row every morning. Two of bot-b's runs finished on 9 September. Which query does that?</w:t>
       </w:r>
     </w:p>
     <w:p>
@@ -21190,7 +21028,7 @@
           <w:sz w:val="21"/>
           <w:szCs w:val="21"/>
         </w:rPr>
-        <w:t xml:space="preserve">Q32 (One correct option, Hard, [S]): Customers rate each reply from 1 to 5. The team lead asks which models had at least two replies rated 2 or below this week. What does the query above return?</w:t>
+        <w:t xml:space="preserve">Q32 (One correct option, Hard, [S]): Customers rate each reply from 1 to 5. The team lead asks for every model with at least three replies this week, beside how many of its replies were rated 2 or below. What does the query above return?</w:t>
       </w:r>
     </w:p>
     <w:p>
@@ -21228,7 +21066,7 @@
           <w:sz w:val="21"/>
           <w:szCs w:val="21"/>
         </w:rPr>
-        <w:t xml:space="preserve">Q34 (One correct option, Medium, [F]): The model's bill is charged per token, so the finance partner wants tokens used so far, call by call, to watch the bill build up. What does tokens_so_far read for calls 1 to 4?</w:t>
+        <w:t xml:space="preserve">Q34 (One correct option, Hard, [F]): The model's bill is charged per token, so the finance partner wants tokens used so far, call by call, to watch the bill build up. What does tokens_so_far read for calls 1 to 4?</w:t>
       </w:r>
     </w:p>
     <w:p>
@@ -21247,7 +21085,7 @@
           <w:sz w:val="21"/>
           <w:szCs w:val="21"/>
         </w:rPr>
-        <w:t xml:space="preserve">Q35 (One correct option, Medium, [F]): The seven daily counts in the chart above add up to 5,200. Counted once each, 2,100 different people used the assistant during the week. The product manager wants the week's active users for the deck. Which number do you give, and why?</w:t>
+        <w:t xml:space="preserve">Q35 (One correct option, Medium, [F]): The product manager wants the week's active users for the deck. Which number goes on the slide?</w:t>
       </w:r>
     </w:p>
     <w:p>
@@ -21355,7 +21193,7 @@
           <w:sz w:val="21"/>
           <w:szCs w:val="21"/>
         </w:rPr>
-        <w:t xml:space="preserve">Bank 6 (Fill in the blank, Medium, Wed), folded into Q15: Option d rests on when LAG returns NULL, on a row with no earlier row that far back, and the reason says so.</w:t>
+        <w:t xml:space="preserve">Bank 6 (Fill in the blank, Medium, Wed), folded into Q15: The option of three calls rests on LAG returning NULL for a member with a missing month, and the reason says LAG returns NULL only on a member's first rows.</w:t>
       </w:r>
     </w:p>
     <w:p>
@@ -21450,7 +21288,7 @@
           <w:sz w:val="21"/>
           <w:szCs w:val="21"/>
         </w:rPr>
-        <w:t xml:space="preserve">Bank 11 (True or false, Medium, Mon), folded into Q32: The item's reason says why the group filter sits in HAVING and never in WHERE, and its wrong option b is the HAVING-first reading.</w:t>
+        <w:t xml:space="preserve">Bank 11 (True or false, Medium, Mon), folded into Q32: The item's reason says why the group filter sits in HAVING and never in WHERE, and its wrong option b is the reading in which HAVING sees every reply.</w:t>
       </w:r>
     </w:p>
     <w:p>
@@ -21621,7 +21459,7 @@
           <w:sz w:val="21"/>
           <w:szCs w:val="21"/>
         </w:rPr>
-        <w:t xml:space="preserve">Bank 20 (One correct option, Medium, Mon), folded into Q5: The item's premise is why the Monday suite lives in the warehouse, and its key names the one change that would move a number out of it.</w:t>
+        <w:t xml:space="preserve">Bank 20 (One correct option, Medium, Mon), folded into Q5: The item's reason gives why the reported number lives in the warehouse, rerunning unchanged on the source and read line by line, and the item asks where the work that reports nothing belongs.</w:t>
       </w:r>
     </w:p>
     <w:p>
@@ -21678,7 +21516,7 @@
           <w:sz w:val="21"/>
           <w:szCs w:val="21"/>
         </w:rPr>
-        <w:t xml:space="preserve">Bank 23 (One correct option, Medium, Tue), folded into Q8: The report must drop the gateway's repeats by order and instalment, since HAVING count(*) &gt; 1 by order alone also lists the 188 invoices paid in two instalments; the reason gives both counts.</w:t>
+        <w:t xml:space="preserve">Bank 23 (One correct option, Medium, Tue), folded into Q8: The step the item leaves out drops every order with two payment rows, which is what HAVING count(*) &gt; 1 by order finds; the reason gives the 216 orders it lists against the 28 repeats that grouping by order and instalment lists.</w:t>
       </w:r>
     </w:p>
     <w:p>
@@ -21811,7 +21649,7 @@
           <w:sz w:val="21"/>
           <w:szCs w:val="21"/>
         </w:rPr>
-        <w:t xml:space="preserve">Bank 31 (One correct option, Medium, Fri), folded into Q23: The match row asks for the lookup that says so when an id is missing, with VLOOKUP's default approximate match as the spare beside it.</w:t>
+        <w:t xml:space="preserve">Bank 31 (One correct option, Medium, Fri), folded into Q23: The match row asks for the lookup that says so when a code is missing, with VLOOKUP's default approximate match as the spare beside it.</w:t>
       </w:r>
     </w:p>
     <w:p>
@@ -21830,7 +21668,7 @@
           <w:sz w:val="21"/>
           <w:szCs w:val="21"/>
         </w:rPr>
-        <w:t xml:space="preserve">Bank 32 (One correct option, Medium, Fri), folded into Q5: The item's key is the one job that belongs in Excel, a what-if a director changes in the room.</w:t>
+        <w:t xml:space="preserve">Bank 32 (One correct option, Medium, Fri), folded into Q26: The row is the one job bank 32 gives Excel, a director changing an input and watching the number recalculate, with the technique that does it.</w:t>
       </w:r>
     </w:p>
     <w:p>
@@ -21868,7 +21706,7 @@
           <w:sz w:val="21"/>
           <w:szCs w:val="21"/>
         </w:rPr>
-        <w:t xml:space="preserve">Bank 34 (More than one correct, Medium, Tue), folded into Q10: The item's table is the validation bank 34 asks for, and the item goes on to what to do when one check fails.</w:t>
+        <w:t xml:space="preserve">Bank 34 (More than one correct, Medium, Tue), folded into Q10: The item's table is the validation bank 34 asks for, the gap against the unpaid list channel by channel, and the item goes on to what to do when one channel fails.</w:t>
       </w:r>
     </w:p>
     <w:p>
@@ -21925,7 +21763,7 @@
           <w:sz w:val="21"/>
           <w:szCs w:val="21"/>
         </w:rPr>
-        <w:t xml:space="preserve">Bank 37 (More than one correct, Hard, Wed), folded into Q13: The item is the head of Retail-Plus's ask on the week's real tie, with each claim of bank 37 as an option.</w:t>
+        <w:t xml:space="preserve">Bank 37 (More than one correct, Hard, Wed), folded into Q13: The item applies bank 37's claims about RANK and ROW_NUMBER to the head of Retail-Plus's rule on the week's real tie.</w:t>
       </w:r>
     </w:p>
     <w:p>
@@ -21963,7 +21801,7 @@
           <w:sz w:val="21"/>
           <w:szCs w:val="21"/>
         </w:rPr>
-        <w:t xml:space="preserve">Bank 39 (More than one correct, Medium, Fri), folded into Q16: The front-page line must carry its period and its comparison, and each wrong option drops one.</w:t>
+        <w:t xml:space="preserve">Bank 39 (More than one correct, Medium, Fri), folded into Q16: The front-page line must carry its period and its comparison; every option states both, and only the key's match the figures.</w:t>
       </w:r>
     </w:p>
     <w:p>
@@ -21982,7 +21820,7 @@
           <w:sz w:val="21"/>
           <w:szCs w:val="21"/>
         </w:rPr>
-        <w:t xml:space="preserve">Bank 40 (Scenario set, Medium, Tue), folded into Q7: The same LEFT JOIN count on the week's Q2 book, with instalments as well as repeats.</w:t>
+        <w:t xml:space="preserve">Bank 40 (Scenario set, Medium, Tue), folded into Q7: The same LEFT JOIN count on the week's own quarter, with instalments as well as repeats.</w:t>
       </w:r>
     </w:p>
     <w:p>
@@ -22115,7 +21953,7 @@
           <w:sz w:val="21"/>
           <w:szCs w:val="21"/>
         </w:rPr>
-        <w:t xml:space="preserve">Bank 47 (Scenario set, Hard, Wed), folded into Q13: Exactly fifty by ROW_NUMBER with a tiebreaker is option c, with its cost named.</w:t>
+        <w:t xml:space="preserve">Bank 47 (Scenario set, Hard, Wed), folded into Q13: ROW_NUMBER with a member-id tiebreaker is option b, and its reason names the cost, a member who spent as much as the fiftieth dropped by an id nobody chose.</w:t>
       </w:r>
     </w:p>
     <w:p>
@@ -22191,7 +22029,7 @@
           <w:sz w:val="21"/>
           <w:szCs w:val="21"/>
         </w:rPr>
-        <w:t xml:space="preserve">Bank 51 (Scenario set, Hard, Thu), folded into Q20: The same question, where the fix belongs, with the business rule that repairs the feed.</w:t>
+        <w:t xml:space="preserve">Bank 51 (Scenario set, Hard, Thu), folded into Q20: Bank 51's fix, de-duplicating the exposure feed on a stated rule, is the item, which asks which step applies the rule of one exposure per customer, the first by date.</w:t>
       </w:r>
     </w:p>
     <w:p>
@@ -22210,7 +22048,7 @@
           <w:sz w:val="21"/>
           <w:szCs w:val="21"/>
         </w:rPr>
-        <w:t xml:space="preserve">Bank 52 (Applied maths, Easy, Mon), folded into Q32: The item turns on GROUP BY returning one row per value that survives WHERE, and no row for a value that does not.</w:t>
+        <w:t xml:space="preserve">Bank 52 (Applied maths, Easy, Mon), folded into Q32: Predicting the query needs the groups GROUP BY forms from the rows WHERE keeps, one per model with a low rating, before HAVING filters them.</w:t>
       </w:r>
     </w:p>
     <w:p>
@@ -22305,7 +22143,7 @@
           <w:sz w:val="21"/>
           <w:szCs w:val="21"/>
         </w:rPr>
-        <w:t xml:space="preserve">Bank 58 (Order the steps, Medium, Fri), folded into Q5: The item places one number in the warehouse, an export or a workbook, and its reason gives the one direction a number travels, from the warehouse through pandas to Excel.</w:t>
+        <w:t xml:space="preserve">Bank 58 (Order the steps, Medium, Fri), folded into Q5: The item places a piece of work among the warehouse, a notebook and a workbook, and its reason gives the one direction a number travels, from the warehouse through pandas to Excel.</w:t>
       </w:r>
     </w:p>
     <w:p>
@@ -22400,7 +22238,7 @@
           <w:sz w:val="21"/>
           <w:szCs w:val="21"/>
         </w:rPr>
-        <w:t xml:space="preserve">Bank 32, folded into Q5, option c (accepted): The key was the longest option.</w:t>
+        <w:t xml:space="preserve">Bank 32, folded into Q26, option c (accepted): The key was the longest option.</w:t>
       </w:r>
     </w:p>
     <w:p>
@@ -22633,7 +22471,7 @@
           <w:sz w:val="21"/>
           <w:szCs w:val="21"/>
         </w:rPr>
-        <w:t xml:space="preserve">A repeat is the same order and the same instalment posted twice for the same amount; the date is not part of that identity, so the rule keys on order and instalment and keeps the first posting. I would add a check that no instalment is paid more than once and list any that is, with its dates, for Anand's analyst to confirm, rather than dropping it silently.</w:t>
+        <w:t xml:space="preserve">The payment's date decides collected's week, where the order's date decides booked's, so an order paid in two instalments adds to collected in two different weeks. A weekly gap between booked and collected is then timing as well as unpaid orders, and the report says so beside the weekly figures.</w:t>
       </w:r>
     </w:p>
     <w:p>
@@ -22659,7 +22497,7 @@
           <w:sz w:val="21"/>
           <w:szCs w:val="21"/>
         </w:rPr>
-        <w:t xml:space="preserve">All three take rank 49, so every one of them holds a rank of 50 or better and the list ships 51 members. The note says so in one line: 51 members, because three tie at forty-ninth, and names the three.</w:t>
+        <w:t xml:space="preserve">The member's revenue divided by sum(revenue) OVER (), the tier's total on every row, taken in numeric and rounded on purpose; the check is that the shares add to 1, and that the total on every row equals the tier's revenue from the Monday suite.</w:t>
       </w:r>
     </w:p>
     <w:p>
@@ -22711,7 +22549,7 @@
           <w:sz w:val="21"/>
           <w:szCs w:val="21"/>
         </w:rPr>
-        <w:t xml:space="preserve">Rs 19.84 crore is real and covers two quarters, so a director reads it as a quarter that doubled. The page reads: Q2, July to September, Rs 9.84 crore, down 1.6 percent on Q1's Rs 10.00 crore.</w:t>
+        <w:t xml:space="preserve">Rs 19.84 crore is real and covers two quarters, so a director reads it as a quarter that doubled. The page reads: July to September, Rs 9.84 crore, down 1.6 percent on April to June's Rs 10.00 crore.</w:t>
       </w:r>
     </w:p>
     <w:p>
@@ -23084,42 +22922,7 @@
                       <w:sz w:val="16"/>
                       <w:szCs w:val="16"/>
                     </w:rPr>
-                    <w:t xml:space="preserve">Q1</w:t>
-                  </w:r>
-                </w:p>
-              </w:tc>
-              <w:tc>
-                <w:tcPr>
-                  <w:tcW w:type="dxa" w:w="420"/>
-                  <w:tcBorders>
-                    <w:top w:val="single" w:color="D5D0C4" w:sz="4"/>
-                    <w:left w:val="single" w:color="D5D0C4" w:sz="4"/>
-                    <w:bottom w:val="single" w:color="D5D0C4" w:sz="4"/>
-                    <w:right w:val="single" w:color="D5D0C4" w:sz="4"/>
-                  </w:tcBorders>
-                  <w:tcMar>
-                    <w:top w:type="dxa" w:w="20"/>
-                    <w:left w:type="dxa" w:w="60"/>
-                    <w:bottom w:type="dxa" w:w="20"/>
-                    <w:right w:type="dxa" w:w="60"/>
-                  </w:tcMar>
-                  <w:vAlign w:val="center"/>
-                </w:tcPr>
-                <w:p>
-                  <w:pPr>
-                    <w:spacing w:after="20" w:before="20" w:line="240"/>
-                    <w:jc w:val="center"/>
-                  </w:pPr>
-                  <w:r>
-                    <w:rPr>
-                      <w:rFonts w:ascii="Arial" w:cs="Arial" w:eastAsia="Arial" w:hAnsi="Arial"/>
-                      <w:b/>
-                      <w:bCs/>
-                      <w:color w:val="B37A33"/>
-                      <w:sz w:val="16"/>
-                      <w:szCs w:val="16"/>
-                    </w:rPr>
-                    <w:t xml:space="preserve"/>
+                    <w:t xml:space="preserve">Q5</w:t>
                   </w:r>
                 </w:p>
               </w:tc>
@@ -23190,188 +22993,6 @@
                       <w:szCs w:val="16"/>
                     </w:rPr>
                     <w:t xml:space="preserve">X</w:t>
-                  </w:r>
-                </w:p>
-              </w:tc>
-              <w:tc>
-                <w:tcPr>
-                  <w:tcW w:type="dxa" w:w="420"/>
-                  <w:tcBorders>
-                    <w:top w:val="single" w:color="D5D0C4" w:sz="4"/>
-                    <w:left w:val="single" w:color="D5D0C4" w:sz="4"/>
-                    <w:bottom w:val="single" w:color="D5D0C4" w:sz="4"/>
-                    <w:right w:val="single" w:color="D5D0C4" w:sz="4"/>
-                  </w:tcBorders>
-                  <w:tcMar>
-                    <w:top w:type="dxa" w:w="20"/>
-                    <w:left w:type="dxa" w:w="60"/>
-                    <w:bottom w:type="dxa" w:w="20"/>
-                    <w:right w:type="dxa" w:w="60"/>
-                  </w:tcMar>
-                  <w:vAlign w:val="center"/>
-                </w:tcPr>
-                <w:p>
-                  <w:pPr>
-                    <w:spacing w:after="20" w:before="20" w:line="240"/>
-                    <w:jc w:val="center"/>
-                  </w:pPr>
-                  <w:r>
-                    <w:rPr>
-                      <w:rFonts w:ascii="Arial" w:cs="Arial" w:eastAsia="Arial" w:hAnsi="Arial"/>
-                      <w:b/>
-                      <w:bCs/>
-                      <w:color w:val="B37A33"/>
-                      <w:sz w:val="16"/>
-                      <w:szCs w:val="16"/>
-                    </w:rPr>
-                    <w:t xml:space="preserve"/>
-                  </w:r>
-                </w:p>
-              </w:tc>
-              <w:tc>
-                <w:tcPr>
-                  <w:tcW w:type="dxa" w:w="420"/>
-                  <w:tcBorders>
-                    <w:top w:val="single" w:color="D5D0C4" w:sz="4"/>
-                    <w:left w:val="single" w:color="D5D0C4" w:sz="4"/>
-                    <w:bottom w:val="single" w:color="D5D0C4" w:sz="4"/>
-                    <w:right w:val="single" w:color="D5D0C4" w:sz="4"/>
-                  </w:tcBorders>
-                  <w:shd w:fill="D5D0C4" w:color="auto" w:val="clear"/>
-                  <w:tcMar>
-                    <w:top w:type="dxa" w:w="20"/>
-                    <w:left w:type="dxa" w:w="60"/>
-                    <w:bottom w:type="dxa" w:w="20"/>
-                    <w:right w:type="dxa" w:w="60"/>
-                  </w:tcMar>
-                  <w:vAlign w:val="center"/>
-                </w:tcPr>
-                <w:p>
-                  <w:pPr>
-                    <w:spacing w:after="20" w:before="20" w:line="240"/>
-                    <w:jc w:val="center"/>
-                  </w:pPr>
-                  <w:r>
-                    <w:rPr>
-                      <w:rFonts w:ascii="Arial" w:cs="Arial" w:eastAsia="Arial" w:hAnsi="Arial"/>
-                      <w:b/>
-                      <w:bCs/>
-                      <w:color w:val="B37A33"/>
-                      <w:sz w:val="16"/>
-                      <w:szCs w:val="16"/>
-                    </w:rPr>
-                    <w:t xml:space="preserve"/>
-                  </w:r>
-                </w:p>
-              </w:tc>
-            </w:tr>
-            <w:tr>
-              <w:trPr>
-                <w:cantSplit/>
-                <w:trHeight w:val="280" w:hRule="atLeast"/>
-              </w:trPr>
-              <w:tc>
-                <w:tcPr>
-                  <w:tcW w:type="dxa" w:w="640"/>
-                  <w:tcBorders>
-                    <w:top w:val="single" w:color="D5D0C4" w:sz="4"/>
-                    <w:left w:val="single" w:color="D5D0C4" w:sz="4"/>
-                    <w:bottom w:val="single" w:color="D5D0C4" w:sz="4"/>
-                    <w:right w:val="single" w:color="D5D0C4" w:sz="4"/>
-                  </w:tcBorders>
-                  <w:tcMar>
-                    <w:top w:type="dxa" w:w="20"/>
-                    <w:left w:type="dxa" w:w="60"/>
-                    <w:bottom w:type="dxa" w:w="20"/>
-                    <w:right w:type="dxa" w:w="60"/>
-                  </w:tcMar>
-                  <w:vAlign w:val="center"/>
-                </w:tcPr>
-                <w:p>
-                  <w:pPr>
-                    <w:spacing w:after="20" w:before="20" w:line="240"/>
-                    <w:jc w:val="center"/>
-                  </w:pPr>
-                  <w:r>
-                    <w:rPr>
-                      <w:rFonts w:ascii="Arial" w:cs="Arial" w:eastAsia="Arial" w:hAnsi="Arial"/>
-                      <w:b w:val="false"/>
-                      <w:bCs w:val="false"/>
-                      <w:color w:val="1C1B16"/>
-                      <w:sz w:val="16"/>
-                      <w:szCs w:val="16"/>
-                    </w:rPr>
-                    <w:t xml:space="preserve">Q5</w:t>
-                  </w:r>
-                </w:p>
-              </w:tc>
-              <w:tc>
-                <w:tcPr>
-                  <w:tcW w:type="dxa" w:w="420"/>
-                  <w:tcBorders>
-                    <w:top w:val="single" w:color="D5D0C4" w:sz="4"/>
-                    <w:left w:val="single" w:color="D5D0C4" w:sz="4"/>
-                    <w:bottom w:val="single" w:color="D5D0C4" w:sz="4"/>
-                    <w:right w:val="single" w:color="D5D0C4" w:sz="4"/>
-                  </w:tcBorders>
-                  <w:tcMar>
-                    <w:top w:type="dxa" w:w="20"/>
-                    <w:left w:type="dxa" w:w="60"/>
-                    <w:bottom w:type="dxa" w:w="20"/>
-                    <w:right w:type="dxa" w:w="60"/>
-                  </w:tcMar>
-                  <w:vAlign w:val="center"/>
-                </w:tcPr>
-                <w:p>
-                  <w:pPr>
-                    <w:spacing w:after="20" w:before="20" w:line="240"/>
-                    <w:jc w:val="center"/>
-                  </w:pPr>
-                  <w:r>
-                    <w:rPr>
-                      <w:rFonts w:ascii="Arial" w:cs="Arial" w:eastAsia="Arial" w:hAnsi="Arial"/>
-                      <w:b/>
-                      <w:bCs/>
-                      <w:color w:val="B37A33"/>
-                      <w:sz w:val="16"/>
-                      <w:szCs w:val="16"/>
-                    </w:rPr>
-                    <w:t xml:space="preserve">X</w:t>
-                  </w:r>
-                </w:p>
-              </w:tc>
-              <w:tc>
-                <w:tcPr>
-                  <w:tcW w:type="dxa" w:w="420"/>
-                  <w:tcBorders>
-                    <w:top w:val="single" w:color="D5D0C4" w:sz="4"/>
-                    <w:left w:val="single" w:color="D5D0C4" w:sz="4"/>
-                    <w:bottom w:val="single" w:color="D5D0C4" w:sz="4"/>
-                    <w:right w:val="single" w:color="D5D0C4" w:sz="4"/>
-                  </w:tcBorders>
-                  <w:tcMar>
-                    <w:top w:type="dxa" w:w="20"/>
-                    <w:left w:type="dxa" w:w="60"/>
-                    <w:bottom w:type="dxa" w:w="20"/>
-                    <w:right w:type="dxa" w:w="60"/>
-                  </w:tcMar>
-                  <w:vAlign w:val="center"/>
-                </w:tcPr>
-                <w:p>
-                  <w:pPr>
-                    <w:spacing w:after="20" w:before="20" w:line="240"/>
-                    <w:jc w:val="center"/>
-                  </w:pPr>
-                  <w:r>
-                    <w:rPr>
-                      <w:rFonts w:ascii="Arial" w:cs="Arial" w:eastAsia="Arial" w:hAnsi="Arial"/>
-                      <w:b/>
-                      <w:bCs/>
-                      <w:color w:val="B37A33"/>
-                      <w:sz w:val="16"/>
-                      <w:szCs w:val="16"/>
-                    </w:rPr>
-                    <w:t xml:space="preserve"/>
                   </w:r>
                 </w:p>
               </w:tc>
@@ -24924,7 +24545,7 @@
                       <w:sz w:val="16"/>
                       <w:szCs w:val="16"/>
                     </w:rPr>
-                    <w:t xml:space="preserve"/>
+                    <w:t xml:space="preserve">X</w:t>
                   </w:r>
                 </w:p>
               </w:tc>
@@ -24959,7 +24580,7 @@
                       <w:sz w:val="16"/>
                       <w:szCs w:val="16"/>
                     </w:rPr>
-                    <w:t xml:space="preserve">X</w:t>
+                    <w:t xml:space="preserve"/>
                   </w:r>
                 </w:p>
               </w:tc>
@@ -26503,7 +26124,7 @@
                       <w:sz w:val="16"/>
                       <w:szCs w:val="16"/>
                     </w:rPr>
-                    <w:t xml:space="preserve">X</w:t>
+                    <w:t xml:space="preserve"/>
                   </w:r>
                 </w:p>
               </w:tc>
@@ -26538,7 +26159,7 @@
                       <w:sz w:val="16"/>
                       <w:szCs w:val="16"/>
                     </w:rPr>
-                    <w:t xml:space="preserve"/>
+                    <w:t xml:space="preserve">X</w:t>
                   </w:r>
                 </w:p>
               </w:tc>
@@ -27013,223 +26634,6 @@
                 </w:p>
               </w:tc>
             </w:tr>
-            <w:tr>
-              <w:trPr>
-                <w:cantSplit/>
-                <w:trHeight w:val="280" w:hRule="atLeast"/>
-              </w:trPr>
-              <w:tc>
-                <w:tcPr>
-                  <w:tcW w:type="dxa" w:w="640"/>
-                  <w:tcBorders>
-                    <w:top w:val="single" w:color="D5D0C4" w:sz="4"/>
-                    <w:left w:val="single" w:color="D5D0C4" w:sz="4"/>
-                    <w:bottom w:val="single" w:color="D5D0C4" w:sz="4"/>
-                    <w:right w:val="single" w:color="D5D0C4" w:sz="4"/>
-                  </w:tcBorders>
-                  <w:tcMar>
-                    <w:top w:type="dxa" w:w="20"/>
-                    <w:left w:type="dxa" w:w="60"/>
-                    <w:bottom w:type="dxa" w:w="20"/>
-                    <w:right w:type="dxa" w:w="60"/>
-                  </w:tcMar>
-                  <w:vAlign w:val="center"/>
-                </w:tcPr>
-                <w:p>
-                  <w:pPr>
-                    <w:spacing w:after="20" w:before="20" w:line="240"/>
-                    <w:jc w:val="center"/>
-                  </w:pPr>
-                  <w:r>
-                    <w:rPr>
-                      <w:rFonts w:ascii="Arial" w:cs="Arial" w:eastAsia="Arial" w:hAnsi="Arial"/>
-                      <w:b w:val="false"/>
-                      <w:bCs w:val="false"/>
-                      <w:color w:val="1C1B16"/>
-                      <w:sz w:val="16"/>
-                      <w:szCs w:val="16"/>
-                    </w:rPr>
-                    <w:t xml:space="preserve">Q27</w:t>
-                  </w:r>
-                </w:p>
-              </w:tc>
-              <w:tc>
-                <w:tcPr>
-                  <w:tcW w:type="dxa" w:w="420"/>
-                  <w:tcBorders>
-                    <w:top w:val="single" w:color="D5D0C4" w:sz="4"/>
-                    <w:left w:val="single" w:color="D5D0C4" w:sz="4"/>
-                    <w:bottom w:val="single" w:color="D5D0C4" w:sz="4"/>
-                    <w:right w:val="single" w:color="D5D0C4" w:sz="4"/>
-                  </w:tcBorders>
-                  <w:tcMar>
-                    <w:top w:type="dxa" w:w="20"/>
-                    <w:left w:type="dxa" w:w="60"/>
-                    <w:bottom w:type="dxa" w:w="20"/>
-                    <w:right w:type="dxa" w:w="60"/>
-                  </w:tcMar>
-                  <w:vAlign w:val="center"/>
-                </w:tcPr>
-                <w:p>
-                  <w:pPr>
-                    <w:spacing w:after="20" w:before="20" w:line="240"/>
-                    <w:jc w:val="center"/>
-                  </w:pPr>
-                  <w:r>
-                    <w:rPr>
-                      <w:rFonts w:ascii="Arial" w:cs="Arial" w:eastAsia="Arial" w:hAnsi="Arial"/>
-                      <w:b/>
-                      <w:bCs/>
-                      <w:color w:val="B37A33"/>
-                      <w:sz w:val="16"/>
-                      <w:szCs w:val="16"/>
-                    </w:rPr>
-                    <w:t xml:space="preserve"/>
-                  </w:r>
-                </w:p>
-              </w:tc>
-              <w:tc>
-                <w:tcPr>
-                  <w:tcW w:type="dxa" w:w="420"/>
-                  <w:tcBorders>
-                    <w:top w:val="single" w:color="D5D0C4" w:sz="4"/>
-                    <w:left w:val="single" w:color="D5D0C4" w:sz="4"/>
-                    <w:bottom w:val="single" w:color="D5D0C4" w:sz="4"/>
-                    <w:right w:val="single" w:color="D5D0C4" w:sz="4"/>
-                  </w:tcBorders>
-                  <w:tcMar>
-                    <w:top w:type="dxa" w:w="20"/>
-                    <w:left w:type="dxa" w:w="60"/>
-                    <w:bottom w:type="dxa" w:w="20"/>
-                    <w:right w:type="dxa" w:w="60"/>
-                  </w:tcMar>
-                  <w:vAlign w:val="center"/>
-                </w:tcPr>
-                <w:p>
-                  <w:pPr>
-                    <w:spacing w:after="20" w:before="20" w:line="240"/>
-                    <w:jc w:val="center"/>
-                  </w:pPr>
-                  <w:r>
-                    <w:rPr>
-                      <w:rFonts w:ascii="Arial" w:cs="Arial" w:eastAsia="Arial" w:hAnsi="Arial"/>
-                      <w:b/>
-                      <w:bCs/>
-                      <w:color w:val="B37A33"/>
-                      <w:sz w:val="16"/>
-                      <w:szCs w:val="16"/>
-                    </w:rPr>
-                    <w:t xml:space="preserve"/>
-                  </w:r>
-                </w:p>
-              </w:tc>
-              <w:tc>
-                <w:tcPr>
-                  <w:tcW w:type="dxa" w:w="420"/>
-                  <w:tcBorders>
-                    <w:top w:val="single" w:color="D5D0C4" w:sz="4"/>
-                    <w:left w:val="single" w:color="D5D0C4" w:sz="4"/>
-                    <w:bottom w:val="single" w:color="D5D0C4" w:sz="4"/>
-                    <w:right w:val="single" w:color="D5D0C4" w:sz="4"/>
-                  </w:tcBorders>
-                  <w:tcMar>
-                    <w:top w:type="dxa" w:w="20"/>
-                    <w:left w:type="dxa" w:w="60"/>
-                    <w:bottom w:type="dxa" w:w="20"/>
-                    <w:right w:type="dxa" w:w="60"/>
-                  </w:tcMar>
-                  <w:vAlign w:val="center"/>
-                </w:tcPr>
-                <w:p>
-                  <w:pPr>
-                    <w:spacing w:after="20" w:before="20" w:line="240"/>
-                    <w:jc w:val="center"/>
-                  </w:pPr>
-                  <w:r>
-                    <w:rPr>
-                      <w:rFonts w:ascii="Arial" w:cs="Arial" w:eastAsia="Arial" w:hAnsi="Arial"/>
-                      <w:b/>
-                      <w:bCs/>
-                      <w:color w:val="B37A33"/>
-                      <w:sz w:val="16"/>
-                      <w:szCs w:val="16"/>
-                    </w:rPr>
-                    <w:t xml:space="preserve"/>
-                  </w:r>
-                </w:p>
-              </w:tc>
-              <w:tc>
-                <w:tcPr>
-                  <w:tcW w:type="dxa" w:w="420"/>
-                  <w:tcBorders>
-                    <w:top w:val="single" w:color="D5D0C4" w:sz="4"/>
-                    <w:left w:val="single" w:color="D5D0C4" w:sz="4"/>
-                    <w:bottom w:val="single" w:color="D5D0C4" w:sz="4"/>
-                    <w:right w:val="single" w:color="D5D0C4" w:sz="4"/>
-                  </w:tcBorders>
-                  <w:tcMar>
-                    <w:top w:type="dxa" w:w="20"/>
-                    <w:left w:type="dxa" w:w="60"/>
-                    <w:bottom w:type="dxa" w:w="20"/>
-                    <w:right w:type="dxa" w:w="60"/>
-                  </w:tcMar>
-                  <w:vAlign w:val="center"/>
-                </w:tcPr>
-                <w:p>
-                  <w:pPr>
-                    <w:spacing w:after="20" w:before="20" w:line="240"/>
-                    <w:jc w:val="center"/>
-                  </w:pPr>
-                  <w:r>
-                    <w:rPr>
-                      <w:rFonts w:ascii="Arial" w:cs="Arial" w:eastAsia="Arial" w:hAnsi="Arial"/>
-                      <w:b/>
-                      <w:bCs/>
-                      <w:color w:val="B37A33"/>
-                      <w:sz w:val="16"/>
-                      <w:szCs w:val="16"/>
-                    </w:rPr>
-                    <w:t xml:space="preserve">X</w:t>
-                  </w:r>
-                </w:p>
-              </w:tc>
-              <w:tc>
-                <w:tcPr>
-                  <w:tcW w:type="dxa" w:w="420"/>
-                  <w:tcBorders>
-                    <w:top w:val="single" w:color="D5D0C4" w:sz="4"/>
-                    <w:left w:val="single" w:color="D5D0C4" w:sz="4"/>
-                    <w:bottom w:val="single" w:color="D5D0C4" w:sz="4"/>
-                    <w:right w:val="single" w:color="D5D0C4" w:sz="4"/>
-                  </w:tcBorders>
-                  <w:shd w:fill="D5D0C4" w:color="auto" w:val="clear"/>
-                  <w:tcMar>
-                    <w:top w:type="dxa" w:w="20"/>
-                    <w:left w:type="dxa" w:w="60"/>
-                    <w:bottom w:type="dxa" w:w="20"/>
-                    <w:right w:type="dxa" w:w="60"/>
-                  </w:tcMar>
-                  <w:vAlign w:val="center"/>
-                </w:tcPr>
-                <w:p>
-                  <w:pPr>
-                    <w:spacing w:after="20" w:before="20" w:line="240"/>
-                    <w:jc w:val="center"/>
-                  </w:pPr>
-                  <w:r>
-                    <w:rPr>
-                      <w:rFonts w:ascii="Arial" w:cs="Arial" w:eastAsia="Arial" w:hAnsi="Arial"/>
-                      <w:b/>
-                      <w:bCs/>
-                      <w:color w:val="B37A33"/>
-                      <w:sz w:val="16"/>
-                      <w:szCs w:val="16"/>
-                    </w:rPr>
-                    <w:t xml:space="preserve"/>
-                  </w:r>
-                </w:p>
-              </w:tc>
-            </w:tr>
           </w:tbl>
           <w:p>
             <w:pPr>
@@ -27579,7 +26983,7 @@
                       <w:sz w:val="16"/>
                       <w:szCs w:val="16"/>
                     </w:rPr>
-                    <w:t xml:space="preserve">X</w:t>
+                    <w:t xml:space="preserve"/>
                   </w:r>
                 </w:p>
               </w:tc>
@@ -27614,7 +27018,7 @@
                       <w:sz w:val="16"/>
                       <w:szCs w:val="16"/>
                     </w:rPr>
-                    <w:t xml:space="preserve"/>
+                    <w:t xml:space="preserve">X</w:t>
                   </w:r>
                 </w:p>
               </w:tc>
@@ -28230,7 +27634,7 @@
                       <w:sz w:val="16"/>
                       <w:szCs w:val="16"/>
                     </w:rPr>
-                    <w:t xml:space="preserve"/>
+                    <w:t xml:space="preserve">X</w:t>
                   </w:r>
                 </w:p>
               </w:tc>
@@ -28265,7 +27669,7 @@
                       <w:sz w:val="16"/>
                       <w:szCs w:val="16"/>
                     </w:rPr>
-                    <w:t xml:space="preserve">X</w:t>
+                    <w:t xml:space="preserve"/>
                   </w:r>
                 </w:p>
               </w:tc>
@@ -29270,6 +28674,117 @@
                       <w:sz w:val="16"/>
                       <w:szCs w:val="16"/>
                     </w:rPr>
+                    <w:t xml:space="preserve">Q1</w:t>
+                  </w:r>
+                </w:p>
+              </w:tc>
+              <w:tc>
+                <w:tcPr>
+                  <w:tcW w:type="dxa" w:w="1250"/>
+                  <w:tcBorders>
+                    <w:top w:val="single" w:color="D5D0C4" w:sz="4"/>
+                    <w:left w:val="single" w:color="D5D0C4" w:sz="4"/>
+                    <w:bottom w:val="single" w:color="D5D0C4" w:sz="4"/>
+                    <w:right w:val="single" w:color="D5D0C4" w:sz="4"/>
+                  </w:tcBorders>
+                  <w:tcMar>
+                    <w:top w:type="dxa" w:w="20"/>
+                    <w:left w:type="dxa" w:w="60"/>
+                    <w:bottom w:type="dxa" w:w="20"/>
+                    <w:right w:type="dxa" w:w="60"/>
+                  </w:tcMar>
+                  <w:vAlign w:val="center"/>
+                </w:tcPr>
+                <w:p>
+                  <w:pPr>
+                    <w:spacing w:after="20" w:before="20" w:line="240"/>
+                    <w:jc w:val="center"/>
+                  </w:pPr>
+                  <w:r>
+                    <w:rPr>
+                      <w:rFonts w:ascii="Arial" w:cs="Arial" w:eastAsia="Arial" w:hAnsi="Arial"/>
+                      <w:b w:val="false"/>
+                      <w:bCs w:val="false"/>
+                      <w:color w:val="6B675E"/>
+                      <w:sz w:val="14"/>
+                      <w:szCs w:val="14"/>
+                    </w:rPr>
+                    <w:t xml:space="preserve">Final answer</w:t>
+                  </w:r>
+                </w:p>
+              </w:tc>
+              <w:tc>
+                <w:tcPr>
+                  <w:tcW w:type="dxa" w:w="2860"/>
+                  <w:tcBorders>
+                    <w:top w:val="single" w:color="D5D0C4" w:sz="4"/>
+                    <w:left w:val="single" w:color="D5D0C4" w:sz="4"/>
+                    <w:bottom w:val="single" w:color="D5D0C4" w:sz="4"/>
+                    <w:right w:val="single" w:color="D5D0C4" w:sz="4"/>
+                  </w:tcBorders>
+                  <w:tcMar>
+                    <w:top w:type="dxa" w:w="20"/>
+                    <w:left w:type="dxa" w:w="60"/>
+                    <w:bottom w:type="dxa" w:w="20"/>
+                    <w:right w:type="dxa" w:w="60"/>
+                  </w:tcMar>
+                  <w:vAlign w:val="center"/>
+                </w:tcPr>
+                <w:p>
+                  <w:pPr>
+                    <w:spacing w:after="20" w:before="20" w:line="240"/>
+                    <w:jc w:val="left"/>
+                  </w:pPr>
+                  <w:r>
+                    <w:rPr>
+                      <w:rFonts w:ascii="Arial" w:cs="Arial" w:eastAsia="Arial" w:hAnsi="Arial"/>
+                      <w:b/>
+                      <w:bCs/>
+                      <w:color w:val="B37A33"/>
+                      <w:sz w:val="16"/>
+                      <w:szCs w:val="16"/>
+                    </w:rPr>
+                    <w:t xml:space="preserve">It prints 2 and 1. The true figures are 2.36 and 1.84, a fall of about 22 percent.</w:t>
+                  </w:r>
+                </w:p>
+              </w:tc>
+            </w:tr>
+            <w:tr>
+              <w:trPr>
+                <w:cantSplit/>
+                <w:trHeight w:val="380" w:hRule="atLeast"/>
+              </w:trPr>
+              <w:tc>
+                <w:tcPr>
+                  <w:tcW w:type="dxa" w:w="640"/>
+                  <w:tcBorders>
+                    <w:top w:val="single" w:color="D5D0C4" w:sz="4"/>
+                    <w:left w:val="single" w:color="D5D0C4" w:sz="4"/>
+                    <w:bottom w:val="single" w:color="D5D0C4" w:sz="4"/>
+                    <w:right w:val="single" w:color="D5D0C4" w:sz="4"/>
+                  </w:tcBorders>
+                  <w:tcMar>
+                    <w:top w:type="dxa" w:w="20"/>
+                    <w:left w:type="dxa" w:w="60"/>
+                    <w:bottom w:type="dxa" w:w="20"/>
+                    <w:right w:type="dxa" w:w="60"/>
+                  </w:tcMar>
+                  <w:vAlign w:val="center"/>
+                </w:tcPr>
+                <w:p>
+                  <w:pPr>
+                    <w:spacing w:after="20" w:before="20" w:line="240"/>
+                    <w:jc w:val="center"/>
+                  </w:pPr>
+                  <w:r>
+                    <w:rPr>
+                      <w:rFonts w:ascii="Arial" w:cs="Arial" w:eastAsia="Arial" w:hAnsi="Arial"/>
+                      <w:b w:val="false"/>
+                      <w:bCs w:val="false"/>
+                      <w:color w:val="1C1B16"/>
+                      <w:sz w:val="16"/>
+                      <w:szCs w:val="16"/>
+                    </w:rPr>
                     <w:t xml:space="preserve">Q2</w:t>
                   </w:r>
                 </w:p>
@@ -29673,7 +29188,7 @@
                       <w:sz w:val="16"/>
                       <w:szCs w:val="16"/>
                     </w:rPr>
-                    <w:t xml:space="preserve">C, E, A, D, B</w:t>
+                    <w:t xml:space="preserve">E, F, B, C, A</w:t>
                   </w:r>
                 </w:p>
               </w:tc>
@@ -30436,6 +29951,117 @@
                       <w:sz w:val="16"/>
                       <w:szCs w:val="16"/>
                     </w:rPr>
+                    <w:t xml:space="preserve">Q27</w:t>
+                  </w:r>
+                </w:p>
+              </w:tc>
+              <w:tc>
+                <w:tcPr>
+                  <w:tcW w:type="dxa" w:w="1250"/>
+                  <w:tcBorders>
+                    <w:top w:val="single" w:color="D5D0C4" w:sz="4"/>
+                    <w:left w:val="single" w:color="D5D0C4" w:sz="4"/>
+                    <w:bottom w:val="single" w:color="D5D0C4" w:sz="4"/>
+                    <w:right w:val="single" w:color="D5D0C4" w:sz="4"/>
+                  </w:tcBorders>
+                  <w:tcMar>
+                    <w:top w:type="dxa" w:w="20"/>
+                    <w:left w:type="dxa" w:w="60"/>
+                    <w:bottom w:type="dxa" w:w="20"/>
+                    <w:right w:type="dxa" w:w="60"/>
+                  </w:tcMar>
+                  <w:vAlign w:val="center"/>
+                </w:tcPr>
+                <w:p>
+                  <w:pPr>
+                    <w:spacing w:after="20" w:before="20" w:line="240"/>
+                    <w:jc w:val="center"/>
+                  </w:pPr>
+                  <w:r>
+                    <w:rPr>
+                      <w:rFonts w:ascii="Arial" w:cs="Arial" w:eastAsia="Arial" w:hAnsi="Arial"/>
+                      <w:b w:val="false"/>
+                      <w:bCs w:val="false"/>
+                      <w:color w:val="6B675E"/>
+                      <w:sz w:val="14"/>
+                      <w:szCs w:val="14"/>
+                    </w:rPr>
+                    <w:t xml:space="preserve">Final answer</w:t>
+                  </w:r>
+                </w:p>
+              </w:tc>
+              <w:tc>
+                <w:tcPr>
+                  <w:tcW w:type="dxa" w:w="2860"/>
+                  <w:tcBorders>
+                    <w:top w:val="single" w:color="D5D0C4" w:sz="4"/>
+                    <w:left w:val="single" w:color="D5D0C4" w:sz="4"/>
+                    <w:bottom w:val="single" w:color="D5D0C4" w:sz="4"/>
+                    <w:right w:val="single" w:color="D5D0C4" w:sz="4"/>
+                  </w:tcBorders>
+                  <w:tcMar>
+                    <w:top w:type="dxa" w:w="20"/>
+                    <w:left w:type="dxa" w:w="60"/>
+                    <w:bottom w:type="dxa" w:w="20"/>
+                    <w:right w:type="dxa" w:w="60"/>
+                  </w:tcMar>
+                  <w:vAlign w:val="center"/>
+                </w:tcPr>
+                <w:p>
+                  <w:pPr>
+                    <w:spacing w:after="20" w:before="20" w:line="240"/>
+                    <w:jc w:val="left"/>
+                  </w:pPr>
+                  <w:r>
+                    <w:rPr>
+                      <w:rFonts w:ascii="Arial" w:cs="Arial" w:eastAsia="Arial" w:hAnsi="Arial"/>
+                      <w:b/>
+                      <w:bCs/>
+                      <w:color w:val="B37A33"/>
+                      <w:sz w:val="16"/>
+                      <w:szCs w:val="16"/>
+                    </w:rPr>
+                    <w:t xml:space="preserve">B8 returns -0.5; the six rows average 1.0; the formula understates growth by 1.5 points and turns growth into a fall.</w:t>
+                  </w:r>
+                </w:p>
+              </w:tc>
+            </w:tr>
+            <w:tr>
+              <w:trPr>
+                <w:cantSplit/>
+                <w:trHeight w:val="380" w:hRule="atLeast"/>
+              </w:trPr>
+              <w:tc>
+                <w:tcPr>
+                  <w:tcW w:type="dxa" w:w="640"/>
+                  <w:tcBorders>
+                    <w:top w:val="single" w:color="D5D0C4" w:sz="4"/>
+                    <w:left w:val="single" w:color="D5D0C4" w:sz="4"/>
+                    <w:bottom w:val="single" w:color="D5D0C4" w:sz="4"/>
+                    <w:right w:val="single" w:color="D5D0C4" w:sz="4"/>
+                  </w:tcBorders>
+                  <w:tcMar>
+                    <w:top w:type="dxa" w:w="20"/>
+                    <w:left w:type="dxa" w:w="60"/>
+                    <w:bottom w:type="dxa" w:w="20"/>
+                    <w:right w:type="dxa" w:w="60"/>
+                  </w:tcMar>
+                  <w:vAlign w:val="center"/>
+                </w:tcPr>
+                <w:p>
+                  <w:pPr>
+                    <w:spacing w:after="20" w:before="20" w:line="240"/>
+                    <w:jc w:val="center"/>
+                  </w:pPr>
+                  <w:r>
+                    <w:rPr>
+                      <w:rFonts w:ascii="Arial" w:cs="Arial" w:eastAsia="Arial" w:hAnsi="Arial"/>
+                      <w:b w:val="false"/>
+                      <w:bCs w:val="false"/>
+                      <w:color w:val="1C1B16"/>
+                      <w:sz w:val="16"/>
+                      <w:szCs w:val="16"/>
+                    </w:rPr>
                     <w:t xml:space="preserve">Q29</w:t>
                   </w:r>
                 </w:p>
@@ -30506,7 +30132,7 @@
                       <w:sz w:val="16"/>
                       <w:szCs w:val="16"/>
                     </w:rPr>
-                    <w:t xml:space="preserve">0.60 dollars a trip</w:t>
+                    <w:t xml:space="preserve">2.00 dollars, about 8.5 percent of the 23.50 dollars charged</w:t>
                   </w:r>
                 </w:p>
               </w:tc>

--- a/content/W02/SAT/answer-key/C2_W02_SAT_answer_key_TRAINER.docx
+++ b/content/W02/SAT/answer-key/C2_W02_SAT_answer_key_TRAINER.docx
@@ -28,7 +28,7 @@
           <w:sz w:val="21"/>
           <w:szCs w:val="21"/>
         </w:rPr>
-        <w:t xml:space="preserve">TRAINER | Cohort 2 | Week 2 | Saturday 17 October 2026 | 120 minutes | 35 items</w:t>
+        <w:t xml:space="preserve">TRAINER | Cohort 2 | Week 2 | Saturday 17 October 2026 | 120 minutes | 33 items</w:t>
       </w:r>
     </w:p>
     <w:p>
@@ -129,7 +129,7 @@
           <w:sz w:val="21"/>
           <w:szCs w:val="21"/>
         </w:rPr>
-        <w:t xml:space="preserve">The marker writes each part's ticks in its box beside the learner's rating, and their total as Items right, out of 35, then hands the paper back, so each learner reads their rating against their score part by part.</w:t>
+        <w:t xml:space="preserve">The marker writes each part's ticks in its box beside the learner's rating, and their total as Items right, out of 33, then hands the paper back, so each learner reads their rating against their score part by part.</w:t>
       </w:r>
     </w:p>
     <w:p>
@@ -653,7 +653,7 @@
                 <w:sz w:val="18"/>
                 <w:szCs w:val="18"/>
               </w:rPr>
-              <w:t xml:space="preserve">whether you read a query the way the database runs it, and place each piece of work where it belongs</w:t>
+              <w:t xml:space="preserve">how you work with the numbers Anand's Monday sheet reports</w:t>
             </w:r>
           </w:p>
         </w:tc>
@@ -944,7 +944,7 @@
                 <w:sz w:val="18"/>
                 <w:szCs w:val="18"/>
               </w:rPr>
-              <w:t xml:space="preserve">whether you size a join before it runs, order the steps of a reconciliation, and decide what leaves when a check fails</w:t>
+              <w:t xml:space="preserve">how you set the cash collected against the revenue booked</w:t>
             </w:r>
           </w:p>
         </w:tc>
@@ -980,7 +980,7 @@
                 <w:sz w:val="18"/>
                 <w:szCs w:val="18"/>
               </w:rPr>
-              <w:t xml:space="preserve">20</w:t>
+              <w:t xml:space="preserve">19.5</w:t>
             </w:r>
           </w:p>
         </w:tc>
@@ -1052,7 +1052,7 @@
                 <w:sz w:val="18"/>
                 <w:szCs w:val="18"/>
               </w:rPr>
-              <w:t xml:space="preserve">0</w:t>
+              <w:t xml:space="preserve">1</w:t>
             </w:r>
           </w:p>
         </w:tc>
@@ -1088,7 +1088,7 @@
                 <w:sz w:val="18"/>
                 <w:szCs w:val="18"/>
               </w:rPr>
-              <w:t xml:space="preserve">5</w:t>
+              <w:t xml:space="preserve">4</w:t>
             </w:r>
           </w:p>
         </w:tc>
@@ -1235,7 +1235,7 @@
                 <w:sz w:val="18"/>
                 <w:szCs w:val="18"/>
               </w:rPr>
-              <w:t xml:space="preserve">whether you rank within a segment by the rule the business set, and read a monthly flag and a plan line before anyone acts</w:t>
+              <w:t xml:space="preserve">how you build Marketing's protect list and read the quarter against its plan</w:t>
             </w:r>
           </w:p>
         </w:tc>
@@ -1490,7 +1490,7 @@
                 <w:sz w:val="18"/>
                 <w:szCs w:val="18"/>
               </w:rPr>
-              <w:t xml:space="preserve">Q17 to Q22 (6)</w:t>
+              <w:t xml:space="preserve">Q17 to Q20 (4)</w:t>
             </w:r>
           </w:p>
         </w:tc>
@@ -1526,7 +1526,7 @@
                 <w:sz w:val="18"/>
                 <w:szCs w:val="18"/>
               </w:rPr>
-              <w:t xml:space="preserve">whether you size a merge, place the guard that stops a double count, and read a pivot that averages or a key that changed on its way in</w:t>
+              <w:t xml:space="preserve">how you build Marketing's customer table in pandas</w:t>
             </w:r>
           </w:p>
         </w:tc>
@@ -1562,7 +1562,7 @@
                 <w:sz w:val="18"/>
                 <w:szCs w:val="18"/>
               </w:rPr>
-              <w:t xml:space="preserve">19.5</w:t>
+              <w:t xml:space="preserve">16</w:t>
             </w:r>
           </w:p>
         </w:tc>
@@ -1634,7 +1634,7 @@
                 <w:sz w:val="18"/>
                 <w:szCs w:val="18"/>
               </w:rPr>
-              <w:t xml:space="preserve">3</w:t>
+              <w:t xml:space="preserve">0</w:t>
             </w:r>
           </w:p>
         </w:tc>
@@ -1670,7 +1670,7 @@
                 <w:sz w:val="18"/>
                 <w:szCs w:val="18"/>
               </w:rPr>
-              <w:t xml:space="preserve">3</w:t>
+              <w:t xml:space="preserve">4</w:t>
             </w:r>
           </w:p>
         </w:tc>
@@ -1781,7 +1781,7 @@
                 <w:sz w:val="18"/>
                 <w:szCs w:val="18"/>
               </w:rPr>
-              <w:t xml:space="preserve">Q23 to Q29 (7)</w:t>
+              <w:t xml:space="preserve">Q21 to Q27 (7)</w:t>
             </w:r>
           </w:p>
         </w:tc>
@@ -1817,7 +1817,7 @@
                 <w:sz w:val="18"/>
                 <w:szCs w:val="18"/>
               </w:rPr>
-              <w:t xml:space="preserve">whether you match each workbook job to the technique that does it, and work a spreadsheet error through before the room sees it</w:t>
+              <w:t xml:space="preserve">how you build the workbook for Monday's review, and read spreadsheets from public cases</w:t>
             </w:r>
           </w:p>
         </w:tc>
@@ -2072,7 +2072,7 @@
                 <w:sz w:val="18"/>
                 <w:szCs w:val="18"/>
               </w:rPr>
-              <w:t xml:space="preserve">Q30 to Q35 (6)</w:t>
+              <w:t xml:space="preserve">Q28 to Q33 (6)</w:t>
             </w:r>
           </w:p>
         </w:tc>
@@ -2108,7 +2108,7 @@
                 <w:sz w:val="18"/>
                 <w:szCs w:val="18"/>
               </w:rPr>
-              <w:t xml:space="preserve">whether you catch the week's traps in the tables an AI team keeps, from evaluation runs to an assistant's logs</w:t>
+              <w:t xml:space="preserve">how you read the tables an AI team keeps, and the numbers it acts on</w:t>
             </w:r>
           </w:p>
         </w:tc>
@@ -2365,7 +2365,7 @@
                 <w:sz w:val="18"/>
                 <w:szCs w:val="18"/>
               </w:rPr>
-              <w:t xml:space="preserve">35</w:t>
+              <w:t xml:space="preserve">33</w:t>
             </w:r>
           </w:p>
         </w:tc>
@@ -2437,7 +2437,7 @@
                 <w:sz w:val="18"/>
                 <w:szCs w:val="18"/>
               </w:rPr>
-              <w:t xml:space="preserve">117</w:t>
+              <w:t xml:space="preserve">113</w:t>
             </w:r>
           </w:p>
         </w:tc>
@@ -2509,7 +2509,7 @@
                 <w:sz w:val="18"/>
                 <w:szCs w:val="18"/>
               </w:rPr>
-              <w:t xml:space="preserve">12</w:t>
+              <w:t xml:space="preserve">10</w:t>
             </w:r>
           </w:p>
         </w:tc>
@@ -2580,7 +2580,7 @@
           <w:sz w:val="21"/>
           <w:szCs w:val="21"/>
         </w:rPr>
-        <w:t xml:space="preserve">A learner who guessed every item blind would average 6.4 of 35, since a written answer cannot be guessed from a list, and fewer than one guesser in twenty would reach 11. A score of 10 or below is therefore within reach of guessing alone, and the tally reads such a paper as a conversation to have on Monday, never as a result.</w:t>
+        <w:t xml:space="preserve">A learner who guessed every item blind would average 6.4 of 33, since a written answer cannot be guessed from a list, and fewer than one guesser in twenty would reach 11. A score of 10 or below is therefore within reach of guessing alone, and the tally reads such a paper as a conversation to have on Monday, never as a result.</w:t>
       </w:r>
     </w:p>
     <w:p>
@@ -3026,7 +3026,7 @@
                 <w:sz w:val="18"/>
                 <w:szCs w:val="18"/>
               </w:rPr>
-              <w:t xml:space="preserve">It prints 2 and 1. The true figures are 2.36 and 1.84, a fall of about 22 percent.</w:t>
+              <w:t xml:space="preserve">It prints 2 and 1. The note should say orders per member fell about 22 percent, from 2.36 to 1.84.</w:t>
             </w:r>
           </w:p>
         </w:tc>
@@ -3317,7 +3317,7 @@
                 <w:sz w:val="18"/>
                 <w:szCs w:val="18"/>
               </w:rPr>
-              <w:t xml:space="preserve">C, B, E, F, A, D</w:t>
+              <w:t xml:space="preserve">D (guarantee)</w:t>
             </w:r>
           </w:p>
         </w:tc>
@@ -3353,7 +3353,7 @@
                 <w:sz w:val="18"/>
                 <w:szCs w:val="18"/>
               </w:rPr>
-              <w:t xml:space="preserve">Order the steps</w:t>
+              <w:t xml:space="preserve">Fill in the blank</w:t>
             </w:r>
           </w:p>
         </w:tc>
@@ -3425,7 +3425,7 @@
                 <w:sz w:val="18"/>
                 <w:szCs w:val="18"/>
               </w:rPr>
-              <w:t xml:space="preserve">Medium</w:t>
+              <w:t xml:space="preserve">Easy</w:t>
             </w:r>
           </w:p>
         </w:tc>
@@ -3461,7 +3461,7 @@
                 <w:sz w:val="18"/>
                 <w:szCs w:val="18"/>
               </w:rPr>
-              <w:t xml:space="preserve">[S]</w:t>
+              <w:t xml:space="preserve">[F]</w:t>
             </w:r>
           </w:p>
         </w:tc>
@@ -3533,7 +3533,7 @@
                 <w:sz w:val="18"/>
                 <w:szCs w:val="18"/>
               </w:rPr>
-              <w:t xml:space="preserve">bank 57</w:t>
+              <w:t xml:space="preserve">bank 2</w:t>
             </w:r>
           </w:p>
         </w:tc>
@@ -3608,7 +3608,7 @@
                 <w:sz w:val="18"/>
                 <w:szCs w:val="18"/>
               </w:rPr>
-              <w:t xml:space="preserve">D (guarantee)</w:t>
+              <w:t xml:space="preserve">B (CTE)</w:t>
             </w:r>
           </w:p>
         </w:tc>
@@ -3752,7 +3752,7 @@
                 <w:sz w:val="18"/>
                 <w:szCs w:val="18"/>
               </w:rPr>
-              <w:t xml:space="preserve">[F]</w:t>
+              <w:t xml:space="preserve">[S]</w:t>
             </w:r>
           </w:p>
         </w:tc>
@@ -3824,7 +3824,7 @@
                 <w:sz w:val="18"/>
                 <w:szCs w:val="18"/>
               </w:rPr>
-              <w:t xml:space="preserve">bank 2</w:t>
+              <w:t xml:space="preserve">bank 3</w:t>
             </w:r>
           </w:p>
         </w:tc>
@@ -3899,7 +3899,7 @@
                 <w:sz w:val="18"/>
                 <w:szCs w:val="18"/>
               </w:rPr>
-              <w:t xml:space="preserve">B (CTE)</w:t>
+              <w:t xml:space="preserve">C</w:t>
             </w:r>
           </w:p>
         </w:tc>
@@ -3935,7 +3935,7 @@
                 <w:sz w:val="18"/>
                 <w:szCs w:val="18"/>
               </w:rPr>
-              <w:t xml:space="preserve">Fill in the blank</w:t>
+              <w:t xml:space="preserve">One correct option</w:t>
             </w:r>
           </w:p>
         </w:tc>
@@ -4007,7 +4007,7 @@
                 <w:sz w:val="18"/>
                 <w:szCs w:val="18"/>
               </w:rPr>
-              <w:t xml:space="preserve">Easy</w:t>
+              <w:t xml:space="preserve">Medium</w:t>
             </w:r>
           </w:p>
         </w:tc>
@@ -4043,7 +4043,7 @@
                 <w:sz w:val="18"/>
                 <w:szCs w:val="18"/>
               </w:rPr>
-              <w:t xml:space="preserve">[S]</w:t>
+              <w:t xml:space="preserve">[F]</w:t>
             </w:r>
           </w:p>
         </w:tc>
@@ -4115,7 +4115,7 @@
                 <w:sz w:val="18"/>
                 <w:szCs w:val="18"/>
               </w:rPr>
-              <w:t xml:space="preserve">bank 3</w:t>
+              <w:t xml:space="preserve">new</w:t>
             </w:r>
           </w:p>
         </w:tc>
@@ -4190,7 +4190,7 @@
                 <w:sz w:val="18"/>
                 <w:szCs w:val="18"/>
               </w:rPr>
-              <w:t xml:space="preserve">B</w:t>
+              <w:t xml:space="preserve">A</w:t>
             </w:r>
           </w:p>
         </w:tc>
@@ -4772,7 +4772,7 @@
                 <w:sz w:val="18"/>
                 <w:szCs w:val="18"/>
               </w:rPr>
-              <w:t xml:space="preserve">B</w:t>
+              <w:t xml:space="preserve">A</w:t>
             </w:r>
           </w:p>
         </w:tc>
@@ -5753,7 +5753,7 @@
                 <w:sz w:val="18"/>
                 <w:szCs w:val="18"/>
               </w:rPr>
-              <w:t xml:space="preserve">Hard</w:t>
+              <w:t xml:space="preserve">Medium</w:t>
             </w:r>
           </w:p>
         </w:tc>
@@ -5936,7 +5936,7 @@
                 <w:sz w:val="18"/>
                 <w:szCs w:val="18"/>
               </w:rPr>
-              <w:t xml:space="preserve">B, D</w:t>
+              <w:t xml:space="preserve">C, E</w:t>
             </w:r>
           </w:p>
         </w:tc>
@@ -6227,7 +6227,7 @@
                 <w:sz w:val="18"/>
                 <w:szCs w:val="18"/>
               </w:rPr>
-              <w:t xml:space="preserve">A</w:t>
+              <w:t xml:space="preserve">D</w:t>
             </w:r>
           </w:p>
         </w:tc>
@@ -6263,7 +6263,7 @@
                 <w:sz w:val="18"/>
                 <w:szCs w:val="18"/>
               </w:rPr>
-              <w:t xml:space="preserve">Scenario set</w:t>
+              <w:t xml:space="preserve">One correct option</w:t>
             </w:r>
           </w:p>
         </w:tc>
@@ -6371,7 +6371,7 @@
                 <w:sz w:val="18"/>
                 <w:szCs w:val="18"/>
               </w:rPr>
-              <w:t xml:space="preserve">[S]</w:t>
+              <w:t xml:space="preserve">[D]</w:t>
             </w:r>
           </w:p>
         </w:tc>
@@ -6518,7 +6518,7 @@
                 <w:sz w:val="18"/>
                 <w:szCs w:val="18"/>
               </w:rPr>
-              <w:t xml:space="preserve">C</w:t>
+              <w:t xml:space="preserve">B</w:t>
             </w:r>
           </w:p>
         </w:tc>
@@ -6554,7 +6554,7 @@
                 <w:sz w:val="18"/>
                 <w:szCs w:val="18"/>
               </w:rPr>
-              <w:t xml:space="preserve">Scenario set</w:t>
+              <w:t xml:space="preserve">One correct option</w:t>
             </w:r>
           </w:p>
         </w:tc>
@@ -6662,7 +6662,7 @@
                 <w:sz w:val="18"/>
                 <w:szCs w:val="18"/>
               </w:rPr>
-              <w:t xml:space="preserve">[D]</w:t>
+              <w:t xml:space="preserve">[S]</w:t>
             </w:r>
           </w:p>
         </w:tc>
@@ -6734,7 +6734,7 @@
                 <w:sz w:val="18"/>
                 <w:szCs w:val="18"/>
               </w:rPr>
-              <w:t xml:space="preserve">new</w:t>
+              <w:t xml:space="preserve">bank 27</w:t>
             </w:r>
           </w:p>
         </w:tc>
@@ -6809,7 +6809,7 @@
                 <w:sz w:val="18"/>
                 <w:szCs w:val="18"/>
               </w:rPr>
-              <w:t xml:space="preserve">B</w:t>
+              <w:t xml:space="preserve">A</w:t>
             </w:r>
           </w:p>
         </w:tc>
@@ -7025,7 +7025,7 @@
                 <w:sz w:val="18"/>
                 <w:szCs w:val="18"/>
               </w:rPr>
-              <w:t xml:space="preserve">bank 27</w:t>
+              <w:t xml:space="preserve">new</w:t>
             </w:r>
           </w:p>
         </w:tc>
@@ -7100,7 +7100,7 @@
                 <w:sz w:val="18"/>
                 <w:szCs w:val="18"/>
               </w:rPr>
-              <w:t xml:space="preserve">C</w:t>
+              <w:t xml:space="preserve">B</w:t>
             </w:r>
           </w:p>
         </w:tc>
@@ -7391,7 +7391,7 @@
                 <w:sz w:val="18"/>
                 <w:szCs w:val="18"/>
               </w:rPr>
-              <w:t xml:space="preserve">A</w:t>
+              <w:t xml:space="preserve">C</w:t>
             </w:r>
           </w:p>
         </w:tc>
@@ -7682,7 +7682,7 @@
                 <w:sz w:val="18"/>
                 <w:szCs w:val="18"/>
               </w:rPr>
-              <w:t xml:space="preserve">346</w:t>
+              <w:t xml:space="preserve">A</w:t>
             </w:r>
           </w:p>
         </w:tc>
@@ -7790,7 +7790,7 @@
                 <w:sz w:val="18"/>
                 <w:szCs w:val="18"/>
               </w:rPr>
-              <w:t xml:space="preserve">Medium</w:t>
+              <w:t xml:space="preserve">Hard</w:t>
             </w:r>
           </w:p>
         </w:tc>
@@ -8081,7 +8081,7 @@
                 <w:sz w:val="18"/>
                 <w:szCs w:val="18"/>
               </w:rPr>
-              <w:t xml:space="preserve">Medium</w:t>
+              <w:t xml:space="preserve">Hard</w:t>
             </w:r>
           </w:p>
         </w:tc>
@@ -8117,7 +8117,7 @@
                 <w:sz w:val="18"/>
                 <w:szCs w:val="18"/>
               </w:rPr>
-              <w:t xml:space="preserve">[F]</w:t>
+              <w:t xml:space="preserve">[D]</w:t>
             </w:r>
           </w:p>
         </w:tc>
@@ -8264,7 +8264,7 @@
                 <w:sz w:val="18"/>
                 <w:szCs w:val="18"/>
               </w:rPr>
-              <w:t xml:space="preserve">A, E</w:t>
+              <w:t xml:space="preserve">B</w:t>
             </w:r>
           </w:p>
         </w:tc>
@@ -8300,7 +8300,7 @@
                 <w:sz w:val="18"/>
                 <w:szCs w:val="18"/>
               </w:rPr>
-              <w:t xml:space="preserve">Scenario set</w:t>
+              <w:t xml:space="preserve">One correct option</w:t>
             </w:r>
           </w:p>
         </w:tc>
@@ -8372,7 +8372,7 @@
                 <w:sz w:val="18"/>
                 <w:szCs w:val="18"/>
               </w:rPr>
-              <w:t xml:space="preserve">Medium</w:t>
+              <w:t xml:space="preserve">Hard</w:t>
             </w:r>
           </w:p>
         </w:tc>
@@ -8408,7 +8408,7 @@
                 <w:sz w:val="18"/>
                 <w:szCs w:val="18"/>
               </w:rPr>
-              <w:t xml:space="preserve">[F]</w:t>
+              <w:t xml:space="preserve">[S]</w:t>
             </w:r>
           </w:p>
         </w:tc>
@@ -8555,7 +8555,7 @@
                 <w:sz w:val="18"/>
                 <w:szCs w:val="18"/>
               </w:rPr>
-              <w:t xml:space="preserve">D</w:t>
+              <w:t xml:space="preserve">B</w:t>
             </w:r>
           </w:p>
         </w:tc>
@@ -8591,7 +8591,7 @@
                 <w:sz w:val="18"/>
                 <w:szCs w:val="18"/>
               </w:rPr>
-              <w:t xml:space="preserve">Scenario set</w:t>
+              <w:t xml:space="preserve">One correct option</w:t>
             </w:r>
           </w:p>
         </w:tc>
@@ -8846,7 +8846,7 @@
                 <w:sz w:val="18"/>
                 <w:szCs w:val="18"/>
               </w:rPr>
-              <w:t xml:space="preserve">B</w:t>
+              <w:t xml:space="preserve">D (XLOOKUP with its if_not_found argument set)</w:t>
             </w:r>
           </w:p>
         </w:tc>
@@ -8882,7 +8882,7 @@
                 <w:sz w:val="18"/>
                 <w:szCs w:val="18"/>
               </w:rPr>
-              <w:t xml:space="preserve">One correct option</w:t>
+              <w:t xml:space="preserve">Match the following</w:t>
             </w:r>
           </w:p>
         </w:tc>
@@ -8918,7 +8918,7 @@
                 <w:sz w:val="18"/>
                 <w:szCs w:val="18"/>
               </w:rPr>
-              <w:t xml:space="preserve">4</w:t>
+              <w:t xml:space="preserve">5</w:t>
             </w:r>
           </w:p>
         </w:tc>
@@ -8954,7 +8954,7 @@
                 <w:sz w:val="18"/>
                 <w:szCs w:val="18"/>
               </w:rPr>
-              <w:t xml:space="preserve">Hard</w:t>
+              <w:t xml:space="preserve">Medium</w:t>
             </w:r>
           </w:p>
         </w:tc>
@@ -8990,7 +8990,7 @@
                 <w:sz w:val="18"/>
                 <w:szCs w:val="18"/>
               </w:rPr>
-              <w:t xml:space="preserve">[S]</w:t>
+              <w:t xml:space="preserve">[F]</w:t>
             </w:r>
           </w:p>
         </w:tc>
@@ -9026,7 +9026,7 @@
                 <w:sz w:val="18"/>
                 <w:szCs w:val="18"/>
               </w:rPr>
-              <w:t xml:space="preserve">Thu</w:t>
+              <w:t xml:space="preserve">Fri</w:t>
             </w:r>
           </w:p>
         </w:tc>
@@ -9137,7 +9137,7 @@
                 <w:sz w:val="18"/>
                 <w:szCs w:val="18"/>
               </w:rPr>
-              <w:t xml:space="preserve">A</w:t>
+              <w:t xml:space="preserve">A (SUBTOTAL with function number 109)</w:t>
             </w:r>
           </w:p>
         </w:tc>
@@ -9173,7 +9173,7 @@
                 <w:sz w:val="18"/>
                 <w:szCs w:val="18"/>
               </w:rPr>
-              <w:t xml:space="preserve">One correct option</w:t>
+              <w:t xml:space="preserve">Match the following</w:t>
             </w:r>
           </w:p>
         </w:tc>
@@ -9209,7 +9209,7 @@
                 <w:sz w:val="18"/>
                 <w:szCs w:val="18"/>
               </w:rPr>
-              <w:t xml:space="preserve">4</w:t>
+              <w:t xml:space="preserve">5</w:t>
             </w:r>
           </w:p>
         </w:tc>
@@ -9245,7 +9245,7 @@
                 <w:sz w:val="18"/>
                 <w:szCs w:val="18"/>
               </w:rPr>
-              <w:t xml:space="preserve">Hard</w:t>
+              <w:t xml:space="preserve">Medium</w:t>
             </w:r>
           </w:p>
         </w:tc>
@@ -9281,7 +9281,7 @@
                 <w:sz w:val="18"/>
                 <w:szCs w:val="18"/>
               </w:rPr>
-              <w:t xml:space="preserve">[D]</w:t>
+              <w:t xml:space="preserve">[F]</w:t>
             </w:r>
           </w:p>
         </w:tc>
@@ -9317,7 +9317,7 @@
                 <w:sz w:val="18"/>
                 <w:szCs w:val="18"/>
               </w:rPr>
-              <w:t xml:space="preserve">Thu</w:t>
+              <w:t xml:space="preserve">Fri</w:t>
             </w:r>
           </w:p>
         </w:tc>
@@ -9428,7 +9428,7 @@
                 <w:sz w:val="18"/>
                 <w:szCs w:val="18"/>
               </w:rPr>
-              <w:t xml:space="preserve">D (XLOOKUP with its if_not_found argument set)</w:t>
+              <w:t xml:space="preserve">F (a first-row flag per order, then SUMIFS)</w:t>
             </w:r>
           </w:p>
         </w:tc>
@@ -9719,7 +9719,7 @@
                 <w:sz w:val="18"/>
                 <w:szCs w:val="18"/>
               </w:rPr>
-              <w:t xml:space="preserve">A (SUBTOTAL with function number 109)</w:t>
+              <w:t xml:space="preserve">C (a labelled input cell feeding a scenario line)</w:t>
             </w:r>
           </w:p>
         </w:tc>
@@ -9863,7 +9863,7 @@
                 <w:sz w:val="18"/>
                 <w:szCs w:val="18"/>
               </w:rPr>
-              <w:t xml:space="preserve">[F]</w:t>
+              <w:t xml:space="preserve">[D]</w:t>
             </w:r>
           </w:p>
         </w:tc>
@@ -10010,7 +10010,7 @@
                 <w:sz w:val="18"/>
                 <w:szCs w:val="18"/>
               </w:rPr>
-              <w:t xml:space="preserve">F (a first-row flag per order, then SUMIFS)</w:t>
+              <w:t xml:space="preserve">The sheet reports -0.5 against 1.5, a gap of 2 points; B8 stops at row 5, and over all six countries both columns average 1.5, so the gap disappears.</w:t>
             </w:r>
           </w:p>
         </w:tc>
@@ -10046,7 +10046,7 @@
                 <w:sz w:val="18"/>
                 <w:szCs w:val="18"/>
               </w:rPr>
-              <w:t xml:space="preserve">Match the following</w:t>
+              <w:t xml:space="preserve">Applied maths</w:t>
             </w:r>
           </w:p>
         </w:tc>
@@ -10118,7 +10118,7 @@
                 <w:sz w:val="18"/>
                 <w:szCs w:val="18"/>
               </w:rPr>
-              <w:t xml:space="preserve">Medium</w:t>
+              <w:t xml:space="preserve">Hard</w:t>
             </w:r>
           </w:p>
         </w:tc>
@@ -10301,7 +10301,7 @@
                 <w:sz w:val="18"/>
                 <w:szCs w:val="18"/>
               </w:rPr>
-              <w:t xml:space="preserve">C (a labelled input cell feeding a scenario line)</w:t>
+              <w:t xml:space="preserve">Column D halves every change, 0.130 against 0.261, so the value at risk should read 140 million dollars, 20 million over the limit.</w:t>
             </w:r>
           </w:p>
         </w:tc>
@@ -10337,7 +10337,7 @@
                 <w:sz w:val="18"/>
                 <w:szCs w:val="18"/>
               </w:rPr>
-              <w:t xml:space="preserve">Match the following</w:t>
+              <w:t xml:space="preserve">Applied maths</w:t>
             </w:r>
           </w:p>
         </w:tc>
@@ -10409,7 +10409,7 @@
                 <w:sz w:val="18"/>
                 <w:szCs w:val="18"/>
               </w:rPr>
-              <w:t xml:space="preserve">Medium</w:t>
+              <w:t xml:space="preserve">Hard</w:t>
             </w:r>
           </w:p>
         </w:tc>
@@ -10592,7 +10592,7 @@
                 <w:sz w:val="18"/>
                 <w:szCs w:val="18"/>
               </w:rPr>
-              <w:t xml:space="preserve">B8 returns -0.5; the six rows average 1.0; the formula understates growth by 1.5 points and turns growth into a fall.</w:t>
+              <w:t xml:space="preserve">2.00 dollars, about 8.5 percent of the 23.50 dollars charged</w:t>
             </w:r>
           </w:p>
         </w:tc>
@@ -10883,7 +10883,7 @@
                 <w:sz w:val="18"/>
                 <w:szCs w:val="18"/>
               </w:rPr>
-              <w:t xml:space="preserve">B</w:t>
+              <w:t xml:space="preserve">C</w:t>
             </w:r>
           </w:p>
         </w:tc>
@@ -10955,7 +10955,7 @@
                 <w:sz w:val="18"/>
                 <w:szCs w:val="18"/>
               </w:rPr>
-              <w:t xml:space="preserve">5</w:t>
+              <w:t xml:space="preserve">6</w:t>
             </w:r>
           </w:p>
         </w:tc>
@@ -11027,7 +11027,7 @@
                 <w:sz w:val="18"/>
                 <w:szCs w:val="18"/>
               </w:rPr>
-              <w:t xml:space="preserve">[D]</w:t>
+              <w:t xml:space="preserve">[F]</w:t>
             </w:r>
           </w:p>
         </w:tc>
@@ -11063,7 +11063,7 @@
                 <w:sz w:val="18"/>
                 <w:szCs w:val="18"/>
               </w:rPr>
-              <w:t xml:space="preserve">Fri</w:t>
+              <w:t xml:space="preserve">Thu</w:t>
             </w:r>
           </w:p>
         </w:tc>
@@ -11174,7 +11174,7 @@
                 <w:sz w:val="18"/>
                 <w:szCs w:val="18"/>
               </w:rPr>
-              <w:t xml:space="preserve">2.00 dollars, about 8.5 percent of the 23.50 dollars charged</w:t>
+              <w:t xml:space="preserve">A</w:t>
             </w:r>
           </w:p>
         </w:tc>
@@ -11210,7 +11210,7 @@
                 <w:sz w:val="18"/>
                 <w:szCs w:val="18"/>
               </w:rPr>
-              <w:t xml:space="preserve">Applied maths</w:t>
+              <w:t xml:space="preserve">One correct option</w:t>
             </w:r>
           </w:p>
         </w:tc>
@@ -11246,7 +11246,7 @@
                 <w:sz w:val="18"/>
                 <w:szCs w:val="18"/>
               </w:rPr>
-              <w:t xml:space="preserve">5</w:t>
+              <w:t xml:space="preserve">6</w:t>
             </w:r>
           </w:p>
         </w:tc>
@@ -11318,7 +11318,7 @@
                 <w:sz w:val="18"/>
                 <w:szCs w:val="18"/>
               </w:rPr>
-              <w:t xml:space="preserve">[F]</w:t>
+              <w:t xml:space="preserve">[S]</w:t>
             </w:r>
           </w:p>
         </w:tc>
@@ -11354,7 +11354,7 @@
                 <w:sz w:val="18"/>
                 <w:szCs w:val="18"/>
               </w:rPr>
-              <w:t xml:space="preserve">Fri</w:t>
+              <w:t xml:space="preserve">Wed</w:t>
             </w:r>
           </w:p>
         </w:tc>
@@ -11465,7 +11465,7 @@
                 <w:sz w:val="18"/>
                 <w:szCs w:val="18"/>
               </w:rPr>
-              <w:t xml:space="preserve">C</w:t>
+              <w:t xml:space="preserve">D</w:t>
             </w:r>
           </w:p>
         </w:tc>
@@ -11609,7 +11609,7 @@
                 <w:sz w:val="18"/>
                 <w:szCs w:val="18"/>
               </w:rPr>
-              <w:t xml:space="preserve">[F]</w:t>
+              <w:t xml:space="preserve">[S]</w:t>
             </w:r>
           </w:p>
         </w:tc>
@@ -11645,7 +11645,7 @@
                 <w:sz w:val="18"/>
                 <w:szCs w:val="18"/>
               </w:rPr>
-              <w:t xml:space="preserve">Thu</w:t>
+              <w:t xml:space="preserve">Mon</w:t>
             </w:r>
           </w:p>
         </w:tc>
@@ -11756,7 +11756,7 @@
                 <w:sz w:val="18"/>
                 <w:szCs w:val="18"/>
               </w:rPr>
-              <w:t xml:space="preserve">D</w:t>
+              <w:t xml:space="preserve">B</w:t>
             </w:r>
           </w:p>
         </w:tc>
@@ -11900,7 +11900,7 @@
                 <w:sz w:val="18"/>
                 <w:szCs w:val="18"/>
               </w:rPr>
-              <w:t xml:space="preserve">[S]</w:t>
+              <w:t xml:space="preserve">[F]</w:t>
             </w:r>
           </w:p>
         </w:tc>
@@ -11936,7 +11936,7 @@
                 <w:sz w:val="18"/>
                 <w:szCs w:val="18"/>
               </w:rPr>
-              <w:t xml:space="preserve">Wed</w:t>
+              <w:t xml:space="preserve">Tue</w:t>
             </w:r>
           </w:p>
         </w:tc>
@@ -12191,7 +12191,7 @@
                 <w:sz w:val="18"/>
                 <w:szCs w:val="18"/>
               </w:rPr>
-              <w:t xml:space="preserve">[S]</w:t>
+              <w:t xml:space="preserve">[F]</w:t>
             </w:r>
           </w:p>
         </w:tc>
@@ -12227,7 +12227,7 @@
                 <w:sz w:val="18"/>
                 <w:szCs w:val="18"/>
               </w:rPr>
-              <w:t xml:space="preserve">Mon</w:t>
+              <w:t xml:space="preserve">Wed</w:t>
             </w:r>
           </w:p>
         </w:tc>
@@ -12303,588 +12303,6 @@
                 <w:szCs w:val="18"/>
               </w:rPr>
               <w:t xml:space="preserve">33</w:t>
-            </w:r>
-          </w:p>
-        </w:tc>
-        <w:tc>
-          <w:tcPr>
-            <w:tcW w:type="dxa" w:w="1900"/>
-            <w:tcBorders>
-              <w:top w:val="single" w:color="D5D0C4" w:sz="4"/>
-              <w:left w:val="single" w:color="D5D0C4" w:sz="4"/>
-              <w:bottom w:val="single" w:color="D5D0C4" w:sz="4"/>
-              <w:right w:val="single" w:color="D5D0C4" w:sz="4"/>
-            </w:tcBorders>
-            <w:tcMar>
-              <w:top w:type="dxa" w:w="40"/>
-              <w:left w:type="dxa" w:w="100"/>
-              <w:bottom w:type="dxa" w:w="40"/>
-              <w:right w:type="dxa" w:w="100"/>
-            </w:tcMar>
-            <w:vAlign w:val="center"/>
-          </w:tcPr>
-          <w:p>
-            <w:pPr>
-              <w:keepNext w:val="false"/>
-              <w:spacing w:after="0" w:line="252"/>
-              <w:jc w:val="left"/>
-            </w:pPr>
-            <w:r>
-              <w:rPr>
-                <w:rFonts w:ascii="Arial" w:cs="Arial" w:eastAsia="Arial" w:hAnsi="Arial"/>
-                <w:b w:val="false"/>
-                <w:bCs w:val="false"/>
-                <w:color w:val="1C1B16"/>
-                <w:sz w:val="18"/>
-                <w:szCs w:val="18"/>
-              </w:rPr>
-              <w:t xml:space="preserve">C</w:t>
-            </w:r>
-          </w:p>
-        </w:tc>
-        <w:tc>
-          <w:tcPr>
-            <w:tcW w:type="dxa" w:w="2100"/>
-            <w:tcBorders>
-              <w:top w:val="single" w:color="D5D0C4" w:sz="4"/>
-              <w:left w:val="single" w:color="D5D0C4" w:sz="4"/>
-              <w:bottom w:val="single" w:color="D5D0C4" w:sz="4"/>
-              <w:right w:val="single" w:color="D5D0C4" w:sz="4"/>
-            </w:tcBorders>
-            <w:tcMar>
-              <w:top w:type="dxa" w:w="40"/>
-              <w:left w:type="dxa" w:w="100"/>
-              <w:bottom w:type="dxa" w:w="40"/>
-              <w:right w:type="dxa" w:w="100"/>
-            </w:tcMar>
-            <w:vAlign w:val="center"/>
-          </w:tcPr>
-          <w:p>
-            <w:pPr>
-              <w:keepNext w:val="false"/>
-              <w:spacing w:after="0" w:line="252"/>
-              <w:jc w:val="left"/>
-            </w:pPr>
-            <w:r>
-              <w:rPr>
-                <w:rFonts w:ascii="Arial" w:cs="Arial" w:eastAsia="Arial" w:hAnsi="Arial"/>
-                <w:b w:val="false"/>
-                <w:bCs w:val="false"/>
-                <w:color w:val="1C1B16"/>
-                <w:sz w:val="18"/>
-                <w:szCs w:val="18"/>
-              </w:rPr>
-              <w:t xml:space="preserve">One correct option</w:t>
-            </w:r>
-          </w:p>
-        </w:tc>
-        <w:tc>
-          <w:tcPr>
-            <w:tcW w:type="dxa" w:w="600"/>
-            <w:tcBorders>
-              <w:top w:val="single" w:color="D5D0C4" w:sz="4"/>
-              <w:left w:val="single" w:color="D5D0C4" w:sz="4"/>
-              <w:bottom w:val="single" w:color="D5D0C4" w:sz="4"/>
-              <w:right w:val="single" w:color="D5D0C4" w:sz="4"/>
-            </w:tcBorders>
-            <w:tcMar>
-              <w:top w:type="dxa" w:w="40"/>
-              <w:left w:type="dxa" w:w="100"/>
-              <w:bottom w:type="dxa" w:w="40"/>
-              <w:right w:type="dxa" w:w="100"/>
-            </w:tcMar>
-            <w:vAlign w:val="center"/>
-          </w:tcPr>
-          <w:p>
-            <w:pPr>
-              <w:keepNext w:val="false"/>
-              <w:spacing w:after="0" w:line="252"/>
-              <w:jc w:val="center"/>
-            </w:pPr>
-            <w:r>
-              <w:rPr>
-                <w:rFonts w:ascii="Arial" w:cs="Arial" w:eastAsia="Arial" w:hAnsi="Arial"/>
-                <w:b w:val="false"/>
-                <w:bCs w:val="false"/>
-                <w:color w:val="1C1B16"/>
-                <w:sz w:val="18"/>
-                <w:szCs w:val="18"/>
-              </w:rPr>
-              <w:t xml:space="preserve">6</w:t>
-            </w:r>
-          </w:p>
-        </w:tc>
-        <w:tc>
-          <w:tcPr>
-            <w:tcW w:type="dxa" w:w="900"/>
-            <w:tcBorders>
-              <w:top w:val="single" w:color="D5D0C4" w:sz="4"/>
-              <w:left w:val="single" w:color="D5D0C4" w:sz="4"/>
-              <w:bottom w:val="single" w:color="D5D0C4" w:sz="4"/>
-              <w:right w:val="single" w:color="D5D0C4" w:sz="4"/>
-            </w:tcBorders>
-            <w:tcMar>
-              <w:top w:type="dxa" w:w="40"/>
-              <w:left w:type="dxa" w:w="100"/>
-              <w:bottom w:type="dxa" w:w="40"/>
-              <w:right w:type="dxa" w:w="100"/>
-            </w:tcMar>
-            <w:vAlign w:val="center"/>
-          </w:tcPr>
-          <w:p>
-            <w:pPr>
-              <w:keepNext w:val="false"/>
-              <w:spacing w:after="0" w:line="252"/>
-              <w:jc w:val="left"/>
-            </w:pPr>
-            <w:r>
-              <w:rPr>
-                <w:rFonts w:ascii="Arial" w:cs="Arial" w:eastAsia="Arial" w:hAnsi="Arial"/>
-                <w:b w:val="false"/>
-                <w:bCs w:val="false"/>
-                <w:color w:val="1C1B16"/>
-                <w:sz w:val="18"/>
-                <w:szCs w:val="18"/>
-              </w:rPr>
-              <w:t xml:space="preserve">Hard</w:t>
-            </w:r>
-          </w:p>
-        </w:tc>
-        <w:tc>
-          <w:tcPr>
-            <w:tcW w:type="dxa" w:w="700"/>
-            <w:tcBorders>
-              <w:top w:val="single" w:color="D5D0C4" w:sz="4"/>
-              <w:left w:val="single" w:color="D5D0C4" w:sz="4"/>
-              <w:bottom w:val="single" w:color="D5D0C4" w:sz="4"/>
-              <w:right w:val="single" w:color="D5D0C4" w:sz="4"/>
-            </w:tcBorders>
-            <w:tcMar>
-              <w:top w:type="dxa" w:w="40"/>
-              <w:left w:type="dxa" w:w="100"/>
-              <w:bottom w:type="dxa" w:w="40"/>
-              <w:right w:type="dxa" w:w="100"/>
-            </w:tcMar>
-            <w:vAlign w:val="center"/>
-          </w:tcPr>
-          <w:p>
-            <w:pPr>
-              <w:keepNext w:val="false"/>
-              <w:spacing w:after="0" w:line="252"/>
-              <w:jc w:val="center"/>
-            </w:pPr>
-            <w:r>
-              <w:rPr>
-                <w:rFonts w:ascii="Arial" w:cs="Arial" w:eastAsia="Arial" w:hAnsi="Arial"/>
-                <w:b w:val="false"/>
-                <w:bCs w:val="false"/>
-                <w:color w:val="1C1B16"/>
-                <w:sz w:val="18"/>
-                <w:szCs w:val="18"/>
-              </w:rPr>
-              <w:t xml:space="preserve">[F]</w:t>
-            </w:r>
-          </w:p>
-        </w:tc>
-        <w:tc>
-          <w:tcPr>
-            <w:tcW w:type="dxa" w:w="700"/>
-            <w:tcBorders>
-              <w:top w:val="single" w:color="D5D0C4" w:sz="4"/>
-              <w:left w:val="single" w:color="D5D0C4" w:sz="4"/>
-              <w:bottom w:val="single" w:color="D5D0C4" w:sz="4"/>
-              <w:right w:val="single" w:color="D5D0C4" w:sz="4"/>
-            </w:tcBorders>
-            <w:tcMar>
-              <w:top w:type="dxa" w:w="40"/>
-              <w:left w:type="dxa" w:w="100"/>
-              <w:bottom w:type="dxa" w:w="40"/>
-              <w:right w:type="dxa" w:w="100"/>
-            </w:tcMar>
-            <w:vAlign w:val="center"/>
-          </w:tcPr>
-          <w:p>
-            <w:pPr>
-              <w:keepNext w:val="false"/>
-              <w:spacing w:after="0" w:line="252"/>
-              <w:jc w:val="center"/>
-            </w:pPr>
-            <w:r>
-              <w:rPr>
-                <w:rFonts w:ascii="Arial" w:cs="Arial" w:eastAsia="Arial" w:hAnsi="Arial"/>
-                <w:b w:val="false"/>
-                <w:bCs w:val="false"/>
-                <w:color w:val="1C1B16"/>
-                <w:sz w:val="18"/>
-                <w:szCs w:val="18"/>
-              </w:rPr>
-              <w:t xml:space="preserve">Tue</w:t>
-            </w:r>
-          </w:p>
-        </w:tc>
-        <w:tc>
-          <w:tcPr>
-            <w:tcW w:type="dxa" w:w="2340"/>
-            <w:tcBorders>
-              <w:top w:val="single" w:color="D5D0C4" w:sz="4"/>
-              <w:left w:val="single" w:color="D5D0C4" w:sz="4"/>
-              <w:bottom w:val="single" w:color="D5D0C4" w:sz="4"/>
-              <w:right w:val="single" w:color="D5D0C4" w:sz="4"/>
-            </w:tcBorders>
-            <w:tcMar>
-              <w:top w:type="dxa" w:w="40"/>
-              <w:left w:type="dxa" w:w="100"/>
-              <w:bottom w:type="dxa" w:w="40"/>
-              <w:right w:type="dxa" w:w="100"/>
-            </w:tcMar>
-            <w:vAlign w:val="center"/>
-          </w:tcPr>
-          <w:p>
-            <w:pPr>
-              <w:keepNext w:val="false"/>
-              <w:spacing w:after="0" w:line="252"/>
-              <w:jc w:val="left"/>
-            </w:pPr>
-            <w:r>
-              <w:rPr>
-                <w:rFonts w:ascii="Arial" w:cs="Arial" w:eastAsia="Arial" w:hAnsi="Arial"/>
-                <w:b w:val="false"/>
-                <w:bCs w:val="false"/>
-                <w:color w:val="1C1B16"/>
-                <w:sz w:val="18"/>
-                <w:szCs w:val="18"/>
-              </w:rPr>
-              <w:t xml:space="preserve">new</w:t>
-            </w:r>
-          </w:p>
-        </w:tc>
-      </w:tr>
-      <w:tr>
-        <w:trPr>
-          <w:cantSplit/>
-        </w:trPr>
-        <w:tc>
-          <w:tcPr>
-            <w:tcW w:type="dxa" w:w="560"/>
-            <w:tcBorders>
-              <w:top w:val="single" w:color="D5D0C4" w:sz="4"/>
-              <w:left w:val="single" w:color="D5D0C4" w:sz="4"/>
-              <w:bottom w:val="single" w:color="D5D0C4" w:sz="4"/>
-              <w:right w:val="single" w:color="D5D0C4" w:sz="4"/>
-            </w:tcBorders>
-            <w:tcMar>
-              <w:top w:type="dxa" w:w="40"/>
-              <w:left w:type="dxa" w:w="100"/>
-              <w:bottom w:type="dxa" w:w="40"/>
-              <w:right w:type="dxa" w:w="100"/>
-            </w:tcMar>
-            <w:vAlign w:val="center"/>
-          </w:tcPr>
-          <w:p>
-            <w:pPr>
-              <w:keepNext w:val="false"/>
-              <w:spacing w:after="0" w:line="252"/>
-              <w:jc w:val="center"/>
-            </w:pPr>
-            <w:r>
-              <w:rPr>
-                <w:rFonts w:ascii="Arial" w:cs="Arial" w:eastAsia="Arial" w:hAnsi="Arial"/>
-                <w:color w:val="1C1B16"/>
-                <w:sz w:val="18"/>
-                <w:szCs w:val="18"/>
-              </w:rPr>
-              <w:t xml:space="preserve">34</w:t>
-            </w:r>
-          </w:p>
-        </w:tc>
-        <w:tc>
-          <w:tcPr>
-            <w:tcW w:type="dxa" w:w="1900"/>
-            <w:tcBorders>
-              <w:top w:val="single" w:color="D5D0C4" w:sz="4"/>
-              <w:left w:val="single" w:color="D5D0C4" w:sz="4"/>
-              <w:bottom w:val="single" w:color="D5D0C4" w:sz="4"/>
-              <w:right w:val="single" w:color="D5D0C4" w:sz="4"/>
-            </w:tcBorders>
-            <w:tcMar>
-              <w:top w:type="dxa" w:w="40"/>
-              <w:left w:type="dxa" w:w="100"/>
-              <w:bottom w:type="dxa" w:w="40"/>
-              <w:right w:type="dxa" w:w="100"/>
-            </w:tcMar>
-            <w:vAlign w:val="center"/>
-          </w:tcPr>
-          <w:p>
-            <w:pPr>
-              <w:keepNext w:val="false"/>
-              <w:spacing w:after="0" w:line="252"/>
-              <w:jc w:val="left"/>
-            </w:pPr>
-            <w:r>
-              <w:rPr>
-                <w:rFonts w:ascii="Arial" w:cs="Arial" w:eastAsia="Arial" w:hAnsi="Arial"/>
-                <w:b w:val="false"/>
-                <w:bCs w:val="false"/>
-                <w:color w:val="1C1B16"/>
-                <w:sz w:val="18"/>
-                <w:szCs w:val="18"/>
-              </w:rPr>
-              <w:t xml:space="preserve">A</w:t>
-            </w:r>
-          </w:p>
-        </w:tc>
-        <w:tc>
-          <w:tcPr>
-            <w:tcW w:type="dxa" w:w="2100"/>
-            <w:tcBorders>
-              <w:top w:val="single" w:color="D5D0C4" w:sz="4"/>
-              <w:left w:val="single" w:color="D5D0C4" w:sz="4"/>
-              <w:bottom w:val="single" w:color="D5D0C4" w:sz="4"/>
-              <w:right w:val="single" w:color="D5D0C4" w:sz="4"/>
-            </w:tcBorders>
-            <w:tcMar>
-              <w:top w:type="dxa" w:w="40"/>
-              <w:left w:type="dxa" w:w="100"/>
-              <w:bottom w:type="dxa" w:w="40"/>
-              <w:right w:type="dxa" w:w="100"/>
-            </w:tcMar>
-            <w:vAlign w:val="center"/>
-          </w:tcPr>
-          <w:p>
-            <w:pPr>
-              <w:keepNext w:val="false"/>
-              <w:spacing w:after="0" w:line="252"/>
-              <w:jc w:val="left"/>
-            </w:pPr>
-            <w:r>
-              <w:rPr>
-                <w:rFonts w:ascii="Arial" w:cs="Arial" w:eastAsia="Arial" w:hAnsi="Arial"/>
-                <w:b w:val="false"/>
-                <w:bCs w:val="false"/>
-                <w:color w:val="1C1B16"/>
-                <w:sz w:val="18"/>
-                <w:szCs w:val="18"/>
-              </w:rPr>
-              <w:t xml:space="preserve">One correct option</w:t>
-            </w:r>
-          </w:p>
-        </w:tc>
-        <w:tc>
-          <w:tcPr>
-            <w:tcW w:type="dxa" w:w="600"/>
-            <w:tcBorders>
-              <w:top w:val="single" w:color="D5D0C4" w:sz="4"/>
-              <w:left w:val="single" w:color="D5D0C4" w:sz="4"/>
-              <w:bottom w:val="single" w:color="D5D0C4" w:sz="4"/>
-              <w:right w:val="single" w:color="D5D0C4" w:sz="4"/>
-            </w:tcBorders>
-            <w:tcMar>
-              <w:top w:type="dxa" w:w="40"/>
-              <w:left w:type="dxa" w:w="100"/>
-              <w:bottom w:type="dxa" w:w="40"/>
-              <w:right w:type="dxa" w:w="100"/>
-            </w:tcMar>
-            <w:vAlign w:val="center"/>
-          </w:tcPr>
-          <w:p>
-            <w:pPr>
-              <w:keepNext w:val="false"/>
-              <w:spacing w:after="0" w:line="252"/>
-              <w:jc w:val="center"/>
-            </w:pPr>
-            <w:r>
-              <w:rPr>
-                <w:rFonts w:ascii="Arial" w:cs="Arial" w:eastAsia="Arial" w:hAnsi="Arial"/>
-                <w:b w:val="false"/>
-                <w:bCs w:val="false"/>
-                <w:color w:val="1C1B16"/>
-                <w:sz w:val="18"/>
-                <w:szCs w:val="18"/>
-              </w:rPr>
-              <w:t xml:space="preserve">6</w:t>
-            </w:r>
-          </w:p>
-        </w:tc>
-        <w:tc>
-          <w:tcPr>
-            <w:tcW w:type="dxa" w:w="900"/>
-            <w:tcBorders>
-              <w:top w:val="single" w:color="D5D0C4" w:sz="4"/>
-              <w:left w:val="single" w:color="D5D0C4" w:sz="4"/>
-              <w:bottom w:val="single" w:color="D5D0C4" w:sz="4"/>
-              <w:right w:val="single" w:color="D5D0C4" w:sz="4"/>
-            </w:tcBorders>
-            <w:tcMar>
-              <w:top w:type="dxa" w:w="40"/>
-              <w:left w:type="dxa" w:w="100"/>
-              <w:bottom w:type="dxa" w:w="40"/>
-              <w:right w:type="dxa" w:w="100"/>
-            </w:tcMar>
-            <w:vAlign w:val="center"/>
-          </w:tcPr>
-          <w:p>
-            <w:pPr>
-              <w:keepNext w:val="false"/>
-              <w:spacing w:after="0" w:line="252"/>
-              <w:jc w:val="left"/>
-            </w:pPr>
-            <w:r>
-              <w:rPr>
-                <w:rFonts w:ascii="Arial" w:cs="Arial" w:eastAsia="Arial" w:hAnsi="Arial"/>
-                <w:b w:val="false"/>
-                <w:bCs w:val="false"/>
-                <w:color w:val="1C1B16"/>
-                <w:sz w:val="18"/>
-                <w:szCs w:val="18"/>
-              </w:rPr>
-              <w:t xml:space="preserve">Hard</w:t>
-            </w:r>
-          </w:p>
-        </w:tc>
-        <w:tc>
-          <w:tcPr>
-            <w:tcW w:type="dxa" w:w="700"/>
-            <w:tcBorders>
-              <w:top w:val="single" w:color="D5D0C4" w:sz="4"/>
-              <w:left w:val="single" w:color="D5D0C4" w:sz="4"/>
-              <w:bottom w:val="single" w:color="D5D0C4" w:sz="4"/>
-              <w:right w:val="single" w:color="D5D0C4" w:sz="4"/>
-            </w:tcBorders>
-            <w:tcMar>
-              <w:top w:type="dxa" w:w="40"/>
-              <w:left w:type="dxa" w:w="100"/>
-              <w:bottom w:type="dxa" w:w="40"/>
-              <w:right w:type="dxa" w:w="100"/>
-            </w:tcMar>
-            <w:vAlign w:val="center"/>
-          </w:tcPr>
-          <w:p>
-            <w:pPr>
-              <w:keepNext w:val="false"/>
-              <w:spacing w:after="0" w:line="252"/>
-              <w:jc w:val="center"/>
-            </w:pPr>
-            <w:r>
-              <w:rPr>
-                <w:rFonts w:ascii="Arial" w:cs="Arial" w:eastAsia="Arial" w:hAnsi="Arial"/>
-                <w:b w:val="false"/>
-                <w:bCs w:val="false"/>
-                <w:color w:val="1C1B16"/>
-                <w:sz w:val="18"/>
-                <w:szCs w:val="18"/>
-              </w:rPr>
-              <w:t xml:space="preserve">[F]</w:t>
-            </w:r>
-          </w:p>
-        </w:tc>
-        <w:tc>
-          <w:tcPr>
-            <w:tcW w:type="dxa" w:w="700"/>
-            <w:tcBorders>
-              <w:top w:val="single" w:color="D5D0C4" w:sz="4"/>
-              <w:left w:val="single" w:color="D5D0C4" w:sz="4"/>
-              <w:bottom w:val="single" w:color="D5D0C4" w:sz="4"/>
-              <w:right w:val="single" w:color="D5D0C4" w:sz="4"/>
-            </w:tcBorders>
-            <w:tcMar>
-              <w:top w:type="dxa" w:w="40"/>
-              <w:left w:type="dxa" w:w="100"/>
-              <w:bottom w:type="dxa" w:w="40"/>
-              <w:right w:type="dxa" w:w="100"/>
-            </w:tcMar>
-            <w:vAlign w:val="center"/>
-          </w:tcPr>
-          <w:p>
-            <w:pPr>
-              <w:keepNext w:val="false"/>
-              <w:spacing w:after="0" w:line="252"/>
-              <w:jc w:val="center"/>
-            </w:pPr>
-            <w:r>
-              <w:rPr>
-                <w:rFonts w:ascii="Arial" w:cs="Arial" w:eastAsia="Arial" w:hAnsi="Arial"/>
-                <w:b w:val="false"/>
-                <w:bCs w:val="false"/>
-                <w:color w:val="1C1B16"/>
-                <w:sz w:val="18"/>
-                <w:szCs w:val="18"/>
-              </w:rPr>
-              <w:t xml:space="preserve">Wed</w:t>
-            </w:r>
-          </w:p>
-        </w:tc>
-        <w:tc>
-          <w:tcPr>
-            <w:tcW w:type="dxa" w:w="2340"/>
-            <w:tcBorders>
-              <w:top w:val="single" w:color="D5D0C4" w:sz="4"/>
-              <w:left w:val="single" w:color="D5D0C4" w:sz="4"/>
-              <w:bottom w:val="single" w:color="D5D0C4" w:sz="4"/>
-              <w:right w:val="single" w:color="D5D0C4" w:sz="4"/>
-            </w:tcBorders>
-            <w:tcMar>
-              <w:top w:type="dxa" w:w="40"/>
-              <w:left w:type="dxa" w:w="100"/>
-              <w:bottom w:type="dxa" w:w="40"/>
-              <w:right w:type="dxa" w:w="100"/>
-            </w:tcMar>
-            <w:vAlign w:val="center"/>
-          </w:tcPr>
-          <w:p>
-            <w:pPr>
-              <w:keepNext w:val="false"/>
-              <w:spacing w:after="0" w:line="252"/>
-              <w:jc w:val="left"/>
-            </w:pPr>
-            <w:r>
-              <w:rPr>
-                <w:rFonts w:ascii="Arial" w:cs="Arial" w:eastAsia="Arial" w:hAnsi="Arial"/>
-                <w:b w:val="false"/>
-                <w:bCs w:val="false"/>
-                <w:color w:val="1C1B16"/>
-                <w:sz w:val="18"/>
-                <w:szCs w:val="18"/>
-              </w:rPr>
-              <w:t xml:space="preserve">new</w:t>
-            </w:r>
-          </w:p>
-        </w:tc>
-      </w:tr>
-      <w:tr>
-        <w:trPr>
-          <w:cantSplit/>
-        </w:trPr>
-        <w:tc>
-          <w:tcPr>
-            <w:tcW w:type="dxa" w:w="560"/>
-            <w:tcBorders>
-              <w:top w:val="single" w:color="D5D0C4" w:sz="4"/>
-              <w:left w:val="single" w:color="D5D0C4" w:sz="4"/>
-              <w:bottom w:val="single" w:color="D5D0C4" w:sz="4"/>
-              <w:right w:val="single" w:color="D5D0C4" w:sz="4"/>
-            </w:tcBorders>
-            <w:tcMar>
-              <w:top w:type="dxa" w:w="40"/>
-              <w:left w:type="dxa" w:w="100"/>
-              <w:bottom w:type="dxa" w:w="40"/>
-              <w:right w:type="dxa" w:w="100"/>
-            </w:tcMar>
-            <w:vAlign w:val="center"/>
-          </w:tcPr>
-          <w:p>
-            <w:pPr>
-              <w:keepNext w:val="false"/>
-              <w:spacing w:after="0" w:line="252"/>
-              <w:jc w:val="center"/>
-            </w:pPr>
-            <w:r>
-              <w:rPr>
-                <w:rFonts w:ascii="Arial" w:cs="Arial" w:eastAsia="Arial" w:hAnsi="Arial"/>
-                <w:color w:val="1C1B16"/>
-                <w:sz w:val="18"/>
-                <w:szCs w:val="18"/>
-              </w:rPr>
-              <w:t xml:space="preserve">35</w:t>
             </w:r>
           </w:p>
         </w:tc>
@@ -13220,7 +12638,7 @@
                 <w:sz w:val="21"/>
                 <w:szCs w:val="21"/>
               </w:rPr>
-              <w:t xml:space="preserve">   Key It prints 2 and 1. The true figures are 2.36 and 1.84, a fall of about 22 percent.</w:t>
+              <w:t xml:space="preserve">   Key It prints 2 and 1. The note should say orders per member fell about 22 percent, from 2.36 to 1.84.</w:t>
             </w:r>
             <w:r>
               <w:rPr>
@@ -13255,7 +12673,7 @@
                 <w:sz w:val="21"/>
                 <w:szCs w:val="21"/>
               </w:rPr>
-              <w:t xml:space="preserve">count(*) and count(DISTINCT customer_id) are both integers, so Postgres divides integers and drops the fraction: 215 / 91 prints 2 for April to June, and 140 / 76 prints 1 for July to September. The true figures are 2.36 and 1.84, and 1.84 against 2.36 is a fall of about 22 percent; accept 21 to 22 percent, or about a fifth. A note that quotes the printed 2 and 1 says orders per member halved, which is Monday's round 2 trap. The fix is count(*)::numeric, and the check is to multiply back: 1 times 76 members is 76, against 140 orders. Run on PostgreSQL 16.13 on the week's warehouse on 30 September 2026.</w:t>
+              <w:t xml:space="preserve">count(*) and count(DISTINCT customer_id) are both integers, so Postgres divides integers and drops the fraction: 215 / 91 prints 2 for April to June, and 140 / 76 prints 1 for July to September. Orders per member were 2.36 and 1.84, and 1.84 against 2.36 is a fall of about 22 percent; accept 21 to 22 percent, or about a fifth. A note that quotes the printed 2 and 1 says orders per member halved, which is Monday's round 2 trap. The fix is count(*)::numeric, and the check is to multiply back: 1 times 76 members is 76, against 140 orders. Run on PostgreSQL 16.13 on the week's warehouse on 30 September 2026.</w:t>
             </w:r>
           </w:p>
           <w:p>
@@ -13368,7 +12786,7 @@
                 <w:sz w:val="21"/>
                 <w:szCs w:val="21"/>
               </w:rPr>
-              <w:t xml:space="preserve">   Key C, B, E, F, A, D</w:t>
+              <w:t xml:space="preserve">   Key D (guarantee)</w:t>
             </w:r>
             <w:r>
               <w:rPr>
@@ -13377,7 +12795,7 @@
                 <w:sz w:val="18"/>
                 <w:szCs w:val="18"/>
               </w:rPr>
-              <w:t xml:space="preserve">   Order the steps, Medium, [S], Mon</w:t>
+              <w:t xml:space="preserve">   Fill in the blank, Easy, [F], Mon</w:t>
             </w:r>
           </w:p>
           <w:p>
@@ -13403,7 +12821,7 @@
                 <w:sz w:val="21"/>
                 <w:szCs w:val="21"/>
               </w:rPr>
-              <w:t xml:space="preserve">The logical order is FROM, WHERE, GROUP BY, HAVING, SELECT, ORDER BY: rows are read, filtered, grouped, and the groups filtered, before anything is selected or sorted. The common wrong answer is the order the clauses are typed, a, c, b, e, f, d, which puts SELECT first; the database cannot pick columns from rows it has not yet read, filtered and grouped. The same order explains why a SELECT alias works in ORDER BY and fails in WHERE, and why SELECT can name only grouped columns and aggregates.</w:t>
+              <w:t xml:space="preserve">A table has no stored order, so without ORDER BY the database returns whichever rows its plan reaches first, and two runs can differ: Monday's sample of five delivered app orders summed to Rs 3,900 and, after a reload that rewrote two rows with their own values, to Rs 4,590. Every word in the bank is a noun and fits the blank's grammar; only guarantee fits its sense. "sort" is the near miss, since a plan that reads an index may well return sorted rows on some runs, which is why a sample can look stable until a reload; what the database withholds is the promise.</w:t>
             </w:r>
           </w:p>
           <w:p>
@@ -13429,7 +12847,7 @@
                 <w:sz w:val="21"/>
                 <w:szCs w:val="21"/>
               </w:rPr>
-              <w:t xml:space="preserve">FROM, WHERE, GROUP BY, HAVING, SELECT, ORDER BY, and most of the errors a query can raise follow from it.</w:t>
+              <w:t xml:space="preserve">LIMIT without ORDER BY returns some rows, never defined ones, so I order on a unique key before I limit.</w:t>
             </w:r>
           </w:p>
           <w:p>
@@ -13444,7 +12862,7 @@
                 <w:sz w:val="18"/>
                 <w:szCs w:val="18"/>
               </w:rPr>
-              <w:t xml:space="preserve">Anchor: Explain the logical order in which a SQL query executes.</w:t>
+              <w:t xml:space="preserve">Anchor: What does LIMIT without ORDER BY return?</w:t>
             </w:r>
           </w:p>
         </w:tc>
@@ -13516,7 +12934,7 @@
                 <w:sz w:val="21"/>
                 <w:szCs w:val="21"/>
               </w:rPr>
-              <w:t xml:space="preserve">   Key D (guarantee)</w:t>
+              <w:t xml:space="preserve">   Key B (CTE)</w:t>
             </w:r>
             <w:r>
               <w:rPr>
@@ -13525,7 +12943,7 @@
                 <w:sz w:val="18"/>
                 <w:szCs w:val="18"/>
               </w:rPr>
-              <w:t xml:space="preserve">   Fill in the blank, Easy, [F], Mon</w:t>
+              <w:t xml:space="preserve">   Fill in the blank, Easy, [S], Mon</w:t>
             </w:r>
           </w:p>
           <w:p>
@@ -13551,7 +12969,7 @@
                 <w:sz w:val="21"/>
                 <w:szCs w:val="21"/>
               </w:rPr>
-              <w:t xml:space="preserve">A table has no stored order, so without ORDER BY the database returns whichever rows its plan reaches first, and two runs can differ: Monday's sample of five delivered app orders summed to Rs 3,900 and, after a reload that rewrote two rows with their own values, to Rs 4,590. Every word in the bank is a noun and fits the blank's grammar; only guarantee fits its sense. "sort" is the near miss, since a plan that reads an index may well return sorted rows on some runs, which is why a sample can look stable until a reload; what the database withholds is the promise.</w:t>
+              <w:t xml:space="preserve">WITH names a common table expression, a step the rest of the query reads like a table. A subquery is the near miss: it is inline and unnamed. A view is named too, but it is stored with CREATE VIEW, never introduced by WITH.</w:t>
             </w:r>
           </w:p>
           <w:p>
@@ -13577,7 +12995,7 @@
                 <w:sz w:val="21"/>
                 <w:szCs w:val="21"/>
               </w:rPr>
-              <w:t xml:space="preserve">LIMIT without ORDER BY returns some rows, never defined ones, so I order on a unique key before I limit.</w:t>
+              <w:t xml:space="preserve">A CTE names each step of the logic, so an auditor reads the query top to bottom, one decision per block.</w:t>
             </w:r>
           </w:p>
           <w:p>
@@ -13592,7 +13010,7 @@
                 <w:sz w:val="18"/>
                 <w:szCs w:val="18"/>
               </w:rPr>
-              <w:t xml:space="preserve">Anchor: What does LIMIT without ORDER BY return?</w:t>
+              <w:t xml:space="preserve">Anchor: Explain the logical order in which a SQL query executes.</w:t>
             </w:r>
           </w:p>
         </w:tc>
@@ -13664,7 +13082,7 @@
                 <w:sz w:val="21"/>
                 <w:szCs w:val="21"/>
               </w:rPr>
-              <w:t xml:space="preserve">   Key B (CTE)</w:t>
+              <w:t xml:space="preserve">   Key C</w:t>
             </w:r>
             <w:r>
               <w:rPr>
@@ -13673,7 +13091,7 @@
                 <w:sz w:val="18"/>
                 <w:szCs w:val="18"/>
               </w:rPr>
-              <w:t xml:space="preserve">   Fill in the blank, Easy, [S], Mon</w:t>
+              <w:t xml:space="preserve">   One correct option, Medium, [F], Mon</w:t>
             </w:r>
           </w:p>
           <w:p>
@@ -13699,7 +13117,88 @@
                 <w:sz w:val="21"/>
                 <w:szCs w:val="21"/>
               </w:rPr>
-              <w:t xml:space="preserve">WITH names a common table expression, a step the rest of the query reads like a table. A subquery is the near miss: it is inline and unnamed. A view is named too, but it is stored with CREATE VIEW, never introduced by WITH.</w:t>
+              <w:t xml:space="preserve">A member with no order in the quarter joins no order row, so sum(o.amount) for that member runs over nothing and returns NULL, for 44 of the 120 members; avg skips NULLs, so it divides Rs 4,13,380 by the 76 members who ordered and prints 5439. The head asked for the average over all 120 on the books, Rs 3,445, which needs coalesce(sum(o.amount), 0) in the member step. Monday's rule is to say who is in every average. Run on PostgreSQL 16.13 on the week's warehouse on 30 September 2026.</w:t>
+            </w:r>
+          </w:p>
+          <w:p>
+            <w:pPr>
+              <w:keepNext/>
+              <w:spacing w:after="40" w:line="264"/>
+              <w:ind w:left="360" w:hanging="360"/>
+            </w:pPr>
+            <w:r>
+              <w:rPr>
+                <w:rFonts w:ascii="Arial" w:cs="Arial" w:eastAsia="Arial" w:hAnsi="Arial"/>
+                <w:b/>
+                <w:bCs/>
+                <w:color w:val="1C1B16"/>
+                <w:sz w:val="20"/>
+                <w:szCs w:val="20"/>
+              </w:rPr>
+              <w:t xml:space="preserve">A.  </w:t>
+            </w:r>
+            <w:r>
+              <w:rPr>
+                <w:rFonts w:ascii="Arial" w:cs="Arial" w:eastAsia="Arial" w:hAnsi="Arial"/>
+                <w:color w:val="1C1B16"/>
+                <w:sz w:val="20"/>
+                <w:szCs w:val="20"/>
+              </w:rPr>
+              <w:t xml:space="preserve">avg reads NULLs without complaint and leaves them out; nothing in the query raises an error.</w:t>
+            </w:r>
+          </w:p>
+          <w:p>
+            <w:pPr>
+              <w:keepNext/>
+              <w:spacing w:after="40" w:line="264"/>
+              <w:ind w:left="360" w:hanging="360"/>
+            </w:pPr>
+            <w:r>
+              <w:rPr>
+                <w:rFonts w:ascii="Arial" w:cs="Arial" w:eastAsia="Arial" w:hAnsi="Arial"/>
+                <w:b/>
+                <w:bCs/>
+                <w:color w:val="1C1B16"/>
+                <w:sz w:val="20"/>
+                <w:szCs w:val="20"/>
+              </w:rPr>
+              <w:t xml:space="preserve">B.  </w:t>
+            </w:r>
+            <w:r>
+              <w:rPr>
+                <w:rFonts w:ascii="Arial" w:cs="Arial" w:eastAsia="Arial" w:hAnsi="Arial"/>
+                <w:color w:val="1C1B16"/>
+                <w:sz w:val="20"/>
+                <w:szCs w:val="20"/>
+              </w:rPr>
+              <w:t xml:space="preserve">The figure the head asked for, which the query prints only if the member step turns a member with no order into 0 with coalesce; as written, those members carry NULL and avg skips them.</w:t>
+            </w:r>
+          </w:p>
+          <w:p>
+            <w:pPr>
+              <w:keepNext/>
+              <w:spacing w:after="40" w:line="264"/>
+              <w:ind w:left="360" w:hanging="360"/>
+            </w:pPr>
+            <w:r>
+              <w:rPr>
+                <w:rFonts w:ascii="Arial" w:cs="Arial" w:eastAsia="Arial" w:hAnsi="Arial"/>
+                <w:b/>
+                <w:bCs/>
+                <w:color w:val="1C1B16"/>
+                <w:sz w:val="20"/>
+                <w:szCs w:val="20"/>
+              </w:rPr>
+              <w:t xml:space="preserve">D.  </w:t>
+            </w:r>
+            <w:r>
+              <w:rPr>
+                <w:rFonts w:ascii="Arial" w:cs="Arial" w:eastAsia="Arial" w:hAnsi="Arial"/>
+                <w:color w:val="1C1B16"/>
+                <w:sz w:val="20"/>
+                <w:szCs w:val="20"/>
+              </w:rPr>
+              <w:t xml:space="preserve">An aggregate skips NULLs; only arithmetic such as spend + NULL returns NULL.</w:t>
             </w:r>
           </w:p>
           <w:p>
@@ -13725,7 +13224,7 @@
                 <w:sz w:val="21"/>
                 <w:szCs w:val="21"/>
               </w:rPr>
-              <w:t xml:space="preserve">A CTE names each step of the logic, so an auditor reads the query top to bottom, one decision per block.</w:t>
+              <w:t xml:space="preserve">AVG skips NULLs, so an average over a LEFT JOIN is an average over the rows that matched unless I coalesce the missing ones to zero, and I say who is in every average.</w:t>
             </w:r>
           </w:p>
           <w:p>
@@ -13740,7 +13239,7 @@
                 <w:sz w:val="18"/>
                 <w:szCs w:val="18"/>
               </w:rPr>
-              <w:t xml:space="preserve">Anchor: Explain the logical order in which a SQL query executes.</w:t>
+              <w:t xml:space="preserve">Anchor: A stakeholder's analyst must audit your query; what changes in how you write it, and what would you refuse to compute in a notebook?</w:t>
             </w:r>
           </w:p>
         </w:tc>
@@ -13812,7 +13311,7 @@
                 <w:sz w:val="21"/>
                 <w:szCs w:val="21"/>
               </w:rPr>
-              <w:t xml:space="preserve">   Key B</w:t>
+              <w:t xml:space="preserve">   Key A</w:t>
             </w:r>
             <w:r>
               <w:rPr>
@@ -13847,7 +13346,7 @@
                 <w:sz w:val="21"/>
                 <w:szCs w:val="21"/>
               </w:rPr>
-              <w:t xml:space="preserve">Anand's rule is about the reported number, which comes from a saved query that reruns unchanged on the book every Monday and can be read line by line. A first look at a question reports nothing: charts, tests and the first reading of a question belong in a notebook, and a notebook that reads the warehouse works on the same book as the suite. The one direction a number travels is from the warehouse, through pandas for the analyst's iteration, to Excel for the room; once the head of Retail-Plus decides what to report, that number becomes a query in the suite.</w:t>
+              <w:t xml:space="preserve">Anand's rule names the figures he wants every Monday, revenue, orders and customers by segment and channel, and asks for them from the warehouse with no notebooks and no exports. A weekly chart of orders per member for the head of Retail-Plus is none of those figures: it is exploration, and exploration belongs in a notebook, which should read the warehouse so that it works on the same book as the suite. The one direction a number travels is from the warehouse, through pandas for the analyst's iteration, to Excel for the room; once the head decides what to report, that figure becomes a query in the suite.</w:t>
             </w:r>
           </w:p>
           <w:p>
@@ -13865,7 +13364,7 @@
                 <w:sz w:val="20"/>
                 <w:szCs w:val="20"/>
               </w:rPr>
-              <w:t xml:space="preserve">A.  </w:t>
+              <w:t xml:space="preserve">B.  </w:t>
             </w:r>
             <w:r>
               <w:rPr>
@@ -13874,7 +13373,7 @@
                 <w:sz w:val="20"/>
                 <w:szCs w:val="20"/>
               </w:rPr>
-              <w:t xml:space="preserve">Stretches the rule past its purpose: it governs the numbers Finance receives, and a suite that holds every exploratory chart stops being a list an analyst can audit.</w:t>
+              <w:t xml:space="preserve">Stretches the rule past its words: it covers the figures Anand files each Monday, and a suite that holds every exploratory chart stops being a list an analyst can audit.</w:t>
             </w:r>
           </w:p>
           <w:p>
@@ -14130,7 +13629,7 @@
                 <w:sz w:val="20"/>
                 <w:szCs w:val="20"/>
               </w:rPr>
-              <w:t xml:space="preserve">Averages the three long viewers alone, (14 + 9 + 4) / 3 = 9.0; the numerator stayed all the time watched, the short viewers' 3 seconds included.</w:t>
+              <w:t xml:space="preserve">Averages the three long viewers alone, (14 + 9 + 4) / 3 = 9.0 against 6.0; the numerator stayed all the time watched, the short viewers' 3 seconds included.</w:t>
             </w:r>
           </w:p>
           <w:p>
@@ -14270,7 +13769,7 @@
                 <w:sz w:val="21"/>
                 <w:szCs w:val="21"/>
               </w:rPr>
-              <w:t xml:space="preserve">   Key B</w:t>
+              <w:t xml:space="preserve">   Key A</w:t>
             </w:r>
             <w:r>
               <w:rPr>
@@ -14305,7 +13804,7 @@
                 <w:sz w:val="21"/>
                 <w:szCs w:val="21"/>
               </w:rPr>
-              <w:t xml:space="preserve">A LEFT JOIN writes one row per matching payment row and keeps an order with none as one row of NULLs: 216 + 2 times 188 + 2 times 28 + 30 = 678 rows. count(DISTINCT o.order_id) counts the 462 orders, and count(p.payment_id) skips the 30 unpaid orders' NULLs, 678 minus 30 = 648, which is also what an INNER JOIN would return. The eight payments with no order never meet an order, so they are in none of the counts. Run on PostgreSQL 16.13 on the week's warehouse on 30 September 2026.</w:t>
+              <w:t xml:space="preserve">A LEFT JOIN writes one row per matching payment row and keeps an order with none as one row of NULLs: 216 + 2 times 188 + 2 times 28 + 30 = 678 rows. count(p.payment_id) skips the 30 unpaid orders' NULLs where count(*) counts them, so it reads 678 minus 30 = 648, which is also what an INNER JOIN would return. The gateway's identical rows join twice like any other rows, and the eight payments with no order never meet an order. Run on PostgreSQL 16.13 on the week's warehouse on 30 September 2026.</w:t>
             </w:r>
           </w:p>
           <w:p>
@@ -14323,7 +13822,7 @@
                 <w:sz w:val="20"/>
                 <w:szCs w:val="20"/>
               </w:rPr>
-              <w:t xml:space="preserve">A.  </w:t>
+              <w:t xml:space="preserve">B.  </w:t>
             </w:r>
             <w:r>
               <w:rPr>
@@ -14332,7 +13831,7 @@
                 <w:sz w:val="20"/>
                 <w:szCs w:val="20"/>
               </w:rPr>
-              <w:t xml:space="preserve">Reads the join as keeping one row per order, and payment rows as one per paid order (462 minus 30 = 432); a join repeats an order once per matching row, which is Tuesday's round 1 fan-out.</w:t>
+              <w:t xml:space="preserve">Reads the join as one row per order, and payment rows as one per paid order; a join repeats an order once per matching row, which is Tuesday's round 1 fan-out.</w:t>
             </w:r>
           </w:p>
           <w:p>
@@ -14359,7 +13858,7 @@
                 <w:sz w:val="20"/>
                 <w:szCs w:val="20"/>
               </w:rPr>
-              <w:t xml:space="preserve">count(p.payment_id) skips NULLs, and only count(*) counts the 30 unpaid orders' rows; reading count(column) as count(*) is Monday's round 1 trap inside a join.</w:t>
+              <w:t xml:space="preserve">Assumes the join keeps the gateway's two identical rows once; a join matches rows by key, identical or not, so both repeat the order.</w:t>
             </w:r>
           </w:p>
           <w:p>
@@ -14534,7 +14033,7 @@
                 <w:sz w:val="21"/>
                 <w:szCs w:val="21"/>
               </w:rPr>
-              <w:t xml:space="preserve">The step to leave out is d: 188 of the orders with two payment rows are instalments 1 and 2 of one invoice, and dropping them throws away real cash along with the 28 repeats. On the same book, HAVING count(*) &gt; 1 by order lists 216 orders, and by order and instalment it lists the 28 repeats. The repeats go first (e), because a sum taken before them keeps the Rs 20,750 the gateway posted twice. The payment rows go to one figure per order (f) before the join (b), because only then does the join return one row per order: joined first, the rows come out at 650, the 462 orders plus 188 second instalments, and booked counts twice for every instalment order. The checks (c) come before anything is sent (a), and on Kalpa's book they read 462 rows and a gap of Rs 17,54,930, the unpaid orders' booked value exactly. Run on PostgreSQL 16.13 on the week's warehouse on 30 September 2026.</w:t>
+              <w:t xml:space="preserve">The step to leave out is d: 188 of the orders with two payment rows are instalments 1 and 2 of one invoice, and dropping them throws away real cash along with the 28 repeats. On the same book, HAVING count(*) &gt; 1 by order lists 216 orders, and by order and instalment it lists the 28 repeats. The repeats go first (e), because a sum taken before them keeps the Rs 20,750 the gateway posted twice. The payment rows go to one collected figure per order (f), which is what the join (b) reads, so the result keeps one row per order; the checks (c) come before anything is sent (a), and on Kalpa's book they read 462 rows and a gap of Rs 17,54,930, the unpaid orders' booked value exactly. Run on PostgreSQL 16.13 on the week's warehouse on 30 September 2026.</w:t>
             </w:r>
           </w:p>
           <w:p>
@@ -14885,7 +14384,7 @@
                 <w:sz w:val="18"/>
                 <w:szCs w:val="18"/>
               </w:rPr>
-              <w:t xml:space="preserve">   One correct option, Hard, [D], Tue</w:t>
+              <w:t xml:space="preserve">   One correct option, Medium, [D], Tue</w:t>
             </w:r>
           </w:p>
           <w:p>
@@ -14911,7 +14410,7 @@
                 <w:sz w:val="21"/>
                 <w:szCs w:val="21"/>
               </w:rPr>
-              <w:t xml:space="preserve">The gaps are app Rs 8,120 and store Rs 9,57,810, each equal to its unpaid list to the rupee, and web Rs 8,10,750, which exceeds its list's Rs 7,89,000 by Rs 21,750 that nobody has explained. Booked passed its checks, so it goes for every channel; app's and store's collected reconcile, so they go; web's collected waits, with the Rs 21,750 named as an open line with an owner and a time. The Tuesday pack's rule is to send what reconciles with its definition and name the line that does not close. The figures are illustrative: on Kalpa's own book, web's gap equals its unpaid list at Rs 7,89,000.</w:t>
+              <w:t xml:space="preserve">The gaps are app Rs 8,120 and store Rs 9,57,810, each equal to its unpaid list to the rupee, and web Rs 8,10,750, which exceeds its list's Rs 7,89,000 by Rs 21,750 that nobody has explained. Booked matches its source, so it goes for every channel; app's and store's collected reconcile, so they go; web's collected waits, with the Rs 21,750 named as an open line with an owner and a time. That is the rule in the stem, applied channel by channel, and the Tuesday pack's answer to a check that fails late. The figures are illustrative: on Kalpa's own book, web's gap equals its unpaid list at Rs 7,89,000.</w:t>
             </w:r>
           </w:p>
           <w:p>
@@ -14992,7 +14491,7 @@
                 <w:sz w:val="20"/>
                 <w:szCs w:val="20"/>
               </w:rPr>
-              <w:t xml:space="preserve">Holds back two collected figures that reconcile to the rupee; Anand loses app's and store's collected over a doubt that concerns web alone.</w:t>
+              <w:t xml:space="preserve">Holds back two collected figures that reconcile to the rupee, which the rule sends; Anand loses app's and store's collected over a doubt that concerns web alone.</w:t>
             </w:r>
           </w:p>
           <w:p>
@@ -15105,7 +14604,7 @@
                 <w:sz w:val="21"/>
                 <w:szCs w:val="21"/>
               </w:rPr>
-              <w:t xml:space="preserve">   Key B, D</w:t>
+              <w:t xml:space="preserve">   Key C, E</w:t>
             </w:r>
             <w:r>
               <w:rPr>
@@ -15185,7 +14684,7 @@
                 <w:sz w:val="20"/>
                 <w:szCs w:val="20"/>
               </w:rPr>
-              <w:t xml:space="preserve">C.  </w:t>
+              <w:t xml:space="preserve">B.  </w:t>
             </w:r>
             <w:r>
               <w:rPr>
@@ -15212,7 +14711,7 @@
                 <w:sz w:val="20"/>
                 <w:szCs w:val="20"/>
               </w:rPr>
-              <w:t xml:space="preserve">E.  </w:t>
+              <w:t xml:space="preserve">D.  </w:t>
             </w:r>
             <w:r>
               <w:rPr>
@@ -15334,7 +14833,7 @@
                 <w:sz w:val="21"/>
                 <w:szCs w:val="21"/>
               </w:rPr>
-              <w:t xml:space="preserve">   Key A</w:t>
+              <w:t xml:space="preserve">   Key D</w:t>
             </w:r>
             <w:r>
               <w:rPr>
@@ -15343,7 +14842,7 @@
                 <w:sz w:val="18"/>
                 <w:szCs w:val="18"/>
               </w:rPr>
-              <w:t xml:space="preserve">   Scenario set, Hard, [S], Wed</w:t>
+              <w:t xml:space="preserve">   One correct option, Hard, [D], Wed</w:t>
             </w:r>
           </w:p>
           <w:p>
@@ -15369,7 +14868,7 @@
                 <w:sz w:val="21"/>
                 <w:szCs w:val="21"/>
               </w:rPr>
-              <w:t xml:space="preserve">RANK gives C-0185 and C-0242 the shared rank 50 and C-0259 rank 52, so 51 members hold a rank of 50 or better. DENSE_RANK leaves no gaps, so the tie at 48 (C-0189 and C-0206) makes C-0185 and C-0242 dense rank 49 and C-0259 dense rank 50: 52 members. ROW_NUMBER numbers every row once: 50. Run on PostgreSQL 16.13 on the week's warehouse on 30 September 2026.</w:t>
+              <w:t xml:space="preserve">RANK gives C-0185 and C-0242 the shared rank 50 and C-0259 rank 52, so 51 members hold a rank of 50 or better, and they are exactly the members who spent at least Rs 3,350, the fiftieth member's spend. DENSE_RANK leaves no gaps, so the tie at 48 (C-0189 and C-0206) lifts C-0185 and C-0242 to dense rank 49 and C-0259, on Rs 3,200, to 50: 52 members, one of whom spent less than the fiftieth. ROW_NUMBER numbers every row once and drops C-0242, who spent as much as the fiftieth. The note to Marketing gives the list's length and the tie that sets it. Run on PostgreSQL 16.13 on the week's warehouse on 30 September 2026.</w:t>
             </w:r>
           </w:p>
           <w:p>
@@ -15387,7 +14886,7 @@
                 <w:sz w:val="20"/>
                 <w:szCs w:val="20"/>
               </w:rPr>
-              <w:t xml:space="preserve">B.  </w:t>
+              <w:t xml:space="preserve">A.  </w:t>
             </w:r>
             <w:r>
               <w:rPr>
@@ -15396,7 +14895,7 @@
                 <w:sz w:val="20"/>
                 <w:szCs w:val="20"/>
               </w:rPr>
-              <w:t xml:space="preserve">Sees one tie at the line and reads DENSE_RANK as RANK without the gap; the second tie, at 48, compresses the dense numbers so that C-0259 reaches 50. That is Wednesday's trap, where "ties rank the same" quietly shipped 52.</w:t>
+              <w:t xml:space="preserve">Shares ranks, and then keeps C-0259, who spent Rs 3,200, less than both members at the fiftieth place; that is Wednesday's trap, where "ties rank the same" quietly shipped a member below the line.</w:t>
             </w:r>
           </w:p>
           <w:p>
@@ -15414,7 +14913,7 @@
                 <w:sz w:val="20"/>
                 <w:szCs w:val="20"/>
               </w:rPr>
-              <w:t xml:space="preserve">C.  </w:t>
+              <w:t xml:space="preserve">B.  </w:t>
             </w:r>
             <w:r>
               <w:rPr>
@@ -15423,7 +14922,7 @@
                 <w:sz w:val="20"/>
                 <w:szCs w:val="20"/>
               </w:rPr>
-              <w:t xml:space="preserve">Reads RANK as capping the list at fifty; RANK gives both tied members 50 and keeps both.</w:t>
+              <w:t xml:space="preserve">Keeps exactly fifty, the same every Monday, by dropping C-0242, who spent exactly what the fiftieth did, on an id nobody chose on purpose; if the budget demands fifty, the tiebreaker is a decision the head of Retail-Plus owns.</w:t>
             </w:r>
           </w:p>
           <w:p>
@@ -15441,7 +14940,7 @@
                 <w:sz w:val="20"/>
                 <w:szCs w:val="20"/>
               </w:rPr>
-              <w:t xml:space="preserve">D.  </w:t>
+              <w:t xml:space="preserve">C.  </w:t>
             </w:r>
             <w:r>
               <w:rPr>
@@ -15450,7 +14949,7 @@
                 <w:sz w:val="20"/>
                 <w:szCs w:val="20"/>
               </w:rPr>
-              <w:t xml:space="preserve">Swaps the two functions: RANK leaves a gap after each tie, and DENSE_RANK does not.</w:t>
+              <w:t xml:space="preserve">Leaves out C-0185 and C-0242, who both spent as much as the fiftieth; the rule keeps them.</w:t>
             </w:r>
           </w:p>
           <w:p>
@@ -15476,7 +14975,7 @@
                 <w:sz w:val="21"/>
                 <w:szCs w:val="21"/>
               </w:rPr>
-              <w:t xml:space="preserve">ROW_NUMBER gives every row its own number and breaks ties arbitrarily, RANK shares a rank and skips the next, and DENSE_RANK shares without a gap; on a top-N list, RANK can ship more than N and DENSE_RANK more still, so I count what each rule ships before choosing.</w:t>
+              <w:t xml:space="preserve">When the business says ties rank the same, I use RANK and state the list's length and its reason in the same line, because the list can ship more than N; if the budget demands exactly N, the tiebreaker becomes a decision someone owns.</w:t>
             </w:r>
           </w:p>
           <w:p>
@@ -15491,7 +14990,7 @@
                 <w:sz w:val="18"/>
                 <w:szCs w:val="18"/>
               </w:rPr>
-              <w:t xml:space="preserve">Anchor: RANK, DENSE_RANK and ROW_NUMBER on a tie.</w:t>
+              <w:t xml:space="preserve">Anchor: The business says 'ties rank the same'; which function, and how many rows might the top-N report ship?</w:t>
             </w:r>
           </w:p>
         </w:tc>
@@ -15563,7 +15062,7 @@
                 <w:sz w:val="21"/>
                 <w:szCs w:val="21"/>
               </w:rPr>
-              <w:t xml:space="preserve">   Key C</w:t>
+              <w:t xml:space="preserve">   Key B</w:t>
             </w:r>
             <w:r>
               <w:rPr>
@@ -15572,7 +15071,7 @@
                 <w:sz w:val="18"/>
                 <w:szCs w:val="18"/>
               </w:rPr>
-              <w:t xml:space="preserve">   Scenario set, Medium, [D], Wed</w:t>
+              <w:t xml:space="preserve">   One correct option, Medium, [S], Wed</w:t>
             </w:r>
           </w:p>
           <w:p>
@@ -15598,7 +15097,7 @@
                 <w:sz w:val="21"/>
                 <w:szCs w:val="21"/>
               </w:rPr>
-              <w:t xml:space="preserve">The rule has two parts: members who spent the same share a rank, and the list keeps every member who spent at least as much as the fiftieth and nobody who spent less. RANK does both: C-0185 and C-0242 share rank 50 on Rs 3,350 and C-0259, on Rs 3,200, falls to 52. DENSE_RANK shares ranks too, and because it never skips, the earlier tie at 48 lifts C-0259 to dense rank 50. The note to Marketing gives the list's length and the tie that sets it.</w:t>
+              <w:t xml:space="preserve">A rank computed within PARTITION BY segment keeps every customer and restarts for each segment; the outer query keeps the rows ranked three or better. The window has to be filtered outside, because WHERE runs before any window is computed. The whole-table list in the stem is Wednesday's round 1 trap: all 35 Business customers who ordered, since the smallest of their spends, Rs 2,25,000, is ten times the largest retail spend, then 11 Retail-Plus members and 4 Retail-Core customers, and no Student.</w:t>
             </w:r>
           </w:p>
           <w:p>
@@ -15625,7 +15124,7 @@
                 <w:sz w:val="20"/>
                 <w:szCs w:val="20"/>
               </w:rPr>
-              <w:t xml:space="preserve">Shares ranks, and then keeps C-0259, who spent Rs 3,200, less than both members at the fiftieth place; that is Wednesday's trap, where "ties rank the same" quietly shipped a member below the line.</w:t>
+              <w:t xml:space="preserve">GROUP BY collapses each segment to one row, so the customers are gone before LIMIT runs, and LIMIT applies once to the whole result, never per group.</w:t>
             </w:r>
           </w:p>
           <w:p>
@@ -15643,7 +15142,7 @@
                 <w:sz w:val="20"/>
                 <w:szCs w:val="20"/>
               </w:rPr>
-              <w:t xml:space="preserve">B.  </w:t>
+              <w:t xml:space="preserve">C.  </w:t>
             </w:r>
             <w:r>
               <w:rPr>
@@ -15652,7 +15151,7 @@
                 <w:sz w:val="20"/>
                 <w:szCs w:val="20"/>
               </w:rPr>
-              <w:t xml:space="preserve">Keeps exactly fifty, the same every Monday, by dropping C-0242, who spent exactly what the fiftieth did, on an id nobody chose on purpose; if the budget demands fifty, the tiebreaker is a decision the head of Retail-Plus owns.</w:t>
+              <w:t xml:space="preserve">One ORDER BY with LIMIT 3 is the whole-table list at a smaller size: the top three overall, all Business, which is the first draft's mistake again.</w:t>
             </w:r>
           </w:p>
           <w:p>
@@ -15679,7 +15178,7 @@
                 <w:sz w:val="20"/>
                 <w:szCs w:val="20"/>
               </w:rPr>
-              <w:t xml:space="preserve">Gives members who spent the same different numbers and lets the database choose which of C-0185 and C-0242 stays, so the list can change between two runs.</w:t>
+              <w:t xml:space="preserve">HAVING keeps or drops whole groups by an aggregate; it cannot choose rows inside a group.</w:t>
             </w:r>
           </w:p>
           <w:p>
@@ -15705,7 +15204,7 @@
                 <w:sz w:val="21"/>
                 <w:szCs w:val="21"/>
               </w:rPr>
-              <w:t xml:space="preserve">When the business says ties rank the same, I use RANK and state the list's length and its reason in the same line, because the list can ship more than N; if the budget demands exactly N, the tiebreaker becomes a decision someone owns.</w:t>
+              <w:t xml:space="preserve">Top N per group is a window: rank inside PARTITION BY the group in a CTE, keep rank N or better outside it, and name the tie rule.</w:t>
             </w:r>
           </w:p>
           <w:p>
@@ -15720,7 +15219,7 @@
                 <w:sz w:val="18"/>
                 <w:szCs w:val="18"/>
               </w:rPr>
-              <w:t xml:space="preserve">Anchor: The business says 'ties rank the same'; which function, and how many rows might the top-N report ship?</w:t>
+              <w:t xml:space="preserve">Anchor: Top-3 per group: GROUP BY or a window, and why?</w:t>
             </w:r>
           </w:p>
         </w:tc>
@@ -15792,7 +15291,7 @@
                 <w:sz w:val="21"/>
                 <w:szCs w:val="21"/>
               </w:rPr>
-              <w:t xml:space="preserve">   Key B</w:t>
+              <w:t xml:space="preserve">   Key A</w:t>
             </w:r>
             <w:r>
               <w:rPr>
@@ -15827,7 +15326,7 @@
                 <w:sz w:val="21"/>
                 <w:szCs w:val="21"/>
               </w:rPr>
-              <w:t xml:space="preserve">A rank computed within PARTITION BY segment keeps every customer and restarts for each segment; the outer query keeps the rows ranked three or better. The window has to be filtered outside, because WHERE runs before any window is computed. The whole-table list in the stem is Wednesday's round 1 trap: 35 Business customers, 11 Retail-Plus members, 4 Retail-Core customers and no Student, since Business carries 99 percent of the quarter's revenue.</w:t>
+              <w:t xml:space="preserve">OVER () puts the tier's total on every row without collapsing the rows, so each member's spend divides by Rs 4,13,380 and the shares add to 1. Grouping by member makes each sum the member's own spend, and so does a partition by member, so both return a share of 1 for everyone; an ORDER BY inside the window turns the sum into a running total, so the top spender's share reads 1 and each later share divides by a larger part of the total. Run on PostgreSQL 16.13 on the week's warehouse on 30 September 2026.</w:t>
             </w:r>
           </w:p>
           <w:p>
@@ -15845,7 +15344,7 @@
                 <w:sz w:val="20"/>
                 <w:szCs w:val="20"/>
               </w:rPr>
-              <w:t xml:space="preserve">A.  </w:t>
+              <w:t xml:space="preserve">B.  </w:t>
             </w:r>
             <w:r>
               <w:rPr>
@@ -15854,7 +15353,7 @@
                 <w:sz w:val="20"/>
                 <w:szCs w:val="20"/>
               </w:rPr>
-              <w:t xml:space="preserve">GROUP BY collapses each segment to one row, so the customers are gone before LIMIT runs, and LIMIT applies once to the whole result, never per group.</w:t>
+              <w:t xml:space="preserve">GROUP BY customer_id makes sum(spend) each member's own spend, so every share reads 1.</w:t>
             </w:r>
           </w:p>
           <w:p>
@@ -15881,7 +15380,7 @@
                 <w:sz w:val="20"/>
                 <w:szCs w:val="20"/>
               </w:rPr>
-              <w:t xml:space="preserve">One ORDER BY with LIMIT 3 is the whole-table list at a smaller size: the top three overall, all Business, which is the first draft's mistake again.</w:t>
+              <w:t xml:space="preserve">An ORDER BY inside the window makes the sum a running total, so the top spender divides by their own spend and every share after it by a different part of the total.</w:t>
             </w:r>
           </w:p>
           <w:p>
@@ -15908,7 +15407,7 @@
                 <w:sz w:val="20"/>
                 <w:szCs w:val="20"/>
               </w:rPr>
-              <w:t xml:space="preserve">HAVING keeps or drops whole groups by an aggregate; it cannot choose rows inside a group.</w:t>
+              <w:t xml:space="preserve">A partition by member sums each member's own row, so every share reads 1.</w:t>
             </w:r>
           </w:p>
           <w:p>
@@ -15934,7 +15433,7 @@
                 <w:sz w:val="21"/>
                 <w:szCs w:val="21"/>
               </w:rPr>
-              <w:t xml:space="preserve">Top N per group is a window: rank inside PARTITION BY the group in a CTE, keep rank N or better outside it, and name the tie rule.</w:t>
+              <w:t xml:space="preserve">A share of the total is the row's value over sum() OVER (), a window with no partition and no order, which keeps every row and puts the total beside it.</w:t>
             </w:r>
           </w:p>
           <w:p>
@@ -16021,7 +15520,7 @@
                 <w:sz w:val="21"/>
                 <w:szCs w:val="21"/>
               </w:rPr>
-              <w:t xml:space="preserve">   Key C</w:t>
+              <w:t xml:space="preserve">   Key B</w:t>
             </w:r>
             <w:r>
               <w:rPr>
@@ -16056,7 +15555,7 @@
                 <w:sz w:val="21"/>
                 <w:szCs w:val="21"/>
               </w:rPr>
-              <w:t xml:space="preserve">LAG reads the previous row in the partition, never the previous calendar month. C-0161 and C-0171 fell from July to August and again from August to September, so both are flagged, and rightly. C-0185's September is compared with July (1,450 below 1,900) and July with June (1,900 below 2,690), and C-0216's September with July and July with May (2,540 below 4,300, below 6,440), so both are flagged too, although neither ordered in August: two calls tell a member their spend fell in August and September when there was no August reading at all. A calendar check, that the two rows LAG reads are August and July, keeps the two genuine falls. Run on PostgreSQL 16.13 on the week's warehouse on 30 September 2026.</w:t>
+              <w:t xml:space="preserve">member_month has a row only for a month with an order, and LAG reads the previous row in the partition, never the previous calendar month. C-0161 and C-0171 fell from July to August and again from August to September, so both are flagged, and rightly. C-0185's September is compared with July (1,450 below 1,900) and July with June (1,900 below 2,690), and C-0216's September with July and July with May (2,540 below 4,300, below 6,440), so both are flagged too, although neither ordered in August: two of the four calls tell a member their spend fell in August and September when there was no August reading at all. A calendar check, that the two rows LAG reads are August and July, keeps the two genuine falls. Run on PostgreSQL 16.13 on the week's warehouse on 30 September 2026.</w:t>
             </w:r>
           </w:p>
           <w:p>
@@ -16101,7 +15600,7 @@
                 <w:sz w:val="20"/>
                 <w:szCs w:val="20"/>
               </w:rPr>
-              <w:t xml:space="preserve">B.  </w:t>
+              <w:t xml:space="preserve">C.  </w:t>
             </w:r>
             <w:r>
               <w:rPr>
@@ -16137,7 +15636,7 @@
                 <w:sz w:val="20"/>
                 <w:szCs w:val="20"/>
               </w:rPr>
-              <w:t xml:space="preserve">Reads the query's output as the business answer; a member with no August order has no August reading, and C-0216 is the member in Wednesday's case who said he was on holiday.</w:t>
+              <w:t xml:space="preserve">Assumes any member with a month missing before September drops out of the flag; LAG reads rows, so C-0161's empty May and June do not matter, and nor do the others' gaps.</w:t>
             </w:r>
           </w:p>
           <w:p>
@@ -16250,7 +15749,7 @@
                 <w:sz w:val="21"/>
                 <w:szCs w:val="21"/>
               </w:rPr>
-              <w:t xml:space="preserve">   Key A</w:t>
+              <w:t xml:space="preserve">   Key C</w:t>
             </w:r>
             <w:r>
               <w:rPr>
@@ -16285,7 +15784,7 @@
                 <w:sz w:val="21"/>
                 <w:szCs w:val="21"/>
               </w:rPr>
-              <w:t xml:space="preserve">Booked less plan at the seven points reads -0.25, +1.95, +2.17, +1.57, +0.73, +0.79 and 0.00 crore: behind after the first week, well ahead once the week of 13 July booked Rs 2.66 crore, furthest ahead at the start of August, and level at the close, Rs 9,84,00,000 against a plan of Rs 9,83,99,990. The weekly rate did the giving back: six of the seven full weeks from 10 August booked below the plan's Rs 75.69 lakh a week. A front-page line carries its period and its comparison, so a director reads the close and the trend together. The figures are the week's own running total against plan_line, recomputed on PostgreSQL 16.13 on 30 September 2026.</w:t>
+              <w:t xml:space="preserve">Booked less plan at the seven points reads -0.25, +1.95, +2.17, +1.57, +0.73, +0.79 and 0.00 crore: behind after the first week, well ahead once the week of 13 July booked Rs 2.66 crore, furthest ahead in the fortnight to 9 August, still Rs 0.79 crore ahead on 20 September, and level at the close, Rs 10 over a plan of Rs 9,83,99,990. The weekly rate did the giving back: six of the seven full weeks from 10 August booked below the plan's Rs 75.69 lakh a week. A front-page line carries its period and its comparison, so a director reads the close and the path together. The figures are the week's own running total against plan_line, recomputed on PostgreSQL 16.13 on 30 September 2026.</w:t>
             </w:r>
           </w:p>
           <w:p>
@@ -16303,7 +15802,7 @@
                 <w:sz w:val="20"/>
                 <w:szCs w:val="20"/>
               </w:rPr>
-              <w:t xml:space="preserve">B.  </w:t>
+              <w:t xml:space="preserve">A.  </w:t>
             </w:r>
             <w:r>
               <w:rPr>
@@ -16312,7 +15811,7 @@
                 <w:sz w:val="20"/>
                 <w:szCs w:val="20"/>
               </w:rPr>
-              <w:t xml:space="preserve">The lead peaked at Rs 2.17 crore at the start of August and was gone by the close, where booked and plan both read Rs 9.84 crore.</w:t>
+              <w:t xml:space="preserve">The lead was Rs 1.95 crore on 26 July and grew to Rs 2.17 crore by 9 August, and on 6 September it still stood at Rs 0.73 crore.</w:t>
             </w:r>
           </w:p>
           <w:p>
@@ -16330,7 +15829,7 @@
                 <w:sz w:val="20"/>
                 <w:szCs w:val="20"/>
               </w:rPr>
-              <w:t xml:space="preserve">C.  </w:t>
+              <w:t xml:space="preserve">B.  </w:t>
             </w:r>
             <w:r>
               <w:rPr>
@@ -16339,7 +15838,7 @@
                 <w:sz w:val="20"/>
                 <w:szCs w:val="20"/>
               </w:rPr>
-              <w:t xml:space="preserve">Booked stayed above plan at every point after the first week; the quarter gave back its lead and never fell behind.</w:t>
+              <w:t xml:space="preserve">Reads the fortnights' bookings as the position: booked so far stayed above plan at every point after the first week, although several fortnights booked less than the plan's pace.</w:t>
             </w:r>
           </w:p>
           <w:p>
@@ -16366,7 +15865,7 @@
                 <w:sz w:val="20"/>
                 <w:szCs w:val="20"/>
               </w:rPr>
-              <w:t xml:space="preserve">At its widest the lead was Rs 2.17 crore, more than a fifth of the quarter's plan, which is a lead worth a line.</w:t>
+              <w:t xml:space="preserve">The lead fell after 9 August, from Rs 2.17 crore to Rs 0.73 crore by 6 September.</w:t>
             </w:r>
           </w:p>
           <w:p>
@@ -16392,7 +15891,7 @@
                 <w:sz w:val="21"/>
                 <w:szCs w:val="21"/>
               </w:rPr>
-              <w:t xml:space="preserve">One number goes out with its period, its base and its comparison, here the quarter's close against plan and the trend that brought it there, so it is read the way it was meant.</w:t>
+              <w:t xml:space="preserve">One number goes out with its period, its base and its comparison, here the quarter's close against plan and the path that brought it there, so it is read the way it was meant.</w:t>
             </w:r>
           </w:p>
           <w:p>
@@ -16479,7 +15978,7 @@
                 <w:sz w:val="21"/>
                 <w:szCs w:val="21"/>
               </w:rPr>
-              <w:t xml:space="preserve">   Key 346</w:t>
+              <w:t xml:space="preserve">   Key A</w:t>
             </w:r>
             <w:r>
               <w:rPr>
@@ -16488,7 +15987,7 @@
                 <w:sz w:val="18"/>
                 <w:szCs w:val="18"/>
               </w:rPr>
-              <w:t xml:space="preserve">   Scenario set, Medium, [F], Thu</w:t>
+              <w:t xml:space="preserve">   Scenario set, Hard, [F], Thu</w:t>
             </w:r>
           </w:p>
           <w:p>
@@ -16514,7 +16013,88 @@
                 <w:sz w:val="21"/>
                 <w:szCs w:val="21"/>
               </w:rPr>
-              <w:t xml:space="preserve">A left merge keeps every customer and writes one row per matching feed row: 334 customers match once or not at all, and the 6 sent twice match two rows each, so 334 + 12 = 346. Run on pandas 3.0.5 on the week's files on 30 September 2026.</w:t>
+              <w:t xml:space="preserve">A left merge keeps every customer and writes one row per matching feed row; the feed has 136 rows for 130 customers, so six of its rows repeat a customer already there, and each adds a row: 340 + 6 = 346 (six customers were sent twice, on 3 and 11 August). validate='one_to_one' checks that the key is unique on both sides and raises pandas' MergeError ("Merge keys are not unique in right dataset; not a one-to-one merge") before a merged table exists; an assert on the row count would stop the run too. Unguarded, the pivot reads Rs 19,84,45,800, Rs 45,800 over the book. Run on pandas 3.0.5 on the week's files on 30 September 2026.</w:t>
+            </w:r>
+          </w:p>
+          <w:p>
+            <w:pPr>
+              <w:keepNext/>
+              <w:spacing w:after="40" w:line="264"/>
+              <w:ind w:left="360" w:hanging="360"/>
+            </w:pPr>
+            <w:r>
+              <w:rPr>
+                <w:rFonts w:ascii="Arial" w:cs="Arial" w:eastAsia="Arial" w:hAnsi="Arial"/>
+                <w:b/>
+                <w:bCs/>
+                <w:color w:val="1C1B16"/>
+                <w:sz w:val="20"/>
+                <w:szCs w:val="20"/>
+              </w:rPr>
+              <w:t xml:space="preserve">B.  </w:t>
+            </w:r>
+            <w:r>
+              <w:rPr>
+                <w:rFonts w:ascii="Arial" w:cs="Arial" w:eastAsia="Arial" w:hAnsi="Arial"/>
+                <w:color w:val="1C1B16"/>
+                <w:sz w:val="20"/>
+                <w:szCs w:val="20"/>
+              </w:rPr>
+              <w:t xml:space="preserve">A left merge keeps each customer once only when the right key is unique; the six repeated rows add six rows, and the pivot reads Rs 45,800 over the book.</w:t>
+            </w:r>
+          </w:p>
+          <w:p>
+            <w:pPr>
+              <w:keepNext/>
+              <w:spacing w:after="40" w:line="264"/>
+              <w:ind w:left="360" w:hanging="360"/>
+            </w:pPr>
+            <w:r>
+              <w:rPr>
+                <w:rFonts w:ascii="Arial" w:cs="Arial" w:eastAsia="Arial" w:hAnsi="Arial"/>
+                <w:b/>
+                <w:bCs/>
+                <w:color w:val="1C1B16"/>
+                <w:sz w:val="20"/>
+                <w:szCs w:val="20"/>
+              </w:rPr>
+              <w:t xml:space="preserve">C.  </w:t>
+            </w:r>
+            <w:r>
+              <w:rPr>
+                <w:rFonts w:ascii="Arial" w:cs="Arial" w:eastAsia="Arial" w:hAnsi="Arial"/>
+                <w:color w:val="1C1B16"/>
+                <w:sz w:val="20"/>
+                <w:szCs w:val="20"/>
+              </w:rPr>
+              <w:t xml:space="preserve">Counts each repeated customer's two rows as extra, where only the second is; and drop_duplicates() stops nothing, since the repeated rows differ in exposed_date and survive it.</w:t>
+            </w:r>
+          </w:p>
+          <w:p>
+            <w:pPr>
+              <w:keepNext/>
+              <w:spacing w:after="40" w:line="264"/>
+              <w:ind w:left="360" w:hanging="360"/>
+            </w:pPr>
+            <w:r>
+              <w:rPr>
+                <w:rFonts w:ascii="Arial" w:cs="Arial" w:eastAsia="Arial" w:hAnsi="Arial"/>
+                <w:b/>
+                <w:bCs/>
+                <w:color w:val="1C1B16"/>
+                <w:sz w:val="20"/>
+                <w:szCs w:val="20"/>
+              </w:rPr>
+              <w:t xml:space="preserve">D.  </w:t>
+            </w:r>
+            <w:r>
+              <w:rPr>
+                <w:rFonts w:ascii="Arial" w:cs="Arial" w:eastAsia="Arial" w:hAnsi="Arial"/>
+                <w:color w:val="1C1B16"/>
+                <w:sz w:val="20"/>
+                <w:szCs w:val="20"/>
+              </w:rPr>
+              <w:t xml:space="preserve">An inner merge would keep 136 rows; a left merge keeps all 340 customers. indicator labels each row both or left_only, and stops nothing.</w:t>
             </w:r>
           </w:p>
           <w:p>
@@ -16540,7 +16120,7 @@
                 <w:sz w:val="21"/>
                 <w:szCs w:val="21"/>
               </w:rPr>
-              <w:t xml:space="preserve">A merge grows the left table only when a key repeats on the right, and each repeat adds a row.</w:t>
+              <w:t xml:space="preserve">A merge grows the left table only when a key repeats on the right; validate= states the relationship it must keep and raises MergeError the moment the keys break it, and a row-count check says the same thing in numbers.</w:t>
             </w:r>
           </w:p>
           <w:p>
@@ -16555,7 +16135,7 @@
                 <w:sz w:val="18"/>
                 <w:szCs w:val="18"/>
               </w:rPr>
-              <w:t xml:space="preserve">Anchor: merge against join: what is the same and what differs?</w:t>
+              <w:t xml:space="preserve">Anchor: Which merge argument raises on duplicate keys, and which error?</w:t>
             </w:r>
           </w:p>
         </w:tc>
@@ -16636,7 +16216,7 @@
                 <w:sz w:val="18"/>
                 <w:szCs w:val="18"/>
               </w:rPr>
-              <w:t xml:space="preserve">   Scenario set, Medium, [F], Thu</w:t>
+              <w:t xml:space="preserve">   Scenario set, Hard, [D], Thu</w:t>
             </w:r>
           </w:p>
           <w:p>
@@ -16662,7 +16242,7 @@
                 <w:sz w:val="21"/>
                 <w:szCs w:val="21"/>
               </w:rPr>
-              <w:t xml:space="preserve">Each of the six repeated customers sits on two rows carrying the same spend, so the pivot adds their spend twice: Rs 19,84,45,800, Rs 45,800 above the book. Run on pandas 3.0.5 on 30 September 2026.</w:t>
+              <w:t xml:space="preserve">drop_duplicates with subset='customer_id' compares the customer id alone and, by its default keep='first', keeps each customer's first row in the order the file lists it. The tool lists each customer's 11 August send before its 3 August one, so C-0001 keeps 11 August, its second exposure, and the report credits the sale only from then on: orders placed from 3 to 10 August, after the real first exposure, go uncredited. On the week's book that is C-0001's order of 6 August, Rs 1,200. Sorting by exposed_date from the earliest before the same step keeps 3 August for C-0001 and C-0002 and C-0012's one row: 130 rows, one per customer, and the merge returns 340 rows with spend on the book. Run on pandas 3.0.5 on the exhibit's rows and on the week's feed sent in the same order, on 30 September 2026.</w:t>
             </w:r>
           </w:p>
           <w:p>
@@ -16689,7 +16269,7 @@
                 <w:sz w:val="20"/>
                 <w:szCs w:val="20"/>
               </w:rPr>
-              <w:t xml:space="preserve">A left merge keeps each left row once only when the right key is unique; the six repeated keys add six rows, each carrying spend.</w:t>
+              <w:t xml:space="preserve">Reads first as earliest; the step keeps the first row in the order the file lists it, and the tool lists C-0001's 11 August send first.</w:t>
             </w:r>
           </w:p>
           <w:p>
@@ -16716,7 +16296,7 @@
                 <w:sz w:val="20"/>
                 <w:szCs w:val="20"/>
               </w:rPr>
-              <w:t xml:space="preserve">A pivot sums rows, and grouping by customer_id adds the repeated rows into one larger cell; it does not de-duplicate them.</w:t>
+              <w:t xml:space="preserve">Reads the step as dropping only rows that repeat in every column; subset='customer_id' compares the customer id alone, so one row per customer stays.</w:t>
             </w:r>
           </w:p>
           <w:p>
@@ -16743,7 +16323,7 @@
                 <w:sz w:val="20"/>
                 <w:szCs w:val="20"/>
               </w:rPr>
-              <w:t xml:space="preserve">A left merge keeps the customers the sale never reached, with NaN in the feed's columns; they stay, with their spend.</w:t>
+              <w:t xml:space="preserve">Reads the default as keep=False, which drops every repeated customer; the default is keep='first', which keeps one row for each.</w:t>
             </w:r>
           </w:p>
           <w:p>
@@ -16769,7 +16349,7 @@
                 <w:sz w:val="21"/>
                 <w:szCs w:val="21"/>
               </w:rPr>
-              <w:t xml:space="preserve">A pivot is only as honest as the table under it: a merge that repeated rows makes a larger total out of rows that each look right.</w:t>
+              <w:t xml:space="preserve">A rule stated by date is applied by date: sort by exposed_date from the earliest, then keep each customer's first row, because a file's order is whatever the sender chose, and keep the guard on so next week's feed fails loudly instead of quietly.</w:t>
             </w:r>
           </w:p>
           <w:p>
@@ -16856,7 +16436,7 @@
                 <w:sz w:val="21"/>
                 <w:szCs w:val="21"/>
               </w:rPr>
-              <w:t xml:space="preserve">   Key A, E</w:t>
+              <w:t xml:space="preserve">   Key B</w:t>
             </w:r>
             <w:r>
               <w:rPr>
@@ -16865,7 +16445,7 @@
                 <w:sz w:val="18"/>
                 <w:szCs w:val="18"/>
               </w:rPr>
-              <w:t xml:space="preserve">   Scenario set, Medium, [F], Thu</w:t>
+              <w:t xml:space="preserve">   One correct option, Hard, [S], Thu</w:t>
             </w:r>
           </w:p>
           <w:p>
@@ -16891,7 +16471,7 @@
                 <w:sz w:val="21"/>
                 <w:szCs w:val="21"/>
               </w:rPr>
-              <w:t xml:space="preserve">validate='one_to_one' checks that the key is unique on both sides and raises pandas' MergeError ("Merge keys are not unique in right dataset; not a one-to-one merge") before a merged table exists; the row-count assert stops the run because 346 is not 340. Checked on pandas 3.0.5 on 30 September 2026.</w:t>
+              <w:t xml:space="preserve">pivot_table splits the orders by member and month, applies its default aggfunc, which is the mean, and combines one cell per group, so M1's two June orders print as their average, 2000.0, where M1 spent 4,000, and M2's June reads 1,200. melt turns the 2 by 2 view into 4 rows, one per member and month, including M2's empty July, and sum skips that NaN: 2,000 + 2,400 + 1,200 = 5600.0 against 8,800 of orders. The check is the grand total against the orders, and the fix is aggfunc='sum' with fill_value=0; on Kalpa's Retail-Plus months the default read a fall of 18 percent where the orders fell 29. Run on pandas 3.0.5 on 30 September 2026.</w:t>
             </w:r>
           </w:p>
           <w:p>
@@ -16909,7 +16489,7 @@
                 <w:sz w:val="20"/>
                 <w:szCs w:val="20"/>
               </w:rPr>
-              <w:t xml:space="preserve">B.  </w:t>
+              <w:t xml:space="preserve">A.  </w:t>
             </w:r>
             <w:r>
               <w:rPr>
@@ -16918,7 +16498,7 @@
                 <w:sz w:val="20"/>
                 <w:szCs w:val="20"/>
               </w:rPr>
-              <w:t xml:space="preserve">The six repeated rows differ in exposed_date (3 and 11 August), so no row is an exact duplicate and all 346 stay; this is Friday's Remove Duplicates trap in pandas.</w:t>
+              <w:t xml:space="preserve">Assumes the pivot adds, and that melt hands back the five orders; the pivot averages unless aggfunc says otherwise, and melt returns one row per member and month.</w:t>
             </w:r>
           </w:p>
           <w:p>
@@ -16945,7 +16525,7 @@
                 <w:sz w:val="20"/>
                 <w:szCs w:val="20"/>
               </w:rPr>
-              <w:t xml:space="preserve">indicator labels each row both, left_only or right_only; the repeated customers are labelled both, twice, and nothing stops.</w:t>
+              <w:t xml:space="preserve">Assumes the pivot keeps each cell's first order, and that melt drops the empty cell; the pivot averages, and melt keeps every member and month, NaN included.</w:t>
             </w:r>
           </w:p>
           <w:p>
@@ -16972,7 +16552,7 @@
                 <w:sz w:val="20"/>
                 <w:szCs w:val="20"/>
               </w:rPr>
-              <w:t xml:space="preserve">An inner merge keeps 136 rows, still with the six customers twice, and drops the 210 the sale never reached.</w:t>
+              <w:t xml:space="preserve">Assumes the pivot adds and melt drops the empty cell, the two misreadings of Thursday's round 3 trap together.</w:t>
             </w:r>
           </w:p>
           <w:p>
@@ -16998,7 +16578,7 @@
                 <w:sz w:val="21"/>
                 <w:szCs w:val="21"/>
               </w:rPr>
-              <w:t xml:space="preserve">validate= states the relationship a merge must have and raises MergeError the moment the keys break it, and a row-count check says the same thing in numbers; both belong in the refresh.</w:t>
+              <w:t xml:space="preserve">pivot_table widens a column's values into columns and averages unless told to sum; melt lengthens it back into rows; I write aggfunc= every time and tie the grand total to the source.</w:t>
             </w:r>
           </w:p>
           <w:p>
@@ -17013,7 +16593,7 @@
                 <w:sz w:val="18"/>
                 <w:szCs w:val="18"/>
               </w:rPr>
-              <w:t xml:space="preserve">Anchor: Which merge argument raises on duplicate keys, and which error?</w:t>
+              <w:t xml:space="preserve">Anchor: pivot against melt: which widens and which lengthens?</w:t>
             </w:r>
           </w:p>
         </w:tc>
@@ -17085,7 +16665,7 @@
                 <w:sz w:val="21"/>
                 <w:szCs w:val="21"/>
               </w:rPr>
-              <w:t xml:space="preserve">   Key D</w:t>
+              <w:t xml:space="preserve">   Key B</w:t>
             </w:r>
             <w:r>
               <w:rPr>
@@ -17094,7 +16674,7 @@
                 <w:sz w:val="18"/>
                 <w:szCs w:val="18"/>
               </w:rPr>
-              <w:t xml:space="preserve">   Scenario set, Hard, [D], Thu</w:t>
+              <w:t xml:space="preserve">   One correct option, Hard, [D], Thu</w:t>
             </w:r>
           </w:p>
           <w:p>
@@ -17120,7 +16700,7 @@
                 <w:sz w:val="21"/>
                 <w:szCs w:val="21"/>
               </w:rPr>
-              <w:t xml:space="preserve">The two sends differ in exposed_date, so they do not repeat in every column, and the file is newest first, so each repeated customer's first row as listed is the 11 August send. Sorting by exposed_date from the earliest and then keeping each customer's first row leaves 3 August for C-0001 and C-0002 and C-0012's one row: 130 rows, one per customer, and the merge returns 340 rows with spend on the book. Run on pandas 3.0.5 on the week's feed, sent newest first, on 30 September 2026.</w:t>
+              <w:t xml:space="preserve">The reference table holds one row per gene and panel, and TP53 sits on two panels, so the left merge writes TP53 twice: 5 rows from the lab's 4. '2-Sep' and '1-Mar' are SEPT2 and MARCH1 after Excel turned them into dates, so they match no symbol and keep a NaN panel: 3 rows carry a panel. Nothing raises. The lab's list goes back for the two symbols, fixed at their source, and the analyst decides at which grain a gene with two panels is counted before any total is taken. Ziemann, Eren and El-Osta, Genome Biology, 2016, checked on 30 September 2026; the code run on pandas 3.0.5 the same day.</w:t>
             </w:r>
           </w:p>
           <w:p>
@@ -17147,7 +16727,7 @@
                 <w:sz w:val="20"/>
                 <w:szCs w:val="20"/>
               </w:rPr>
-              <w:t xml:space="preserve">The two sends differ in exposed_date, 3 and 11 August, so no row repeats in every column and all 136 stay.</w:t>
+              <w:t xml:space="preserve">Assumes pandas reads 2-Sep and 1-Mar back as gene symbols and that a left merge keeps one row per lab gene; the dates stay text that matches nothing, and TP53's two panels give it two rows.</w:t>
             </w:r>
           </w:p>
           <w:p>
@@ -17165,7 +16745,7 @@
                 <w:sz w:val="20"/>
                 <w:szCs w:val="20"/>
               </w:rPr>
-              <w:t xml:space="preserve">B.  </w:t>
+              <w:t xml:space="preserve">C.  </w:t>
             </w:r>
             <w:r>
               <w:rPr>
@@ -17174,7 +16754,7 @@
                 <w:sz w:val="20"/>
                 <w:szCs w:val="20"/>
               </w:rPr>
-              <w:t xml:space="preserve">The file is newest first, so each repeated customer's first row as listed is the 11 August send, the second exposure.</w:t>
+              <w:t xml:space="preserve">Adds the reference rows nothing matched, SEPT2 and MARCH1, as an outer merge would; a left merge keeps only the lab's rows and their matches.</w:t>
             </w:r>
           </w:p>
           <w:p>
@@ -17192,7 +16772,7 @@
                 <w:sz w:val="20"/>
                 <w:szCs w:val="20"/>
               </w:rPr>
-              <w:t xml:space="preserve">C.  </w:t>
+              <w:t xml:space="preserve">D.  </w:t>
             </w:r>
             <w:r>
               <w:rPr>
@@ -17201,7 +16781,7 @@
                 <w:sz w:val="20"/>
                 <w:szCs w:val="20"/>
               </w:rPr>
-              <w:t xml:space="preserve">The merge keeps each customer's feed rows in the file's order, so keeping the first merged row keeps 11 August; the table has one row per customer and the wrong exposure on two of them.</w:t>
+              <w:t xml:space="preserve">Sees the two dates match nothing, and misses the fan-out: TP53 sits on two panels, so the left merge writes it twice.</w:t>
             </w:r>
           </w:p>
           <w:p>
@@ -17227,7 +16807,7 @@
                 <w:sz w:val="21"/>
                 <w:szCs w:val="21"/>
               </w:rPr>
-              <w:t xml:space="preserve">Fix the error where it was made, at the feed, with a rule the business agrees and a sort that makes first mean first by date, and keep the guard on so next week's feed fails loudly instead of quietly.</w:t>
+              <w:t xml:space="preserve">After every merge I check two things: the row count against the left table, because a key that repeats on the right fans the rows out, and the matches with indicator=True, because a key that changed on its way in never matches and never raises.</w:t>
             </w:r>
           </w:p>
           <w:p>
@@ -17242,7 +16822,7 @@
                 <w:sz w:val="18"/>
                 <w:szCs w:val="18"/>
               </w:rPr>
-              <w:t xml:space="preserve">Anchor: A pivot's total disagrees with the warehouse; where do you look first?</w:t>
+              <w:t xml:space="preserve">Anchor: SQL, pandas or Excel: how do you choose?</w:t>
             </w:r>
           </w:p>
         </w:tc>
@@ -17314,7 +16894,7 @@
                 <w:sz w:val="21"/>
                 <w:szCs w:val="21"/>
               </w:rPr>
-              <w:t xml:space="preserve">   Key B</w:t>
+              <w:t xml:space="preserve">   Key D (XLOOKUP with its if_not_found argument set)</w:t>
             </w:r>
             <w:r>
               <w:rPr>
@@ -17323,7 +16903,7 @@
                 <w:sz w:val="18"/>
                 <w:szCs w:val="18"/>
               </w:rPr>
-              <w:t xml:space="preserve">   One correct option, Hard, [S], Thu</w:t>
+              <w:t xml:space="preserve">   Match the following, Medium, [F], Fri</w:t>
             </w:r>
           </w:p>
           <w:p>
@@ -17349,14 +16929,13 @@
                 <w:sz w:val="21"/>
                 <w:szCs w:val="21"/>
               </w:rPr>
-              <w:t xml:space="preserve">pivot_table splits the orders by member and month, applies its default aggfunc, which is the mean, and combines one cell per group, so M1's two June orders print as their average, 2000.0, where M1 spent 4,000. melt turns the 2 by 2 view back into 4 rows, one per member and month, including M2's empty July, and sum skips that NaN: 2,000 + 2,400 + 1,800 = 6200.0 against 8,200 of orders. The check is the grand total against the orders, and the fix is aggfunc='sum' with fill_value=0; on Kalpa's Retail-Plus months the default read a fall of 18 percent where the orders fell 29. Run on pandas 3.0.5 on 30 September 2026.</w:t>
+              <w:t xml:space="preserve">XLOOKUP matches exactly by default, and its fourth argument, if_not_found, is what it shows for a code that is not in the list (Microsoft Support, XLOOKUP function, verified 29 September 2026). The spare beside it, VLOOKUP with its fourth argument left out, looks for an approximate match: on Friday it returned C-0194's Rs 16,740 for C-0195, a member with no orders.</w:t>
             </w:r>
           </w:p>
           <w:p>
             <w:pPr>
               <w:keepNext/>
-              <w:spacing w:after="40" w:line="264"/>
-              <w:ind w:left="360" w:hanging="360"/>
+              <w:spacing w:after="40" w:before="60" w:line="276"/>
             </w:pPr>
             <w:r>
               <w:rPr>
@@ -17364,86 +16943,6 @@
                 <w:b/>
                 <w:bCs/>
                 <w:color w:val="1C1B16"/>
-                <w:sz w:val="20"/>
-                <w:szCs w:val="20"/>
-              </w:rPr>
-              <w:t xml:space="preserve">A.  </w:t>
-            </w:r>
-            <w:r>
-              <w:rPr>
-                <w:rFonts w:ascii="Arial" w:cs="Arial" w:eastAsia="Arial" w:hAnsi="Arial"/>
-                <w:color w:val="1C1B16"/>
-                <w:sz w:val="20"/>
-                <w:szCs w:val="20"/>
-              </w:rPr>
-              <w:t xml:space="preserve">Assumes the pivot adds; it averages unless aggfunc says otherwise, which is Thursday's round 3 trap.</w:t>
-            </w:r>
-          </w:p>
-          <w:p>
-            <w:pPr>
-              <w:keepNext/>
-              <w:spacing w:after="40" w:line="264"/>
-              <w:ind w:left="360" w:hanging="360"/>
-            </w:pPr>
-            <w:r>
-              <w:rPr>
-                <w:rFonts w:ascii="Arial" w:cs="Arial" w:eastAsia="Arial" w:hAnsi="Arial"/>
-                <w:b/>
-                <w:bCs/>
-                <w:color w:val="1C1B16"/>
-                <w:sz w:val="20"/>
-                <w:szCs w:val="20"/>
-              </w:rPr>
-              <w:t xml:space="preserve">C.  </w:t>
-            </w:r>
-            <w:r>
-              <w:rPr>
-                <w:rFonts w:ascii="Arial" w:cs="Arial" w:eastAsia="Arial" w:hAnsi="Arial"/>
-                <w:color w:val="1C1B16"/>
-                <w:sz w:val="20"/>
-                <w:szCs w:val="20"/>
-              </w:rPr>
-              <w:t xml:space="preserve">Drops the empty cell in melt; melt keeps every member and month, NaN included, which is why the long table has 4 rows.</w:t>
-            </w:r>
-          </w:p>
-          <w:p>
-            <w:pPr>
-              <w:keepNext/>
-              <w:spacing w:after="40" w:line="264"/>
-              <w:ind w:left="360" w:hanging="360"/>
-            </w:pPr>
-            <w:r>
-              <w:rPr>
-                <w:rFonts w:ascii="Arial" w:cs="Arial" w:eastAsia="Arial" w:hAnsi="Arial"/>
-                <w:b/>
-                <w:bCs/>
-                <w:color w:val="1C1B16"/>
-                <w:sz w:val="20"/>
-                <w:szCs w:val="20"/>
-              </w:rPr>
-              <w:t xml:space="preserve">D.  </w:t>
-            </w:r>
-            <w:r>
-              <w:rPr>
-                <w:rFonts w:ascii="Arial" w:cs="Arial" w:eastAsia="Arial" w:hAnsi="Arial"/>
-                <w:color w:val="1C1B16"/>
-                <w:sz w:val="20"/>
-                <w:szCs w:val="20"/>
-              </w:rPr>
-              <w:t xml:space="preserve">Both misreadings at once.</w:t>
-            </w:r>
-          </w:p>
-          <w:p>
-            <w:pPr>
-              <w:keepNext/>
-              <w:spacing w:after="40" w:before="60" w:line="276"/>
-            </w:pPr>
-            <w:r>
-              <w:rPr>
-                <w:rFonts w:ascii="Arial" w:cs="Arial" w:eastAsia="Arial" w:hAnsi="Arial"/>
-                <w:b/>
-                <w:bCs/>
-                <w:color w:val="1C1B16"/>
                 <w:sz w:val="21"/>
                 <w:szCs w:val="21"/>
               </w:rPr>
@@ -17456,7 +16955,7 @@
                 <w:sz w:val="21"/>
                 <w:szCs w:val="21"/>
               </w:rPr>
-              <w:t xml:space="preserve">pivot_table widens a column's values into columns and averages unless told to sum; melt lengthens it back into rows; I write aggfunc= every time and tie the grand total to the source.</w:t>
+              <w:t xml:space="preserve">A lookup has two exits, the row or a visible "not in the table", and I test it with a code I know is missing.</w:t>
             </w:r>
           </w:p>
           <w:p>
@@ -17471,7 +16970,7 @@
                 <w:sz w:val="18"/>
                 <w:szCs w:val="18"/>
               </w:rPr>
-              <w:t xml:space="preserve">Anchor: pivot against melt: which widens and which lengthens?</w:t>
+              <w:t xml:space="preserve">Anchor: A stakeholder wants to poke the numbers themselves; what do you give them and what do you never give them?</w:t>
             </w:r>
           </w:p>
         </w:tc>
@@ -17543,7 +17042,7 @@
                 <w:sz w:val="21"/>
                 <w:szCs w:val="21"/>
               </w:rPr>
-              <w:t xml:space="preserve">   Key A</w:t>
+              <w:t xml:space="preserve">   Key A (SUBTOTAL with function number 109)</w:t>
             </w:r>
             <w:r>
               <w:rPr>
@@ -17552,7 +17051,7 @@
                 <w:sz w:val="18"/>
                 <w:szCs w:val="18"/>
               </w:rPr>
-              <w:t xml:space="preserve">   One correct option, Hard, [D], Thu</w:t>
+              <w:t xml:space="preserve">   Match the following, Medium, [F], Fri</w:t>
             </w:r>
           </w:p>
           <w:p>
@@ -17578,14 +17077,13 @@
                 <w:sz w:val="21"/>
                 <w:szCs w:val="21"/>
               </w:rPr>
-              <w:t xml:space="preserve">A left merge keeps all 4 of the lab's rows; '2-Sep' and '1-Mar' match no symbol, so indicator marks them left_only: 2. Nothing raises, and two genes lose their annotation without a word. The fix belongs at the source, a list the lab keeps as text, and the naming body later fixed the source every reader shares: in 2020 the HGNC renamed the genes whose symbols Excel turned into dates, so SEPT1 became SEPTIN1 and MARCH1 became MARCHF1 (Bruford and colleagues, Nature Genetics, 2020). Both papers checked on 30 September 2026; the code run on pandas 3.0.5 the same day.</w:t>
+              <w:t xml:space="preserve">SUBTOTAL with function number 109 adds only the rows on screen, while SUM adds the rows a filter hides: on Friday, filtered to Mumbai's 11 members, SUBTOTAL(109, ...) read Rs 1,56,790 and SUM still read the whole list's Rs 7,14,890, a budget 4.6 times too big.</w:t>
             </w:r>
           </w:p>
           <w:p>
             <w:pPr>
               <w:keepNext/>
-              <w:spacing w:after="40" w:line="264"/>
-              <w:ind w:left="360" w:hanging="360"/>
+              <w:spacing w:after="40" w:before="60" w:line="276"/>
             </w:pPr>
             <w:r>
               <w:rPr>
@@ -17593,86 +17091,6 @@
                 <w:b/>
                 <w:bCs/>
                 <w:color w:val="1C1B16"/>
-                <w:sz w:val="20"/>
-                <w:szCs w:val="20"/>
-              </w:rPr>
-              <w:t xml:space="preserve">B.  </w:t>
-            </w:r>
-            <w:r>
-              <w:rPr>
-                <w:rFonts w:ascii="Arial" w:cs="Arial" w:eastAsia="Arial" w:hAnsi="Arial"/>
-                <w:color w:val="1C1B16"/>
-                <w:sz w:val="20"/>
-                <w:szCs w:val="20"/>
-              </w:rPr>
-              <w:t xml:space="preserve">pandas reads the text it is given; '2-Sep' stays the string '2-Sep', and no parser turns it back into a gene symbol, so the analysis would go ahead on two unannotated genes.</w:t>
-            </w:r>
-          </w:p>
-          <w:p>
-            <w:pPr>
-              <w:keepNext/>
-              <w:spacing w:after="40" w:line="264"/>
-              <w:ind w:left="360" w:hanging="360"/>
-            </w:pPr>
-            <w:r>
-              <w:rPr>
-                <w:rFonts w:ascii="Arial" w:cs="Arial" w:eastAsia="Arial" w:hAnsi="Arial"/>
-                <w:b/>
-                <w:bCs/>
-                <w:color w:val="1C1B16"/>
-                <w:sz w:val="20"/>
-                <w:szCs w:val="20"/>
-              </w:rPr>
-              <w:t xml:space="preserve">C.  </w:t>
-            </w:r>
-            <w:r>
-              <w:rPr>
-                <w:rFonts w:ascii="Arial" w:cs="Arial" w:eastAsia="Arial" w:hAnsi="Arial"/>
-                <w:color w:val="1C1B16"/>
-                <w:sz w:val="20"/>
-                <w:szCs w:val="20"/>
-              </w:rPr>
-              <w:t xml:space="preserve">A left merge never adds reference rows that nothing matched; how='right' or how='outer' would, and such a row would be marked right_only, never left_only.</w:t>
-            </w:r>
-          </w:p>
-          <w:p>
-            <w:pPr>
-              <w:keepNext/>
-              <w:spacing w:after="40" w:line="264"/>
-              <w:ind w:left="360" w:hanging="360"/>
-            </w:pPr>
-            <w:r>
-              <w:rPr>
-                <w:rFonts w:ascii="Arial" w:cs="Arial" w:eastAsia="Arial" w:hAnsi="Arial"/>
-                <w:b/>
-                <w:bCs/>
-                <w:color w:val="1C1B16"/>
-                <w:sz w:val="20"/>
-                <w:szCs w:val="20"/>
-              </w:rPr>
-              <w:t xml:space="preserve">D.  </w:t>
-            </w:r>
-            <w:r>
-              <w:rPr>
-                <w:rFonts w:ascii="Arial" w:cs="Arial" w:eastAsia="Arial" w:hAnsi="Arial"/>
-                <w:color w:val="1C1B16"/>
-                <w:sz w:val="20"/>
-                <w:szCs w:val="20"/>
-              </w:rPr>
-              <w:t xml:space="preserve">A left merge keeps every left row, matched or not; how='inner' would keep 2, and the two genes it dropped would still need the lab, not an analyst's guess.</w:t>
-            </w:r>
-          </w:p>
-          <w:p>
-            <w:pPr>
-              <w:keepNext/>
-              <w:spacing w:after="40" w:before="60" w:line="276"/>
-            </w:pPr>
-            <w:r>
-              <w:rPr>
-                <w:rFonts w:ascii="Arial" w:cs="Arial" w:eastAsia="Arial" w:hAnsi="Arial"/>
-                <w:b/>
-                <w:bCs/>
-                <w:color w:val="1C1B16"/>
                 <w:sz w:val="21"/>
                 <w:szCs w:val="21"/>
               </w:rPr>
@@ -17685,7 +17103,7 @@
                 <w:sz w:val="21"/>
                 <w:szCs w:val="21"/>
               </w:rPr>
-              <w:t xml:space="preserve">A key that changed on its way in never matches and never raises, so after every merge I count the matches with indicator=True, and I fix the key at its source rather than in the analysis.</w:t>
+              <w:t xml:space="preserve">A total under a filtered list is SUBTOTAL(109), and I say in the cell's label what it adds.</w:t>
             </w:r>
           </w:p>
           <w:p>
@@ -17700,7 +17118,7 @@
                 <w:sz w:val="18"/>
                 <w:szCs w:val="18"/>
               </w:rPr>
-              <w:t xml:space="preserve">Anchor: SQL, pandas or Excel: how do you choose?</w:t>
+              <w:t xml:space="preserve">Anchor: Your pivot shows a different total from the warehouse; where do you look first?</w:t>
             </w:r>
           </w:p>
         </w:tc>
@@ -17772,7 +17190,7 @@
                 <w:sz w:val="21"/>
                 <w:szCs w:val="21"/>
               </w:rPr>
-              <w:t xml:space="preserve">   Key D (XLOOKUP with its if_not_found argument set)</w:t>
+              <w:t xml:space="preserve">   Key F (a first-row flag per order, then SUMIFS)</w:t>
             </w:r>
             <w:r>
               <w:rPr>
@@ -17807,7 +17225,7 @@
                 <w:sz w:val="21"/>
                 <w:szCs w:val="21"/>
               </w:rPr>
-              <w:t xml:space="preserve">XLOOKUP matches exactly by default, and its fourth argument, if_not_found, is what it shows for a code that is not in the list (Microsoft Support, XLOOKUP function, verified 29 September 2026). The spare beside it, VLOOKUP with its fourth argument left out, looks for an approximate match: on Friday it returned C-0194's Rs 16,740 for C-0195, a member with no orders.</w:t>
+              <w:t xml:space="preserve">Friday's export repeats each order's booked amount on every payment row, so an order paid in two instalments carries its order_amount twice, and a plain sum or pivot doubles it. Flagging the first row of each order, with =IF(COUNTIF($A$2:A2,A2)=1,1,0) filled down, and summing order_amount over the flagged rows with SUMIFS counts each order once: on Friday that took the raw export's Rs 39.41 crore back to the warehouse's Rs 19.84 crore. The spare beside it, Remove Duplicates across every column, removes only identical rows, and an instalment order's two rows differ in paid_amount, so 1,400 rows stayed and the total still doubled.</w:t>
             </w:r>
           </w:p>
           <w:p>
@@ -17833,7 +17251,7 @@
                 <w:sz w:val="21"/>
                 <w:szCs w:val="21"/>
               </w:rPr>
-              <w:t xml:space="preserve">A lookup has two exits, the row or a visible "not in the table", and I test it with a code I know is missing.</w:t>
+              <w:t xml:space="preserve">The fix names the grain: one row per order, counted once, before any total is taken.</w:t>
             </w:r>
           </w:p>
           <w:p>
@@ -17848,7 +17266,7 @@
                 <w:sz w:val="18"/>
                 <w:szCs w:val="18"/>
               </w:rPr>
-              <w:t xml:space="preserve">Anchor: A stakeholder wants to poke the numbers themselves; what do you give them and what do you never give them?</w:t>
+              <w:t xml:space="preserve">Anchor: A pivot's total disagrees with the warehouse; where do you look first?</w:t>
             </w:r>
           </w:p>
         </w:tc>
@@ -17920,7 +17338,7 @@
                 <w:sz w:val="21"/>
                 <w:szCs w:val="21"/>
               </w:rPr>
-              <w:t xml:space="preserve">   Key A (SUBTOTAL with function number 109)</w:t>
+              <w:t xml:space="preserve">   Key C (a labelled input cell feeding a scenario line)</w:t>
             </w:r>
             <w:r>
               <w:rPr>
@@ -17929,7 +17347,7 @@
                 <w:sz w:val="18"/>
                 <w:szCs w:val="18"/>
               </w:rPr>
-              <w:t xml:space="preserve">   Match the following, Medium, [F], Fri</w:t>
+              <w:t xml:space="preserve">   Match the following, Medium, [D], Fri</w:t>
             </w:r>
           </w:p>
           <w:p>
@@ -17955,7 +17373,7 @@
                 <w:sz w:val="21"/>
                 <w:szCs w:val="21"/>
               </w:rPr>
-              <w:t xml:space="preserve">SUBTOTAL with function number 109 adds only the rows on screen, while SUM adds the rows a filter hides: on Friday, filtered to Mumbai's 11 members, SUBTOTAL(109, ...) read Rs 1,56,790 and SUM still read the whole list's Rs 7,14,890, a budget 4.6 times too big.</w:t>
+              <w:t xml:space="preserve">An assumption is an input: a labelled cell beside the actual, feeding a scenario line, so the sheet recalculates in the room and the source stays tied to the warehouse. On Friday, the same Rs 5,00,000 typed over the quarter's cell read "down 14.6 percent" against Finance's 29.4, until Monday's refresh wiped it without a trace.</w:t>
             </w:r>
           </w:p>
           <w:p>
@@ -17981,7 +17399,7 @@
                 <w:sz w:val="21"/>
                 <w:szCs w:val="21"/>
               </w:rPr>
-              <w:t xml:space="preserve">A total under a filtered list is SUBTOTAL(109), and I say in the cell's label what it adds.</w:t>
+              <w:t xml:space="preserve">Yes to the question, as a labelled scenario beside the actual; no to the edit, and a drift check ties the sheet to the warehouse on every refresh.</w:t>
             </w:r>
           </w:p>
           <w:p>
@@ -17996,7 +17414,7 @@
                 <w:sz w:val="18"/>
                 <w:szCs w:val="18"/>
               </w:rPr>
-              <w:t xml:space="preserve">Anchor: Your pivot shows a different total from the warehouse; where do you look first?</w:t>
+              <w:t xml:space="preserve">Anchor: Two directors change assumptions in the room and the sheet recalculates differently for each; what did you get right and what do you fix?</w:t>
             </w:r>
           </w:p>
         </w:tc>
@@ -18068,7 +17486,7 @@
                 <w:sz w:val="21"/>
                 <w:szCs w:val="21"/>
               </w:rPr>
-              <w:t xml:space="preserve">   Key F (a first-row flag per order, then SUMIFS)</w:t>
+              <w:t xml:space="preserve">   Key The sheet reports -0.5 against 1.5, a gap of 2 points; B8 stops at row 5, and over all six countries both columns average 1.5, so the gap disappears.</w:t>
             </w:r>
             <w:r>
               <w:rPr>
@@ -18077,7 +17495,7 @@
                 <w:sz w:val="18"/>
                 <w:szCs w:val="18"/>
               </w:rPr>
-              <w:t xml:space="preserve">   Match the following, Medium, [F], Fri</w:t>
+              <w:t xml:space="preserve">   Applied maths, Hard, [F], Fri</w:t>
             </w:r>
           </w:p>
           <w:p>
@@ -18103,7 +17521,7 @@
                 <w:sz w:val="21"/>
                 <w:szCs w:val="21"/>
               </w:rPr>
-              <w:t xml:space="preserve">Friday's export repeats each order's booked amount on every payment row, so an order paid in two instalments carries its order_amount twice. Flagging the first row of each order, with =IF(COUNTIF($A$2:A2,A2)=1,1,0) filled down, and summing order_amount over the flagged rows with SUMIFS counts each order once: on Friday that took the raw export's Rs 39.41 crore back to the warehouse's Rs 19.84 crore. The spare beside it, Remove Duplicates across every column, removes only identical rows, and an instalment order's two rows differ in paid_amount, so 1,400 rows stayed and the total still doubled.</w:t>
+              <w:t xml:space="preserve">B8 averages rows 2 to 5 alone, (-1.0 + 1.0 - 3.0 + 1.0) / 4 = -0.5, while C8 covers all six rows, 9.0 / 6 = 1.5, so the sheet reports growth 2 points lower in high-debt years. Over all six countries the high-debt column averages (-1.0 + 1.0 - 3.0 + 1.0 + 6.0 + 5.0) / 6 = 1.5, the same as the other years, so the gap disappears. In the paper the averages covered lines 30 to 44 of the sheet instead of lines 30 to 49 (footnote 5), and the error, compounded with other errors, took 0.3 percentage points off the published average for the highest debt group, overstated the lowest group by 0.1 and understated the second by 0.2; the replicators' corrected average for the highest group, 2.2 percent against the published -0.1, also corrects two other choices, so the range alone is not the whole gap (PERI working paper 322, April 2013, page 7, checked on 30 September 2026). The check that catches a range such as B2:B5 is a count of the rows each range covers against the rows in the table, run on every refresh.</w:t>
             </w:r>
           </w:p>
           <w:p>
@@ -18129,7 +17547,7 @@
                 <w:sz w:val="21"/>
                 <w:szCs w:val="21"/>
               </w:rPr>
-              <w:t xml:space="preserve">The fix names the grain: one row per order, counted once, before any total is taken.</w:t>
+              <w:t xml:space="preserve">Every total in a workbook ties to a control total from the source on each refresh, and every range is checked against the rows it should cover, because a range that stops short fails without a sound.</w:t>
             </w:r>
           </w:p>
           <w:p>
@@ -18144,7 +17562,7 @@
                 <w:sz w:val="18"/>
                 <w:szCs w:val="18"/>
               </w:rPr>
-              <w:t xml:space="preserve">Anchor: A pivot's total disagrees with the warehouse; where do you look first?</w:t>
+              <w:t xml:space="preserve">Anchor: Your pivot shows a different total from the warehouse; where do you look first?</w:t>
             </w:r>
           </w:p>
         </w:tc>
@@ -18216,7 +17634,7 @@
                 <w:sz w:val="21"/>
                 <w:szCs w:val="21"/>
               </w:rPr>
-              <w:t xml:space="preserve">   Key C (a labelled input cell feeding a scenario line)</w:t>
+              <w:t xml:space="preserve">   Key Column D halves every change, 0.130 against 0.261, so the value at risk should read 140 million dollars, 20 million over the limit.</w:t>
             </w:r>
             <w:r>
               <w:rPr>
@@ -18225,7 +17643,7 @@
                 <w:sz w:val="18"/>
                 <w:szCs w:val="18"/>
               </w:rPr>
-              <w:t xml:space="preserve">   Match the following, Medium, [D], Fri</w:t>
+              <w:t xml:space="preserve">   Applied maths, Hard, [D], Fri</w:t>
             </w:r>
           </w:p>
           <w:p>
@@ -18251,7 +17669,7 @@
                 <w:sz w:val="21"/>
                 <w:szCs w:val="21"/>
               </w:rPr>
-              <w:t xml:space="preserve">An assumption is an input: a labelled cell beside the actual, feeding a scenario line, so the sheet recalculates in the room and the source stays tied to the warehouse. On Friday, the same Rs 5,00,000 typed over the quarter's cell read "down 14.6 percent" against Finance's 29.4, until Monday's refresh wiped it without a trace.</w:t>
+              <w:t xml:space="preserve">Column D reads 0.60 / 4.60 = 0.130, -0.60 / 5.40 = -0.111 and 0.30 / 3.30 = 0.091; divided by the average, as the documentation defines it, the changes are 0.261, -0.222 and 0.182. The sum of the two rates is twice their average, so every change, rising or falling, comes out at half its size, and a value at risk that moves with the changes is half what it should be: 70 million dollars should read 140 million, 20 million over the 120 million limit. The task force wrote that the error "likely had the effect of muting volatility by a factor of two and of lowering the VaR". A second way to the same number, by hand on one row or in a second tool, catches it: Kavya's review and Thursday's three-tool check. Quoted from the Report of JPMorgan Chase and Co. Management Task Force Regarding 2012 CIO Losses, 16 January 2013, pages 123 and 128, checked on 30 September 2026; the value at risk and the limit here are illustrative.</w:t>
             </w:r>
           </w:p>
           <w:p>
@@ -18277,7 +17695,7 @@
                 <w:sz w:val="21"/>
                 <w:szCs w:val="21"/>
               </w:rPr>
-              <w:t xml:space="preserve">Yes to the question, as a labelled scenario beside the actual; no to the edit, and a drift check ties the sheet to the warehouse on every refresh.</w:t>
+              <w:t xml:space="preserve">A number that decides risk gets a second, independent calculation against its written definition before it is trusted, because a formula can be wrong in every row at once.</w:t>
             </w:r>
           </w:p>
           <w:p>
@@ -18292,7 +17710,7 @@
                 <w:sz w:val="18"/>
                 <w:szCs w:val="18"/>
               </w:rPr>
-              <w:t xml:space="preserve">Anchor: Two directors change assumptions in the room and the sheet recalculates differently for each; what did you get right and what do you fix?</w:t>
+              <w:t xml:space="preserve">Anchor: Same question, three tools: how do you choose, and defend one choice?</w:t>
             </w:r>
           </w:p>
         </w:tc>
@@ -18364,7 +17782,7 @@
                 <w:sz w:val="21"/>
                 <w:szCs w:val="21"/>
               </w:rPr>
-              <w:t xml:space="preserve">   Key B8 returns -0.5; the six rows average 1.0; the formula understates growth by 1.5 points and turns growth into a fall.</w:t>
+              <w:t xml:space="preserve">   Key 2.00 dollars, about 8.5 percent of the 23.50 dollars charged</w:t>
             </w:r>
             <w:r>
               <w:rPr>
@@ -18399,7 +17817,7 @@
                 <w:sz w:val="21"/>
                 <w:szCs w:val="21"/>
               </w:rPr>
-              <w:t xml:space="preserve">B8 averages rows 2 to 5 alone: (-1.0 + 1.0 - 3.0 + 1.0) / 4 = -0.5. The six countries average (-1.0 + 1.0 - 3.0 + 1.0 + 5.0 + 3.0) / 6 = 1.0, so the formula understates the average by 1.5 percentage points and reports a fall where the group grew. In the paper, the coding error, compounded with other errors, took 0.3 percentage points off the published average for the highest debt group, overstated the lowest group by 0.1 and understated the second by 0.2; the replicators' corrected average for the highest group, 2.2 percent against the published -0.1, also corrects two other choices, so the range alone is not the whole gap (PERI working paper 322, April 2013, page 7, checked on 30 September 2026). The check that catches a range such as B2:B5 is a count of the rows each range covers against the rows in the table, run on every refresh; a Protect tab whose formulas stop at row 301 would miss every customer an export adds past the first 300.</w:t>
+              <w:t xml:space="preserve">The commission charged is 25 percent of the gross fare on every trip, 7.50, 5.00 and 11.00. The fares after taxes and fees are 27.60, 18.40 and 40.00 dollars, so the commission due is 6.90, 4.60 and 10.00: 0.60 + 0.40 + 1.00 = 2.00 dollars over, which is also 25 percent of the 8.00 dollars of taxes and fees. Against the 23.50 dollars charged that is 8.5 percent, and every trip that carries taxes and fees is overcharged the same way, which is why a percentage's base is part of its definition. CBS News, 24 May 2017, reported that Uber had calculated its driver commissions "based on gross fares, before any taxes and fees were deducted"; checked on 30 September 2026. The fares and the rate here are illustrative.</w:t>
             </w:r>
           </w:p>
           <w:p>
@@ -18425,7 +17843,7 @@
                 <w:sz w:val="21"/>
                 <w:szCs w:val="21"/>
               </w:rPr>
-              <w:t xml:space="preserve">Every total in a workbook ties to a control total from the source on each refresh, and every range is checked against the rows it should cover, because a range that stops short fails without a sound.</w:t>
+              <w:t xml:space="preserve">A percentage is defined only with its base, so before any rate is applied I write down what it is a percentage of.</w:t>
             </w:r>
           </w:p>
           <w:p>
@@ -18440,7 +17858,7 @@
                 <w:sz w:val="18"/>
                 <w:szCs w:val="18"/>
               </w:rPr>
-              <w:t xml:space="preserve">Anchor: Your pivot shows a different total from the warehouse; where do you look first?</w:t>
+              <w:t xml:space="preserve">Anchor: How do you present one number so it is not misread?</w:t>
             </w:r>
           </w:p>
         </w:tc>
@@ -18512,7 +17930,7 @@
                 <w:sz w:val="21"/>
                 <w:szCs w:val="21"/>
               </w:rPr>
-              <w:t xml:space="preserve">   Key B</w:t>
+              <w:t xml:space="preserve">   Key C</w:t>
             </w:r>
             <w:r>
               <w:rPr>
@@ -18521,7 +17939,7 @@
                 <w:sz w:val="18"/>
                 <w:szCs w:val="18"/>
               </w:rPr>
-              <w:t xml:space="preserve">   One correct option, Hard, [D], Fri</w:t>
+              <w:t xml:space="preserve">   One correct option, Hard, [F], Thu</w:t>
             </w:r>
           </w:p>
           <w:p>
@@ -18547,7 +17965,7 @@
                 <w:sz w:val="21"/>
                 <w:szCs w:val="21"/>
               </w:rPr>
-              <w:t xml:space="preserve">Column D reads 0.60 / 4.60 = 0.130, -0.60 / 5.40 = -0.111 and 0.30 / 3.30 = 0.091; divided by the average instead, the changes are 0.261, -0.222 and 0.182. The sum is twice the average, so every change, rising or falling, comes out at half its size, and a model fed half-size moves reports less risk than the book carries: the report describes the effect as "muting volatility by a factor of two". A second way to the same number, by hand on one row or in a second tool, catches it: Kavya's review and Thursday's three-tool check. Quoted from the Report of JPMorgan Chase and Co. Management Task Force Regarding 2012 CIO Losses, 16 January 2013, pages 123 and 128, checked on 30 September 2026.</w:t>
+              <w:t xml:space="preserve">The labels hold T3 and T5 twice, so the merge writes one row per matching label and returns 7 rows. T3 and T5 are both tickets the model got wrong, so the mean counts 3 correct rows of 7, 0.43, against 3 correct tickets of 5, 0.6: the model fails the 0.5 bar on a score that counts its two misses twice. It is the fan-out of Tuesday's payments and Thursday's exposure feed, and the checks are the same: rows before and after, or validate='one_to_one'. Run on pandas 3.0.5 on 30 September 2026.</w:t>
             </w:r>
           </w:p>
           <w:p>
@@ -18574,7 +17992,7 @@
                 <w:sz w:val="20"/>
                 <w:szCs w:val="20"/>
               </w:rPr>
-              <w:t xml:space="preserve">Dividing by the sum, which is twice the average, makes each change smaller; a change twice as large would need a divisor of half the average.</w:t>
+              <w:t xml:space="preserve">The accuracy on the five tickets, which the code prints only if the labels hold one row per ticket; a merge repeats a left row once per matching right row.</w:t>
             </w:r>
           </w:p>
           <w:p>
@@ -18592,7 +18010,7 @@
                 <w:sz w:val="20"/>
                 <w:szCs w:val="20"/>
               </w:rPr>
-              <w:t xml:space="preserve">C.  </w:t>
+              <w:t xml:space="preserve">B.  </w:t>
             </w:r>
             <w:r>
               <w:rPr>
@@ -18601,7 +18019,7 @@
                 <w:sz w:val="20"/>
                 <w:szCs w:val="20"/>
               </w:rPr>
-              <w:t xml:space="preserve">The falling rate comes out at half its size like the others, -0.111 against -0.222; the error does not depend on the direction of the move.</w:t>
+              <w:t xml:space="preserve">Counts the repeated rows as correct; they repeat T3 and T5, which the model got wrong, so they pull the mean down.</w:t>
             </w:r>
           </w:p>
           <w:p>
@@ -18628,7 +18046,7 @@
                 <w:sz w:val="20"/>
                 <w:szCs w:val="20"/>
               </w:rPr>
-              <w:t xml:space="preserve">Dividing by the sum departs from the relative change the modeller meant, and on these rows it halves every change the model reads.</w:t>
+              <w:t xml:space="preserve">Assumes a merge refuses repeated keys; pandas raises MergeError only when validate is set, and without it writes one row per matching label and prints a number.</w:t>
             </w:r>
           </w:p>
           <w:p>
@@ -18654,7 +18072,7 @@
                 <w:sz w:val="21"/>
                 <w:szCs w:val="21"/>
               </w:rPr>
-              <w:t xml:space="preserve">A number that decides risk gets a second, independent calculation before it is trusted, because a formula can be wrong in every row at once.</w:t>
+              <w:t xml:space="preserve">An evaluation metric is a mean over one row per test case, so I size the join before scoring and validate that the labels are unique per case.</w:t>
             </w:r>
           </w:p>
           <w:p>
@@ -18669,7 +18087,7 @@
                 <w:sz w:val="18"/>
                 <w:szCs w:val="18"/>
               </w:rPr>
-              <w:t xml:space="preserve">Anchor: Same question, three tools: how do you choose, and defend one choice?</w:t>
+              <w:t xml:space="preserve">Anchor: Your LEFT join grew the row count and revenue doubled; name the cause and the check.</w:t>
             </w:r>
           </w:p>
         </w:tc>
@@ -18741,7 +18159,7 @@
                 <w:sz w:val="21"/>
                 <w:szCs w:val="21"/>
               </w:rPr>
-              <w:t xml:space="preserve">   Key 2.00 dollars, about 8.5 percent of the 23.50 dollars charged</w:t>
+              <w:t xml:space="preserve">   Key A</w:t>
             </w:r>
             <w:r>
               <w:rPr>
@@ -18750,7 +18168,7 @@
                 <w:sz w:val="18"/>
                 <w:szCs w:val="18"/>
               </w:rPr>
-              <w:t xml:space="preserve">   Applied maths, Hard, [F], Fri</w:t>
+              <w:t xml:space="preserve">   One correct option, Hard, [S], Wed</w:t>
             </w:r>
           </w:p>
           <w:p>
@@ -18776,7 +18194,88 @@
                 <w:sz w:val="21"/>
                 <w:szCs w:val="21"/>
               </w:rPr>
-              <w:t xml:space="preserve">The fares after tax and fees are 27.60, 18.40 and 40.00 dollars, so the commission due is 6.90, 4.60 and 10.00 against 7.50, 5.00 and 11.00 charged: 0.60 + 0.40 + 1.00 = 2.00 dollars, which is also 25 percent of the 8.00 dollars of tax and fees. Against the 23.50 dollars charged that is 8.5 percent, a share that repeats on every trip across tens of thousands of drivers, which is why a percentage's base is part of its definition. CBS News, 24 May 2017, checked on 30 September 2026; the fares and the rate here are illustrative.</w:t>
+              <w:t xml:space="preserve">Partitioned by model and ordered by finished_on descending, then run_id descending, ROW_NUMBER puts run 11 first for bot-b, the later of its two runs of 9 September, at 0.74, and run 9 first for bot-a, at 0.78, so bot-a stays, every time the query runs. run_id is a number, so 11 sorts above 10; stored as text, '11' would sort below '9'. Run on PostgreSQL 16.13 on 30 September 2026.</w:t>
+            </w:r>
+          </w:p>
+          <w:p>
+            <w:pPr>
+              <w:keepNext/>
+              <w:spacing w:after="40" w:line="264"/>
+              <w:ind w:left="360" w:hanging="360"/>
+            </w:pPr>
+            <w:r>
+              <w:rPr>
+                <w:rFonts w:ascii="Arial" w:cs="Arial" w:eastAsia="Arial" w:hAnsi="Arial"/>
+                <w:b/>
+                <w:bCs/>
+                <w:color w:val="1C1B16"/>
+                <w:sz w:val="20"/>
+                <w:szCs w:val="20"/>
+              </w:rPr>
+              <w:t xml:space="preserve">B.  </w:t>
+            </w:r>
+            <w:r>
+              <w:rPr>
+                <w:rFonts w:ascii="Arial" w:cs="Arial" w:eastAsia="Arial" w:hAnsi="Arial"/>
+                <w:color w:val="1C1B16"/>
+                <w:sz w:val="20"/>
+                <w:szCs w:val="20"/>
+              </w:rPr>
+              <w:t xml:space="preserve">Ascending run_id picks run 10, the earlier of the two runs of 9 September, and promotes bot-b on a run the rule says is not its latest.</w:t>
+            </w:r>
+          </w:p>
+          <w:p>
+            <w:pPr>
+              <w:keepNext/>
+              <w:spacing w:after="40" w:line="264"/>
+              <w:ind w:left="360" w:hanging="360"/>
+            </w:pPr>
+            <w:r>
+              <w:rPr>
+                <w:rFonts w:ascii="Arial" w:cs="Arial" w:eastAsia="Arial" w:hAnsi="Arial"/>
+                <w:b/>
+                <w:bCs/>
+                <w:color w:val="1C1B16"/>
+                <w:sz w:val="20"/>
+                <w:szCs w:val="20"/>
+              </w:rPr>
+              <w:t xml:space="preserve">C.  </w:t>
+            </w:r>
+            <w:r>
+              <w:rPr>
+                <w:rFonts w:ascii="Arial" w:cs="Arial" w:eastAsia="Arial" w:hAnsi="Arial"/>
+                <w:color w:val="1C1B16"/>
+                <w:sz w:val="20"/>
+                <w:szCs w:val="20"/>
+              </w:rPr>
+              <w:t xml:space="preserve">Each max() is taken on its own, so bot-b shows its best score beside its latest date, a pairing no single run produced.</w:t>
+            </w:r>
+          </w:p>
+          <w:p>
+            <w:pPr>
+              <w:keepNext/>
+              <w:spacing w:after="40" w:line="264"/>
+              <w:ind w:left="360" w:hanging="360"/>
+            </w:pPr>
+            <w:r>
+              <w:rPr>
+                <w:rFonts w:ascii="Arial" w:cs="Arial" w:eastAsia="Arial" w:hAnsi="Arial"/>
+                <w:b/>
+                <w:bCs/>
+                <w:color w:val="1C1B16"/>
+                <w:sz w:val="20"/>
+                <w:szCs w:val="20"/>
+              </w:rPr>
+              <w:t xml:space="preserve">D.  </w:t>
+            </w:r>
+            <w:r>
+              <w:rPr>
+                <w:rFonts w:ascii="Arial" w:cs="Arial" w:eastAsia="Arial" w:hAnsi="Arial"/>
+                <w:color w:val="1C1B16"/>
+                <w:sz w:val="20"/>
+                <w:szCs w:val="20"/>
+              </w:rPr>
+              <w:t xml:space="preserve">RANK gives runs 10 and 11 the same rank 1, so bot-b comes back as two rows and the query names no latest run; reading 0.86 off the first of them promotes bot-b on a run the rule says is not its latest.</w:t>
             </w:r>
           </w:p>
           <w:p>
@@ -18802,7 +18301,7 @@
                 <w:sz w:val="21"/>
                 <w:szCs w:val="21"/>
               </w:rPr>
-              <w:t xml:space="preserve">A percentage is defined only with its base, so before any rate is applied I write down what it is a percentage of.</w:t>
+              <w:t xml:space="preserve">The latest row per key is ROW_NUMBER partitioned by the key, ordered newest first with a tiebreaker that makes the order unique and follows the business's own definition of latest, kept at 1 in an outer query.</w:t>
             </w:r>
           </w:p>
           <w:p>
@@ -18817,7 +18316,7 @@
                 <w:sz w:val="18"/>
                 <w:szCs w:val="18"/>
               </w:rPr>
-              <w:t xml:space="preserve">Anchor: How do you present one number so it is not misread?</w:t>
+              <w:t xml:space="preserve">Anchor: RANK, DENSE_RANK and ROW_NUMBER on a tie.</w:t>
             </w:r>
           </w:p>
         </w:tc>
@@ -18889,7 +18388,7 @@
                 <w:sz w:val="21"/>
                 <w:szCs w:val="21"/>
               </w:rPr>
-              <w:t xml:space="preserve">   Key C</w:t>
+              <w:t xml:space="preserve">   Key D</w:t>
             </w:r>
             <w:r>
               <w:rPr>
@@ -18898,7 +18397,7 @@
                 <w:sz w:val="18"/>
                 <w:szCs w:val="18"/>
               </w:rPr>
-              <w:t xml:space="preserve">   One correct option, Hard, [F], Thu</w:t>
+              <w:t xml:space="preserve">   One correct option, Hard, [S], Mon</w:t>
             </w:r>
           </w:p>
           <w:p>
@@ -18924,7 +18423,7 @@
                 <w:sz w:val="21"/>
                 <w:szCs w:val="21"/>
               </w:rPr>
-              <w:t xml:space="preserve">A merge writes one row per matching label, so T3 and T5 appear twice: 7 rows. Both are tickets the model got wrong, so the mean counts 3 correct rows of 7, 0.43, against 3 correct tickets of 5, 0.6: the model fails the 0.5 bar on a score that counts its two misses twice. It is the fan-out of Tuesday's payments and Thursday's exposure feed, and the checks are the same: rows before and after, or validate='one_to_one'. Run on pandas 3.0.5 on 30 September 2026.</w:t>
+              <w:t xml:space="preserve">The logical order is FROM, WHERE, GROUP BY, HAVING, SELECT, ORDER BY, and because SELECT runs after GROUP BY it can name only the grouping column and aggregates, here model and count(*). WHERE runs first and keeps the five low ratings: three for bot-a, one for bot-b and one for bot-c. GROUP BY forms its groups from those rows alone, so count(*) counts low ratings, and HAVING count(*) &gt;= 3 keeps bot-a with 3. The lead asked for the models with at least three replies in all, bot-a with 4 and bot-b with 3, so bot-b goes unretrained: the HAVING tests the wrong count. With no WHERE, counting every reply in HAVING and the low ones with count(*) FILTER (WHERE rating &lt;= 2) returns bot-a 3 and bot-b 1. Run on PostgreSQL 16.13 on 30 September 2026.</w:t>
             </w:r>
           </w:p>
           <w:p>
@@ -18951,7 +18450,7 @@
                 <w:sz w:val="20"/>
                 <w:szCs w:val="20"/>
               </w:rPr>
-              <w:t xml:space="preserve">A merge repeats a left row once per matching right row; it keeps one row per ticket only when the labels are unique.</w:t>
+              <w:t xml:space="preserve">Reads HAVING as judging all of each model's replies; it runs after WHERE, so it sees only the low ratings, and bot-b's one fails the test.</w:t>
             </w:r>
           </w:p>
           <w:p>
@@ -18978,7 +18477,7 @@
                 <w:sz w:val="20"/>
                 <w:szCs w:val="20"/>
               </w:rPr>
-              <w:t xml:space="preserve">The repeated labels match their tickets, but the rows they repeat are misses, so the extra rows move the mean.</w:t>
+              <w:t xml:space="preserve">Counts every reply, as if WHERE had never run; count(*) counts the rows that survive WHERE.</w:t>
             </w:r>
           </w:p>
           <w:p>
@@ -18996,7 +18495,7 @@
                 <w:sz w:val="20"/>
                 <w:szCs w:val="20"/>
               </w:rPr>
-              <w:t xml:space="preserve">D.  </w:t>
+              <w:t xml:space="preserve">C.  </w:t>
             </w:r>
             <w:r>
               <w:rPr>
@@ -19005,7 +18504,7 @@
                 <w:sz w:val="20"/>
                 <w:szCs w:val="20"/>
               </w:rPr>
-              <w:t xml:space="preserve">A repeat raises a score only when it repeats correct rows; here it repeats the two misses.</w:t>
+              <w:t xml:space="preserve">Ignores HAVING; bot-b and bot-c each have one low rating, and HAVING keeps only groups of three or more.</w:t>
             </w:r>
           </w:p>
           <w:p>
@@ -19031,7 +18530,7 @@
                 <w:sz w:val="21"/>
                 <w:szCs w:val="21"/>
               </w:rPr>
-              <w:t xml:space="preserve">An evaluation metric is a mean over one row per test case, so I size the join before scoring and validate that the labels are unique per case.</w:t>
+              <w:t xml:space="preserve">WHERE keeps or drops single rows before any group exists; HAVING keeps or drops whole groups after the aggregate is computed, so a HAVING that follows a WHERE counts only the rows WHERE kept.</w:t>
             </w:r>
           </w:p>
           <w:p>
@@ -19046,7 +18545,7 @@
                 <w:sz w:val="18"/>
                 <w:szCs w:val="18"/>
               </w:rPr>
-              <w:t xml:space="preserve">Anchor: Your LEFT join grew the row count and revenue doubled; name the cause and the check.</w:t>
+              <w:t xml:space="preserve">Anchor: WHERE against HAVING, one sentence each.</w:t>
             </w:r>
           </w:p>
         </w:tc>
@@ -19118,7 +18617,7 @@
                 <w:sz w:val="21"/>
                 <w:szCs w:val="21"/>
               </w:rPr>
-              <w:t xml:space="preserve">   Key D</w:t>
+              <w:t xml:space="preserve">   Key B</w:t>
             </w:r>
             <w:r>
               <w:rPr>
@@ -19127,7 +18626,7 @@
                 <w:sz w:val="18"/>
                 <w:szCs w:val="18"/>
               </w:rPr>
-              <w:t xml:space="preserve">   One correct option, Hard, [S], Wed</w:t>
+              <w:t xml:space="preserve">   One correct option, Hard, [F], Tue</w:t>
             </w:r>
           </w:p>
           <w:p>
@@ -19153,7 +18652,7 @@
                 <w:sz w:val="21"/>
                 <w:szCs w:val="21"/>
               </w:rPr>
-              <w:t xml:space="preserve">ROW_NUMBER partitioned by model and ordered by finished_on descending, then run_id descending, filtered to row 1 outside the window, returns bot-a's r2 (0.78) and bot-b's r5 (0.79) every time, and r5 is the later run because run ids follow the order runs start. With the date alone, bot-b's two runs of 9 September tie and the database picks one, so the leaderboard can show 0.86 one morning and 0.79 the next. Run on PostgreSQL 16.13 on 30 September 2026.</w:t>
+              <w:t xml:space="preserve">The handoff log holds a row whose conversation_id is NULL. For c1, NOT IN asks c1 &lt;&gt; 'c2' AND c1 &lt;&gt; 'c4' AND c1 &lt;&gt; NULL; the last comparison is unknown, so the whole condition is unknown and WHERE drops the row. Every conversation fails the same way, so the count is 0, and the lead cuts the budget of an assistant that resolved two of four, half. NOT EXISTS, or a LEFT JOIN kept where the handoff key IS NULL, returns 2. Run on PostgreSQL 16.13 on 30 September 2026.</w:t>
             </w:r>
           </w:p>
           <w:p>
@@ -19180,7 +18679,7 @@
                 <w:sz w:val="20"/>
                 <w:szCs w:val="20"/>
               </w:rPr>
-              <w:t xml:space="preserve">Each max() is taken on its own, so bot-a shows 8 September beside 0.81, a pairing no run produced: its latest date with its best score.</w:t>
+              <w:t xml:space="preserve">The answer NOT EXISTS gives; NOT IN against a list that holds a NULL can never be true.</w:t>
             </w:r>
           </w:p>
           <w:p>
@@ -19198,7 +18697,7 @@
                 <w:sz w:val="20"/>
                 <w:szCs w:val="20"/>
               </w:rPr>
-              <w:t xml:space="preserve">B.  </w:t>
+              <w:t xml:space="preserve">C.  </w:t>
             </w:r>
             <w:r>
               <w:rPr>
@@ -19207,7 +18706,7 @@
                 <w:sz w:val="20"/>
                 <w:szCs w:val="20"/>
               </w:rPr>
-              <w:t xml:space="preserve">The right shape, but the tie on 9 September leaves the pick to the database; Wednesday's lesson on ties in a window's order.</w:t>
+              <w:t xml:space="preserve">The NULL sits in the subquery's list, never in the outer table, so it cannot add a conversation.</w:t>
             </w:r>
           </w:p>
           <w:p>
@@ -19225,7 +18724,7 @@
                 <w:sz w:val="20"/>
                 <w:szCs w:val="20"/>
               </w:rPr>
-              <w:t xml:space="preserve">C.  </w:t>
+              <w:t xml:space="preserve">D.  </w:t>
             </w:r>
             <w:r>
               <w:rPr>
@@ -19234,7 +18733,7 @@
                 <w:sz w:val="20"/>
                 <w:szCs w:val="20"/>
               </w:rPr>
-              <w:t xml:space="preserve">RANK gives r4 and r5 the same rank 1, so bot-b shows two rows, the same two every morning, where the leaderboard wants one.</w:t>
+              <w:t xml:space="preserve">Postgres raises nothing; the comparison with NULL is unknown and the rows are dropped without a word, so the review gets a figure, and the wrong one.</w:t>
             </w:r>
           </w:p>
           <w:p>
@@ -19260,7 +18759,7 @@
                 <w:sz w:val="21"/>
                 <w:szCs w:val="21"/>
               </w:rPr>
-              <w:t xml:space="preserve">The latest row per key is ROW_NUMBER partitioned by the key, ordered newest first with a tiebreaker that makes the order unique, kept at 1 in an outer query.</w:t>
+              <w:t xml:space="preserve">Rows with no match are an anti-join, which I write as NOT EXISTS or as a LEFT JOIN kept where the right key IS NULL, never as NOT IN against a column that can hold a NULL.</w:t>
             </w:r>
           </w:p>
           <w:p>
@@ -19275,7 +18774,7 @@
                 <w:sz w:val="18"/>
                 <w:szCs w:val="18"/>
               </w:rPr>
-              <w:t xml:space="preserve">Anchor: RANK, DENSE_RANK and ROW_NUMBER on a tie.</w:t>
+              <w:t xml:space="preserve">Anchor: How do you find orders with no payment?</w:t>
             </w:r>
           </w:p>
         </w:tc>
@@ -19356,7 +18855,7 @@
                 <w:sz w:val="18"/>
                 <w:szCs w:val="18"/>
               </w:rPr>
-              <w:t xml:space="preserve">   One correct option, Hard, [S], Mon</w:t>
+              <w:t xml:space="preserve">   One correct option, Hard, [F], Wed</w:t>
             </w:r>
           </w:p>
           <w:p>
@@ -19382,7 +18881,7 @@
                 <w:sz w:val="21"/>
                 <w:szCs w:val="21"/>
               </w:rPr>
-              <w:t xml:space="preserve">WHERE runs first and keeps the five low ratings: three for bot-a, one for bot-b and one for bot-c. GROUP BY forms its groups from those rows alone, so count(*) counts low ratings, and HAVING count(*) &gt;= 3 keeps bot-a with 3. The lead asked for the models with at least three replies in all, bot-a with 4 and bot-b with 3, so the query drops bot-b: its HAVING tests the wrong count. With no WHERE, counting every reply in HAVING and the low ones with count(*) FILTER (WHERE rating &lt;= 2) returns bot-a 3 and bot-b 1. Run on PostgreSQL 16.13 on 30 September 2026.</w:t>
+              <w:t xml:space="preserve">With an ORDER BY and no frame, the window runs from the first row to the current row and its peers, the rows that tie on the ORDER BY. Calls 2 and 3 share 22 September, so both read the day's closing figure, 1200, and call 2 is routed although the total stood at 700 after it. Adding call_id to the window's ORDER BY gives each call its own step and routes call 3. Run on PostgreSQL 16.13 on 30 September 2026.</w:t>
             </w:r>
           </w:p>
           <w:p>
@@ -19409,7 +18908,7 @@
                 <w:sz w:val="20"/>
                 <w:szCs w:val="20"/>
               </w:rPr>
-              <w:t xml:space="preserve">Reads HAVING as judging all of each model's replies; it runs after WHERE, so it sees only the low ratings, and bot-b's one fails the test.</w:t>
+              <w:t xml:space="preserve">The one-step-per-row reading, 400, 700, 1,200, which needs a unique ORDER BY such as day then call_id; with the date alone calls 2 and 3 are peers and share one figure.</w:t>
             </w:r>
           </w:p>
           <w:p>
@@ -19436,7 +18935,7 @@
                 <w:sz w:val="20"/>
                 <w:szCs w:val="20"/>
               </w:rPr>
-              <w:t xml:space="preserve">Counts every reply, as if WHERE had never run; count(*) counts the rows that survive WHERE.</w:t>
+              <w:t xml:space="preserve">Reads each row as adding up only the days before its own, 0, 400, 400, 1,200; the default frame includes the current row and its peers, and a frame that stopped earlier would be written out.</w:t>
             </w:r>
           </w:p>
           <w:p>
@@ -19463,7 +18962,7 @@
                 <w:sz w:val="20"/>
                 <w:szCs w:val="20"/>
               </w:rPr>
-              <w:t xml:space="preserve">Ignores HAVING; bot-b and bot-c each have one low rating, and HAVING keeps only groups of three or more.</w:t>
+              <w:t xml:space="preserve">Reads the window as partitioned by day; with ORDER BY day and no PARTITION BY, the total runs across the days and reaches 1,200 on 22 September.</w:t>
             </w:r>
           </w:p>
           <w:p>
@@ -19489,7 +18988,7 @@
                 <w:sz w:val="21"/>
                 <w:szCs w:val="21"/>
               </w:rPr>
-              <w:t xml:space="preserve">WHERE keeps or drops single rows before any group exists; HAVING keeps or drops whole groups after the aggregate is computed, so a HAVING that follows a WHERE counts only the rows WHERE kept.</w:t>
+              <w:t xml:space="preserve">A running total is deterministic only when its ORDER BY is unique; rows that tie are peers and share one cumulative figure, so I add a tiebreaker such as the id before anyone acts on it.</w:t>
             </w:r>
           </w:p>
           <w:p>
@@ -19504,7 +19003,7 @@
                 <w:sz w:val="18"/>
                 <w:szCs w:val="18"/>
               </w:rPr>
-              <w:t xml:space="preserve">Anchor: WHERE against HAVING, one sentence each.</w:t>
+              <w:t xml:space="preserve">Anchor: RANK, DENSE_RANK and ROW_NUMBER on a tie.</w:t>
             </w:r>
           </w:p>
         </w:tc>
@@ -19566,464 +19065,6 @@
                 <w:szCs w:val="22"/>
               </w:rPr>
               <w:t xml:space="preserve">Q33</w:t>
-            </w:r>
-            <w:r>
-              <w:rPr>
-                <w:rFonts w:ascii="Arial" w:cs="Arial" w:eastAsia="Arial" w:hAnsi="Arial"/>
-                <w:b/>
-                <w:bCs/>
-                <w:color w:val="1C1B16"/>
-                <w:sz w:val="21"/>
-                <w:szCs w:val="21"/>
-              </w:rPr>
-              <w:t xml:space="preserve">   Key C</w:t>
-            </w:r>
-            <w:r>
-              <w:rPr>
-                <w:rFonts w:ascii="Arial" w:cs="Arial" w:eastAsia="Arial" w:hAnsi="Arial"/>
-                <w:color w:val="6B675E"/>
-                <w:sz w:val="18"/>
-                <w:szCs w:val="18"/>
-              </w:rPr>
-              <w:t xml:space="preserve">   One correct option, Hard, [F], Tue</w:t>
-            </w:r>
-          </w:p>
-          <w:p>
-            <w:pPr>
-              <w:keepNext/>
-              <w:spacing w:after="60" w:line="276"/>
-            </w:pPr>
-            <w:r>
-              <w:rPr>
-                <w:rFonts w:ascii="Arial" w:cs="Arial" w:eastAsia="Arial" w:hAnsi="Arial"/>
-                <w:b/>
-                <w:bCs/>
-                <w:color w:val="1C1B16"/>
-                <w:sz w:val="21"/>
-                <w:szCs w:val="21"/>
-              </w:rPr>
-              <w:t xml:space="preserve">Why it holds.  </w:t>
-            </w:r>
-            <w:r>
-              <w:rPr>
-                <w:rFonts w:ascii="Arial" w:cs="Arial" w:eastAsia="Arial" w:hAnsi="Arial"/>
-                <w:color w:val="1C1B16"/>
-                <w:sz w:val="21"/>
-                <w:szCs w:val="21"/>
-              </w:rPr>
-              <w:t xml:space="preserve">For c1, NOT IN asks c1 &lt;&gt; 'c2' AND c1 &lt;&gt; 'c4' AND c1 &lt;&gt; NULL; the last comparison is unknown, so the whole condition is unknown and WHERE drops the row. Every conversation fails the same way, so the count is 0 and the review reads a working assistant as useless. NOT EXISTS, or a LEFT JOIN kept where the handoff key IS NULL, returns 2. Run on PostgreSQL 16.13 on 30 September 2026.</w:t>
-            </w:r>
-          </w:p>
-          <w:p>
-            <w:pPr>
-              <w:keepNext/>
-              <w:spacing w:after="40" w:line="264"/>
-              <w:ind w:left="360" w:hanging="360"/>
-            </w:pPr>
-            <w:r>
-              <w:rPr>
-                <w:rFonts w:ascii="Arial" w:cs="Arial" w:eastAsia="Arial" w:hAnsi="Arial"/>
-                <w:b/>
-                <w:bCs/>
-                <w:color w:val="1C1B16"/>
-                <w:sz w:val="20"/>
-                <w:szCs w:val="20"/>
-              </w:rPr>
-              <w:t xml:space="preserve">A.  </w:t>
-            </w:r>
-            <w:r>
-              <w:rPr>
-                <w:rFonts w:ascii="Arial" w:cs="Arial" w:eastAsia="Arial" w:hAnsi="Arial"/>
-                <w:color w:val="1C1B16"/>
-                <w:sz w:val="20"/>
-                <w:szCs w:val="20"/>
-              </w:rPr>
-              <w:t xml:space="preserve">The answer NOT EXISTS gives; NOT IN against a list that holds a NULL can never be true.</w:t>
-            </w:r>
-          </w:p>
-          <w:p>
-            <w:pPr>
-              <w:keepNext/>
-              <w:spacing w:after="40" w:line="264"/>
-              <w:ind w:left="360" w:hanging="360"/>
-            </w:pPr>
-            <w:r>
-              <w:rPr>
-                <w:rFonts w:ascii="Arial" w:cs="Arial" w:eastAsia="Arial" w:hAnsi="Arial"/>
-                <w:b/>
-                <w:bCs/>
-                <w:color w:val="1C1B16"/>
-                <w:sz w:val="20"/>
-                <w:szCs w:val="20"/>
-              </w:rPr>
-              <w:t xml:space="preserve">B.  </w:t>
-            </w:r>
-            <w:r>
-              <w:rPr>
-                <w:rFonts w:ascii="Arial" w:cs="Arial" w:eastAsia="Arial" w:hAnsi="Arial"/>
-                <w:color w:val="1C1B16"/>
-                <w:sz w:val="20"/>
-                <w:szCs w:val="20"/>
-              </w:rPr>
-              <w:t xml:space="preserve">The NULL sits in the subquery's list, never in the outer table, so it cannot add a conversation.</w:t>
-            </w:r>
-          </w:p>
-          <w:p>
-            <w:pPr>
-              <w:keepNext/>
-              <w:spacing w:after="40" w:line="264"/>
-              <w:ind w:left="360" w:hanging="360"/>
-            </w:pPr>
-            <w:r>
-              <w:rPr>
-                <w:rFonts w:ascii="Arial" w:cs="Arial" w:eastAsia="Arial" w:hAnsi="Arial"/>
-                <w:b/>
-                <w:bCs/>
-                <w:color w:val="1C1B16"/>
-                <w:sz w:val="20"/>
-                <w:szCs w:val="20"/>
-              </w:rPr>
-              <w:t xml:space="preserve">D.  </w:t>
-            </w:r>
-            <w:r>
-              <w:rPr>
-                <w:rFonts w:ascii="Arial" w:cs="Arial" w:eastAsia="Arial" w:hAnsi="Arial"/>
-                <w:color w:val="1C1B16"/>
-                <w:sz w:val="20"/>
-                <w:szCs w:val="20"/>
-              </w:rPr>
-              <w:t xml:space="preserve">Postgres raises nothing; the comparison with NULL is unknown and the rows are dropped without a word, so the review gets a figure, and the wrong one.</w:t>
-            </w:r>
-          </w:p>
-          <w:p>
-            <w:pPr>
-              <w:keepNext/>
-              <w:spacing w:after="40" w:before="60" w:line="276"/>
-            </w:pPr>
-            <w:r>
-              <w:rPr>
-                <w:rFonts w:ascii="Arial" w:cs="Arial" w:eastAsia="Arial" w:hAnsi="Arial"/>
-                <w:b/>
-                <w:bCs/>
-                <w:color w:val="1C1B16"/>
-                <w:sz w:val="21"/>
-                <w:szCs w:val="21"/>
-              </w:rPr>
-              <w:t xml:space="preserve">In the interview.  </w:t>
-            </w:r>
-            <w:r>
-              <w:rPr>
-                <w:rFonts w:ascii="Arial" w:cs="Arial" w:eastAsia="Arial" w:hAnsi="Arial"/>
-                <w:color w:val="1C1B16"/>
-                <w:sz w:val="21"/>
-                <w:szCs w:val="21"/>
-              </w:rPr>
-              <w:t xml:space="preserve">Rows with no match are an anti-join, which I write as NOT EXISTS or as a LEFT JOIN kept where the right key IS NULL, never as NOT IN against a column that can hold a NULL.</w:t>
-            </w:r>
-          </w:p>
-          <w:p>
-            <w:pPr>
-              <w:keepNext w:val="false"/>
-              <w:spacing w:after="0"/>
-            </w:pPr>
-            <w:r>
-              <w:rPr>
-                <w:rFonts w:ascii="Arial" w:cs="Arial" w:eastAsia="Arial" w:hAnsi="Arial"/>
-                <w:color w:val="6B675E"/>
-                <w:sz w:val="18"/>
-                <w:szCs w:val="18"/>
-              </w:rPr>
-              <w:t xml:space="preserve">Anchor: How do you find orders with no payment?</w:t>
-            </w:r>
-          </w:p>
-        </w:tc>
-      </w:tr>
-    </w:tbl>
-    <w:p>
-      <w:pPr>
-        <w:keepNext w:val="false"/>
-        <w:spacing w:after="160" w:before="0"/>
-      </w:pPr>
-    </w:p>
-    <w:tbl>
-      <w:tblPr>
-        <w:tblW w:type="dxa" w:w="9800"/>
-        <w:tblBorders>
-          <w:top w:val="none" w:color="FFFFFF" w:sz="0"/>
-          <w:left w:val="none" w:color="FFFFFF" w:sz="0"/>
-          <w:bottom w:val="none" w:color="FFFFFF" w:sz="0"/>
-          <w:right w:val="none" w:color="FFFFFF" w:sz="0"/>
-          <w:insideH w:val="none" w:color="FFFFFF" w:sz="0"/>
-          <w:insideV w:val="none" w:color="FFFFFF" w:sz="0"/>
-        </w:tblBorders>
-      </w:tblPr>
-      <w:tblGrid>
-        <w:gridCol w:w="9800"/>
-      </w:tblGrid>
-      <w:tr>
-        <w:trPr>
-          <w:cantSplit/>
-        </w:trPr>
-        <w:tc>
-          <w:tcPr>
-            <w:tcW w:type="dxa" w:w="9800"/>
-            <w:tcBorders>
-              <w:top w:val="none" w:color="FFFFFF" w:sz="0"/>
-              <w:left w:val="none" w:color="FFFFFF" w:sz="0"/>
-              <w:bottom w:val="none" w:color="FFFFFF" w:sz="0"/>
-              <w:right w:val="none" w:color="FFFFFF" w:sz="0"/>
-            </w:tcBorders>
-            <w:tcMar>
-              <w:top w:type="dxa" w:w="0"/>
-              <w:left w:type="dxa" w:w="0"/>
-              <w:bottom w:type="dxa" w:w="0"/>
-              <w:right w:type="dxa" w:w="0"/>
-            </w:tcMar>
-          </w:tcPr>
-          <w:p>
-            <w:pPr>
-              <w:keepNext/>
-              <w:spacing w:after="60" w:before="60"/>
-            </w:pPr>
-            <w:r>
-              <w:rPr>
-                <w:rFonts w:ascii="Arial" w:cs="Arial" w:eastAsia="Arial" w:hAnsi="Arial"/>
-                <w:b/>
-                <w:bCs/>
-                <w:color w:val="B37A33"/>
-                <w:sz w:val="22"/>
-                <w:szCs w:val="22"/>
-              </w:rPr>
-              <w:t xml:space="preserve">Q34</w:t>
-            </w:r>
-            <w:r>
-              <w:rPr>
-                <w:rFonts w:ascii="Arial" w:cs="Arial" w:eastAsia="Arial" w:hAnsi="Arial"/>
-                <w:b/>
-                <w:bCs/>
-                <w:color w:val="1C1B16"/>
-                <w:sz w:val="21"/>
-                <w:szCs w:val="21"/>
-              </w:rPr>
-              <w:t xml:space="preserve">   Key A</w:t>
-            </w:r>
-            <w:r>
-              <w:rPr>
-                <w:rFonts w:ascii="Arial" w:cs="Arial" w:eastAsia="Arial" w:hAnsi="Arial"/>
-                <w:color w:val="6B675E"/>
-                <w:sz w:val="18"/>
-                <w:szCs w:val="18"/>
-              </w:rPr>
-              <w:t xml:space="preserve">   One correct option, Hard, [F], Wed</w:t>
-            </w:r>
-          </w:p>
-          <w:p>
-            <w:pPr>
-              <w:keepNext/>
-              <w:spacing w:after="60" w:line="276"/>
-            </w:pPr>
-            <w:r>
-              <w:rPr>
-                <w:rFonts w:ascii="Arial" w:cs="Arial" w:eastAsia="Arial" w:hAnsi="Arial"/>
-                <w:b/>
-                <w:bCs/>
-                <w:color w:val="1C1B16"/>
-                <w:sz w:val="21"/>
-                <w:szCs w:val="21"/>
-              </w:rPr>
-              <w:t xml:space="preserve">Why it holds.  </w:t>
-            </w:r>
-            <w:r>
-              <w:rPr>
-                <w:rFonts w:ascii="Arial" w:cs="Arial" w:eastAsia="Arial" w:hAnsi="Arial"/>
-                <w:color w:val="1C1B16"/>
-                <w:sz w:val="21"/>
-                <w:szCs w:val="21"/>
-              </w:rPr>
-              <w:t xml:space="preserve">With an ORDER BY and no frame, the window runs from the first row to the current row and its peers, the rows that tie on the ORDER BY. Calls 2 and 3 share 22 September, so both read the day's closing figure, 1200, and neither shows its own step. Adding call_id to the window's ORDER BY gives each call its own step. Run on PostgreSQL 16.13 on 30 September 2026.</w:t>
-            </w:r>
-          </w:p>
-          <w:p>
-            <w:pPr>
-              <w:keepNext/>
-              <w:spacing w:after="40" w:line="264"/>
-              <w:ind w:left="360" w:hanging="360"/>
-            </w:pPr>
-            <w:r>
-              <w:rPr>
-                <w:rFonts w:ascii="Arial" w:cs="Arial" w:eastAsia="Arial" w:hAnsi="Arial"/>
-                <w:b/>
-                <w:bCs/>
-                <w:color w:val="1C1B16"/>
-                <w:sz w:val="20"/>
-                <w:szCs w:val="20"/>
-              </w:rPr>
-              <w:t xml:space="preserve">B.  </w:t>
-            </w:r>
-            <w:r>
-              <w:rPr>
-                <w:rFonts w:ascii="Arial" w:cs="Arial" w:eastAsia="Arial" w:hAnsi="Arial"/>
-                <w:color w:val="1C1B16"/>
-                <w:sz w:val="20"/>
-                <w:szCs w:val="20"/>
-              </w:rPr>
-              <w:t xml:space="preserve">The one-step-per-row reading, which needs a unique ORDER BY such as day then call_id; with the date alone the two calls are peers.</w:t>
-            </w:r>
-          </w:p>
-          <w:p>
-            <w:pPr>
-              <w:keepNext/>
-              <w:spacing w:after="40" w:line="264"/>
-              <w:ind w:left="360" w:hanging="360"/>
-            </w:pPr>
-            <w:r>
-              <w:rPr>
-                <w:rFonts w:ascii="Arial" w:cs="Arial" w:eastAsia="Arial" w:hAnsi="Arial"/>
-                <w:b/>
-                <w:bCs/>
-                <w:color w:val="1C1B16"/>
-                <w:sz w:val="20"/>
-                <w:szCs w:val="20"/>
-              </w:rPr>
-              <w:t xml:space="preserve">C.  </w:t>
-            </w:r>
-            <w:r>
-              <w:rPr>
-                <w:rFonts w:ascii="Arial" w:cs="Arial" w:eastAsia="Arial" w:hAnsi="Arial"/>
-                <w:color w:val="1C1B16"/>
-                <w:sz w:val="20"/>
-                <w:szCs w:val="20"/>
-              </w:rPr>
-              <w:t xml:space="preserve">The whole-table total on every row, which is what sum(tokens) OVER () gives with no ORDER BY; with an ORDER BY, the frame stops at the current row and its peers.</w:t>
-            </w:r>
-          </w:p>
-          <w:p>
-            <w:pPr>
-              <w:keepNext/>
-              <w:spacing w:after="40" w:line="264"/>
-              <w:ind w:left="360" w:hanging="360"/>
-            </w:pPr>
-            <w:r>
-              <w:rPr>
-                <w:rFonts w:ascii="Arial" w:cs="Arial" w:eastAsia="Arial" w:hAnsi="Arial"/>
-                <w:b/>
-                <w:bCs/>
-                <w:color w:val="1C1B16"/>
-                <w:sz w:val="20"/>
-                <w:szCs w:val="20"/>
-              </w:rPr>
-              <w:t xml:space="preserve">D.  </w:t>
-            </w:r>
-            <w:r>
-              <w:rPr>
-                <w:rFonts w:ascii="Arial" w:cs="Arial" w:eastAsia="Arial" w:hAnsi="Arial"/>
-                <w:color w:val="1C1B16"/>
-                <w:sz w:val="20"/>
-                <w:szCs w:val="20"/>
-              </w:rPr>
-              <w:t xml:space="preserve">Assumes the database breaks the tie with call 3 first; peers are never split, they share one figure.</w:t>
-            </w:r>
-          </w:p>
-          <w:p>
-            <w:pPr>
-              <w:keepNext/>
-              <w:spacing w:after="40" w:before="60" w:line="276"/>
-            </w:pPr>
-            <w:r>
-              <w:rPr>
-                <w:rFonts w:ascii="Arial" w:cs="Arial" w:eastAsia="Arial" w:hAnsi="Arial"/>
-                <w:b/>
-                <w:bCs/>
-                <w:color w:val="1C1B16"/>
-                <w:sz w:val="21"/>
-                <w:szCs w:val="21"/>
-              </w:rPr>
-              <w:t xml:space="preserve">In the interview.  </w:t>
-            </w:r>
-            <w:r>
-              <w:rPr>
-                <w:rFonts w:ascii="Arial" w:cs="Arial" w:eastAsia="Arial" w:hAnsi="Arial"/>
-                <w:color w:val="1C1B16"/>
-                <w:sz w:val="21"/>
-                <w:szCs w:val="21"/>
-              </w:rPr>
-              <w:t xml:space="preserve">A running total is deterministic only when its ORDER BY is unique; rows that tie are peers and share one cumulative figure, so I add a tiebreaker such as the id.</w:t>
-            </w:r>
-          </w:p>
-          <w:p>
-            <w:pPr>
-              <w:keepNext w:val="false"/>
-              <w:spacing w:after="0"/>
-            </w:pPr>
-            <w:r>
-              <w:rPr>
-                <w:rFonts w:ascii="Arial" w:cs="Arial" w:eastAsia="Arial" w:hAnsi="Arial"/>
-                <w:color w:val="6B675E"/>
-                <w:sz w:val="18"/>
-                <w:szCs w:val="18"/>
-              </w:rPr>
-              <w:t xml:space="preserve">Anchor: RANK, DENSE_RANK and ROW_NUMBER on a tie.</w:t>
-            </w:r>
-          </w:p>
-        </w:tc>
-      </w:tr>
-    </w:tbl>
-    <w:p>
-      <w:pPr>
-        <w:keepNext w:val="false"/>
-        <w:spacing w:after="160" w:before="0"/>
-      </w:pPr>
-    </w:p>
-    <w:tbl>
-      <w:tblPr>
-        <w:tblW w:type="dxa" w:w="9800"/>
-        <w:tblBorders>
-          <w:top w:val="none" w:color="FFFFFF" w:sz="0"/>
-          <w:left w:val="none" w:color="FFFFFF" w:sz="0"/>
-          <w:bottom w:val="none" w:color="FFFFFF" w:sz="0"/>
-          <w:right w:val="none" w:color="FFFFFF" w:sz="0"/>
-          <w:insideH w:val="none" w:color="FFFFFF" w:sz="0"/>
-          <w:insideV w:val="none" w:color="FFFFFF" w:sz="0"/>
-        </w:tblBorders>
-      </w:tblPr>
-      <w:tblGrid>
-        <w:gridCol w:w="9800"/>
-      </w:tblGrid>
-      <w:tr>
-        <w:trPr>
-          <w:cantSplit/>
-        </w:trPr>
-        <w:tc>
-          <w:tcPr>
-            <w:tcW w:type="dxa" w:w="9800"/>
-            <w:tcBorders>
-              <w:top w:val="none" w:color="FFFFFF" w:sz="0"/>
-              <w:left w:val="none" w:color="FFFFFF" w:sz="0"/>
-              <w:bottom w:val="none" w:color="FFFFFF" w:sz="0"/>
-              <w:right w:val="none" w:color="FFFFFF" w:sz="0"/>
-            </w:tcBorders>
-            <w:tcMar>
-              <w:top w:type="dxa" w:w="0"/>
-              <w:left w:type="dxa" w:w="0"/>
-              <w:bottom w:type="dxa" w:w="0"/>
-              <w:right w:type="dxa" w:w="0"/>
-            </w:tcMar>
-          </w:tcPr>
-          <w:p>
-            <w:pPr>
-              <w:keepNext/>
-              <w:spacing w:after="60" w:before="60"/>
-            </w:pPr>
-            <w:r>
-              <w:rPr>
-                <w:rFonts w:ascii="Arial" w:cs="Arial" w:eastAsia="Arial" w:hAnsi="Arial"/>
-                <w:b/>
-                <w:bCs/>
-                <w:color w:val="B37A33"/>
-                <w:sz w:val="22"/>
-                <w:szCs w:val="22"/>
-              </w:rPr>
-              <w:t xml:space="preserve">Q35</w:t>
             </w:r>
             <w:r>
               <w:rPr>
@@ -20236,7 +19277,7 @@
           <w:sz w:val="21"/>
           <w:szCs w:val="21"/>
         </w:rPr>
-        <w:t xml:space="preserve">[S] (8): Q2, Q4, Q9, Q12, Q14, Q21, Q31, Q32</w:t>
+        <w:t xml:space="preserve">[S] (7): Q3, Q9, Q13, Q14, Q19, Q29, Q30</w:t>
       </w:r>
     </w:p>
     <w:p>
@@ -20255,7 +19296,7 @@
           <w:sz w:val="21"/>
           <w:szCs w:val="21"/>
         </w:rPr>
-        <w:t xml:space="preserve">[F] (16): Q1, Q3, Q7, Q15, Q17, Q18, Q19, Q23, Q24, Q25, Q27, Q29, Q30, Q33, Q34, Q35</w:t>
+        <w:t xml:space="preserve">[F] (15): Q1, Q2, Q4, Q7, Q15, Q17, Q21, Q22, Q23, Q25, Q27, Q28, Q31, Q32, Q33</w:t>
       </w:r>
     </w:p>
     <w:p>
@@ -20293,7 +19334,7 @@
           <w:sz w:val="21"/>
           <w:szCs w:val="21"/>
         </w:rPr>
-        <w:t xml:space="preserve">[D] (11): Q5, Q6, Q8, Q10, Q11, Q13, Q16, Q20, Q22, Q26, Q28</w:t>
+        <w:t xml:space="preserve">[D] (11): Q5, Q6, Q8, Q10, Q11, Q12, Q16, Q18, Q20, Q24, Q26</w:t>
       </w:r>
     </w:p>
     <w:p>
@@ -20312,7 +19353,7 @@
           <w:sz w:val="21"/>
           <w:szCs w:val="21"/>
         </w:rPr>
-        <w:t xml:space="preserve">Easy (2): Q3, Q4</w:t>
+        <w:t xml:space="preserve">Easy (2): Q2, Q3</w:t>
       </w:r>
     </w:p>
     <w:p>
@@ -20331,7 +19372,7 @@
           <w:sz w:val="21"/>
           <w:szCs w:val="21"/>
         </w:rPr>
-        <w:t xml:space="preserve">Medium (12): Q2, Q5, Q13, Q14, Q17, Q18, Q19, Q23, Q24, Q25, Q26, Q35</w:t>
+        <w:t xml:space="preserve">Medium (10): Q4, Q5, Q10, Q13, Q14, Q21, Q22, Q23, Q24, Q33</w:t>
       </w:r>
     </w:p>
     <w:p>
@@ -20350,7 +19391,7 @@
           <w:sz w:val="21"/>
           <w:szCs w:val="21"/>
         </w:rPr>
-        <w:t xml:space="preserve">Hard (21): Q1, Q6, Q7, Q8, Q9, Q10, Q11, Q12, Q15, Q16, Q20, Q21, Q22, Q27, Q28, Q29, Q30, Q31, Q32, Q33, Q34</w:t>
+        <w:t xml:space="preserve">Hard (21): Q1, Q6, Q7, Q8, Q9, Q11, Q12, Q15, Q16, Q17, Q18, Q19, Q20, Q25, Q26, Q27, Q28, Q29, Q30, Q31, Q32</w:t>
       </w:r>
     </w:p>
     <w:p>
@@ -20426,7 +19467,7 @@
           <w:sz w:val="21"/>
           <w:szCs w:val="21"/>
         </w:rPr>
-        <w:t xml:space="preserve">Part 4, One row per customer (6): Q17, Q18, Q19, Q20, Q21, Q22</w:t>
+        <w:t xml:space="preserve">Part 4, One row per customer (4): Q17, Q18, Q19, Q20</w:t>
       </w:r>
     </w:p>
     <w:p>
@@ -20445,7 +19486,7 @@
           <w:sz w:val="21"/>
           <w:szCs w:val="21"/>
         </w:rPr>
-        <w:t xml:space="preserve">Part 5, The last mile, and spreadsheets in public (7): Q23, Q24, Q25, Q26, Q27, Q28, Q29</w:t>
+        <w:t xml:space="preserve">Part 5, The last mile, and spreadsheets in public (7): Q21, Q22, Q23, Q24, Q25, Q26, Q27</w:t>
       </w:r>
     </w:p>
     <w:p>
@@ -20464,7 +19505,7 @@
           <w:sz w:val="21"/>
           <w:szCs w:val="21"/>
         </w:rPr>
-        <w:t xml:space="preserve">Part 6, Read the code, read the data: an AI team's tables (6): Q30, Q31, Q32, Q33, Q34, Q35</w:t>
+        <w:t xml:space="preserve">Part 6, Read the code, read the data: an AI team's tables (6): Q28, Q29, Q30, Q31, Q32, Q33</w:t>
       </w:r>
     </w:p>
     <w:p>
@@ -20515,7 +19556,26 @@
           <w:sz w:val="21"/>
           <w:szCs w:val="21"/>
         </w:rPr>
-        <w:t xml:space="preserve">Q1 (Applied maths, Hard, [F]): Anand's analyst fills the missing leaf with SELECT quarter, count(*) / count(DISTINCT customer_id) FROM rp_orders GROUP BY quarter, where rp_orders holds the Retail-Plus orders above. What does the query print for each quarter, what are the true figures, and how did orders per member change from the first quarter to the second? Show the working.</w:t>
+        <w:t xml:space="preserve">Q1 (Applied maths, Hard, [F]): Anand's analyst fills the missing leaf with SELECT quarter, count(*) / count(DISTINCT customer_id) FROM rp_orders GROUP BY quarter, where rp_orders holds the Retail-Plus orders above, and drafts a note to the head of Retail-Plus from what it returns. What does the query print for each quarter, and what should the note say orders per member did from the first quarter to the second? Show the working.</w:t>
+      </w:r>
+    </w:p>
+    <w:p>
+      <w:pPr>
+        <w:pStyle w:val="ListParagraph"/>
+        <w:numPr>
+          <w:ilvl w:val="0"/>
+          <w:numId w:val="3"/>
+        </w:numPr>
+        <w:spacing w:after="40"/>
+      </w:pPr>
+      <w:r>
+        <w:rPr>
+          <w:rFonts w:ascii="Arial" w:cs="Arial" w:eastAsia="Arial" w:hAnsi="Arial"/>
+          <w:color w:val="1C1B16"/>
+          <w:sz w:val="21"/>
+          <w:szCs w:val="21"/>
+        </w:rPr>
+        <w:t xml:space="preserve">Q4 (One correct option, Medium, [F]): Retail-Plus has 120 members on its books, and from July to September 76 of them ordered, spending Rs 4,13,380 between them. The head of Retail-Plus asks for the average spend per member on the books, and the analyst runs the query above. What does it print?</w:t>
       </w:r>
     </w:p>
     <w:p>
@@ -20553,7 +19613,7 @@
           <w:sz w:val="21"/>
           <w:szCs w:val="21"/>
         </w:rPr>
-        <w:t xml:space="preserve">Q6 (One correct option, Hard, [D]): In 2016 Facebook told advertisers that it had defined the average duration of video viewed as the total time spent watching a video divided by the number of people who played it, and had calculated it by dividing by only the people who watched for three seconds or more (TechCrunch, 2016). The query above rebuilds both on five illustrative viewers. What does it return, and by how much does the calculated average overstate the defined one?</w:t>
+        <w:t xml:space="preserve">Q6 (One correct option, Hard, [D]): In 2016 Facebook told advertisers that it had defined the average duration of video viewed as the total time spent watching a video divided by the number of people who played it, and had calculated it by dividing by only the people who watched for three seconds or more (TechCrunch, 2016). The query above rebuilds both on five illustrative viewers. By how much does the calculated average overstate the defined one?</w:t>
       </w:r>
     </w:p>
     <w:p>
@@ -20629,7 +19689,7 @@
           <w:sz w:val="21"/>
           <w:szCs w:val="21"/>
         </w:rPr>
-        <w:t xml:space="preserve">Q10 (One correct option, Hard, [D]): It is the end of the reporting day, and Anand expects the report tonight. In each channel the gap, booked less collected, should equal the unpaid orders' booked value. What do you send?</w:t>
+        <w:t xml:space="preserve">Q10 (One correct option, Medium, [D]): It is the end of the reporting day, and Anand expects the report tonight. His rule for a late failure is to send what reconciles and hold what does not, and in each channel the gap, booked less collected, should equal the unpaid orders' booked value. What do you send?</w:t>
       </w:r>
     </w:p>
     <w:p>
@@ -20667,7 +19727,7 @@
           <w:sz w:val="21"/>
           <w:szCs w:val="21"/>
         </w:rPr>
-        <w:t xml:space="preserve">Q12 (Scenario set, Hard, [S]): The analyst computes RANK(), DENSE_RANK() and ROW_NUMBER() over the quarter's revenue, highest first, and keeps the members numbered 50 or better under each. How many members does each keep?</w:t>
+        <w:t xml:space="preserve">Q12 (One correct option, Hard, [D]): Retail-Plus had 76 members who ordered from July to September. Sorted by their revenue for the quarter, highest first, the top 45 each spent a different amount, all above Rs 3,600, and rows 46 to 53 are in the table. The head of Retail-Plus sets the rule for the protect list: "If two members spent the same, rank them the same. Keep every member who spent at least as much as the fiftieth, and nobody who spent less." Which ranking gives that list, and how many members does it keep?</w:t>
       </w:r>
     </w:p>
     <w:p>
@@ -20686,7 +19746,7 @@
           <w:sz w:val="21"/>
           <w:szCs w:val="21"/>
         </w:rPr>
-        <w:t xml:space="preserve">Q13 (Scenario set, Medium, [D]): Which list follows the rule the head of Retail-Plus set?</w:t>
+        <w:t xml:space="preserve">Q14 (One correct option, Medium, [S]): Marketing wants each Retail-Plus member's spend beside the member's share of the tier's spend for July to September. The table member_step holds one row per member who ordered, with the columns customer_id and spend. Which query gives each member's share?</w:t>
       </w:r>
     </w:p>
     <w:p>
@@ -20705,7 +19765,7 @@
           <w:sz w:val="21"/>
           <w:szCs w:val="21"/>
         </w:rPr>
-        <w:t xml:space="preserve">Q15 (One correct option, Hard, [F]): The falling flag reads member_month, one row per member per month with an order. It takes prev1 = LAG(spend, 1) and prev2 = LAG(spend, 2), each partitioned by member and ordered by month, and flags a member whose September spend is below prev1 while prev1 is below prev2. Marketing will call every member the flag names and say that their spend fell in both August and September. How many calls does Marketing make, and how many of them say something untrue?</w:t>
+        <w:t xml:space="preserve">Q15 (One correct option, Hard, [F]): The falling flag reads member_month, which sums each member's orders by calendar month. It takes prev1 = LAG(spend, 1) and prev2 = LAG(spend, 2), each partitioned by member and ordered by month, and flags a member whose September spend is below prev1 while prev1 is below prev2. Marketing will call every member the flag names and say that their spend fell in both August and September. How many calls does Marketing make, and how many of them say something untrue?</w:t>
       </w:r>
     </w:p>
     <w:p>
@@ -20724,7 +19784,7 @@
           <w:sz w:val="21"/>
           <w:szCs w:val="21"/>
         </w:rPr>
-        <w:t xml:space="preserve">Q16 (One correct option, Hard, [D]): Meera's chief of staff wants one line about the plan for Monday's front page, and the figures above are all there is. Which line do they support?</w:t>
+        <w:t xml:space="preserve">Q16 (One correct option, Hard, [D]): The quarter closed at Rs 9,84,00,000 against a plan of Rs 9,83,99,990. Meera's chief of staff wants one line for Monday's front page on how it got there, and the figures above are all there is. Which line do they support?</w:t>
       </w:r>
     </w:p>
     <w:p>
@@ -20743,7 +19803,7 @@
           <w:sz w:val="21"/>
           <w:szCs w:val="21"/>
         </w:rPr>
-        <w:t xml:space="preserve">Q17 (Scenario set, Medium, [F]): How many rows does the merged table hold?</w:t>
+        <w:t xml:space="preserve">Q17 (Scenario set, Hard, [F]): How many rows does the merged table hold, and what should Monday's refresh carry before the pivot is built?</w:t>
       </w:r>
     </w:p>
     <w:p>
@@ -20762,7 +19822,7 @@
           <w:sz w:val="21"/>
           <w:szCs w:val="21"/>
         </w:rPr>
-        <w:t xml:space="preserve">Q18 (Scenario set, Medium, [F]): The analyst tells Marketing: "The pivot's grand total will equal the book's Rs 19,84,00,000." True or false, and why?</w:t>
+        <w:t xml:space="preserve">Q18 (Scenario set, Hard, [D]): Marketing's rule is one exposure per customer, the first by date, and the sale's report credits the sale with every order a customer places from that exposure on. Which exposure does the step above keep for C-0001, and what does the report make of C-0001's orders?</w:t>
       </w:r>
     </w:p>
     <w:p>
@@ -20781,7 +19841,7 @@
           <w:sz w:val="21"/>
           <w:szCs w:val="21"/>
         </w:rPr>
-        <w:t xml:space="preserve">Q19 (Scenario set, Medium, [F]): Which of these, added to Monday's refresh, would have stopped the run before the pivot was built? Mark every correct option.</w:t>
+        <w:t xml:space="preserve">Q19 (One correct option, Hard, [S]): The head of Retail-Plus wants one row per member and one column per month, to read who is drifting, and a long copy of the same view for a trend chart. What does the code above print?</w:t>
       </w:r>
     </w:p>
     <w:p>
@@ -20800,7 +19860,7 @@
           <w:sz w:val="21"/>
           <w:szCs w:val="21"/>
         </w:rPr>
-        <w:t xml:space="preserve">Q20 (Scenario set, Hard, [D]): Marketing's rule is one exposure per customer, the first by date. Which step applies it, so that the table sent to Excel has one row per customer carrying each customer's first exposure?</w:t>
+        <w:t xml:space="preserve">Q20 (One correct option, Hard, [D]): Gene symbols are the short names genes go by in papers and databases. Ziemann and colleagues found that Excel's default settings turn some symbols into dates, and that about a fifth of genomics papers with Excel gene lists carried such errors (Genome Biology, 2016). The code above merges a lab's list, after a trip through Excel, onto the lab's reference table of panels. What does it print?</w:t>
       </w:r>
     </w:p>
     <w:p>
@@ -20819,7 +19879,7 @@
           <w:sz w:val="21"/>
           <w:szCs w:val="21"/>
         </w:rPr>
-        <w:t xml:space="preserve">Q21 (One correct option, Hard, [S]): The head of Retail-Plus wants one row per member and one column per month, to read who is drifting, and a long copy of the same view for a trend chart. What does the code above print?</w:t>
+        <w:t xml:space="preserve">Q21 (Match the following, Medium, [F]): Find any member by member code, and print a plain message for an unknown code</w:t>
       </w:r>
     </w:p>
     <w:p>
@@ -20838,7 +19898,7 @@
           <w:sz w:val="21"/>
           <w:szCs w:val="21"/>
         </w:rPr>
-        <w:t xml:space="preserve">Q22 (One correct option, Hard, [D]): Gene symbols are the short names genes go by in papers and databases, and before 2020 two of them were SEPT2 and MARCH1. Ziemann and colleagues found that Excel's default settings turned such symbols into dates, SEPT2 into 2-Sep and MARCH1 into 1-Mar, and that about a fifth of genomics papers with Excel gene lists carried such errors (Genome Biology, 2016). In 2020 the body that names human genes renamed the genes Excel turned into dates, so that MARCH1 became MARCHF1 and SEPT1 became SEPTIN1 (Nature Genetics, 2020). The code above merges a lab's list onto a reference table from before the renaming. What does it print, and what should the analyst do?</w:t>
+        <w:t xml:space="preserve">Q22 (Match the following, Medium, [F]): A figure under the protect list that adds only the members a filter to Mumbai leaves on screen</w:t>
       </w:r>
     </w:p>
     <w:p>
@@ -20857,7 +19917,7 @@
           <w:sz w:val="21"/>
           <w:szCs w:val="21"/>
         </w:rPr>
-        <w:t xml:space="preserve">Q23 (Match the following, Medium, [F]): Find any member by member code, and print a plain message for an unknown code</w:t>
+        <w:t xml:space="preserve">Q23 (Match the following, Medium, [F]): Booked revenue by segment from Friday's export, in which an invoice paid in two instalments appears twice</w:t>
       </w:r>
     </w:p>
     <w:p>
@@ -20876,7 +19936,7 @@
           <w:sz w:val="21"/>
           <w:szCs w:val="21"/>
         </w:rPr>
-        <w:t xml:space="preserve">Q24 (Match the following, Medium, [F]): A figure under the protect list that adds only the members a filter to Mumbai leaves on screen</w:t>
+        <w:t xml:space="preserve">Q24 (Match the following, Medium, [D]): Let a director try Rs 5,00,000 for Retail-Plus in July to September, with the warehouse's figures untouched</w:t>
       </w:r>
     </w:p>
     <w:p>
@@ -20895,7 +19955,7 @@
           <w:sz w:val="21"/>
           <w:szCs w:val="21"/>
         </w:rPr>
-        <w:t xml:space="preserve">Q25 (Match the following, Medium, [F]): Revenue by segment from Friday's export, in which an invoice paid in two instalments appears twice</w:t>
+        <w:t xml:space="preserve">Q25 (Applied maths, Hard, [F]): In 2013 Herndon, Ash and Pollin rebuilt an influential 2010 paper by Reinhart and Rogoff from the authors' own working spreadsheet, and found that the paper's average growth for countries with public debt over 90 percent of GDP, published as -0.1 percent, was 2.2 percent when properly calculated (PERI working paper 322, 2013). The illustrative sheet above goes to a review today. What does it report for the two columns, what do the six countries' figures give, and does its comparison hold? Show the working.</w:t>
       </w:r>
     </w:p>
     <w:p>
@@ -20914,7 +19974,7 @@
           <w:sz w:val="21"/>
           <w:szCs w:val="21"/>
         </w:rPr>
-        <w:t xml:space="preserve">Q26 (Match the following, Medium, [D]): Let a director try Rs 5,00,000 for Retail-Plus in July to September, with the warehouse's figures untouched</w:t>
+        <w:t xml:space="preserve">Q26 (Applied maths, Hard, [D]): JPMorgan's task force on the 2012 losses in its Chief Investment Office reported on a value-at-risk model, an estimate of how much a trading book can lose on a bad day, that ran through Excel spreadsheets filled by copying and pasting (JPMorgan Chase, 2013). Suppose the model's documentation defines a day's change as the difference between the new and old rates divided by their average, and that its value at risk moves in step with the size of those changes. The sheet above reports a value at risk of 70 million dollars against the desk's limit of 120 million dollars; both figures are illustrative. What value at risk should the sheet have reported, and is the desk inside its limit? Show the working.</w:t>
       </w:r>
     </w:p>
     <w:p>
@@ -20933,7 +19993,7 @@
           <w:sz w:val="21"/>
           <w:szCs w:val="21"/>
         </w:rPr>
-        <w:t xml:space="preserve">Q27 (Applied maths, Hard, [F]): In 2013 Herndon, Ash and Pollin rebuilt an influential 2010 paper by Reinhart and Rogoff from the authors' own working spreadsheet. They reported that a coding error "entirely excludes five countries, Australia, Austria, Belgium, Canada, and Denmark, from the analysis", because the averages covered lines 30 to 44 of the sheet instead of lines 30 to 49 (PERI working paper 322, 2013). The sheet above makes the same kind of error. What does B8 return, what should it return, and what does the error do to the reading of growth? Show the working.</w:t>
+        <w:t xml:space="preserve">Q27 (Applied maths, Hard, [F]): In 2017 Uber told New York City drivers that it had been taking too much commission from them, and that each affected driver would get a refund of about 900 dollars, interest included (CBS News, 2017). Suppose the drivers' terms set the commission at 25 percent of the fare after taxes and fees. How much commission did the three trips above overcharge the driver, and what share of the commission charged is that? Show the working.</w:t>
       </w:r>
     </w:p>
     <w:p>
@@ -20952,7 +20012,7 @@
           <w:sz w:val="21"/>
           <w:szCs w:val="21"/>
         </w:rPr>
-        <w:t xml:space="preserve">Q28 (One correct option, Hard, [D]): JPMorgan's task force on the 2012 losses in its Chief Investment Office reported that a value-at-risk model, an estimate of how much a trading book can lose on a bad day, ran through Excel spreadsheets filled by copying and pasting, and that one step divided a change in rates by the sum of the old and new rates where the modeller meant their average (JPMorgan Chase, 2013). Work out column D for the three rows and the change the modeller meant. What does the sheet do to the model's picture of risk?</w:t>
+        <w:t xml:space="preserve">Q28 (One correct option, Hard, [F]): The team scores a model that sorts support tickets into refund, late and other against labels from an annotation vendor, and ships a model only if it scores 0.5 or better. What does the code above print, and what happens to the model?</w:t>
       </w:r>
     </w:p>
     <w:p>
@@ -20971,7 +20031,7 @@
           <w:sz w:val="21"/>
           <w:szCs w:val="21"/>
         </w:rPr>
-        <w:t xml:space="preserve">Q29 (Applied maths, Hard, [F]): In 2017 Uber said it had been taking its commission from New York City drivers on the gross fare, before sales tax and other fees were deducted, where it should have used the fare after them, and that it would repay affected drivers about 900 dollars each on average (CBS News, 2017). The commission rate on these trips is 25 percent. How much commission did the three trips overcharge the driver, and what share of the commission charged is that? Show the working.</w:t>
+        <w:t xml:space="preserve">Q29 (One correct option, Hard, [S]): The team promotes bot-b over bot-a if bot-b's latest run scores higher than bot-a's latest. Runs are numbered in the order they start, and of two runs that finish on the same day, the one that started later counts as the latest. Which query gives the team the right call, and what is the call?</w:t>
       </w:r>
     </w:p>
     <w:p>
@@ -20990,7 +20050,7 @@
           <w:sz w:val="21"/>
           <w:szCs w:val="21"/>
         </w:rPr>
-        <w:t xml:space="preserve">Q30 (One correct option, Hard, [F]): The team scores a model that sorts support tickets into refund, late and other against labels from an annotation vendor, and ships a model only if it scores 0.5 or better. The vendor re-sent a batch, so two tickets carry their label twice. What does the code above print?</w:t>
+        <w:t xml:space="preserve">Q30 (One correct option, Hard, [S]): Customers rate each reply from 1 to 5. The team lead asks for every model with at least three replies this week, beside how many of its replies were rated 2 or below, and will retrain every model on the list. What does the query above return, and which models are retrained?</w:t>
       </w:r>
     </w:p>
     <w:p>
@@ -21009,7 +20069,7 @@
           <w:sz w:val="21"/>
           <w:szCs w:val="21"/>
         </w:rPr>
-        <w:t xml:space="preserve">Q31 (One correct option, Hard, [S]): The leaderboard must show one row per model, its latest run and that run's accuracy, and must show the same row every morning. Two of bot-b's runs finished on 9 September. Which query does that?</w:t>
+        <w:t xml:space="preserve">Q31 (One correct option, Hard, [F]): The weekly review reads how many of the four conversations the assistant resolved without a person, and the product lead cuts the assistant's budget if that is under 40 percent. What does the query above return, and what happens to the budget?</w:t>
       </w:r>
     </w:p>
     <w:p>
@@ -21028,7 +20088,7 @@
           <w:sz w:val="21"/>
           <w:szCs w:val="21"/>
         </w:rPr>
-        <w:t xml:space="preserve">Q32 (One correct option, Hard, [S]): Customers rate each reply from 1 to 5. The team lead asks for every model with at least three replies this week, beside how many of its replies were rated 2 or below. What does the query above return?</w:t>
+        <w:t xml:space="preserve">Q32 (One correct option, Hard, [F]): The model's bill is charged per token, so the finance partner routes every call to a cheaper model once tokens_so_far, read from the query above, passes 1,000. Which call is the first one routed to the cheaper model?</w:t>
       </w:r>
     </w:p>
     <w:p>
@@ -21047,45 +20107,7 @@
           <w:sz w:val="21"/>
           <w:szCs w:val="21"/>
         </w:rPr>
-        <w:t xml:space="preserve">Q33 (One correct option, Hard, [F]): The weekly review reads how many conversations the assistant resolved without a person. This week the handoff log gained a row whose conversation_id is NULL. What does the query above return, and what will the review conclude?</w:t>
-      </w:r>
-    </w:p>
-    <w:p>
-      <w:pPr>
-        <w:pStyle w:val="ListParagraph"/>
-        <w:numPr>
-          <w:ilvl w:val="0"/>
-          <w:numId w:val="3"/>
-        </w:numPr>
-        <w:spacing w:after="40"/>
-      </w:pPr>
-      <w:r>
-        <w:rPr>
-          <w:rFonts w:ascii="Arial" w:cs="Arial" w:eastAsia="Arial" w:hAnsi="Arial"/>
-          <w:color w:val="1C1B16"/>
-          <w:sz w:val="21"/>
-          <w:szCs w:val="21"/>
-        </w:rPr>
-        <w:t xml:space="preserve">Q34 (One correct option, Hard, [F]): The model's bill is charged per token, so the finance partner wants tokens used so far, call by call, to watch the bill build up. What does tokens_so_far read for calls 1 to 4?</w:t>
-      </w:r>
-    </w:p>
-    <w:p>
-      <w:pPr>
-        <w:pStyle w:val="ListParagraph"/>
-        <w:numPr>
-          <w:ilvl w:val="0"/>
-          <w:numId w:val="3"/>
-        </w:numPr>
-        <w:spacing w:after="40"/>
-      </w:pPr>
-      <w:r>
-        <w:rPr>
-          <w:rFonts w:ascii="Arial" w:cs="Arial" w:eastAsia="Arial" w:hAnsi="Arial"/>
-          <w:color w:val="1C1B16"/>
-          <w:sz w:val="21"/>
-          <w:szCs w:val="21"/>
-        </w:rPr>
-        <w:t xml:space="preserve">Q35 (One correct option, Medium, [F]): The product manager wants the week's active users for the deck. Which number goes on the slide?</w:t>
+        <w:t xml:space="preserve">Q33 (One correct option, Medium, [F]): The product manager wants the week's active users for the deck. Which number goes on the slide?</w:t>
       </w:r>
     </w:p>
     <w:p>
@@ -21136,7 +20158,7 @@
           <w:sz w:val="21"/>
           <w:szCs w:val="21"/>
         </w:rPr>
-        <w:t xml:space="preserve">Bank 1 (Fill in the blank, Easy, Mon), folded into Q32: The item predicts a query's rows through WHERE, GROUP BY and HAVING in that order, so the clause that filters groups after they form is tested by use.</w:t>
+        <w:t xml:space="preserve">Bank 1 (Fill in the blank, Easy, Mon), folded into Q30: The item predicts a query's rows through WHERE, GROUP BY and HAVING in that order, so the clause that filters groups after they form is tested by use.</w:t>
       </w:r>
     </w:p>
     <w:p>
@@ -21174,7 +20196,7 @@
           <w:sz w:val="21"/>
           <w:szCs w:val="21"/>
         </w:rPr>
-        <w:t xml:space="preserve">Bank 5 (Fill in the blank, Medium, Tue), folded into Q33: The anti-join is tested where it breaks, NOT IN against a list that holds a NULL, and the reason names LEFT JOIN with IS NULL as the fix.</w:t>
+        <w:t xml:space="preserve">Bank 5 (Fill in the blank, Medium, Tue), folded into Q31: The anti-join is tested where it breaks, NOT IN against a list that holds a NULL, and the reason names LEFT JOIN with IS NULL as the fix.</w:t>
       </w:r>
     </w:p>
     <w:p>
@@ -21212,7 +20234,7 @@
           <w:sz w:val="21"/>
           <w:szCs w:val="21"/>
         </w:rPr>
-        <w:t xml:space="preserve">Bank 7 (Fill in the blank, Easy, Wed), folded into Q14: Bank 27's key is a rank computed within PARTITION BY segment, so the clause that restarts a window for each segment is the item's answer.</w:t>
+        <w:t xml:space="preserve">Bank 7 (Fill in the blank, Easy, Wed), folded into Q13: Bank 27's key is a rank computed within PARTITION BY segment, so the clause that restarts a window for each segment is the item's answer.</w:t>
       </w:r>
     </w:p>
     <w:p>
@@ -21231,7 +20253,7 @@
           <w:sz w:val="21"/>
           <w:szCs w:val="21"/>
         </w:rPr>
-        <w:t xml:space="preserve">Bank 8 (Fill in the blank, Medium, Thu), folded into Q19: The guard the item keys is validate='one_to_one', and its reason names the MergeError it raises.</w:t>
+        <w:t xml:space="preserve">Bank 8 (Fill in the blank, Medium, Thu), folded into Q17: The guard the item keys is validate='one_to_one', and its reason names the MergeError it raises.</w:t>
       </w:r>
     </w:p>
     <w:p>
@@ -21250,7 +20272,7 @@
           <w:sz w:val="21"/>
           <w:szCs w:val="21"/>
         </w:rPr>
-        <w:t xml:space="preserve">Bank 9 (Fill in the blank, Easy, Thu), folded into Q21: The code melts the wide view back to one row per member and month, and predicting its row count needs the rule that melt lengthens.</w:t>
+        <w:t xml:space="preserve">Bank 9 (Fill in the blank, Easy, Thu), folded into Q19: The code melts the wide view back to one row per member and month, and predicting its row count needs the rule that melt lengthens.</w:t>
       </w:r>
     </w:p>
     <w:p>
@@ -21269,7 +20291,7 @@
           <w:sz w:val="21"/>
           <w:szCs w:val="21"/>
         </w:rPr>
-        <w:t xml:space="preserve">Bank 10 (True or false, Easy, Mon), folded into Q2: Ordering all six clauses tests where SELECT sits against WHERE.</w:t>
+        <w:t xml:space="preserve">Bank 10 (True or false, Easy, Mon), folded into Q30: The item's reason gives the logical order in full, with SELECT after WHERE, GROUP BY and HAVING, and the query runs in it.</w:t>
       </w:r>
     </w:p>
     <w:p>
@@ -21288,7 +20310,7 @@
           <w:sz w:val="21"/>
           <w:szCs w:val="21"/>
         </w:rPr>
-        <w:t xml:space="preserve">Bank 11 (True or false, Medium, Mon), folded into Q32: The item's reason says why the group filter sits in HAVING and never in WHERE, and its wrong option b is the reading in which HAVING sees every reply.</w:t>
+        <w:t xml:space="preserve">Bank 11 (True or false, Medium, Mon), folded into Q30: The item's reason says why the group filter sits in HAVING and never in WHERE, and its wrong option a is the reading in which HAVING sees every reply.</w:t>
       </w:r>
     </w:p>
     <w:p>
@@ -21364,7 +20386,7 @@
           <w:sz w:val="21"/>
           <w:szCs w:val="21"/>
         </w:rPr>
-        <w:t xml:space="preserve">Bank 15 (True or false, Medium, Wed), folded into Q14: Bank 27's key filters the rank in an outer query, which is the reason a window cannot sit in WHERE.</w:t>
+        <w:t xml:space="preserve">Bank 15 (True or false, Medium, Wed), folded into Q13: Bank 27's key filters the rank in an outer query, which is the reason a window cannot sit in WHERE.</w:t>
       </w:r>
     </w:p>
     <w:p>
@@ -21383,7 +20405,7 @@
           <w:sz w:val="21"/>
           <w:szCs w:val="21"/>
         </w:rPr>
-        <w:t xml:space="preserve">Bank 16 (True or false, Easy, Thu), folded into Q21: The pivot groups the orders by member and month and returns one cell per group, and predicting that cell is predicting what groupby returns.</w:t>
+        <w:t xml:space="preserve">Bank 16 (True or false, Easy, Thu), folded into Q19: The pivot groups the orders by member and month and returns one cell per group, and predicting that cell is predicting what groupby returns.</w:t>
       </w:r>
     </w:p>
     <w:p>
@@ -21402,7 +20424,7 @@
           <w:sz w:val="21"/>
           <w:szCs w:val="21"/>
         </w:rPr>
-        <w:t xml:space="preserve">Bank 17 (True or false, Easy, Fri), folded into Q18: The item asks whether a pivot on a table with repeated rows reports the true total, on the week's own numbers.</w:t>
+        <w:t xml:space="preserve">Bank 17 (True or false, Easy, Fri), folded into Q23: The match row is a total taken on an export whose orders repeat, and its reason gives the doubled total a plain sum reports.</w:t>
       </w:r>
     </w:p>
     <w:p>
@@ -21421,7 +20443,7 @@
           <w:sz w:val="21"/>
           <w:szCs w:val="21"/>
         </w:rPr>
-        <w:t xml:space="preserve">Bank 18 (One correct option, Easy, Mon), folded into Q2: Ordering all six clauses tests which one the database runs first.</w:t>
+        <w:t xml:space="preserve">Bank 18 (One correct option, Easy, Mon), folded into Q30: The logical order the item's reason gives starts with FROM, the clause bank 18 asks for.</w:t>
       </w:r>
     </w:p>
     <w:p>
@@ -21440,7 +20462,7 @@
           <w:sz w:val="21"/>
           <w:szCs w:val="21"/>
         </w:rPr>
-        <w:t xml:space="preserve">Bank 19 (One correct option, Medium, Mon), folded into Q2: A syntax error is never an item (CLAUDE.md); the rule behind this one, that SELECT runs after GROUP BY and so sees only grouped columns and aggregates, is the order Q2 tests.</w:t>
+        <w:t xml:space="preserve">Bank 19 (One correct option, Medium, Mon), folded into Q30: A syntax error is never an item (CLAUDE.md); the rule behind this one, that SELECT runs after GROUP BY and so sees only grouped columns and aggregates, is in the item's reason.</w:t>
       </w:r>
     </w:p>
     <w:p>
@@ -21459,7 +20481,7 @@
           <w:sz w:val="21"/>
           <w:szCs w:val="21"/>
         </w:rPr>
-        <w:t xml:space="preserve">Bank 20 (One correct option, Medium, Mon), folded into Q5: The item's reason gives why the reported number lives in the warehouse, rerunning unchanged on the source and read line by line, and the item asks where the work that reports nothing belongs.</w:t>
+        <w:t xml:space="preserve">Bank 20 (One correct option, Medium, Mon), folded into Q5: The item's reason gives why the reported number lives in the warehouse, rerunning unchanged on the source and read line by line, and the item asks where work that is none of those numbers belongs.</w:t>
       </w:r>
     </w:p>
     <w:p>
@@ -21478,7 +20500,7 @@
           <w:sz w:val="21"/>
           <w:szCs w:val="21"/>
         </w:rPr>
-        <w:t xml:space="preserve">Bank 21 (One correct option, Easy, Tue), folded into Q7: The item's third count, count(p.payment_id), is the matched rows an INNER JOIN would keep.</w:t>
+        <w:t xml:space="preserve">Bank 21 (One correct option, Easy, Tue), folded into Q7: The item's second count, count(p.payment_id), is the matched rows an INNER JOIN would keep.</w:t>
       </w:r>
     </w:p>
     <w:p>
@@ -21592,7 +20614,7 @@
           <w:sz w:val="21"/>
           <w:szCs w:val="21"/>
         </w:rPr>
-        <w:t xml:space="preserve">Bank 28 (One correct option, Hard, Wed), folded into Q34: The item predicts a running total whose ORDER BY ties, the cause bank 28 names, and its reason gives the tiebreaker.</w:t>
+        <w:t xml:space="preserve">Bank 28 (One correct option, Hard, Wed), folded into Q32: The item predicts a running total whose ORDER BY ties, the cause bank 28 names, and its reason gives the tiebreaker.</w:t>
       </w:r>
     </w:p>
     <w:p>
@@ -21611,7 +20633,7 @@
           <w:sz w:val="21"/>
           <w:szCs w:val="21"/>
         </w:rPr>
-        <w:t xml:space="preserve">Bank 29 (One correct option, Medium, Thu), folded into Q21: The item's reason walks pivot_table as split, apply and combine, with the default mean as the apply step.</w:t>
+        <w:t xml:space="preserve">Bank 29 (One correct option, Medium, Thu), folded into Q19: The item's reason walks pivot_table as split, apply and combine, with the default mean as the apply step.</w:t>
       </w:r>
     </w:p>
     <w:p>
@@ -21649,7 +20671,7 @@
           <w:sz w:val="21"/>
           <w:szCs w:val="21"/>
         </w:rPr>
-        <w:t xml:space="preserve">Bank 31 (One correct option, Medium, Fri), folded into Q23: The match row asks for the lookup that says so when a code is missing, with VLOOKUP's default approximate match as the spare beside it.</w:t>
+        <w:t xml:space="preserve">Bank 31 (One correct option, Medium, Fri), folded into Q21: The match row asks for the lookup that says so when a code is missing, with VLOOKUP's default approximate match as the spare beside it.</w:t>
       </w:r>
     </w:p>
     <w:p>
@@ -21668,7 +20690,7 @@
           <w:sz w:val="21"/>
           <w:szCs w:val="21"/>
         </w:rPr>
-        <w:t xml:space="preserve">Bank 32 (One correct option, Medium, Fri), folded into Q26: The row is the one job bank 32 gives Excel, a director changing an input and watching the number recalculate, with the technique that does it.</w:t>
+        <w:t xml:space="preserve">Bank 32 (One correct option, Medium, Fri), folded into Q24: The row is the one job bank 32 gives Excel, a director changing an input and watching the number recalculate, with the technique that does it.</w:t>
       </w:r>
     </w:p>
     <w:p>
@@ -21687,7 +20709,7 @@
           <w:sz w:val="21"/>
           <w:szCs w:val="21"/>
         </w:rPr>
-        <w:t xml:space="preserve">Bank 33 (More than one correct, Medium, Mon), folded into Q32: Predicting the rows needs every statement bank 33 makes about WHERE, HAVING and COUNT(*).</w:t>
+        <w:t xml:space="preserve">Bank 33 (More than one correct, Medium, Mon), folded into Q30: Predicting the rows needs every statement bank 33 makes about WHERE, HAVING and COUNT(*).</w:t>
       </w:r>
     </w:p>
     <w:p>
@@ -21744,7 +20766,7 @@
           <w:sz w:val="21"/>
           <w:szCs w:val="21"/>
         </w:rPr>
-        <w:t xml:space="preserve">Bank 36 (More than one correct, Hard, Wed), folded into Q14: Top three per segment is one of the questions only a window answers, and the lag and running-total items test the other two.</w:t>
+        <w:t xml:space="preserve">Bank 36 (More than one correct, Hard, Wed), folded into Q13: Top three per segment is one of the questions only a window answers, and the lag and running-total items test the other two.</w:t>
       </w:r>
     </w:p>
     <w:p>
@@ -21763,7 +20785,7 @@
           <w:sz w:val="21"/>
           <w:szCs w:val="21"/>
         </w:rPr>
-        <w:t xml:space="preserve">Bank 37 (More than one correct, Hard, Wed), folded into Q13: The item applies bank 37's claims about RANK and ROW_NUMBER to the head of Retail-Plus's rule on the week's real tie.</w:t>
+        <w:t xml:space="preserve">Bank 37 (More than one correct, Hard, Wed), folded into Q12: The item applies bank 37's claims about RANK and ROW_NUMBER to the head of Retail-Plus's rule on the week's real tie.</w:t>
       </w:r>
     </w:p>
     <w:p>
@@ -21782,7 +20804,7 @@
           <w:sz w:val="21"/>
           <w:szCs w:val="21"/>
         </w:rPr>
-        <w:t xml:space="preserve">Bank 38 (More than one correct, Medium, Thu), folded into Q19: The item tests what merge does to rows, what validate= does and why the row count is still worth checking.</w:t>
+        <w:t xml:space="preserve">Bank 38 (More than one correct, Medium, Thu), folded into Q17: The item tests what merge does to rows and the guard that stops a repeated key, and its reason says why a row count is still worth checking.</w:t>
       </w:r>
     </w:p>
     <w:p>
@@ -21801,7 +20823,7 @@
           <w:sz w:val="21"/>
           <w:szCs w:val="21"/>
         </w:rPr>
-        <w:t xml:space="preserve">Bank 39 (More than one correct, Medium, Fri), folded into Q16: The front-page line must carry its period and its comparison; every option states both, and only the key's match the figures.</w:t>
+        <w:t xml:space="preserve">Bank 39 (More than one correct, Medium, Fri), folded into Q16: The front-page line must carry its period and its comparison; the stem gives the close against plan, and the options differ on the path that led there.</w:t>
       </w:r>
     </w:p>
     <w:p>
@@ -21839,7 +20861,7 @@
           <w:sz w:val="21"/>
           <w:szCs w:val="21"/>
         </w:rPr>
-        <w:t xml:space="preserve">Bank 41 (Scenario set, Medium, Tue), folded into Q7: The matched rows are the INNER JOIN's count, the item's third number.</w:t>
+        <w:t xml:space="preserve">Bank 41 (Scenario set, Medium, Tue), folded into Q7: The matched rows are the INNER JOIN's count, the item's second number.</w:t>
       </w:r>
     </w:p>
     <w:p>
@@ -21858,7 +20880,7 @@
           <w:sz w:val="21"/>
           <w:szCs w:val="21"/>
         </w:rPr>
-        <w:t xml:space="preserve">Bank 42 (Scenario set, Medium, Tue), folded into Q33: The unpaid list is the anti-join; the item tests the pattern that fails and names the ones that work.</w:t>
+        <w:t xml:space="preserve">Bank 42 (Scenario set, Medium, Tue), folded into Q31: The unpaid list is the anti-join; the item tests the pattern that fails and names the ones that work.</w:t>
       </w:r>
     </w:p>
     <w:p>
@@ -21953,7 +20975,7 @@
           <w:sz w:val="21"/>
           <w:szCs w:val="21"/>
         </w:rPr>
-        <w:t xml:space="preserve">Bank 47 (Scenario set, Hard, Wed), folded into Q13: ROW_NUMBER with a member-id tiebreaker is option b, and its reason names the cost, a member who spent as much as the fiftieth dropped by an id nobody chose.</w:t>
+        <w:t xml:space="preserve">Bank 47 (Scenario set, Hard, Wed), folded into Q12: ROW_NUMBER with a member-id tiebreaker is option b, and its reason names the cost, a member who spent as much as the fiftieth dropped by an id nobody chose.</w:t>
       </w:r>
     </w:p>
     <w:p>
@@ -21991,7 +21013,7 @@
           <w:sz w:val="21"/>
           <w:szCs w:val="21"/>
         </w:rPr>
-        <w:t xml:space="preserve">Bank 49 (Scenario set, Medium, Thu), folded into Q19: validate='one_to_one' is one of the two guards the item keys.</w:t>
+        <w:t xml:space="preserve">Bank 49 (Scenario set, Medium, Thu), folded into Q17: validate='one_to_one' is the guard the item keys.</w:t>
       </w:r>
     </w:p>
     <w:p>
@@ -22010,7 +21032,7 @@
           <w:sz w:val="21"/>
           <w:szCs w:val="21"/>
         </w:rPr>
-        <w:t xml:space="preserve">Bank 50 (Scenario set, Medium, Thu), folded into Q18: The same claim about the pivot's total, on the week's numbers.</w:t>
+        <w:t xml:space="preserve">Bank 50 (Scenario set, Medium, Thu), folded into Q17: The item's rows are the pivot's rows, and its reason gives the total they produce, Rs 45,800 over the book.</w:t>
       </w:r>
     </w:p>
     <w:p>
@@ -22029,7 +21051,7 @@
           <w:sz w:val="21"/>
           <w:szCs w:val="21"/>
         </w:rPr>
-        <w:t xml:space="preserve">Bank 51 (Scenario set, Hard, Thu), folded into Q20: Bank 51's fix, de-duplicating the exposure feed on a stated rule, is the item, which asks which step applies the rule of one exposure per customer, the first by date.</w:t>
+        <w:t xml:space="preserve">Bank 51 (Scenario set, Hard, Thu), folded into Q18: Bank 51's fix, de-duplicating the exposure feed on a stated rule, is the step the item traces, on a feed that arrives out of date order, and the item's answer line gives the sort that applies the rule of one exposure per customer, the first by date.</w:t>
       </w:r>
     </w:p>
     <w:p>
@@ -22048,7 +21070,7 @@
           <w:sz w:val="21"/>
           <w:szCs w:val="21"/>
         </w:rPr>
-        <w:t xml:space="preserve">Bank 52 (Applied maths, Easy, Mon), folded into Q32: Predicting the query needs the groups GROUP BY forms from the rows WHERE keeps, one per model with a low rating, before HAVING filters them.</w:t>
+        <w:t xml:space="preserve">Bank 52 (Applied maths, Easy, Mon), folded into Q30: Predicting the query needs the groups GROUP BY forms from the rows WHERE keeps, one per model with a low rating, before HAVING filters them.</w:t>
       </w:r>
     </w:p>
     <w:p>
@@ -22143,6 +21165,25 @@
           <w:sz w:val="21"/>
           <w:szCs w:val="21"/>
         </w:rPr>
+        <w:t xml:space="preserve">Bank 57 (Order the steps, Medium, Mon), folded into Q30: Ordering the six clauses is tested by use, since the item's query runs WHERE, GROUP BY and HAVING in their logical order, and its reason gives the whole order; printed beside the item, the ordering drill would hand over the step it tests.</w:t>
+      </w:r>
+    </w:p>
+    <w:p>
+      <w:pPr>
+        <w:pStyle w:val="ListParagraph"/>
+        <w:numPr>
+          <w:ilvl w:val="0"/>
+          <w:numId w:val="3"/>
+        </w:numPr>
+        <w:spacing w:after="40"/>
+      </w:pPr>
+      <w:r>
+        <w:rPr>
+          <w:rFonts w:ascii="Arial" w:cs="Arial" w:eastAsia="Arial" w:hAnsi="Arial"/>
+          <w:color w:val="1C1B16"/>
+          <w:sz w:val="21"/>
+          <w:szCs w:val="21"/>
+        </w:rPr>
         <w:t xml:space="preserve">Bank 58 (Order the steps, Medium, Fri), folded into Q5: The item places a piece of work among the warehouse, a notebook and a workbook, and its reason gives the one direction a number travels, from the warehouse through pandas to Excel.</w:t>
       </w:r>
     </w:p>
@@ -22162,7 +21203,7 @@
           <w:sz w:val="21"/>
           <w:szCs w:val="21"/>
         </w:rPr>
-        <w:t xml:space="preserve">Bank 19, folded into Q2, option b (accepted): The key was the longest option.</w:t>
+        <w:t xml:space="preserve">Bank 19, folded into Q30, option b (accepted): The key was the longest option.</w:t>
       </w:r>
     </w:p>
     <w:p>
@@ -22219,7 +21260,7 @@
           <w:sz w:val="21"/>
           <w:szCs w:val="21"/>
         </w:rPr>
-        <w:t xml:space="preserve">Bank 29, folded into Q21, option a (accepted): The key was the longest option.</w:t>
+        <w:t xml:space="preserve">Bank 29, folded into Q19, option a (accepted): The key was the longest option.</w:t>
       </w:r>
     </w:p>
     <w:p>
@@ -22238,7 +21279,7 @@
           <w:sz w:val="21"/>
           <w:szCs w:val="21"/>
         </w:rPr>
-        <w:t xml:space="preserve">Bank 32, folded into Q26, option c (accepted): The key was the longest option.</w:t>
+        <w:t xml:space="preserve">Bank 32, folded into Q24, option c (accepted): The key was the longest option.</w:t>
       </w:r>
     </w:p>
     <w:p>
@@ -22257,7 +21298,7 @@
           <w:sz w:val="21"/>
           <w:szCs w:val="21"/>
         </w:rPr>
-        <w:t xml:space="preserve">Bank 33, folded into Q32, option c, d; options relabelled, printed a as the tracker's a, b as the tracker's d, c as the tracker's b, d as the tracker's c (accepted): Options ran 22 to 39 characters, with c at 23 and d at 22 against b at 39; c and d now say which clause can compare COUNT(*) with a number, and the options run 34 to 41. Every more-than-one key on the paper held a, and four of the seven were exactly a, b and c. The options are relabelled a, d, b, c, so the wrong option prints at b, the two WHERE statements sit together, and the same three stay correct.</w:t>
+        <w:t xml:space="preserve">Bank 33, folded into Q30, option c, d; options relabelled, printed a as the tracker's a, b as the tracker's d, c as the tracker's b, d as the tracker's c (accepted): Options ran 22 to 39 characters, with c at 23 and d at 22 against b at 39; c and d now say which clause can compare COUNT(*) with a number, and the options run 34 to 41. Every more-than-one key on the paper held a, and four of the seven were exactly a, b and c. The options are relabelled a, d, b, c, so the wrong option prints at b, the two WHERE statements sit together, and the same three stay correct.</w:t>
       </w:r>
     </w:p>
     <w:p>
@@ -22314,7 +21355,7 @@
           <w:sz w:val="21"/>
           <w:szCs w:val="21"/>
         </w:rPr>
-        <w:t xml:space="preserve">Bank 36, folded into Q14, option b (accepted): Option b ran 25 characters against 60; it now names the quarter its total covers, and the options run 37 to 60.</w:t>
+        <w:t xml:space="preserve">Bank 36, folded into Q13, option b (accepted): Option b ran 25 characters against 60; it now names the quarter its total covers, and the options run 37 to 60.</w:t>
       </w:r>
     </w:p>
     <w:p>
@@ -22333,7 +21374,7 @@
           <w:sz w:val="21"/>
           <w:szCs w:val="21"/>
         </w:rPr>
-        <w:t xml:space="preserve">Bank 37, folded into Q13, option b (accepted): Option b, part of the key, ran 37 characters against 63; it now says who ties, and the options run 40 to 63.</w:t>
+        <w:t xml:space="preserve">Bank 37, folded into Q12, option b (accepted): Option b, part of the key, ran 37 characters against 63; it now says who ties, and the options run 40 to 63.</w:t>
       </w:r>
     </w:p>
     <w:p>
@@ -22352,7 +21393,7 @@
           <w:sz w:val="21"/>
           <w:szCs w:val="21"/>
         </w:rPr>
-        <w:t xml:space="preserve">Bank 38, folded into Q19, option a (accepted): Option a, part of the key, ran 35 characters against 60; it now says the join is on a key, and the options run 40 to 60.</w:t>
+        <w:t xml:space="preserve">Bank 38, folded into Q17, option a (accepted): Option a, part of the key, ran 35 characters against 60; it now says the join is on a key, and the options run 40 to 60.</w:t>
       </w:r>
     </w:p>
     <w:p>
@@ -22390,7 +21431,7 @@
           <w:sz w:val="21"/>
           <w:szCs w:val="21"/>
         </w:rPr>
-        <w:t xml:space="preserve">Bank 42, folded into Q33, option b, d (accepted): The key was the longest option; the distractor keeps the table-qualified column the key uses. Option d ran 16 characters against 51; it is now the anti-join from the payments side, which finds payments with no order, and the options run 37 to 51.</w:t>
+        <w:t xml:space="preserve">Bank 42, folded into Q31, option b, d (accepted): The key was the longest option; the distractor keeps the table-qualified column the key uses. Option d ran 16 characters against 51; it is now the anti-join from the payments side, which finds payments with no order, and the options run 37 to 51.</w:t>
       </w:r>
     </w:p>
     <w:p>
@@ -22409,7 +21450,7 @@
           <w:sz w:val="21"/>
           <w:szCs w:val="21"/>
         </w:rPr>
-        <w:t xml:space="preserve">Bank 47, folded into Q13, option a (accepted): The key was the longest option.</w:t>
+        <w:t xml:space="preserve">Bank 47, folded into Q12, option a (accepted): The key was the longest option.</w:t>
       </w:r>
     </w:p>
     <w:p>
@@ -22428,7 +21469,7 @@
           <w:sz w:val="21"/>
           <w:szCs w:val="21"/>
         </w:rPr>
-        <w:t xml:space="preserve">Bank 51, folded into Q20, option a (accepted): The key was the longest option.</w:t>
+        <w:t xml:space="preserve">Bank 51, folded into Q18, option a (accepted): The key was the longest option.</w:t>
       </w:r>
     </w:p>
     <w:p>
@@ -22497,7 +21538,7 @@
           <w:sz w:val="21"/>
           <w:szCs w:val="21"/>
         </w:rPr>
-        <w:t xml:space="preserve">The member's revenue divided by sum(revenue) OVER (), the tier's total on every row, taken in numeric and rounded on purpose; the check is that the shares add to 1, and that the total on every row equals the tier's revenue from the Monday suite.</w:t>
+        <w:t xml:space="preserve">One row per member with each quarter's spend, kept only where both quarters have an order, then the change member by member and in total, with the count of such members beside it. Members who ordered in one quarter only answer a different question, about who lapsed and who arrived, so they go in their own line and never into the average change.</w:t>
       </w:r>
     </w:p>
     <w:p>
@@ -22523,7 +21564,7 @@
           <w:sz w:val="21"/>
           <w:szCs w:val="21"/>
         </w:rPr>
-        <w:t xml:space="preserve">Excel turned some gene symbols into dates in about a fifth of papers with Excel gene lists, so the naming body renamed the genes it could not protect any other way, fixing the error at the source every reader shares. I would still count, after every merge, how many keys found a match, because a key changed on its way in never raises an error.</w:t>
+        <w:t xml:space="preserve">Excel changed gene symbols in about a fifth of papers with Excel gene lists, and no reader could protect every copy, so the naming body renamed the genes and fixed the error at the source every reader shares. I would still count, after every merge, the rows against the left table and the keys that found a match, because a key changed on its way in never raises an error.</w:t>
       </w:r>
     </w:p>
     <w:p>
@@ -22922,7 +21963,42 @@
                       <w:sz w:val="16"/>
                       <w:szCs w:val="16"/>
                     </w:rPr>
-                    <w:t xml:space="preserve">Q5</w:t>
+                    <w:t xml:space="preserve">Q4</w:t>
+                  </w:r>
+                </w:p>
+              </w:tc>
+              <w:tc>
+                <w:tcPr>
+                  <w:tcW w:type="dxa" w:w="420"/>
+                  <w:tcBorders>
+                    <w:top w:val="single" w:color="D5D0C4" w:sz="4"/>
+                    <w:left w:val="single" w:color="D5D0C4" w:sz="4"/>
+                    <w:bottom w:val="single" w:color="D5D0C4" w:sz="4"/>
+                    <w:right w:val="single" w:color="D5D0C4" w:sz="4"/>
+                  </w:tcBorders>
+                  <w:tcMar>
+                    <w:top w:type="dxa" w:w="20"/>
+                    <w:left w:type="dxa" w:w="60"/>
+                    <w:bottom w:type="dxa" w:w="20"/>
+                    <w:right w:type="dxa" w:w="60"/>
+                  </w:tcMar>
+                  <w:vAlign w:val="center"/>
+                </w:tcPr>
+                <w:p>
+                  <w:pPr>
+                    <w:spacing w:after="20" w:before="20" w:line="240"/>
+                    <w:jc w:val="center"/>
+                  </w:pPr>
+                  <w:r>
+                    <w:rPr>
+                      <w:rFonts w:ascii="Arial" w:cs="Arial" w:eastAsia="Arial" w:hAnsi="Arial"/>
+                      <w:b/>
+                      <w:bCs/>
+                      <w:color w:val="B37A33"/>
+                      <w:sz w:val="16"/>
+                      <w:szCs w:val="16"/>
+                    </w:rPr>
+                    <w:t xml:space="preserve"/>
                   </w:r>
                 </w:p>
               </w:tc>
@@ -22993,6 +22069,188 @@
                       <w:szCs w:val="16"/>
                     </w:rPr>
                     <w:t xml:space="preserve">X</w:t>
+                  </w:r>
+                </w:p>
+              </w:tc>
+              <w:tc>
+                <w:tcPr>
+                  <w:tcW w:type="dxa" w:w="420"/>
+                  <w:tcBorders>
+                    <w:top w:val="single" w:color="D5D0C4" w:sz="4"/>
+                    <w:left w:val="single" w:color="D5D0C4" w:sz="4"/>
+                    <w:bottom w:val="single" w:color="D5D0C4" w:sz="4"/>
+                    <w:right w:val="single" w:color="D5D0C4" w:sz="4"/>
+                  </w:tcBorders>
+                  <w:tcMar>
+                    <w:top w:type="dxa" w:w="20"/>
+                    <w:left w:type="dxa" w:w="60"/>
+                    <w:bottom w:type="dxa" w:w="20"/>
+                    <w:right w:type="dxa" w:w="60"/>
+                  </w:tcMar>
+                  <w:vAlign w:val="center"/>
+                </w:tcPr>
+                <w:p>
+                  <w:pPr>
+                    <w:spacing w:after="20" w:before="20" w:line="240"/>
+                    <w:jc w:val="center"/>
+                  </w:pPr>
+                  <w:r>
+                    <w:rPr>
+                      <w:rFonts w:ascii="Arial" w:cs="Arial" w:eastAsia="Arial" w:hAnsi="Arial"/>
+                      <w:b/>
+                      <w:bCs/>
+                      <w:color w:val="B37A33"/>
+                      <w:sz w:val="16"/>
+                      <w:szCs w:val="16"/>
+                    </w:rPr>
+                    <w:t xml:space="preserve"/>
+                  </w:r>
+                </w:p>
+              </w:tc>
+              <w:tc>
+                <w:tcPr>
+                  <w:tcW w:type="dxa" w:w="420"/>
+                  <w:tcBorders>
+                    <w:top w:val="single" w:color="D5D0C4" w:sz="4"/>
+                    <w:left w:val="single" w:color="D5D0C4" w:sz="4"/>
+                    <w:bottom w:val="single" w:color="D5D0C4" w:sz="4"/>
+                    <w:right w:val="single" w:color="D5D0C4" w:sz="4"/>
+                  </w:tcBorders>
+                  <w:shd w:fill="D5D0C4" w:color="auto" w:val="clear"/>
+                  <w:tcMar>
+                    <w:top w:type="dxa" w:w="20"/>
+                    <w:left w:type="dxa" w:w="60"/>
+                    <w:bottom w:type="dxa" w:w="20"/>
+                    <w:right w:type="dxa" w:w="60"/>
+                  </w:tcMar>
+                  <w:vAlign w:val="center"/>
+                </w:tcPr>
+                <w:p>
+                  <w:pPr>
+                    <w:spacing w:after="20" w:before="20" w:line="240"/>
+                    <w:jc w:val="center"/>
+                  </w:pPr>
+                  <w:r>
+                    <w:rPr>
+                      <w:rFonts w:ascii="Arial" w:cs="Arial" w:eastAsia="Arial" w:hAnsi="Arial"/>
+                      <w:b/>
+                      <w:bCs/>
+                      <w:color w:val="B37A33"/>
+                      <w:sz w:val="16"/>
+                      <w:szCs w:val="16"/>
+                    </w:rPr>
+                    <w:t xml:space="preserve"/>
+                  </w:r>
+                </w:p>
+              </w:tc>
+            </w:tr>
+            <w:tr>
+              <w:trPr>
+                <w:cantSplit/>
+                <w:trHeight w:val="280" w:hRule="atLeast"/>
+              </w:trPr>
+              <w:tc>
+                <w:tcPr>
+                  <w:tcW w:type="dxa" w:w="640"/>
+                  <w:tcBorders>
+                    <w:top w:val="single" w:color="D5D0C4" w:sz="4"/>
+                    <w:left w:val="single" w:color="D5D0C4" w:sz="4"/>
+                    <w:bottom w:val="single" w:color="D5D0C4" w:sz="4"/>
+                    <w:right w:val="single" w:color="D5D0C4" w:sz="4"/>
+                  </w:tcBorders>
+                  <w:tcMar>
+                    <w:top w:type="dxa" w:w="20"/>
+                    <w:left w:type="dxa" w:w="60"/>
+                    <w:bottom w:type="dxa" w:w="20"/>
+                    <w:right w:type="dxa" w:w="60"/>
+                  </w:tcMar>
+                  <w:vAlign w:val="center"/>
+                </w:tcPr>
+                <w:p>
+                  <w:pPr>
+                    <w:spacing w:after="20" w:before="20" w:line="240"/>
+                    <w:jc w:val="center"/>
+                  </w:pPr>
+                  <w:r>
+                    <w:rPr>
+                      <w:rFonts w:ascii="Arial" w:cs="Arial" w:eastAsia="Arial" w:hAnsi="Arial"/>
+                      <w:b w:val="false"/>
+                      <w:bCs w:val="false"/>
+                      <w:color w:val="1C1B16"/>
+                      <w:sz w:val="16"/>
+                      <w:szCs w:val="16"/>
+                    </w:rPr>
+                    <w:t xml:space="preserve">Q5</w:t>
+                  </w:r>
+                </w:p>
+              </w:tc>
+              <w:tc>
+                <w:tcPr>
+                  <w:tcW w:type="dxa" w:w="420"/>
+                  <w:tcBorders>
+                    <w:top w:val="single" w:color="D5D0C4" w:sz="4"/>
+                    <w:left w:val="single" w:color="D5D0C4" w:sz="4"/>
+                    <w:bottom w:val="single" w:color="D5D0C4" w:sz="4"/>
+                    <w:right w:val="single" w:color="D5D0C4" w:sz="4"/>
+                  </w:tcBorders>
+                  <w:tcMar>
+                    <w:top w:type="dxa" w:w="20"/>
+                    <w:left w:type="dxa" w:w="60"/>
+                    <w:bottom w:type="dxa" w:w="20"/>
+                    <w:right w:type="dxa" w:w="60"/>
+                  </w:tcMar>
+                  <w:vAlign w:val="center"/>
+                </w:tcPr>
+                <w:p>
+                  <w:pPr>
+                    <w:spacing w:after="20" w:before="20" w:line="240"/>
+                    <w:jc w:val="center"/>
+                  </w:pPr>
+                  <w:r>
+                    <w:rPr>
+                      <w:rFonts w:ascii="Arial" w:cs="Arial" w:eastAsia="Arial" w:hAnsi="Arial"/>
+                      <w:b/>
+                      <w:bCs/>
+                      <w:color w:val="B37A33"/>
+                      <w:sz w:val="16"/>
+                      <w:szCs w:val="16"/>
+                    </w:rPr>
+                    <w:t xml:space="preserve">X</w:t>
+                  </w:r>
+                </w:p>
+              </w:tc>
+              <w:tc>
+                <w:tcPr>
+                  <w:tcW w:type="dxa" w:w="420"/>
+                  <w:tcBorders>
+                    <w:top w:val="single" w:color="D5D0C4" w:sz="4"/>
+                    <w:left w:val="single" w:color="D5D0C4" w:sz="4"/>
+                    <w:bottom w:val="single" w:color="D5D0C4" w:sz="4"/>
+                    <w:right w:val="single" w:color="D5D0C4" w:sz="4"/>
+                  </w:tcBorders>
+                  <w:tcMar>
+                    <w:top w:type="dxa" w:w="20"/>
+                    <w:left w:type="dxa" w:w="60"/>
+                    <w:bottom w:type="dxa" w:w="20"/>
+                    <w:right w:type="dxa" w:w="60"/>
+                  </w:tcMar>
+                  <w:vAlign w:val="center"/>
+                </w:tcPr>
+                <w:p>
+                  <w:pPr>
+                    <w:spacing w:after="20" w:before="20" w:line="240"/>
+                    <w:jc w:val="center"/>
+                  </w:pPr>
+                  <w:r>
+                    <w:rPr>
+                      <w:rFonts w:ascii="Arial" w:cs="Arial" w:eastAsia="Arial" w:hAnsi="Arial"/>
+                      <w:b/>
+                      <w:bCs/>
+                      <w:color w:val="B37A33"/>
+                      <w:sz w:val="16"/>
+                      <w:szCs w:val="16"/>
+                    </w:rPr>
+                    <w:t xml:space="preserve"/>
                   </w:r>
                 </w:p>
               </w:tc>
@@ -23391,7 +22649,7 @@
                       <w:sz w:val="16"/>
                       <w:szCs w:val="16"/>
                     </w:rPr>
-                    <w:t xml:space="preserve"/>
+                    <w:t xml:space="preserve">X</w:t>
                   </w:r>
                 </w:p>
               </w:tc>
@@ -23426,7 +22684,7 @@
                       <w:sz w:val="16"/>
                       <w:szCs w:val="16"/>
                     </w:rPr>
-                    <w:t xml:space="preserve">X</w:t>
+                    <w:t xml:space="preserve"/>
                   </w:r>
                 </w:p>
               </w:tc>
@@ -24077,6 +23335,41 @@
                       <w:sz w:val="16"/>
                       <w:szCs w:val="16"/>
                     </w:rPr>
+                    <w:t xml:space="preserve"/>
+                  </w:r>
+                </w:p>
+              </w:tc>
+              <w:tc>
+                <w:tcPr>
+                  <w:tcW w:type="dxa" w:w="420"/>
+                  <w:tcBorders>
+                    <w:top w:val="single" w:color="D5D0C4" w:sz="4"/>
+                    <w:left w:val="single" w:color="D5D0C4" w:sz="4"/>
+                    <w:bottom w:val="single" w:color="D5D0C4" w:sz="4"/>
+                    <w:right w:val="single" w:color="D5D0C4" w:sz="4"/>
+                  </w:tcBorders>
+                  <w:tcMar>
+                    <w:top w:type="dxa" w:w="20"/>
+                    <w:left w:type="dxa" w:w="60"/>
+                    <w:bottom w:type="dxa" w:w="20"/>
+                    <w:right w:type="dxa" w:w="60"/>
+                  </w:tcMar>
+                  <w:vAlign w:val="center"/>
+                </w:tcPr>
+                <w:p>
+                  <w:pPr>
+                    <w:spacing w:after="20" w:before="20" w:line="240"/>
+                    <w:jc w:val="center"/>
+                  </w:pPr>
+                  <w:r>
+                    <w:rPr>
+                      <w:rFonts w:ascii="Arial" w:cs="Arial" w:eastAsia="Arial" w:hAnsi="Arial"/>
+                      <w:b/>
+                      <w:bCs/>
+                      <w:color w:val="B37A33"/>
+                      <w:sz w:val="16"/>
+                      <w:szCs w:val="16"/>
+                    </w:rPr>
                     <w:t xml:space="preserve">X</w:t>
                   </w:r>
                 </w:p>
@@ -24151,41 +23444,6 @@
                   </w:r>
                 </w:p>
               </w:tc>
-              <w:tc>
-                <w:tcPr>
-                  <w:tcW w:type="dxa" w:w="420"/>
-                  <w:tcBorders>
-                    <w:top w:val="single" w:color="D5D0C4" w:sz="4"/>
-                    <w:left w:val="single" w:color="D5D0C4" w:sz="4"/>
-                    <w:bottom w:val="single" w:color="D5D0C4" w:sz="4"/>
-                    <w:right w:val="single" w:color="D5D0C4" w:sz="4"/>
-                  </w:tcBorders>
-                  <w:tcMar>
-                    <w:top w:type="dxa" w:w="20"/>
-                    <w:left w:type="dxa" w:w="60"/>
-                    <w:bottom w:type="dxa" w:w="20"/>
-                    <w:right w:type="dxa" w:w="60"/>
-                  </w:tcMar>
-                  <w:vAlign w:val="center"/>
-                </w:tcPr>
-                <w:p>
-                  <w:pPr>
-                    <w:spacing w:after="20" w:before="20" w:line="240"/>
-                    <w:jc w:val="center"/>
-                  </w:pPr>
-                  <w:r>
-                    <w:rPr>
-                      <w:rFonts w:ascii="Arial" w:cs="Arial" w:eastAsia="Arial" w:hAnsi="Arial"/>
-                      <w:b/>
-                      <w:bCs/>
-                      <w:color w:val="B37A33"/>
-                      <w:sz w:val="16"/>
-                      <w:szCs w:val="16"/>
-                    </w:rPr>
-                    <w:t xml:space="preserve"/>
-                  </w:r>
-                </w:p>
-              </w:tc>
             </w:tr>
             <w:tr>
               <w:trPr>
@@ -24224,41 +23482,6 @@
                       <w:szCs w:val="16"/>
                     </w:rPr>
                     <w:t xml:space="preserve">Q12</w:t>
-                  </w:r>
-                </w:p>
-              </w:tc>
-              <w:tc>
-                <w:tcPr>
-                  <w:tcW w:type="dxa" w:w="420"/>
-                  <w:tcBorders>
-                    <w:top w:val="single" w:color="D5D0C4" w:sz="4"/>
-                    <w:left w:val="single" w:color="D5D0C4" w:sz="4"/>
-                    <w:bottom w:val="single" w:color="D5D0C4" w:sz="4"/>
-                    <w:right w:val="single" w:color="D5D0C4" w:sz="4"/>
-                  </w:tcBorders>
-                  <w:tcMar>
-                    <w:top w:type="dxa" w:w="20"/>
-                    <w:left w:type="dxa" w:w="60"/>
-                    <w:bottom w:type="dxa" w:w="20"/>
-                    <w:right w:type="dxa" w:w="60"/>
-                  </w:tcMar>
-                  <w:vAlign w:val="center"/>
-                </w:tcPr>
-                <w:p>
-                  <w:pPr>
-                    <w:spacing w:after="20" w:before="20" w:line="240"/>
-                    <w:jc w:val="center"/>
-                  </w:pPr>
-                  <w:r>
-                    <w:rPr>
-                      <w:rFonts w:ascii="Arial" w:cs="Arial" w:eastAsia="Arial" w:hAnsi="Arial"/>
-                      <w:b/>
-                      <w:bCs/>
-                      <w:color w:val="B37A33"/>
-                      <w:sz w:val="16"/>
-                      <w:szCs w:val="16"/>
-                    </w:rPr>
-                    <w:t xml:space="preserve">X</w:t>
                   </w:r>
                 </w:p>
               </w:tc>
@@ -24376,153 +23599,6 @@
                     <w:bottom w:val="single" w:color="D5D0C4" w:sz="4"/>
                     <w:right w:val="single" w:color="D5D0C4" w:sz="4"/>
                   </w:tcBorders>
-                  <w:shd w:fill="D5D0C4" w:color="auto" w:val="clear"/>
-                  <w:tcMar>
-                    <w:top w:type="dxa" w:w="20"/>
-                    <w:left w:type="dxa" w:w="60"/>
-                    <w:bottom w:type="dxa" w:w="20"/>
-                    <w:right w:type="dxa" w:w="60"/>
-                  </w:tcMar>
-                  <w:vAlign w:val="center"/>
-                </w:tcPr>
-                <w:p>
-                  <w:pPr>
-                    <w:spacing w:after="20" w:before="20" w:line="240"/>
-                    <w:jc w:val="center"/>
-                  </w:pPr>
-                  <w:r>
-                    <w:rPr>
-                      <w:rFonts w:ascii="Arial" w:cs="Arial" w:eastAsia="Arial" w:hAnsi="Arial"/>
-                      <w:b/>
-                      <w:bCs/>
-                      <w:color w:val="B37A33"/>
-                      <w:sz w:val="16"/>
-                      <w:szCs w:val="16"/>
-                    </w:rPr>
-                    <w:t xml:space="preserve"/>
-                  </w:r>
-                </w:p>
-              </w:tc>
-            </w:tr>
-            <w:tr>
-              <w:trPr>
-                <w:cantSplit/>
-                <w:trHeight w:val="280" w:hRule="atLeast"/>
-              </w:trPr>
-              <w:tc>
-                <w:tcPr>
-                  <w:tcW w:type="dxa" w:w="640"/>
-                  <w:tcBorders>
-                    <w:top w:val="single" w:color="D5D0C4" w:sz="4"/>
-                    <w:left w:val="single" w:color="D5D0C4" w:sz="4"/>
-                    <w:bottom w:val="single" w:color="D5D0C4" w:sz="4"/>
-                    <w:right w:val="single" w:color="D5D0C4" w:sz="4"/>
-                  </w:tcBorders>
-                  <w:tcMar>
-                    <w:top w:type="dxa" w:w="20"/>
-                    <w:left w:type="dxa" w:w="60"/>
-                    <w:bottom w:type="dxa" w:w="20"/>
-                    <w:right w:type="dxa" w:w="60"/>
-                  </w:tcMar>
-                  <w:vAlign w:val="center"/>
-                </w:tcPr>
-                <w:p>
-                  <w:pPr>
-                    <w:spacing w:after="20" w:before="20" w:line="240"/>
-                    <w:jc w:val="center"/>
-                  </w:pPr>
-                  <w:r>
-                    <w:rPr>
-                      <w:rFonts w:ascii="Arial" w:cs="Arial" w:eastAsia="Arial" w:hAnsi="Arial"/>
-                      <w:b w:val="false"/>
-                      <w:bCs w:val="false"/>
-                      <w:color w:val="1C1B16"/>
-                      <w:sz w:val="16"/>
-                      <w:szCs w:val="16"/>
-                    </w:rPr>
-                    <w:t xml:space="preserve">Q13</w:t>
-                  </w:r>
-                </w:p>
-              </w:tc>
-              <w:tc>
-                <w:tcPr>
-                  <w:tcW w:type="dxa" w:w="420"/>
-                  <w:tcBorders>
-                    <w:top w:val="single" w:color="D5D0C4" w:sz="4"/>
-                    <w:left w:val="single" w:color="D5D0C4" w:sz="4"/>
-                    <w:bottom w:val="single" w:color="D5D0C4" w:sz="4"/>
-                    <w:right w:val="single" w:color="D5D0C4" w:sz="4"/>
-                  </w:tcBorders>
-                  <w:tcMar>
-                    <w:top w:type="dxa" w:w="20"/>
-                    <w:left w:type="dxa" w:w="60"/>
-                    <w:bottom w:type="dxa" w:w="20"/>
-                    <w:right w:type="dxa" w:w="60"/>
-                  </w:tcMar>
-                  <w:vAlign w:val="center"/>
-                </w:tcPr>
-                <w:p>
-                  <w:pPr>
-                    <w:spacing w:after="20" w:before="20" w:line="240"/>
-                    <w:jc w:val="center"/>
-                  </w:pPr>
-                  <w:r>
-                    <w:rPr>
-                      <w:rFonts w:ascii="Arial" w:cs="Arial" w:eastAsia="Arial" w:hAnsi="Arial"/>
-                      <w:b/>
-                      <w:bCs/>
-                      <w:color w:val="B37A33"/>
-                      <w:sz w:val="16"/>
-                      <w:szCs w:val="16"/>
-                    </w:rPr>
-                    <w:t xml:space="preserve"/>
-                  </w:r>
-                </w:p>
-              </w:tc>
-              <w:tc>
-                <w:tcPr>
-                  <w:tcW w:type="dxa" w:w="420"/>
-                  <w:tcBorders>
-                    <w:top w:val="single" w:color="D5D0C4" w:sz="4"/>
-                    <w:left w:val="single" w:color="D5D0C4" w:sz="4"/>
-                    <w:bottom w:val="single" w:color="D5D0C4" w:sz="4"/>
-                    <w:right w:val="single" w:color="D5D0C4" w:sz="4"/>
-                  </w:tcBorders>
-                  <w:tcMar>
-                    <w:top w:type="dxa" w:w="20"/>
-                    <w:left w:type="dxa" w:w="60"/>
-                    <w:bottom w:type="dxa" w:w="20"/>
-                    <w:right w:type="dxa" w:w="60"/>
-                  </w:tcMar>
-                  <w:vAlign w:val="center"/>
-                </w:tcPr>
-                <w:p>
-                  <w:pPr>
-                    <w:spacing w:after="20" w:before="20" w:line="240"/>
-                    <w:jc w:val="center"/>
-                  </w:pPr>
-                  <w:r>
-                    <w:rPr>
-                      <w:rFonts w:ascii="Arial" w:cs="Arial" w:eastAsia="Arial" w:hAnsi="Arial"/>
-                      <w:b/>
-                      <w:bCs/>
-                      <w:color w:val="B37A33"/>
-                      <w:sz w:val="16"/>
-                      <w:szCs w:val="16"/>
-                    </w:rPr>
-                    <w:t xml:space="preserve"/>
-                  </w:r>
-                </w:p>
-              </w:tc>
-              <w:tc>
-                <w:tcPr>
-                  <w:tcW w:type="dxa" w:w="420"/>
-                  <w:tcBorders>
-                    <w:top w:val="single" w:color="D5D0C4" w:sz="4"/>
-                    <w:left w:val="single" w:color="D5D0C4" w:sz="4"/>
-                    <w:bottom w:val="single" w:color="D5D0C4" w:sz="4"/>
-                    <w:right w:val="single" w:color="D5D0C4" w:sz="4"/>
-                  </w:tcBorders>
                   <w:tcMar>
                     <w:top w:type="dxa" w:w="20"/>
                     <w:left w:type="dxa" w:w="60"/>
@@ -24546,41 +23622,6 @@
                       <w:szCs w:val="16"/>
                     </w:rPr>
                     <w:t xml:space="preserve">X</w:t>
-                  </w:r>
-                </w:p>
-              </w:tc>
-              <w:tc>
-                <w:tcPr>
-                  <w:tcW w:type="dxa" w:w="420"/>
-                  <w:tcBorders>
-                    <w:top w:val="single" w:color="D5D0C4" w:sz="4"/>
-                    <w:left w:val="single" w:color="D5D0C4" w:sz="4"/>
-                    <w:bottom w:val="single" w:color="D5D0C4" w:sz="4"/>
-                    <w:right w:val="single" w:color="D5D0C4" w:sz="4"/>
-                  </w:tcBorders>
-                  <w:tcMar>
-                    <w:top w:type="dxa" w:w="20"/>
-                    <w:left w:type="dxa" w:w="60"/>
-                    <w:bottom w:type="dxa" w:w="20"/>
-                    <w:right w:type="dxa" w:w="60"/>
-                  </w:tcMar>
-                  <w:vAlign w:val="center"/>
-                </w:tcPr>
-                <w:p>
-                  <w:pPr>
-                    <w:spacing w:after="20" w:before="20" w:line="240"/>
-                    <w:jc w:val="center"/>
-                  </w:pPr>
-                  <w:r>
-                    <w:rPr>
-                      <w:rFonts w:ascii="Arial" w:cs="Arial" w:eastAsia="Arial" w:hAnsi="Arial"/>
-                      <w:b/>
-                      <w:bCs/>
-                      <w:color w:val="B37A33"/>
-                      <w:sz w:val="16"/>
-                      <w:szCs w:val="16"/>
-                    </w:rPr>
-                    <w:t xml:space="preserve"/>
                   </w:r>
                 </w:p>
               </w:tc>
@@ -24935,7 +23976,7 @@
                       <w:sz w:val="16"/>
                       <w:szCs w:val="16"/>
                     </w:rPr>
-                    <w:t xml:space="preserve">Q14</w:t>
+                    <w:t xml:space="preserve">Q13</w:t>
                   </w:r>
                 </w:p>
               </w:tc>
@@ -25152,7 +24193,441 @@
                       <w:sz w:val="16"/>
                       <w:szCs w:val="16"/>
                     </w:rPr>
+                    <w:t xml:space="preserve">Q14</w:t>
+                  </w:r>
+                </w:p>
+              </w:tc>
+              <w:tc>
+                <w:tcPr>
+                  <w:tcW w:type="dxa" w:w="420"/>
+                  <w:tcBorders>
+                    <w:top w:val="single" w:color="D5D0C4" w:sz="4"/>
+                    <w:left w:val="single" w:color="D5D0C4" w:sz="4"/>
+                    <w:bottom w:val="single" w:color="D5D0C4" w:sz="4"/>
+                    <w:right w:val="single" w:color="D5D0C4" w:sz="4"/>
+                  </w:tcBorders>
+                  <w:tcMar>
+                    <w:top w:type="dxa" w:w="20"/>
+                    <w:left w:type="dxa" w:w="60"/>
+                    <w:bottom w:type="dxa" w:w="20"/>
+                    <w:right w:type="dxa" w:w="60"/>
+                  </w:tcMar>
+                  <w:vAlign w:val="center"/>
+                </w:tcPr>
+                <w:p>
+                  <w:pPr>
+                    <w:spacing w:after="20" w:before="20" w:line="240"/>
+                    <w:jc w:val="center"/>
+                  </w:pPr>
+                  <w:r>
+                    <w:rPr>
+                      <w:rFonts w:ascii="Arial" w:cs="Arial" w:eastAsia="Arial" w:hAnsi="Arial"/>
+                      <w:b/>
+                      <w:bCs/>
+                      <w:color w:val="B37A33"/>
+                      <w:sz w:val="16"/>
+                      <w:szCs w:val="16"/>
+                    </w:rPr>
+                    <w:t xml:space="preserve">X</w:t>
+                  </w:r>
+                </w:p>
+              </w:tc>
+              <w:tc>
+                <w:tcPr>
+                  <w:tcW w:type="dxa" w:w="420"/>
+                  <w:tcBorders>
+                    <w:top w:val="single" w:color="D5D0C4" w:sz="4"/>
+                    <w:left w:val="single" w:color="D5D0C4" w:sz="4"/>
+                    <w:bottom w:val="single" w:color="D5D0C4" w:sz="4"/>
+                    <w:right w:val="single" w:color="D5D0C4" w:sz="4"/>
+                  </w:tcBorders>
+                  <w:tcMar>
+                    <w:top w:type="dxa" w:w="20"/>
+                    <w:left w:type="dxa" w:w="60"/>
+                    <w:bottom w:type="dxa" w:w="20"/>
+                    <w:right w:type="dxa" w:w="60"/>
+                  </w:tcMar>
+                  <w:vAlign w:val="center"/>
+                </w:tcPr>
+                <w:p>
+                  <w:pPr>
+                    <w:spacing w:after="20" w:before="20" w:line="240"/>
+                    <w:jc w:val="center"/>
+                  </w:pPr>
+                  <w:r>
+                    <w:rPr>
+                      <w:rFonts w:ascii="Arial" w:cs="Arial" w:eastAsia="Arial" w:hAnsi="Arial"/>
+                      <w:b/>
+                      <w:bCs/>
+                      <w:color w:val="B37A33"/>
+                      <w:sz w:val="16"/>
+                      <w:szCs w:val="16"/>
+                    </w:rPr>
+                    <w:t xml:space="preserve"/>
+                  </w:r>
+                </w:p>
+              </w:tc>
+              <w:tc>
+                <w:tcPr>
+                  <w:tcW w:type="dxa" w:w="420"/>
+                  <w:tcBorders>
+                    <w:top w:val="single" w:color="D5D0C4" w:sz="4"/>
+                    <w:left w:val="single" w:color="D5D0C4" w:sz="4"/>
+                    <w:bottom w:val="single" w:color="D5D0C4" w:sz="4"/>
+                    <w:right w:val="single" w:color="D5D0C4" w:sz="4"/>
+                  </w:tcBorders>
+                  <w:tcMar>
+                    <w:top w:type="dxa" w:w="20"/>
+                    <w:left w:type="dxa" w:w="60"/>
+                    <w:bottom w:type="dxa" w:w="20"/>
+                    <w:right w:type="dxa" w:w="60"/>
+                  </w:tcMar>
+                  <w:vAlign w:val="center"/>
+                </w:tcPr>
+                <w:p>
+                  <w:pPr>
+                    <w:spacing w:after="20" w:before="20" w:line="240"/>
+                    <w:jc w:val="center"/>
+                  </w:pPr>
+                  <w:r>
+                    <w:rPr>
+                      <w:rFonts w:ascii="Arial" w:cs="Arial" w:eastAsia="Arial" w:hAnsi="Arial"/>
+                      <w:b/>
+                      <w:bCs/>
+                      <w:color w:val="B37A33"/>
+                      <w:sz w:val="16"/>
+                      <w:szCs w:val="16"/>
+                    </w:rPr>
+                    <w:t xml:space="preserve"/>
+                  </w:r>
+                </w:p>
+              </w:tc>
+              <w:tc>
+                <w:tcPr>
+                  <w:tcW w:type="dxa" w:w="420"/>
+                  <w:tcBorders>
+                    <w:top w:val="single" w:color="D5D0C4" w:sz="4"/>
+                    <w:left w:val="single" w:color="D5D0C4" w:sz="4"/>
+                    <w:bottom w:val="single" w:color="D5D0C4" w:sz="4"/>
+                    <w:right w:val="single" w:color="D5D0C4" w:sz="4"/>
+                  </w:tcBorders>
+                  <w:tcMar>
+                    <w:top w:type="dxa" w:w="20"/>
+                    <w:left w:type="dxa" w:w="60"/>
+                    <w:bottom w:type="dxa" w:w="20"/>
+                    <w:right w:type="dxa" w:w="60"/>
+                  </w:tcMar>
+                  <w:vAlign w:val="center"/>
+                </w:tcPr>
+                <w:p>
+                  <w:pPr>
+                    <w:spacing w:after="20" w:before="20" w:line="240"/>
+                    <w:jc w:val="center"/>
+                  </w:pPr>
+                  <w:r>
+                    <w:rPr>
+                      <w:rFonts w:ascii="Arial" w:cs="Arial" w:eastAsia="Arial" w:hAnsi="Arial"/>
+                      <w:b/>
+                      <w:bCs/>
+                      <w:color w:val="B37A33"/>
+                      <w:sz w:val="16"/>
+                      <w:szCs w:val="16"/>
+                    </w:rPr>
+                    <w:t xml:space="preserve"/>
+                  </w:r>
+                </w:p>
+              </w:tc>
+              <w:tc>
+                <w:tcPr>
+                  <w:tcW w:type="dxa" w:w="420"/>
+                  <w:tcBorders>
+                    <w:top w:val="single" w:color="D5D0C4" w:sz="4"/>
+                    <w:left w:val="single" w:color="D5D0C4" w:sz="4"/>
+                    <w:bottom w:val="single" w:color="D5D0C4" w:sz="4"/>
+                    <w:right w:val="single" w:color="D5D0C4" w:sz="4"/>
+                  </w:tcBorders>
+                  <w:shd w:fill="D5D0C4" w:color="auto" w:val="clear"/>
+                  <w:tcMar>
+                    <w:top w:type="dxa" w:w="20"/>
+                    <w:left w:type="dxa" w:w="60"/>
+                    <w:bottom w:type="dxa" w:w="20"/>
+                    <w:right w:type="dxa" w:w="60"/>
+                  </w:tcMar>
+                  <w:vAlign w:val="center"/>
+                </w:tcPr>
+                <w:p>
+                  <w:pPr>
+                    <w:spacing w:after="20" w:before="20" w:line="240"/>
+                    <w:jc w:val="center"/>
+                  </w:pPr>
+                  <w:r>
+                    <w:rPr>
+                      <w:rFonts w:ascii="Arial" w:cs="Arial" w:eastAsia="Arial" w:hAnsi="Arial"/>
+                      <w:b/>
+                      <w:bCs/>
+                      <w:color w:val="B37A33"/>
+                      <w:sz w:val="16"/>
+                      <w:szCs w:val="16"/>
+                    </w:rPr>
+                    <w:t xml:space="preserve"/>
+                  </w:r>
+                </w:p>
+              </w:tc>
+            </w:tr>
+            <w:tr>
+              <w:trPr>
+                <w:cantSplit/>
+                <w:trHeight w:val="280" w:hRule="atLeast"/>
+              </w:trPr>
+              <w:tc>
+                <w:tcPr>
+                  <w:tcW w:type="dxa" w:w="640"/>
+                  <w:tcBorders>
+                    <w:top w:val="single" w:color="D5D0C4" w:sz="4"/>
+                    <w:left w:val="single" w:color="D5D0C4" w:sz="4"/>
+                    <w:bottom w:val="single" w:color="D5D0C4" w:sz="4"/>
+                    <w:right w:val="single" w:color="D5D0C4" w:sz="4"/>
+                  </w:tcBorders>
+                  <w:tcMar>
+                    <w:top w:type="dxa" w:w="20"/>
+                    <w:left w:type="dxa" w:w="60"/>
+                    <w:bottom w:type="dxa" w:w="20"/>
+                    <w:right w:type="dxa" w:w="60"/>
+                  </w:tcMar>
+                  <w:vAlign w:val="center"/>
+                </w:tcPr>
+                <w:p>
+                  <w:pPr>
+                    <w:spacing w:after="20" w:before="20" w:line="240"/>
+                    <w:jc w:val="center"/>
+                  </w:pPr>
+                  <w:r>
+                    <w:rPr>
+                      <w:rFonts w:ascii="Arial" w:cs="Arial" w:eastAsia="Arial" w:hAnsi="Arial"/>
+                      <w:b w:val="false"/>
+                      <w:bCs w:val="false"/>
+                      <w:color w:val="1C1B16"/>
+                      <w:sz w:val="16"/>
+                      <w:szCs w:val="16"/>
+                    </w:rPr>
                     <w:t xml:space="preserve">Q15</w:t>
+                  </w:r>
+                </w:p>
+              </w:tc>
+              <w:tc>
+                <w:tcPr>
+                  <w:tcW w:type="dxa" w:w="420"/>
+                  <w:tcBorders>
+                    <w:top w:val="single" w:color="D5D0C4" w:sz="4"/>
+                    <w:left w:val="single" w:color="D5D0C4" w:sz="4"/>
+                    <w:bottom w:val="single" w:color="D5D0C4" w:sz="4"/>
+                    <w:right w:val="single" w:color="D5D0C4" w:sz="4"/>
+                  </w:tcBorders>
+                  <w:tcMar>
+                    <w:top w:type="dxa" w:w="20"/>
+                    <w:left w:type="dxa" w:w="60"/>
+                    <w:bottom w:type="dxa" w:w="20"/>
+                    <w:right w:type="dxa" w:w="60"/>
+                  </w:tcMar>
+                  <w:vAlign w:val="center"/>
+                </w:tcPr>
+                <w:p>
+                  <w:pPr>
+                    <w:spacing w:after="20" w:before="20" w:line="240"/>
+                    <w:jc w:val="center"/>
+                  </w:pPr>
+                  <w:r>
+                    <w:rPr>
+                      <w:rFonts w:ascii="Arial" w:cs="Arial" w:eastAsia="Arial" w:hAnsi="Arial"/>
+                      <w:b/>
+                      <w:bCs/>
+                      <w:color w:val="B37A33"/>
+                      <w:sz w:val="16"/>
+                      <w:szCs w:val="16"/>
+                    </w:rPr>
+                    <w:t xml:space="preserve"/>
+                  </w:r>
+                </w:p>
+              </w:tc>
+              <w:tc>
+                <w:tcPr>
+                  <w:tcW w:type="dxa" w:w="420"/>
+                  <w:tcBorders>
+                    <w:top w:val="single" w:color="D5D0C4" w:sz="4"/>
+                    <w:left w:val="single" w:color="D5D0C4" w:sz="4"/>
+                    <w:bottom w:val="single" w:color="D5D0C4" w:sz="4"/>
+                    <w:right w:val="single" w:color="D5D0C4" w:sz="4"/>
+                  </w:tcBorders>
+                  <w:tcMar>
+                    <w:top w:type="dxa" w:w="20"/>
+                    <w:left w:type="dxa" w:w="60"/>
+                    <w:bottom w:type="dxa" w:w="20"/>
+                    <w:right w:type="dxa" w:w="60"/>
+                  </w:tcMar>
+                  <w:vAlign w:val="center"/>
+                </w:tcPr>
+                <w:p>
+                  <w:pPr>
+                    <w:spacing w:after="20" w:before="20" w:line="240"/>
+                    <w:jc w:val="center"/>
+                  </w:pPr>
+                  <w:r>
+                    <w:rPr>
+                      <w:rFonts w:ascii="Arial" w:cs="Arial" w:eastAsia="Arial" w:hAnsi="Arial"/>
+                      <w:b/>
+                      <w:bCs/>
+                      <w:color w:val="B37A33"/>
+                      <w:sz w:val="16"/>
+                      <w:szCs w:val="16"/>
+                    </w:rPr>
+                    <w:t xml:space="preserve">X</w:t>
+                  </w:r>
+                </w:p>
+              </w:tc>
+              <w:tc>
+                <w:tcPr>
+                  <w:tcW w:type="dxa" w:w="420"/>
+                  <w:tcBorders>
+                    <w:top w:val="single" w:color="D5D0C4" w:sz="4"/>
+                    <w:left w:val="single" w:color="D5D0C4" w:sz="4"/>
+                    <w:bottom w:val="single" w:color="D5D0C4" w:sz="4"/>
+                    <w:right w:val="single" w:color="D5D0C4" w:sz="4"/>
+                  </w:tcBorders>
+                  <w:tcMar>
+                    <w:top w:type="dxa" w:w="20"/>
+                    <w:left w:type="dxa" w:w="60"/>
+                    <w:bottom w:type="dxa" w:w="20"/>
+                    <w:right w:type="dxa" w:w="60"/>
+                  </w:tcMar>
+                  <w:vAlign w:val="center"/>
+                </w:tcPr>
+                <w:p>
+                  <w:pPr>
+                    <w:spacing w:after="20" w:before="20" w:line="240"/>
+                    <w:jc w:val="center"/>
+                  </w:pPr>
+                  <w:r>
+                    <w:rPr>
+                      <w:rFonts w:ascii="Arial" w:cs="Arial" w:eastAsia="Arial" w:hAnsi="Arial"/>
+                      <w:b/>
+                      <w:bCs/>
+                      <w:color w:val="B37A33"/>
+                      <w:sz w:val="16"/>
+                      <w:szCs w:val="16"/>
+                    </w:rPr>
+                    <w:t xml:space="preserve"/>
+                  </w:r>
+                </w:p>
+              </w:tc>
+              <w:tc>
+                <w:tcPr>
+                  <w:tcW w:type="dxa" w:w="420"/>
+                  <w:tcBorders>
+                    <w:top w:val="single" w:color="D5D0C4" w:sz="4"/>
+                    <w:left w:val="single" w:color="D5D0C4" w:sz="4"/>
+                    <w:bottom w:val="single" w:color="D5D0C4" w:sz="4"/>
+                    <w:right w:val="single" w:color="D5D0C4" w:sz="4"/>
+                  </w:tcBorders>
+                  <w:tcMar>
+                    <w:top w:type="dxa" w:w="20"/>
+                    <w:left w:type="dxa" w:w="60"/>
+                    <w:bottom w:type="dxa" w:w="20"/>
+                    <w:right w:type="dxa" w:w="60"/>
+                  </w:tcMar>
+                  <w:vAlign w:val="center"/>
+                </w:tcPr>
+                <w:p>
+                  <w:pPr>
+                    <w:spacing w:after="20" w:before="20" w:line="240"/>
+                    <w:jc w:val="center"/>
+                  </w:pPr>
+                  <w:r>
+                    <w:rPr>
+                      <w:rFonts w:ascii="Arial" w:cs="Arial" w:eastAsia="Arial" w:hAnsi="Arial"/>
+                      <w:b/>
+                      <w:bCs/>
+                      <w:color w:val="B37A33"/>
+                      <w:sz w:val="16"/>
+                      <w:szCs w:val="16"/>
+                    </w:rPr>
+                    <w:t xml:space="preserve"/>
+                  </w:r>
+                </w:p>
+              </w:tc>
+              <w:tc>
+                <w:tcPr>
+                  <w:tcW w:type="dxa" w:w="420"/>
+                  <w:tcBorders>
+                    <w:top w:val="single" w:color="D5D0C4" w:sz="4"/>
+                    <w:left w:val="single" w:color="D5D0C4" w:sz="4"/>
+                    <w:bottom w:val="single" w:color="D5D0C4" w:sz="4"/>
+                    <w:right w:val="single" w:color="D5D0C4" w:sz="4"/>
+                  </w:tcBorders>
+                  <w:shd w:fill="D5D0C4" w:color="auto" w:val="clear"/>
+                  <w:tcMar>
+                    <w:top w:type="dxa" w:w="20"/>
+                    <w:left w:type="dxa" w:w="60"/>
+                    <w:bottom w:type="dxa" w:w="20"/>
+                    <w:right w:type="dxa" w:w="60"/>
+                  </w:tcMar>
+                  <w:vAlign w:val="center"/>
+                </w:tcPr>
+                <w:p>
+                  <w:pPr>
+                    <w:spacing w:after="20" w:before="20" w:line="240"/>
+                    <w:jc w:val="center"/>
+                  </w:pPr>
+                  <w:r>
+                    <w:rPr>
+                      <w:rFonts w:ascii="Arial" w:cs="Arial" w:eastAsia="Arial" w:hAnsi="Arial"/>
+                      <w:b/>
+                      <w:bCs/>
+                      <w:color w:val="B37A33"/>
+                      <w:sz w:val="16"/>
+                      <w:szCs w:val="16"/>
+                    </w:rPr>
+                    <w:t xml:space="preserve"/>
+                  </w:r>
+                </w:p>
+              </w:tc>
+            </w:tr>
+            <w:tr>
+              <w:trPr>
+                <w:cantSplit/>
+                <w:trHeight w:val="280" w:hRule="atLeast"/>
+              </w:trPr>
+              <w:tc>
+                <w:tcPr>
+                  <w:tcW w:type="dxa" w:w="640"/>
+                  <w:tcBorders>
+                    <w:top w:val="single" w:color="D5D0C4" w:sz="4"/>
+                    <w:left w:val="single" w:color="D5D0C4" w:sz="4"/>
+                    <w:bottom w:val="single" w:color="D5D0C4" w:sz="4"/>
+                    <w:right w:val="single" w:color="D5D0C4" w:sz="4"/>
+                  </w:tcBorders>
+                  <w:tcMar>
+                    <w:top w:type="dxa" w:w="20"/>
+                    <w:left w:type="dxa" w:w="60"/>
+                    <w:bottom w:type="dxa" w:w="20"/>
+                    <w:right w:type="dxa" w:w="60"/>
+                  </w:tcMar>
+                  <w:vAlign w:val="center"/>
+                </w:tcPr>
+                <w:p>
+                  <w:pPr>
+                    <w:spacing w:after="20" w:before="20" w:line="240"/>
+                    <w:jc w:val="center"/>
+                  </w:pPr>
+                  <w:r>
+                    <w:rPr>
+                      <w:rFonts w:ascii="Arial" w:cs="Arial" w:eastAsia="Arial" w:hAnsi="Arial"/>
+                      <w:b w:val="false"/>
+                      <w:bCs w:val="false"/>
+                      <w:color w:val="1C1B16"/>
+                      <w:sz w:val="16"/>
+                      <w:szCs w:val="16"/>
+                    </w:rPr>
+                    <w:t xml:space="preserve">Q16</w:t>
                   </w:r>
                 </w:p>
               </w:tc>
@@ -25369,7 +24844,7 @@
                       <w:sz w:val="16"/>
                       <w:szCs w:val="16"/>
                     </w:rPr>
-                    <w:t xml:space="preserve">Q16</w:t>
+                    <w:t xml:space="preserve">Q17</w:t>
                   </w:r>
                 </w:p>
               </w:tc>
@@ -25803,440 +25278,7 @@
                       <w:sz w:val="16"/>
                       <w:szCs w:val="16"/>
                     </w:rPr>
-                    <w:t xml:space="preserve">Q19*</w:t>
-                  </w:r>
-                </w:p>
-              </w:tc>
-              <w:tc>
-                <w:tcPr>
-                  <w:tcW w:type="dxa" w:w="420"/>
-                  <w:tcBorders>
-                    <w:top w:val="single" w:color="D5D0C4" w:sz="4"/>
-                    <w:left w:val="single" w:color="D5D0C4" w:sz="4"/>
-                    <w:bottom w:val="single" w:color="D5D0C4" w:sz="4"/>
-                    <w:right w:val="single" w:color="D5D0C4" w:sz="4"/>
-                  </w:tcBorders>
-                  <w:tcMar>
-                    <w:top w:type="dxa" w:w="20"/>
-                    <w:left w:type="dxa" w:w="60"/>
-                    <w:bottom w:type="dxa" w:w="20"/>
-                    <w:right w:type="dxa" w:w="60"/>
-                  </w:tcMar>
-                  <w:vAlign w:val="center"/>
-                </w:tcPr>
-                <w:p>
-                  <w:pPr>
-                    <w:spacing w:after="20" w:before="20" w:line="240"/>
-                    <w:jc w:val="center"/>
-                  </w:pPr>
-                  <w:r>
-                    <w:rPr>
-                      <w:rFonts w:ascii="Arial" w:cs="Arial" w:eastAsia="Arial" w:hAnsi="Arial"/>
-                      <w:b/>
-                      <w:bCs/>
-                      <w:color w:val="B37A33"/>
-                      <w:sz w:val="16"/>
-                      <w:szCs w:val="16"/>
-                    </w:rPr>
-                    <w:t xml:space="preserve">X</w:t>
-                  </w:r>
-                </w:p>
-              </w:tc>
-              <w:tc>
-                <w:tcPr>
-                  <w:tcW w:type="dxa" w:w="420"/>
-                  <w:tcBorders>
-                    <w:top w:val="single" w:color="D5D0C4" w:sz="4"/>
-                    <w:left w:val="single" w:color="D5D0C4" w:sz="4"/>
-                    <w:bottom w:val="single" w:color="D5D0C4" w:sz="4"/>
-                    <w:right w:val="single" w:color="D5D0C4" w:sz="4"/>
-                  </w:tcBorders>
-                  <w:tcMar>
-                    <w:top w:type="dxa" w:w="20"/>
-                    <w:left w:type="dxa" w:w="60"/>
-                    <w:bottom w:type="dxa" w:w="20"/>
-                    <w:right w:type="dxa" w:w="60"/>
-                  </w:tcMar>
-                  <w:vAlign w:val="center"/>
-                </w:tcPr>
-                <w:p>
-                  <w:pPr>
-                    <w:spacing w:after="20" w:before="20" w:line="240"/>
-                    <w:jc w:val="center"/>
-                  </w:pPr>
-                  <w:r>
-                    <w:rPr>
-                      <w:rFonts w:ascii="Arial" w:cs="Arial" w:eastAsia="Arial" w:hAnsi="Arial"/>
-                      <w:b/>
-                      <w:bCs/>
-                      <w:color w:val="B37A33"/>
-                      <w:sz w:val="16"/>
-                      <w:szCs w:val="16"/>
-                    </w:rPr>
-                    <w:t xml:space="preserve"/>
-                  </w:r>
-                </w:p>
-              </w:tc>
-              <w:tc>
-                <w:tcPr>
-                  <w:tcW w:type="dxa" w:w="420"/>
-                  <w:tcBorders>
-                    <w:top w:val="single" w:color="D5D0C4" w:sz="4"/>
-                    <w:left w:val="single" w:color="D5D0C4" w:sz="4"/>
-                    <w:bottom w:val="single" w:color="D5D0C4" w:sz="4"/>
-                    <w:right w:val="single" w:color="D5D0C4" w:sz="4"/>
-                  </w:tcBorders>
-                  <w:tcMar>
-                    <w:top w:type="dxa" w:w="20"/>
-                    <w:left w:type="dxa" w:w="60"/>
-                    <w:bottom w:type="dxa" w:w="20"/>
-                    <w:right w:type="dxa" w:w="60"/>
-                  </w:tcMar>
-                  <w:vAlign w:val="center"/>
-                </w:tcPr>
-                <w:p>
-                  <w:pPr>
-                    <w:spacing w:after="20" w:before="20" w:line="240"/>
-                    <w:jc w:val="center"/>
-                  </w:pPr>
-                  <w:r>
-                    <w:rPr>
-                      <w:rFonts w:ascii="Arial" w:cs="Arial" w:eastAsia="Arial" w:hAnsi="Arial"/>
-                      <w:b/>
-                      <w:bCs/>
-                      <w:color w:val="B37A33"/>
-                      <w:sz w:val="16"/>
-                      <w:szCs w:val="16"/>
-                    </w:rPr>
-                    <w:t xml:space="preserve"/>
-                  </w:r>
-                </w:p>
-              </w:tc>
-              <w:tc>
-                <w:tcPr>
-                  <w:tcW w:type="dxa" w:w="420"/>
-                  <w:tcBorders>
-                    <w:top w:val="single" w:color="D5D0C4" w:sz="4"/>
-                    <w:left w:val="single" w:color="D5D0C4" w:sz="4"/>
-                    <w:bottom w:val="single" w:color="D5D0C4" w:sz="4"/>
-                    <w:right w:val="single" w:color="D5D0C4" w:sz="4"/>
-                  </w:tcBorders>
-                  <w:tcMar>
-                    <w:top w:type="dxa" w:w="20"/>
-                    <w:left w:type="dxa" w:w="60"/>
-                    <w:bottom w:type="dxa" w:w="20"/>
-                    <w:right w:type="dxa" w:w="60"/>
-                  </w:tcMar>
-                  <w:vAlign w:val="center"/>
-                </w:tcPr>
-                <w:p>
-                  <w:pPr>
-                    <w:spacing w:after="20" w:before="20" w:line="240"/>
-                    <w:jc w:val="center"/>
-                  </w:pPr>
-                  <w:r>
-                    <w:rPr>
-                      <w:rFonts w:ascii="Arial" w:cs="Arial" w:eastAsia="Arial" w:hAnsi="Arial"/>
-                      <w:b/>
-                      <w:bCs/>
-                      <w:color w:val="B37A33"/>
-                      <w:sz w:val="16"/>
-                      <w:szCs w:val="16"/>
-                    </w:rPr>
-                    <w:t xml:space="preserve"/>
-                  </w:r>
-                </w:p>
-              </w:tc>
-              <w:tc>
-                <w:tcPr>
-                  <w:tcW w:type="dxa" w:w="420"/>
-                  <w:tcBorders>
-                    <w:top w:val="single" w:color="D5D0C4" w:sz="4"/>
-                    <w:left w:val="single" w:color="D5D0C4" w:sz="4"/>
-                    <w:bottom w:val="single" w:color="D5D0C4" w:sz="4"/>
-                    <w:right w:val="single" w:color="D5D0C4" w:sz="4"/>
-                  </w:tcBorders>
-                  <w:tcMar>
-                    <w:top w:type="dxa" w:w="20"/>
-                    <w:left w:type="dxa" w:w="60"/>
-                    <w:bottom w:type="dxa" w:w="20"/>
-                    <w:right w:type="dxa" w:w="60"/>
-                  </w:tcMar>
-                  <w:vAlign w:val="center"/>
-                </w:tcPr>
-                <w:p>
-                  <w:pPr>
-                    <w:spacing w:after="20" w:before="20" w:line="240"/>
-                    <w:jc w:val="center"/>
-                  </w:pPr>
-                  <w:r>
-                    <w:rPr>
-                      <w:rFonts w:ascii="Arial" w:cs="Arial" w:eastAsia="Arial" w:hAnsi="Arial"/>
-                      <w:b/>
-                      <w:bCs/>
-                      <w:color w:val="B37A33"/>
-                      <w:sz w:val="16"/>
-                      <w:szCs w:val="16"/>
-                    </w:rPr>
-                    <w:t xml:space="preserve">X</w:t>
-                  </w:r>
-                </w:p>
-              </w:tc>
-            </w:tr>
-            <w:tr>
-              <w:trPr>
-                <w:cantSplit/>
-                <w:trHeight w:val="280" w:hRule="atLeast"/>
-              </w:trPr>
-              <w:tc>
-                <w:tcPr>
-                  <w:tcW w:type="dxa" w:w="640"/>
-                  <w:tcBorders>
-                    <w:top w:val="single" w:color="D5D0C4" w:sz="4"/>
-                    <w:left w:val="single" w:color="D5D0C4" w:sz="4"/>
-                    <w:bottom w:val="single" w:color="D5D0C4" w:sz="4"/>
-                    <w:right w:val="single" w:color="D5D0C4" w:sz="4"/>
-                  </w:tcBorders>
-                  <w:tcMar>
-                    <w:top w:type="dxa" w:w="20"/>
-                    <w:left w:type="dxa" w:w="60"/>
-                    <w:bottom w:type="dxa" w:w="20"/>
-                    <w:right w:type="dxa" w:w="60"/>
-                  </w:tcMar>
-                  <w:vAlign w:val="center"/>
-                </w:tcPr>
-                <w:p>
-                  <w:pPr>
-                    <w:spacing w:after="20" w:before="20" w:line="240"/>
-                    <w:jc w:val="center"/>
-                  </w:pPr>
-                  <w:r>
-                    <w:rPr>
-                      <w:rFonts w:ascii="Arial" w:cs="Arial" w:eastAsia="Arial" w:hAnsi="Arial"/>
-                      <w:b w:val="false"/>
-                      <w:bCs w:val="false"/>
-                      <w:color w:val="1C1B16"/>
-                      <w:sz w:val="16"/>
-                      <w:szCs w:val="16"/>
-                    </w:rPr>
-                    <w:t xml:space="preserve">Q20</w:t>
-                  </w:r>
-                </w:p>
-              </w:tc>
-              <w:tc>
-                <w:tcPr>
-                  <w:tcW w:type="dxa" w:w="420"/>
-                  <w:tcBorders>
-                    <w:top w:val="single" w:color="D5D0C4" w:sz="4"/>
-                    <w:left w:val="single" w:color="D5D0C4" w:sz="4"/>
-                    <w:bottom w:val="single" w:color="D5D0C4" w:sz="4"/>
-                    <w:right w:val="single" w:color="D5D0C4" w:sz="4"/>
-                  </w:tcBorders>
-                  <w:tcMar>
-                    <w:top w:type="dxa" w:w="20"/>
-                    <w:left w:type="dxa" w:w="60"/>
-                    <w:bottom w:type="dxa" w:w="20"/>
-                    <w:right w:type="dxa" w:w="60"/>
-                  </w:tcMar>
-                  <w:vAlign w:val="center"/>
-                </w:tcPr>
-                <w:p>
-                  <w:pPr>
-                    <w:spacing w:after="20" w:before="20" w:line="240"/>
-                    <w:jc w:val="center"/>
-                  </w:pPr>
-                  <w:r>
-                    <w:rPr>
-                      <w:rFonts w:ascii="Arial" w:cs="Arial" w:eastAsia="Arial" w:hAnsi="Arial"/>
-                      <w:b/>
-                      <w:bCs/>
-                      <w:color w:val="B37A33"/>
-                      <w:sz w:val="16"/>
-                      <w:szCs w:val="16"/>
-                    </w:rPr>
-                    <w:t xml:space="preserve"/>
-                  </w:r>
-                </w:p>
-              </w:tc>
-              <w:tc>
-                <w:tcPr>
-                  <w:tcW w:type="dxa" w:w="420"/>
-                  <w:tcBorders>
-                    <w:top w:val="single" w:color="D5D0C4" w:sz="4"/>
-                    <w:left w:val="single" w:color="D5D0C4" w:sz="4"/>
-                    <w:bottom w:val="single" w:color="D5D0C4" w:sz="4"/>
-                    <w:right w:val="single" w:color="D5D0C4" w:sz="4"/>
-                  </w:tcBorders>
-                  <w:tcMar>
-                    <w:top w:type="dxa" w:w="20"/>
-                    <w:left w:type="dxa" w:w="60"/>
-                    <w:bottom w:type="dxa" w:w="20"/>
-                    <w:right w:type="dxa" w:w="60"/>
-                  </w:tcMar>
-                  <w:vAlign w:val="center"/>
-                </w:tcPr>
-                <w:p>
-                  <w:pPr>
-                    <w:spacing w:after="20" w:before="20" w:line="240"/>
-                    <w:jc w:val="center"/>
-                  </w:pPr>
-                  <w:r>
-                    <w:rPr>
-                      <w:rFonts w:ascii="Arial" w:cs="Arial" w:eastAsia="Arial" w:hAnsi="Arial"/>
-                      <w:b/>
-                      <w:bCs/>
-                      <w:color w:val="B37A33"/>
-                      <w:sz w:val="16"/>
-                      <w:szCs w:val="16"/>
-                    </w:rPr>
-                    <w:t xml:space="preserve"/>
-                  </w:r>
-                </w:p>
-              </w:tc>
-              <w:tc>
-                <w:tcPr>
-                  <w:tcW w:type="dxa" w:w="420"/>
-                  <w:tcBorders>
-                    <w:top w:val="single" w:color="D5D0C4" w:sz="4"/>
-                    <w:left w:val="single" w:color="D5D0C4" w:sz="4"/>
-                    <w:bottom w:val="single" w:color="D5D0C4" w:sz="4"/>
-                    <w:right w:val="single" w:color="D5D0C4" w:sz="4"/>
-                  </w:tcBorders>
-                  <w:tcMar>
-                    <w:top w:type="dxa" w:w="20"/>
-                    <w:left w:type="dxa" w:w="60"/>
-                    <w:bottom w:type="dxa" w:w="20"/>
-                    <w:right w:type="dxa" w:w="60"/>
-                  </w:tcMar>
-                  <w:vAlign w:val="center"/>
-                </w:tcPr>
-                <w:p>
-                  <w:pPr>
-                    <w:spacing w:after="20" w:before="20" w:line="240"/>
-                    <w:jc w:val="center"/>
-                  </w:pPr>
-                  <w:r>
-                    <w:rPr>
-                      <w:rFonts w:ascii="Arial" w:cs="Arial" w:eastAsia="Arial" w:hAnsi="Arial"/>
-                      <w:b/>
-                      <w:bCs/>
-                      <w:color w:val="B37A33"/>
-                      <w:sz w:val="16"/>
-                      <w:szCs w:val="16"/>
-                    </w:rPr>
-                    <w:t xml:space="preserve"/>
-                  </w:r>
-                </w:p>
-              </w:tc>
-              <w:tc>
-                <w:tcPr>
-                  <w:tcW w:type="dxa" w:w="420"/>
-                  <w:tcBorders>
-                    <w:top w:val="single" w:color="D5D0C4" w:sz="4"/>
-                    <w:left w:val="single" w:color="D5D0C4" w:sz="4"/>
-                    <w:bottom w:val="single" w:color="D5D0C4" w:sz="4"/>
-                    <w:right w:val="single" w:color="D5D0C4" w:sz="4"/>
-                  </w:tcBorders>
-                  <w:tcMar>
-                    <w:top w:type="dxa" w:w="20"/>
-                    <w:left w:type="dxa" w:w="60"/>
-                    <w:bottom w:type="dxa" w:w="20"/>
-                    <w:right w:type="dxa" w:w="60"/>
-                  </w:tcMar>
-                  <w:vAlign w:val="center"/>
-                </w:tcPr>
-                <w:p>
-                  <w:pPr>
-                    <w:spacing w:after="20" w:before="20" w:line="240"/>
-                    <w:jc w:val="center"/>
-                  </w:pPr>
-                  <w:r>
-                    <w:rPr>
-                      <w:rFonts w:ascii="Arial" w:cs="Arial" w:eastAsia="Arial" w:hAnsi="Arial"/>
-                      <w:b/>
-                      <w:bCs/>
-                      <w:color w:val="B37A33"/>
-                      <w:sz w:val="16"/>
-                      <w:szCs w:val="16"/>
-                    </w:rPr>
-                    <w:t xml:space="preserve">X</w:t>
-                  </w:r>
-                </w:p>
-              </w:tc>
-              <w:tc>
-                <w:tcPr>
-                  <w:tcW w:type="dxa" w:w="420"/>
-                  <w:tcBorders>
-                    <w:top w:val="single" w:color="D5D0C4" w:sz="4"/>
-                    <w:left w:val="single" w:color="D5D0C4" w:sz="4"/>
-                    <w:bottom w:val="single" w:color="D5D0C4" w:sz="4"/>
-                    <w:right w:val="single" w:color="D5D0C4" w:sz="4"/>
-                  </w:tcBorders>
-                  <w:shd w:fill="D5D0C4" w:color="auto" w:val="clear"/>
-                  <w:tcMar>
-                    <w:top w:type="dxa" w:w="20"/>
-                    <w:left w:type="dxa" w:w="60"/>
-                    <w:bottom w:type="dxa" w:w="20"/>
-                    <w:right w:type="dxa" w:w="60"/>
-                  </w:tcMar>
-                  <w:vAlign w:val="center"/>
-                </w:tcPr>
-                <w:p>
-                  <w:pPr>
-                    <w:spacing w:after="20" w:before="20" w:line="240"/>
-                    <w:jc w:val="center"/>
-                  </w:pPr>
-                  <w:r>
-                    <w:rPr>
-                      <w:rFonts w:ascii="Arial" w:cs="Arial" w:eastAsia="Arial" w:hAnsi="Arial"/>
-                      <w:b/>
-                      <w:bCs/>
-                      <w:color w:val="B37A33"/>
-                      <w:sz w:val="16"/>
-                      <w:szCs w:val="16"/>
-                    </w:rPr>
-                    <w:t xml:space="preserve"/>
-                  </w:r>
-                </w:p>
-              </w:tc>
-            </w:tr>
-            <w:tr>
-              <w:trPr>
-                <w:cantSplit/>
-                <w:trHeight w:val="280" w:hRule="atLeast"/>
-              </w:trPr>
-              <w:tc>
-                <w:tcPr>
-                  <w:tcW w:type="dxa" w:w="640"/>
-                  <w:tcBorders>
-                    <w:top w:val="single" w:color="D5D0C4" w:sz="4"/>
-                    <w:left w:val="single" w:color="D5D0C4" w:sz="4"/>
-                    <w:bottom w:val="single" w:color="D5D0C4" w:sz="4"/>
-                    <w:right w:val="single" w:color="D5D0C4" w:sz="4"/>
-                  </w:tcBorders>
-                  <w:tcMar>
-                    <w:top w:type="dxa" w:w="20"/>
-                    <w:left w:type="dxa" w:w="60"/>
-                    <w:bottom w:type="dxa" w:w="20"/>
-                    <w:right w:type="dxa" w:w="60"/>
-                  </w:tcMar>
-                  <w:vAlign w:val="center"/>
-                </w:tcPr>
-                <w:p>
-                  <w:pPr>
-                    <w:spacing w:after="20" w:before="20" w:line="240"/>
-                    <w:jc w:val="center"/>
-                  </w:pPr>
-                  <w:r>
-                    <w:rPr>
-                      <w:rFonts w:ascii="Arial" w:cs="Arial" w:eastAsia="Arial" w:hAnsi="Arial"/>
-                      <w:b w:val="false"/>
-                      <w:bCs w:val="false"/>
-                      <w:color w:val="1C1B16"/>
-                      <w:sz w:val="16"/>
-                      <w:szCs w:val="16"/>
-                    </w:rPr>
-                    <w:t xml:space="preserve">Q21</w:t>
+                    <w:t xml:space="preserve">Q19</w:t>
                   </w:r>
                 </w:p>
               </w:tc>
@@ -26453,7 +25495,42 @@
                       <w:sz w:val="16"/>
                       <w:szCs w:val="16"/>
                     </w:rPr>
-                    <w:t xml:space="preserve">Q22</w:t>
+                    <w:t xml:space="preserve">Q20</w:t>
+                  </w:r>
+                </w:p>
+              </w:tc>
+              <w:tc>
+                <w:tcPr>
+                  <w:tcW w:type="dxa" w:w="420"/>
+                  <w:tcBorders>
+                    <w:top w:val="single" w:color="D5D0C4" w:sz="4"/>
+                    <w:left w:val="single" w:color="D5D0C4" w:sz="4"/>
+                    <w:bottom w:val="single" w:color="D5D0C4" w:sz="4"/>
+                    <w:right w:val="single" w:color="D5D0C4" w:sz="4"/>
+                  </w:tcBorders>
+                  <w:tcMar>
+                    <w:top w:type="dxa" w:w="20"/>
+                    <w:left w:type="dxa" w:w="60"/>
+                    <w:bottom w:type="dxa" w:w="20"/>
+                    <w:right w:type="dxa" w:w="60"/>
+                  </w:tcMar>
+                  <w:vAlign w:val="center"/>
+                </w:tcPr>
+                <w:p>
+                  <w:pPr>
+                    <w:spacing w:after="20" w:before="20" w:line="240"/>
+                    <w:jc w:val="center"/>
+                  </w:pPr>
+                  <w:r>
+                    <w:rPr>
+                      <w:rFonts w:ascii="Arial" w:cs="Arial" w:eastAsia="Arial" w:hAnsi="Arial"/>
+                      <w:b/>
+                      <w:bCs/>
+                      <w:color w:val="B37A33"/>
+                      <w:sz w:val="16"/>
+                      <w:szCs w:val="16"/>
+                    </w:rPr>
+                    <w:t xml:space="preserve"/>
                   </w:r>
                 </w:p>
               </w:tc>
@@ -26489,41 +25566,6 @@
                       <w:szCs w:val="16"/>
                     </w:rPr>
                     <w:t xml:space="preserve">X</w:t>
-                  </w:r>
-                </w:p>
-              </w:tc>
-              <w:tc>
-                <w:tcPr>
-                  <w:tcW w:type="dxa" w:w="420"/>
-                  <w:tcBorders>
-                    <w:top w:val="single" w:color="D5D0C4" w:sz="4"/>
-                    <w:left w:val="single" w:color="D5D0C4" w:sz="4"/>
-                    <w:bottom w:val="single" w:color="D5D0C4" w:sz="4"/>
-                    <w:right w:val="single" w:color="D5D0C4" w:sz="4"/>
-                  </w:tcBorders>
-                  <w:tcMar>
-                    <w:top w:type="dxa" w:w="20"/>
-                    <w:left w:type="dxa" w:w="60"/>
-                    <w:bottom w:type="dxa" w:w="20"/>
-                    <w:right w:type="dxa" w:w="60"/>
-                  </w:tcMar>
-                  <w:vAlign w:val="center"/>
-                </w:tcPr>
-                <w:p>
-                  <w:pPr>
-                    <w:spacing w:after="20" w:before="20" w:line="240"/>
-                    <w:jc w:val="center"/>
-                  </w:pPr>
-                  <w:r>
-                    <w:rPr>
-                      <w:rFonts w:ascii="Arial" w:cs="Arial" w:eastAsia="Arial" w:hAnsi="Arial"/>
-                      <w:b/>
-                      <w:bCs/>
-                      <w:color w:val="B37A33"/>
-                      <w:sz w:val="16"/>
-                      <w:szCs w:val="16"/>
-                    </w:rPr>
-                    <w:t xml:space="preserve"/>
                   </w:r>
                 </w:p>
               </w:tc>
@@ -27018,7 +26060,224 @@
                       <w:sz w:val="16"/>
                       <w:szCs w:val="16"/>
                     </w:rPr>
+                    <w:t xml:space="preserve"/>
+                  </w:r>
+                </w:p>
+              </w:tc>
+              <w:tc>
+                <w:tcPr>
+                  <w:tcW w:type="dxa" w:w="420"/>
+                  <w:tcBorders>
+                    <w:top w:val="single" w:color="D5D0C4" w:sz="4"/>
+                    <w:left w:val="single" w:color="D5D0C4" w:sz="4"/>
+                    <w:bottom w:val="single" w:color="D5D0C4" w:sz="4"/>
+                    <w:right w:val="single" w:color="D5D0C4" w:sz="4"/>
+                  </w:tcBorders>
+                  <w:tcMar>
+                    <w:top w:type="dxa" w:w="20"/>
+                    <w:left w:type="dxa" w:w="60"/>
+                    <w:bottom w:type="dxa" w:w="20"/>
+                    <w:right w:type="dxa" w:w="60"/>
+                  </w:tcMar>
+                  <w:vAlign w:val="center"/>
+                </w:tcPr>
+                <w:p>
+                  <w:pPr>
+                    <w:spacing w:after="20" w:before="20" w:line="240"/>
+                    <w:jc w:val="center"/>
+                  </w:pPr>
+                  <w:r>
+                    <w:rPr>
+                      <w:rFonts w:ascii="Arial" w:cs="Arial" w:eastAsia="Arial" w:hAnsi="Arial"/>
+                      <w:b/>
+                      <w:bCs/>
+                      <w:color w:val="B37A33"/>
+                      <w:sz w:val="16"/>
+                      <w:szCs w:val="16"/>
+                    </w:rPr>
                     <w:t xml:space="preserve">X</w:t>
+                  </w:r>
+                </w:p>
+              </w:tc>
+              <w:tc>
+                <w:tcPr>
+                  <w:tcW w:type="dxa" w:w="420"/>
+                  <w:tcBorders>
+                    <w:top w:val="single" w:color="D5D0C4" w:sz="4"/>
+                    <w:left w:val="single" w:color="D5D0C4" w:sz="4"/>
+                    <w:bottom w:val="single" w:color="D5D0C4" w:sz="4"/>
+                    <w:right w:val="single" w:color="D5D0C4" w:sz="4"/>
+                  </w:tcBorders>
+                  <w:tcMar>
+                    <w:top w:type="dxa" w:w="20"/>
+                    <w:left w:type="dxa" w:w="60"/>
+                    <w:bottom w:type="dxa" w:w="20"/>
+                    <w:right w:type="dxa" w:w="60"/>
+                  </w:tcMar>
+                  <w:vAlign w:val="center"/>
+                </w:tcPr>
+                <w:p>
+                  <w:pPr>
+                    <w:spacing w:after="20" w:before="20" w:line="240"/>
+                    <w:jc w:val="center"/>
+                  </w:pPr>
+                  <w:r>
+                    <w:rPr>
+                      <w:rFonts w:ascii="Arial" w:cs="Arial" w:eastAsia="Arial" w:hAnsi="Arial"/>
+                      <w:b/>
+                      <w:bCs/>
+                      <w:color w:val="B37A33"/>
+                      <w:sz w:val="16"/>
+                      <w:szCs w:val="16"/>
+                    </w:rPr>
+                    <w:t xml:space="preserve"/>
+                  </w:r>
+                </w:p>
+              </w:tc>
+              <w:tc>
+                <w:tcPr>
+                  <w:tcW w:type="dxa" w:w="420"/>
+                  <w:tcBorders>
+                    <w:top w:val="single" w:color="D5D0C4" w:sz="4"/>
+                    <w:left w:val="single" w:color="D5D0C4" w:sz="4"/>
+                    <w:bottom w:val="single" w:color="D5D0C4" w:sz="4"/>
+                    <w:right w:val="single" w:color="D5D0C4" w:sz="4"/>
+                  </w:tcBorders>
+                  <w:shd w:fill="D5D0C4" w:color="auto" w:val="clear"/>
+                  <w:tcMar>
+                    <w:top w:type="dxa" w:w="20"/>
+                    <w:left w:type="dxa" w:w="60"/>
+                    <w:bottom w:type="dxa" w:w="20"/>
+                    <w:right w:type="dxa" w:w="60"/>
+                  </w:tcMar>
+                  <w:vAlign w:val="center"/>
+                </w:tcPr>
+                <w:p>
+                  <w:pPr>
+                    <w:spacing w:after="20" w:before="20" w:line="240"/>
+                    <w:jc w:val="center"/>
+                  </w:pPr>
+                  <w:r>
+                    <w:rPr>
+                      <w:rFonts w:ascii="Arial" w:cs="Arial" w:eastAsia="Arial" w:hAnsi="Arial"/>
+                      <w:b/>
+                      <w:bCs/>
+                      <w:color w:val="B37A33"/>
+                      <w:sz w:val="16"/>
+                      <w:szCs w:val="16"/>
+                    </w:rPr>
+                    <w:t xml:space="preserve"/>
+                  </w:r>
+                </w:p>
+              </w:tc>
+            </w:tr>
+            <w:tr>
+              <w:trPr>
+                <w:cantSplit/>
+                <w:trHeight w:val="280" w:hRule="atLeast"/>
+              </w:trPr>
+              <w:tc>
+                <w:tcPr>
+                  <w:tcW w:type="dxa" w:w="640"/>
+                  <w:tcBorders>
+                    <w:top w:val="single" w:color="D5D0C4" w:sz="4"/>
+                    <w:left w:val="single" w:color="D5D0C4" w:sz="4"/>
+                    <w:bottom w:val="single" w:color="D5D0C4" w:sz="4"/>
+                    <w:right w:val="single" w:color="D5D0C4" w:sz="4"/>
+                  </w:tcBorders>
+                  <w:tcMar>
+                    <w:top w:type="dxa" w:w="20"/>
+                    <w:left w:type="dxa" w:w="60"/>
+                    <w:bottom w:type="dxa" w:w="20"/>
+                    <w:right w:type="dxa" w:w="60"/>
+                  </w:tcMar>
+                  <w:vAlign w:val="center"/>
+                </w:tcPr>
+                <w:p>
+                  <w:pPr>
+                    <w:spacing w:after="20" w:before="20" w:line="240"/>
+                    <w:jc w:val="center"/>
+                  </w:pPr>
+                  <w:r>
+                    <w:rPr>
+                      <w:rFonts w:ascii="Arial" w:cs="Arial" w:eastAsia="Arial" w:hAnsi="Arial"/>
+                      <w:b w:val="false"/>
+                      <w:bCs w:val="false"/>
+                      <w:color w:val="1C1B16"/>
+                      <w:sz w:val="16"/>
+                      <w:szCs w:val="16"/>
+                    </w:rPr>
+                    <w:t xml:space="preserve">Q29</w:t>
+                  </w:r>
+                </w:p>
+              </w:tc>
+              <w:tc>
+                <w:tcPr>
+                  <w:tcW w:type="dxa" w:w="420"/>
+                  <w:tcBorders>
+                    <w:top w:val="single" w:color="D5D0C4" w:sz="4"/>
+                    <w:left w:val="single" w:color="D5D0C4" w:sz="4"/>
+                    <w:bottom w:val="single" w:color="D5D0C4" w:sz="4"/>
+                    <w:right w:val="single" w:color="D5D0C4" w:sz="4"/>
+                  </w:tcBorders>
+                  <w:tcMar>
+                    <w:top w:type="dxa" w:w="20"/>
+                    <w:left w:type="dxa" w:w="60"/>
+                    <w:bottom w:type="dxa" w:w="20"/>
+                    <w:right w:type="dxa" w:w="60"/>
+                  </w:tcMar>
+                  <w:vAlign w:val="center"/>
+                </w:tcPr>
+                <w:p>
+                  <w:pPr>
+                    <w:spacing w:after="20" w:before="20" w:line="240"/>
+                    <w:jc w:val="center"/>
+                  </w:pPr>
+                  <w:r>
+                    <w:rPr>
+                      <w:rFonts w:ascii="Arial" w:cs="Arial" w:eastAsia="Arial" w:hAnsi="Arial"/>
+                      <w:b/>
+                      <w:bCs/>
+                      <w:color w:val="B37A33"/>
+                      <w:sz w:val="16"/>
+                      <w:szCs w:val="16"/>
+                    </w:rPr>
+                    <w:t xml:space="preserve">X</w:t>
+                  </w:r>
+                </w:p>
+              </w:tc>
+              <w:tc>
+                <w:tcPr>
+                  <w:tcW w:type="dxa" w:w="420"/>
+                  <w:tcBorders>
+                    <w:top w:val="single" w:color="D5D0C4" w:sz="4"/>
+                    <w:left w:val="single" w:color="D5D0C4" w:sz="4"/>
+                    <w:bottom w:val="single" w:color="D5D0C4" w:sz="4"/>
+                    <w:right w:val="single" w:color="D5D0C4" w:sz="4"/>
+                  </w:tcBorders>
+                  <w:tcMar>
+                    <w:top w:type="dxa" w:w="20"/>
+                    <w:left w:type="dxa" w:w="60"/>
+                    <w:bottom w:type="dxa" w:w="20"/>
+                    <w:right w:type="dxa" w:w="60"/>
+                  </w:tcMar>
+                  <w:vAlign w:val="center"/>
+                </w:tcPr>
+                <w:p>
+                  <w:pPr>
+                    <w:spacing w:after="20" w:before="20" w:line="240"/>
+                    <w:jc w:val="center"/>
+                  </w:pPr>
+                  <w:r>
+                    <w:rPr>
+                      <w:rFonts w:ascii="Arial" w:cs="Arial" w:eastAsia="Arial" w:hAnsi="Arial"/>
+                      <w:b/>
+                      <w:bCs/>
+                      <w:color w:val="B37A33"/>
+                      <w:sz w:val="16"/>
+                      <w:szCs w:val="16"/>
+                    </w:rPr>
+                    <w:t xml:space="preserve"/>
                   </w:r>
                 </w:p>
               </w:tc>
@@ -27270,7 +26529,7 @@
                       <w:sz w:val="16"/>
                       <w:szCs w:val="16"/>
                     </w:rPr>
-                    <w:t xml:space="preserve">X</w:t>
+                    <w:t xml:space="preserve"/>
                   </w:r>
                 </w:p>
               </w:tc>
@@ -27305,7 +26564,7 @@
                       <w:sz w:val="16"/>
                       <w:szCs w:val="16"/>
                     </w:rPr>
-                    <w:t xml:space="preserve"/>
+                    <w:t xml:space="preserve">X</w:t>
                   </w:r>
                 </w:p>
               </w:tc>
@@ -27452,7 +26711,7 @@
                       <w:sz w:val="16"/>
                       <w:szCs w:val="16"/>
                     </w:rPr>
-                    <w:t xml:space="preserve"/>
+                    <w:t xml:space="preserve">X</w:t>
                   </w:r>
                 </w:p>
               </w:tc>
@@ -27522,7 +26781,7 @@
                       <w:sz w:val="16"/>
                       <w:szCs w:val="16"/>
                     </w:rPr>
-                    <w:t xml:space="preserve">X</w:t>
+                    <w:t xml:space="preserve"/>
                   </w:r>
                 </w:p>
               </w:tc>
@@ -27921,440 +27180,6 @@
                       <w:sz w:val="16"/>
                       <w:szCs w:val="16"/>
                     </w:rPr>
-                    <w:t xml:space="preserve">X</w:t>
-                  </w:r>
-                </w:p>
-              </w:tc>
-              <w:tc>
-                <w:tcPr>
-                  <w:tcW w:type="dxa" w:w="420"/>
-                  <w:tcBorders>
-                    <w:top w:val="single" w:color="D5D0C4" w:sz="4"/>
-                    <w:left w:val="single" w:color="D5D0C4" w:sz="4"/>
-                    <w:bottom w:val="single" w:color="D5D0C4" w:sz="4"/>
-                    <w:right w:val="single" w:color="D5D0C4" w:sz="4"/>
-                  </w:tcBorders>
-                  <w:tcMar>
-                    <w:top w:type="dxa" w:w="20"/>
-                    <w:left w:type="dxa" w:w="60"/>
-                    <w:bottom w:type="dxa" w:w="20"/>
-                    <w:right w:type="dxa" w:w="60"/>
-                  </w:tcMar>
-                  <w:vAlign w:val="center"/>
-                </w:tcPr>
-                <w:p>
-                  <w:pPr>
-                    <w:spacing w:after="20" w:before="20" w:line="240"/>
-                    <w:jc w:val="center"/>
-                  </w:pPr>
-                  <w:r>
-                    <w:rPr>
-                      <w:rFonts w:ascii="Arial" w:cs="Arial" w:eastAsia="Arial" w:hAnsi="Arial"/>
-                      <w:b/>
-                      <w:bCs/>
-                      <w:color w:val="B37A33"/>
-                      <w:sz w:val="16"/>
-                      <w:szCs w:val="16"/>
-                    </w:rPr>
-                    <w:t xml:space="preserve"/>
-                  </w:r>
-                </w:p>
-              </w:tc>
-              <w:tc>
-                <w:tcPr>
-                  <w:tcW w:type="dxa" w:w="420"/>
-                  <w:tcBorders>
-                    <w:top w:val="single" w:color="D5D0C4" w:sz="4"/>
-                    <w:left w:val="single" w:color="D5D0C4" w:sz="4"/>
-                    <w:bottom w:val="single" w:color="D5D0C4" w:sz="4"/>
-                    <w:right w:val="single" w:color="D5D0C4" w:sz="4"/>
-                  </w:tcBorders>
-                  <w:shd w:fill="D5D0C4" w:color="auto" w:val="clear"/>
-                  <w:tcMar>
-                    <w:top w:type="dxa" w:w="20"/>
-                    <w:left w:type="dxa" w:w="60"/>
-                    <w:bottom w:type="dxa" w:w="20"/>
-                    <w:right w:type="dxa" w:w="60"/>
-                  </w:tcMar>
-                  <w:vAlign w:val="center"/>
-                </w:tcPr>
-                <w:p>
-                  <w:pPr>
-                    <w:spacing w:after="20" w:before="20" w:line="240"/>
-                    <w:jc w:val="center"/>
-                  </w:pPr>
-                  <w:r>
-                    <w:rPr>
-                      <w:rFonts w:ascii="Arial" w:cs="Arial" w:eastAsia="Arial" w:hAnsi="Arial"/>
-                      <w:b/>
-                      <w:bCs/>
-                      <w:color w:val="B37A33"/>
-                      <w:sz w:val="16"/>
-                      <w:szCs w:val="16"/>
-                    </w:rPr>
-                    <w:t xml:space="preserve"/>
-                  </w:r>
-                </w:p>
-              </w:tc>
-            </w:tr>
-            <w:tr>
-              <w:trPr>
-                <w:cantSplit/>
-                <w:trHeight w:val="280" w:hRule="atLeast"/>
-              </w:trPr>
-              <w:tc>
-                <w:tcPr>
-                  <w:tcW w:type="dxa" w:w="640"/>
-                  <w:tcBorders>
-                    <w:top w:val="single" w:color="D5D0C4" w:sz="4"/>
-                    <w:left w:val="single" w:color="D5D0C4" w:sz="4"/>
-                    <w:bottom w:val="single" w:color="D5D0C4" w:sz="4"/>
-                    <w:right w:val="single" w:color="D5D0C4" w:sz="4"/>
-                  </w:tcBorders>
-                  <w:tcMar>
-                    <w:top w:type="dxa" w:w="20"/>
-                    <w:left w:type="dxa" w:w="60"/>
-                    <w:bottom w:type="dxa" w:w="20"/>
-                    <w:right w:type="dxa" w:w="60"/>
-                  </w:tcMar>
-                  <w:vAlign w:val="center"/>
-                </w:tcPr>
-                <w:p>
-                  <w:pPr>
-                    <w:spacing w:after="20" w:before="20" w:line="240"/>
-                    <w:jc w:val="center"/>
-                  </w:pPr>
-                  <w:r>
-                    <w:rPr>
-                      <w:rFonts w:ascii="Arial" w:cs="Arial" w:eastAsia="Arial" w:hAnsi="Arial"/>
-                      <w:b w:val="false"/>
-                      <w:bCs w:val="false"/>
-                      <w:color w:val="1C1B16"/>
-                      <w:sz w:val="16"/>
-                      <w:szCs w:val="16"/>
-                    </w:rPr>
-                    <w:t xml:space="preserve">Q34</w:t>
-                  </w:r>
-                </w:p>
-              </w:tc>
-              <w:tc>
-                <w:tcPr>
-                  <w:tcW w:type="dxa" w:w="420"/>
-                  <w:tcBorders>
-                    <w:top w:val="single" w:color="D5D0C4" w:sz="4"/>
-                    <w:left w:val="single" w:color="D5D0C4" w:sz="4"/>
-                    <w:bottom w:val="single" w:color="D5D0C4" w:sz="4"/>
-                    <w:right w:val="single" w:color="D5D0C4" w:sz="4"/>
-                  </w:tcBorders>
-                  <w:tcMar>
-                    <w:top w:type="dxa" w:w="20"/>
-                    <w:left w:type="dxa" w:w="60"/>
-                    <w:bottom w:type="dxa" w:w="20"/>
-                    <w:right w:type="dxa" w:w="60"/>
-                  </w:tcMar>
-                  <w:vAlign w:val="center"/>
-                </w:tcPr>
-                <w:p>
-                  <w:pPr>
-                    <w:spacing w:after="20" w:before="20" w:line="240"/>
-                    <w:jc w:val="center"/>
-                  </w:pPr>
-                  <w:r>
-                    <w:rPr>
-                      <w:rFonts w:ascii="Arial" w:cs="Arial" w:eastAsia="Arial" w:hAnsi="Arial"/>
-                      <w:b/>
-                      <w:bCs/>
-                      <w:color w:val="B37A33"/>
-                      <w:sz w:val="16"/>
-                      <w:szCs w:val="16"/>
-                    </w:rPr>
-                    <w:t xml:space="preserve">X</w:t>
-                  </w:r>
-                </w:p>
-              </w:tc>
-              <w:tc>
-                <w:tcPr>
-                  <w:tcW w:type="dxa" w:w="420"/>
-                  <w:tcBorders>
-                    <w:top w:val="single" w:color="D5D0C4" w:sz="4"/>
-                    <w:left w:val="single" w:color="D5D0C4" w:sz="4"/>
-                    <w:bottom w:val="single" w:color="D5D0C4" w:sz="4"/>
-                    <w:right w:val="single" w:color="D5D0C4" w:sz="4"/>
-                  </w:tcBorders>
-                  <w:tcMar>
-                    <w:top w:type="dxa" w:w="20"/>
-                    <w:left w:type="dxa" w:w="60"/>
-                    <w:bottom w:type="dxa" w:w="20"/>
-                    <w:right w:type="dxa" w:w="60"/>
-                  </w:tcMar>
-                  <w:vAlign w:val="center"/>
-                </w:tcPr>
-                <w:p>
-                  <w:pPr>
-                    <w:spacing w:after="20" w:before="20" w:line="240"/>
-                    <w:jc w:val="center"/>
-                  </w:pPr>
-                  <w:r>
-                    <w:rPr>
-                      <w:rFonts w:ascii="Arial" w:cs="Arial" w:eastAsia="Arial" w:hAnsi="Arial"/>
-                      <w:b/>
-                      <w:bCs/>
-                      <w:color w:val="B37A33"/>
-                      <w:sz w:val="16"/>
-                      <w:szCs w:val="16"/>
-                    </w:rPr>
-                    <w:t xml:space="preserve"/>
-                  </w:r>
-                </w:p>
-              </w:tc>
-              <w:tc>
-                <w:tcPr>
-                  <w:tcW w:type="dxa" w:w="420"/>
-                  <w:tcBorders>
-                    <w:top w:val="single" w:color="D5D0C4" w:sz="4"/>
-                    <w:left w:val="single" w:color="D5D0C4" w:sz="4"/>
-                    <w:bottom w:val="single" w:color="D5D0C4" w:sz="4"/>
-                    <w:right w:val="single" w:color="D5D0C4" w:sz="4"/>
-                  </w:tcBorders>
-                  <w:tcMar>
-                    <w:top w:type="dxa" w:w="20"/>
-                    <w:left w:type="dxa" w:w="60"/>
-                    <w:bottom w:type="dxa" w:w="20"/>
-                    <w:right w:type="dxa" w:w="60"/>
-                  </w:tcMar>
-                  <w:vAlign w:val="center"/>
-                </w:tcPr>
-                <w:p>
-                  <w:pPr>
-                    <w:spacing w:after="20" w:before="20" w:line="240"/>
-                    <w:jc w:val="center"/>
-                  </w:pPr>
-                  <w:r>
-                    <w:rPr>
-                      <w:rFonts w:ascii="Arial" w:cs="Arial" w:eastAsia="Arial" w:hAnsi="Arial"/>
-                      <w:b/>
-                      <w:bCs/>
-                      <w:color w:val="B37A33"/>
-                      <w:sz w:val="16"/>
-                      <w:szCs w:val="16"/>
-                    </w:rPr>
-                    <w:t xml:space="preserve"/>
-                  </w:r>
-                </w:p>
-              </w:tc>
-              <w:tc>
-                <w:tcPr>
-                  <w:tcW w:type="dxa" w:w="420"/>
-                  <w:tcBorders>
-                    <w:top w:val="single" w:color="D5D0C4" w:sz="4"/>
-                    <w:left w:val="single" w:color="D5D0C4" w:sz="4"/>
-                    <w:bottom w:val="single" w:color="D5D0C4" w:sz="4"/>
-                    <w:right w:val="single" w:color="D5D0C4" w:sz="4"/>
-                  </w:tcBorders>
-                  <w:tcMar>
-                    <w:top w:type="dxa" w:w="20"/>
-                    <w:left w:type="dxa" w:w="60"/>
-                    <w:bottom w:type="dxa" w:w="20"/>
-                    <w:right w:type="dxa" w:w="60"/>
-                  </w:tcMar>
-                  <w:vAlign w:val="center"/>
-                </w:tcPr>
-                <w:p>
-                  <w:pPr>
-                    <w:spacing w:after="20" w:before="20" w:line="240"/>
-                    <w:jc w:val="center"/>
-                  </w:pPr>
-                  <w:r>
-                    <w:rPr>
-                      <w:rFonts w:ascii="Arial" w:cs="Arial" w:eastAsia="Arial" w:hAnsi="Arial"/>
-                      <w:b/>
-                      <w:bCs/>
-                      <w:color w:val="B37A33"/>
-                      <w:sz w:val="16"/>
-                      <w:szCs w:val="16"/>
-                    </w:rPr>
-                    <w:t xml:space="preserve"/>
-                  </w:r>
-                </w:p>
-              </w:tc>
-              <w:tc>
-                <w:tcPr>
-                  <w:tcW w:type="dxa" w:w="420"/>
-                  <w:tcBorders>
-                    <w:top w:val="single" w:color="D5D0C4" w:sz="4"/>
-                    <w:left w:val="single" w:color="D5D0C4" w:sz="4"/>
-                    <w:bottom w:val="single" w:color="D5D0C4" w:sz="4"/>
-                    <w:right w:val="single" w:color="D5D0C4" w:sz="4"/>
-                  </w:tcBorders>
-                  <w:shd w:fill="D5D0C4" w:color="auto" w:val="clear"/>
-                  <w:tcMar>
-                    <w:top w:type="dxa" w:w="20"/>
-                    <w:left w:type="dxa" w:w="60"/>
-                    <w:bottom w:type="dxa" w:w="20"/>
-                    <w:right w:type="dxa" w:w="60"/>
-                  </w:tcMar>
-                  <w:vAlign w:val="center"/>
-                </w:tcPr>
-                <w:p>
-                  <w:pPr>
-                    <w:spacing w:after="20" w:before="20" w:line="240"/>
-                    <w:jc w:val="center"/>
-                  </w:pPr>
-                  <w:r>
-                    <w:rPr>
-                      <w:rFonts w:ascii="Arial" w:cs="Arial" w:eastAsia="Arial" w:hAnsi="Arial"/>
-                      <w:b/>
-                      <w:bCs/>
-                      <w:color w:val="B37A33"/>
-                      <w:sz w:val="16"/>
-                      <w:szCs w:val="16"/>
-                    </w:rPr>
-                    <w:t xml:space="preserve"/>
-                  </w:r>
-                </w:p>
-              </w:tc>
-            </w:tr>
-            <w:tr>
-              <w:trPr>
-                <w:cantSplit/>
-                <w:trHeight w:val="280" w:hRule="atLeast"/>
-              </w:trPr>
-              <w:tc>
-                <w:tcPr>
-                  <w:tcW w:type="dxa" w:w="640"/>
-                  <w:tcBorders>
-                    <w:top w:val="single" w:color="D5D0C4" w:sz="4"/>
-                    <w:left w:val="single" w:color="D5D0C4" w:sz="4"/>
-                    <w:bottom w:val="single" w:color="D5D0C4" w:sz="4"/>
-                    <w:right w:val="single" w:color="D5D0C4" w:sz="4"/>
-                  </w:tcBorders>
-                  <w:tcMar>
-                    <w:top w:type="dxa" w:w="20"/>
-                    <w:left w:type="dxa" w:w="60"/>
-                    <w:bottom w:type="dxa" w:w="20"/>
-                    <w:right w:type="dxa" w:w="60"/>
-                  </w:tcMar>
-                  <w:vAlign w:val="center"/>
-                </w:tcPr>
-                <w:p>
-                  <w:pPr>
-                    <w:spacing w:after="20" w:before="20" w:line="240"/>
-                    <w:jc w:val="center"/>
-                  </w:pPr>
-                  <w:r>
-                    <w:rPr>
-                      <w:rFonts w:ascii="Arial" w:cs="Arial" w:eastAsia="Arial" w:hAnsi="Arial"/>
-                      <w:b w:val="false"/>
-                      <w:bCs w:val="false"/>
-                      <w:color w:val="1C1B16"/>
-                      <w:sz w:val="16"/>
-                      <w:szCs w:val="16"/>
-                    </w:rPr>
-                    <w:t xml:space="preserve">Q35</w:t>
-                  </w:r>
-                </w:p>
-              </w:tc>
-              <w:tc>
-                <w:tcPr>
-                  <w:tcW w:type="dxa" w:w="420"/>
-                  <w:tcBorders>
-                    <w:top w:val="single" w:color="D5D0C4" w:sz="4"/>
-                    <w:left w:val="single" w:color="D5D0C4" w:sz="4"/>
-                    <w:bottom w:val="single" w:color="D5D0C4" w:sz="4"/>
-                    <w:right w:val="single" w:color="D5D0C4" w:sz="4"/>
-                  </w:tcBorders>
-                  <w:tcMar>
-                    <w:top w:type="dxa" w:w="20"/>
-                    <w:left w:type="dxa" w:w="60"/>
-                    <w:bottom w:type="dxa" w:w="20"/>
-                    <w:right w:type="dxa" w:w="60"/>
-                  </w:tcMar>
-                  <w:vAlign w:val="center"/>
-                </w:tcPr>
-                <w:p>
-                  <w:pPr>
-                    <w:spacing w:after="20" w:before="20" w:line="240"/>
-                    <w:jc w:val="center"/>
-                  </w:pPr>
-                  <w:r>
-                    <w:rPr>
-                      <w:rFonts w:ascii="Arial" w:cs="Arial" w:eastAsia="Arial" w:hAnsi="Arial"/>
-                      <w:b/>
-                      <w:bCs/>
-                      <w:color w:val="B37A33"/>
-                      <w:sz w:val="16"/>
-                      <w:szCs w:val="16"/>
-                    </w:rPr>
-                    <w:t xml:space="preserve"/>
-                  </w:r>
-                </w:p>
-              </w:tc>
-              <w:tc>
-                <w:tcPr>
-                  <w:tcW w:type="dxa" w:w="420"/>
-                  <w:tcBorders>
-                    <w:top w:val="single" w:color="D5D0C4" w:sz="4"/>
-                    <w:left w:val="single" w:color="D5D0C4" w:sz="4"/>
-                    <w:bottom w:val="single" w:color="D5D0C4" w:sz="4"/>
-                    <w:right w:val="single" w:color="D5D0C4" w:sz="4"/>
-                  </w:tcBorders>
-                  <w:tcMar>
-                    <w:top w:type="dxa" w:w="20"/>
-                    <w:left w:type="dxa" w:w="60"/>
-                    <w:bottom w:type="dxa" w:w="20"/>
-                    <w:right w:type="dxa" w:w="60"/>
-                  </w:tcMar>
-                  <w:vAlign w:val="center"/>
-                </w:tcPr>
-                <w:p>
-                  <w:pPr>
-                    <w:spacing w:after="20" w:before="20" w:line="240"/>
-                    <w:jc w:val="center"/>
-                  </w:pPr>
-                  <w:r>
-                    <w:rPr>
-                      <w:rFonts w:ascii="Arial" w:cs="Arial" w:eastAsia="Arial" w:hAnsi="Arial"/>
-                      <w:b/>
-                      <w:bCs/>
-                      <w:color w:val="B37A33"/>
-                      <w:sz w:val="16"/>
-                      <w:szCs w:val="16"/>
-                    </w:rPr>
-                    <w:t xml:space="preserve"/>
-                  </w:r>
-                </w:p>
-              </w:tc>
-              <w:tc>
-                <w:tcPr>
-                  <w:tcW w:type="dxa" w:w="420"/>
-                  <w:tcBorders>
-                    <w:top w:val="single" w:color="D5D0C4" w:sz="4"/>
-                    <w:left w:val="single" w:color="D5D0C4" w:sz="4"/>
-                    <w:bottom w:val="single" w:color="D5D0C4" w:sz="4"/>
-                    <w:right w:val="single" w:color="D5D0C4" w:sz="4"/>
-                  </w:tcBorders>
-                  <w:tcMar>
-                    <w:top w:type="dxa" w:w="20"/>
-                    <w:left w:type="dxa" w:w="60"/>
-                    <w:bottom w:type="dxa" w:w="20"/>
-                    <w:right w:type="dxa" w:w="60"/>
-                  </w:tcMar>
-                  <w:vAlign w:val="center"/>
-                </w:tcPr>
-                <w:p>
-                  <w:pPr>
-                    <w:spacing w:after="20" w:before="20" w:line="240"/>
-                    <w:jc w:val="center"/>
-                  </w:pPr>
-                  <w:r>
-                    <w:rPr>
-                      <w:rFonts w:ascii="Arial" w:cs="Arial" w:eastAsia="Arial" w:hAnsi="Arial"/>
-                      <w:b/>
-                      <w:bCs/>
-                      <w:color w:val="B37A33"/>
-                      <w:sz w:val="16"/>
-                      <w:szCs w:val="16"/>
-                    </w:rPr>
                     <w:t xml:space="preserve"/>
                   </w:r>
                 </w:p>
@@ -28744,7 +27569,7 @@
                       <w:sz w:val="16"/>
                       <w:szCs w:val="16"/>
                     </w:rPr>
-                    <w:t xml:space="preserve">It prints 2 and 1. The true figures are 2.36 and 1.84, a fall of about 22 percent.</w:t>
+                    <w:t xml:space="preserve">It prints 2 and 1. The note should say orders per member fell about 22 percent, from 2.36 to 1.84.</w:t>
                   </w:r>
                 </w:p>
               </w:tc>
@@ -28786,117 +27611,6 @@
                       <w:szCs w:val="16"/>
                     </w:rPr>
                     <w:t xml:space="preserve">Q2</w:t>
-                  </w:r>
-                </w:p>
-              </w:tc>
-              <w:tc>
-                <w:tcPr>
-                  <w:tcW w:type="dxa" w:w="1250"/>
-                  <w:tcBorders>
-                    <w:top w:val="single" w:color="D5D0C4" w:sz="4"/>
-                    <w:left w:val="single" w:color="D5D0C4" w:sz="4"/>
-                    <w:bottom w:val="single" w:color="D5D0C4" w:sz="4"/>
-                    <w:right w:val="single" w:color="D5D0C4" w:sz="4"/>
-                  </w:tcBorders>
-                  <w:tcMar>
-                    <w:top w:type="dxa" w:w="20"/>
-                    <w:left w:type="dxa" w:w="60"/>
-                    <w:bottom w:type="dxa" w:w="20"/>
-                    <w:right w:type="dxa" w:w="60"/>
-                  </w:tcMar>
-                  <w:vAlign w:val="center"/>
-                </w:tcPr>
-                <w:p>
-                  <w:pPr>
-                    <w:spacing w:after="20" w:before="20" w:line="240"/>
-                    <w:jc w:val="center"/>
-                  </w:pPr>
-                  <w:r>
-                    <w:rPr>
-                      <w:rFonts w:ascii="Arial" w:cs="Arial" w:eastAsia="Arial" w:hAnsi="Arial"/>
-                      <w:b w:val="false"/>
-                      <w:bCs w:val="false"/>
-                      <w:color w:val="6B675E"/>
-                      <w:sz w:val="14"/>
-                      <w:szCs w:val="14"/>
-                    </w:rPr>
-                    <w:t xml:space="preserve">Letters in order</w:t>
-                  </w:r>
-                </w:p>
-              </w:tc>
-              <w:tc>
-                <w:tcPr>
-                  <w:tcW w:type="dxa" w:w="2860"/>
-                  <w:tcBorders>
-                    <w:top w:val="single" w:color="D5D0C4" w:sz="4"/>
-                    <w:left w:val="single" w:color="D5D0C4" w:sz="4"/>
-                    <w:bottom w:val="single" w:color="D5D0C4" w:sz="4"/>
-                    <w:right w:val="single" w:color="D5D0C4" w:sz="4"/>
-                  </w:tcBorders>
-                  <w:tcMar>
-                    <w:top w:type="dxa" w:w="20"/>
-                    <w:left w:type="dxa" w:w="60"/>
-                    <w:bottom w:type="dxa" w:w="20"/>
-                    <w:right w:type="dxa" w:w="60"/>
-                  </w:tcMar>
-                  <w:vAlign w:val="center"/>
-                </w:tcPr>
-                <w:p>
-                  <w:pPr>
-                    <w:spacing w:after="20" w:before="20" w:line="240"/>
-                    <w:jc w:val="left"/>
-                  </w:pPr>
-                  <w:r>
-                    <w:rPr>
-                      <w:rFonts w:ascii="Arial" w:cs="Arial" w:eastAsia="Arial" w:hAnsi="Arial"/>
-                      <w:b/>
-                      <w:bCs/>
-                      <w:color w:val="B37A33"/>
-                      <w:sz w:val="16"/>
-                      <w:szCs w:val="16"/>
-                    </w:rPr>
-                    <w:t xml:space="preserve">C, B, E, F, A, D</w:t>
-                  </w:r>
-                </w:p>
-              </w:tc>
-            </w:tr>
-            <w:tr>
-              <w:trPr>
-                <w:cantSplit/>
-                <w:trHeight w:val="380" w:hRule="atLeast"/>
-              </w:trPr>
-              <w:tc>
-                <w:tcPr>
-                  <w:tcW w:type="dxa" w:w="640"/>
-                  <w:tcBorders>
-                    <w:top w:val="single" w:color="D5D0C4" w:sz="4"/>
-                    <w:left w:val="single" w:color="D5D0C4" w:sz="4"/>
-                    <w:bottom w:val="single" w:color="D5D0C4" w:sz="4"/>
-                    <w:right w:val="single" w:color="D5D0C4" w:sz="4"/>
-                  </w:tcBorders>
-                  <w:tcMar>
-                    <w:top w:type="dxa" w:w="20"/>
-                    <w:left w:type="dxa" w:w="60"/>
-                    <w:bottom w:type="dxa" w:w="20"/>
-                    <w:right w:type="dxa" w:w="60"/>
-                  </w:tcMar>
-                  <w:vAlign w:val="center"/>
-                </w:tcPr>
-                <w:p>
-                  <w:pPr>
-                    <w:spacing w:after="20" w:before="20" w:line="240"/>
-                    <w:jc w:val="center"/>
-                  </w:pPr>
-                  <w:r>
-                    <w:rPr>
-                      <w:rFonts w:ascii="Arial" w:cs="Arial" w:eastAsia="Arial" w:hAnsi="Arial"/>
-                      <w:b w:val="false"/>
-                      <w:bCs w:val="false"/>
-                      <w:color w:val="1C1B16"/>
-                      <w:sz w:val="16"/>
-                      <w:szCs w:val="16"/>
-                    </w:rPr>
-                    <w:t xml:space="preserve">Q3</w:t>
                   </w:r>
                 </w:p>
               </w:tc>
@@ -29007,7 +27721,7 @@
                       <w:sz w:val="16"/>
                       <w:szCs w:val="16"/>
                     </w:rPr>
-                    <w:t xml:space="preserve">Q4</w:t>
+                    <w:t xml:space="preserve">Q3</w:t>
                   </w:r>
                 </w:p>
               </w:tc>
@@ -29229,7 +27943,7 @@
                       <w:sz w:val="16"/>
                       <w:szCs w:val="16"/>
                     </w:rPr>
-                    <w:t xml:space="preserve">Q17</w:t>
+                    <w:t xml:space="preserve">Q21</w:t>
                   </w:r>
                 </w:p>
               </w:tc>
@@ -29264,7 +27978,7 @@
                       <w:sz w:val="14"/>
                       <w:szCs w:val="14"/>
                     </w:rPr>
-                    <w:t xml:space="preserve">Word or number</w:t>
+                    <w:t xml:space="preserve">Letter</w:t>
                   </w:r>
                 </w:p>
               </w:tc>
@@ -29299,7 +28013,118 @@
                       <w:sz w:val="16"/>
                       <w:szCs w:val="16"/>
                     </w:rPr>
-                    <w:t xml:space="preserve">346</w:t>
+                    <w:t xml:space="preserve">D</w:t>
+                  </w:r>
+                </w:p>
+              </w:tc>
+            </w:tr>
+            <w:tr>
+              <w:trPr>
+                <w:cantSplit/>
+                <w:trHeight w:val="380" w:hRule="atLeast"/>
+              </w:trPr>
+              <w:tc>
+                <w:tcPr>
+                  <w:tcW w:type="dxa" w:w="640"/>
+                  <w:tcBorders>
+                    <w:top w:val="single" w:color="D5D0C4" w:sz="4"/>
+                    <w:left w:val="single" w:color="D5D0C4" w:sz="4"/>
+                    <w:bottom w:val="single" w:color="D5D0C4" w:sz="4"/>
+                    <w:right w:val="single" w:color="D5D0C4" w:sz="4"/>
+                  </w:tcBorders>
+                  <w:tcMar>
+                    <w:top w:type="dxa" w:w="20"/>
+                    <w:left w:type="dxa" w:w="60"/>
+                    <w:bottom w:type="dxa" w:w="20"/>
+                    <w:right w:type="dxa" w:w="60"/>
+                  </w:tcMar>
+                  <w:vAlign w:val="center"/>
+                </w:tcPr>
+                <w:p>
+                  <w:pPr>
+                    <w:spacing w:after="20" w:before="20" w:line="240"/>
+                    <w:jc w:val="center"/>
+                  </w:pPr>
+                  <w:r>
+                    <w:rPr>
+                      <w:rFonts w:ascii="Arial" w:cs="Arial" w:eastAsia="Arial" w:hAnsi="Arial"/>
+                      <w:b w:val="false"/>
+                      <w:bCs w:val="false"/>
+                      <w:color w:val="1C1B16"/>
+                      <w:sz w:val="16"/>
+                      <w:szCs w:val="16"/>
+                    </w:rPr>
+                    <w:t xml:space="preserve">Q22</w:t>
+                  </w:r>
+                </w:p>
+              </w:tc>
+              <w:tc>
+                <w:tcPr>
+                  <w:tcW w:type="dxa" w:w="1250"/>
+                  <w:tcBorders>
+                    <w:top w:val="single" w:color="D5D0C4" w:sz="4"/>
+                    <w:left w:val="single" w:color="D5D0C4" w:sz="4"/>
+                    <w:bottom w:val="single" w:color="D5D0C4" w:sz="4"/>
+                    <w:right w:val="single" w:color="D5D0C4" w:sz="4"/>
+                  </w:tcBorders>
+                  <w:tcMar>
+                    <w:top w:type="dxa" w:w="20"/>
+                    <w:left w:type="dxa" w:w="60"/>
+                    <w:bottom w:type="dxa" w:w="20"/>
+                    <w:right w:type="dxa" w:w="60"/>
+                  </w:tcMar>
+                  <w:vAlign w:val="center"/>
+                </w:tcPr>
+                <w:p>
+                  <w:pPr>
+                    <w:spacing w:after="20" w:before="20" w:line="240"/>
+                    <w:jc w:val="center"/>
+                  </w:pPr>
+                  <w:r>
+                    <w:rPr>
+                      <w:rFonts w:ascii="Arial" w:cs="Arial" w:eastAsia="Arial" w:hAnsi="Arial"/>
+                      <w:b w:val="false"/>
+                      <w:bCs w:val="false"/>
+                      <w:color w:val="6B675E"/>
+                      <w:sz w:val="14"/>
+                      <w:szCs w:val="14"/>
+                    </w:rPr>
+                    <w:t xml:space="preserve">Letter</w:t>
+                  </w:r>
+                </w:p>
+              </w:tc>
+              <w:tc>
+                <w:tcPr>
+                  <w:tcW w:type="dxa" w:w="2860"/>
+                  <w:tcBorders>
+                    <w:top w:val="single" w:color="D5D0C4" w:sz="4"/>
+                    <w:left w:val="single" w:color="D5D0C4" w:sz="4"/>
+                    <w:bottom w:val="single" w:color="D5D0C4" w:sz="4"/>
+                    <w:right w:val="single" w:color="D5D0C4" w:sz="4"/>
+                  </w:tcBorders>
+                  <w:tcMar>
+                    <w:top w:type="dxa" w:w="20"/>
+                    <w:left w:type="dxa" w:w="60"/>
+                    <w:bottom w:type="dxa" w:w="20"/>
+                    <w:right w:type="dxa" w:w="60"/>
+                  </w:tcMar>
+                  <w:vAlign w:val="center"/>
+                </w:tcPr>
+                <w:p>
+                  <w:pPr>
+                    <w:spacing w:after="20" w:before="20" w:line="240"/>
+                    <w:jc w:val="left"/>
+                  </w:pPr>
+                  <w:r>
+                    <w:rPr>
+                      <w:rFonts w:ascii="Arial" w:cs="Arial" w:eastAsia="Arial" w:hAnsi="Arial"/>
+                      <w:b/>
+                      <w:bCs/>
+                      <w:color w:val="B37A33"/>
+                      <w:sz w:val="16"/>
+                      <w:szCs w:val="16"/>
+                    </w:rPr>
+                    <w:t xml:space="preserve">A</w:t>
                   </w:r>
                 </w:p>
               </w:tc>
@@ -29577,7 +28402,7 @@
                       <w:sz w:val="16"/>
                       <w:szCs w:val="16"/>
                     </w:rPr>
-                    <w:t xml:space="preserve">D</w:t>
+                    <w:t xml:space="preserve">F</w:t>
                   </w:r>
                 </w:p>
               </w:tc>
@@ -29688,7 +28513,7 @@
                       <w:sz w:val="16"/>
                       <w:szCs w:val="16"/>
                     </w:rPr>
-                    <w:t xml:space="preserve">A</w:t>
+                    <w:t xml:space="preserve">C</w:t>
                   </w:r>
                 </w:p>
               </w:tc>
@@ -29764,7 +28589,7 @@
                       <w:sz w:val="14"/>
                       <w:szCs w:val="14"/>
                     </w:rPr>
-                    <w:t xml:space="preserve">Letter</w:t>
+                    <w:t xml:space="preserve">Final answer</w:t>
                   </w:r>
                 </w:p>
               </w:tc>
@@ -29799,7 +28624,7 @@
                       <w:sz w:val="16"/>
                       <w:szCs w:val="16"/>
                     </w:rPr>
-                    <w:t xml:space="preserve">F</w:t>
+                    <w:t xml:space="preserve">The sheet reports -0.5 against 1.5, a gap of 2 points; B8 stops at row 5, and over all six countries both columns average 1.5, so the gap disappears.</w:t>
                   </w:r>
                 </w:p>
               </w:tc>
@@ -29875,7 +28700,7 @@
                       <w:sz w:val="14"/>
                       <w:szCs w:val="14"/>
                     </w:rPr>
-                    <w:t xml:space="preserve">Letter</w:t>
+                    <w:t xml:space="preserve">Final answer</w:t>
                   </w:r>
                 </w:p>
               </w:tc>
@@ -29910,7 +28735,7 @@
                       <w:sz w:val="16"/>
                       <w:szCs w:val="16"/>
                     </w:rPr>
-                    <w:t xml:space="preserve">C</w:t>
+                    <w:t xml:space="preserve">Column D halves every change, 0.130 against 0.261, so the value at risk should read 140 million dollars, 20 million over the limit.</w:t>
                   </w:r>
                 </w:p>
               </w:tc>
@@ -29952,117 +28777,6 @@
                       <w:szCs w:val="16"/>
                     </w:rPr>
                     <w:t xml:space="preserve">Q27</w:t>
-                  </w:r>
-                </w:p>
-              </w:tc>
-              <w:tc>
-                <w:tcPr>
-                  <w:tcW w:type="dxa" w:w="1250"/>
-                  <w:tcBorders>
-                    <w:top w:val="single" w:color="D5D0C4" w:sz="4"/>
-                    <w:left w:val="single" w:color="D5D0C4" w:sz="4"/>
-                    <w:bottom w:val="single" w:color="D5D0C4" w:sz="4"/>
-                    <w:right w:val="single" w:color="D5D0C4" w:sz="4"/>
-                  </w:tcBorders>
-                  <w:tcMar>
-                    <w:top w:type="dxa" w:w="20"/>
-                    <w:left w:type="dxa" w:w="60"/>
-                    <w:bottom w:type="dxa" w:w="20"/>
-                    <w:right w:type="dxa" w:w="60"/>
-                  </w:tcMar>
-                  <w:vAlign w:val="center"/>
-                </w:tcPr>
-                <w:p>
-                  <w:pPr>
-                    <w:spacing w:after="20" w:before="20" w:line="240"/>
-                    <w:jc w:val="center"/>
-                  </w:pPr>
-                  <w:r>
-                    <w:rPr>
-                      <w:rFonts w:ascii="Arial" w:cs="Arial" w:eastAsia="Arial" w:hAnsi="Arial"/>
-                      <w:b w:val="false"/>
-                      <w:bCs w:val="false"/>
-                      <w:color w:val="6B675E"/>
-                      <w:sz w:val="14"/>
-                      <w:szCs w:val="14"/>
-                    </w:rPr>
-                    <w:t xml:space="preserve">Final answer</w:t>
-                  </w:r>
-                </w:p>
-              </w:tc>
-              <w:tc>
-                <w:tcPr>
-                  <w:tcW w:type="dxa" w:w="2860"/>
-                  <w:tcBorders>
-                    <w:top w:val="single" w:color="D5D0C4" w:sz="4"/>
-                    <w:left w:val="single" w:color="D5D0C4" w:sz="4"/>
-                    <w:bottom w:val="single" w:color="D5D0C4" w:sz="4"/>
-                    <w:right w:val="single" w:color="D5D0C4" w:sz="4"/>
-                  </w:tcBorders>
-                  <w:tcMar>
-                    <w:top w:type="dxa" w:w="20"/>
-                    <w:left w:type="dxa" w:w="60"/>
-                    <w:bottom w:type="dxa" w:w="20"/>
-                    <w:right w:type="dxa" w:w="60"/>
-                  </w:tcMar>
-                  <w:vAlign w:val="center"/>
-                </w:tcPr>
-                <w:p>
-                  <w:pPr>
-                    <w:spacing w:after="20" w:before="20" w:line="240"/>
-                    <w:jc w:val="left"/>
-                  </w:pPr>
-                  <w:r>
-                    <w:rPr>
-                      <w:rFonts w:ascii="Arial" w:cs="Arial" w:eastAsia="Arial" w:hAnsi="Arial"/>
-                      <w:b/>
-                      <w:bCs/>
-                      <w:color w:val="B37A33"/>
-                      <w:sz w:val="16"/>
-                      <w:szCs w:val="16"/>
-                    </w:rPr>
-                    <w:t xml:space="preserve">B8 returns -0.5; the six rows average 1.0; the formula understates growth by 1.5 points and turns growth into a fall.</w:t>
-                  </w:r>
-                </w:p>
-              </w:tc>
-            </w:tr>
-            <w:tr>
-              <w:trPr>
-                <w:cantSplit/>
-                <w:trHeight w:val="380" w:hRule="atLeast"/>
-              </w:trPr>
-              <w:tc>
-                <w:tcPr>
-                  <w:tcW w:type="dxa" w:w="640"/>
-                  <w:tcBorders>
-                    <w:top w:val="single" w:color="D5D0C4" w:sz="4"/>
-                    <w:left w:val="single" w:color="D5D0C4" w:sz="4"/>
-                    <w:bottom w:val="single" w:color="D5D0C4" w:sz="4"/>
-                    <w:right w:val="single" w:color="D5D0C4" w:sz="4"/>
-                  </w:tcBorders>
-                  <w:tcMar>
-                    <w:top w:type="dxa" w:w="20"/>
-                    <w:left w:type="dxa" w:w="60"/>
-                    <w:bottom w:type="dxa" w:w="20"/>
-                    <w:right w:type="dxa" w:w="60"/>
-                  </w:tcMar>
-                  <w:vAlign w:val="center"/>
-                </w:tcPr>
-                <w:p>
-                  <w:pPr>
-                    <w:spacing w:after="20" w:before="20" w:line="240"/>
-                    <w:jc w:val="center"/>
-                  </w:pPr>
-                  <w:r>
-                    <w:rPr>
-                      <w:rFonts w:ascii="Arial" w:cs="Arial" w:eastAsia="Arial" w:hAnsi="Arial"/>
-                      <w:b w:val="false"/>
-                      <w:bCs w:val="false"/>
-                      <w:color w:val="1C1B16"/>
-                      <w:sz w:val="16"/>
-                      <w:szCs w:val="16"/>
-                    </w:rPr>
-                    <w:t xml:space="preserve">Q29</w:t>
                   </w:r>
                 </w:p>
               </w:tc>

--- a/content/W02/SAT/answer-key/C2_W02_SAT_answer_key_TRAINER.docx
+++ b/content/W02/SAT/answer-key/C2_W02_SAT_answer_key_TRAINER.docx
@@ -581,7 +581,7 @@
                 <w:sz w:val="18"/>
                 <w:szCs w:val="18"/>
               </w:rPr>
-              <w:t xml:space="preserve">Anand's Monday numbers</w:t>
+              <w:t xml:space="preserve">Can the warehouse give Anand Monday numbers that his analyst can audit line by line?</w:t>
             </w:r>
           </w:p>
         </w:tc>
@@ -653,7 +653,7 @@
                 <w:sz w:val="18"/>
                 <w:szCs w:val="18"/>
               </w:rPr>
-              <w:t xml:space="preserve">how you work with the numbers Anand's Monday sheet reports</w:t>
+              <w:t xml:space="preserve">whether you can write the Monday queries so every ratio, average and sample counts what it says</w:t>
             </w:r>
           </w:p>
         </w:tc>
@@ -872,7 +872,7 @@
                 <w:sz w:val="18"/>
                 <w:szCs w:val="18"/>
               </w:rPr>
-              <w:t xml:space="preserve">Booked against collected</w:t>
+              <w:t xml:space="preserve">Can Anand sign what Kalpa collected against what it booked, with nothing lost or counted twice?</w:t>
             </w:r>
           </w:p>
         </w:tc>
@@ -944,7 +944,7 @@
                 <w:sz w:val="18"/>
                 <w:szCs w:val="18"/>
               </w:rPr>
-              <w:t xml:space="preserve">how you set the cash collected against the revenue booked</w:t>
+              <w:t xml:space="preserve">whether you can join payments to orders without losing or repeating one, and hold what fails a check</w:t>
             </w:r>
           </w:p>
         </w:tc>
@@ -1163,7 +1163,7 @@
                 <w:sz w:val="18"/>
                 <w:szCs w:val="18"/>
               </w:rPr>
-              <w:t xml:space="preserve">The protect list and the plan line</w:t>
+              <w:t xml:space="preserve">Which members should Marketing protect and call, and did July to September keep pace with the plan?</w:t>
             </w:r>
           </w:p>
         </w:tc>
@@ -1235,7 +1235,7 @@
                 <w:sz w:val="18"/>
                 <w:szCs w:val="18"/>
               </w:rPr>
-              <w:t xml:space="preserve">how you build Marketing's protect list and read the quarter against its plan</w:t>
+              <w:t xml:space="preserve">whether you can rank and flag members inside each segment and read a running total against its plan</w:t>
             </w:r>
           </w:p>
         </w:tc>
@@ -1454,7 +1454,7 @@
                 <w:sz w:val="18"/>
                 <w:szCs w:val="18"/>
               </w:rPr>
-              <w:t xml:space="preserve">One row per customer</w:t>
+              <w:t xml:space="preserve">Can the growth team act on Monday's table of 340 customers without checking it first?</w:t>
             </w:r>
           </w:p>
         </w:tc>
@@ -1526,7 +1526,7 @@
                 <w:sz w:val="18"/>
                 <w:szCs w:val="18"/>
               </w:rPr>
-              <w:t xml:space="preserve">how you build Marketing's customer table in pandas</w:t>
+              <w:t xml:space="preserve">whether you can build and check a table of one row per customer through merges and pivots in pandas</w:t>
             </w:r>
           </w:p>
         </w:tc>
@@ -1745,7 +1745,7 @@
                 <w:sz w:val="18"/>
                 <w:szCs w:val="18"/>
               </w:rPr>
-              <w:t xml:space="preserve">The last mile, and spreadsheets in public</w:t>
+              <w:t xml:space="preserve">Which spreadsheet numbers can a director trust, in Monday's workbook and in three public cases?</w:t>
             </w:r>
           </w:p>
         </w:tc>
@@ -1817,7 +1817,7 @@
                 <w:sz w:val="18"/>
                 <w:szCs w:val="18"/>
               </w:rPr>
-              <w:t xml:space="preserve">how you build the workbook for Monday's review, and read spreadsheets from public cases</w:t>
+              <w:t xml:space="preserve">whether you can build the workbook a director changes in the room and catch a spreadsheet's silent errors</w:t>
             </w:r>
           </w:p>
         </w:tc>
@@ -2036,7 +2036,7 @@
                 <w:sz w:val="18"/>
                 <w:szCs w:val="18"/>
               </w:rPr>
-              <w:t xml:space="preserve">Read the code, read the data: an AI team's tables</w:t>
+              <w:t xml:space="preserve">Can a food-delivery company's AI team trust the numbers behind its model and budget decisions?</w:t>
             </w:r>
           </w:p>
         </w:tc>
@@ -2108,7 +2108,7 @@
                 <w:sz w:val="18"/>
                 <w:szCs w:val="18"/>
               </w:rPr>
-              <w:t xml:space="preserve">how you read the tables an AI team keeps, and the numbers it acts on</w:t>
+              <w:t xml:space="preserve">whether you can read an AI team's tables and code and say which decision a wrong number would change</w:t>
             </w:r>
           </w:p>
         </w:tc>
@@ -12673,7 +12673,7 @@
                 <w:sz w:val="21"/>
                 <w:szCs w:val="21"/>
               </w:rPr>
-              <w:t xml:space="preserve">count(*) and count(DISTINCT customer_id) are both integers, so Postgres divides integers and drops the fraction: 215 / 91 prints 2 for April to June, and 140 / 76 prints 1 for July to September. Orders per member were 2.36 and 1.84, and 1.84 against 2.36 is a fall of about 22 percent; accept 21 to 22 percent, or about a fifth. A note that quotes the printed 2 and 1 says orders per member halved, which is Monday's round 2 trap. The fix is count(*)::numeric, and the check is to multiply back: 1 times 76 members is 76, against 140 orders. Run on PostgreSQL 16.13 on the week's warehouse on 30 September 2026.</w:t>
+              <w:t xml:space="preserve">count(*) and count(DISTINCT customer_id) are both whole numbers, so Postgres divides them as integers and drops the fraction: 215 / 91 prints 2 for April to June, and 140 / 76 prints 1 for July to September. Orders per member were 2.36 and 1.84, and 1.84 against 2.36 is a fall of 22.0 percent; accept 21 to 22 percent, or about a fifth. A note that quotes the printed 2 and 1 says orders per member halved, which is Monday's chapter 3 trap. The fix is count(*)::numeric, and the check is to multiply back: 1 times 76 members is 76, where the orders are 140. Run on PostgreSQL 16.14 on the week's warehouse on 1 October 2026.</w:t>
             </w:r>
           </w:p>
           <w:p>
@@ -12821,7 +12821,7 @@
                 <w:sz w:val="21"/>
                 <w:szCs w:val="21"/>
               </w:rPr>
-              <w:t xml:space="preserve">A table has no stored order, so without ORDER BY the database returns whichever rows its plan reaches first, and two runs can differ: Monday's sample of five delivered app orders summed to Rs 3,900 and, after a reload that rewrote two rows with their own values, to Rs 4,590. Every word in the bank is a noun and fits the blank's grammar; only guarantee fits its sense. "sort" is the near miss, since a plan that reads an index may well return sorted rows on some runs, which is why a sample can look stable until a reload; what the database withholds is the promise.</w:t>
+              <w:t xml:space="preserve">A table has no stored order, so without ORDER BY the database returns whichever rows its plan reaches first, and two runs can differ. In Monday's chapter 6, a sample of five delivered app orders from July to September summed to Rs 3,900, and after a reload that rewrote two rows with the values they already held, the analyst's rerun drew a different five worth Rs 4,590. Every word in the bank is a noun and fits the blank's grammar, and only guarantee fits its sense. Sort is the near miss: a plan that reads an index may return sorted rows on some runs, which is why a sample can look stable until a reload, but the database promises nothing about it.</w:t>
             </w:r>
           </w:p>
           <w:p>
@@ -12969,7 +12969,7 @@
                 <w:sz w:val="21"/>
                 <w:szCs w:val="21"/>
               </w:rPr>
-              <w:t xml:space="preserve">WITH names a common table expression, a step the rest of the query reads like a table. A subquery is the near miss: it is inline and unnamed. A view is named too, but it is stored with CREATE VIEW, never introduced by WITH.</w:t>
+              <w:t xml:space="preserve">WITH names a common table expression, or CTE, which Monday's chapter 4 called a named step: the rest of the query reads it like a table. A subquery is the near miss, since it sits inline with no name. A view is named too, but CREATE VIEW stores it in the warehouse, and WITH never introduces one.</w:t>
             </w:r>
           </w:p>
           <w:p>
@@ -13117,7 +13117,7 @@
                 <w:sz w:val="21"/>
                 <w:szCs w:val="21"/>
               </w:rPr>
-              <w:t xml:space="preserve">A member with no order in the quarter joins no order row, so sum(o.amount) for that member runs over nothing and returns NULL, for 44 of the 120 members; avg skips NULLs, so it divides Rs 4,13,380 by the 76 members who ordered and prints 5439. The head asked for the average over all 120 on the books, Rs 3,445, which needs coalesce(sum(o.amount), 0) in the member step. Monday's rule is to say who is in every average. Run on PostgreSQL 16.13 on the week's warehouse on 30 September 2026.</w:t>
+              <w:t xml:space="preserve">A member with no order in the quarter keeps one row from the LEFT JOIN, with NULL in every order column, so sum(o.amount) returns NULL for 44 of the 120 members. avg skips NULLs, so it divides Rs 4,13,380 by the 76 members who ordered and prints 5439. The head asked for the average over all 120 on the books, Rs 3,445, which needs coalesce(sum(o.amount), 0) in the member step. Monday's chapter 4 met the same skip from a CASE with no ELSE, and Kavya's rule from it is that an average names who is inside it. Run on PostgreSQL 16.14 on the week's warehouse on 1 October 2026.</w:t>
             </w:r>
           </w:p>
           <w:p>
@@ -13171,7 +13171,7 @@
                 <w:sz w:val="20"/>
                 <w:szCs w:val="20"/>
               </w:rPr>
-              <w:t xml:space="preserve">The figure the head asked for, which the query prints only if the member step turns a member with no order into 0 with coalesce; as written, those members carry NULL and avg skips them.</w:t>
+              <w:t xml:space="preserve">3445 is the figure the head asked for, and the query prints it only once the member step turns a member with no order into 0 with coalesce; as written, those members carry NULL and avg skips them.</w:t>
             </w:r>
           </w:p>
           <w:p>
@@ -13346,7 +13346,7 @@
                 <w:sz w:val="21"/>
                 <w:szCs w:val="21"/>
               </w:rPr>
-              <w:t xml:space="preserve">Anand's rule names the figures he wants every Monday, revenue, orders and customers by segment and channel, and asks for them from the warehouse with no notebooks and no exports. A weekly chart of orders per member for the head of Retail-Plus is none of those figures: it is exploration, and exploration belongs in a notebook, which should read the warehouse so that it works on the same book as the suite. The one direction a number travels is from the warehouse, through pandas for the analyst's iteration, to Excel for the room; once the head decides what to report, that figure becomes a query in the suite.</w:t>
+              <w:t xml:space="preserve">Anand's rule names the figures he wants every Monday, revenue, orders and customers by segment and channel, and asks for them from the warehouse with no notebooks and no exports. A weekly chart of orders per member for the head of Retail-Plus is none of those figures. It is exploration, and Monday's opening question settled where that goes: explore in a notebook, and report from the saved query. The notebook should read the warehouse, so it works on the same book as the suite. Friday's rule gives the direction a number travels, from the warehouse, through pandas for the analyst's iteration, to Excel for the room, and once the head decides what to report, that figure becomes a query in the suite.</w:t>
             </w:r>
           </w:p>
           <w:p>
@@ -13373,7 +13373,7 @@
                 <w:sz w:val="20"/>
                 <w:szCs w:val="20"/>
               </w:rPr>
-              <w:t xml:space="preserve">Stretches the rule past its words: it covers the figures Anand files each Monday, and a suite that holds every exploratory chart stops being a list an analyst can audit.</w:t>
+              <w:t xml:space="preserve">This stretches the rule past its words. It covers the figures Anand files each Monday, and a suite that holds every exploratory chart stops being a list an analyst can audit.</w:t>
             </w:r>
           </w:p>
           <w:p>
@@ -13400,7 +13400,7 @@
                 <w:sz w:val="20"/>
                 <w:szCs w:val="20"/>
               </w:rPr>
-              <w:t xml:space="preserve">An export is stale the day it lands and a workbook can be typed over, which is what Anand's rule rules out; Excel is where a finished number meets the room.</w:t>
+              <w:t xml:space="preserve">An export ages from the day it lands and a workbook can be typed over, the two things Anand's rule forbids, and Excel is where a finished number meets the room.</w:t>
             </w:r>
           </w:p>
           <w:p>
@@ -13575,7 +13575,7 @@
                 <w:sz w:val="21"/>
                 <w:szCs w:val="21"/>
               </w:rPr>
-              <w:t xml:space="preserve">The CASE has no ELSE, so it returns NULL for the two viewers under three seconds, and count skips NULLs: the calculated average divides all 30 seconds by 3 people, 10.0, where the defined one divides by all 5 who played, 6.0. Against the defined figure, 10.0 overstates 6.0 by 4.0 over 6.0, about 67 percent. TechCrunch (Devin Coldewey, 22 September 2016) quoted Facebook's definition and its calculation, put the inflation at 60 to 80 percent over two years and reported that billing was not affected; checked on 30 September 2026. Run on PostgreSQL 16.13 on 30 September 2026.</w:t>
+              <w:t xml:space="preserve">The CASE has no ELSE, so it returns NULL for the two viewers under three seconds, and count skips NULLs: the calculated average divides all 30 seconds by 3 people, 10.0, where the defined one divides by all 5 who played, 6.0. Against the defined figure, 10.0 overstates 6.0 by 4.0 over 6.0, about 67 percent. TechCrunch (Devin Coldewey, 22 September 2016) quoted Facebook's definition and its calculation, put the inflation at 60 to 80 percent over two years and reported that billing was not affected; checked on 30 September 2026. Run on PostgreSQL 16.14 on 1 October 2026.</w:t>
             </w:r>
           </w:p>
           <w:p>
@@ -13602,7 +13602,7 @@
                 <w:sz w:val="20"/>
                 <w:szCs w:val="20"/>
               </w:rPr>
-              <w:t xml:space="preserve">Divides the gap by the wrong base: 4.0 over the calculated 10.0 is 40 percent, and an overstatement is measured against the true figure, the defined 6.0.</w:t>
+              <w:t xml:space="preserve">40 percent divides the gap by the wrong base, 4.0 over the calculated 10.0, and an overstatement is measured against the true figure, the defined 6.0.</w:t>
             </w:r>
           </w:p>
           <w:p>
@@ -13629,7 +13629,7 @@
                 <w:sz w:val="20"/>
                 <w:szCs w:val="20"/>
               </w:rPr>
-              <w:t xml:space="preserve">Averages the three long viewers alone, (14 + 9 + 4) / 3 = 9.0 against 6.0; the numerator stayed all the time watched, the short viewers' 3 seconds included.</w:t>
+              <w:t xml:space="preserve">Averaging the three long viewers alone gives (14 + 9 + 4) / 3 = 9.0 against 6.0, 50 percent, but the query's numerator keeps all the time watched, the short viewers' 3 seconds included.</w:t>
             </w:r>
           </w:p>
           <w:p>
@@ -13656,7 +13656,7 @@
                 <w:sz w:val="20"/>
                 <w:szCs w:val="20"/>
               </w:rPr>
-              <w:t xml:space="preserve">count(CASE WHEN ... THEN 1 END) counts only the non-NULL results, and a CASE with no ELSE returns NULL for the viewers it does not match; Monday's round 3 trap in another form.</w:t>
+              <w:t xml:space="preserve">count(CASE WHEN ... THEN 1 END) counts only the results that are not NULL, and a CASE with no ELSE returns NULL for the viewers it does not match, the same skip Monday's chapter 4 met inside avg.</w:t>
             </w:r>
           </w:p>
           <w:p>
@@ -13682,7 +13682,7 @@
                 <w:sz w:val="21"/>
                 <w:szCs w:val="21"/>
               </w:rPr>
-              <w:t xml:space="preserve">An average is defined by its denominator; when a filter or a CASE quietly shrinks it, the average rises with no change in the data, so I print the numerator and the denominator beside the ratio.</w:t>
+              <w:t xml:space="preserve">An average is defined by its denominator, and a filter or a CASE that shrinks the denominator raises the average with no change in the data and no error, so I print the numerator and the denominator beside the ratio.</w:t>
             </w:r>
           </w:p>
           <w:p>
@@ -13804,7 +13804,7 @@
                 <w:sz w:val="21"/>
                 <w:szCs w:val="21"/>
               </w:rPr>
-              <w:t xml:space="preserve">A LEFT JOIN writes one row per matching payment row and keeps an order with none as one row of NULLs: 216 + 2 times 188 + 2 times 28 + 30 = 678 rows. count(p.payment_id) skips the 30 unpaid orders' NULLs where count(*) counts them, so it reads 678 minus 30 = 648, which is also what an INNER JOIN would return. The gateway's identical rows join twice like any other rows, and the eight payments with no order never meet an order. Run on PostgreSQL 16.13 on the week's warehouse on 30 September 2026.</w:t>
+              <w:t xml:space="preserve">A LEFT JOIN writes one row per matching payment row and keeps an order with none as one row of NULLs: 216 + 2 times 188 + 2 times 28 + 30 = 678 rows. count(p.payment_id) skips the 30 unpaid orders' NULLs where count(*) counts them, so it reads 678 minus 30 = 648, which is also what an INNER JOIN would return. The gateway's retried rows join twice like any other rows, and the eight payments with no order never meet an order. On Tuesday the same 678 rows, each carrying its order's booked amount, summed to Rs 19,29,04,410 of collected against Rs 9,84,00,000 booked, chapter 2's fan-out. Run on PostgreSQL 16.14 on the week's warehouse on 1 October 2026.</w:t>
             </w:r>
           </w:p>
           <w:p>
@@ -13831,7 +13831,7 @@
                 <w:sz w:val="20"/>
                 <w:szCs w:val="20"/>
               </w:rPr>
-              <w:t xml:space="preserve">Reads the join as one row per order, and payment rows as one per paid order; a join repeats an order once per matching row, which is Tuesday's round 1 fan-out.</w:t>
+              <w:t xml:space="preserve">462 and 432 read the join as one row per order and one payment row per paid order, but a join repeats an order once for each matching row, the fan-out of Tuesday's chapter 2.</w:t>
             </w:r>
           </w:p>
           <w:p>
@@ -13858,7 +13858,7 @@
                 <w:sz w:val="20"/>
                 <w:szCs w:val="20"/>
               </w:rPr>
-              <w:t xml:space="preserve">Assumes the join keeps the gateway's two identical rows once; a join matches rows by key, identical or not, so both repeat the order.</w:t>
+              <w:t xml:space="preserve">Keeping each retry's two rows once gives 650 and 620, but a join matches rows by key and ignores what else they carry, so both rows repeat the order.</w:t>
             </w:r>
           </w:p>
           <w:p>
@@ -13885,7 +13885,7 @@
                 <w:sz w:val="20"/>
                 <w:szCs w:val="20"/>
               </w:rPr>
-              <w:t xml:space="preserve">Counts the eight payments with no order as if they had joined; a LEFT JOIN from orders keeps only rows that start from an order, and only a FULL OUTER JOIN brings in the payments whose order is missing.</w:t>
+              <w:t xml:space="preserve">The eight payments with no order are counted in 686 and 656 as if they had joined, but a LEFT JOIN from orders keeps only rows that start from an order, and only a FULL OUTER JOIN brings in the payments whose order is missing.</w:t>
             </w:r>
           </w:p>
           <w:p>
@@ -14033,7 +14033,7 @@
                 <w:sz w:val="21"/>
                 <w:szCs w:val="21"/>
               </w:rPr>
-              <w:t xml:space="preserve">The step to leave out is d: 188 of the orders with two payment rows are instalments 1 and 2 of one invoice, and dropping them throws away real cash along with the 28 repeats. On the same book, HAVING count(*) &gt; 1 by order lists 216 orders, and by order and instalment it lists the 28 repeats. The repeats go first (e), because a sum taken before them keeps the Rs 20,750 the gateway posted twice. The payment rows go to one collected figure per order (f), which is what the join (b) reads, so the result keeps one row per order; the checks (c) come before anything is sent (a), and on Kalpa's book they read 462 rows and a gap of Rs 17,54,930, the unpaid orders' booked value exactly. Run on PostgreSQL 16.13 on the week's warehouse on 30 September 2026.</w:t>
+              <w:t xml:space="preserve">The step to leave out is d: 188 of the orders with two payment rows are instalments 1 and 2 of one invoice, and dropping them throws away real cash along with the 28 retries. On the same book, HAVING count(*) &gt; 1 by order lists 216 orders, Tuesday's chapter 4 trap, and grouping by order and instalment lists the 28 retries. The retries go first (e), because a sum taken before them keeps the Rs 20,750 the gateway posted twice, which is posted and never collected. The payment rows then go to one collected figure per order (f), which is what the join (b) reads, so the result keeps one row per order. The checks (c) come before anything is sent (a), and on Kalpa's book they read 462 rows and a gap of Rs 17,54,930, the unpaid orders' booked value exactly. Run on PostgreSQL 16.14 on the week's warehouse on 1 October 2026.</w:t>
             </w:r>
           </w:p>
           <w:p>
@@ -14181,7 +14181,7 @@
                 <w:sz w:val="21"/>
                 <w:szCs w:val="21"/>
               </w:rPr>
-              <w:t xml:space="preserve">O-1's two instalments both fall inside the quarter, so the join gives O-1 two rows and sum(o.amount) counts its Rs 1,200 twice. O-2's only payment is dated 1 October, so its joined row fails the WHERE. O-3 has no payment, so its paid_date is NULL, BETWEEN on a NULL is unknown, and WHERE drops that row too. Two rows remain, booked Rs 2,400, against three orders worth Rs 2,500: the report lost two orders and doubled the one it kept. Run on PostgreSQL 16.13 on 30 September 2026.</w:t>
+              <w:t xml:space="preserve">O-1's two instalments both fall inside the quarter, so the join gives O-1 two rows and sum(o.amount) counts its Rs 1,200 twice. O-2's only payment is dated 1 October, so its joined row fails the WHERE. O-3 has no payment, so its paid_date is NULL, BETWEEN on a NULL is unknown, and WHERE drops that row too. Two rows remain, booked Rs 2,400, against three orders worth Rs 2,500: the report lost two orders and doubled the one it kept. Run on PostgreSQL 16.14 on 1 October 2026.</w:t>
             </w:r>
           </w:p>
           <w:p>
@@ -14208,7 +14208,7 @@
                 <w:sz w:val="20"/>
                 <w:szCs w:val="20"/>
               </w:rPr>
-              <w:t xml:space="preserve">Assumes one row per order, which holds only once payments are brought to one row per order; O-1 has two payment rows inside the quarter, so the join repeats it.</w:t>
+              <w:t xml:space="preserve">1 row assumes one row per order, which holds only once payments are brought to one row per order; O-1 has two payment rows inside the quarter, so the join repeats it.</w:t>
             </w:r>
           </w:p>
           <w:p>
@@ -14235,7 +14235,7 @@
                 <w:sz w:val="20"/>
                 <w:szCs w:val="20"/>
               </w:rPr>
-              <w:t xml:space="preserve">Keeps O-3 as if its NULL date passed the filter; a comparison with NULL is unknown, and WHERE keeps only rows where it is true, which is how the date filter in Tuesday's round 3 emptied the unpaid list.</w:t>
+              <w:t xml:space="preserve">O-3 stays in 3 rows only if its NULL date passed the filter, but a comparison with NULL is unknown and WHERE keeps only rows where it is true, which is how the quarter's dates in WHERE emptied the unpaid list in Tuesday's chapter 4.</w:t>
             </w:r>
           </w:p>
           <w:p>
@@ -14262,7 +14262,7 @@
                 <w:sz w:val="20"/>
                 <w:szCs w:val="20"/>
               </w:rPr>
-              <w:t xml:space="preserve">Reads the WHERE as if it sat in the ON clause, where it would keep every order with NULL payments on O-2 and O-3; in WHERE it runs after the join and turns the LEFT JOIN into an INNER one, which is Tuesday's round 3 trap.</w:t>
+              <w:t xml:space="preserve">Read as if it sat in the ON clause, the date filter would keep every order, with NULL payments on O-2 and O-3, for 4 rows; in WHERE it runs after the join and turns the LEFT JOIN into an INNER one, Tuesday's chapter 4 trap.</w:t>
             </w:r>
           </w:p>
           <w:p>
@@ -14410,7 +14410,7 @@
                 <w:sz w:val="21"/>
                 <w:szCs w:val="21"/>
               </w:rPr>
-              <w:t xml:space="preserve">The gaps are app Rs 8,120 and store Rs 9,57,810, each equal to its unpaid list to the rupee, and web Rs 8,10,750, which exceeds its list's Rs 7,89,000 by Rs 21,750 that nobody has explained. Booked matches its source, so it goes for every channel; app's and store's collected reconcile, so they go; web's collected waits, with the Rs 21,750 named as an open line with an owner and a time. That is the rule in the stem, applied channel by channel, and the Tuesday pack's answer to a check that fails late. The figures are illustrative: on Kalpa's own book, web's gap equals its unpaid list at Rs 7,89,000.</w:t>
+              <w:t xml:space="preserve">The gaps are app Rs 8,120 and store Rs 9,57,810, each equal to its unpaid list to the rupee, and web Rs 8,10,750, which exceeds its list's Rs 7,89,000 by Rs 21,750 that nobody has explained. Booked matches its source, so it goes for every channel; app's and store's collected reconcile, so they go; web's collected waits, and the open line names the failed check, the Rs 21,750 it leaves unexplained and when it will close. That is Tuesday's chapter 6 rule for a late failure, applied to each channel's figure on the page. The figures are illustrative: on Kalpa's own book, web's gap equals its unpaid list at Rs 7,89,000.</w:t>
             </w:r>
           </w:p>
           <w:p>
@@ -14491,7 +14491,7 @@
                 <w:sz w:val="20"/>
                 <w:szCs w:val="20"/>
               </w:rPr>
-              <w:t xml:space="preserve">Holds back two collected figures that reconcile to the rupee, which the rule sends; Anand loses app's and store's collected over a doubt that concerns web alone.</w:t>
+              <w:t xml:space="preserve">Holding all collected back keeps two figures that reconcile to the rupee, which the rule sends, so Anand loses app's and store's collected over a doubt that concerns web alone.</w:t>
             </w:r>
           </w:p>
           <w:p>
@@ -14517,7 +14517,7 @@
                 <w:sz w:val="21"/>
                 <w:szCs w:val="21"/>
               </w:rPr>
-              <w:t xml:space="preserve">Before a joined number reaches Finance I check rows in against rows out, the total against its source and the gap against a named list; when one fails at the end of the reporting day, what reconciles goes out, what does not waits, and the open line is named with its amount, an owner and a time.</w:t>
+              <w:t xml:space="preserve">Before a joined number reaches Finance I tie every figure back to one table alone: orders and booked against the orders table, the gap against booked less collected and against the unpaid list, and collected plus what was posted twice against what the feed posted. When one fails at the end of reporting day, booked leaves, a collected figure that does not reconcile is held, and the open line names the failed check, what it means and when it will close.</w:t>
             </w:r>
           </w:p>
           <w:p>
@@ -14639,7 +14639,7 @@
                 <w:sz w:val="21"/>
                 <w:szCs w:val="21"/>
               </w:rPr>
-              <w:t xml:space="preserve">Lab B's file lost 5,365 records in the conversion, 70,900 in the CSV against 65,535 rows in the sheet. Comparing rows loaded with the lab's own count of records sees the loss, and a sheet at exactly 65,535 data rows sits at the format's limit, which a check can treat as a stop. Rows loaded and rows in the sheet were both counted after the cut, so they agree, and Lab B loaded more rows than the day before, 65,535 against 61,020, so neither of those checks fires. That is Tuesday's habit, rows in against rows out, taken back to the first count in the chain. The facts are from the GOV.UK statement of 4 October 2020 (15,841 cases between 25 September and 2 October; files that exceeded the maximum file size) and The Register of 5 October 2020 (lab CSV files stored in the older .xls format, 65,536 rows a sheet, records past the limit left off and not counted), both checked on 30 September 2026; the three labs' counts are illustrative.</w:t>
+              <w:t xml:space="preserve">Lab B's file lost 5,365 rows in the conversion, 70,900 in the CSV against 65,535 in the sheet. Comparing rows loaded with the rows in the lab's own CSV sees the loss, and a sheet at exactly 65,535 data rows sits at the format's limit, which a check can treat as a stop. Rows loaded and rows in the sheet were both counted after the cut, so they agree, and Lab B loaded more rows than the day before, 65,535 against 61,020, so neither of those checks fires. Tuesday's chapter 3 met the same case: the loss sat in rows that never loaded, which only a count of rows sent against rows loaded, taken back to the first count in the chain, measures. The facts are from the GOV.UK statement of 4 October 2020 (15,841 cases between 25 September and 2 October; files that exceeded the maximum file size) and The Register of 5 October 2020 (lab CSV files stored in the older .xls format, 65,536 rows a sheet, records past the limit left off and not counted), both checked on 30 September 2026; the three labs' counts are illustrative.</w:t>
             </w:r>
           </w:p>
           <w:p>
@@ -14720,7 +14720,7 @@
                 <w:sz w:val="20"/>
                 <w:szCs w:val="20"/>
               </w:rPr>
-              <w:t xml:space="preserve">Lab B loaded 65,535 rows against 61,020 the day before, so a check for a fall stays quiet while 5,365 records go missing; a day-on-day check sees only a loss larger than the day's growth.</w:t>
+              <w:t xml:space="preserve">Lab B loaded 65,535 rows against 61,020 the day before, so a check for a fall stays quiet while 5,365 rows go missing; a day-on-day check sees only a loss larger than the day's growth.</w:t>
             </w:r>
           </w:p>
           <w:p>
@@ -14746,7 +14746,7 @@
                 <w:sz w:val="21"/>
                 <w:szCs w:val="21"/>
               </w:rPr>
-              <w:t xml:space="preserve">Any step that can drop rows without a warning needs a count on both sides of it, taken back to the first count in the chain, and the load stops when they differ; raising a limit only moves the cliff.</w:t>
+              <w:t xml:space="preserve">Any step that can drop rows without a warning needs a count on both sides of it, taken back to the first count in the chain, and the load stops when they differ, since a larger limit only moves the point where rows are lost.</w:t>
             </w:r>
           </w:p>
           <w:p>
@@ -14868,7 +14868,7 @@
                 <w:sz w:val="21"/>
                 <w:szCs w:val="21"/>
               </w:rPr>
-              <w:t xml:space="preserve">RANK gives C-0185 and C-0242 the shared rank 50 and C-0259 rank 52, so 51 members hold a rank of 50 or better, and they are exactly the members who spent at least Rs 3,350, the fiftieth member's spend. DENSE_RANK leaves no gaps, so the tie at 48 (C-0189 and C-0206) lifts C-0185 and C-0242 to dense rank 49 and C-0259, on Rs 3,200, to 50: 52 members, one of whom spent less than the fiftieth. ROW_NUMBER numbers every row once and drops C-0242, who spent as much as the fiftieth. The note to Marketing gives the list's length and the tie that sets it. Run on PostgreSQL 16.13 on the week's warehouse on 30 September 2026.</w:t>
+              <w:t xml:space="preserve">RANK gives C-0185 and C-0242 the shared rank 50 and C-0259 rank 52, so 51 members hold a rank of 50 or better, and they are exactly the members who spent at least Rs 3,350, the fiftieth member's spend. DENSE_RANK leaves no gaps, so the tie at 48 (C-0189 and C-0206) lifts C-0185 and C-0242 to dense rank 49 and C-0259, on Rs 3,200, to 50: 52 members, one of whom spent less than the fiftieth. ROW_NUMBER numbers every row once and drops C-0242, who spent as much as the fiftieth. RANK's 51 is the count each learner ran for the head's list in Wednesday's chapter 3, and the note to Marketing gives the rule, the count and the members at the line, the last place the list keeps, in one sentence. Run on PostgreSQL 16.14 on the week's warehouse on 1 October 2026.</w:t>
             </w:r>
           </w:p>
           <w:p>
@@ -14895,7 +14895,7 @@
                 <w:sz w:val="20"/>
                 <w:szCs w:val="20"/>
               </w:rPr>
-              <w:t xml:space="preserve">Shares ranks, and then keeps C-0259, who spent Rs 3,200, less than both members at the fiftieth place; that is Wednesday's trap, where "ties rank the same" quietly shipped a member below the line.</w:t>
+              <w:t xml:space="preserve">DENSE_RANK shares ranks and then keeps C-0259, who spent Rs 3,200, less than both members at the fiftieth place. It is the trap of Wednesday's chapter 3, where DENSE_RANK sent 52 Retail-Core members as the top fifty, two of whom tied with nobody.</w:t>
             </w:r>
           </w:p>
           <w:p>
@@ -14922,7 +14922,7 @@
                 <w:sz w:val="20"/>
                 <w:szCs w:val="20"/>
               </w:rPr>
-              <w:t xml:space="preserve">Keeps exactly fifty, the same every Monday, by dropping C-0242, who spent exactly what the fiftieth did, on an id nobody chose on purpose; if the budget demands fifty, the tiebreaker is a decision the head of Retail-Plus owns.</w:t>
+              <w:t xml:space="preserve">ROW_NUMBER keeps exactly fifty by dropping C-0242, who spent what the fiftieth did, on an id nobody chose on purpose; if the budget demands fifty, the tiebreaker is a decision the head of Retail-Plus owns and states in advance.</w:t>
             </w:r>
           </w:p>
           <w:p>
@@ -14949,7 +14949,7 @@
                 <w:sz w:val="20"/>
                 <w:szCs w:val="20"/>
               </w:rPr>
-              <w:t xml:space="preserve">Leaves out C-0185 and C-0242, who both spent as much as the fiftieth; the rule keeps them.</w:t>
+              <w:t xml:space="preserve">Whole ties only leaves out C-0185 and C-0242, who both spent as much as the fiftieth, and ships the forty-nine the head refused.</w:t>
             </w:r>
           </w:p>
           <w:p>
@@ -14975,7 +14975,7 @@
                 <w:sz w:val="21"/>
                 <w:szCs w:val="21"/>
               </w:rPr>
-              <w:t xml:space="preserve">When the business says ties rank the same, I use RANK and state the list's length and its reason in the same line, because the list can ship more than N; if the budget demands exactly N, the tiebreaker becomes a decision someone owns.</w:t>
+              <w:t xml:space="preserve">When the business says ties rank the same, I use RANK and state the list's length and its reason in the same sentence, because the list can ship more than N; if the budget demands exactly N, the tiebreaker becomes a decision someone owns.</w:t>
             </w:r>
           </w:p>
           <w:p>
@@ -15097,7 +15097,7 @@
                 <w:sz w:val="21"/>
                 <w:szCs w:val="21"/>
               </w:rPr>
-              <w:t xml:space="preserve">A rank computed within PARTITION BY segment keeps every customer and restarts for each segment; the outer query keeps the rows ranked three or better. The window has to be filtered outside, because WHERE runs before any window is computed. The whole-table list in the stem is Wednesday's round 1 trap: all 35 Business customers who ordered, since the smallest of their spends, Rs 2,25,000, is ten times the largest retail spend, then 11 Retail-Plus members and 4 Retail-Core customers, and no Student.</w:t>
+              <w:t xml:space="preserve">A rank computed within PARTITION BY segment keeps every customer and starts again in each segment, and the outer query keeps the rows ranked three or better. The filter has to sit outside the window, because WHERE runs before any window is computed. The list in the stem is Wednesday's chapter 2 trap, the whole book numbered once and then split by segment: all 35 Business customers who ordered, since the smallest of their spends, Rs 2,25,000, is ten times the largest retail spend, Rs 21,740, then 11 Retail-Plus members, 4 Retail-Core customers and no Student.</w:t>
             </w:r>
           </w:p>
           <w:p>
@@ -15151,7 +15151,7 @@
                 <w:sz w:val="20"/>
                 <w:szCs w:val="20"/>
               </w:rPr>
-              <w:t xml:space="preserve">One ORDER BY with LIMIT 3 is the whole-table list at a smaller size: the top three overall, all Business, which is the first draft's mistake again.</w:t>
+              <w:t xml:space="preserve">One ORDER BY with LIMIT 3 is the stem's whole-book list cut shorter: it returns the top three overall, all Business, which repeats the first list's mistake.</w:t>
             </w:r>
           </w:p>
           <w:p>
@@ -15178,7 +15178,7 @@
                 <w:sz w:val="20"/>
                 <w:szCs w:val="20"/>
               </w:rPr>
-              <w:t xml:space="preserve">HAVING keeps or drops whole groups by an aggregate; it cannot choose rows inside a group.</w:t>
+              <w:t xml:space="preserve">HAVING keeps or drops whole groups by an aggregate, so it cannot choose rows inside a group.</w:t>
             </w:r>
           </w:p>
           <w:p>
@@ -15326,7 +15326,7 @@
                 <w:sz w:val="21"/>
                 <w:szCs w:val="21"/>
               </w:rPr>
-              <w:t xml:space="preserve">OVER () puts the tier's total on every row without collapsing the rows, so each member's spend divides by Rs 4,13,380 and the shares add to 1. Grouping by member makes each sum the member's own spend, and so does a partition by member, so both return a share of 1 for everyone; an ORDER BY inside the window turns the sum into a running total, so the top spender's share reads 1 and each later share divides by a larger part of the total. Run on PostgreSQL 16.13 on the week's warehouse on 30 September 2026.</w:t>
+              <w:t xml:space="preserve">OVER () puts the tier's total on every row without collapsing the rows, so each member's spend divides by Rs 4,13,380 and the shares add to 1. Grouping by member makes each sum the member's own spend, and so does a partition by member, so both return a share of 1 for everyone. An ORDER BY inside the window turns the sum into a running total, the shape Wednesday's chapter 5 used against the plan line, so the top spender's share reads 1 and each later share divides by a larger part of the total. Run on PostgreSQL 16.14 on the week's warehouse on 1 October 2026.</w:t>
             </w:r>
           </w:p>
           <w:p>
@@ -15555,7 +15555,7 @@
                 <w:sz w:val="21"/>
                 <w:szCs w:val="21"/>
               </w:rPr>
-              <w:t xml:space="preserve">member_month has a row only for a month with an order, and LAG reads the previous row in the partition, never the previous calendar month. C-0161 and C-0171 fell from July to August and again from August to September, so both are flagged, and rightly. C-0185's September is compared with July (1,450 below 1,900) and July with June (1,900 below 2,690), and C-0216's September with July and July with May (2,540 below 4,300, below 6,440), so both are flagged too, although neither ordered in August: two of the four calls tell a member their spend fell in August and September when there was no August reading at all. A calendar check, that the two rows LAG reads are August and July, keeps the two genuine falls. Run on PostgreSQL 16.13 on the week's warehouse on 30 September 2026.</w:t>
+              <w:t xml:space="preserve">member_month has a row only for a month with an order, and LAG reads the previous row in the partition, never the previous calendar month. C-0161 and C-0171 fell from July to August and again from August to September, so both are flagged, and rightly. C-0185's September is compared with July (1,450 below 1,900) and July with June (1,900 below 2,690), and C-0216's September with July and July with May (2,540 below 4,300, below 6,440), so both are flagged too, although neither ordered in August: two of the four calls tell a member their spend fell in August and September when there was no August reading at all. A calendar check, that the two rows LAG reads are August and July, keeps the two genuine falls; it is Wednesday's chapter 6 fix, which cut sixteen calls to nine after C-0216 rang to say they had been travelling in August. Run on PostgreSQL 16.14 on the week's warehouse on 1 October 2026.</w:t>
             </w:r>
           </w:p>
           <w:p>
@@ -15582,7 +15582,7 @@
                 <w:sz w:val="20"/>
                 <w:szCs w:val="20"/>
               </w:rPr>
-              <w:t xml:space="preserve">Assumes LAG steps back one calendar month, so C-0185 and C-0216 would meet an empty August and drop out; LAG returns whatever row came before in the window's order, and both are flagged.</w:t>
+              <w:t xml:space="preserve">Reading LAG as a step back of one calendar month gives 2 calls, since C-0185 and C-0216 would meet an empty August and drop out; LAG returns whatever row came before in the window's order, and both are flagged.</w:t>
             </w:r>
           </w:p>
           <w:p>
@@ -15609,7 +15609,7 @@
                 <w:sz w:val="20"/>
                 <w:szCs w:val="20"/>
               </w:rPr>
-              <w:t xml:space="preserve">Assumes LAG(spend, 2) returns NULL for C-0216; it has rows for May, July and September, so on its September row LAG(spend, 2) returns May's 6,440. LAG returns NULL only on a member's first rows, and a comparison with that NULL flags nobody.</w:t>
+              <w:t xml:space="preserve">3 calls assume LAG(spend, 2) returns NULL for C-0216, but its rows are May, July and September, so on its September row LAG(spend, 2) returns May's 6,440. LAG returns NULL only on a member's first rows, and a comparison with that NULL flags nobody.</w:t>
             </w:r>
           </w:p>
           <w:p>
@@ -15636,7 +15636,7 @@
                 <w:sz w:val="20"/>
                 <w:szCs w:val="20"/>
               </w:rPr>
-              <w:t xml:space="preserve">Assumes any member with a month missing before September drops out of the flag; LAG reads rows, so C-0161's empty May and June do not matter, and nor do the others' gaps.</w:t>
+              <w:t xml:space="preserve">A member with a month missing before September stays in the flag, which the answer of 1 call forgets: LAG reads rows, so C-0161's empty May and June do not matter, and nor do the others' gaps.</w:t>
             </w:r>
           </w:p>
           <w:p>
@@ -15784,7 +15784,7 @@
                 <w:sz w:val="21"/>
                 <w:szCs w:val="21"/>
               </w:rPr>
-              <w:t xml:space="preserve">Booked less plan at the seven points reads -0.25, +1.95, +2.17, +1.57, +0.73, +0.79 and 0.00 crore: behind after the first week, well ahead once the week of 13 July booked Rs 2.66 crore, furthest ahead in the fortnight to 9 August, still Rs 0.79 crore ahead on 20 September, and level at the close, Rs 10 over a plan of Rs 9,83,99,990. The weekly rate did the giving back: six of the seven full weeks from 10 August booked below the plan's Rs 75.69 lakh a week. A front-page line carries its period and its comparison, so a director reads the close and the path together. The figures are the week's own running total against plan_line, recomputed on PostgreSQL 16.13 on 30 September 2026.</w:t>
+              <w:t xml:space="preserve">Booked to date less plan to date, read from the table at the seven readings, is -0.25, +1.95, +2.17, +1.57, +0.73, +0.79 and 0.00 crore; to the rupee, the lead was Rs 1,57,51,980 in the week of 17 August and Rs 79,70,130 in the week of 14 September. The quarter was behind after the first week, well ahead once the week of 13 July booked Rs 2.66 crore, furthest ahead in the week of 3 August at Rs 2,16,69,660, still about Rs 0.8 crore ahead in the week of 14 September, and level at the close, Rs 10 over a plan of Rs 9,83,99,990. The weekly rate did the giving back: six of the seven full weeks from 10 August booked below the plan's Rs 75,69,230 a week. A front-page sentence carries its period and its comparison, so a director reads the close and the path together. The figures are Wednesday's chapter 5 running total against plan_line, with the first plan week carrying the orders of 1 to 5 July, recomputed on PostgreSQL 16.14 on 1 October 2026.</w:t>
             </w:r>
           </w:p>
           <w:p>
@@ -15811,7 +15811,7 @@
                 <w:sz w:val="20"/>
                 <w:szCs w:val="20"/>
               </w:rPr>
-              <w:t xml:space="preserve">The lead was Rs 1.95 crore on 26 July and grew to Rs 2.17 crore by 9 August, and on 6 September it still stood at Rs 0.73 crore.</w:t>
+              <w:t xml:space="preserve">The lead was Rs 1.95 crore in the week of 20 July and grew to Rs 2.17 crore by the week of 3 August, and in the week of 31 August it still stood at Rs 0.73 crore.</w:t>
             </w:r>
           </w:p>
           <w:p>
@@ -15838,7 +15838,7 @@
                 <w:sz w:val="20"/>
                 <w:szCs w:val="20"/>
               </w:rPr>
-              <w:t xml:space="preserve">Reads the fortnights' bookings as the position: booked so far stayed above plan at every point after the first week, although several fortnights booked less than the plan's pace.</w:t>
+              <w:t xml:space="preserve">This reads the fortnights' bookings as the position: booked to date stayed above plan to date at every reading after the first week, although several weeks booked less than the plan's Rs 75,69,230.</w:t>
             </w:r>
           </w:p>
           <w:p>
@@ -15865,7 +15865,7 @@
                 <w:sz w:val="20"/>
                 <w:szCs w:val="20"/>
               </w:rPr>
-              <w:t xml:space="preserve">The lead fell after 9 August, from Rs 2.17 crore to Rs 0.73 crore by 6 September.</w:t>
+              <w:t xml:space="preserve">The lead grew only until the week of 3 August, then fell from Rs 2.17 crore to Rs 0.73 crore by the week of 31 August.</w:t>
             </w:r>
           </w:p>
           <w:p>
@@ -15891,7 +15891,7 @@
                 <w:sz w:val="21"/>
                 <w:szCs w:val="21"/>
               </w:rPr>
-              <w:t xml:space="preserve">One number goes out with its period, its base and its comparison, here the quarter's close against plan and the path that brought it there, so it is read the way it was meant.</w:t>
+              <w:t xml:space="preserve">One number goes out with its period, its comparison and its base, and here the sentence carries the path as well as the close, because a quarter that ended level with plan after leading it by Rs 2.2 crore tells a director something the close alone hides.</w:t>
             </w:r>
           </w:p>
           <w:p>
@@ -16013,7 +16013,7 @@
                 <w:sz w:val="21"/>
                 <w:szCs w:val="21"/>
               </w:rPr>
-              <w:t xml:space="preserve">A left merge keeps every customer and writes one row per matching feed row; the feed has 136 rows for 130 customers, so six of its rows repeat a customer already there, and each adds a row: 340 + 6 = 346 (six customers were sent twice, on 3 and 11 August). validate='one_to_one' checks that the key is unique on both sides and raises pandas' MergeError ("Merge keys are not unique in right dataset; not a one-to-one merge") before a merged table exists; an assert on the row count would stop the run too. Unguarded, the pivot reads Rs 19,84,45,800, Rs 45,800 over the book. Run on pandas 3.0.5 on the week's files on 30 September 2026.</w:t>
+              <w:t xml:space="preserve">A left merge keeps every customer and writes one row per matching feed row; the feed has 136 rows for 130 customers, so six of its rows repeat a customer already there, and each adds a row: 340 + 6 = 346 (six customers were sent twice, on 3 and 11 August). validate='one_to_one' checks that the key is unique on both sides and raises pandas' MergeError ("Merge keys are not unique in right dataset; not a one-to-one merge") before a merged table exists; an assert on the row count would stop the run too, once the table had been built. Unguarded, the pivot reads Rs 19,84,45,800, Rs 45,800 over the book. It is the merge the room ran on Kalpa's own feed in Thursday's chapter 2. Run on pandas 3.0.6 on the week's files on 1 October 2026.</w:t>
             </w:r>
           </w:p>
           <w:p>
@@ -16067,7 +16067,7 @@
                 <w:sz w:val="20"/>
                 <w:szCs w:val="20"/>
               </w:rPr>
-              <w:t xml:space="preserve">Counts each repeated customer's two rows as extra, where only the second is; and drop_duplicates() stops nothing, since the repeated rows differ in exposed_date and survive it.</w:t>
+              <w:t xml:space="preserve">352 counts each repeated customer's two rows as extra, where only the second is, and drop_duplicates() stops nothing, since the repeated rows differ in exposed_date and survive it.</w:t>
             </w:r>
           </w:p>
           <w:p>
@@ -16242,7 +16242,7 @@
                 <w:sz w:val="21"/>
                 <w:szCs w:val="21"/>
               </w:rPr>
-              <w:t xml:space="preserve">drop_duplicates with subset='customer_id' compares the customer id alone and, by its default keep='first', keeps each customer's first row in the order the file lists it. The tool lists each customer's 11 August send before its 3 August one, so C-0001 keeps 11 August, its second exposure, and the report credits the sale only from then on: orders placed from 3 to 10 August, after the real first exposure, go uncredited. On the week's book that is C-0001's order of 6 August, Rs 1,200. Sorting by exposed_date from the earliest before the same step keeps 3 August for C-0001 and C-0002 and C-0012's one row: 130 rows, one per customer, and the merge returns 340 rows with spend on the book. Run on pandas 3.0.5 on the exhibit's rows and on the week's feed sent in the same order, on 30 September 2026.</w:t>
+              <w:t xml:space="preserve">drop_duplicates with subset='customer_id' compares the customer id alone and, by its default keep='first', keeps each customer's first row in the order the file lists it. The tool lists each customer's 11 August send before its 3 August one, so C-0001 keeps 11 August, its second exposure, and the report credits the sale only from then on: orders placed from 3 to 10 August, after the real first exposure, go uncredited. On the week's book that is C-0001's order of 6 August, Rs 1,200. Thursday's chapter 2 applied the rule in order: sort the feed by exposed_date from the earliest, keep each customer's first row, then merge with validate='one_to_one'. Done here, that keeps 3 August for C-0001 and C-0002 and C-0012's one row, 130 rows in all, one per customer, and the merge returns 340 rows with spend on the book. Run on pandas 3.0.6 on the exhibit's rows and on the week's feed sent in the same order, on 1 October 2026.</w:t>
             </w:r>
           </w:p>
           <w:p>
@@ -16269,7 +16269,7 @@
                 <w:sz w:val="20"/>
                 <w:szCs w:val="20"/>
               </w:rPr>
-              <w:t xml:space="preserve">Reads first as earliest; the step keeps the first row in the order the file lists it, and the tool lists C-0001's 11 August send first.</w:t>
+              <w:t xml:space="preserve">The 3 August send reads first as earliest, but the step keeps the first row in the order the file lists it, and the tool lists C-0001's 11 August send first.</w:t>
             </w:r>
           </w:p>
           <w:p>
@@ -16296,7 +16296,7 @@
                 <w:sz w:val="20"/>
                 <w:szCs w:val="20"/>
               </w:rPr>
-              <w:t xml:space="preserve">Reads the step as dropping only rows that repeat in every column; subset='customer_id' compares the customer id alone, so one row per customer stays.</w:t>
+              <w:t xml:space="preserve">Both sends would stay only if the step dropped rows that repeat in every column; subset='customer_id' compares the customer id alone, so one row per customer stays.</w:t>
             </w:r>
           </w:p>
           <w:p>
@@ -16323,7 +16323,7 @@
                 <w:sz w:val="20"/>
                 <w:szCs w:val="20"/>
               </w:rPr>
-              <w:t xml:space="preserve">Reads the default as keep=False, which drops every repeated customer; the default is keep='first', which keeps one row for each.</w:t>
+              <w:t xml:space="preserve">Neither send would stay only under keep=False, which drops every repeated customer; the default is keep='first', which keeps one row for each.</w:t>
             </w:r>
           </w:p>
           <w:p>
@@ -16349,7 +16349,7 @@
                 <w:sz w:val="21"/>
                 <w:szCs w:val="21"/>
               </w:rPr>
-              <w:t xml:space="preserve">A rule stated by date is applied by date: sort by exposed_date from the earliest, then keep each customer's first row, because a file's order is whatever the sender chose, and keep the guard on so next week's feed fails loudly instead of quietly.</w:t>
+              <w:t xml:space="preserve">A rule stated by date is applied by date: sort by exposed_date from the earliest, then keep each customer's first row, because a file's order is whatever the sender chose, and keep validate on, so a customer the feed repeats next week stops the run.</w:t>
             </w:r>
           </w:p>
           <w:p>
@@ -16471,7 +16471,7 @@
                 <w:sz w:val="21"/>
                 <w:szCs w:val="21"/>
               </w:rPr>
-              <w:t xml:space="preserve">pivot_table splits the orders by member and month, applies its default aggfunc, which is the mean, and combines one cell per group, so M1's two June orders print as their average, 2000.0, where M1 spent 4,000, and M2's June reads 1,200. melt turns the 2 by 2 view into 4 rows, one per member and month, including M2's empty July, and sum skips that NaN: 2,000 + 2,400 + 1,200 = 5600.0 against 8,800 of orders. The check is the grand total against the orders, and the fix is aggfunc='sum' with fill_value=0; on Kalpa's Retail-Plus months the default read a fall of 18 percent where the orders fell 29. Run on pandas 3.0.5 on 30 September 2026.</w:t>
+              <w:t xml:space="preserve">pivot_table splits the orders by member and month, applies its default aggfunc, which is the mean, and combines one cell per group, so M1's two June orders print as their average, 2000.0, where M1 spent 4,000, and M2's June reads 1,200. melt turns the 2 by 2 view into 4 rows, one per member and month, including M2's empty July, and sum skips that NaN: 2,000 + 2,400 + 1,200 = 5600.0 against 8,800 of orders. The check is the grand total against the orders, and the fix is aggfunc='sum' with fill_value=0. On Kalpa's Retail-Plus months in Thursday's chapter 3, the default read a fall of 18 percent where the orders fell 29.4. Run on pandas 3.0.6 on 1 October 2026.</w:t>
             </w:r>
           </w:p>
           <w:p>
@@ -16498,7 +16498,7 @@
                 <w:sz w:val="20"/>
                 <w:szCs w:val="20"/>
               </w:rPr>
-              <w:t xml:space="preserve">Assumes the pivot adds, and that melt hands back the five orders; the pivot averages unless aggfunc says otherwise, and melt returns one row per member and month.</w:t>
+              <w:t xml:space="preserve">4000.0 and 5 assume the pivot adds and that melt hands back the five orders, but the pivot averages unless aggfunc says otherwise, and melt returns one row per member and month.</w:t>
             </w:r>
           </w:p>
           <w:p>
@@ -16525,7 +16525,7 @@
                 <w:sz w:val="20"/>
                 <w:szCs w:val="20"/>
               </w:rPr>
-              <w:t xml:space="preserve">Assumes the pivot keeps each cell's first order, and that melt drops the empty cell; the pivot averages, and melt keeps every member and month, NaN included.</w:t>
+              <w:t xml:space="preserve">A pivot that kept each cell's first order, and a melt that dropped the empty cell, would print 3000.0 and 3; the pivot averages, and melt keeps every member and month, NaN included.</w:t>
             </w:r>
           </w:p>
           <w:p>
@@ -16552,7 +16552,7 @@
                 <w:sz w:val="20"/>
                 <w:szCs w:val="20"/>
               </w:rPr>
-              <w:t xml:space="preserve">Assumes the pivot adds and melt drops the empty cell, the two misreadings of Thursday's round 3 trap together.</w:t>
+              <w:t xml:space="preserve">4000.0 3 8800.0 comes from a pivot that adds and a melt that drops the empty cell; the first of those is the misreading behind Thursday's chapter 3 trap, a fall of 18 percent read off a pivot that averaged.</w:t>
             </w:r>
           </w:p>
           <w:p>
@@ -16700,7 +16700,7 @@
                 <w:sz w:val="21"/>
                 <w:szCs w:val="21"/>
               </w:rPr>
-              <w:t xml:space="preserve">The reference table holds one row per gene and panel, and TP53 sits on two panels, so the left merge writes TP53 twice: 5 rows from the lab's 4. '2-Sep' and '1-Mar' are SEPT2 and MARCH1 after Excel turned them into dates, so they match no symbol and keep a NaN panel: 3 rows carry a panel. Nothing raises. The lab's list goes back for the two symbols, fixed at their source, and the analyst decides at which grain a gene with two panels is counted before any total is taken. Ziemann, Eren and El-Osta, Genome Biology, 2016, checked on 30 September 2026; the code run on pandas 3.0.5 the same day.</w:t>
+              <w:t xml:space="preserve">The reference table holds one row per gene and panel, and TP53 sits on two panels, so the left merge writes TP53 twice: 5 rows from the lab's 4. '2-Sep' and '1-Mar' are SEPT2 and MARCH1 after Excel turned them into dates, so they match no symbol and keep a NaN panel: 3 rows carry a panel. Nothing raises. The lab's list goes back for the two symbols, fixed at their source, and the analyst decides at which grain a gene with two panels is counted before any total is taken. Ziemann, Eren and El-Osta, Genome Biology, 2016, checked on 30 September 2026; the code rerun on pandas 3.0.6 on 1 October 2026.</w:t>
             </w:r>
           </w:p>
           <w:p>
@@ -16727,7 +16727,7 @@
                 <w:sz w:val="20"/>
                 <w:szCs w:val="20"/>
               </w:rPr>
-              <w:t xml:space="preserve">Assumes pandas reads 2-Sep and 1-Mar back as gene symbols and that a left merge keeps one row per lab gene; the dates stay text that matches nothing, and TP53's two panels give it two rows.</w:t>
+              <w:t xml:space="preserve">4 4 assumes pandas reads 2-Sep and 1-Mar back as gene symbols and that a left merge keeps one row per lab gene; the dates stay text that matches nothing, and TP53's two panels give it two rows.</w:t>
             </w:r>
           </w:p>
           <w:p>
@@ -16754,7 +16754,7 @@
                 <w:sz w:val="20"/>
                 <w:szCs w:val="20"/>
               </w:rPr>
-              <w:t xml:space="preserve">Adds the reference rows nothing matched, SEPT2 and MARCH1, as an outer merge would; a left merge keeps only the lab's rows and their matches.</w:t>
+              <w:t xml:space="preserve">An outer merge would add the reference rows nothing matched, SEPT2 and MARCH1, and print 7 5; a left merge keeps only the lab's rows and their matches.</w:t>
             </w:r>
           </w:p>
           <w:p>
@@ -16781,7 +16781,7 @@
                 <w:sz w:val="20"/>
                 <w:szCs w:val="20"/>
               </w:rPr>
-              <w:t xml:space="preserve">Sees the two dates match nothing, and misses the fan-out: TP53 sits on two panels, so the left merge writes it twice.</w:t>
+              <w:t xml:space="preserve">Seeing that the two dates match nothing gives 4 2, which misses the fan-out: TP53 sits on two panels, so the left merge writes it twice.</w:t>
             </w:r>
           </w:p>
           <w:p>
@@ -16929,7 +16929,7 @@
                 <w:sz w:val="21"/>
                 <w:szCs w:val="21"/>
               </w:rPr>
-              <w:t xml:space="preserve">XLOOKUP matches exactly by default, and its fourth argument, if_not_found, is what it shows for a code that is not in the list (Microsoft Support, XLOOKUP function, verified 29 September 2026). The spare beside it, VLOOKUP with its fourth argument left out, looks for an approximate match: on Friday it returned C-0194's Rs 16,740 for C-0195, a member with no orders.</w:t>
+              <w:t xml:space="preserve">XLOOKUP matches exactly by default, and its fourth argument, if_not_found, is what it shows for an id that is not in the list (Microsoft Support, XLOOKUP function, verified 29 September 2026). The spare beside it, VLOOKUP with its fourth argument left out, looks for an approximate match: in Friday's chapter 3 it returned C-0194's Rs 16,740, rank 15 on the list, for C-0195, a Retail-Plus member with no orders.</w:t>
             </w:r>
           </w:p>
           <w:p>
@@ -16955,7 +16955,7 @@
                 <w:sz w:val="21"/>
                 <w:szCs w:val="21"/>
               </w:rPr>
-              <w:t xml:space="preserve">A lookup has two exits, the row or a visible "not in the table", and I test it with a code I know is missing.</w:t>
+              <w:t xml:space="preserve">A lookup has two exits, the row or a visible "not in the table", and I test it with an id I know is missing.</w:t>
             </w:r>
           </w:p>
           <w:p>
@@ -17077,7 +17077,7 @@
                 <w:sz w:val="21"/>
                 <w:szCs w:val="21"/>
               </w:rPr>
-              <w:t xml:space="preserve">SUBTOTAL with function number 109 adds only the rows on screen, while SUM adds the rows a filter hides: on Friday, filtered to Mumbai's 11 members, SUBTOTAL(109, ...) read Rs 1,56,790 and SUM still read the whole list's Rs 7,14,890, a budget 4.6 times too big.</w:t>
+              <w:t xml:space="preserve">SUBTOTAL with function number 109 adds only the rows on screen, while SUM adds the rows a filter hides: in Friday's chapter 6, filtered to Mumbai's 11 members, SUBTOTAL(109, ...) read Rs 1,56,790 and SUM still read the whole list's Rs 7,14,890, a budget 4.6 times too big.</w:t>
             </w:r>
           </w:p>
           <w:p>
@@ -17225,7 +17225,7 @@
                 <w:sz w:val="21"/>
                 <w:szCs w:val="21"/>
               </w:rPr>
-              <w:t xml:space="preserve">Friday's export repeats each order's booked amount on every payment row, so an order paid in two instalments carries its order_amount twice, and a plain sum or pivot doubles it. Flagging the first row of each order, with =IF(COUNTIF($A$2:A2,A2)=1,1,0) filled down, and summing order_amount over the flagged rows with SUMIFS counts each order once: on Friday that took the raw export's Rs 39.41 crore back to the warehouse's Rs 19.84 crore. The spare beside it, Remove Duplicates across every column, removes only identical rows, and an instalment order's two rows differ in paid_amount, so 1,400 rows stayed and the total still doubled.</w:t>
+              <w:t xml:space="preserve">Friday's export repeats each order's booked amount on every payment row, so an order paid in two instalments carries its order_amount twice, and a plain sum or pivot doubles it. Flagging the first row of each order, with =IF(COUNTIF($A$2:A2,A2)=1,1,0) filled down, and summing order_amount over the flagged rows with SUMIFS counts each order once: in Friday's chapter 2 that took the raw export's Rs 39.41 crore back to the warehouse's Rs 19.84 crore. The spare beside it, Remove Duplicates across every column, removes only identical rows: it dropped the 50 gateway copies, and an instalment order's two rows differ in paid_amount, so 1,400 rows stayed and the total still doubled.</w:t>
             </w:r>
           </w:p>
           <w:p>
@@ -17373,7 +17373,7 @@
                 <w:sz w:val="21"/>
                 <w:szCs w:val="21"/>
               </w:rPr>
-              <w:t xml:space="preserve">An assumption is an input: a labelled cell beside the actual, feeding a scenario line, so the sheet recalculates in the room and the source stays tied to the warehouse. On Friday, the same Rs 5,00,000 typed over the quarter's cell read "down 14.6 percent" against Finance's 29.4, until Monday's refresh wiped it without a trace.</w:t>
+              <w:t xml:space="preserve">An assumption goes in an input cell, which Friday's workbook colours yellow as the one kind of cell a director may change, beside the actual and feeding a labelled scenario line, so the sheet recalculates in the room and the source stays tied to the warehouse. In Friday's second case, the same Rs 5,00,000 typed over the quarter's cell read "down 14.6 percent" against Finance's 29.4, until Monday's refresh wiped it without a trace.</w:t>
             </w:r>
           </w:p>
           <w:p>
@@ -17399,7 +17399,7 @@
                 <w:sz w:val="21"/>
                 <w:szCs w:val="21"/>
               </w:rPr>
-              <w:t xml:space="preserve">Yes to the question, as a labelled scenario beside the actual; no to the edit, and a drift check ties the sheet to the warehouse on every refresh.</w:t>
+              <w:t xml:space="preserve">I answer the director's question as a labelled scenario beside the actual, refuse the edit to the source, and keep a drift check that ties the sheet to the warehouse on every refresh.</w:t>
             </w:r>
           </w:p>
           <w:p>
@@ -17547,7 +17547,7 @@
                 <w:sz w:val="21"/>
                 <w:szCs w:val="21"/>
               </w:rPr>
-              <w:t xml:space="preserve">Every total in a workbook ties to a control total from the source on each refresh, and every range is checked against the rows it should cover, because a range that stops short fails without a sound.</w:t>
+              <w:t xml:space="preserve">Every total in a workbook ties to a control total from the source on each refresh, and every range is checked against the rows it should cover, because a range that stops short raises no error.</w:t>
             </w:r>
           </w:p>
           <w:p>
@@ -17669,7 +17669,7 @@
                 <w:sz w:val="21"/>
                 <w:szCs w:val="21"/>
               </w:rPr>
-              <w:t xml:space="preserve">Column D reads 0.60 / 4.60 = 0.130, -0.60 / 5.40 = -0.111 and 0.30 / 3.30 = 0.091; divided by the average, as the documentation defines it, the changes are 0.261, -0.222 and 0.182. The sum of the two rates is twice their average, so every change, rising or falling, comes out at half its size, and a value at risk that moves with the changes is half what it should be: 70 million dollars should read 140 million, 20 million over the 120 million limit. The task force wrote that the error "likely had the effect of muting volatility by a factor of two and of lowering the VaR". A second way to the same number, by hand on one row or in a second tool, catches it: Kavya's review and Thursday's three-tool check. Quoted from the Report of JPMorgan Chase and Co. Management Task Force Regarding 2012 CIO Losses, 16 January 2013, pages 123 and 128, checked on 30 September 2026; the value at risk and the limit here are illustrative.</w:t>
+              <w:t xml:space="preserve">Column D reads 0.60 / 4.60 = 0.130, -0.60 / 5.40 = -0.111 and 0.30 / 3.30 = 0.091; divided by the average, as the documentation defines it, the changes are 0.261, -0.222 and 0.182. The sum of the two rates is twice their average, so every change, rising or falling, comes out at half its size, and a value at risk that moves with the changes is half what it should be: 70 million dollars should read 140 million, 20 million over the 120 million limit. The task force wrote that the error "likely had the effect of muting volatility by a factor of two and of lowering the VaR". A second way to the same number, by hand on one row or in a second tool, catches it, as in Thursday's chapter 4, where plain Python, SQL and pandas agreed only once they shared one definition. Quoted from the Report of JPMorgan Chase and Co. Management Task Force Regarding 2012 CIO Losses, 16 January 2013, pages 123 and 128, checked on 30 September 2026; the value at risk and the limit here are illustrative.</w:t>
             </w:r>
           </w:p>
           <w:p>
@@ -17965,7 +17965,7 @@
                 <w:sz w:val="21"/>
                 <w:szCs w:val="21"/>
               </w:rPr>
-              <w:t xml:space="preserve">The labels hold T3 and T5 twice, so the merge writes one row per matching label and returns 7 rows. T3 and T5 are both tickets the model got wrong, so the mean counts 3 correct rows of 7, 0.43, against 3 correct tickets of 5, 0.6: the model fails the 0.5 bar on a score that counts its two misses twice. It is the fan-out of Tuesday's payments and Thursday's exposure feed, and the checks are the same: rows before and after, or validate='one_to_one'. Run on pandas 3.0.5 on 30 September 2026.</w:t>
+              <w:t xml:space="preserve">The labels hold T3 and T5 twice, so the merge writes one row per matching label and returns 7 rows. T3 and T5 are both tickets the model got wrong, so the mean counts 3 correct rows of 7, 0.43, against 3 correct tickets of 5, 0.6: the model fails the 0.5 bar on a score that counts its two misses twice. It is the fan-out of Tuesday's payments and Thursday's exposure feed, and the checks are the same: rows before and after, or validate='one_to_one'. Run on pandas 3.0.6 on 1 October 2026.</w:t>
             </w:r>
           </w:p>
           <w:p>
@@ -17992,7 +17992,7 @@
                 <w:sz w:val="20"/>
                 <w:szCs w:val="20"/>
               </w:rPr>
-              <w:t xml:space="preserve">The accuracy on the five tickets, which the code prints only if the labels hold one row per ticket; a merge repeats a left row once per matching right row.</w:t>
+              <w:t xml:space="preserve">0.6 is the accuracy on the five tickets, which the code prints only if the labels hold one row per ticket; a merge repeats a left row once for each matching right row.</w:t>
             </w:r>
           </w:p>
           <w:p>
@@ -18019,7 +18019,7 @@
                 <w:sz w:val="20"/>
                 <w:szCs w:val="20"/>
               </w:rPr>
-              <w:t xml:space="preserve">Counts the repeated rows as correct; they repeat T3 and T5, which the model got wrong, so they pull the mean down.</w:t>
+              <w:t xml:space="preserve">0.71 counts the repeated rows as correct, but they repeat T3 and T5, which the model got wrong, so they pull the mean down.</w:t>
             </w:r>
           </w:p>
           <w:p>
@@ -18046,7 +18046,7 @@
                 <w:sz w:val="20"/>
                 <w:szCs w:val="20"/>
               </w:rPr>
-              <w:t xml:space="preserve">Assumes a merge refuses repeated keys; pandas raises MergeError only when validate is set, and without it writes one row per matching label and prints a number.</w:t>
+              <w:t xml:space="preserve">A MergeError would need a merge that refuses repeated keys; pandas raises it only when validate is set, and without it writes one row per matching label and prints a number.</w:t>
             </w:r>
           </w:p>
           <w:p>
@@ -18194,7 +18194,7 @@
                 <w:sz w:val="21"/>
                 <w:szCs w:val="21"/>
               </w:rPr>
-              <w:t xml:space="preserve">Partitioned by model and ordered by finished_on descending, then run_id descending, ROW_NUMBER puts run 11 first for bot-b, the later of its two runs of 9 September, at 0.74, and run 9 first for bot-a, at 0.78, so bot-a stays, every time the query runs. run_id is a number, so 11 sorts above 10; stored as text, '11' would sort below '9'. Run on PostgreSQL 16.13 on 30 September 2026.</w:t>
+              <w:t xml:space="preserve">Partitioned by model and ordered by finished_on descending, then run_id descending, ROW_NUMBER puts run 11 first for bot-b, the later of its two runs of 9 September, at 0.74, and run 9 first for bot-a, at 0.78, so bot-a stays, every time the query runs. ROW_NUMBER breaks a tie by whatever else its ORDER BY names, as Wednesday's chapter 3 put it, so the tiebreaker has to follow the business's own definition of latest. run_id is a number, so 11 sorts above 10; stored as text, '11' would sort below '9'. Run on PostgreSQL 16.14 on 1 October 2026.</w:t>
             </w:r>
           </w:p>
           <w:p>
@@ -18423,7 +18423,7 @@
                 <w:sz w:val="21"/>
                 <w:szCs w:val="21"/>
               </w:rPr>
-              <w:t xml:space="preserve">The logical order is FROM, WHERE, GROUP BY, HAVING, SELECT, ORDER BY, and because SELECT runs after GROUP BY it can name only the grouping column and aggregates, here model and count(*). WHERE runs first and keeps the five low ratings: three for bot-a, one for bot-b and one for bot-c. GROUP BY forms its groups from those rows alone, so count(*) counts low ratings, and HAVING count(*) &gt;= 3 keeps bot-a with 3. The lead asked for the models with at least three replies in all, bot-a with 4 and bot-b with 3, so bot-b goes unretrained: the HAVING tests the wrong count. With no WHERE, counting every reply in HAVING and the low ones with count(*) FILTER (WHERE rating &lt;= 2) returns bot-a 3 and bot-b 1. Run on PostgreSQL 16.13 on 30 September 2026.</w:t>
+              <w:t xml:space="preserve">Monday's run order is FROM, WHERE, GROUP BY, HAVING, SELECT, ORDER BY, then LIMIT, and because SELECT runs after GROUP BY it can name only the grouping column and aggregates, here model and count(*). WHERE runs first and keeps the five low ratings: three for bot-a, one for bot-b and one for bot-c. GROUP BY forms its groups from those rows alone, so count(*) counts low ratings, and HAVING count(*) &gt;= 3 keeps bot-a with 3. The lead asked for the models with at least three replies in all, bot-a with 4 and bot-b with 3, so bot-b goes unretrained because the HAVING tests the wrong count. With no WHERE, counting every reply in HAVING and the low ones with count(*) FILTER (WHERE rating &lt;= 2) returns bot-a 3 and bot-b 1. Run on PostgreSQL 16.14 on 1 October 2026.</w:t>
             </w:r>
           </w:p>
           <w:p>
@@ -18450,7 +18450,7 @@
                 <w:sz w:val="20"/>
                 <w:szCs w:val="20"/>
               </w:rPr>
-              <w:t xml:space="preserve">Reads HAVING as judging all of each model's replies; it runs after WHERE, so it sees only the low ratings, and bot-b's one fails the test.</w:t>
+              <w:t xml:space="preserve">bot-a and bot-b would need HAVING to judge all of each model's replies, but HAVING runs after WHERE, so it sees only the low ratings, and bot-b's one fails the test.</w:t>
             </w:r>
           </w:p>
           <w:p>
@@ -18477,7 +18477,7 @@
                 <w:sz w:val="20"/>
                 <w:szCs w:val="20"/>
               </w:rPr>
-              <w:t xml:space="preserve">Counts every reply, as if WHERE had never run; count(*) counts the rows that survive WHERE.</w:t>
+              <w:t xml:space="preserve">Counting all of each model's replies treats WHERE as if it had never run; count(*) counts the rows that survive WHERE.</w:t>
             </w:r>
           </w:p>
           <w:p>
@@ -18504,7 +18504,7 @@
                 <w:sz w:val="20"/>
                 <w:szCs w:val="20"/>
               </w:rPr>
-              <w:t xml:space="preserve">Ignores HAVING; bot-b and bot-c each have one low rating, and HAVING keeps only groups of three or more.</w:t>
+              <w:t xml:space="preserve">Listing all three models ignores HAVING: bot-b and bot-c each have one low rating, and HAVING keeps only groups of three or more.</w:t>
             </w:r>
           </w:p>
           <w:p>
@@ -18652,7 +18652,7 @@
                 <w:sz w:val="21"/>
                 <w:szCs w:val="21"/>
               </w:rPr>
-              <w:t xml:space="preserve">The handoff log holds a row whose conversation_id is NULL. For c1, NOT IN asks c1 &lt;&gt; 'c2' AND c1 &lt;&gt; 'c4' AND c1 &lt;&gt; NULL; the last comparison is unknown, so the whole condition is unknown and WHERE drops the row. Every conversation fails the same way, so the count is 0, and the lead cuts the budget of an assistant that resolved two of four, half. NOT EXISTS, or a LEFT JOIN kept where the handoff key IS NULL, returns 2. Run on PostgreSQL 16.13 on 30 September 2026.</w:t>
+              <w:t xml:space="preserve">The handoff log holds a row whose conversation_id is NULL. For c1, NOT IN asks c1 &lt;&gt; 'c2' AND c1 &lt;&gt; 'c4' AND c1 &lt;&gt; NULL; the last comparison is unknown, so the whole condition is unknown and WHERE drops the row. Every conversation fails the same way, so the count is 0, and the lead cuts the budget of an assistant that resolved two of four, half. NOT EXISTS, or a LEFT JOIN kept where the handoff key IS NULL, returns 2; Tuesday's chapter 4 named NOT IN as the anti-join to avoid for this reason. Run on PostgreSQL 16.14 on 1 October 2026.</w:t>
             </w:r>
           </w:p>
           <w:p>
@@ -18679,7 +18679,7 @@
                 <w:sz w:val="20"/>
                 <w:szCs w:val="20"/>
               </w:rPr>
-              <w:t xml:space="preserve">The answer NOT EXISTS gives; NOT IN against a list that holds a NULL can never be true.</w:t>
+              <w:t xml:space="preserve">2 is the count NOT EXISTS returns; NOT IN against a list that holds a NULL can never be true, so it returns none.</w:t>
             </w:r>
           </w:p>
           <w:p>
@@ -18733,7 +18733,7 @@
                 <w:sz w:val="20"/>
                 <w:szCs w:val="20"/>
               </w:rPr>
-              <w:t xml:space="preserve">Postgres raises nothing; the comparison with NULL is unknown and the rows are dropped without a word, so the review gets a figure, and the wrong one.</w:t>
+              <w:t xml:space="preserve">Postgres raises nothing: the comparison with NULL is unknown and the rows drop without a warning, so the review gets a wrong figure.</w:t>
             </w:r>
           </w:p>
           <w:p>
@@ -18881,7 +18881,7 @@
                 <w:sz w:val="21"/>
                 <w:szCs w:val="21"/>
               </w:rPr>
-              <w:t xml:space="preserve">With an ORDER BY and no frame, the window runs from the first row to the current row and its peers, the rows that tie on the ORDER BY. Calls 2 and 3 share 22 September, so both read the day's closing figure, 1200, and call 2 is routed although the total stood at 700 after it. Adding call_id to the window's ORDER BY gives each call its own step and routes call 3. Run on PostgreSQL 16.13 on 30 September 2026.</w:t>
+              <w:t xml:space="preserve">With an ORDER BY and no frame, the window runs from the first row to the current row and its peers, the rows that tie on the ORDER BY. Calls 2 and 3 share 22 September, so both read the day's closing figure, 1200, and call 2 is routed although the total stood at 700 after it, as the twelve orders of 22 July all read the day's close in Wednesday's chapter 5. Adding call_id to the window's ORDER BY gives each call its own step and routes call 3. Run on PostgreSQL 16.14 on 1 October 2026.</w:t>
             </w:r>
           </w:p>
           <w:p>
@@ -18908,7 +18908,7 @@
                 <w:sz w:val="20"/>
                 <w:szCs w:val="20"/>
               </w:rPr>
-              <w:t xml:space="preserve">The one-step-per-row reading, 400, 700, 1,200, which needs a unique ORDER BY such as day then call_id; with the date alone calls 2 and 3 are peers and share one figure.</w:t>
+              <w:t xml:space="preserve">Call 3 is the one-step-per-row reading, 400, 700, 1,200, which needs a unique ORDER BY such as day then call_id; with the date alone calls 2 and 3 are peers and share one figure.</w:t>
             </w:r>
           </w:p>
           <w:p>
@@ -18935,7 +18935,7 @@
                 <w:sz w:val="20"/>
                 <w:szCs w:val="20"/>
               </w:rPr>
-              <w:t xml:space="preserve">Reads each row as adding up only the days before its own, 0, 400, 400, 1,200; the default frame includes the current row and its peers, and a frame that stopped earlier would be written out.</w:t>
+              <w:t xml:space="preserve">Adding up only the days before each row's own gives 0, 400, 400, 1,200 and routes call 4; the default frame includes the current row and its peers, and a frame that stopped earlier would be written out.</w:t>
             </w:r>
           </w:p>
           <w:p>
@@ -18962,7 +18962,7 @@
                 <w:sz w:val="20"/>
                 <w:szCs w:val="20"/>
               </w:rPr>
-              <w:t xml:space="preserve">Reads the window as partitioned by day; with ORDER BY day and no PARTITION BY, the total runs across the days and reaches 1,200 on 22 September.</w:t>
+              <w:t xml:space="preserve">No call would be routed only if the window were partitioned by day; with ORDER BY day and no PARTITION BY, the total runs across the days and reaches 1,200 on 22 September.</w:t>
             </w:r>
           </w:p>
           <w:p>
@@ -19110,7 +19110,7 @@
                 <w:sz w:val="21"/>
                 <w:szCs w:val="21"/>
               </w:rPr>
-              <w:t xml:space="preserve">A distinct count does not add across days: U1 used the assistant on four days, so U1 is in four daily counts and once in the week's. The week's figure is its own COUNT(DISTINCT user_id) over the week's rows, 6, never the sum of the days, 16. On Kalpa's book, 244 buyers in April to June and 227 in July to September are 301 customers across both quarters, never 471.</w:t>
+              <w:t xml:space="preserve">A distinct count does not add across days: U1 used the assistant on four days, so U1 is in four daily counts and once in the week's. The week's figure is its own COUNT(DISTINCT user_id) over the week's rows, 6, never the sum of the days, 16. Monday's chapter 5 met the same rule on Kalpa's book: 244 buyers in April to June and 227 in July to September are 301 customers across both quarters, never 471.</w:t>
             </w:r>
           </w:p>
           <w:p>
@@ -19137,7 +19137,7 @@
                 <w:sz w:val="20"/>
                 <w:szCs w:val="20"/>
               </w:rPr>
-              <w:t xml:space="preserve">The seven daily counts added up; each day is distinct within the day, and across days the same users repeat, so the sum counts them again.</w:t>
+              <w:t xml:space="preserve">16 adds up the seven daily counts; each count is distinct within its day, and across days the same users repeat, so the sum counts them again.</w:t>
             </w:r>
           </w:p>
           <w:p>
@@ -19164,7 +19164,7 @@
                 <w:sz w:val="20"/>
                 <w:szCs w:val="20"/>
               </w:rPr>
-              <w:t xml:space="preserve">The average of the daily counts answers how many on a typical day, a different question from the week's reach.</w:t>
+              <w:t xml:space="preserve">The average of the daily counts, 2.3, answers how many use the assistant on a typical day, a different question from the week's reach.</w:t>
             </w:r>
           </w:p>
           <w:p>
@@ -19191,7 +19191,7 @@
                 <w:sz w:val="20"/>
                 <w:szCs w:val="20"/>
               </w:rPr>
-              <w:t xml:space="preserve">The busiest day's count answers how much the assistant must handle at once; the ask was the week's active users.</w:t>
+              <w:t xml:space="preserve">3, the busiest day's count, answers how much the assistant must handle at once, and the ask was the week's active users.</w:t>
             </w:r>
           </w:p>
           <w:p>
@@ -19410,7 +19410,7 @@
           <w:sz w:val="21"/>
           <w:szCs w:val="21"/>
         </w:rPr>
-        <w:t xml:space="preserve">Part 1, Anand's Monday numbers (6): Q1, Q2, Q3, Q4, Q5, Q6</w:t>
+        <w:t xml:space="preserve">Part 1, Can the warehouse give Anand Monday numbers that his analyst can audit line by line? (6): Q1, Q2, Q3, Q4, Q5, Q6</w:t>
       </w:r>
     </w:p>
     <w:p>
@@ -19429,7 +19429,7 @@
           <w:sz w:val="21"/>
           <w:szCs w:val="21"/>
         </w:rPr>
-        <w:t xml:space="preserve">Part 2, Booked against collected (5): Q7, Q8, Q9, Q10, Q11</w:t>
+        <w:t xml:space="preserve">Part 2, Can Anand sign what Kalpa collected against what it booked, with nothing lost or counted twice? (5): Q7, Q8, Q9, Q10, Q11</w:t>
       </w:r>
     </w:p>
     <w:p>
@@ -19448,7 +19448,7 @@
           <w:sz w:val="21"/>
           <w:szCs w:val="21"/>
         </w:rPr>
-        <w:t xml:space="preserve">Part 3, The protect list and the plan line (5): Q12, Q13, Q14, Q15, Q16</w:t>
+        <w:t xml:space="preserve">Part 3, Which members should Marketing protect and call, and did July to September keep pace with the plan? (5): Q12, Q13, Q14, Q15, Q16</w:t>
       </w:r>
     </w:p>
     <w:p>
@@ -19467,7 +19467,7 @@
           <w:sz w:val="21"/>
           <w:szCs w:val="21"/>
         </w:rPr>
-        <w:t xml:space="preserve">Part 4, One row per customer (4): Q17, Q18, Q19, Q20</w:t>
+        <w:t xml:space="preserve">Part 4, Can the growth team act on Monday's table of 340 customers without checking it first? (4): Q17, Q18, Q19, Q20</w:t>
       </w:r>
     </w:p>
     <w:p>
@@ -19486,7 +19486,7 @@
           <w:sz w:val="21"/>
           <w:szCs w:val="21"/>
         </w:rPr>
-        <w:t xml:space="preserve">Part 5, The last mile, and spreadsheets in public (7): Q21, Q22, Q23, Q24, Q25, Q26, Q27</w:t>
+        <w:t xml:space="preserve">Part 5, Which spreadsheet numbers can a director trust, in Monday's workbook and in three public cases? (7): Q21, Q22, Q23, Q24, Q25, Q26, Q27</w:t>
       </w:r>
     </w:p>
     <w:p>
@@ -19505,7 +19505,7 @@
           <w:sz w:val="21"/>
           <w:szCs w:val="21"/>
         </w:rPr>
-        <w:t xml:space="preserve">Part 6, Read the code, read the data: an AI team's tables (6): Q28, Q29, Q30, Q31, Q32, Q33</w:t>
+        <w:t xml:space="preserve">Part 6, Can a food-delivery company's AI team trust the numbers behind its model and budget decisions? (6): Q28, Q29, Q30, Q31, Q32, Q33</w:t>
       </w:r>
     </w:p>
     <w:p>
@@ -19575,7 +19575,7 @@
           <w:sz w:val="21"/>
           <w:szCs w:val="21"/>
         </w:rPr>
-        <w:t xml:space="preserve">Q4 (One correct option, Medium, [F]): Retail-Plus has 120 members on its books, and from July to September 76 of them ordered, spending Rs 4,13,380 between them. The head of Retail-Plus asks for the average spend per member on the books, and the analyst runs the query above. What does it print?</w:t>
+        <w:t xml:space="preserve">Q4 (One correct option, Medium, [F]): Retail-Plus has 120 members on its books, and from July to September 76 of them ordered, spending Rs 4,13,380 between them. The head of Retail-Plus asks for the average spend across all 120 members on the books, whether they ordered or not, and the analyst runs the query above. What does it print?</w:t>
       </w:r>
     </w:p>
     <w:p>
@@ -19689,7 +19689,7 @@
           <w:sz w:val="21"/>
           <w:szCs w:val="21"/>
         </w:rPr>
-        <w:t xml:space="preserve">Q10 (One correct option, Medium, [D]): It is the end of the reporting day, and Anand expects the report tonight. His rule for a late failure is to send what reconciles and hold what does not, and in each channel the gap, booked less collected, should equal the unpaid orders' booked value. What do you send?</w:t>
+        <w:t xml:space="preserve">Q10 (One correct option, Medium, [D]): It is the end of the reporting day, and Anand expects the report tonight. His rule for a check that fails this late: booked always leaves, because it ties to the orders table alone; a collected figure that does not reconcile never leaves, and an open line goes with the report, naming the failed check, what it means and when it will close. On this report a channel's collected reconciles when its gap, booked less collected, equals its unpaid orders' booked value. What do you send?</w:t>
       </w:r>
     </w:p>
     <w:p>
@@ -19727,7 +19727,7 @@
           <w:sz w:val="21"/>
           <w:szCs w:val="21"/>
         </w:rPr>
-        <w:t xml:space="preserve">Q12 (One correct option, Hard, [D]): Retail-Plus had 76 members who ordered from July to September. Sorted by their revenue for the quarter, highest first, the top 45 each spent a different amount, all above Rs 3,600, and rows 46 to 53 are in the table. The head of Retail-Plus sets the rule for the protect list: "If two members spent the same, rank them the same. Keep every member who spent at least as much as the fiftieth, and nobody who spent less." Which ranking gives that list, and how many members does it keep?</w:t>
+        <w:t xml:space="preserve">Q12 (One correct option, Hard, [D]): Retail-Plus had 76 members who ordered from July to September. Sorted by their revenue for the quarter, highest first, the top 45 each spent a different amount, all above Rs 3,600, and places 46 to 53 are in the table. The head of Retail-Plus set the rule for the protect list: "Ties matter. If two members spent the same, I want them ranked the same, and I want to know how many made the top fifty, not forty-nine because of a tie." The list keeps every member who spent at least as much as the fiftieth member in the table's order, and nobody who spent less. Which ranking gives that list, and how many members does it keep?</w:t>
       </w:r>
     </w:p>
     <w:p>
@@ -19784,7 +19784,7 @@
           <w:sz w:val="21"/>
           <w:szCs w:val="21"/>
         </w:rPr>
-        <w:t xml:space="preserve">Q16 (One correct option, Hard, [D]): The quarter closed at Rs 9,84,00,000 against a plan of Rs 9,83,99,990. Meera's chief of staff wants one line for Monday's front page on how it got there, and the figures above are all there is. Which line do they support?</w:t>
+        <w:t xml:space="preserve">Q16 (One correct option, Hard, [D]): The quarter closed at Rs 9,84,00,000 against a plan of Rs 9,83,99,990. Meera's chief of staff wants one sentence for Monday's front page on how it got there, and the figures above are all there is. Which sentence do they support?</w:t>
       </w:r>
     </w:p>
     <w:p>
@@ -19822,7 +19822,7 @@
           <w:sz w:val="21"/>
           <w:szCs w:val="21"/>
         </w:rPr>
-        <w:t xml:space="preserve">Q18 (Scenario set, Hard, [D]): Marketing's rule is one exposure per customer, the first by date, and the sale's report credits the sale with every order a customer places from that exposure on. Which exposure does the step above keep for C-0001, and what does the report make of C-0001's orders?</w:t>
+        <w:t xml:space="preserve">Q18 (Scenario set, Hard, [D]): The growth team's rule is one exposure per customer, the first by date, and the sale's report credits the sale with every order a customer places from that exposure on. Which exposure does the step above keep for C-0001, and what does the report make of C-0001's orders?</w:t>
       </w:r>
     </w:p>
     <w:p>
@@ -19860,7 +19860,7 @@
           <w:sz w:val="21"/>
           <w:szCs w:val="21"/>
         </w:rPr>
-        <w:t xml:space="preserve">Q20 (One correct option, Hard, [D]): Gene symbols are the short names genes go by in papers and databases. Ziemann and colleagues found that Excel's default settings turn some symbols into dates, and that about a fifth of genomics papers with Excel gene lists carried such errors (Genome Biology, 2016). The code above merges a lab's list, after a trip through Excel, onto the lab's reference table of panels. What does it print?</w:t>
+        <w:t xml:space="preserve">Q20 (One correct option, Hard, [D]): Gene symbols are the short names genes go by in papers and databases. Ziemann and colleagues found that Excel's default settings turn some symbols into dates, and that about a fifth of genomics papers with Excel gene lists carried such errors (Genome Biology, 2016). The code above merges a lab's list, after a trip through Excel, onto the lab's reference table of panels, the sets of genes it tests together. What does it print?</w:t>
       </w:r>
     </w:p>
     <w:p>
@@ -19879,7 +19879,7 @@
           <w:sz w:val="21"/>
           <w:szCs w:val="21"/>
         </w:rPr>
-        <w:t xml:space="preserve">Q21 (Match the following, Medium, [F]): Find any member by member code, and print a plain message for an unknown code</w:t>
+        <w:t xml:space="preserve">Q21 (Match the following, Medium, [F]): Find any member by id, and print a plain message for an unknown id</w:t>
       </w:r>
     </w:p>
     <w:p>
@@ -19955,7 +19955,7 @@
           <w:sz w:val="21"/>
           <w:szCs w:val="21"/>
         </w:rPr>
-        <w:t xml:space="preserve">Q25 (Applied maths, Hard, [F]): In 2013 Herndon, Ash and Pollin rebuilt an influential 2010 paper by Reinhart and Rogoff from the authors' own working spreadsheet, and found that the paper's average growth for countries with public debt over 90 percent of GDP, published as -0.1 percent, was 2.2 percent when properly calculated (PERI working paper 322, 2013). The illustrative sheet above goes to a review today. What does it report for the two columns, what do the six countries' figures give, and does its comparison hold? Show the working.</w:t>
+        <w:t xml:space="preserve">Q25 (Applied maths, Hard, [F]): In 2013 Herndon, Ash and Pollin rebuilt an influential 2010 paper by Reinhart and Rogoff from the authors' own working spreadsheet, and found that the paper's average growth for countries with public debt over 90 percent of GDP, the value of everything a country produces in a year, published as -0.1 percent, was 2.2 percent when properly calculated (PERI working paper 322, 2013). The illustrative sheet above goes to a review today. What does it report for the two columns, what do the six countries' figures give, and does its comparison hold? Show the working.</w:t>
       </w:r>
     </w:p>
     <w:p>
@@ -20107,7 +20107,7 @@
           <w:sz w:val="21"/>
           <w:szCs w:val="21"/>
         </w:rPr>
-        <w:t xml:space="preserve">Q33 (One correct option, Medium, [F]): The product manager wants the week's active users for the deck. Which number goes on the slide?</w:t>
+        <w:t xml:space="preserve">Q33 (One correct option, Medium, [F]): The product lead wants the week's active users for the deck. Which number goes on the slide?</w:t>
       </w:r>
     </w:p>
     <w:p>
@@ -20291,7 +20291,7 @@
           <w:sz w:val="21"/>
           <w:szCs w:val="21"/>
         </w:rPr>
-        <w:t xml:space="preserve">Bank 10 (True or false, Easy, Mon), folded into Q30: The item's reason gives the logical order in full, with SELECT after WHERE, GROUP BY and HAVING, and the query runs in it.</w:t>
+        <w:t xml:space="preserve">Bank 10 (True or false, Easy, Mon), folded into Q30: The item's reason gives Monday's run order in full, with SELECT after WHERE, GROUP BY and HAVING, and the query runs in it.</w:t>
       </w:r>
     </w:p>
     <w:p>
@@ -20443,7 +20443,7 @@
           <w:sz w:val="21"/>
           <w:szCs w:val="21"/>
         </w:rPr>
-        <w:t xml:space="preserve">Bank 18 (One correct option, Easy, Mon), folded into Q30: The logical order the item's reason gives starts with FROM, the clause bank 18 asks for.</w:t>
+        <w:t xml:space="preserve">Bank 18 (One correct option, Easy, Mon), folded into Q30: The run order the item's reason gives starts with FROM, the clause bank 18 asks for.</w:t>
       </w:r>
     </w:p>
     <w:p>
@@ -20538,7 +20538,7 @@
           <w:sz w:val="21"/>
           <w:szCs w:val="21"/>
         </w:rPr>
-        <w:t xml:space="preserve">Bank 23 (One correct option, Medium, Tue), folded into Q8: The step the item leaves out drops every order with two payment rows, which is what HAVING count(*) &gt; 1 by order finds; the reason gives the 216 orders it lists against the 28 repeats that grouping by order and instalment lists.</w:t>
+        <w:t xml:space="preserve">Bank 23 (One correct option, Medium, Tue), folded into Q8: The step the item leaves out drops every order with two payment rows, which is what HAVING count(*) &gt; 1 by order finds; the reason gives the 216 orders it lists against the 28 retries that grouping by order and instalment lists.</w:t>
       </w:r>
     </w:p>
     <w:p>
@@ -20671,7 +20671,7 @@
           <w:sz w:val="21"/>
           <w:szCs w:val="21"/>
         </w:rPr>
-        <w:t xml:space="preserve">Bank 31 (One correct option, Medium, Fri), folded into Q21: The match row asks for the lookup that says so when a code is missing, with VLOOKUP's default approximate match as the spare beside it.</w:t>
+        <w:t xml:space="preserve">Bank 31 (One correct option, Medium, Fri), folded into Q21: The match row asks for the lookup that says so when an id is missing, with VLOOKUP's default approximate match as the spare beside it.</w:t>
       </w:r>
     </w:p>
     <w:p>
@@ -20823,7 +20823,7 @@
           <w:sz w:val="21"/>
           <w:szCs w:val="21"/>
         </w:rPr>
-        <w:t xml:space="preserve">Bank 39 (More than one correct, Medium, Fri), folded into Q16: The front-page line must carry its period and its comparison; the stem gives the close against plan, and the options differ on the path that led there.</w:t>
+        <w:t xml:space="preserve">Bank 39 (More than one correct, Medium, Fri), folded into Q16: The front-page sentence must carry its period and its comparison; the stem gives the close against plan, and the options differ on the path that led there.</w:t>
       </w:r>
     </w:p>
     <w:p>
@@ -20899,7 +20899,7 @@
           <w:sz w:val="21"/>
           <w:szCs w:val="21"/>
         </w:rPr>
-        <w:t xml:space="preserve">Bank 43 (Scenario set, Medium, Tue), folded into Q8: Dropping the repeats before the sum is the item's first step, because a plain SUM counts each repeat twice.</w:t>
+        <w:t xml:space="preserve">Bank 43 (Scenario set, Medium, Tue), folded into Q8: Dropping each retry's second row before the sum is the item's first step, because a plain SUM counts each retry twice.</w:t>
       </w:r>
     </w:p>
     <w:p>
@@ -21089,7 +21089,7 @@
           <w:sz w:val="21"/>
           <w:szCs w:val="21"/>
         </w:rPr>
-        <w:t xml:space="preserve">Bank 53 (Applied maths, Medium, Tue), folded into Q8: The Rs 20,750 the repeats add to a plain SUM is why the item's first step comes first.</w:t>
+        <w:t xml:space="preserve">Bank 53 (Applied maths, Medium, Tue), folded into Q8: The Rs 20,750 the retries add to a plain SUM is why the item's first step comes first.</w:t>
       </w:r>
     </w:p>
     <w:p>
@@ -21165,7 +21165,7 @@
           <w:sz w:val="21"/>
           <w:szCs w:val="21"/>
         </w:rPr>
-        <w:t xml:space="preserve">Bank 57 (Order the steps, Medium, Mon), folded into Q30: Ordering the six clauses is tested by use, since the item's query runs WHERE, GROUP BY and HAVING in their logical order, and its reason gives the whole order; printed beside the item, the ordering drill would hand over the step it tests.</w:t>
+        <w:t xml:space="preserve">Bank 57 (Order the steps, Medium, Mon), folded into Q30: Ordering the six clauses is tested by use, since the item's query runs WHERE, GROUP BY and HAVING in the run order, and its reason gives the whole order; printed beside the item, the ordering drill would hand over the step it tests.</w:t>
       </w:r>
     </w:p>
     <w:p>
@@ -21512,7 +21512,7 @@
           <w:sz w:val="21"/>
           <w:szCs w:val="21"/>
         </w:rPr>
-        <w:t xml:space="preserve">The payment's date decides collected's week, where the order's date decides booked's, so an order paid in two instalments adds to collected in two different weeks. A weekly gap between booked and collected is then timing as well as unpaid orders, and the report says so beside the weekly figures.</w:t>
+        <w:t xml:space="preserve">The payment's date decides collected's week, where the order's date decides booked's, so an order paid in two instalments adds to collected in whichever weeks its instalments arrive, and an order placed at the end of one week and paid in the next books in one week and collects in the other. On Kalpa's book every paid order was paid within two days of its order, both instalments on the same day, yet 169 of the 648 payment rows on July to September orders land in a different week from their order. A weekly gap between booked and collected is then timing as well as unpaid orders, and the report says so beside the weekly figures.</w:t>
       </w:r>
     </w:p>
     <w:p>
@@ -21538,7 +21538,7 @@
           <w:sz w:val="21"/>
           <w:szCs w:val="21"/>
         </w:rPr>
-        <w:t xml:space="preserve">One row per member with each quarter's spend, kept only where both quarters have an order, then the change member by member and in total, with the count of such members beside it. Members who ordered in one quarter only answer a different question, about who lapsed and who arrived, so they go in their own line and never into the average change.</w:t>
+        <w:t xml:space="preserve">One row per member with each quarter's spend, kept only where both quarters have an order, then the change member by member and in total, with the count of such members beside it, 60 of the 107 Retail-Plus members who bought on Kalpa's book. Members who ordered in one quarter only answer a different question, about who lapsed and who arrived, so they go in their own line and never into the average change.</w:t>
       </w:r>
     </w:p>
     <w:p>
@@ -28861,8 +28861,8 @@
       </w:tr>
     </w:tbl>
     <w:sectPr>
-      <w:headerReference w:type="default" r:id="rId7"/>
-      <w:footerReference w:type="default" r:id="rId8"/>
+      <w:headerReference w:type="default" r:id="rId6"/>
+      <w:footerReference w:type="default" r:id="rId7"/>
       <w:pgSz w:w="11906" w:h="16838" w:orient="portrait"/>
       <w:pgMar w:top="900" w:right="1053" w:bottom="900" w:left="1053" w:header="500" w:footer="500" w:gutter="0"/>
       <w:pgNumType/>
@@ -28870,10 +28870,6 @@
     </w:sectPr>
   </w:body>
 </w:document>
-</file>
-
-<file path=word/comments.xml><?xml version="1.0" encoding="utf-8"?>
-<w:comments xmlns:cx="http://schemas.microsoft.com/office/drawing/2014/chartex" xmlns:cx1="http://schemas.microsoft.com/office/drawing/2015/9/8/chartex" xmlns:cx2="http://schemas.microsoft.com/office/drawing/2015/10/21/chartex" xmlns:cx3="http://schemas.microsoft.com/office/drawing/2016/5/9/chartex" xmlns:cx4="http://schemas.microsoft.com/office/drawing/2016/5/10/chartex" xmlns:cx5="http://schemas.microsoft.com/office/drawing/2016/5/11/chartex" xmlns:cx6="http://schemas.microsoft.com/office/drawing/2016/5/12/chartex" xmlns:cx7="http://schemas.microsoft.com/office/drawing/2016/5/13/chartex" xmlns:cx8="http://schemas.microsoft.com/office/drawing/2016/5/14/chartex" xmlns:mc="http://schemas.openxmlformats.org/markup-compatibility/2006" xmlns:aink="http://schemas.microsoft.com/office/drawing/2016/ink" xmlns:am3d="http://schemas.microsoft.com/office/drawing/2017/model3d" xmlns:o="urn:schemas-microsoft-com:office:office" xmlns:r="http://schemas.openxmlformats.org/officeDocument/2006/relationships" xmlns:m="http://schemas.openxmlformats.org/officeDocument/2006/math" xmlns:v="urn:schemas-microsoft-com:vml" xmlns:wp14="http://schemas.microsoft.com/office/word/2010/wordprocessingDrawing" xmlns:wp="http://schemas.openxmlformats.org/drawingml/2006/wordprocessingDrawing" xmlns:w10="urn:schemas-microsoft-com:office:word" xmlns:w="http://schemas.openxmlformats.org/wordprocessingml/2006/main" xmlns:w14="http://schemas.microsoft.com/office/word/2010/wordml" xmlns:w15="http://schemas.microsoft.com/office/word/2012/wordml" xmlns:w16cex="http://schemas.microsoft.com/office/word/2018/wordml/cex" xmlns:w16cid="http://schemas.microsoft.com/office/word/2016/wordml/cid" xmlns:w16="http://schemas.microsoft.com/office/word/2018/wordml" xmlns:w16sdtdh="http://schemas.microsoft.com/office/word/2020/wordml/sdtdatahash" xmlns:w16se="http://schemas.microsoft.com/office/word/2015/wordml/symex" xmlns:wpg="http://schemas.microsoft.com/office/word/2010/wordprocessingGroup" xmlns:wpi="http://schemas.microsoft.com/office/word/2010/wordprocessingInk" xmlns:wne="http://schemas.microsoft.com/office/word/2006/wordml" xmlns:wps="http://schemas.microsoft.com/office/word/2010/wordprocessingShape"/>
 </file>
 
 <file path=word/endnotes.xml><?xml version="1.0" encoding="utf-8"?>
@@ -29028,7 +29024,7 @@
 <w:numbering xmlns:wpc="http://schemas.microsoft.com/office/word/2010/wordprocessingCanvas" xmlns:mc="http://schemas.openxmlformats.org/markup-compatibility/2006" xmlns:o="urn:schemas-microsoft-com:office:office" xmlns:r="http://schemas.openxmlformats.org/officeDocument/2006/relationships" xmlns:m="http://schemas.openxmlformats.org/officeDocument/2006/math" xmlns:v="urn:schemas-microsoft-com:vml" xmlns:wp14="http://schemas.microsoft.com/office/word/2010/wordprocessingDrawing" xmlns:wp="http://schemas.openxmlformats.org/drawingml/2006/wordprocessingDrawing" xmlns:w10="urn:schemas-microsoft-com:office:word" xmlns:w="http://schemas.openxmlformats.org/wordprocessingml/2006/main" xmlns:w14="http://schemas.microsoft.com/office/word/2010/wordml" xmlns:w15="http://schemas.microsoft.com/office/word/2012/wordml" xmlns:wpg="http://schemas.microsoft.com/office/word/2010/wordprocessingGroup" xmlns:wpi="http://schemas.microsoft.com/office/word/2010/wordprocessingInk" xmlns:wne="http://schemas.microsoft.com/office/word/2006/wordml" xmlns:wps="http://schemas.microsoft.com/office/word/2010/wordprocessingShape" mc:Ignorable="w14 w15 wp14">
   <w:abstractNum w:abstractNumId="1" w15:restartNumberingAfterBreak="0">
     <w:multiLevelType w:val="hybridMultilevel"/>
-    <w:lvl w:ilvl="0" w15:tentative="1">
+    <w:lvl w:ilvl="0" w:tentative="1">
       <w:start w:val="1"/>
       <w:numFmt w:val="bullet"/>
       <w:lvlText w:val="●"/>
@@ -29037,7 +29033,7 @@
         <w:ind w:left="720" w:hanging="360"/>
       </w:pPr>
     </w:lvl>
-    <w:lvl w:ilvl="1" w15:tentative="1">
+    <w:lvl w:ilvl="1" w:tentative="1">
       <w:start w:val="1"/>
       <w:numFmt w:val="bullet"/>
       <w:lvlText w:val="○"/>
@@ -29046,7 +29042,7 @@
         <w:ind w:left="1440" w:hanging="360"/>
       </w:pPr>
     </w:lvl>
-    <w:lvl w:ilvl="2" w15:tentative="1">
+    <w:lvl w:ilvl="2" w:tentative="1">
       <w:start w:val="1"/>
       <w:numFmt w:val="bullet"/>
       <w:lvlText w:val="■"/>
@@ -29055,7 +29051,7 @@
         <w:ind w:left="2160" w:hanging="360"/>
       </w:pPr>
     </w:lvl>
-    <w:lvl w:ilvl="3" w15:tentative="1">
+    <w:lvl w:ilvl="3" w:tentative="1">
       <w:start w:val="1"/>
       <w:numFmt w:val="bullet"/>
       <w:lvlText w:val="●"/>
@@ -29064,7 +29060,7 @@
         <w:ind w:left="2880" w:hanging="360"/>
       </w:pPr>
     </w:lvl>
-    <w:lvl w:ilvl="4" w15:tentative="1">
+    <w:lvl w:ilvl="4" w:tentative="1">
       <w:start w:val="1"/>
       <w:numFmt w:val="bullet"/>
       <w:lvlText w:val="○"/>
@@ -29073,7 +29069,7 @@
         <w:ind w:left="3600" w:hanging="360"/>
       </w:pPr>
     </w:lvl>
-    <w:lvl w:ilvl="5" w15:tentative="1">
+    <w:lvl w:ilvl="5" w:tentative="1">
       <w:start w:val="1"/>
       <w:numFmt w:val="bullet"/>
       <w:lvlText w:val="■"/>
@@ -29082,7 +29078,7 @@
         <w:ind w:left="4320" w:hanging="360"/>
       </w:pPr>
     </w:lvl>
-    <w:lvl w:ilvl="6" w15:tentative="1">
+    <w:lvl w:ilvl="6" w:tentative="1">
       <w:start w:val="1"/>
       <w:numFmt w:val="bullet"/>
       <w:lvlText w:val="●"/>
@@ -29091,7 +29087,7 @@
         <w:ind w:left="5040" w:hanging="360"/>
       </w:pPr>
     </w:lvl>
-    <w:lvl w:ilvl="7" w15:tentative="1">
+    <w:lvl w:ilvl="7" w:tentative="1">
       <w:start w:val="1"/>
       <w:numFmt w:val="bullet"/>
       <w:lvlText w:val="●"/>
@@ -29100,7 +29096,7 @@
         <w:ind w:left="5760" w:hanging="360"/>
       </w:pPr>
     </w:lvl>
-    <w:lvl w:ilvl="8" w15:tentative="1">
+    <w:lvl w:ilvl="8" w:tentative="1">
       <w:start w:val="1"/>
       <w:numFmt w:val="bullet"/>
       <w:lvlText w:val="●"/>
@@ -29112,11 +29108,11 @@
   </w:abstractNum>
   <w:abstractNum w:abstractNumId="2" w15:restartNumberingAfterBreak="0">
     <w:multiLevelType w:val="hybridMultilevel"/>
-    <w:lvl w:ilvl="0" w15:tentative="1">
+    <w:lvl w:ilvl="0" w:tentative="1">
       <w:start w:val="1"/>
       <w:numFmt w:val="decimal"/>
       <w:lvlText w:val="%1."/>
-      <w:lvlJc w:val="start"/>
+      <w:lvlJc w:val="left"/>
       <w:pPr>
         <w:ind w:left="400" w:hanging="300"/>
       </w:pPr>
@@ -29124,11 +29120,11 @@
   </w:abstractNum>
   <w:abstractNum w:abstractNumId="3" w15:restartNumberingAfterBreak="0">
     <w:multiLevelType w:val="hybridMultilevel"/>
-    <w:lvl w:ilvl="0" w15:tentative="1">
+    <w:lvl w:ilvl="0" w:tentative="1">
       <w:start w:val="1"/>
       <w:numFmt w:val="bullet"/>
       <w:lvlText w:val="•"/>
-      <w:lvlJc w:val="start"/>
+      <w:lvlJc w:val="left"/>
       <w:pPr>
         <w:ind w:left="400" w:hanging="300"/>
       </w:pPr>
@@ -29168,6 +29164,10 @@
     </w:rPrDefault>
     <w:pPrDefault/>
   </w:docDefaults>
+  <w:style w:type="paragraph" w:styleId="Normal" w:default="1">
+    <w:name w:val="Normal"/>
+    <w:qFormat/>
+  </w:style>
   <w:style w:type="paragraph" w:styleId="Title">
     <w:name w:val="Title"/>
     <w:basedOn w:val="Normal"/>
@@ -29340,4 +29340,294 @@
     </w:rPr>
   </w:style>
 </w:styles>
+</file>
+
+<file path=word/theme/theme1.xml><?xml version="1.0" encoding="utf-8"?>
+<a:theme xmlns:a="http://schemas.openxmlformats.org/drawingml/2006/main" name="Office Theme">
+  <a:themeElements>
+    <a:clrScheme name="Office">
+      <a:dk1>
+        <a:sysClr val="windowText" lastClr="000000"/>
+      </a:dk1>
+      <a:lt1>
+        <a:sysClr val="window" lastClr="FFFFFF"/>
+      </a:lt1>
+      <a:dk2>
+        <a:srgbClr val="44546A"/>
+      </a:dk2>
+      <a:lt2>
+        <a:srgbClr val="E7E6E6"/>
+      </a:lt2>
+      <a:accent1>
+        <a:srgbClr val="4472C4"/>
+      </a:accent1>
+      <a:accent2>
+        <a:srgbClr val="ED7D31"/>
+      </a:accent2>
+      <a:accent3>
+        <a:srgbClr val="A5A5A5"/>
+      </a:accent3>
+      <a:accent4>
+        <a:srgbClr val="FFC000"/>
+      </a:accent4>
+      <a:accent5>
+        <a:srgbClr val="5B9BD5"/>
+      </a:accent5>
+      <a:accent6>
+        <a:srgbClr val="70AD47"/>
+      </a:accent6>
+      <a:hlink>
+        <a:srgbClr val="0563C1"/>
+      </a:hlink>
+      <a:folHlink>
+        <a:srgbClr val="954F72"/>
+      </a:folHlink>
+    </a:clrScheme>
+    <a:fontScheme name="Office">
+      <a:majorFont>
+        <a:latin typeface="Calibri Light" panose="020F0302020204030204"/>
+        <a:ea typeface=""/>
+        <a:cs typeface=""/>
+        <a:font script="Jpan" typeface="游ゴシック Light"/>
+        <a:font script="Hang" typeface="맑은 고딕"/>
+        <a:font script="Hans" typeface="等线 Light"/>
+        <a:font script="Hant" typeface="新細明體"/>
+        <a:font script="Arab" typeface="Times New Roman"/>
+        <a:font script="Hebr" typeface="Times New Roman"/>
+        <a:font script="Thai" typeface="Angsana New"/>
+        <a:font script="Ethi" typeface="Nyala"/>
+        <a:font script="Beng" typeface="Vrinda"/>
+        <a:font script="Gujr" typeface="Shruti"/>
+        <a:font script="Khmr" typeface="MoolBoran"/>
+        <a:font script="Knda" typeface="Tunga"/>
+        <a:font script="Guru" typeface="Raavi"/>
+        <a:font script="Cans" typeface="Euphemia"/>
+        <a:font script="Cher" typeface="Plantagenet Cherokee"/>
+        <a:font script="Yiii" typeface="Microsoft Yi Baiti"/>
+        <a:font script="Tibt" typeface="Microsoft Himalaya"/>
+        <a:font script="Thaa" typeface="MV Boli"/>
+        <a:font script="Deva" typeface="Mangal"/>
+        <a:font script="Telu" typeface="Gautami"/>
+        <a:font script="Taml" typeface="Latha"/>
+        <a:font script="Syrc" typeface="Estrangelo Edessa"/>
+        <a:font script="Orya" typeface="Kalinga"/>
+        <a:font script="Mlym" typeface="Kartika"/>
+        <a:font script="Laoo" typeface="DokChampa"/>
+        <a:font script="Sinh" typeface="Iskoola Pota"/>
+        <a:font script="Mong" typeface="Mongolian Baiti"/>
+        <a:font script="Viet" typeface="Times New Roman"/>
+        <a:font script="Uigh" typeface="Microsoft Uighur"/>
+        <a:font script="Geor" typeface="Sylfaen"/>
+        <a:font script="Armn" typeface="Arial"/>
+        <a:font script="Bugi" typeface="Leelawadee UI"/>
+        <a:font script="Bopo" typeface="Microsoft JhengHei"/>
+        <a:font script="Java" typeface="Javanese Text"/>
+        <a:font script="Lisu" typeface="Segoe UI"/>
+        <a:font script="Mymr" typeface="Myanmar Text"/>
+        <a:font script="Nkoo" typeface="Ebrima"/>
+        <a:font script="Olck" typeface="Nirmala UI"/>
+        <a:font script="Osma" typeface="Ebrima"/>
+        <a:font script="Phag" typeface="Phagspa"/>
+        <a:font script="Syrn" typeface="Estrangelo Edessa"/>
+        <a:font script="Syrj" typeface="Estrangelo Edessa"/>
+        <a:font script="Syre" typeface="Estrangelo Edessa"/>
+        <a:font script="Sora" typeface="Nirmala UI"/>
+        <a:font script="Tale" typeface="Microsoft Tai Le"/>
+        <a:font script="Talu" typeface="Microsoft New Tai Lue"/>
+        <a:font script="Tfng" typeface="Ebrima"/>
+      </a:majorFont>
+      <a:minorFont>
+        <a:latin typeface="Calibri" panose="020F0502020204030204"/>
+        <a:ea typeface=""/>
+        <a:cs typeface=""/>
+        <a:font script="Jpan" typeface="游明朝"/>
+        <a:font script="Hang" typeface="맑은 고딕"/>
+        <a:font script="Hans" typeface="等线"/>
+        <a:font script="Hant" typeface="新細明體"/>
+        <a:font script="Arab" typeface="Arial"/>
+        <a:font script="Hebr" typeface="Arial"/>
+        <a:font script="Thai" typeface="Cordia New"/>
+        <a:font script="Ethi" typeface="Nyala"/>
+        <a:font script="Beng" typeface="Vrinda"/>
+        <a:font script="Gujr" typeface="Shruti"/>
+        <a:font script="Khmr" typeface="DaunPenh"/>
+        <a:font script="Knda" typeface="Tunga"/>
+        <a:font script="Guru" typeface="Raavi"/>
+        <a:font script="Cans" typeface="Euphemia"/>
+        <a:font script="Cher" typeface="Plantagenet Cherokee"/>
+        <a:font script="Yiii" typeface="Microsoft Yi Baiti"/>
+        <a:font script="Tibt" typeface="Microsoft Himalaya"/>
+        <a:font script="Thaa" typeface="MV Boli"/>
+        <a:font script="Deva" typeface="Mangal"/>
+        <a:font script="Telu" typeface="Gautami"/>
+        <a:font script="Taml" typeface="Latha"/>
+        <a:font script="Syrc" typeface="Estrangelo Edessa"/>
+        <a:font script="Orya" typeface="Kalinga"/>
+        <a:font script="Mlym" typeface="Kartika"/>
+        <a:font script="Laoo" typeface="DokChampa"/>
+        <a:font script="Sinh" typeface="Iskoola Pota"/>
+        <a:font script="Mong" typeface="Mongolian Baiti"/>
+        <a:font script="Viet" typeface="Arial"/>
+        <a:font script="Uigh" typeface="Microsoft Uighur"/>
+        <a:font script="Geor" typeface="Sylfaen"/>
+        <a:font script="Armn" typeface="Arial"/>
+        <a:font script="Bugi" typeface="Leelawadee UI"/>
+        <a:font script="Bopo" typeface="Microsoft JhengHei"/>
+        <a:font script="Java" typeface="Javanese Text"/>
+        <a:font script="Lisu" typeface="Segoe UI"/>
+        <a:font script="Mymr" typeface="Myanmar Text"/>
+        <a:font script="Nkoo" typeface="Ebrima"/>
+        <a:font script="Olck" typeface="Nirmala UI"/>
+        <a:font script="Osma" typeface="Ebrima"/>
+        <a:font script="Phag" typeface="Phagspa"/>
+        <a:font script="Syrn" typeface="Estrangelo Edessa"/>
+        <a:font script="Syrj" typeface="Estrangelo Edessa"/>
+        <a:font script="Syre" typeface="Estrangelo Edessa"/>
+        <a:font script="Sora" typeface="Nirmala UI"/>
+        <a:font script="Tale" typeface="Microsoft Tai Le"/>
+        <a:font script="Talu" typeface="Microsoft New Tai Lue"/>
+        <a:font script="Tfng" typeface="Ebrima"/>
+      </a:minorFont>
+    </a:fontScheme>
+    <a:fmtScheme name="Office">
+      <a:fillStyleLst>
+        <a:solidFill>
+          <a:schemeClr val="phClr"/>
+        </a:solidFill>
+        <a:gradFill rotWithShape="true">
+          <a:gsLst>
+            <a:gs pos="0">
+              <a:schemeClr val="phClr">
+                <a:lumMod val="110000"/>
+                <a:satMod val="105000"/>
+                <a:tint val="67000"/>
+              </a:schemeClr>
+            </a:gs>
+            <a:gs pos="50000">
+              <a:schemeClr val="phClr">
+                <a:lumMod val="105000"/>
+                <a:satMod val="103000"/>
+                <a:tint val="73000"/>
+              </a:schemeClr>
+            </a:gs>
+            <a:gs pos="100000">
+              <a:schemeClr val="phClr">
+                <a:lumMod val="105000"/>
+                <a:satMod val="109000"/>
+                <a:tint val="81000"/>
+              </a:schemeClr>
+            </a:gs>
+          </a:gsLst>
+          <a:lin ang="5400000" scaled="false"/>
+        </a:gradFill>
+        <a:gradFill rotWithShape="true">
+          <a:gsLst>
+            <a:gs pos="0">
+              <a:schemeClr val="phClr">
+                <a:satMod val="103000"/>
+                <a:lumMod val="102000"/>
+                <a:tint val="94000"/>
+              </a:schemeClr>
+            </a:gs>
+            <a:gs pos="50000">
+              <a:schemeClr val="phClr">
+                <a:satMod val="110000"/>
+                <a:lumMod val="100000"/>
+                <a:shade val="100000"/>
+              </a:schemeClr>
+            </a:gs>
+            <a:gs pos="100000">
+              <a:schemeClr val="phClr">
+                <a:lumMod val="99000"/>
+                <a:satMod val="120000"/>
+                <a:shade val="78000"/>
+              </a:schemeClr>
+            </a:gs>
+          </a:gsLst>
+          <a:lin ang="5400000" scaled="false"/>
+        </a:gradFill>
+      </a:fillStyleLst>
+      <a:lnStyleLst>
+        <a:ln w="6350" cap="flat" cmpd="sng" algn="ctr">
+          <a:solidFill>
+            <a:schemeClr val="phClr"/>
+          </a:solidFill>
+          <a:prstDash val="solid"/>
+          <a:miter lim="800000"/>
+        </a:ln>
+        <a:ln w="12700" cap="flat" cmpd="sng" algn="ctr">
+          <a:solidFill>
+            <a:schemeClr val="phClr"/>
+          </a:solidFill>
+          <a:prstDash val="solid"/>
+          <a:miter lim="800000"/>
+        </a:ln>
+        <a:ln w="19050" cap="flat" cmpd="sng" algn="ctr">
+          <a:solidFill>
+            <a:schemeClr val="phClr"/>
+          </a:solidFill>
+          <a:prstDash val="solid"/>
+          <a:miter lim="800000"/>
+        </a:ln>
+      </a:lnStyleLst>
+      <a:effectStyleLst>
+        <a:effectStyle>
+          <a:effectLst/>
+        </a:effectStyle>
+        <a:effectStyle>
+          <a:effectLst/>
+        </a:effectStyle>
+        <a:effectStyle>
+          <a:effectLst>
+            <a:outerShdw blurRad="57150" dist="19050" dir="5400000" algn="ctr" rotWithShape="false">
+              <a:srgbClr val="000000">
+                <a:alpha val="63000"/>
+              </a:srgbClr>
+            </a:outerShdw>
+          </a:effectLst>
+        </a:effectStyle>
+      </a:effectStyleLst>
+      <a:bgFillStyleLst>
+        <a:solidFill>
+          <a:schemeClr val="phClr"/>
+        </a:solidFill>
+        <a:solidFill>
+          <a:schemeClr val="phClr">
+            <a:tint val="95000"/>
+            <a:satMod val="170000"/>
+          </a:schemeClr>
+        </a:solidFill>
+        <a:gradFill rotWithShape="true">
+          <a:gsLst>
+            <a:gs pos="0">
+              <a:schemeClr val="phClr">
+                <a:tint val="93000"/>
+                <a:satMod val="150000"/>
+                <a:shade val="98000"/>
+                <a:lumMod val="102000"/>
+              </a:schemeClr>
+            </a:gs>
+            <a:gs pos="50000">
+              <a:schemeClr val="phClr">
+                <a:tint val="98000"/>
+                <a:satMod val="130000"/>
+                <a:shade val="90000"/>
+                <a:lumMod val="103000"/>
+              </a:schemeClr>
+            </a:gs>
+            <a:gs pos="100000">
+              <a:schemeClr val="phClr">
+                <a:shade val="63000"/>
+                <a:satMod val="120000"/>
+              </a:schemeClr>
+            </a:gs>
+          </a:gsLst>
+          <a:lin ang="5400000" scaled="false"/>
+        </a:gradFill>
+      </a:bgFillStyleLst>
+    </a:fmtScheme>
+  </a:themeElements>
+  <a:objectDefaults/>
+  <a:extraClrSchemeLst/>
+</a:theme>
 </file>
--- a/content/W02/SAT/answer-key/C2_W02_SAT_answer_key_TRAINER.docx
+++ b/content/W02/SAT/answer-key/C2_W02_SAT_answer_key_TRAINER.docx
@@ -1454,7 +1454,7 @@
                 <w:sz w:val="18"/>
                 <w:szCs w:val="18"/>
               </w:rPr>
-              <w:t xml:space="preserve">Can the growth team act on Monday's table of 340 customers without checking it first?</w:t>
+              <w:t xml:space="preserve">What must Monday's customer table check before the growth team acts on it?</w:t>
             </w:r>
           </w:p>
         </w:tc>
@@ -1745,7 +1745,7 @@
                 <w:sz w:val="18"/>
                 <w:szCs w:val="18"/>
               </w:rPr>
-              <w:t xml:space="preserve">Which spreadsheet numbers can a director trust, in Monday's workbook and in three public cases?</w:t>
+              <w:t xml:space="preserve">Which numbers in Monday's workbook can a director trust, and where did three public cases go wrong?</w:t>
             </w:r>
           </w:p>
         </w:tc>
@@ -1817,7 +1817,7 @@
                 <w:sz w:val="18"/>
                 <w:szCs w:val="18"/>
               </w:rPr>
-              <w:t xml:space="preserve">whether you can build the workbook a director changes in the room and catch a spreadsheet's silent errors</w:t>
+              <w:t xml:space="preserve">whether you can build the workbook a director changes in the room and catch a wrong range, formula or base in a number</w:t>
             </w:r>
           </w:p>
         </w:tc>
@@ -12673,7 +12673,7 @@
                 <w:sz w:val="21"/>
                 <w:szCs w:val="21"/>
               </w:rPr>
-              <w:t xml:space="preserve">count(*) and count(DISTINCT customer_id) are both whole numbers, so Postgres divides them as integers and drops the fraction: 215 / 91 prints 2 for April to June, and 140 / 76 prints 1 for July to September. Orders per member were 2.36 and 1.84, and 1.84 against 2.36 is a fall of 22.0 percent; accept 21 to 22 percent, or about a fifth. A note that quotes the printed 2 and 1 says orders per member halved, which is Monday's chapter 3 trap. The fix is count(*)::numeric, and the check is to multiply back: 1 times 76 members is 76, where the orders are 140. Run on PostgreSQL 16.14 on the week's warehouse on 1 October 2026.</w:t>
+              <w:t xml:space="preserve">count(*) and count(DISTINCT customer_id) are both whole numbers, so Postgres divides them as integers and drops the fraction: 215 / 91 prints 2 for April to June, and 140 / 76 prints 1 for July to September. Orders per member were 2.36 and 1.84, and 1.84 against 2.36 is a fall of 22.0 percent. Accept 21 to 22 percent, about a fifth, or the fall from 2.36 to 1.84 given without a percentage, since each says what orders per member did. A note that quotes the printed 2 and 1 says orders per member halved, which is Monday's chapter 3 trap, and earns no tick. The fix is count(*)::numeric, and the check is to multiply back: 1 times 76 members is 76, where the orders are 140.</w:t>
             </w:r>
           </w:p>
           <w:p>
@@ -12847,7 +12847,7 @@
                 <w:sz w:val="21"/>
                 <w:szCs w:val="21"/>
               </w:rPr>
-              <w:t xml:space="preserve">LIMIT without ORDER BY returns some rows, never defined ones, so I order on a unique key before I limit.</w:t>
+              <w:t xml:space="preserve">LIMIT without ORDER BY returns whichever rows the database reaches first, so I order on a unique key before I limit.</w:t>
             </w:r>
           </w:p>
           <w:p>
@@ -13117,7 +13117,7 @@
                 <w:sz w:val="21"/>
                 <w:szCs w:val="21"/>
               </w:rPr>
-              <w:t xml:space="preserve">A member with no order in the quarter keeps one row from the LEFT JOIN, with NULL in every order column, so sum(o.amount) returns NULL for 44 of the 120 members. avg skips NULLs, so it divides Rs 4,13,380 by the 76 members who ordered and prints 5439. The head asked for the average over all 120 on the books, Rs 3,445, which needs coalesce(sum(o.amount), 0) in the member step. Monday's chapter 4 met the same skip from a CASE with no ELSE, and Kavya's rule from it is that an average names who is inside it. Run on PostgreSQL 16.14 on the week's warehouse on 1 October 2026.</w:t>
+              <w:t xml:space="preserve">A member with no order in the quarter keeps one row from the LEFT JOIN, with NULL in every order column, so sum(o.amount) returns NULL for 44 of the 120 members. avg skips NULLs, so it divides Rs 4,13,380 by the 76 members who ordered and prints 5439. The head asked for the average over all 120 on the books, Rs 3,445, which needs coalesce(sum(o.amount), 0) in the member step. Monday's chapter 4 met the same skip from a CASE with no ELSE, and Kavya's rule from it is that an average names who is inside it.</w:t>
             </w:r>
           </w:p>
           <w:p>
@@ -13373,7 +13373,7 @@
                 <w:sz w:val="20"/>
                 <w:szCs w:val="20"/>
               </w:rPr>
-              <w:t xml:space="preserve">This stretches the rule past its words. It covers the figures Anand files each Monday, and a suite that holds every exploratory chart stops being a list an analyst can audit.</w:t>
+              <w:t xml:space="preserve">Option b stretches the rule past its words. It covers the figures Anand files each Monday, and a suite that holds every exploratory chart stops being a list an analyst can audit.</w:t>
             </w:r>
           </w:p>
           <w:p>
@@ -13575,7 +13575,7 @@
                 <w:sz w:val="21"/>
                 <w:szCs w:val="21"/>
               </w:rPr>
-              <w:t xml:space="preserve">The CASE has no ELSE, so it returns NULL for the two viewers under three seconds, and count skips NULLs: the calculated average divides all 30 seconds by 3 people, 10.0, where the defined one divides by all 5 who played, 6.0. Against the defined figure, 10.0 overstates 6.0 by 4.0 over 6.0, about 67 percent. TechCrunch (Devin Coldewey, 22 September 2016) quoted Facebook's definition and its calculation, put the inflation at 60 to 80 percent over two years and reported that billing was not affected; checked on 30 September 2026. Run on PostgreSQL 16.14 on 1 October 2026.</w:t>
+              <w:t xml:space="preserve">The CASE has no ELSE, so it returns NULL for the two viewers under three seconds, and count skips NULLs: the calculated average divides all 30 seconds by 3 people, 10.0, where the defined one divides by all 5 who played, 6.0. Against the defined figure, 10.0 overstates 6.0 by 4.0 over 6.0, about 67 percent. TechCrunch (Devin Coldewey, 22 September 2016, read on 30 September 2026) quoted Facebook's definition and its calculation, put the inflation at 60 to 80 percent over two years and reported that billing was not affected.</w:t>
             </w:r>
           </w:p>
           <w:p>
@@ -13804,7 +13804,7 @@
                 <w:sz w:val="21"/>
                 <w:szCs w:val="21"/>
               </w:rPr>
-              <w:t xml:space="preserve">A LEFT JOIN writes one row per matching payment row and keeps an order with none as one row of NULLs: 216 + 2 times 188 + 2 times 28 + 30 = 678 rows. count(p.payment_id) skips the 30 unpaid orders' NULLs where count(*) counts them, so it reads 678 minus 30 = 648, which is also what an INNER JOIN would return. The gateway's retried rows join twice like any other rows, and the eight payments with no order never meet an order. On Tuesday the same 678 rows, each carrying its order's booked amount, summed to Rs 19,29,04,410 of collected against Rs 9,84,00,000 booked, chapter 2's fan-out. Run on PostgreSQL 16.14 on the week's warehouse on 1 October 2026.</w:t>
+              <w:t xml:space="preserve">A LEFT JOIN writes one row per matching payment row and keeps an order with none as one row of NULLs: 216 + 2 times 188 + 2 times 28 + 30 = 678 rows. count(p.payment_id) skips the 30 unpaid orders' NULLs where count(*) counts them, so it reads 678 minus 30 = 648, which is also what an INNER JOIN would return. The gateway's retried rows join twice like any other rows, and the eight payments with no order never meet an order. On Tuesday the same 678 rows, each carrying its order's booked amount, summed to Rs 19,29,04,410 of collected against Rs 9,84,00,000 booked, chapter 2's fan-out.</w:t>
             </w:r>
           </w:p>
           <w:p>
@@ -14033,7 +14033,7 @@
                 <w:sz w:val="21"/>
                 <w:szCs w:val="21"/>
               </w:rPr>
-              <w:t xml:space="preserve">The step to leave out is d: 188 of the orders with two payment rows are instalments 1 and 2 of one invoice, and dropping them throws away real cash along with the 28 retries. On the same book, HAVING count(*) &gt; 1 by order lists 216 orders, Tuesday's chapter 4 trap, and grouping by order and instalment lists the 28 retries. The retries go first (e), because a sum taken before them keeps the Rs 20,750 the gateway posted twice, which is posted and never collected. The payment rows then go to one collected figure per order (f), which is what the join (b) reads, so the result keeps one row per order. The checks (c) come before anything is sent (a), and on Kalpa's book they read 462 rows and a gap of Rs 17,54,930, the unpaid orders' booked value exactly. Run on PostgreSQL 16.14 on the week's warehouse on 1 October 2026.</w:t>
+              <w:t xml:space="preserve">The step to leave out is d: 188 of the orders with two payment rows are instalments 1 and 2 of one invoice, and dropping them throws away real cash along with the 28 retries. On the same book, HAVING count(*) &gt; 1 by order lists 216 orders, the 188 instalment orders and the 28 retries together, which is Tuesday's chapter 4 trap, and grouping by order and instalment lists the 28 retries alone. The retries go first (e), because a sum taken before them keeps the Rs 20,750 the gateway posted twice, which is posted and never collected. The payment rows then go to one collected figure per order (f), which is what the join (b) reads, so the result keeps one row per order. The checks (c) come before anything is sent (a), and on Kalpa's book they read 462 rows and a gap of Rs 17,54,930, the unpaid orders' booked value exactly.</w:t>
             </w:r>
           </w:p>
           <w:p>
@@ -14181,7 +14181,7 @@
                 <w:sz w:val="21"/>
                 <w:szCs w:val="21"/>
               </w:rPr>
-              <w:t xml:space="preserve">O-1's two instalments both fall inside the quarter, so the join gives O-1 two rows and sum(o.amount) counts its Rs 1,200 twice. O-2's only payment is dated 1 October, so its joined row fails the WHERE. O-3 has no payment, so its paid_date is NULL, BETWEEN on a NULL is unknown, and WHERE drops that row too. Two rows remain, booked Rs 2,400, against three orders worth Rs 2,500: the report lost two orders and doubled the one it kept. Run on PostgreSQL 16.14 on 1 October 2026.</w:t>
+              <w:t xml:space="preserve">O-1's two instalments both fall inside the quarter, so the join gives O-1 two rows and sum(o.amount) counts its Rs 1,200 twice. O-2's only payment is dated 1 October, so its joined row fails the WHERE. O-3 has no payment, so its paid_date is NULL, BETWEEN on a NULL is unknown, and WHERE drops that row too. Two rows remain, booked Rs 2,400, against three orders worth Rs 2,500: the report lost two orders and doubled the one it kept.</w:t>
             </w:r>
           </w:p>
           <w:p>
@@ -14288,7 +14288,7 @@
                 <w:sz w:val="21"/>
                 <w:szCs w:val="21"/>
               </w:rPr>
-              <w:t xml:space="preserve">A filter on the right-hand table of a LEFT JOIN belongs in ON, because WHERE runs after the join, drops the NULL rows and turns the LEFT JOIN back into an INNER one; and the payments go to one row per order before the join.</w:t>
+              <w:t xml:space="preserve">A filter on the right-hand table of a LEFT JOIN belongs in ON, because WHERE runs after the join, drops the NULL rows and turns the LEFT JOIN into an INNER one; and the payments go to one row per order before the join.</w:t>
             </w:r>
           </w:p>
           <w:p>
@@ -14639,7 +14639,7 @@
                 <w:sz w:val="21"/>
                 <w:szCs w:val="21"/>
               </w:rPr>
-              <w:t xml:space="preserve">Lab B's file lost 5,365 rows in the conversion, 70,900 in the CSV against 65,535 in the sheet. Comparing rows loaded with the rows in the lab's own CSV sees the loss, and a sheet at exactly 65,535 data rows sits at the format's limit, which a check can treat as a stop. Rows loaded and rows in the sheet were both counted after the cut, so they agree, and Lab B loaded more rows than the day before, 65,535 against 61,020, so neither of those checks fires. Tuesday's chapter 3 met the same case: the loss sat in rows that never loaded, which only a count of rows sent against rows loaded, taken back to the first count in the chain, measures. The facts are from the GOV.UK statement of 4 October 2020 (15,841 cases between 25 September and 2 October; files that exceeded the maximum file size) and The Register of 5 October 2020 (lab CSV files stored in the older .xls format, 65,536 rows a sheet, records past the limit left off and not counted), both checked on 30 September 2026; the three labs' counts are illustrative.</w:t>
+              <w:t xml:space="preserve">Lab B's file lost 5,365 rows in the conversion, 70,900 in the CSV against 65,535 in the sheet. Comparing rows loaded with the rows in the lab's own CSV sees the loss, and a sheet at exactly 65,535 data rows sits at the format's limit, which a check can treat as a stop. Rows loaded and rows in the sheet were both counted after the cut, so they agree, and Lab B loaded more rows than the day before, 65,535 against 61,020, so neither of those checks fires. Tuesday's chapter 3 met the same case: the loss sat in rows that never loaded, which a count of rows sent against rows loaded, taken back to the first count in the chain, measures. The facts are from the GOV.UK statement of 4 October 2020 (15,841 cases between 25 September and 2 October; files that exceeded the maximum file size) and The Register of 5 October 2020 (lab CSV files stored in the older .xls format, 65,536 rows a sheet, records past the limit left off and not counted), both read on 30 September 2026, and the three labs' counts are illustrative.</w:t>
             </w:r>
           </w:p>
           <w:p>
@@ -14868,7 +14868,7 @@
                 <w:sz w:val="21"/>
                 <w:szCs w:val="21"/>
               </w:rPr>
-              <w:t xml:space="preserve">RANK gives C-0185 and C-0242 the shared rank 50 and C-0259 rank 52, so 51 members hold a rank of 50 or better, and they are exactly the members who spent at least Rs 3,350, the fiftieth member's spend. DENSE_RANK leaves no gaps, so the tie at 48 (C-0189 and C-0206) lifts C-0185 and C-0242 to dense rank 49 and C-0259, on Rs 3,200, to 50: 52 members, one of whom spent less than the fiftieth. ROW_NUMBER numbers every row once and drops C-0242, who spent as much as the fiftieth. RANK's 51 is the count each learner ran for the head's list in Wednesday's chapter 3, and the note to Marketing gives the rule, the count and the members at the line, the last place the list keeps, in one sentence. Run on PostgreSQL 16.14 on the week's warehouse on 1 October 2026.</w:t>
+              <w:t xml:space="preserve">RANK gives C-0185 and C-0242 the shared rank 50 and C-0259 rank 52, so 51 members hold a rank of 50 or better, and they are exactly the members who spent at least Rs 3,350, the fiftieth member's spend. DENSE_RANK leaves no gaps, so the tie at 48 (C-0189 and C-0206) lifts C-0185 and C-0242 to dense rank 49 and C-0259, on Rs 3,200, to 50, and its cut at 50 keeps 52 members, one of whom spent less than the fiftieth. ROW_NUMBER numbers every row once and drops C-0242, who spent as much as the fiftieth. RANK's 51 is the count each learner ran for the head's list in Wednesday's chapter 3, and the note to Marketing gives the rule, the count and the members at the line, the last place the list keeps, in one sentence.</w:t>
             </w:r>
           </w:p>
           <w:p>
@@ -14895,7 +14895,7 @@
                 <w:sz w:val="20"/>
                 <w:szCs w:val="20"/>
               </w:rPr>
-              <w:t xml:space="preserve">DENSE_RANK shares ranks and then keeps C-0259, who spent Rs 3,200, less than both members at the fiftieth place. It is the trap of Wednesday's chapter 3, where DENSE_RANK sent 52 Retail-Core members as the top fifty, two of whom tied with nobody.</w:t>
+              <w:t xml:space="preserve">DENSE_RANK shares ranks and then keeps C-0259, who spent Rs 3,200, less than both members at the fiftieth place, so its cut holds 52 members and the count of 51 belongs to RANK alone. It is the trap of Wednesday's chapter 3, where DENSE_RANK sent 52 Retail-Core members as the top fifty, two of whom tied with nobody.</w:t>
             </w:r>
           </w:p>
           <w:p>
@@ -15097,7 +15097,7 @@
                 <w:sz w:val="21"/>
                 <w:szCs w:val="21"/>
               </w:rPr>
-              <w:t xml:space="preserve">A rank computed within PARTITION BY segment keeps every customer and starts again in each segment, and the outer query keeps the rows ranked three or better. The filter has to sit outside the window, because WHERE runs before any window is computed. The list in the stem is Wednesday's chapter 2 trap, the whole book numbered once and then split by segment: all 35 Business customers who ordered, since the smallest of their spends, Rs 2,25,000, is ten times the largest retail spend, Rs 21,740, then 11 Retail-Plus members, 4 Retail-Core customers and no Student.</w:t>
+              <w:t xml:space="preserve">A rank computed within PARTITION BY segment keeps every customer and starts again in each segment, and the outer query keeps the rows ranked three or better. The filter has to sit outside the window, because WHERE runs before any window is computed. The list in the stem is Wednesday's chapter 2 trap, the whole book numbered once and then split by segment: all 35 Business customers who ordered, since the smallest of their spends, Rs 2,25,000, is more than ten times the largest retail spend, Rs 21,740, then 11 Retail-Plus members, 4 Retail-Core customers and no Student.</w:t>
             </w:r>
           </w:p>
           <w:p>
@@ -15326,7 +15326,7 @@
                 <w:sz w:val="21"/>
                 <w:szCs w:val="21"/>
               </w:rPr>
-              <w:t xml:space="preserve">OVER () puts the tier's total on every row without collapsing the rows, so each member's spend divides by Rs 4,13,380 and the shares add to 1. Grouping by member makes each sum the member's own spend, and so does a partition by member, so both return a share of 1 for everyone. An ORDER BY inside the window turns the sum into a running total, the shape Wednesday's chapter 5 used against the plan line, so the top spender's share reads 1 and each later share divides by a larger part of the total. Run on PostgreSQL 16.14 on the week's warehouse on 1 October 2026.</w:t>
+              <w:t xml:space="preserve">OVER () puts the tier's total on every row without collapsing the rows, so each member's spend divides by Rs 4,13,380 and the shares add to 1. Grouping by member makes each sum the member's own spend, so every share reads 1. Dividing by avg(spend) OVER () compares each member with the average member, Rs 5,439. An ORDER BY inside the window turns the sum into a running total, the shape Wednesday's chapter 5 used against the plan line, so the top spender's share reads 1 and each later share divides by a larger part of the total.</w:t>
             </w:r>
           </w:p>
           <w:p>
@@ -15407,7 +15407,7 @@
                 <w:sz w:val="20"/>
                 <w:szCs w:val="20"/>
               </w:rPr>
-              <w:t xml:space="preserve">A partition by member sums each member's own row, so every share reads 1.</w:t>
+              <w:t xml:space="preserve">Dividing by avg(spend) OVER () compares each member with the average member: a member at the average reads 1, and the results add to 76, the number of members, where shares add to 1.</w:t>
             </w:r>
           </w:p>
           <w:p>
@@ -15555,7 +15555,7 @@
                 <w:sz w:val="21"/>
                 <w:szCs w:val="21"/>
               </w:rPr>
-              <w:t xml:space="preserve">member_month has a row only for a month with an order, and LAG reads the previous row in the partition, never the previous calendar month. C-0161 and C-0171 fell from July to August and again from August to September, so both are flagged, and rightly. C-0185's September is compared with July (1,450 below 1,900) and July with June (1,900 below 2,690), and C-0216's September with July and July with May (2,540 below 4,300, below 6,440), so both are flagged too, although neither ordered in August: two of the four calls tell a member their spend fell in August and September when there was no August reading at all. A calendar check, that the two rows LAG reads are August and July, keeps the two genuine falls; it is Wednesday's chapter 6 fix, which cut sixteen calls to nine after C-0216 rang to say they had been travelling in August. Run on PostgreSQL 16.14 on the week's warehouse on 1 October 2026.</w:t>
+              <w:t xml:space="preserve">member_month has a row only for a month with an order, and LAG reads the previous row in the partition, never the previous calendar month. C-0161 and C-0171 fell from July to August and again from August to September, so both are flagged, and rightly. C-0185's September is compared with July (1,450 below 1,900) and July with June (1,900 below 2,690), and C-0216's September with July and July with May (2,540 below 4,300, below 6,440), so both are flagged too, although neither ordered in August: two of the four calls tell a member their spend fell in August and September when there was no August reading at all. A calendar check, that the two rows LAG reads are August and July, keeps the two genuine falls; it is Wednesday's chapter 6 fix, which cut sixteen calls to nine after C-0216 rang to say they had been travelling in August.</w:t>
             </w:r>
           </w:p>
           <w:p>
@@ -15662,7 +15662,7 @@
                 <w:sz w:val="21"/>
                 <w:szCs w:val="21"/>
               </w:rPr>
-              <w:t xml:space="preserve">One row per customer per month, LAG 1 and LAG 2 partitioned by customer and ordered by month, a check that the lagged rows really are the previous two calendar months, and a flag where each month is below the one before; a month with no order is no reading.</w:t>
+              <w:t xml:space="preserve">I build one row per customer per month, take LAG 1 and LAG 2 partitioned by customer and ordered by month, check that the two lagged rows are the two calendar months before, and flag a customer where each month is below the one before; a month with no order is no reading.</w:t>
             </w:r>
           </w:p>
           <w:p>
@@ -15784,7 +15784,7 @@
                 <w:sz w:val="21"/>
                 <w:szCs w:val="21"/>
               </w:rPr>
-              <w:t xml:space="preserve">Booked to date less plan to date, read from the table at the seven readings, is -0.25, +1.95, +2.17, +1.57, +0.73, +0.79 and 0.00 crore; to the rupee, the lead was Rs 1,57,51,980 in the week of 17 August and Rs 79,70,130 in the week of 14 September. The quarter was behind after the first week, well ahead once the week of 13 July booked Rs 2.66 crore, furthest ahead in the week of 3 August at Rs 2,16,69,660, still about Rs 0.8 crore ahead in the week of 14 September, and level at the close, Rs 10 over a plan of Rs 9,83,99,990. The weekly rate did the giving back: six of the seven full weeks from 10 August booked below the plan's Rs 75,69,230 a week. A front-page sentence carries its period and its comparison, so a director reads the close and the path together. The figures are Wednesday's chapter 5 running total against plan_line, with the first plan week carrying the orders of 1 to 5 July, recomputed on PostgreSQL 16.14 on 1 October 2026.</w:t>
+              <w:t xml:space="preserve">Booked to date less plan to date, read from the table at the seven readings, is -0.25, +1.95, +2.17, +1.57, +0.73, +0.79 and 0.00 crore; to the rupee, the lead was Rs 1,57,51,980 in the week of 17 August and Rs 79,70,130 in the week of 14 September. The quarter was behind after the first week, well ahead once the week of 13 July booked Rs 2.66 crore, furthest ahead in the week of 3 August at Rs 2,16,69,660, still about Rs 0.8 crore ahead in the week of 14 September, and level at the close, Rs 10 over a plan of Rs 9,83,99,990. The weekly rate did the giving back: six of the seven full weeks from 10 August booked below the plan's Rs 75,69,230 a week. A front-page sentence carries its period and its comparison, so a director reads the close and the path together. The figures are Wednesday's chapter 5 running total against plan_line, with the first plan week carrying the orders of 1 to 5 July.</w:t>
             </w:r>
           </w:p>
           <w:p>
@@ -15838,7 +15838,7 @@
                 <w:sz w:val="20"/>
                 <w:szCs w:val="20"/>
               </w:rPr>
-              <w:t xml:space="preserve">This reads the fortnights' bookings as the position: booked to date stayed above plan to date at every reading after the first week, although several weeks booked less than the plan's Rs 75,69,230.</w:t>
+              <w:t xml:space="preserve">Option b reads the fortnights' bookings as the position: booked to date stayed above plan to date at every reading after the first week, although several weeks booked less than the plan's Rs 75,69,230.</w:t>
             </w:r>
           </w:p>
           <w:p>
@@ -16013,7 +16013,7 @@
                 <w:sz w:val="21"/>
                 <w:szCs w:val="21"/>
               </w:rPr>
-              <w:t xml:space="preserve">A left merge keeps every customer and writes one row per matching feed row; the feed has 136 rows for 130 customers, so six of its rows repeat a customer already there, and each adds a row: 340 + 6 = 346 (six customers were sent twice, on 3 and 11 August). validate='one_to_one' checks that the key is unique on both sides and raises pandas' MergeError ("Merge keys are not unique in right dataset; not a one-to-one merge") before a merged table exists; an assert on the row count would stop the run too, once the table had been built. Unguarded, the pivot reads Rs 19,84,45,800, Rs 45,800 over the book. It is the merge the room ran on Kalpa's own feed in Thursday's chapter 2. Run on pandas 3.0.6 on the week's files on 1 October 2026.</w:t>
+              <w:t xml:space="preserve">A left merge keeps every customer and writes one row per matching feed row; the feed has 136 rows for 130 customers, so six of its rows repeat a customer already there, and each adds a row: 340 + 6 = 346 (six customers were sent twice, on 3 and 11 August). validate='one_to_one' checks that the key is unique on both sides and raises pandas' MergeError ("Merge keys are not unique in right dataset; not a one-to-one merge") before a merged table exists; an assert on the row count would stop the run too, once the table had been built. Unguarded, the pivot reads Rs 19,84,45,800, Rs 45,800 over the book. It is the merge the room ran on Kalpa's own feed in Thursday's chapter 2.</w:t>
             </w:r>
           </w:p>
           <w:p>
@@ -16242,7 +16242,7 @@
                 <w:sz w:val="21"/>
                 <w:szCs w:val="21"/>
               </w:rPr>
-              <w:t xml:space="preserve">drop_duplicates with subset='customer_id' compares the customer id alone and, by its default keep='first', keeps each customer's first row in the order the file lists it. The tool lists each customer's 11 August send before its 3 August one, so C-0001 keeps 11 August, its second exposure, and the report credits the sale only from then on: orders placed from 3 to 10 August, after the real first exposure, go uncredited. On the week's book that is C-0001's order of 6 August, Rs 1,200. Thursday's chapter 2 applied the rule in order: sort the feed by exposed_date from the earliest, keep each customer's first row, then merge with validate='one_to_one'. Done here, that keeps 3 August for C-0001 and C-0002 and C-0012's one row, 130 rows in all, one per customer, and the merge returns 340 rows with spend on the book. Run on pandas 3.0.6 on the exhibit's rows and on the week's feed sent in the same order, on 1 October 2026.</w:t>
+              <w:t xml:space="preserve">drop_duplicates with subset='customer_id' compares the customer id alone and, by its default keep='first', keeps each customer's first row in the order the file lists it. The tool lists each customer's 11 August send before its 3 August one, so C-0001 keeps 11 August, its second exposure, and the report credits the sale only from then on: orders placed from 3 to 10 August, after the real first exposure, go uncredited. On the week's book that is C-0001's order of 6 August, Rs 1,200. Thursday's chapter 2 applied the rule in order: sort the feed by exposed_date from the earliest, keep each customer's first row, then merge with validate='one_to_one'. Done here, that keeps 3 August for C-0001 and C-0002 and C-0012's one row, 130 rows in all, one per customer, and the merge returns 340 rows with spend on the book.</w:t>
             </w:r>
           </w:p>
           <w:p>
@@ -16471,7 +16471,7 @@
                 <w:sz w:val="21"/>
                 <w:szCs w:val="21"/>
               </w:rPr>
-              <w:t xml:space="preserve">pivot_table splits the orders by member and month, applies its default aggfunc, which is the mean, and combines one cell per group, so M1's two June orders print as their average, 2000.0, where M1 spent 4,000, and M2's June reads 1,200. melt turns the 2 by 2 view into 4 rows, one per member and month, including M2's empty July, and sum skips that NaN: 2,000 + 2,400 + 1,200 = 5600.0 against 8,800 of orders. The check is the grand total against the orders, and the fix is aggfunc='sum' with fill_value=0. On Kalpa's Retail-Plus months in Thursday's chapter 3, the default read a fall of 18 percent where the orders fell 29.4. Run on pandas 3.0.6 on 1 October 2026.</w:t>
+              <w:t xml:space="preserve">pivot_table splits the orders by member and month, applies its default aggfunc, which is the mean, and combines one cell per group, so M1's two June orders print as their average, 2000.0, where M1 spent 4,000, and M2's June reads 1,200. melt turns the 2 by 2 view into 4 rows, one per member and month, including M2's empty July, and sum skips that NaN: 2,000 + 2,400 + 1,200 = 5600.0 against 8,800 of orders. The check is the grand total against the orders, and the fix is aggfunc='sum' with fill_value=0. On Kalpa's Retail-Plus months in Thursday's chapter 3, the default read a fall of 18 percent where the orders fell 29.4.</w:t>
             </w:r>
           </w:p>
           <w:p>
@@ -16700,7 +16700,7 @@
                 <w:sz w:val="21"/>
                 <w:szCs w:val="21"/>
               </w:rPr>
-              <w:t xml:space="preserve">The reference table holds one row per gene and panel, and TP53 sits on two panels, so the left merge writes TP53 twice: 5 rows from the lab's 4. '2-Sep' and '1-Mar' are SEPT2 and MARCH1 after Excel turned them into dates, so they match no symbol and keep a NaN panel: 3 rows carry a panel. Nothing raises. The lab's list goes back for the two symbols, fixed at their source, and the analyst decides at which grain a gene with two panels is counted before any total is taken. Ziemann, Eren and El-Osta, Genome Biology, 2016, checked on 30 September 2026; the code rerun on pandas 3.0.6 on 1 October 2026.</w:t>
+              <w:t xml:space="preserve">The reference table holds one row per gene and panel, and TP53 sits on two panels, so the left merge writes TP53 twice: 5 rows from the lab's 4. '2-Sep' and '1-Mar' are SEPT2 and MARCH1 after Excel turned them into dates, so they match no symbol and keep a NaN panel: 3 rows carry a panel. Nothing raises. The lab's list goes back for the two symbols, fixed at their source, and the analyst decides at which grain a gene with two panels is counted before any total is taken. The finding is from Ziemann, Eren and El-Osta in Genome Biology, 2016, read on 30 September 2026.</w:t>
             </w:r>
           </w:p>
           <w:p>
@@ -16929,7 +16929,7 @@
                 <w:sz w:val="21"/>
                 <w:szCs w:val="21"/>
               </w:rPr>
-              <w:t xml:space="preserve">XLOOKUP matches exactly by default, and its fourth argument, if_not_found, is what it shows for an id that is not in the list (Microsoft Support, XLOOKUP function, verified 29 September 2026). The spare beside it, VLOOKUP with its fourth argument left out, looks for an approximate match: in Friday's chapter 3 it returned C-0194's Rs 16,740, rank 15 on the list, for C-0195, a Retail-Plus member with no orders.</w:t>
+              <w:t xml:space="preserve">XLOOKUP matches exactly by default, and its fourth argument, if_not_found, is what it shows for an id that is not in the list (Microsoft Support, XLOOKUP function, read on 29 September 2026). The unused technique beside it in the match table, VLOOKUP with its fourth argument left out, looks for an approximate match: in Friday's chapter 3 it returned C-0194's Rs 16,740, rank 15 on the list, for C-0195, a Retail-Plus member with no orders.</w:t>
             </w:r>
           </w:p>
           <w:p>
@@ -17225,7 +17225,7 @@
                 <w:sz w:val="21"/>
                 <w:szCs w:val="21"/>
               </w:rPr>
-              <w:t xml:space="preserve">Friday's export repeats each order's booked amount on every payment row, so an order paid in two instalments carries its order_amount twice, and a plain sum or pivot doubles it. Flagging the first row of each order, with =IF(COUNTIF($A$2:A2,A2)=1,1,0) filled down, and summing order_amount over the flagged rows with SUMIFS counts each order once: in Friday's chapter 2 that took the raw export's Rs 39.41 crore back to the warehouse's Rs 19.84 crore. The spare beside it, Remove Duplicates across every column, removes only identical rows: it dropped the 50 gateway copies, and an instalment order's two rows differ in paid_amount, so 1,400 rows stayed and the total still doubled.</w:t>
+              <w:t xml:space="preserve">Friday's export repeats each order's booked amount on every payment row, so an order paid in two instalments carries its order_amount twice, and a plain sum or pivot doubles it. Flagging the first row of each order, with =IF(COUNTIF($A$2:A2,A2)=1,1,0) filled down, and summing order_amount over the flagged rows with SUMIFS counts each order once: in Friday's chapter 2 that took the raw export's Rs 39.41 crore back to the warehouse's Rs 19.84 crore. The unused technique beside it in the match table, Remove Duplicates across every column, removes only identical rows: it dropped the 50 gateway copies, and an instalment order's two rows differ in paid_amount, so 1,400 rows stayed and the total still doubled.</w:t>
             </w:r>
           </w:p>
           <w:p>
@@ -17521,7 +17521,7 @@
                 <w:sz w:val="21"/>
                 <w:szCs w:val="21"/>
               </w:rPr>
-              <w:t xml:space="preserve">B8 averages rows 2 to 5 alone, (-1.0 + 1.0 - 3.0 + 1.0) / 4 = -0.5, while C8 covers all six rows, 9.0 / 6 = 1.5, so the sheet reports growth 2 points lower in high-debt years. Over all six countries the high-debt column averages (-1.0 + 1.0 - 3.0 + 1.0 + 6.0 + 5.0) / 6 = 1.5, the same as the other years, so the gap disappears. In the paper the averages covered lines 30 to 44 of the sheet instead of lines 30 to 49 (footnote 5), and the error, compounded with other errors, took 0.3 percentage points off the published average for the highest debt group, overstated the lowest group by 0.1 and understated the second by 0.2; the replicators' corrected average for the highest group, 2.2 percent against the published -0.1, also corrects two other choices, so the range alone is not the whole gap (PERI working paper 322, April 2013, page 7, checked on 30 September 2026). The check that catches a range such as B2:B5 is a count of the rows each range covers against the rows in the table, run on every refresh.</w:t>
+              <w:t xml:space="preserve">B8 averages rows 2 to 5 alone, (-1.0 + 1.0 - 3.0 + 1.0) / 4 = -0.5, while C8 covers all six rows, 9.0 / 6 = 1.5, so the sheet reports growth 2 points lower in high-debt years. Over all six countries the high-debt column averages (-1.0 + 1.0 - 3.0 + 1.0 + 6.0 + 5.0) / 6 = 1.5, the same as the other years, so the gap disappears. In the paper the averages covered lines 30 to 44 of the sheet instead of lines 30 to 49 (footnote 5), and the error, compounded with other errors, took 0.3 percentage points off the published average for the highest debt group, overstated the lowest group by 0.1 and understated the second by 0.2; the replicators' corrected average for the highest group, 2.2 percent against the published -0.1, also corrects the excluded data and the weighting, so the range alone is not the whole gap. The figures are from PERI working paper 322, April 2013, page 7, read on 30 September 2026. The check that catches a range such as B2:B5 is a count of the rows each range covers against the rows in the table, run on every refresh.</w:t>
             </w:r>
           </w:p>
           <w:p>
@@ -17669,7 +17669,7 @@
                 <w:sz w:val="21"/>
                 <w:szCs w:val="21"/>
               </w:rPr>
-              <w:t xml:space="preserve">Column D reads 0.60 / 4.60 = 0.130, -0.60 / 5.40 = -0.111 and 0.30 / 3.30 = 0.091; divided by the average, as the documentation defines it, the changes are 0.261, -0.222 and 0.182. The sum of the two rates is twice their average, so every change, rising or falling, comes out at half its size, and a value at risk that moves with the changes is half what it should be: 70 million dollars should read 140 million, 20 million over the 120 million limit. The task force wrote that the error "likely had the effect of muting volatility by a factor of two and of lowering the VaR". A second way to the same number, by hand on one row or in a second tool, catches it, as in Thursday's chapter 4, where plain Python, SQL and pandas agreed only once they shared one definition. Quoted from the Report of JPMorgan Chase and Co. Management Task Force Regarding 2012 CIO Losses, 16 January 2013, pages 123 and 128, checked on 30 September 2026; the value at risk and the limit here are illustrative.</w:t>
+              <w:t xml:space="preserve">Column D reads 0.60 / 4.60 = 0.130, -0.60 / 5.40 = -0.111 and 0.30 / 3.30 = 0.091; divided by the average, as the documentation defines it, the changes are 0.261, -0.222 and 0.182. The sum of the two rates is twice their average, so every change, rising or falling, comes out at half its size, and a value at risk that moves with the changes is half what it should be: 70 million dollars should read 140 million, 20 million over the 120 million limit. The task force wrote that the error "likely had the effect of muting volatility by a factor of two and of lowering the VaR". A second way to the same number, by hand on one row or in a second tool, catches it, as in Thursday's chapter 4, where plain Python, SQL and pandas agreed only once they shared one definition, and Friday's notes met the same report's finding, a spreadsheet that "divided by their sum instead of their average". The quotations are from the Report of JPMorgan Chase and Co. Management Task Force Regarding 2012 CIO Losses, 16 January 2013, pages 123 and 128, read on 30 September 2026, and the value at risk and the limit here are illustrative.</w:t>
             </w:r>
           </w:p>
           <w:p>
@@ -17817,7 +17817,7 @@
                 <w:sz w:val="21"/>
                 <w:szCs w:val="21"/>
               </w:rPr>
-              <w:t xml:space="preserve">The commission charged is 25 percent of the gross fare on every trip, 7.50, 5.00 and 11.00. The fares after taxes and fees are 27.60, 18.40 and 40.00 dollars, so the commission due is 6.90, 4.60 and 10.00: 0.60 + 0.40 + 1.00 = 2.00 dollars over, which is also 25 percent of the 8.00 dollars of taxes and fees. Against the 23.50 dollars charged that is 8.5 percent, and every trip that carries taxes and fees is overcharged the same way, which is why a percentage's base is part of its definition. CBS News, 24 May 2017, reported that Uber had calculated its driver commissions "based on gross fares, before any taxes and fees were deducted"; checked on 30 September 2026. The fares and the rate here are illustrative.</w:t>
+              <w:t xml:space="preserve">The commission charged is 25 percent of the gross fare on every trip, 7.50, 5.00 and 11.00. The fares after taxes and fees are 27.60, 18.40 and 40.00 dollars, so the commission due is 6.90, 4.60 and 10.00: 0.60 + 0.40 + 1.00 = 2.00 dollars over, which is also 25 percent of the 8.00 dollars of taxes and fees. Against the 23.50 dollars charged that is 8.5 percent, and every trip that carries taxes and fees is overcharged the same way, which is why a percentage's base is part of its definition. CBS News reported on 24 May 2017 that Uber had calculated its driver commissions "based on gross fares, before any taxes and fees were deducted" (read on 30 September 2026 and again on 1 October 2026), and the fares and the rate here are illustrative.</w:t>
             </w:r>
           </w:p>
           <w:p>
@@ -17965,7 +17965,7 @@
                 <w:sz w:val="21"/>
                 <w:szCs w:val="21"/>
               </w:rPr>
-              <w:t xml:space="preserve">The labels hold T3 and T5 twice, so the merge writes one row per matching label and returns 7 rows. T3 and T5 are both tickets the model got wrong, so the mean counts 3 correct rows of 7, 0.43, against 3 correct tickets of 5, 0.6: the model fails the 0.5 bar on a score that counts its two misses twice. It is the fan-out of Tuesday's payments and Thursday's exposure feed, and the checks are the same: rows before and after, or validate='one_to_one'. Run on pandas 3.0.6 on 1 October 2026.</w:t>
+              <w:t xml:space="preserve">The labels hold T3 and T5 twice, so the merge writes one row per matching label and returns 7 rows. T3 and T5 are both tickets the model got wrong, so the mean counts 3 correct rows of 7, 0.43, against 3 correct tickets of 5, 0.6: the model fails the 0.5 bar on a score that counts its two misses twice. It is the fan-out of Tuesday's payments and Thursday's exposure feed, and the checks are the same: rows before and after, or validate='one_to_one'.</w:t>
             </w:r>
           </w:p>
           <w:p>
@@ -18046,7 +18046,7 @@
                 <w:sz w:val="20"/>
                 <w:szCs w:val="20"/>
               </w:rPr>
-              <w:t xml:space="preserve">A MergeError would need a merge that refuses repeated keys; pandas raises it only when validate is set, and without it writes one row per matching label and prints a number.</w:t>
+              <w:t xml:space="preserve">A MergeError would need a merge that refuses repeated keys, and frames of different lengths merge without complaint; pandas raises it only when validate is set, and without it writes one row per matching label and prints a number.</w:t>
             </w:r>
           </w:p>
           <w:p>
@@ -18194,7 +18194,7 @@
                 <w:sz w:val="21"/>
                 <w:szCs w:val="21"/>
               </w:rPr>
-              <w:t xml:space="preserve">Partitioned by model and ordered by finished_on descending, then run_id descending, ROW_NUMBER puts run 11 first for bot-b, the later of its two runs of 9 September, at 0.74, and run 9 first for bot-a, at 0.78, so bot-a stays, every time the query runs. ROW_NUMBER breaks a tie by whatever else its ORDER BY names, as Wednesday's chapter 3 put it, so the tiebreaker has to follow the business's own definition of latest. run_id is a number, so 11 sorts above 10; stored as text, '11' would sort below '9'. Run on PostgreSQL 16.14 on 1 October 2026.</w:t>
+              <w:t xml:space="preserve">Partitioned by model and ordered by finished_on descending, then run_id descending, ROW_NUMBER puts run 11 first for bot-b, the later of its two runs of 9 September, at 0.74, and run 9 first for bot-a, at 0.78, so bot-a stays, every time the query runs. ROW_NUMBER breaks a tie by whatever else its ORDER BY names, as Wednesday's chapter 3 put it, so the tiebreaker has to follow the business's own definition of latest. run_id is a number, so run 11 sorts above run 10.</w:t>
             </w:r>
           </w:p>
           <w:p>
@@ -18423,7 +18423,7 @@
                 <w:sz w:val="21"/>
                 <w:szCs w:val="21"/>
               </w:rPr>
-              <w:t xml:space="preserve">Monday's run order is FROM, WHERE, GROUP BY, HAVING, SELECT, ORDER BY, then LIMIT, and because SELECT runs after GROUP BY it can name only the grouping column and aggregates, here model and count(*). WHERE runs first and keeps the five low ratings: three for bot-a, one for bot-b and one for bot-c. GROUP BY forms its groups from those rows alone, so count(*) counts low ratings, and HAVING count(*) &gt;= 3 keeps bot-a with 3. The lead asked for the models with at least three replies in all, bot-a with 4 and bot-b with 3, so bot-b goes unretrained because the HAVING tests the wrong count. With no WHERE, counting every reply in HAVING and the low ones with count(*) FILTER (WHERE rating &lt;= 2) returns bot-a 3 and bot-b 1. Run on PostgreSQL 16.14 on 1 October 2026.</w:t>
+              <w:t xml:space="preserve">Monday's run order is FROM, WHERE, GROUP BY, HAVING, SELECT, ORDER BY, then LIMIT, and because SELECT runs after GROUP BY it can name only the grouping column and aggregates, here model and count(*). WHERE runs first and keeps the five low ratings: three for bot-a, one for bot-b and one for bot-c. GROUP BY forms its groups from those rows alone, so count(*) counts low ratings, and HAVING count(*) &gt;= 3 keeps bot-a with 3. The lead asked for the models with at least three replies in all, bot-a with 4 and bot-b with 3, so bot-b goes unretrained because the HAVING tests the wrong count. With no WHERE, counting every reply in HAVING and the low ones with count(*) FILTER (WHERE rating &lt;= 2) returns bot-a 3 and bot-b 1.</w:t>
             </w:r>
           </w:p>
           <w:p>
@@ -18652,7 +18652,7 @@
                 <w:sz w:val="21"/>
                 <w:szCs w:val="21"/>
               </w:rPr>
-              <w:t xml:space="preserve">The handoff log holds a row whose conversation_id is NULL. For c1, NOT IN asks c1 &lt;&gt; 'c2' AND c1 &lt;&gt; 'c4' AND c1 &lt;&gt; NULL; the last comparison is unknown, so the whole condition is unknown and WHERE drops the row. Every conversation fails the same way, so the count is 0, and the lead cuts the budget of an assistant that resolved two of four, half. NOT EXISTS, or a LEFT JOIN kept where the handoff key IS NULL, returns 2; Tuesday's chapter 4 named NOT IN as the anti-join to avoid for this reason. Run on PostgreSQL 16.14 on 1 October 2026.</w:t>
+              <w:t xml:space="preserve">The handoff log holds a row whose conversation_id is NULL. For c1, NOT IN asks c1 &lt;&gt; 'c2' AND c1 &lt;&gt; 'c4' AND c1 &lt;&gt; NULL; the last comparison is unknown, so the whole condition is unknown and WHERE drops the row. Every conversation fails the same way, so the count is 0, and the lead cuts the budget of an assistant that resolved two of four, half. NOT EXISTS, or a LEFT JOIN kept where the handoff key IS NULL, returns 2; Tuesday's chapter 4 named NOT IN as the anti-join to avoid for this reason.</w:t>
             </w:r>
           </w:p>
           <w:p>
@@ -18881,7 +18881,7 @@
                 <w:sz w:val="21"/>
                 <w:szCs w:val="21"/>
               </w:rPr>
-              <w:t xml:space="preserve">With an ORDER BY and no frame, the window runs from the first row to the current row and its peers, the rows that tie on the ORDER BY. Calls 2 and 3 share 22 September, so both read the day's closing figure, 1200, and call 2 is routed although the total stood at 700 after it, as the twelve orders of 22 July all read the day's close in Wednesday's chapter 5. Adding call_id to the window's ORDER BY gives each call its own step and routes call 3. Run on PostgreSQL 16.14 on 1 October 2026.</w:t>
+              <w:t xml:space="preserve">With an ORDER BY and no frame, the window runs from the first row to the current row and its peers, the rows that tie on the ORDER BY. Calls 2 and 3 share 22 September, so both read the day's closing figure, 1,200, and call 2 is routed although the total stood at 700 after it, as the twelve orders of 22 July all read the day's close in Wednesday's chapter 5. Adding call_id to the window's ORDER BY gives each call its own step and routes call 3.</w:t>
             </w:r>
           </w:p>
           <w:p>
@@ -18908,7 +18908,7 @@
                 <w:sz w:val="20"/>
                 <w:szCs w:val="20"/>
               </w:rPr>
-              <w:t xml:space="preserve">Call 3 is the one-step-per-row reading, 400, 700, 1,200, which needs a unique ORDER BY such as day then call_id; with the date alone calls 2 and 3 are peers and share one figure.</w:t>
+              <w:t xml:space="preserve">Call 3 would be the first only if each row took its own step, 400, 700, 1,200, which needs a unique ORDER BY such as day then call_id; with the date alone, calls 2 and 3 are peers and both read 1,200.</w:t>
             </w:r>
           </w:p>
           <w:p>
@@ -19191,7 +19191,7 @@
                 <w:sz w:val="20"/>
                 <w:szCs w:val="20"/>
               </w:rPr>
-              <w:t xml:space="preserve">3, the busiest day's count, answers how much the assistant must handle at once, and the ask was the week's active users.</w:t>
+              <w:t xml:space="preserve">3 is the busiest day's count, which says how many users the busiest day brought, and the ask was the week's active users.</w:t>
             </w:r>
           </w:p>
           <w:p>
@@ -19467,7 +19467,7 @@
           <w:sz w:val="21"/>
           <w:szCs w:val="21"/>
         </w:rPr>
-        <w:t xml:space="preserve">Part 4, Can the growth team act on Monday's table of 340 customers without checking it first? (4): Q17, Q18, Q19, Q20</w:t>
+        <w:t xml:space="preserve">Part 4, What must Monday's customer table check before the growth team acts on it? (4): Q17, Q18, Q19, Q20</w:t>
       </w:r>
     </w:p>
     <w:p>
@@ -19486,7 +19486,7 @@
           <w:sz w:val="21"/>
           <w:szCs w:val="21"/>
         </w:rPr>
-        <w:t xml:space="preserve">Part 5, Which spreadsheet numbers can a director trust, in Monday's workbook and in three public cases? (7): Q21, Q22, Q23, Q24, Q25, Q26, Q27</w:t>
+        <w:t xml:space="preserve">Part 5, Which numbers in Monday's workbook can a director trust, and where did three public cases go wrong? (7): Q21, Q22, Q23, Q24, Q25, Q26, Q27</w:t>
       </w:r>
     </w:p>
     <w:p>
@@ -19689,7 +19689,7 @@
           <w:sz w:val="21"/>
           <w:szCs w:val="21"/>
         </w:rPr>
-        <w:t xml:space="preserve">Q10 (One correct option, Medium, [D]): It is the end of the reporting day, and Anand expects the report tonight. His rule for a check that fails this late: booked always leaves, because it ties to the orders table alone; a collected figure that does not reconcile never leaves, and an open line goes with the report, naming the failed check, what it means and when it will close. On this report a channel's collected reconciles when its gap, booked less collected, equals its unpaid orders' booked value. What do you send?</w:t>
+        <w:t xml:space="preserve">Q10 (One correct option, Medium, [D]): It is the end of the reporting day, and Anand expects the report tonight. His rule for a check that fails this late: booked always leaves, because it ties to the orders table alone; a collected figure that does not reconcile never leaves, and an open line goes with the report, naming the failed check, what it means and when it will close. No order on this report was paid short, so a channel's collected reconciles when its gap, booked less collected, equals its unpaid orders' booked value. What do you send?</w:t>
       </w:r>
     </w:p>
     <w:p>
@@ -19898,7 +19898,7 @@
           <w:sz w:val="21"/>
           <w:szCs w:val="21"/>
         </w:rPr>
-        <w:t xml:space="preserve">Q22 (Match the following, Medium, [F]): A figure under the protect list that adds only the members a filter to Mumbai leaves on screen</w:t>
+        <w:t xml:space="preserve">Q22 (Match the following, Medium, [F]): A figure under the protect list that adds the spend of only the members a filter to Mumbai leaves on screen</w:t>
       </w:r>
     </w:p>
     <w:p>
@@ -19955,7 +19955,7 @@
           <w:sz w:val="21"/>
           <w:szCs w:val="21"/>
         </w:rPr>
-        <w:t xml:space="preserve">Q25 (Applied maths, Hard, [F]): In 2013 Herndon, Ash and Pollin rebuilt an influential 2010 paper by Reinhart and Rogoff from the authors' own working spreadsheet, and found that the paper's average growth for countries with public debt over 90 percent of GDP, the value of everything a country produces in a year, published as -0.1 percent, was 2.2 percent when properly calculated (PERI working paper 322, 2013). The illustrative sheet above goes to a review today. What does it report for the two columns, what do the six countries' figures give, and does its comparison hold? Show the working.</w:t>
+        <w:t xml:space="preserve">Q25 (Applied maths, Hard, [F]): In 2013 Herndon, Ash and Pollin rebuilt an influential 2010 paper by Reinhart and Rogoff from the authors' own working spreadsheet, and found that the paper's average growth for countries with public debt over 90 percent of GDP, the value of everything a country produces in a year, published as -0.1 percent, was 2.2 percent once a coding error in the spreadsheet, the exclusion of some available data and an unusual weighting of the averages were corrected (PERI working paper 322, 2013). The illustrative sheet above goes to a review today. What does it report for the two columns, what do the six countries' figures give, and does its comparison hold? Show the working.</w:t>
       </w:r>
     </w:p>
     <w:p>
@@ -19974,7 +19974,7 @@
           <w:sz w:val="21"/>
           <w:szCs w:val="21"/>
         </w:rPr>
-        <w:t xml:space="preserve">Q26 (Applied maths, Hard, [D]): JPMorgan's task force on the 2012 losses in its Chief Investment Office reported on a value-at-risk model, an estimate of how much a trading book can lose on a bad day, that ran through Excel spreadsheets filled by copying and pasting (JPMorgan Chase, 2013). Suppose the model's documentation defines a day's change as the difference between the new and old rates divided by their average, and that its value at risk moves in step with the size of those changes. The sheet above reports a value at risk of 70 million dollars against the desk's limit of 120 million dollars; both figures are illustrative. What value at risk should the sheet have reported, and is the desk inside its limit? Show the working.</w:t>
+        <w:t xml:space="preserve">Q26 (Applied maths, Hard, [D]): JPMorgan's task force on the 2012 losses in its Chief Investment Office reported on a value-at-risk model, an estimate of how much a trading book can lose on a bad day, that ran through Excel spreadsheets filled by copying and pasting (JPMorgan Chase, 2013). Suppose the model's documentation defines a day's change as the difference between the new and old rates divided by their average, and that its value at risk moves in proportion to the size of those changes. The sheet above reports a value at risk of 70 million dollars against the desk's limit of 120 million dollars; both figures are illustrative. What value at risk should the sheet have reported, and is the desk inside its limit? Show the working.</w:t>
       </w:r>
     </w:p>
     <w:p>
@@ -20012,7 +20012,7 @@
           <w:sz w:val="21"/>
           <w:szCs w:val="21"/>
         </w:rPr>
-        <w:t xml:space="preserve">Q28 (One correct option, Hard, [F]): The team scores a model that sorts support tickets into refund, late and other against labels from an annotation vendor, and ships a model only if it scores 0.5 or better. What does the code above print, and what happens to the model?</w:t>
+        <w:t xml:space="preserve">Q28 (One correct option, Hard, [F]): The team scores a model that sorts support tickets into refund, late and other against labels that an outside firm set by hand, and ships a model only if it scores 0.5 or better. What does the code above print, and what happens to the model?</w:t>
       </w:r>
     </w:p>
     <w:p>
@@ -20088,7 +20088,7 @@
           <w:sz w:val="21"/>
           <w:szCs w:val="21"/>
         </w:rPr>
-        <w:t xml:space="preserve">Q32 (One correct option, Hard, [F]): The model's bill is charged per token, so the finance partner routes every call to a cheaper model once tokens_so_far, read from the query above, passes 1,000. Which call is the first one routed to the cheaper model?</w:t>
+        <w:t xml:space="preserve">Q32 (One correct option, Hard, [F]): The model's bill is charged per token, so the finance partner routes to the cheaper model every call whose tokens_so_far, read from the query above, is over 1,000. Which is the first call routed?</w:t>
       </w:r>
     </w:p>
     <w:p>
@@ -20671,7 +20671,7 @@
           <w:sz w:val="21"/>
           <w:szCs w:val="21"/>
         </w:rPr>
-        <w:t xml:space="preserve">Bank 31 (One correct option, Medium, Fri), folded into Q21: The match row asks for the lookup that says so when an id is missing, with VLOOKUP's default approximate match as the spare beside it.</w:t>
+        <w:t xml:space="preserve">Bank 31 (One correct option, Medium, Fri), folded into Q21: The match row asks for the lookup that says so when an id is missing, with VLOOKUP's default approximate match as the unused technique beside it.</w:t>
       </w:r>
     </w:p>
     <w:p>

--- a/content/W02/SAT/answer-key/C2_W02_SAT_answer_key_TRAINER.docx
+++ b/content/W02/SAT/answer-key/C2_W02_SAT_answer_key_TRAINER.docx
@@ -28861,8 +28861,8 @@
       </w:tr>
     </w:tbl>
     <w:sectPr>
-      <w:headerReference w:type="default" r:id="rId6"/>
-      <w:footerReference w:type="default" r:id="rId7"/>
+      <w:headerReference w:type="default" r:id="rId7"/>
+      <w:footerReference w:type="default" r:id="rId8"/>
       <w:pgSz w:w="11906" w:h="16838" w:orient="portrait"/>
       <w:pgMar w:top="900" w:right="1053" w:bottom="900" w:left="1053" w:header="500" w:footer="500" w:gutter="0"/>
       <w:pgNumType/>
@@ -28870,6 +28870,10 @@
     </w:sectPr>
   </w:body>
 </w:document>
+</file>
+
+<file path=word/comments.xml><?xml version="1.0" encoding="utf-8"?>
+<w:comments xmlns:cx="http://schemas.microsoft.com/office/drawing/2014/chartex" xmlns:cx1="http://schemas.microsoft.com/office/drawing/2015/9/8/chartex" xmlns:cx2="http://schemas.microsoft.com/office/drawing/2015/10/21/chartex" xmlns:cx3="http://schemas.microsoft.com/office/drawing/2016/5/9/chartex" xmlns:cx4="http://schemas.microsoft.com/office/drawing/2016/5/10/chartex" xmlns:cx5="http://schemas.microsoft.com/office/drawing/2016/5/11/chartex" xmlns:cx6="http://schemas.microsoft.com/office/drawing/2016/5/12/chartex" xmlns:cx7="http://schemas.microsoft.com/office/drawing/2016/5/13/chartex" xmlns:cx8="http://schemas.microsoft.com/office/drawing/2016/5/14/chartex" xmlns:mc="http://schemas.openxmlformats.org/markup-compatibility/2006" xmlns:aink="http://schemas.microsoft.com/office/drawing/2016/ink" xmlns:am3d="http://schemas.microsoft.com/office/drawing/2017/model3d" xmlns:o="urn:schemas-microsoft-com:office:office" xmlns:r="http://schemas.openxmlformats.org/officeDocument/2006/relationships" xmlns:m="http://schemas.openxmlformats.org/officeDocument/2006/math" xmlns:v="urn:schemas-microsoft-com:vml" xmlns:wp14="http://schemas.microsoft.com/office/word/2010/wordprocessingDrawing" xmlns:wp="http://schemas.openxmlformats.org/drawingml/2006/wordprocessingDrawing" xmlns:w10="urn:schemas-microsoft-com:office:word" xmlns:w="http://schemas.openxmlformats.org/wordprocessingml/2006/main" xmlns:w14="http://schemas.microsoft.com/office/word/2010/wordml" xmlns:w15="http://schemas.microsoft.com/office/word/2012/wordml" xmlns:w16cex="http://schemas.microsoft.com/office/word/2018/wordml/cex" xmlns:w16cid="http://schemas.microsoft.com/office/word/2016/wordml/cid" xmlns:w16="http://schemas.microsoft.com/office/word/2018/wordml" xmlns:w16sdtdh="http://schemas.microsoft.com/office/word/2020/wordml/sdtdatahash" xmlns:w16se="http://schemas.microsoft.com/office/word/2015/wordml/symex" xmlns:wpg="http://schemas.microsoft.com/office/word/2010/wordprocessingGroup" xmlns:wpi="http://schemas.microsoft.com/office/word/2010/wordprocessingInk" xmlns:wne="http://schemas.microsoft.com/office/word/2006/wordml" xmlns:wps="http://schemas.microsoft.com/office/word/2010/wordprocessingShape"/>
 </file>
 
 <file path=word/endnotes.xml><?xml version="1.0" encoding="utf-8"?>
@@ -29024,7 +29028,7 @@
 <w:numbering xmlns:wpc="http://schemas.microsoft.com/office/word/2010/wordprocessingCanvas" xmlns:mc="http://schemas.openxmlformats.org/markup-compatibility/2006" xmlns:o="urn:schemas-microsoft-com:office:office" xmlns:r="http://schemas.openxmlformats.org/officeDocument/2006/relationships" xmlns:m="http://schemas.openxmlformats.org/officeDocument/2006/math" xmlns:v="urn:schemas-microsoft-com:vml" xmlns:wp14="http://schemas.microsoft.com/office/word/2010/wordprocessingDrawing" xmlns:wp="http://schemas.openxmlformats.org/drawingml/2006/wordprocessingDrawing" xmlns:w10="urn:schemas-microsoft-com:office:word" xmlns:w="http://schemas.openxmlformats.org/wordprocessingml/2006/main" xmlns:w14="http://schemas.microsoft.com/office/word/2010/wordml" xmlns:w15="http://schemas.microsoft.com/office/word/2012/wordml" xmlns:wpg="http://schemas.microsoft.com/office/word/2010/wordprocessingGroup" xmlns:wpi="http://schemas.microsoft.com/office/word/2010/wordprocessingInk" xmlns:wne="http://schemas.microsoft.com/office/word/2006/wordml" xmlns:wps="http://schemas.microsoft.com/office/word/2010/wordprocessingShape" mc:Ignorable="w14 w15 wp14">
   <w:abstractNum w:abstractNumId="1" w15:restartNumberingAfterBreak="0">
     <w:multiLevelType w:val="hybridMultilevel"/>
-    <w:lvl w:ilvl="0" w:tentative="1">
+    <w:lvl w:ilvl="0" w15:tentative="1">
       <w:start w:val="1"/>
       <w:numFmt w:val="bullet"/>
       <w:lvlText w:val="●"/>
@@ -29033,7 +29037,7 @@
         <w:ind w:left="720" w:hanging="360"/>
       </w:pPr>
     </w:lvl>
-    <w:lvl w:ilvl="1" w:tentative="1">
+    <w:lvl w:ilvl="1" w15:tentative="1">
       <w:start w:val="1"/>
       <w:numFmt w:val="bullet"/>
       <w:lvlText w:val="○"/>
@@ -29042,7 +29046,7 @@
         <w:ind w:left="1440" w:hanging="360"/>
       </w:pPr>
     </w:lvl>
-    <w:lvl w:ilvl="2" w:tentative="1">
+    <w:lvl w:ilvl="2" w15:tentative="1">
       <w:start w:val="1"/>
       <w:numFmt w:val="bullet"/>
       <w:lvlText w:val="■"/>
@@ -29051,7 +29055,7 @@
         <w:ind w:left="2160" w:hanging="360"/>
       </w:pPr>
     </w:lvl>
-    <w:lvl w:ilvl="3" w:tentative="1">
+    <w:lvl w:ilvl="3" w15:tentative="1">
       <w:start w:val="1"/>
       <w:numFmt w:val="bullet"/>
       <w:lvlText w:val="●"/>
@@ -29060,7 +29064,7 @@
         <w:ind w:left="2880" w:hanging="360"/>
       </w:pPr>
     </w:lvl>
-    <w:lvl w:ilvl="4" w:tentative="1">
+    <w:lvl w:ilvl="4" w15:tentative="1">
       <w:start w:val="1"/>
       <w:numFmt w:val="bullet"/>
       <w:lvlText w:val="○"/>
@@ -29069,7 +29073,7 @@
         <w:ind w:left="3600" w:hanging="360"/>
       </w:pPr>
     </w:lvl>
-    <w:lvl w:ilvl="5" w:tentative="1">
+    <w:lvl w:ilvl="5" w15:tentative="1">
       <w:start w:val="1"/>
       <w:numFmt w:val="bullet"/>
       <w:lvlText w:val="■"/>
@@ -29078,7 +29082,7 @@
         <w:ind w:left="4320" w:hanging="360"/>
       </w:pPr>
     </w:lvl>
-    <w:lvl w:ilvl="6" w:tentative="1">
+    <w:lvl w:ilvl="6" w15:tentative="1">
       <w:start w:val="1"/>
       <w:numFmt w:val="bullet"/>
       <w:lvlText w:val="●"/>
@@ -29087,7 +29091,7 @@
         <w:ind w:left="5040" w:hanging="360"/>
       </w:pPr>
     </w:lvl>
-    <w:lvl w:ilvl="7" w:tentative="1">
+    <w:lvl w:ilvl="7" w15:tentative="1">
       <w:start w:val="1"/>
       <w:numFmt w:val="bullet"/>
       <w:lvlText w:val="●"/>
@@ -29096,7 +29100,7 @@
         <w:ind w:left="5760" w:hanging="360"/>
       </w:pPr>
     </w:lvl>
-    <w:lvl w:ilvl="8" w:tentative="1">
+    <w:lvl w:ilvl="8" w15:tentative="1">
       <w:start w:val="1"/>
       <w:numFmt w:val="bullet"/>
       <w:lvlText w:val="●"/>
@@ -29108,11 +29112,11 @@
   </w:abstractNum>
   <w:abstractNum w:abstractNumId="2" w15:restartNumberingAfterBreak="0">
     <w:multiLevelType w:val="hybridMultilevel"/>
-    <w:lvl w:ilvl="0" w:tentative="1">
+    <w:lvl w:ilvl="0" w15:tentative="1">
       <w:start w:val="1"/>
       <w:numFmt w:val="decimal"/>
       <w:lvlText w:val="%1."/>
-      <w:lvlJc w:val="left"/>
+      <w:lvlJc w:val="start"/>
       <w:pPr>
         <w:ind w:left="400" w:hanging="300"/>
       </w:pPr>
@@ -29120,11 +29124,11 @@
   </w:abstractNum>
   <w:abstractNum w:abstractNumId="3" w15:restartNumberingAfterBreak="0">
     <w:multiLevelType w:val="hybridMultilevel"/>
-    <w:lvl w:ilvl="0" w:tentative="1">
+    <w:lvl w:ilvl="0" w15:tentative="1">
       <w:start w:val="1"/>
       <w:numFmt w:val="bullet"/>
       <w:lvlText w:val="•"/>
-      <w:lvlJc w:val="left"/>
+      <w:lvlJc w:val="start"/>
       <w:pPr>
         <w:ind w:left="400" w:hanging="300"/>
       </w:pPr>
@@ -29164,10 +29168,6 @@
     </w:rPrDefault>
     <w:pPrDefault/>
   </w:docDefaults>
-  <w:style w:type="paragraph" w:styleId="Normal" w:default="1">
-    <w:name w:val="Normal"/>
-    <w:qFormat/>
-  </w:style>
   <w:style w:type="paragraph" w:styleId="Title">
     <w:name w:val="Title"/>
     <w:basedOn w:val="Normal"/>
@@ -29340,294 +29340,4 @@
     </w:rPr>
   </w:style>
 </w:styles>
-</file>
-
-<file path=word/theme/theme1.xml><?xml version="1.0" encoding="utf-8"?>
-<a:theme xmlns:a="http://schemas.openxmlformats.org/drawingml/2006/main" name="Office Theme">
-  <a:themeElements>
-    <a:clrScheme name="Office">
-      <a:dk1>
-        <a:sysClr val="windowText" lastClr="000000"/>
-      </a:dk1>
-      <a:lt1>
-        <a:sysClr val="window" lastClr="FFFFFF"/>
-      </a:lt1>
-      <a:dk2>
-        <a:srgbClr val="44546A"/>
-      </a:dk2>
-      <a:lt2>
-        <a:srgbClr val="E7E6E6"/>
-      </a:lt2>
-      <a:accent1>
-        <a:srgbClr val="4472C4"/>
-      </a:accent1>
-      <a:accent2>
-        <a:srgbClr val="ED7D31"/>
-      </a:accent2>
-      <a:accent3>
-        <a:srgbClr val="A5A5A5"/>
-      </a:accent3>
-      <a:accent4>
-        <a:srgbClr val="FFC000"/>
-      </a:accent4>
-      <a:accent5>
-        <a:srgbClr val="5B9BD5"/>
-      </a:accent5>
-      <a:accent6>
-        <a:srgbClr val="70AD47"/>
-      </a:accent6>
-      <a:hlink>
-        <a:srgbClr val="0563C1"/>
-      </a:hlink>
-      <a:folHlink>
-        <a:srgbClr val="954F72"/>
-      </a:folHlink>
-    </a:clrScheme>
-    <a:fontScheme name="Office">
-      <a:majorFont>
-        <a:latin typeface="Calibri Light" panose="020F0302020204030204"/>
-        <a:ea typeface=""/>
-        <a:cs typeface=""/>
-        <a:font script="Jpan" typeface="游ゴシック Light"/>
-        <a:font script="Hang" typeface="맑은 고딕"/>
-        <a:font script="Hans" typeface="等线 Light"/>
-        <a:font script="Hant" typeface="新細明體"/>
-        <a:font script="Arab" typeface="Times New Roman"/>
-        <a:font script="Hebr" typeface="Times New Roman"/>
-        <a:font script="Thai" typeface="Angsana New"/>
-        <a:font script="Ethi" typeface="Nyala"/>
-        <a:font script="Beng" typeface="Vrinda"/>
-        <a:font script="Gujr" typeface="Shruti"/>
-        <a:font script="Khmr" typeface="MoolBoran"/>
-        <a:font script="Knda" typeface="Tunga"/>
-        <a:font script="Guru" typeface="Raavi"/>
-        <a:font script="Cans" typeface="Euphemia"/>
-        <a:font script="Cher" typeface="Plantagenet Cherokee"/>
-        <a:font script="Yiii" typeface="Microsoft Yi Baiti"/>
-        <a:font script="Tibt" typeface="Microsoft Himalaya"/>
-        <a:font script="Thaa" typeface="MV Boli"/>
-        <a:font script="Deva" typeface="Mangal"/>
-        <a:font script="Telu" typeface="Gautami"/>
-        <a:font script="Taml" typeface="Latha"/>
-        <a:font script="Syrc" typeface="Estrangelo Edessa"/>
-        <a:font script="Orya" typeface="Kalinga"/>
-        <a:font script="Mlym" typeface="Kartika"/>
-        <a:font script="Laoo" typeface="DokChampa"/>
-        <a:font script="Sinh" typeface="Iskoola Pota"/>
-        <a:font script="Mong" typeface="Mongolian Baiti"/>
-        <a:font script="Viet" typeface="Times New Roman"/>
-        <a:font script="Uigh" typeface="Microsoft Uighur"/>
-        <a:font script="Geor" typeface="Sylfaen"/>
-        <a:font script="Armn" typeface="Arial"/>
-        <a:font script="Bugi" typeface="Leelawadee UI"/>
-        <a:font script="Bopo" typeface="Microsoft JhengHei"/>
-        <a:font script="Java" typeface="Javanese Text"/>
-        <a:font script="Lisu" typeface="Segoe UI"/>
-        <a:font script="Mymr" typeface="Myanmar Text"/>
-        <a:font script="Nkoo" typeface="Ebrima"/>
-        <a:font script="Olck" typeface="Nirmala UI"/>
-        <a:font script="Osma" typeface="Ebrima"/>
-        <a:font script="Phag" typeface="Phagspa"/>
-        <a:font script="Syrn" typeface="Estrangelo Edessa"/>
-        <a:font script="Syrj" typeface="Estrangelo Edessa"/>
-        <a:font script="Syre" typeface="Estrangelo Edessa"/>
-        <a:font script="Sora" typeface="Nirmala UI"/>
-        <a:font script="Tale" typeface="Microsoft Tai Le"/>
-        <a:font script="Talu" typeface="Microsoft New Tai Lue"/>
-        <a:font script="Tfng" typeface="Ebrima"/>
-      </a:majorFont>
-      <a:minorFont>
-        <a:latin typeface="Calibri" panose="020F0502020204030204"/>
-        <a:ea typeface=""/>
-        <a:cs typeface=""/>
-        <a:font script="Jpan" typeface="游明朝"/>
-        <a:font script="Hang" typeface="맑은 고딕"/>
-        <a:font script="Hans" typeface="等线"/>
-        <a:font script="Hant" typeface="新細明體"/>
-        <a:font script="Arab" typeface="Arial"/>
-        <a:font script="Hebr" typeface="Arial"/>
-        <a:font script="Thai" typeface="Cordia New"/>
-        <a:font script="Ethi" typeface="Nyala"/>
-        <a:font script="Beng" typeface="Vrinda"/>
-        <a:font script="Gujr" typeface="Shruti"/>
-        <a:font script="Khmr" typeface="DaunPenh"/>
-        <a:font script="Knda" typeface="Tunga"/>
-        <a:font script="Guru" typeface="Raavi"/>
-        <a:font script="Cans" typeface="Euphemia"/>
-        <a:font script="Cher" typeface="Plantagenet Cherokee"/>
-        <a:font script="Yiii" typeface="Microsoft Yi Baiti"/>
-        <a:font script="Tibt" typeface="Microsoft Himalaya"/>
-        <a:font script="Thaa" typeface="MV Boli"/>
-        <a:font script="Deva" typeface="Mangal"/>
-        <a:font script="Telu" typeface="Gautami"/>
-        <a:font script="Taml" typeface="Latha"/>
-        <a:font script="Syrc" typeface="Estrangelo Edessa"/>
-        <a:font script="Orya" typeface="Kalinga"/>
-        <a:font script="Mlym" typeface="Kartika"/>
-        <a:font script="Laoo" typeface="DokChampa"/>
-        <a:font script="Sinh" typeface="Iskoola Pota"/>
-        <a:font script="Mong" typeface="Mongolian Baiti"/>
-        <a:font script="Viet" typeface="Arial"/>
-        <a:font script="Uigh" typeface="Microsoft Uighur"/>
-        <a:font script="Geor" typeface="Sylfaen"/>
-        <a:font script="Armn" typeface="Arial"/>
-        <a:font script="Bugi" typeface="Leelawadee UI"/>
-        <a:font script="Bopo" typeface="Microsoft JhengHei"/>
-        <a:font script="Java" typeface="Javanese Text"/>
-        <a:font script="Lisu" typeface="Segoe UI"/>
-        <a:font script="Mymr" typeface="Myanmar Text"/>
-        <a:font script="Nkoo" typeface="Ebrima"/>
-        <a:font script="Olck" typeface="Nirmala UI"/>
-        <a:font script="Osma" typeface="Ebrima"/>
-        <a:font script="Phag" typeface="Phagspa"/>
-        <a:font script="Syrn" typeface="Estrangelo Edessa"/>
-        <a:font script="Syrj" typeface="Estrangelo Edessa"/>
-        <a:font script="Syre" typeface="Estrangelo Edessa"/>
-        <a:font script="Sora" typeface="Nirmala UI"/>
-        <a:font script="Tale" typeface="Microsoft Tai Le"/>
-        <a:font script="Talu" typeface="Microsoft New Tai Lue"/>
-        <a:font script="Tfng" typeface="Ebrima"/>
-      </a:minorFont>
-    </a:fontScheme>
-    <a:fmtScheme name="Office">
-      <a:fillStyleLst>
-        <a:solidFill>
-          <a:schemeClr val="phClr"/>
-        </a:solidFill>
-        <a:gradFill rotWithShape="true">
-          <a:gsLst>
-            <a:gs pos="0">
-              <a:schemeClr val="phClr">
-                <a:lumMod val="110000"/>
-                <a:satMod val="105000"/>
-                <a:tint val="67000"/>
-              </a:schemeClr>
-            </a:gs>
-            <a:gs pos="50000">
-              <a:schemeClr val="phClr">
-                <a:lumMod val="105000"/>
-                <a:satMod val="103000"/>
-                <a:tint val="73000"/>
-              </a:schemeClr>
-            </a:gs>
-            <a:gs pos="100000">
-              <a:schemeClr val="phClr">
-                <a:lumMod val="105000"/>
-                <a:satMod val="109000"/>
-                <a:tint val="81000"/>
-              </a:schemeClr>
-            </a:gs>
-          </a:gsLst>
-          <a:lin ang="5400000" scaled="false"/>
-        </a:gradFill>
-        <a:gradFill rotWithShape="true">
-          <a:gsLst>
-            <a:gs pos="0">
-              <a:schemeClr val="phClr">
-                <a:satMod val="103000"/>
-                <a:lumMod val="102000"/>
-                <a:tint val="94000"/>
-              </a:schemeClr>
-            </a:gs>
-            <a:gs pos="50000">
-              <a:schemeClr val="phClr">
-                <a:satMod val="110000"/>
-                <a:lumMod val="100000"/>
-                <a:shade val="100000"/>
-              </a:schemeClr>
-            </a:gs>
-            <a:gs pos="100000">
-              <a:schemeClr val="phClr">
-                <a:lumMod val="99000"/>
-                <a:satMod val="120000"/>
-                <a:shade val="78000"/>
-              </a:schemeClr>
-            </a:gs>
-          </a:gsLst>
-          <a:lin ang="5400000" scaled="false"/>
-        </a:gradFill>
-      </a:fillStyleLst>
-      <a:lnStyleLst>
-        <a:ln w="6350" cap="flat" cmpd="sng" algn="ctr">
-          <a:solidFill>
-            <a:schemeClr val="phClr"/>
-          </a:solidFill>
-          <a:prstDash val="solid"/>
-          <a:miter lim="800000"/>
-        </a:ln>
-        <a:ln w="12700" cap="flat" cmpd="sng" algn="ctr">
-          <a:solidFill>
-            <a:schemeClr val="phClr"/>
-          </a:solidFill>
-          <a:prstDash val="solid"/>
-          <a:miter lim="800000"/>
-        </a:ln>
-        <a:ln w="19050" cap="flat" cmpd="sng" algn="ctr">
-          <a:solidFill>
-            <a:schemeClr val="phClr"/>
-          </a:solidFill>
-          <a:prstDash val="solid"/>
-          <a:miter lim="800000"/>
-        </a:ln>
-      </a:lnStyleLst>
-      <a:effectStyleLst>
-        <a:effectStyle>
-          <a:effectLst/>
-        </a:effectStyle>
-        <a:effectStyle>
-          <a:effectLst/>
-        </a:effectStyle>
-        <a:effectStyle>
-          <a:effectLst>
-            <a:outerShdw blurRad="57150" dist="19050" dir="5400000" algn="ctr" rotWithShape="false">
-              <a:srgbClr val="000000">
-                <a:alpha val="63000"/>
-              </a:srgbClr>
-            </a:outerShdw>
-          </a:effectLst>
-        </a:effectStyle>
-      </a:effectStyleLst>
-      <a:bgFillStyleLst>
-        <a:solidFill>
-          <a:schemeClr val="phClr"/>
-        </a:solidFill>
-        <a:solidFill>
-          <a:schemeClr val="phClr">
-            <a:tint val="95000"/>
-            <a:satMod val="170000"/>
-          </a:schemeClr>
-        </a:solidFill>
-        <a:gradFill rotWithShape="true">
-          <a:gsLst>
-            <a:gs pos="0">
-              <a:schemeClr val="phClr">
-                <a:tint val="93000"/>
-                <a:satMod val="150000"/>
-                <a:shade val="98000"/>
-                <a:lumMod val="102000"/>
-              </a:schemeClr>
-            </a:gs>
-            <a:gs pos="50000">
-              <a:schemeClr val="phClr">
-                <a:tint val="98000"/>
-                <a:satMod val="130000"/>
-                <a:shade val="90000"/>
-                <a:lumMod val="103000"/>
-              </a:schemeClr>
-            </a:gs>
-            <a:gs pos="100000">
-              <a:schemeClr val="phClr">
-                <a:shade val="63000"/>
-                <a:satMod val="120000"/>
-              </a:schemeClr>
-            </a:gs>
-          </a:gsLst>
-          <a:lin ang="5400000" scaled="false"/>
-        </a:gradFill>
-      </a:bgFillStyleLst>
-    </a:fmtScheme>
-  </a:themeElements>
-  <a:objectDefaults/>
-  <a:extraClrSchemeLst/>
-</a:theme>
 </file>